--- a/3학년 2학기/운영체제/과제 1/document.docx
+++ b/3학년 2학기/운영체제/과제 1/document.docx
@@ -1,6 +1,6 @@
 
 <file path=word/document.xml><?xml version="1.0" encoding="utf-8"?>
-<w:document xmlns:wpc="http://schemas.microsoft.com/office/word/2010/wordprocessingCanvas" xmlns:cx="http://schemas.microsoft.com/office/drawing/2014/chartex" xmlns:cx1="http://schemas.microsoft.com/office/drawing/2015/9/8/chartex" xmlns:cx2="http://schemas.microsoft.com/office/drawing/2015/10/21/chartex" xmlns:cx3="http://schemas.microsoft.com/office/drawing/2016/5/9/chartex" xmlns:cx4="http://schemas.microsoft.com/office/drawing/2016/5/10/chartex" xmlns:cx5="http://schemas.microsoft.com/office/drawing/2016/5/11/chartex" xmlns:cx6="http://schemas.microsoft.com/office/drawing/2016/5/12/chartex" xmlns:cx7="http://schemas.microsoft.com/office/drawing/2016/5/13/chartex" xmlns:cx8="http://schemas.microsoft.com/office/drawing/2016/5/14/chartex" xmlns:mc="http://schemas.openxmlformats.org/markup-compatibility/2006" xmlns:m="http://schemas.openxmlformats.org/officeDocument/2006/math" xmlns:aink="http://schemas.microsoft.com/office/drawing/2016/ink" xmlns:am3d="http://schemas.microsoft.com/office/drawing/2017/model3d" xmlns:oel="http://schemas.microsoft.com/office/2019/extlst" xmlns:r="http://schemas.openxmlformats.org/officeDocument/2006/relationships" xmlns:wp14="http://schemas.microsoft.com/office/word/2010/wordprocessingDrawing" xmlns:wp="http://schemas.openxmlformats.org/drawingml/2006/wordprocessingDrawing" xmlns:wpg="http://schemas.microsoft.com/office/word/2010/wordprocessingGroup" xmlns:wpi="http://schemas.microsoft.com/office/word/2010/wordprocessingInk" xmlns:wps="http://schemas.microsoft.com/office/word/2010/wordprocessingShape" xmlns:o="urn:schemas-microsoft-com:office:office" xmlns:v="urn:schemas-microsoft-com:vml" xmlns:w10="urn:schemas-microsoft-com:office:word" xmlns:w="http://schemas.openxmlformats.org/wordprocessingml/2006/main" xmlns:w14="http://schemas.microsoft.com/office/word/2010/wordml" xmlns:w15="http://schemas.microsoft.com/office/word/2012/wordml" xmlns:w16cex="http://schemas.microsoft.com/office/word/2018/wordml/cex" xmlns:w16cid="http://schemas.microsoft.com/office/word/2016/wordml/cid" xmlns:w16="http://schemas.microsoft.com/office/word/2018/wordml" xmlns:w16sdtdh="http://schemas.microsoft.com/office/word/2020/wordml/sdtdatahash" xmlns:w16sdtfl="http://schemas.microsoft.com/office/word/2024/wordml/sdtformatlock" xmlns:w16se="http://schemas.microsoft.com/office/word/2015/wordml/symex" xmlns:w16du="http://schemas.microsoft.com/office/word/2023/wordml/word16du" xmlns:wne="http://schemas.microsoft.com/office/word/2006/wordml" mc:Ignorable="w14 w15 w16se w16cid w16 w16cex w16sdtdh w16sdtfl w16du wp14">
+<w:document xmlns:wpc="http://schemas.microsoft.com/office/word/2010/wordprocessingCanvas" xmlns:cx="http://schemas.microsoft.com/office/drawing/2014/chartex" xmlns:mc="http://schemas.openxmlformats.org/markup-compatibility/2006" xmlns:o="urn:schemas-microsoft-com:office:office" xmlns:r="http://schemas.openxmlformats.org/officeDocument/2006/relationships" xmlns:m="http://schemas.openxmlformats.org/officeDocument/2006/math" xmlns:v="urn:schemas-microsoft-com:vml" xmlns:wp14="http://schemas.microsoft.com/office/word/2010/wordprocessingDrawing" xmlns:wp="http://schemas.openxmlformats.org/drawingml/2006/wordprocessingDrawing" xmlns:w10="urn:schemas-microsoft-com:office:word" xmlns:w="http://schemas.openxmlformats.org/wordprocessingml/2006/main" xmlns:w14="http://schemas.microsoft.com/office/word/2010/wordml" xmlns:w15="http://schemas.microsoft.com/office/word/2012/wordml" xmlns:w16se="http://schemas.microsoft.com/office/word/2015/wordml/symex" xmlns:wpg="http://schemas.microsoft.com/office/word/2010/wordprocessingGroup" xmlns:wpi="http://schemas.microsoft.com/office/word/2010/wordprocessingInk" xmlns:wne="http://schemas.microsoft.com/office/word/2006/wordml" xmlns:wps="http://schemas.microsoft.com/office/word/2010/wordprocessingShape" mc:Ignorable="w14 w15 w16se wp14">
   <w:body>
     <w:p>
       <w:pPr>
@@ -42,7 +42,6 @@
       <w:pPr>
         <w:jc w:val="center"/>
         <w:rPr>
-          <w:rFonts w:hint="eastAsia"/>
           <w:b/>
           <w:sz w:val="44"/>
         </w:rPr>
@@ -52,7 +51,6 @@
       <w:pPr>
         <w:jc w:val="center"/>
         <w:rPr>
-          <w:rFonts w:hint="eastAsia"/>
           <w:b/>
           <w:sz w:val="44"/>
         </w:rPr>
@@ -155,7 +153,6 @@
       <w:pPr>
         <w:jc w:val="center"/>
         <w:rPr>
-          <w:rFonts w:hint="eastAsia"/>
           <w:b/>
           <w:sz w:val="36"/>
         </w:rPr>
@@ -165,6 +162,7 @@
       <w:pPr>
         <w:jc w:val="right"/>
         <w:rPr>
+          <w:rFonts w:hint="eastAsia"/>
           <w:sz w:val="22"/>
         </w:rPr>
       </w:pPr>
@@ -181,6 +179,19 @@
         </w:rPr>
         <w:t>:</w:t>
       </w:r>
+      <w:r>
+        <w:rPr>
+          <w:sz w:val="22"/>
+        </w:rPr>
+        <w:t xml:space="preserve"> </w:t>
+      </w:r>
+      <w:r>
+        <w:rPr>
+          <w:rFonts w:hint="eastAsia"/>
+          <w:sz w:val="22"/>
+        </w:rPr>
+        <w:t>박성용</w:t>
+      </w:r>
     </w:p>
     <w:p>
       <w:pPr>
@@ -229,11 +240,25 @@
         </w:rPr>
         <w:t>:</w:t>
       </w:r>
+      <w:r>
+        <w:rPr>
+          <w:sz w:val="22"/>
+        </w:rPr>
+        <w:t xml:space="preserve"> </w:t>
+      </w:r>
+      <w:r>
+        <w:rPr>
+          <w:rFonts w:hint="eastAsia"/>
+          <w:sz w:val="22"/>
+        </w:rPr>
+        <w:t>태현준</w:t>
+      </w:r>
     </w:p>
     <w:p>
       <w:pPr>
         <w:jc w:val="right"/>
         <w:rPr>
+          <w:rFonts w:hint="eastAsia"/>
           <w:sz w:val="22"/>
         </w:rPr>
       </w:pPr>
@@ -244,21 +269,18 @@
         </w:rPr>
         <w:t>개발 기간 :</w:t>
       </w:r>
-    </w:p>
-    <w:p>
-      <w:pPr>
-        <w:rPr>
-          <w:sz w:val="22"/>
-        </w:rPr>
-      </w:pPr>
-    </w:p>
-    <w:p>
-      <w:pPr>
-        <w:rPr>
-          <w:b/>
-          <w:sz w:val="24"/>
-        </w:rPr>
-      </w:pPr>
+      <w:r>
+        <w:rPr>
+          <w:sz w:val="22"/>
+        </w:rPr>
+        <w:t xml:space="preserve"> </w:t>
+      </w:r>
+      <w:r>
+        <w:rPr>
+          <w:sz w:val="22"/>
+        </w:rPr>
+        <w:t>2026.09.10 ~ 2026.09.20</w:t>
+      </w:r>
     </w:p>
     <w:p>
       <w:pPr>
@@ -281,37 +303,187 @@
           <w:sz w:val="24"/>
           <w:szCs w:val="24"/>
         </w:rPr>
+        <w:lastRenderedPageBreak/>
         <w:t>개발 목표</w:t>
       </w:r>
     </w:p>
     <w:p>
       <w:pPr>
-        <w:pStyle w:val="a3"/>
-        <w:numPr>
-          <w:ilvl w:val="0"/>
-          <w:numId w:val="3"/>
-        </w:numPr>
-        <w:ind w:leftChars="0"/>
-        <w:rPr>
-          <w:b/>
-          <w:color w:val="4472C4" w:themeColor="accent5"/>
-          <w:sz w:val="22"/>
-        </w:rPr>
-      </w:pPr>
-      <w:r>
-        <w:rPr>
-          <w:rFonts w:hint="eastAsia"/>
-          <w:b/>
-          <w:color w:val="4472C4" w:themeColor="accent5"/>
-          <w:sz w:val="22"/>
-        </w:rPr>
-        <w:t>해당 프로젝트에서 구현할 내용을 간략히 서술.</w:t>
-      </w:r>
-    </w:p>
-    <w:p>
-      <w:pPr>
         <w:ind w:left="400"/>
         <w:rPr>
+          <w:rFonts w:hint="eastAsia"/>
+          <w:bCs/>
+          <w:color w:val="000000" w:themeColor="text1"/>
+          <w:sz w:val="22"/>
+        </w:rPr>
+      </w:pPr>
+      <w:r>
+        <w:rPr>
+          <w:bCs/>
+          <w:color w:val="000000" w:themeColor="text1"/>
+          <w:sz w:val="22"/>
+        </w:rPr>
+        <w:t xml:space="preserve">OS의 여러 필수 기능이 누락되어 있는 Pintos 상에서 일반적인 ELF 유저 프로그램이 정상적으로 실행될 수 있도록 커널의 필수 기능들을 </w:t>
+      </w:r>
+      <w:r>
+        <w:rPr>
+          <w:bCs/>
+          <w:color w:val="000000" w:themeColor="text1"/>
+          <w:sz w:val="22"/>
+        </w:rPr>
+        <w:t>구현</w:t>
+      </w:r>
+      <w:r>
+        <w:rPr>
+          <w:rFonts w:hint="eastAsia"/>
+          <w:bCs/>
+          <w:color w:val="000000" w:themeColor="text1"/>
+          <w:sz w:val="22"/>
+        </w:rPr>
+        <w:t>한다.</w:t>
+      </w:r>
+    </w:p>
+    <w:p>
+      <w:pPr>
+        <w:ind w:left="400"/>
+        <w:rPr>
+          <w:bCs/>
+          <w:color w:val="000000" w:themeColor="text1"/>
+          <w:sz w:val="22"/>
+        </w:rPr>
+      </w:pPr>
+      <w:r>
+        <w:rPr>
+          <w:bCs/>
+          <w:color w:val="000000" w:themeColor="text1"/>
+          <w:sz w:val="22"/>
+        </w:rPr>
+        <w:t xml:space="preserve">가장 먼저 사용자가 입력한 명령어 문자열을 파싱하여 유저 스택에 인자를 저장하고 커널로 전달하는 과정을 </w:t>
+      </w:r>
+      <w:r>
+        <w:rPr>
+          <w:bCs/>
+          <w:color w:val="000000" w:themeColor="text1"/>
+          <w:sz w:val="22"/>
+        </w:rPr>
+        <w:t>구현</w:t>
+      </w:r>
+      <w:r>
+        <w:rPr>
+          <w:rFonts w:hint="eastAsia"/>
+          <w:bCs/>
+          <w:color w:val="000000" w:themeColor="text1"/>
+          <w:sz w:val="22"/>
+        </w:rPr>
+        <w:t>한</w:t>
+      </w:r>
+      <w:r>
+        <w:rPr>
+          <w:bCs/>
+          <w:color w:val="000000" w:themeColor="text1"/>
+          <w:sz w:val="22"/>
+        </w:rPr>
+        <w:t xml:space="preserve">다. </w:t>
+      </w:r>
+      <w:r>
+        <w:rPr>
+          <w:rFonts w:hint="eastAsia"/>
+          <w:bCs/>
+          <w:color w:val="000000" w:themeColor="text1"/>
+          <w:sz w:val="22"/>
+        </w:rPr>
+        <w:t>그 후,</w:t>
+      </w:r>
+      <w:r>
+        <w:rPr>
+          <w:bCs/>
+          <w:color w:val="000000" w:themeColor="text1"/>
+          <w:sz w:val="22"/>
+        </w:rPr>
+        <w:t xml:space="preserve"> </w:t>
+      </w:r>
+      <w:r>
+        <w:rPr>
+          <w:bCs/>
+          <w:color w:val="000000" w:themeColor="text1"/>
+          <w:sz w:val="22"/>
+        </w:rPr>
+        <w:t>유저 가상 메모리와 커널 메모리를 분리하고 포인터의 유효성을 검증하여 잘못된 접근으로부터</w:t>
+      </w:r>
+      <w:r>
+        <w:rPr>
+          <w:rFonts w:hint="eastAsia"/>
+          <w:bCs/>
+          <w:color w:val="000000" w:themeColor="text1"/>
+          <w:sz w:val="22"/>
+        </w:rPr>
+        <w:t xml:space="preserve"> 시스템 보호를 구현한다</w:t>
+      </w:r>
+      <w:r>
+        <w:rPr>
+          <w:bCs/>
+          <w:color w:val="000000" w:themeColor="text1"/>
+          <w:sz w:val="22"/>
+        </w:rPr>
+        <w:t xml:space="preserve">. 나아가 유저 프로그램이 커널의 기능을 안전하게 사용할 수 있도록 인터럽트 기반의 시스템 콜 핸들러를 구축하고, 프로세스 및 파일 시스템 제어를 위한 기본 시스템 </w:t>
+      </w:r>
+      <w:r>
+        <w:rPr>
+          <w:rFonts w:hint="eastAsia"/>
+          <w:bCs/>
+          <w:color w:val="000000" w:themeColor="text1"/>
+          <w:sz w:val="22"/>
+        </w:rPr>
+        <w:t>콜과</w:t>
+      </w:r>
+      <w:r>
+        <w:rPr>
+          <w:bCs/>
+          <w:color w:val="000000" w:themeColor="text1"/>
+          <w:sz w:val="22"/>
+        </w:rPr>
+        <w:t xml:space="preserve"> 두 가지 사용자 정의 시스템 콜(fibonacci, max_of_four_int)을 </w:t>
+      </w:r>
+      <w:r>
+        <w:rPr>
+          <w:bCs/>
+          <w:color w:val="000000" w:themeColor="text1"/>
+          <w:sz w:val="22"/>
+        </w:rPr>
+        <w:t>구현</w:t>
+      </w:r>
+      <w:r>
+        <w:rPr>
+          <w:rFonts w:hint="eastAsia"/>
+          <w:bCs/>
+          <w:color w:val="000000" w:themeColor="text1"/>
+          <w:sz w:val="22"/>
+        </w:rPr>
+        <w:t>한</w:t>
+      </w:r>
+      <w:r>
+        <w:rPr>
+          <w:bCs/>
+          <w:color w:val="000000" w:themeColor="text1"/>
+          <w:sz w:val="22"/>
+        </w:rPr>
+        <w:t xml:space="preserve">다. 마지막으로 다중 프로세스 환경에서의 파일 시스템 접근 동기화 처리를 수행하고 올바른 프로세스 종료 메시지 출력 기능을 추가함으로써, 안정적인 유저 프로그램 구동 환경을 구축하는 것이 이번 과제의 세부 </w:t>
+      </w:r>
+      <w:r>
+        <w:rPr>
+          <w:rFonts w:hint="eastAsia"/>
+          <w:bCs/>
+          <w:color w:val="000000" w:themeColor="text1"/>
+          <w:sz w:val="22"/>
+        </w:rPr>
+        <w:t>목표이다.</w:t>
+      </w:r>
+    </w:p>
+    <w:p>
+      <w:pPr>
+        <w:ind w:left="400"/>
+        <w:rPr>
+          <w:rFonts w:hint="eastAsia"/>
           <w:bCs/>
           <w:color w:val="000000" w:themeColor="text1"/>
           <w:sz w:val="22"/>
@@ -473,9 +645,159 @@
         <w:ind w:leftChars="380" w:left="760"/>
         <w:rPr>
           <w:bCs/>
-          <w:color w:val="4472C4" w:themeColor="accent5"/>
-          <w:sz w:val="22"/>
-          <w:szCs w:val="24"/>
+          <w:color w:val="000000" w:themeColor="text1"/>
+          <w:sz w:val="22"/>
+        </w:rPr>
+      </w:pPr>
+      <w:r>
+        <w:rPr>
+          <w:rFonts w:hint="eastAsia"/>
+          <w:bCs/>
+          <w:color w:val="000000" w:themeColor="text1"/>
+          <w:sz w:val="22"/>
+        </w:rPr>
+        <w:t>구현</w:t>
+      </w:r>
+      <w:r>
+        <w:rPr>
+          <w:bCs/>
+          <w:color w:val="000000" w:themeColor="text1"/>
+          <w:sz w:val="22"/>
+        </w:rPr>
+        <w:t xml:space="preserve"> 이유</w:t>
+      </w:r>
+      <w:r>
+        <w:rPr>
+          <w:rFonts w:hint="eastAsia"/>
+          <w:bCs/>
+          <w:color w:val="000000" w:themeColor="text1"/>
+          <w:sz w:val="22"/>
+        </w:rPr>
+        <w:t xml:space="preserve"> </w:t>
+      </w:r>
+      <w:r>
+        <w:rPr>
+          <w:bCs/>
+          <w:color w:val="000000" w:themeColor="text1"/>
+          <w:sz w:val="22"/>
+        </w:rPr>
+        <w:t>: 유저 프로그램을 실행할 때 전달하는 명령어와 옵션, 인자를 프로그램 내부로 전달하기 위해 필요하다.</w:t>
+      </w:r>
+    </w:p>
+    <w:p>
+      <w:pPr>
+        <w:pStyle w:val="a3"/>
+        <w:ind w:leftChars="380" w:left="760"/>
+        <w:rPr>
+          <w:bCs/>
+          <w:color w:val="000000" w:themeColor="text1"/>
+          <w:sz w:val="22"/>
+        </w:rPr>
+      </w:pPr>
+    </w:p>
+    <w:p>
+      <w:pPr>
+        <w:pStyle w:val="a3"/>
+        <w:ind w:leftChars="380" w:left="760"/>
+        <w:rPr>
+          <w:bCs/>
+          <w:color w:val="000000" w:themeColor="text1"/>
+          <w:sz w:val="22"/>
+        </w:rPr>
+      </w:pPr>
+      <w:r>
+        <w:rPr>
+          <w:rFonts w:hint="eastAsia"/>
+          <w:bCs/>
+          <w:color w:val="000000" w:themeColor="text1"/>
+          <w:sz w:val="22"/>
+        </w:rPr>
+        <w:t>기대</w:t>
+      </w:r>
+      <w:r>
+        <w:rPr>
+          <w:bCs/>
+          <w:color w:val="000000" w:themeColor="text1"/>
+          <w:sz w:val="22"/>
+        </w:rPr>
+        <w:t xml:space="preserve"> 결과</w:t>
+      </w:r>
+      <w:r>
+        <w:rPr>
+          <w:rFonts w:hint="eastAsia"/>
+          <w:bCs/>
+          <w:color w:val="000000" w:themeColor="text1"/>
+          <w:sz w:val="22"/>
+        </w:rPr>
+        <w:t xml:space="preserve"> </w:t>
+      </w:r>
+      <w:r>
+        <w:rPr>
+          <w:bCs/>
+          <w:color w:val="000000" w:themeColor="text1"/>
+          <w:sz w:val="22"/>
+        </w:rPr>
+        <w:t>: 커널이 전달받은 인자 문자열을 올바르게 파싱하여 유저 스택에 적재함으로써, 유저 프로그램</w:t>
+      </w:r>
+      <w:r>
+        <w:rPr>
+          <w:bCs/>
+          <w:color w:val="000000" w:themeColor="text1"/>
+          <w:sz w:val="22"/>
+        </w:rPr>
+        <w:t>(echo</w:t>
+      </w:r>
+      <w:r>
+        <w:rPr>
+          <w:bCs/>
+          <w:color w:val="000000" w:themeColor="text1"/>
+          <w:sz w:val="22"/>
+        </w:rPr>
+        <w:t xml:space="preserve"> 등)이 정상적인 동작을 수행할 수 있다</w:t>
+      </w:r>
+    </w:p>
+    <w:p>
+      <w:pPr>
+        <w:pStyle w:val="a3"/>
+        <w:ind w:leftChars="380" w:left="760"/>
+        <w:rPr>
+          <w:bCs/>
+          <w:color w:val="000000" w:themeColor="text1"/>
+          <w:sz w:val="22"/>
+        </w:rPr>
+      </w:pPr>
+    </w:p>
+    <w:p>
+      <w:pPr>
+        <w:pStyle w:val="a3"/>
+        <w:ind w:leftChars="380" w:left="760"/>
+        <w:rPr>
+          <w:bCs/>
+          <w:color w:val="000000" w:themeColor="text1"/>
+          <w:sz w:val="22"/>
+        </w:rPr>
+      </w:pPr>
+    </w:p>
+    <w:p>
+      <w:pPr>
+        <w:pStyle w:val="a3"/>
+        <w:ind w:leftChars="380" w:left="760"/>
+        <w:rPr>
+          <w:bCs/>
+          <w:color w:val="000000" w:themeColor="text1"/>
+          <w:sz w:val="22"/>
+        </w:rPr>
+      </w:pPr>
+    </w:p>
+    <w:p>
+      <w:pPr>
+        <w:pStyle w:val="a3"/>
+        <w:ind w:leftChars="380" w:left="760"/>
+        <w:rPr>
+          <w:rFonts w:hint="eastAsia"/>
+          <w:bCs/>
+          <w:color w:val="000000" w:themeColor="text1"/>
+          <w:sz w:val="22"/>
         </w:rPr>
       </w:pPr>
     </w:p>
@@ -501,14 +823,135 @@
           <w:sz w:val="22"/>
           <w:szCs w:val="24"/>
         </w:rPr>
+        <w:lastRenderedPageBreak/>
         <w:t>User Memory Access</w:t>
       </w:r>
     </w:p>
     <w:p>
       <w:pPr>
         <w:pStyle w:val="a3"/>
+        <w:ind w:leftChars="0" w:left="760"/>
+        <w:rPr>
+          <w:bCs/>
+          <w:color w:val="000000" w:themeColor="text1"/>
+          <w:sz w:val="22"/>
+        </w:rPr>
+      </w:pPr>
+      <w:r>
+        <w:rPr>
+          <w:rFonts w:hint="eastAsia"/>
+          <w:bCs/>
+          <w:color w:val="000000" w:themeColor="text1"/>
+          <w:sz w:val="22"/>
+        </w:rPr>
+        <w:t>구현</w:t>
+      </w:r>
+      <w:r>
+        <w:rPr>
+          <w:bCs/>
+          <w:color w:val="000000" w:themeColor="text1"/>
+          <w:sz w:val="22"/>
+        </w:rPr>
+        <w:t xml:space="preserve"> 이유</w:t>
+      </w:r>
+      <w:r>
+        <w:rPr>
+          <w:rFonts w:hint="eastAsia"/>
+          <w:bCs/>
+          <w:color w:val="000000" w:themeColor="text1"/>
+          <w:sz w:val="22"/>
+        </w:rPr>
+        <w:t xml:space="preserve"> </w:t>
+      </w:r>
+      <w:r>
+        <w:rPr>
+          <w:bCs/>
+          <w:color w:val="000000" w:themeColor="text1"/>
+          <w:sz w:val="22"/>
+        </w:rPr>
+        <w:t xml:space="preserve">: 유저 프로그램의 버그나 악의적인 의도로 인해 커널 영역의 데이터나 코드가 손상되는 것을 </w:t>
+      </w:r>
+      <w:r>
+        <w:rPr>
+          <w:rFonts w:hint="eastAsia"/>
+          <w:bCs/>
+          <w:color w:val="000000" w:themeColor="text1"/>
+          <w:sz w:val="22"/>
+        </w:rPr>
+        <w:t xml:space="preserve">방지하기 </w:t>
+      </w:r>
+      <w:r>
+        <w:rPr>
+          <w:bCs/>
+          <w:color w:val="000000" w:themeColor="text1"/>
+          <w:sz w:val="22"/>
+        </w:rPr>
+        <w:t>위해 필요하다</w:t>
+      </w:r>
+      <w:r>
+        <w:rPr>
+          <w:bCs/>
+          <w:color w:val="000000" w:themeColor="text1"/>
+          <w:sz w:val="22"/>
+        </w:rPr>
+        <w:t>.</w:t>
+      </w:r>
+    </w:p>
+    <w:p>
+      <w:pPr>
+        <w:pStyle w:val="a3"/>
+        <w:ind w:leftChars="0" w:left="760"/>
+        <w:rPr>
+          <w:bCs/>
+          <w:color w:val="4472C4" w:themeColor="accent5"/>
+          <w:sz w:val="22"/>
+          <w:szCs w:val="24"/>
+        </w:rPr>
+      </w:pPr>
+      <w:r>
+        <w:rPr>
+          <w:bCs/>
+          <w:color w:val="000000" w:themeColor="text1"/>
+          <w:sz w:val="22"/>
+        </w:rPr>
+        <w:t>기대 결과</w:t>
+      </w:r>
+      <w:r>
+        <w:rPr>
+          <w:rFonts w:hint="eastAsia"/>
+          <w:bCs/>
+          <w:color w:val="000000" w:themeColor="text1"/>
+          <w:sz w:val="22"/>
+        </w:rPr>
+        <w:t xml:space="preserve"> </w:t>
+      </w:r>
+      <w:r>
+        <w:rPr>
+          <w:bCs/>
+          <w:color w:val="000000" w:themeColor="text1"/>
+          <w:sz w:val="22"/>
+        </w:rPr>
+        <w:t>: 시스템 콜 호출 시 전달된 포인터를 엄격히 검증하여, 잘못된 메모리 접근이 감지될 경우 해당 프로세스만 안전하게 강제 종료시키므로 OS 전체의 안정성이 보장된다.</w:t>
+      </w:r>
+    </w:p>
+    <w:p>
+      <w:pPr>
+        <w:pStyle w:val="a3"/>
         <w:ind w:leftChars="380" w:left="760"/>
         <w:rPr>
+          <w:bCs/>
+          <w:color w:val="4472C4" w:themeColor="accent5"/>
+          <w:sz w:val="22"/>
+          <w:szCs w:val="24"/>
+        </w:rPr>
+      </w:pPr>
+    </w:p>
+    <w:p>
+      <w:pPr>
+        <w:pStyle w:val="a3"/>
+        <w:ind w:leftChars="380" w:left="760"/>
+        <w:rPr>
+          <w:rFonts w:hint="eastAsia"/>
           <w:bCs/>
           <w:color w:val="4472C4" w:themeColor="accent5"/>
           <w:sz w:val="22"/>
@@ -525,7 +968,6 @@
         </w:numPr>
         <w:ind w:leftChars="380" w:left="1120"/>
         <w:rPr>
-          <w:rFonts w:hint="eastAsia"/>
           <w:bCs/>
           <w:color w:val="4472C4" w:themeColor="accent5"/>
           <w:sz w:val="22"/>
@@ -545,7 +987,117 @@
     <w:p>
       <w:pPr>
         <w:pStyle w:val="a3"/>
-        <w:ind w:leftChars="380" w:left="760"/>
+        <w:ind w:leftChars="360" w:left="720"/>
+        <w:rPr>
+          <w:bCs/>
+          <w:color w:val="4472C4" w:themeColor="accent5"/>
+          <w:sz w:val="22"/>
+          <w:szCs w:val="24"/>
+        </w:rPr>
+      </w:pPr>
+      <w:r>
+        <w:rPr>
+          <w:rFonts w:hint="eastAsia"/>
+          <w:bCs/>
+          <w:color w:val="000000" w:themeColor="text1"/>
+          <w:sz w:val="22"/>
+        </w:rPr>
+        <w:t>구현</w:t>
+      </w:r>
+      <w:r>
+        <w:rPr>
+          <w:bCs/>
+          <w:color w:val="000000" w:themeColor="text1"/>
+          <w:sz w:val="22"/>
+        </w:rPr>
+        <w:t xml:space="preserve"> 이유</w:t>
+      </w:r>
+      <w:r>
+        <w:rPr>
+          <w:rFonts w:hint="eastAsia"/>
+          <w:bCs/>
+          <w:color w:val="000000" w:themeColor="text1"/>
+          <w:sz w:val="22"/>
+        </w:rPr>
+        <w:t xml:space="preserve"> </w:t>
+      </w:r>
+      <w:r>
+        <w:rPr>
+          <w:bCs/>
+          <w:color w:val="000000" w:themeColor="text1"/>
+          <w:sz w:val="22"/>
+        </w:rPr>
+        <w:t>: 하나의 프로세스가 동시에 여러 개의 파일을 열고 접근할 수 있도록 각각의 열린 파일을 식별하고 관리할 수단이 필요하기 때문이다.</w:t>
+      </w:r>
+    </w:p>
+    <w:p>
+      <w:pPr>
+        <w:pStyle w:val="a3"/>
+        <w:ind w:leftChars="0" w:left="760"/>
+        <w:rPr>
+          <w:bCs/>
+          <w:color w:val="000000" w:themeColor="text1"/>
+          <w:sz w:val="22"/>
+        </w:rPr>
+      </w:pPr>
+      <w:r>
+        <w:rPr>
+          <w:bCs/>
+          <w:color w:val="000000" w:themeColor="text1"/>
+          <w:sz w:val="22"/>
+        </w:rPr>
+        <w:t>기대 결과</w:t>
+      </w:r>
+      <w:r>
+        <w:rPr>
+          <w:rFonts w:hint="eastAsia"/>
+          <w:bCs/>
+          <w:color w:val="000000" w:themeColor="text1"/>
+          <w:sz w:val="22"/>
+        </w:rPr>
+        <w:t xml:space="preserve"> </w:t>
+      </w:r>
+      <w:r>
+        <w:rPr>
+          <w:bCs/>
+          <w:color w:val="000000" w:themeColor="text1"/>
+          <w:sz w:val="22"/>
+        </w:rPr>
+        <w:t>: 프로세스마다 독립적인 파일 디스크립터</w:t>
+      </w:r>
+      <w:r>
+        <w:rPr>
+          <w:rFonts w:hint="eastAsia"/>
+          <w:bCs/>
+          <w:color w:val="000000" w:themeColor="text1"/>
+          <w:sz w:val="22"/>
+        </w:rPr>
+        <w:t xml:space="preserve"> </w:t>
+      </w:r>
+      <w:r>
+        <w:rPr>
+          <w:bCs/>
+          <w:color w:val="000000" w:themeColor="text1"/>
+          <w:sz w:val="22"/>
+        </w:rPr>
+        <w:t>테이블을 가지게 되어 체계적인 입출력 작업이 가능해지며, STDIN(0)과 STDOUT(1)을 포함한 파일 입출력을 정상적으로 처리할 수 있다.</w:t>
+      </w:r>
+    </w:p>
+    <w:p>
+      <w:pPr>
+        <w:pStyle w:val="a3"/>
+        <w:ind w:leftChars="0" w:left="760"/>
+        <w:rPr>
+          <w:bCs/>
+          <w:color w:val="000000" w:themeColor="text1"/>
+          <w:sz w:val="22"/>
+        </w:rPr>
+      </w:pPr>
+    </w:p>
+    <w:p>
+      <w:pPr>
+        <w:pStyle w:val="a3"/>
+        <w:ind w:leftChars="0" w:left="760"/>
         <w:rPr>
           <w:rFonts w:hint="eastAsia"/>
           <w:bCs/>
@@ -583,10 +1135,120 @@
     <w:p>
       <w:pPr>
         <w:pStyle w:val="a3"/>
-        <w:ind w:leftChars="580" w:left="1160"/>
-        <w:rPr>
-          <w:rFonts w:hint="eastAsia"/>
-          <w:bCs/>
+        <w:ind w:leftChars="360" w:left="720"/>
+        <w:rPr>
+          <w:bCs/>
+          <w:color w:val="000000" w:themeColor="text1"/>
+          <w:sz w:val="22"/>
+        </w:rPr>
+      </w:pPr>
+      <w:r>
+        <w:rPr>
+          <w:rFonts w:hint="eastAsia"/>
+          <w:bCs/>
+          <w:color w:val="000000" w:themeColor="text1"/>
+          <w:sz w:val="22"/>
+        </w:rPr>
+        <w:t>구현</w:t>
+      </w:r>
+      <w:r>
+        <w:rPr>
+          <w:bCs/>
+          <w:color w:val="000000" w:themeColor="text1"/>
+          <w:sz w:val="22"/>
+        </w:rPr>
+        <w:t xml:space="preserve"> 이유</w:t>
+      </w:r>
+      <w:r>
+        <w:rPr>
+          <w:rFonts w:hint="eastAsia"/>
+          <w:bCs/>
+          <w:color w:val="000000" w:themeColor="text1"/>
+          <w:sz w:val="22"/>
+        </w:rPr>
+        <w:t xml:space="preserve"> </w:t>
+      </w:r>
+      <w:r>
+        <w:rPr>
+          <w:bCs/>
+          <w:color w:val="000000" w:themeColor="text1"/>
+          <w:sz w:val="22"/>
+        </w:rPr>
+        <w:t>: 유저 모드에서는 메모리 할당, 프로세스 제어, 디스크 파일 접근 등 커널이 관리하는 시스템 핵심 자원에 직접 접근할 수 없으므로, 이를 대행해 줄 안전한 인터페이스가 필요하다</w:t>
+      </w:r>
+      <w:r>
+        <w:rPr>
+          <w:bCs/>
+          <w:color w:val="000000" w:themeColor="text1"/>
+          <w:sz w:val="22"/>
+        </w:rPr>
+        <w:t xml:space="preserve">. </w:t>
+      </w:r>
+    </w:p>
+    <w:p>
+      <w:pPr>
+        <w:pStyle w:val="a3"/>
+        <w:ind w:leftChars="360" w:left="720"/>
+        <w:rPr>
+          <w:bCs/>
+          <w:color w:val="000000" w:themeColor="text1"/>
+          <w:sz w:val="22"/>
+        </w:rPr>
+      </w:pPr>
+      <w:r>
+        <w:rPr>
+          <w:bCs/>
+          <w:color w:val="000000" w:themeColor="text1"/>
+          <w:sz w:val="22"/>
+        </w:rPr>
+        <w:t>기대 결과: 프로세스 제어 및 파일 I/O와 관련된 다양한 시스템 콜이 구현되어, 일반적인 유저 어플리케이션이 Pintos 상에서 정상적으로 실행되고 종료될 수 있다.</w:t>
+      </w:r>
+    </w:p>
+    <w:p>
+      <w:pPr>
+        <w:pStyle w:val="a3"/>
+        <w:ind w:leftChars="360" w:left="720"/>
+        <w:rPr>
+          <w:bCs/>
+          <w:color w:val="4472C4" w:themeColor="accent5"/>
+          <w:sz w:val="22"/>
+          <w:szCs w:val="24"/>
+        </w:rPr>
+      </w:pPr>
+    </w:p>
+    <w:p>
+      <w:pPr>
+        <w:pStyle w:val="a3"/>
+        <w:ind w:leftChars="360" w:left="720"/>
+        <w:rPr>
+          <w:bCs/>
+          <w:color w:val="4472C4" w:themeColor="accent5"/>
+          <w:sz w:val="22"/>
+          <w:szCs w:val="24"/>
+        </w:rPr>
+      </w:pPr>
+    </w:p>
+    <w:p>
+      <w:pPr>
+        <w:pStyle w:val="a3"/>
+        <w:ind w:leftChars="360" w:left="720"/>
+        <w:rPr>
+          <w:rFonts w:hint="eastAsia"/>
+          <w:bCs/>
+          <w:color w:val="4472C4" w:themeColor="accent5"/>
+          <w:sz w:val="22"/>
+          <w:szCs w:val="24"/>
+        </w:rPr>
+      </w:pPr>
+    </w:p>
+    <w:p>
+      <w:pPr>
+        <w:pStyle w:val="a3"/>
+        <w:ind w:leftChars="360" w:left="720"/>
+        <w:rPr>
+          <w:rFonts w:hint="eastAsia"/>
+          <w:bCs/>
+          <w:color w:val="4472C4" w:themeColor="accent5"/>
           <w:sz w:val="22"/>
           <w:szCs w:val="24"/>
         </w:rPr>
@@ -614,14 +1276,332 @@
           <w:sz w:val="22"/>
           <w:szCs w:val="24"/>
         </w:rPr>
+        <w:lastRenderedPageBreak/>
         <w:t>Synchronization in Filesystem</w:t>
       </w:r>
     </w:p>
     <w:p>
       <w:pPr>
-        <w:ind w:left="400"/>
-        <w:rPr>
-          <w:bCs/>
+        <w:pStyle w:val="a3"/>
+        <w:ind w:leftChars="360" w:left="720"/>
+        <w:rPr>
+          <w:bCs/>
+          <w:color w:val="000000" w:themeColor="text1"/>
+          <w:sz w:val="22"/>
+        </w:rPr>
+      </w:pPr>
+      <w:r>
+        <w:rPr>
+          <w:rFonts w:hint="eastAsia"/>
+          <w:bCs/>
+          <w:color w:val="000000" w:themeColor="text1"/>
+          <w:sz w:val="22"/>
+        </w:rPr>
+        <w:t>구현</w:t>
+      </w:r>
+      <w:r>
+        <w:rPr>
+          <w:bCs/>
+          <w:color w:val="000000" w:themeColor="text1"/>
+          <w:sz w:val="22"/>
+        </w:rPr>
+        <w:t xml:space="preserve"> 이유</w:t>
+      </w:r>
+      <w:r>
+        <w:rPr>
+          <w:rFonts w:hint="eastAsia"/>
+          <w:bCs/>
+          <w:color w:val="000000" w:themeColor="text1"/>
+          <w:sz w:val="22"/>
+        </w:rPr>
+        <w:t xml:space="preserve"> </w:t>
+      </w:r>
+      <w:r>
+        <w:rPr>
+          <w:bCs/>
+          <w:color w:val="000000" w:themeColor="text1"/>
+          <w:sz w:val="22"/>
+        </w:rPr>
+        <w:t>: Pintos의 기본</w:t>
+      </w:r>
+      <w:r>
+        <w:rPr>
+          <w:rFonts w:hint="eastAsia"/>
+          <w:bCs/>
+          <w:color w:val="000000" w:themeColor="text1"/>
+          <w:sz w:val="22"/>
+        </w:rPr>
+        <w:t xml:space="preserve"> </w:t>
+      </w:r>
+      <w:r>
+        <w:rPr>
+          <w:bCs/>
+          <w:color w:val="000000" w:themeColor="text1"/>
+          <w:sz w:val="22"/>
+        </w:rPr>
+        <w:t>파일 시스템은 내부적인 동기화를 지원하지 않아, 다수의 프로세스가 동시에 파일 읽기/쓰기를 시도할 경우 데이터 오염이나 커널 패닉 등 경쟁 상태</w:t>
+      </w:r>
+      <w:r>
+        <w:rPr>
+          <w:rFonts w:hint="eastAsia"/>
+          <w:bCs/>
+          <w:color w:val="000000" w:themeColor="text1"/>
+          <w:sz w:val="22"/>
+        </w:rPr>
+        <w:t xml:space="preserve"> </w:t>
+      </w:r>
+      <w:r>
+        <w:rPr>
+          <w:bCs/>
+          <w:color w:val="000000" w:themeColor="text1"/>
+          <w:sz w:val="22"/>
+        </w:rPr>
+        <w:t>문제가 발생한다</w:t>
+      </w:r>
+      <w:r>
+        <w:rPr>
+          <w:bCs/>
+          <w:color w:val="000000" w:themeColor="text1"/>
+          <w:sz w:val="22"/>
+        </w:rPr>
+        <w:t xml:space="preserve">. </w:t>
+      </w:r>
+      <w:r>
+        <w:rPr>
+          <w:rFonts w:hint="eastAsia"/>
+          <w:bCs/>
+          <w:color w:val="000000" w:themeColor="text1"/>
+          <w:sz w:val="22"/>
+        </w:rPr>
+        <w:t>이를 방지하기 위해 필요하다.</w:t>
+      </w:r>
+    </w:p>
+    <w:p>
+      <w:pPr>
+        <w:pStyle w:val="a3"/>
+        <w:ind w:leftChars="360" w:left="720"/>
+        <w:rPr>
+          <w:bCs/>
+          <w:color w:val="000000" w:themeColor="text1"/>
+          <w:sz w:val="22"/>
+        </w:rPr>
+      </w:pPr>
+      <w:r>
+        <w:rPr>
+          <w:bCs/>
+          <w:color w:val="000000" w:themeColor="text1"/>
+          <w:sz w:val="22"/>
+        </w:rPr>
+        <w:t>기대 결과: 여러 스레드가 동시에 파일 시스템에 접근하더라도 데이터의 일관성과 무결성을 안전하게 유지할 수 있다</w:t>
+      </w:r>
+    </w:p>
+    <w:p>
+      <w:pPr>
+        <w:pStyle w:val="a3"/>
+        <w:ind w:leftChars="360" w:left="720"/>
+        <w:rPr>
+          <w:bCs/>
+          <w:color w:val="000000" w:themeColor="text1"/>
+          <w:sz w:val="22"/>
+        </w:rPr>
+      </w:pPr>
+    </w:p>
+    <w:p>
+      <w:pPr>
+        <w:pStyle w:val="a3"/>
+        <w:ind w:leftChars="360" w:left="720"/>
+        <w:rPr>
+          <w:bCs/>
+          <w:color w:val="000000" w:themeColor="text1"/>
+          <w:sz w:val="22"/>
+        </w:rPr>
+      </w:pPr>
+    </w:p>
+    <w:p>
+      <w:pPr>
+        <w:pStyle w:val="a3"/>
+        <w:ind w:leftChars="360" w:left="720"/>
+        <w:rPr>
+          <w:bCs/>
+          <w:color w:val="000000" w:themeColor="text1"/>
+          <w:sz w:val="22"/>
+        </w:rPr>
+      </w:pPr>
+    </w:p>
+    <w:p>
+      <w:pPr>
+        <w:pStyle w:val="a3"/>
+        <w:ind w:leftChars="360" w:left="720"/>
+        <w:rPr>
+          <w:bCs/>
+          <w:color w:val="000000" w:themeColor="text1"/>
+          <w:sz w:val="22"/>
+        </w:rPr>
+      </w:pPr>
+    </w:p>
+    <w:p>
+      <w:pPr>
+        <w:pStyle w:val="a3"/>
+        <w:ind w:leftChars="360" w:left="720"/>
+        <w:rPr>
+          <w:bCs/>
+          <w:color w:val="000000" w:themeColor="text1"/>
+          <w:sz w:val="22"/>
+        </w:rPr>
+      </w:pPr>
+    </w:p>
+    <w:p>
+      <w:pPr>
+        <w:pStyle w:val="a3"/>
+        <w:ind w:leftChars="360" w:left="720"/>
+        <w:rPr>
+          <w:bCs/>
+          <w:color w:val="000000" w:themeColor="text1"/>
+          <w:sz w:val="22"/>
+        </w:rPr>
+      </w:pPr>
+    </w:p>
+    <w:p>
+      <w:pPr>
+        <w:pStyle w:val="a3"/>
+        <w:ind w:leftChars="360" w:left="720"/>
+        <w:rPr>
+          <w:bCs/>
+          <w:color w:val="000000" w:themeColor="text1"/>
+          <w:sz w:val="22"/>
+        </w:rPr>
+      </w:pPr>
+    </w:p>
+    <w:p>
+      <w:pPr>
+        <w:pStyle w:val="a3"/>
+        <w:ind w:leftChars="360" w:left="720"/>
+        <w:rPr>
+          <w:bCs/>
+          <w:color w:val="000000" w:themeColor="text1"/>
+          <w:sz w:val="22"/>
+        </w:rPr>
+      </w:pPr>
+    </w:p>
+    <w:p>
+      <w:pPr>
+        <w:pStyle w:val="a3"/>
+        <w:ind w:leftChars="360" w:left="720"/>
+        <w:rPr>
+          <w:bCs/>
+          <w:color w:val="000000" w:themeColor="text1"/>
+          <w:sz w:val="22"/>
+        </w:rPr>
+      </w:pPr>
+    </w:p>
+    <w:p>
+      <w:pPr>
+        <w:pStyle w:val="a3"/>
+        <w:ind w:leftChars="360" w:left="720"/>
+        <w:rPr>
+          <w:bCs/>
+          <w:color w:val="000000" w:themeColor="text1"/>
+          <w:sz w:val="22"/>
+        </w:rPr>
+      </w:pPr>
+    </w:p>
+    <w:p>
+      <w:pPr>
+        <w:pStyle w:val="a3"/>
+        <w:ind w:leftChars="360" w:left="720"/>
+        <w:rPr>
+          <w:bCs/>
+          <w:color w:val="000000" w:themeColor="text1"/>
+          <w:sz w:val="22"/>
+        </w:rPr>
+      </w:pPr>
+    </w:p>
+    <w:p>
+      <w:pPr>
+        <w:pStyle w:val="a3"/>
+        <w:ind w:leftChars="360" w:left="720"/>
+        <w:rPr>
+          <w:bCs/>
+          <w:color w:val="000000" w:themeColor="text1"/>
+          <w:sz w:val="22"/>
+        </w:rPr>
+      </w:pPr>
+    </w:p>
+    <w:p>
+      <w:pPr>
+        <w:pStyle w:val="a3"/>
+        <w:ind w:leftChars="360" w:left="720"/>
+        <w:rPr>
+          <w:bCs/>
+          <w:color w:val="000000" w:themeColor="text1"/>
+          <w:sz w:val="22"/>
+        </w:rPr>
+      </w:pPr>
+    </w:p>
+    <w:p>
+      <w:pPr>
+        <w:pStyle w:val="a3"/>
+        <w:ind w:leftChars="360" w:left="720"/>
+        <w:rPr>
+          <w:bCs/>
+          <w:color w:val="000000" w:themeColor="text1"/>
+          <w:sz w:val="22"/>
+        </w:rPr>
+      </w:pPr>
+    </w:p>
+    <w:p>
+      <w:pPr>
+        <w:pStyle w:val="a3"/>
+        <w:ind w:leftChars="360" w:left="720"/>
+        <w:rPr>
+          <w:bCs/>
+          <w:color w:val="000000" w:themeColor="text1"/>
+          <w:sz w:val="22"/>
+        </w:rPr>
+      </w:pPr>
+    </w:p>
+    <w:p>
+      <w:pPr>
+        <w:pStyle w:val="a3"/>
+        <w:ind w:leftChars="360" w:left="720"/>
+        <w:rPr>
+          <w:bCs/>
+          <w:color w:val="000000" w:themeColor="text1"/>
+          <w:sz w:val="22"/>
+        </w:rPr>
+      </w:pPr>
+    </w:p>
+    <w:p>
+      <w:pPr>
+        <w:pStyle w:val="a3"/>
+        <w:ind w:leftChars="360" w:left="720"/>
+        <w:rPr>
+          <w:bCs/>
+          <w:color w:val="000000" w:themeColor="text1"/>
+          <w:sz w:val="22"/>
+        </w:rPr>
+      </w:pPr>
+    </w:p>
+    <w:p>
+      <w:pPr>
+        <w:pStyle w:val="a3"/>
+        <w:ind w:leftChars="360" w:left="720"/>
+        <w:rPr>
+          <w:rFonts w:hint="eastAsia"/>
+          <w:bCs/>
+          <w:color w:val="000000" w:themeColor="text1"/>
+          <w:sz w:val="22"/>
+        </w:rPr>
+      </w:pPr>
+    </w:p>
+    <w:p>
+      <w:pPr>
+        <w:pStyle w:val="a3"/>
+        <w:ind w:leftChars="360" w:left="720"/>
+        <w:rPr>
+          <w:rFonts w:hint="eastAsia"/>
+          <w:bCs/>
+          <w:color w:val="4472C4" w:themeColor="accent5"/>
           <w:sz w:val="22"/>
           <w:szCs w:val="24"/>
         </w:rPr>
@@ -648,6 +1628,7 @@
           <w:sz w:val="22"/>
           <w:szCs w:val="24"/>
         </w:rPr>
+        <w:lastRenderedPageBreak/>
         <w:t>개발 내용</w:t>
       </w:r>
     </w:p>
@@ -838,6 +1819,79 @@
     <w:p>
       <w:pPr>
         <w:pStyle w:val="a3"/>
+        <w:ind w:leftChars="0" w:left="1640"/>
+        <w:rPr>
+          <w:bCs/>
+          <w:sz w:val="22"/>
+          <w:szCs w:val="24"/>
+        </w:rPr>
+      </w:pPr>
+      <w:r>
+        <w:rPr>
+          <w:rFonts w:hint="eastAsia"/>
+          <w:bCs/>
+          <w:sz w:val="22"/>
+          <w:szCs w:val="24"/>
+        </w:rPr>
+        <w:t>유저</w:t>
+      </w:r>
+      <w:r>
+        <w:rPr>
+          <w:bCs/>
+          <w:sz w:val="22"/>
+          <w:szCs w:val="24"/>
+        </w:rPr>
+        <w:t xml:space="preserve"> 프로그램을 로드하는 과정에서 전달받은 인자 문자열을 공백을 기준으로 분리한 후, 각 인자의 실제 문자열 데이터 값들을 유저 스택의 맨 위부터 먼저 </w:t>
+      </w:r>
+      <w:r>
+        <w:rPr>
+          <w:rFonts w:hint="eastAsia"/>
+          <w:bCs/>
+          <w:sz w:val="22"/>
+          <w:szCs w:val="24"/>
+        </w:rPr>
+        <w:t>쌓는다</w:t>
+      </w:r>
+      <w:r>
+        <w:rPr>
+          <w:bCs/>
+          <w:sz w:val="22"/>
+          <w:szCs w:val="24"/>
+        </w:rPr>
+        <w:t>. 그 후 메모리 접근 효율을 위한 4바이트 맞춤을 수행하고, 각 문자열의 주소를 담고 있는 배열 요소</w:t>
+      </w:r>
+      <w:r>
+        <w:rPr>
+          <w:bCs/>
+          <w:sz w:val="22"/>
+          <w:szCs w:val="24"/>
+        </w:rPr>
+        <w:t>(argv</w:t>
+      </w:r>
+      <w:r>
+        <w:rPr>
+          <w:bCs/>
+          <w:sz w:val="22"/>
+          <w:szCs w:val="24"/>
+        </w:rPr>
+        <w:t>)들과 argv 배열의 시작 주소, 인자의 총개수(argc), 그리고 마지막으로 가짜 반환 주소를 80x86 호출 규약에 맞춰 스택에 순차적으로 쌓아 커널에서 유저 프로그램으로 제어권을 넘긴다.</w:t>
+      </w:r>
+    </w:p>
+    <w:p>
+      <w:pPr>
+        <w:pStyle w:val="a3"/>
+        <w:ind w:leftChars="0" w:left="1640"/>
+        <w:rPr>
+          <w:rFonts w:hint="eastAsia"/>
+          <w:bCs/>
+          <w:sz w:val="22"/>
+          <w:szCs w:val="24"/>
+        </w:rPr>
+      </w:pPr>
+    </w:p>
+    <w:p>
+      <w:pPr>
+        <w:pStyle w:val="a3"/>
         <w:numPr>
           <w:ilvl w:val="1"/>
           <w:numId w:val="2"/>
@@ -883,7 +1937,6 @@
           <w:sz w:val="22"/>
           <w:szCs w:val="24"/>
         </w:rPr>
-        <w:lastRenderedPageBreak/>
         <w:t>P</w:t>
       </w:r>
       <w:r>
@@ -973,6 +2026,95 @@
     <w:p>
       <w:pPr>
         <w:pStyle w:val="a3"/>
+        <w:ind w:leftChars="0" w:left="1640"/>
+        <w:rPr>
+          <w:bCs/>
+          <w:sz w:val="22"/>
+          <w:szCs w:val="24"/>
+        </w:rPr>
+      </w:pPr>
+      <w:r>
+        <w:rPr>
+          <w:bCs/>
+          <w:sz w:val="22"/>
+          <w:szCs w:val="24"/>
+        </w:rPr>
+        <w:t>Invalid memory access 개념</w:t>
+      </w:r>
+      <w:r>
+        <w:rPr>
+          <w:rFonts w:hint="eastAsia"/>
+          <w:bCs/>
+          <w:sz w:val="22"/>
+          <w:szCs w:val="24"/>
+        </w:rPr>
+        <w:t xml:space="preserve"> </w:t>
+      </w:r>
+      <w:r>
+        <w:rPr>
+          <w:bCs/>
+          <w:sz w:val="22"/>
+          <w:szCs w:val="24"/>
+        </w:rPr>
+        <w:t xml:space="preserve">: 유저 프로그램이 시스템 콜 등을 호출할 때, 시스템에 치명적인 오류를 일으킬 수 있는 유효하지 않은 메모리 주소(NULL 포인터, 페이지 테이블에 매핑되지 않은 가상 메모리, 커널 주소 영역인 PHYS_BASE 이상의 메모리)를 참조하려는 시도를 뜻한다.  </w:t>
+      </w:r>
+    </w:p>
+    <w:p>
+      <w:pPr>
+        <w:pStyle w:val="a3"/>
+        <w:ind w:leftChars="0" w:left="1640"/>
+        <w:rPr>
+          <w:bCs/>
+          <w:sz w:val="22"/>
+          <w:szCs w:val="24"/>
+        </w:rPr>
+      </w:pPr>
+      <w:r>
+        <w:rPr>
+          <w:bCs/>
+          <w:sz w:val="22"/>
+          <w:szCs w:val="24"/>
+        </w:rPr>
+        <w:t>방어 방법: 시스템 콜 처리 전, is_user_vaddr() 함수를 사용하여 주어진 포인터가 유저 가상 메모리 영역 내에 있는지 1차로 확인한다. 이후 pagedir_get_page()를 통해 해당 가상 주소가 실제 물리 메모리에 정상적으로 매핑되어 있는지 2차로 확인하여, 하나라도 조건을 만족하지 못하면 접근을 차단하고 해당 프로세스를 종료시킨다.</w:t>
+      </w:r>
+    </w:p>
+    <w:p>
+      <w:pPr>
+        <w:pStyle w:val="a3"/>
+        <w:ind w:leftChars="0" w:left="1640"/>
+        <w:rPr>
+          <w:bCs/>
+          <w:sz w:val="22"/>
+          <w:szCs w:val="24"/>
+        </w:rPr>
+      </w:pPr>
+    </w:p>
+    <w:p>
+      <w:pPr>
+        <w:pStyle w:val="a3"/>
+        <w:ind w:leftChars="0" w:left="1640"/>
+        <w:rPr>
+          <w:bCs/>
+          <w:sz w:val="22"/>
+          <w:szCs w:val="24"/>
+        </w:rPr>
+      </w:pPr>
+    </w:p>
+    <w:p>
+      <w:pPr>
+        <w:pStyle w:val="a3"/>
+        <w:ind w:leftChars="0" w:left="1640"/>
+        <w:rPr>
+          <w:rFonts w:hint="eastAsia"/>
+          <w:bCs/>
+          <w:sz w:val="22"/>
+          <w:szCs w:val="24"/>
+        </w:rPr>
+      </w:pPr>
+    </w:p>
+    <w:p>
+      <w:pPr>
+        <w:pStyle w:val="a3"/>
         <w:numPr>
           <w:ilvl w:val="1"/>
           <w:numId w:val="2"/>
@@ -992,6 +2134,7 @@
           <w:sz w:val="22"/>
           <w:szCs w:val="24"/>
         </w:rPr>
+        <w:lastRenderedPageBreak/>
         <w:t>File Descriptor</w:t>
       </w:r>
     </w:p>
@@ -1024,6 +2167,95 @@
     <w:p>
       <w:pPr>
         <w:pStyle w:val="a3"/>
+        <w:ind w:leftChars="0" w:left="1640"/>
+        <w:rPr>
+          <w:bCs/>
+          <w:sz w:val="22"/>
+          <w:szCs w:val="24"/>
+        </w:rPr>
+      </w:pPr>
+      <w:r>
+        <w:rPr>
+          <w:rFonts w:hint="eastAsia"/>
+          <w:bCs/>
+          <w:sz w:val="22"/>
+          <w:szCs w:val="24"/>
+        </w:rPr>
+        <w:t>이용할</w:t>
+      </w:r>
+      <w:r>
+        <w:rPr>
+          <w:bCs/>
+          <w:sz w:val="22"/>
+          <w:szCs w:val="24"/>
+        </w:rPr>
+        <w:t xml:space="preserve"> 자료구조와 선택 이유: struct thread 내부에 정적 배열</w:t>
+      </w:r>
+      <w:r>
+        <w:rPr>
+          <w:bCs/>
+          <w:sz w:val="22"/>
+          <w:szCs w:val="24"/>
+        </w:rPr>
+        <w:t xml:space="preserve"> </w:t>
+      </w:r>
+      <w:r>
+        <w:rPr>
+          <w:bCs/>
+          <w:sz w:val="22"/>
+          <w:szCs w:val="24"/>
+        </w:rPr>
+        <w:t>형식의 파일 디스크립터 테이블을 추가하여 구현한다. 정적 배열은 할당받은 파일 디스크립터 정수값 자체를 인덱스로 활용할 수 있어 파일</w:t>
+      </w:r>
+      <w:r>
+        <w:rPr>
+          <w:rFonts w:hint="eastAsia"/>
+          <w:bCs/>
+          <w:sz w:val="22"/>
+          <w:szCs w:val="24"/>
+        </w:rPr>
+        <w:t xml:space="preserve"> 객체 </w:t>
+      </w:r>
+      <w:r>
+        <w:rPr>
+          <w:bCs/>
+          <w:sz w:val="22"/>
+          <w:szCs w:val="24"/>
+        </w:rPr>
+        <w:t>탐색 속도가</w:t>
+      </w:r>
+      <w:r>
+        <w:rPr>
+          <w:bCs/>
+          <w:sz w:val="22"/>
+          <w:szCs w:val="24"/>
+        </w:rPr>
+        <w:t xml:space="preserve"> O(1)</w:t>
+      </w:r>
+      <w:r>
+        <w:rPr>
+          <w:bCs/>
+          <w:sz w:val="22"/>
+          <w:szCs w:val="24"/>
+        </w:rPr>
+        <w:t>로 매우 빠르고 구현이 직관적이기 때문에, 이번 과제의 요구사항을 효율적으로 충족할 수 있어 선택하였다.</w:t>
+      </w:r>
+    </w:p>
+    <w:p>
+      <w:pPr>
+        <w:pStyle w:val="a3"/>
+        <w:ind w:leftChars="0" w:left="1640"/>
+        <w:rPr>
+          <w:rFonts w:hint="eastAsia"/>
+          <w:bCs/>
+          <w:sz w:val="22"/>
+          <w:szCs w:val="24"/>
+        </w:rPr>
+      </w:pPr>
+    </w:p>
+    <w:p>
+      <w:pPr>
+        <w:pStyle w:val="a3"/>
         <w:numPr>
           <w:ilvl w:val="1"/>
           <w:numId w:val="2"/>
@@ -1315,6 +2547,370 @@
     <w:p>
       <w:pPr>
         <w:pStyle w:val="a3"/>
+        <w:ind w:leftChars="0" w:left="1640"/>
+        <w:rPr>
+          <w:bCs/>
+          <w:sz w:val="22"/>
+          <w:szCs w:val="24"/>
+        </w:rPr>
+      </w:pPr>
+      <w:r>
+        <w:rPr>
+          <w:rFonts w:hint="eastAsia"/>
+          <w:bCs/>
+          <w:sz w:val="22"/>
+          <w:szCs w:val="24"/>
+        </w:rPr>
+        <w:t>시스템</w:t>
+      </w:r>
+      <w:r>
+        <w:rPr>
+          <w:bCs/>
+          <w:sz w:val="22"/>
+          <w:szCs w:val="24"/>
+        </w:rPr>
+        <w:t xml:space="preserve"> 콜의 필요성: 보안 및 시스템 보호를 위해 OS는 가상 메모리를 유저 영역과 커널 영역으로 분리하여 유저 프로그램의 직접적인 하드웨어 접근을 통제한다. 따라서 유저 프로그램이 파일 시스템이나 메모리 관리 등 OS의 기능이 필요할 때, 권한을 안전하게 상승시켜</w:t>
+      </w:r>
+      <w:r>
+        <w:rPr>
+          <w:bCs/>
+          <w:sz w:val="22"/>
+          <w:szCs w:val="24"/>
+        </w:rPr>
+        <w:t xml:space="preserve"> </w:t>
+      </w:r>
+      <w:r>
+        <w:rPr>
+          <w:bCs/>
+          <w:sz w:val="22"/>
+          <w:szCs w:val="24"/>
+        </w:rPr>
+        <w:t xml:space="preserve">작업을 요청하기 위한 시스템 콜 인터페이스가 필수적이다.  </w:t>
+      </w:r>
+    </w:p>
+    <w:p>
+      <w:pPr>
+        <w:pStyle w:val="a3"/>
+        <w:ind w:leftChars="0" w:left="1640"/>
+        <w:rPr>
+          <w:rFonts w:hint="eastAsia"/>
+          <w:bCs/>
+          <w:sz w:val="22"/>
+          <w:szCs w:val="24"/>
+        </w:rPr>
+      </w:pPr>
+      <w:r>
+        <w:rPr>
+          <w:bCs/>
+          <w:sz w:val="22"/>
+          <w:szCs w:val="24"/>
+        </w:rPr>
+        <w:t>개발할 시스템 콜 설명:</w:t>
+      </w:r>
+    </w:p>
+    <w:p>
+      <w:pPr>
+        <w:pStyle w:val="a3"/>
+        <w:ind w:leftChars="800" w:left="1600"/>
+        <w:rPr>
+          <w:bCs/>
+          <w:sz w:val="22"/>
+          <w:szCs w:val="24"/>
+        </w:rPr>
+      </w:pPr>
+      <w:r>
+        <w:rPr>
+          <w:bCs/>
+          <w:sz w:val="22"/>
+          <w:szCs w:val="24"/>
+        </w:rPr>
+        <w:t xml:space="preserve">halt: 시스템 전체를 끄는 기능을 수행한다. 내부적으로 shutdown_power_off()를 호출하여 Pintos를 안전하게 종료한다.  </w:t>
+      </w:r>
+    </w:p>
+    <w:p>
+      <w:pPr>
+        <w:pStyle w:val="a3"/>
+        <w:ind w:leftChars="800" w:left="1600"/>
+        <w:rPr>
+          <w:bCs/>
+          <w:sz w:val="22"/>
+          <w:szCs w:val="24"/>
+        </w:rPr>
+      </w:pPr>
+      <w:r>
+        <w:rPr>
+          <w:bCs/>
+          <w:sz w:val="22"/>
+          <w:szCs w:val="24"/>
+        </w:rPr>
+        <w:t xml:space="preserve">exit: 현재 실행 중인 유저 프로그램을 종료한다. 내부적으로 thread_exit()과 process_exit() 함수를 호출하여 프로세스 이름과 상태 코드를 출력한 뒤 상태값을 커널에 반환한다.  </w:t>
+      </w:r>
+    </w:p>
+    <w:p>
+      <w:pPr>
+        <w:pStyle w:val="a3"/>
+        <w:ind w:leftChars="800" w:left="1600"/>
+        <w:rPr>
+          <w:bCs/>
+          <w:sz w:val="22"/>
+          <w:szCs w:val="24"/>
+        </w:rPr>
+      </w:pPr>
+      <w:r>
+        <w:rPr>
+          <w:bCs/>
+          <w:sz w:val="22"/>
+          <w:szCs w:val="24"/>
+        </w:rPr>
+        <w:t>exec: 지정된 실행 파일을 적재하여 자식 프로세스를 새롭게 생성한다. 내부적으로 커널의 process_execute() 함수를 호출하여 실행 흐름을 넘긴</w:t>
+      </w:r>
+      <w:r>
+        <w:rPr>
+          <w:bCs/>
+          <w:sz w:val="22"/>
+          <w:szCs w:val="24"/>
+        </w:rPr>
+        <w:lastRenderedPageBreak/>
+        <w:t xml:space="preserve">다.  </w:t>
+      </w:r>
+    </w:p>
+    <w:p>
+      <w:pPr>
+        <w:pStyle w:val="a3"/>
+        <w:ind w:leftChars="800" w:left="1600"/>
+        <w:rPr>
+          <w:bCs/>
+          <w:sz w:val="22"/>
+          <w:szCs w:val="24"/>
+        </w:rPr>
+      </w:pPr>
+      <w:r>
+        <w:rPr>
+          <w:bCs/>
+          <w:sz w:val="22"/>
+          <w:szCs w:val="24"/>
+        </w:rPr>
+        <w:t xml:space="preserve">wait: 자식 프로세스가 종료될 때까지 부모 프로세스의 실행을 멈추고 대기한다. 내부적으로 thread_yield()를 사용하거나 바쁜 대기(Busy waiting) 기법을 활용해 자식의 상태 값을 확인하고 반환받는다.  </w:t>
+      </w:r>
+    </w:p>
+    <w:p>
+      <w:pPr>
+        <w:pStyle w:val="a3"/>
+        <w:ind w:leftChars="800" w:left="1600"/>
+        <w:rPr>
+          <w:bCs/>
+          <w:sz w:val="22"/>
+          <w:szCs w:val="24"/>
+        </w:rPr>
+      </w:pPr>
+      <w:r>
+        <w:rPr>
+          <w:bCs/>
+          <w:sz w:val="22"/>
+          <w:szCs w:val="24"/>
+        </w:rPr>
+        <w:t xml:space="preserve">create / remove: 지정한 초기 크기로 새로운 파일을 생성하거나 기존에 생성된 파일을 삭제한다. 내부적으로 커널 파일 시스템 API인 filesys_create()와 filesys_remove()를 각각 호출하여 처리한다.  </w:t>
+      </w:r>
+    </w:p>
+    <w:p>
+      <w:pPr>
+        <w:pStyle w:val="a3"/>
+        <w:ind w:leftChars="800" w:left="1600"/>
+        <w:rPr>
+          <w:bCs/>
+          <w:sz w:val="22"/>
+          <w:szCs w:val="24"/>
+        </w:rPr>
+      </w:pPr>
+      <w:r>
+        <w:rPr>
+          <w:bCs/>
+          <w:sz w:val="22"/>
+          <w:szCs w:val="24"/>
+        </w:rPr>
+        <w:t xml:space="preserve">open / close: 지정된 경로의 파일을 열어 파일 디스크립터를 반환받거나, 열려있는 특정 파일을 닫는다. 내부적으로 filesys_open()을 호출하여 파일을 열고, file_close()를 호출하여 파일을 닫는다.  </w:t>
+      </w:r>
+    </w:p>
+    <w:p>
+      <w:pPr>
+        <w:pStyle w:val="a3"/>
+        <w:ind w:leftChars="800" w:left="1600"/>
+        <w:rPr>
+          <w:bCs/>
+          <w:sz w:val="22"/>
+          <w:szCs w:val="24"/>
+        </w:rPr>
+      </w:pPr>
+      <w:r>
+        <w:rPr>
+          <w:bCs/>
+          <w:sz w:val="22"/>
+          <w:szCs w:val="24"/>
+        </w:rPr>
+        <w:t xml:space="preserve">filesize: 특정 파일 디스크립터에 해당하는 열려있는 파일의 크기(Byte)를 반환한다. 내부적으로 해당 파일 객체의 file_length()를 호출하여 처리한다.  </w:t>
+      </w:r>
+    </w:p>
+    <w:p>
+      <w:pPr>
+        <w:pStyle w:val="a3"/>
+        <w:ind w:leftChars="800" w:left="1600"/>
+        <w:rPr>
+          <w:bCs/>
+          <w:sz w:val="22"/>
+          <w:szCs w:val="24"/>
+        </w:rPr>
+      </w:pPr>
+      <w:r>
+        <w:rPr>
+          <w:bCs/>
+          <w:sz w:val="22"/>
+          <w:szCs w:val="24"/>
+        </w:rPr>
+        <w:t xml:space="preserve">read / write: 지정된 파일 디스크립터를 통해 버퍼로 데이터를 읽어오거나 기록한다. 내부적으로 표준 입출력(STDIN, STDOUT)은 input_getc()와 putbuf()를 호출하며, 일반 파일은 file_read()와 file_write()를 호출하여 처리한다.  </w:t>
+      </w:r>
+    </w:p>
+    <w:p>
+      <w:pPr>
+        <w:pStyle w:val="a3"/>
+        <w:ind w:leftChars="800" w:left="1600"/>
+        <w:rPr>
+          <w:bCs/>
+          <w:sz w:val="22"/>
+          <w:szCs w:val="24"/>
+        </w:rPr>
+      </w:pPr>
+      <w:r>
+        <w:rPr>
+          <w:bCs/>
+          <w:sz w:val="22"/>
+          <w:szCs w:val="24"/>
+        </w:rPr>
+        <w:t xml:space="preserve">seek / tell: 열려있는 파일 내에서 읽기/쓰기를 수행할 오프셋(위치 포인터)을 이동시키거나 현재 위치를 반환한다. 내부적으로 해당 파일 객체에 대해 file_seek()와 file_tell()을 호출하여 동작한다.  </w:t>
+      </w:r>
+    </w:p>
+    <w:p>
+      <w:pPr>
+        <w:pStyle w:val="a3"/>
+        <w:ind w:leftChars="800" w:left="1600"/>
+        <w:rPr>
+          <w:bCs/>
+          <w:sz w:val="22"/>
+          <w:szCs w:val="24"/>
+        </w:rPr>
+      </w:pPr>
+      <w:r>
+        <w:rPr>
+          <w:bCs/>
+          <w:sz w:val="22"/>
+          <w:szCs w:val="24"/>
+        </w:rPr>
+        <w:t>fibonacci / max_of_four_int: N번째 피보나치 수열 값을 구하거나 주어진 4개의 정수 중 가장 큰 값을 반환하는 프로젝트 추가 구현 사항이다. 별도의 기존 커널 API 호출 없이 시스템 콜 핸들러 내에 직접 연산 로직을 구현하여 처리한다.</w:t>
+      </w:r>
+    </w:p>
+    <w:p>
+      <w:pPr>
+        <w:pStyle w:val="a3"/>
+        <w:rPr>
+          <w:bCs/>
+          <w:sz w:val="22"/>
+          <w:szCs w:val="24"/>
+        </w:rPr>
+      </w:pPr>
+    </w:p>
+    <w:p>
+      <w:pPr>
+        <w:pStyle w:val="a3"/>
+        <w:ind w:leftChars="0" w:left="1640"/>
+        <w:rPr>
+          <w:bCs/>
+          <w:sz w:val="22"/>
+          <w:szCs w:val="24"/>
+        </w:rPr>
+      </w:pPr>
+    </w:p>
+    <w:p>
+      <w:pPr>
+        <w:pStyle w:val="a3"/>
+        <w:ind w:leftChars="0" w:left="1640"/>
+        <w:rPr>
+          <w:bCs/>
+          <w:sz w:val="22"/>
+          <w:szCs w:val="24"/>
+        </w:rPr>
+      </w:pPr>
+    </w:p>
+    <w:p>
+      <w:pPr>
+        <w:pStyle w:val="a3"/>
+        <w:ind w:leftChars="0" w:left="1640"/>
+        <w:rPr>
+          <w:bCs/>
+          <w:sz w:val="22"/>
+          <w:szCs w:val="24"/>
+        </w:rPr>
+      </w:pPr>
+    </w:p>
+    <w:p>
+      <w:pPr>
+        <w:pStyle w:val="a3"/>
+        <w:ind w:leftChars="0" w:left="1640"/>
+        <w:rPr>
+          <w:rFonts w:hint="eastAsia"/>
+          <w:bCs/>
+          <w:sz w:val="22"/>
+          <w:szCs w:val="24"/>
+        </w:rPr>
+      </w:pPr>
+      <w:r>
+        <w:rPr>
+          <w:rFonts w:hint="eastAsia"/>
+          <w:bCs/>
+          <w:sz w:val="22"/>
+          <w:szCs w:val="24"/>
+        </w:rPr>
+        <w:lastRenderedPageBreak/>
+        <w:t>시스템</w:t>
+      </w:r>
+      <w:r>
+        <w:rPr>
+          <w:bCs/>
+          <w:sz w:val="22"/>
+          <w:szCs w:val="24"/>
+        </w:rPr>
+        <w:t xml:space="preserve"> 콜 API 실행 흐름: 유저 레벨에서 시스템 콜(예: open())을 호출하면, 매크로를 통해 시스템 콜 번호와 인자들이 유저 스택에 PUSH되고 int $0x30 인터럽트가 발생하여 커널 모드로 진입한다. 이후 intr_entry에서 기존 레지스터 상태를 백업한 후 syscall_handler가 호출되어 스택 포인터(esp)를 참조해 요청된 커널 기능을 수행한다. 처리가 완료되면 리턴 값을 eax 레지스터에 저장하고, 스택을 원래 상태로 복원한 </w:t>
+      </w:r>
+      <w:r>
+        <w:rPr>
+          <w:rFonts w:hint="eastAsia"/>
+          <w:bCs/>
+          <w:sz w:val="22"/>
+          <w:szCs w:val="24"/>
+        </w:rPr>
+        <w:t>뒤</w:t>
+      </w:r>
+      <w:r>
+        <w:rPr>
+          <w:bCs/>
+          <w:sz w:val="22"/>
+          <w:szCs w:val="24"/>
+        </w:rPr>
+        <w:t xml:space="preserve"> 유저 모드로 다시 돌아온다.</w:t>
+      </w:r>
+    </w:p>
+    <w:p>
+      <w:pPr>
+        <w:rPr>
+          <w:rFonts w:hint="eastAsia"/>
+          <w:bCs/>
+          <w:color w:val="4472C4" w:themeColor="accent5"/>
+          <w:sz w:val="22"/>
+          <w:szCs w:val="24"/>
+        </w:rPr>
+      </w:pPr>
+    </w:p>
+    <w:p>
+      <w:pPr>
+        <w:pStyle w:val="a3"/>
         <w:numPr>
           <w:ilvl w:val="1"/>
           <w:numId w:val="2"/>
@@ -1363,49 +2959,15 @@
         </w:rPr>
         <w:t>Lock, Semaphore</w:t>
       </w:r>
-      <w:proofErr w:type="spellStart"/>
-      <w:r>
-        <w:rPr>
-          <w:rFonts w:hint="eastAsia"/>
-          <w:bCs/>
-          <w:color w:val="4472C4" w:themeColor="accent5"/>
-          <w:sz w:val="22"/>
-          <w:szCs w:val="24"/>
-        </w:rPr>
-        <w:t>를</w:t>
-      </w:r>
-      <w:proofErr w:type="spellEnd"/>
-      <w:r>
-        <w:rPr>
-          <w:rFonts w:hint="eastAsia"/>
-          <w:bCs/>
-          <w:color w:val="4472C4" w:themeColor="accent5"/>
-          <w:sz w:val="22"/>
-          <w:szCs w:val="24"/>
-        </w:rPr>
-        <w:t xml:space="preserve"> 어떻게 이용할 수 있는지 각각에 대해 </w:t>
-      </w:r>
-      <w:proofErr w:type="spellStart"/>
-      <w:r>
-        <w:rPr>
-          <w:rFonts w:hint="eastAsia"/>
-          <w:bCs/>
-          <w:color w:val="4472C4" w:themeColor="accent5"/>
-          <w:sz w:val="22"/>
-          <w:szCs w:val="24"/>
-        </w:rPr>
-        <w:t>살명</w:t>
-      </w:r>
-      <w:proofErr w:type="spellEnd"/>
-      <w:r>
-        <w:rPr>
-          <w:rFonts w:hint="eastAsia"/>
-          <w:bCs/>
-          <w:color w:val="4472C4" w:themeColor="accent5"/>
-          <w:sz w:val="22"/>
-          <w:szCs w:val="24"/>
-        </w:rPr>
-        <w:t xml:space="preserve"> (다른 방법을 서술해도 되지만, </w:t>
+      <w:r>
+        <w:rPr>
+          <w:rFonts w:hint="eastAsia"/>
+          <w:bCs/>
+          <w:color w:val="4472C4" w:themeColor="accent5"/>
+          <w:sz w:val="22"/>
+          <w:szCs w:val="24"/>
+        </w:rPr>
+        <w:t xml:space="preserve">를 어떻게 이용할 수 있는지 각각에 대해 살명 (다른 방법을 서술해도 되지만, </w:t>
       </w:r>
       <w:r>
         <w:rPr>
@@ -1445,6 +3007,112 @@
         </w:rPr>
         <w:t>는 반드시 포함해야 함)</w:t>
       </w:r>
+    </w:p>
+    <w:p>
+      <w:pPr>
+        <w:pStyle w:val="a3"/>
+        <w:ind w:leftChars="800" w:left="1600"/>
+        <w:rPr>
+          <w:bCs/>
+          <w:sz w:val="22"/>
+          <w:szCs w:val="24"/>
+        </w:rPr>
+      </w:pPr>
+      <w:r>
+        <w:rPr>
+          <w:bCs/>
+          <w:sz w:val="22"/>
+          <w:szCs w:val="24"/>
+        </w:rPr>
+        <w:t xml:space="preserve">Lock 이용 방법: 파일 시스템 작업 전반을 감싸는 전역 락을 선언하고 lock_init()으로 초기화한다. 여러 스레드가 동시에 file_read나 file_write 등을 호출하는 </w:t>
+      </w:r>
+      <w:r>
+        <w:rPr>
+          <w:bCs/>
+          <w:sz w:val="22"/>
+          <w:szCs w:val="24"/>
+        </w:rPr>
+        <w:t>Critical Section</w:t>
+      </w:r>
+      <w:r>
+        <w:rPr>
+          <w:bCs/>
+          <w:sz w:val="22"/>
+          <w:szCs w:val="24"/>
+        </w:rPr>
+        <w:t xml:space="preserve"> 직전에 lock_acquire()를 호출하여 다른 프로세스의 진입을 차단하고, 작업이 끝난 직후 lock_release()를 호출하여 락을 반환함으로써 한 번에 하나의 프로세스만 파일 시스템에 접근하도록 제</w:t>
+      </w:r>
+      <w:r>
+        <w:rPr>
+          <w:rFonts w:hint="eastAsia"/>
+          <w:bCs/>
+          <w:sz w:val="22"/>
+          <w:szCs w:val="24"/>
+        </w:rPr>
+        <w:t>어한다</w:t>
+      </w:r>
+      <w:r>
+        <w:rPr>
+          <w:bCs/>
+          <w:sz w:val="22"/>
+          <w:szCs w:val="24"/>
+        </w:rPr>
+        <w:t xml:space="preserve">.  </w:t>
+      </w:r>
+    </w:p>
+    <w:p>
+      <w:pPr>
+        <w:pStyle w:val="a3"/>
+        <w:ind w:leftChars="800" w:left="1600"/>
+        <w:rPr>
+          <w:bCs/>
+          <w:sz w:val="22"/>
+          <w:szCs w:val="24"/>
+        </w:rPr>
+      </w:pPr>
+      <w:r>
+        <w:rPr>
+          <w:bCs/>
+          <w:sz w:val="22"/>
+          <w:szCs w:val="24"/>
+        </w:rPr>
+        <w:t>Semaphore 이용 방법: struct semaphore를 선언하고 초기값을 1로 설정하여 Binary Semaphore 형태로 구성한다. 락과 동일하게 파일 시스템 접근 직전에 sema_down()을 호출해 세마포어 값을 0으로 줄여 타 프로세스의 접근을 막고, I/O 작업 완료 후 sema_up()을 호출해 값을 다시 1로 늘려주어 상호 배제를 달성할 수 있다.</w:t>
+      </w:r>
+    </w:p>
+    <w:p>
+      <w:pPr>
+        <w:pStyle w:val="a3"/>
+        <w:rPr>
+          <w:rFonts w:hint="eastAsia"/>
+          <w:bCs/>
+          <w:color w:val="4472C4" w:themeColor="accent5"/>
+          <w:sz w:val="22"/>
+          <w:szCs w:val="24"/>
+        </w:rPr>
+      </w:pPr>
+      <w:bookmarkStart w:id="1" w:name="_GoBack"/>
+      <w:bookmarkEnd w:id="1"/>
+    </w:p>
+    <w:p>
+      <w:pPr>
+        <w:rPr>
+          <w:bCs/>
+          <w:color w:val="4472C4" w:themeColor="accent5"/>
+          <w:sz w:val="22"/>
+          <w:szCs w:val="24"/>
+        </w:rPr>
+      </w:pPr>
+    </w:p>
+    <w:p>
+      <w:pPr>
+        <w:rPr>
+          <w:rFonts w:hint="eastAsia"/>
+          <w:bCs/>
+          <w:color w:val="4472C4" w:themeColor="accent5"/>
+          <w:sz w:val="22"/>
+          <w:szCs w:val="24"/>
+        </w:rPr>
+      </w:pPr>
     </w:p>
     <w:p>
       <w:pPr>
@@ -1739,7 +3407,6 @@
           <w:sz w:val="24"/>
           <w:szCs w:val="24"/>
         </w:rPr>
-        <w:lastRenderedPageBreak/>
         <w:t>연구 결과</w:t>
       </w:r>
     </w:p>
@@ -1925,7 +3592,6 @@
         <w:pStyle w:val="a3"/>
         <w:ind w:leftChars="600" w:left="1200"/>
         <w:rPr>
-          <w:rFonts w:hint="eastAsia"/>
           <w:bCs/>
           <w:color w:val="4472C4" w:themeColor="accent5"/>
           <w:sz w:val="22"/>
@@ -1942,7 +3608,6 @@
         </w:numPr>
         <w:ind w:left="1200"/>
         <w:rPr>
-          <w:rFonts w:hint="eastAsia"/>
           <w:bCs/>
           <w:color w:val="4472C4" w:themeColor="accent5"/>
           <w:sz w:val="22"/>
@@ -2000,7 +3665,6 @@
         <w:pStyle w:val="a3"/>
         <w:ind w:leftChars="600" w:left="1200"/>
         <w:rPr>
-          <w:rFonts w:hint="eastAsia"/>
           <w:bCs/>
           <w:color w:val="4472C4" w:themeColor="accent5"/>
           <w:sz w:val="22"/>
@@ -2160,7 +3824,18 @@
           <w:sz w:val="22"/>
           <w:szCs w:val="24"/>
         </w:rPr>
-        <w:t xml:space="preserve">(구현 내용, 알고리즘 등을 </w:t>
+        <w:t>(구현 내용, 알</w:t>
+      </w:r>
+      <w:r>
+        <w:rPr>
+          <w:rFonts w:hint="eastAsia"/>
+          <w:b/>
+          <w:color w:val="4472C4" w:themeColor="accent5"/>
+          <w:sz w:val="22"/>
+          <w:szCs w:val="24"/>
+        </w:rPr>
+        <w:lastRenderedPageBreak/>
+        <w:t xml:space="preserve">고리즘 등을 </w:t>
       </w:r>
       <w:r>
         <w:rPr>
@@ -2394,7 +4069,6 @@
         <w:pStyle w:val="a3"/>
         <w:ind w:leftChars="600" w:left="1200"/>
         <w:rPr>
-          <w:rFonts w:hint="eastAsia"/>
           <w:bCs/>
           <w:color w:val="4472C4" w:themeColor="accent5"/>
           <w:sz w:val="22"/>
@@ -2424,7 +4098,6 @@
           <w:sz w:val="22"/>
           <w:szCs w:val="24"/>
         </w:rPr>
-        <w:lastRenderedPageBreak/>
         <w:t>File Descriptor</w:t>
       </w:r>
     </w:p>
@@ -2449,7 +4122,6 @@
         </w:numPr>
         <w:ind w:leftChars="580" w:left="1520"/>
         <w:rPr>
-          <w:rFonts w:hint="eastAsia"/>
           <w:bCs/>
           <w:color w:val="4472C4" w:themeColor="accent5"/>
           <w:sz w:val="22"/>
@@ -2475,7 +4147,6 @@
         </w:numPr>
         <w:ind w:leftChars="0"/>
         <w:rPr>
-          <w:rFonts w:hint="eastAsia"/>
           <w:bCs/>
           <w:color w:val="4472C4" w:themeColor="accent5"/>
           <w:sz w:val="22"/>
@@ -2498,7 +4169,6 @@
         <w:pStyle w:val="a3"/>
         <w:ind w:leftChars="760" w:left="1520"/>
         <w:rPr>
-          <w:rFonts w:hint="eastAsia"/>
           <w:bCs/>
           <w:color w:val="4472C4" w:themeColor="accent5"/>
           <w:sz w:val="22"/>
@@ -2536,7 +4206,6 @@
         <w:pStyle w:val="a3"/>
         <w:ind w:leftChars="760" w:left="1520"/>
         <w:rPr>
-          <w:rFonts w:hint="eastAsia"/>
           <w:bCs/>
           <w:color w:val="4472C4" w:themeColor="accent5"/>
           <w:sz w:val="22"/>
@@ -2553,7 +4222,6 @@
         </w:numPr>
         <w:ind w:leftChars="580" w:left="1520"/>
         <w:rPr>
-          <w:rFonts w:hint="eastAsia"/>
           <w:bCs/>
           <w:color w:val="4472C4" w:themeColor="accent5"/>
           <w:sz w:val="22"/>
@@ -2615,45 +4283,14 @@
         </w:rPr>
         <w:t>(</w:t>
       </w:r>
-      <w:proofErr w:type="spellStart"/>
-      <w:r>
-        <w:rPr>
-          <w:b/>
-          <w:color w:val="4472C4" w:themeColor="accent5"/>
-          <w:sz w:val="22"/>
-          <w:szCs w:val="24"/>
-        </w:rPr>
-        <w:t>fibonacci</w:t>
-      </w:r>
-      <w:proofErr w:type="spellEnd"/>
-      <w:r>
-        <w:rPr>
-          <w:b/>
-          <w:color w:val="4472C4" w:themeColor="accent5"/>
-          <w:sz w:val="22"/>
-          <w:szCs w:val="24"/>
-        </w:rPr>
-        <w:t xml:space="preserve">, </w:t>
-      </w:r>
-      <w:proofErr w:type="spellStart"/>
-      <w:r>
-        <w:rPr>
-          <w:b/>
-          <w:color w:val="4472C4" w:themeColor="accent5"/>
-          <w:sz w:val="22"/>
-          <w:szCs w:val="24"/>
-        </w:rPr>
-        <w:t>max_of_four_int</w:t>
-      </w:r>
-      <w:proofErr w:type="spellEnd"/>
-      <w:r>
-        <w:rPr>
-          <w:b/>
-          <w:color w:val="4472C4" w:themeColor="accent5"/>
-          <w:sz w:val="22"/>
-          <w:szCs w:val="24"/>
-        </w:rPr>
-        <w:t>)</w:t>
+      <w:r>
+        <w:rPr>
+          <w:b/>
+          <w:color w:val="4472C4" w:themeColor="accent5"/>
+          <w:sz w:val="22"/>
+          <w:szCs w:val="24"/>
+        </w:rPr>
+        <w:t>fibonacci, max_of_four_int)</w:t>
       </w:r>
       <w:r>
         <w:rPr>
@@ -2727,65 +4364,33 @@
           <w:sz w:val="22"/>
         </w:rPr>
       </w:pPr>
-      <w:proofErr w:type="spellStart"/>
-      <w:r>
-        <w:rPr>
-          <w:b/>
-          <w:bCs/>
-          <w:color w:val="4472C4" w:themeColor="accent5"/>
-          <w:sz w:val="22"/>
-        </w:rPr>
-        <w:t>fibonacci</w:t>
-      </w:r>
-      <w:proofErr w:type="spellEnd"/>
-      <w:r>
-        <w:rPr>
-          <w:b/>
-          <w:bCs/>
-          <w:color w:val="4472C4" w:themeColor="accent5"/>
-          <w:sz w:val="22"/>
-        </w:rPr>
-        <w:t xml:space="preserve"> </w:t>
-      </w:r>
-      <w:r>
-        <w:rPr>
-          <w:rFonts w:hint="eastAsia"/>
-          <w:b/>
-          <w:bCs/>
-          <w:color w:val="4472C4" w:themeColor="accent5"/>
-          <w:sz w:val="22"/>
-        </w:rPr>
-        <w:t xml:space="preserve">및 </w:t>
-      </w:r>
-      <w:proofErr w:type="spellStart"/>
-      <w:r>
-        <w:rPr>
-          <w:rFonts w:hint="eastAsia"/>
-          <w:b/>
-          <w:bCs/>
-          <w:color w:val="4472C4" w:themeColor="accent5"/>
-          <w:sz w:val="22"/>
-        </w:rPr>
-        <w:t>m</w:t>
-      </w:r>
-      <w:r>
-        <w:rPr>
-          <w:b/>
-          <w:bCs/>
-          <w:color w:val="4472C4" w:themeColor="accent5"/>
-          <w:sz w:val="22"/>
-        </w:rPr>
-        <w:t>ax_of_four_int</w:t>
-      </w:r>
-      <w:proofErr w:type="spellEnd"/>
-      <w:r>
-        <w:rPr>
-          <w:b/>
-          <w:bCs/>
-          <w:color w:val="4472C4" w:themeColor="accent5"/>
-          <w:sz w:val="22"/>
-        </w:rPr>
-        <w:t xml:space="preserve"> </w:t>
+      <w:r>
+        <w:rPr>
+          <w:b/>
+          <w:bCs/>
+          <w:color w:val="4472C4" w:themeColor="accent5"/>
+          <w:sz w:val="22"/>
+        </w:rPr>
+        <w:t xml:space="preserve">fibonacci </w:t>
+      </w:r>
+      <w:r>
+        <w:rPr>
+          <w:rFonts w:hint="eastAsia"/>
+          <w:b/>
+          <w:bCs/>
+          <w:color w:val="4472C4" w:themeColor="accent5"/>
+          <w:sz w:val="22"/>
+        </w:rPr>
+        <w:t>및 m</w:t>
+      </w:r>
+      <w:r>
+        <w:rPr>
+          <w:b/>
+          <w:bCs/>
+          <w:color w:val="4472C4" w:themeColor="accent5"/>
+          <w:sz w:val="22"/>
+        </w:rPr>
+        <w:t xml:space="preserve">ax_of_four_int </w:t>
       </w:r>
       <w:r>
         <w:rPr>
@@ -2864,7 +4469,7 @@
 </file>
 
 <file path=word/endnotes.xml><?xml version="1.0" encoding="utf-8"?>
-<w:endnotes xmlns:wpc="http://schemas.microsoft.com/office/word/2010/wordprocessingCanvas" xmlns:cx="http://schemas.microsoft.com/office/drawing/2014/chartex" xmlns:cx1="http://schemas.microsoft.com/office/drawing/2015/9/8/chartex" xmlns:cx2="http://schemas.microsoft.com/office/drawing/2015/10/21/chartex" xmlns:cx3="http://schemas.microsoft.com/office/drawing/2016/5/9/chartex" xmlns:cx4="http://schemas.microsoft.com/office/drawing/2016/5/10/chartex" xmlns:cx5="http://schemas.microsoft.com/office/drawing/2016/5/11/chartex" xmlns:cx6="http://schemas.microsoft.com/office/drawing/2016/5/12/chartex" xmlns:cx7="http://schemas.microsoft.com/office/drawing/2016/5/13/chartex" xmlns:cx8="http://schemas.microsoft.com/office/drawing/2016/5/14/chartex" xmlns:mc="http://schemas.openxmlformats.org/markup-compatibility/2006" xmlns:m="http://schemas.openxmlformats.org/officeDocument/2006/math" xmlns:aink="http://schemas.microsoft.com/office/drawing/2016/ink" xmlns:am3d="http://schemas.microsoft.com/office/drawing/2017/model3d" xmlns:oel="http://schemas.microsoft.com/office/2019/extlst" xmlns:r="http://schemas.openxmlformats.org/officeDocument/2006/relationships" xmlns:wp14="http://schemas.microsoft.com/office/word/2010/wordprocessingDrawing" xmlns:wp="http://schemas.openxmlformats.org/drawingml/2006/wordprocessingDrawing" xmlns:wpg="http://schemas.microsoft.com/office/word/2010/wordprocessingGroup" xmlns:wpi="http://schemas.microsoft.com/office/word/2010/wordprocessingInk" xmlns:wps="http://schemas.microsoft.com/office/word/2010/wordprocessingShape" xmlns:o="urn:schemas-microsoft-com:office:office" xmlns:v="urn:schemas-microsoft-com:vml" xmlns:w10="urn:schemas-microsoft-com:office:word" xmlns:w="http://schemas.openxmlformats.org/wordprocessingml/2006/main" xmlns:w14="http://schemas.microsoft.com/office/word/2010/wordml" xmlns:w15="http://schemas.microsoft.com/office/word/2012/wordml" xmlns:w16cex="http://schemas.microsoft.com/office/word/2018/wordml/cex" xmlns:w16cid="http://schemas.microsoft.com/office/word/2016/wordml/cid" xmlns:w16="http://schemas.microsoft.com/office/word/2018/wordml" xmlns:w16sdtdh="http://schemas.microsoft.com/office/word/2020/wordml/sdtdatahash" xmlns:w16sdtfl="http://schemas.microsoft.com/office/word/2024/wordml/sdtformatlock" xmlns:w16se="http://schemas.microsoft.com/office/word/2015/wordml/symex" xmlns:w16du="http://schemas.microsoft.com/office/word/2023/wordml/word16du" xmlns:wne="http://schemas.microsoft.com/office/word/2006/wordml" mc:Ignorable="w14 w15 w16se w16cid w16 w16cex w16sdtdh w16sdtfl w16du wp14">
+<w:endnotes xmlns:wpc="http://schemas.microsoft.com/office/word/2010/wordprocessingCanvas" xmlns:cx="http://schemas.microsoft.com/office/drawing/2014/chartex" xmlns:mc="http://schemas.openxmlformats.org/markup-compatibility/2006" xmlns:o="urn:schemas-microsoft-com:office:office" xmlns:r="http://schemas.openxmlformats.org/officeDocument/2006/relationships" xmlns:m="http://schemas.openxmlformats.org/officeDocument/2006/math" xmlns:v="urn:schemas-microsoft-com:vml" xmlns:wp14="http://schemas.microsoft.com/office/word/2010/wordprocessingDrawing" xmlns:wp="http://schemas.openxmlformats.org/drawingml/2006/wordprocessingDrawing" xmlns:w10="urn:schemas-microsoft-com:office:word" xmlns:w="http://schemas.openxmlformats.org/wordprocessingml/2006/main" xmlns:w14="http://schemas.microsoft.com/office/word/2010/wordml" xmlns:w15="http://schemas.microsoft.com/office/word/2012/wordml" xmlns:w16se="http://schemas.microsoft.com/office/word/2015/wordml/symex" xmlns:wpg="http://schemas.microsoft.com/office/word/2010/wordprocessingGroup" xmlns:wpi="http://schemas.microsoft.com/office/word/2010/wordprocessingInk" xmlns:wne="http://schemas.microsoft.com/office/word/2006/wordml" xmlns:wps="http://schemas.microsoft.com/office/word/2010/wordprocessingShape" mc:Ignorable="w14 w15 w16se wp14">
   <w:endnote w:type="separator" w:id="-1">
     <w:p>
       <w:pPr>
@@ -2889,7 +4494,7 @@
 </file>
 
 <file path=word/footnotes.xml><?xml version="1.0" encoding="utf-8"?>
-<w:footnotes xmlns:wpc="http://schemas.microsoft.com/office/word/2010/wordprocessingCanvas" xmlns:cx="http://schemas.microsoft.com/office/drawing/2014/chartex" xmlns:cx1="http://schemas.microsoft.com/office/drawing/2015/9/8/chartex" xmlns:cx2="http://schemas.microsoft.com/office/drawing/2015/10/21/chartex" xmlns:cx3="http://schemas.microsoft.com/office/drawing/2016/5/9/chartex" xmlns:cx4="http://schemas.microsoft.com/office/drawing/2016/5/10/chartex" xmlns:cx5="http://schemas.microsoft.com/office/drawing/2016/5/11/chartex" xmlns:cx6="http://schemas.microsoft.com/office/drawing/2016/5/12/chartex" xmlns:cx7="http://schemas.microsoft.com/office/drawing/2016/5/13/chartex" xmlns:cx8="http://schemas.microsoft.com/office/drawing/2016/5/14/chartex" xmlns:mc="http://schemas.openxmlformats.org/markup-compatibility/2006" xmlns:m="http://schemas.openxmlformats.org/officeDocument/2006/math" xmlns:aink="http://schemas.microsoft.com/office/drawing/2016/ink" xmlns:am3d="http://schemas.microsoft.com/office/drawing/2017/model3d" xmlns:oel="http://schemas.microsoft.com/office/2019/extlst" xmlns:r="http://schemas.openxmlformats.org/officeDocument/2006/relationships" xmlns:wp14="http://schemas.microsoft.com/office/word/2010/wordprocessingDrawing" xmlns:wp="http://schemas.openxmlformats.org/drawingml/2006/wordprocessingDrawing" xmlns:wpg="http://schemas.microsoft.com/office/word/2010/wordprocessingGroup" xmlns:wpi="http://schemas.microsoft.com/office/word/2010/wordprocessingInk" xmlns:wps="http://schemas.microsoft.com/office/word/2010/wordprocessingShape" xmlns:o="urn:schemas-microsoft-com:office:office" xmlns:v="urn:schemas-microsoft-com:vml" xmlns:w10="urn:schemas-microsoft-com:office:word" xmlns:w="http://schemas.openxmlformats.org/wordprocessingml/2006/main" xmlns:w14="http://schemas.microsoft.com/office/word/2010/wordml" xmlns:w15="http://schemas.microsoft.com/office/word/2012/wordml" xmlns:w16cex="http://schemas.microsoft.com/office/word/2018/wordml/cex" xmlns:w16cid="http://schemas.microsoft.com/office/word/2016/wordml/cid" xmlns:w16="http://schemas.microsoft.com/office/word/2018/wordml" xmlns:w16sdtdh="http://schemas.microsoft.com/office/word/2020/wordml/sdtdatahash" xmlns:w16sdtfl="http://schemas.microsoft.com/office/word/2024/wordml/sdtformatlock" xmlns:w16se="http://schemas.microsoft.com/office/word/2015/wordml/symex" xmlns:w16du="http://schemas.microsoft.com/office/word/2023/wordml/word16du" xmlns:wne="http://schemas.microsoft.com/office/word/2006/wordml" mc:Ignorable="w14 w15 w16se w16cid w16 w16cex w16sdtdh w16sdtfl w16du wp14">
+<w:footnotes xmlns:wpc="http://schemas.microsoft.com/office/word/2010/wordprocessingCanvas" xmlns:cx="http://schemas.microsoft.com/office/drawing/2014/chartex" xmlns:mc="http://schemas.openxmlformats.org/markup-compatibility/2006" xmlns:o="urn:schemas-microsoft-com:office:office" xmlns:r="http://schemas.openxmlformats.org/officeDocument/2006/relationships" xmlns:m="http://schemas.openxmlformats.org/officeDocument/2006/math" xmlns:v="urn:schemas-microsoft-com:vml" xmlns:wp14="http://schemas.microsoft.com/office/word/2010/wordprocessingDrawing" xmlns:wp="http://schemas.openxmlformats.org/drawingml/2006/wordprocessingDrawing" xmlns:w10="urn:schemas-microsoft-com:office:word" xmlns:w="http://schemas.openxmlformats.org/wordprocessingml/2006/main" xmlns:w14="http://schemas.microsoft.com/office/word/2010/wordml" xmlns:w15="http://schemas.microsoft.com/office/word/2012/wordml" xmlns:w16se="http://schemas.microsoft.com/office/word/2015/wordml/symex" xmlns:wpg="http://schemas.microsoft.com/office/word/2010/wordprocessingGroup" xmlns:wpi="http://schemas.microsoft.com/office/word/2010/wordprocessingInk" xmlns:wne="http://schemas.microsoft.com/office/word/2006/wordml" xmlns:wps="http://schemas.microsoft.com/office/word/2010/wordprocessingShape" mc:Ignorable="w14 w15 w16se wp14">
   <w:footnote w:type="separator" w:id="-1">
     <w:p>
       <w:pPr>
@@ -2914,7 +4519,7 @@
 </file>
 
 <file path=word/numbering.xml><?xml version="1.0" encoding="utf-8"?>
-<w:numbering xmlns:wpc="http://schemas.microsoft.com/office/word/2010/wordprocessingCanvas" xmlns:cx="http://schemas.microsoft.com/office/drawing/2014/chartex" xmlns:cx1="http://schemas.microsoft.com/office/drawing/2015/9/8/chartex" xmlns:cx2="http://schemas.microsoft.com/office/drawing/2015/10/21/chartex" xmlns:cx3="http://schemas.microsoft.com/office/drawing/2016/5/9/chartex" xmlns:cx4="http://schemas.microsoft.com/office/drawing/2016/5/10/chartex" xmlns:cx5="http://schemas.microsoft.com/office/drawing/2016/5/11/chartex" xmlns:cx6="http://schemas.microsoft.com/office/drawing/2016/5/12/chartex" xmlns:cx7="http://schemas.microsoft.com/office/drawing/2016/5/13/chartex" xmlns:cx8="http://schemas.microsoft.com/office/drawing/2016/5/14/chartex" xmlns:mc="http://schemas.openxmlformats.org/markup-compatibility/2006" xmlns:m="http://schemas.openxmlformats.org/officeDocument/2006/math" xmlns:aink="http://schemas.microsoft.com/office/drawing/2016/ink" xmlns:am3d="http://schemas.microsoft.com/office/drawing/2017/model3d" xmlns:oel="http://schemas.microsoft.com/office/2019/extlst" xmlns:r="http://schemas.openxmlformats.org/officeDocument/2006/relationships" xmlns:wp14="http://schemas.microsoft.com/office/word/2010/wordprocessingDrawing" xmlns:wp="http://schemas.openxmlformats.org/drawingml/2006/wordprocessingDrawing" xmlns:wpg="http://schemas.microsoft.com/office/word/2010/wordprocessingGroup" xmlns:wpi="http://schemas.microsoft.com/office/word/2010/wordprocessingInk" xmlns:wps="http://schemas.microsoft.com/office/word/2010/wordprocessingShape" xmlns:o="urn:schemas-microsoft-com:office:office" xmlns:v="urn:schemas-microsoft-com:vml" xmlns:w10="urn:schemas-microsoft-com:office:word" xmlns:w="http://schemas.openxmlformats.org/wordprocessingml/2006/main" xmlns:w14="http://schemas.microsoft.com/office/word/2010/wordml" xmlns:w15="http://schemas.microsoft.com/office/word/2012/wordml" xmlns:w16cex="http://schemas.microsoft.com/office/word/2018/wordml/cex" xmlns:w16cid="http://schemas.microsoft.com/office/word/2016/wordml/cid" xmlns:w16="http://schemas.microsoft.com/office/word/2018/wordml" xmlns:w16sdtdh="http://schemas.microsoft.com/office/word/2020/wordml/sdtdatahash" xmlns:w16sdtfl="http://schemas.microsoft.com/office/word/2024/wordml/sdtformatlock" xmlns:w16se="http://schemas.microsoft.com/office/word/2015/wordml/symex" xmlns:w16du="http://schemas.microsoft.com/office/word/2023/wordml/word16du" xmlns:wne="http://schemas.microsoft.com/office/word/2006/wordml" mc:Ignorable="w14 w15 w16se w16cid w16 w16cex w16sdtdh w16sdtfl w16du wp14">
+<w:numbering xmlns:wpc="http://schemas.microsoft.com/office/word/2010/wordprocessingCanvas" xmlns:cx="http://schemas.microsoft.com/office/drawing/2014/chartex" xmlns:mc="http://schemas.openxmlformats.org/markup-compatibility/2006" xmlns:o="urn:schemas-microsoft-com:office:office" xmlns:r="http://schemas.openxmlformats.org/officeDocument/2006/relationships" xmlns:m="http://schemas.openxmlformats.org/officeDocument/2006/math" xmlns:v="urn:schemas-microsoft-com:vml" xmlns:wp14="http://schemas.microsoft.com/office/word/2010/wordprocessingDrawing" xmlns:wp="http://schemas.openxmlformats.org/drawingml/2006/wordprocessingDrawing" xmlns:w10="urn:schemas-microsoft-com:office:word" xmlns:w="http://schemas.openxmlformats.org/wordprocessingml/2006/main" xmlns:w14="http://schemas.microsoft.com/office/word/2010/wordml" xmlns:w15="http://schemas.microsoft.com/office/word/2012/wordml" xmlns:w16se="http://schemas.microsoft.com/office/word/2015/wordml/symex" xmlns:wpg="http://schemas.microsoft.com/office/word/2010/wordprocessingGroup" xmlns:wpi="http://schemas.microsoft.com/office/word/2010/wordprocessingInk" xmlns:wne="http://schemas.microsoft.com/office/word/2006/wordml" xmlns:wps="http://schemas.microsoft.com/office/word/2010/wordprocessingShape" mc:Ignorable="w14 w15 w16se wp14">
   <w:abstractNum w:abstractNumId="0" w15:restartNumberingAfterBreak="0">
     <w:nsid w:val="07627A52"/>
     <w:multiLevelType w:val="hybridMultilevel"/>
@@ -3812,38 +5417,38 @@
       </w:pPr>
     </w:lvl>
   </w:abstractNum>
-  <w:num w:numId="1" w16cid:durableId="1416635417">
+  <w:num w:numId="1">
     <w:abstractNumId w:val="0"/>
   </w:num>
-  <w:num w:numId="2" w16cid:durableId="852844568">
+  <w:num w:numId="2">
     <w:abstractNumId w:val="2"/>
   </w:num>
-  <w:num w:numId="3" w16cid:durableId="1631403061">
+  <w:num w:numId="3">
     <w:abstractNumId w:val="7"/>
   </w:num>
-  <w:num w:numId="4" w16cid:durableId="1227376557">
+  <w:num w:numId="4">
     <w:abstractNumId w:val="1"/>
   </w:num>
-  <w:num w:numId="5" w16cid:durableId="1417903179">
+  <w:num w:numId="5">
     <w:abstractNumId w:val="5"/>
   </w:num>
-  <w:num w:numId="6" w16cid:durableId="356350060">
+  <w:num w:numId="6">
     <w:abstractNumId w:val="8"/>
   </w:num>
-  <w:num w:numId="7" w16cid:durableId="2116901371">
+  <w:num w:numId="7">
     <w:abstractNumId w:val="4"/>
   </w:num>
-  <w:num w:numId="8" w16cid:durableId="811288682">
+  <w:num w:numId="8">
     <w:abstractNumId w:val="3"/>
   </w:num>
-  <w:num w:numId="9" w16cid:durableId="1063798790">
+  <w:num w:numId="9">
     <w:abstractNumId w:val="6"/>
   </w:num>
 </w:numbering>
 </file>
 
 <file path=word/styles.xml><?xml version="1.0" encoding="utf-8"?>
-<w:styles xmlns:mc="http://schemas.openxmlformats.org/markup-compatibility/2006" xmlns:r="http://schemas.openxmlformats.org/officeDocument/2006/relationships" xmlns:w="http://schemas.openxmlformats.org/wordprocessingml/2006/main" xmlns:w14="http://schemas.microsoft.com/office/word/2010/wordml" xmlns:w15="http://schemas.microsoft.com/office/word/2012/wordml" xmlns:w16cex="http://schemas.microsoft.com/office/word/2018/wordml/cex" xmlns:w16cid="http://schemas.microsoft.com/office/word/2016/wordml/cid" xmlns:w16="http://schemas.microsoft.com/office/word/2018/wordml" xmlns:w16sdtdh="http://schemas.microsoft.com/office/word/2020/wordml/sdtdatahash" xmlns:w16sdtfl="http://schemas.microsoft.com/office/word/2024/wordml/sdtformatlock" xmlns:w16se="http://schemas.microsoft.com/office/word/2015/wordml/symex" xmlns:w16du="http://schemas.microsoft.com/office/word/2023/wordml/word16du" mc:Ignorable="w14 w15 w16se w16cid w16 w16cex w16sdtdh w16sdtfl w16du">
+<w:styles xmlns:mc="http://schemas.openxmlformats.org/markup-compatibility/2006" xmlns:r="http://schemas.openxmlformats.org/officeDocument/2006/relationships" xmlns:w="http://schemas.openxmlformats.org/wordprocessingml/2006/main" xmlns:w14="http://schemas.microsoft.com/office/word/2010/wordml" xmlns:w15="http://schemas.microsoft.com/office/word/2012/wordml" xmlns:w16se="http://schemas.microsoft.com/office/word/2015/wordml/symex" mc:Ignorable="w14 w15 w16se">
   <w:docDefaults>
     <w:rPrDefault>
       <w:rPr>
@@ -3860,7 +5465,7 @@
       </w:pPr>
     </w:pPrDefault>
   </w:docDefaults>
-  <w:latentStyles w:defLockedState="0" w:defUIPriority="99" w:defSemiHidden="0" w:defUnhideWhenUsed="0" w:defQFormat="0" w:count="376">
+  <w:latentStyles w:defLockedState="0" w:defUIPriority="99" w:defSemiHidden="0" w:defUnhideWhenUsed="0" w:defQFormat="0" w:count="371">
     <w:lsdException w:name="Normal" w:uiPriority="0" w:qFormat="1"/>
     <w:lsdException w:name="heading 1" w:uiPriority="9" w:qFormat="1"/>
     <w:lsdException w:name="heading 2" w:semiHidden="1" w:uiPriority="9" w:unhideWhenUsed="1" w:qFormat="1"/>
@@ -4232,11 +5837,6 @@
     <w:lsdException w:name="List Table 5 Dark Accent 6" w:uiPriority="50"/>
     <w:lsdException w:name="List Table 6 Colorful Accent 6" w:uiPriority="51"/>
     <w:lsdException w:name="List Table 7 Colorful Accent 6" w:uiPriority="52"/>
-    <w:lsdException w:name="Mention" w:semiHidden="1" w:unhideWhenUsed="1"/>
-    <w:lsdException w:name="Smart Hyperlink" w:semiHidden="1" w:unhideWhenUsed="1"/>
-    <w:lsdException w:name="Hashtag" w:semiHidden="1" w:unhideWhenUsed="1"/>
-    <w:lsdException w:name="Unresolved Mention" w:semiHidden="1" w:unhideWhenUsed="1"/>
-    <w:lsdException w:name="Smart Link" w:semiHidden="1" w:unhideWhenUsed="1"/>
   </w:latentStyles>
   <w:style w:type="paragraph" w:default="1" w:styleId="a">
     <w:name w:val="Normal"/>

--- a/3학년 2학기/운영체제/과제 1/document.docx
+++ b/3학년 2학기/운영체제/과제 1/document.docx
@@ -1,6 +1,6 @@
 
 <file path=word/document.xml><?xml version="1.0" encoding="utf-8"?>
-<w:document xmlns:wpc="http://schemas.microsoft.com/office/word/2010/wordprocessingCanvas" xmlns:cx="http://schemas.microsoft.com/office/drawing/2014/chartex" xmlns:mc="http://schemas.openxmlformats.org/markup-compatibility/2006" xmlns:o="urn:schemas-microsoft-com:office:office" xmlns:r="http://schemas.openxmlformats.org/officeDocument/2006/relationships" xmlns:m="http://schemas.openxmlformats.org/officeDocument/2006/math" xmlns:v="urn:schemas-microsoft-com:vml" xmlns:wp14="http://schemas.microsoft.com/office/word/2010/wordprocessingDrawing" xmlns:wp="http://schemas.openxmlformats.org/drawingml/2006/wordprocessingDrawing" xmlns:w10="urn:schemas-microsoft-com:office:word" xmlns:w="http://schemas.openxmlformats.org/wordprocessingml/2006/main" xmlns:w14="http://schemas.microsoft.com/office/word/2010/wordml" xmlns:w15="http://schemas.microsoft.com/office/word/2012/wordml" xmlns:w16se="http://schemas.microsoft.com/office/word/2015/wordml/symex" xmlns:wpg="http://schemas.microsoft.com/office/word/2010/wordprocessingGroup" xmlns:wpi="http://schemas.microsoft.com/office/word/2010/wordprocessingInk" xmlns:wne="http://schemas.microsoft.com/office/word/2006/wordml" xmlns:wps="http://schemas.microsoft.com/office/word/2010/wordprocessingShape" mc:Ignorable="w14 w15 w16se wp14">
+<w:document xmlns:wpc="http://schemas.microsoft.com/office/word/2010/wordprocessingCanvas" xmlns:cx="http://schemas.microsoft.com/office/drawing/2014/chartex" xmlns:cx1="http://schemas.microsoft.com/office/drawing/2015/9/8/chartex" xmlns:cx2="http://schemas.microsoft.com/office/drawing/2015/10/21/chartex" xmlns:cx3="http://schemas.microsoft.com/office/drawing/2016/5/9/chartex" xmlns:cx4="http://schemas.microsoft.com/office/drawing/2016/5/10/chartex" xmlns:cx5="http://schemas.microsoft.com/office/drawing/2016/5/11/chartex" xmlns:cx6="http://schemas.microsoft.com/office/drawing/2016/5/12/chartex" xmlns:cx7="http://schemas.microsoft.com/office/drawing/2016/5/13/chartex" xmlns:cx8="http://schemas.microsoft.com/office/drawing/2016/5/14/chartex" xmlns:mc="http://schemas.openxmlformats.org/markup-compatibility/2006" xmlns:aink="http://schemas.microsoft.com/office/drawing/2016/ink" xmlns:am3d="http://schemas.microsoft.com/office/drawing/2017/model3d" xmlns:o="urn:schemas-microsoft-com:office:office" xmlns:r="http://schemas.openxmlformats.org/officeDocument/2006/relationships" xmlns:m="http://schemas.openxmlformats.org/officeDocument/2006/math" xmlns:v="urn:schemas-microsoft-com:vml" xmlns:wp14="http://schemas.microsoft.com/office/word/2010/wordprocessingDrawing" xmlns:wp="http://schemas.openxmlformats.org/drawingml/2006/wordprocessingDrawing" xmlns:w10="urn:schemas-microsoft-com:office:word" xmlns:w="http://schemas.openxmlformats.org/wordprocessingml/2006/main" xmlns:w14="http://schemas.microsoft.com/office/word/2010/wordml" xmlns:w15="http://schemas.microsoft.com/office/word/2012/wordml" xmlns:w16cid="http://schemas.microsoft.com/office/word/2016/wordml/cid" xmlns:w16se="http://schemas.microsoft.com/office/word/2015/wordml/symex" xmlns:wpg="http://schemas.microsoft.com/office/word/2010/wordprocessingGroup" xmlns:wpi="http://schemas.microsoft.com/office/word/2010/wordprocessingInk" xmlns:wne="http://schemas.microsoft.com/office/word/2006/wordml" xmlns:wps="http://schemas.microsoft.com/office/word/2010/wordprocessingShape" mc:Ignorable="w14 w15 w16se w16cid wp14">
   <w:body>
     <w:p>
       <w:pPr>
@@ -162,7 +162,6 @@
       <w:pPr>
         <w:jc w:val="right"/>
         <w:rPr>
-          <w:rFonts w:hint="eastAsia"/>
           <w:sz w:val="22"/>
         </w:rPr>
       </w:pPr>
@@ -258,7 +257,6 @@
       <w:pPr>
         <w:jc w:val="right"/>
         <w:rPr>
-          <w:rFonts w:hint="eastAsia"/>
           <w:sz w:val="22"/>
         </w:rPr>
       </w:pPr>
@@ -311,7 +309,6 @@
       <w:pPr>
         <w:ind w:left="400"/>
         <w:rPr>
-          <w:rFonts w:hint="eastAsia"/>
           <w:bCs/>
           <w:color w:val="000000" w:themeColor="text1"/>
           <w:sz w:val="22"/>
@@ -483,7 +480,6 @@
       <w:pPr>
         <w:ind w:left="400"/>
         <w:rPr>
-          <w:rFonts w:hint="eastAsia"/>
           <w:bCs/>
           <w:color w:val="000000" w:themeColor="text1"/>
           <w:sz w:val="22"/>
@@ -794,7 +790,6 @@
         <w:pStyle w:val="a3"/>
         <w:ind w:leftChars="380" w:left="760"/>
         <w:rPr>
-          <w:rFonts w:hint="eastAsia"/>
           <w:bCs/>
           <w:color w:val="000000" w:themeColor="text1"/>
           <w:sz w:val="22"/>
@@ -951,7 +946,6 @@
         <w:pStyle w:val="a3"/>
         <w:ind w:leftChars="380" w:left="760"/>
         <w:rPr>
-          <w:rFonts w:hint="eastAsia"/>
           <w:bCs/>
           <w:color w:val="4472C4" w:themeColor="accent5"/>
           <w:sz w:val="22"/>
@@ -1099,7 +1093,6 @@
         <w:pStyle w:val="a3"/>
         <w:ind w:leftChars="0" w:left="760"/>
         <w:rPr>
-          <w:rFonts w:hint="eastAsia"/>
           <w:bCs/>
           <w:color w:val="4472C4" w:themeColor="accent5"/>
           <w:sz w:val="22"/>
@@ -1233,7 +1226,6 @@
         <w:pStyle w:val="a3"/>
         <w:ind w:leftChars="360" w:left="720"/>
         <w:rPr>
-          <w:rFonts w:hint="eastAsia"/>
           <w:bCs/>
           <w:color w:val="4472C4" w:themeColor="accent5"/>
           <w:sz w:val="22"/>
@@ -1246,7 +1238,6 @@
         <w:pStyle w:val="a3"/>
         <w:ind w:leftChars="360" w:left="720"/>
         <w:rPr>
-          <w:rFonts w:hint="eastAsia"/>
           <w:bCs/>
           <w:color w:val="4472C4" w:themeColor="accent5"/>
           <w:sz w:val="22"/>
@@ -1587,7 +1578,6 @@
         <w:pStyle w:val="a3"/>
         <w:ind w:leftChars="360" w:left="720"/>
         <w:rPr>
-          <w:rFonts w:hint="eastAsia"/>
           <w:bCs/>
           <w:color w:val="000000" w:themeColor="text1"/>
           <w:sz w:val="22"/>
@@ -1599,7 +1589,6 @@
         <w:pStyle w:val="a3"/>
         <w:ind w:leftChars="360" w:left="720"/>
         <w:rPr>
-          <w:rFonts w:hint="eastAsia"/>
           <w:bCs/>
           <w:color w:val="4472C4" w:themeColor="accent5"/>
           <w:sz w:val="22"/>
@@ -1882,7 +1871,6 @@
         <w:pStyle w:val="a3"/>
         <w:ind w:leftChars="0" w:left="1640"/>
         <w:rPr>
-          <w:rFonts w:hint="eastAsia"/>
           <w:bCs/>
           <w:sz w:val="22"/>
           <w:szCs w:val="24"/>
@@ -2105,7 +2093,6 @@
         <w:pStyle w:val="a3"/>
         <w:ind w:leftChars="0" w:left="1640"/>
         <w:rPr>
-          <w:rFonts w:hint="eastAsia"/>
           <w:bCs/>
           <w:sz w:val="22"/>
           <w:szCs w:val="24"/>
@@ -2246,7 +2233,6 @@
         <w:pStyle w:val="a3"/>
         <w:ind w:leftChars="0" w:left="1640"/>
         <w:rPr>
-          <w:rFonts w:hint="eastAsia"/>
           <w:bCs/>
           <w:sz w:val="22"/>
           <w:szCs w:val="24"/>
@@ -2593,7 +2579,6 @@
         <w:pStyle w:val="a3"/>
         <w:ind w:leftChars="0" w:left="1640"/>
         <w:rPr>
-          <w:rFonts w:hint="eastAsia"/>
           <w:bCs/>
           <w:sz w:val="22"/>
           <w:szCs w:val="24"/>
@@ -2855,7 +2840,6 @@
         <w:pStyle w:val="a3"/>
         <w:ind w:leftChars="0" w:left="1640"/>
         <w:rPr>
-          <w:rFonts w:hint="eastAsia"/>
           <w:bCs/>
           <w:sz w:val="22"/>
           <w:szCs w:val="24"/>
@@ -2900,7 +2884,6 @@
     <w:p>
       <w:pPr>
         <w:rPr>
-          <w:rFonts w:hint="eastAsia"/>
           <w:bCs/>
           <w:color w:val="4472C4" w:themeColor="accent5"/>
           <w:sz w:val="22"/>
@@ -3083,30 +3066,57 @@
       <w:pPr>
         <w:pStyle w:val="a3"/>
         <w:rPr>
-          <w:rFonts w:hint="eastAsia"/>
-          <w:bCs/>
-          <w:color w:val="4472C4" w:themeColor="accent5"/>
-          <w:sz w:val="22"/>
-          <w:szCs w:val="24"/>
-        </w:rPr>
-      </w:pPr>
-      <w:bookmarkStart w:id="1" w:name="_GoBack"/>
-      <w:bookmarkEnd w:id="1"/>
-    </w:p>
-    <w:p>
-      <w:pPr>
-        <w:rPr>
-          <w:bCs/>
-          <w:color w:val="4472C4" w:themeColor="accent5"/>
-          <w:sz w:val="22"/>
-          <w:szCs w:val="24"/>
-        </w:rPr>
-      </w:pPr>
-    </w:p>
-    <w:p>
-      <w:pPr>
-        <w:rPr>
-          <w:rFonts w:hint="eastAsia"/>
+          <w:bCs/>
+          <w:color w:val="4472C4" w:themeColor="accent5"/>
+          <w:sz w:val="22"/>
+          <w:szCs w:val="24"/>
+        </w:rPr>
+      </w:pPr>
+    </w:p>
+    <w:p>
+      <w:pPr>
+        <w:rPr>
+          <w:bCs/>
+          <w:color w:val="4472C4" w:themeColor="accent5"/>
+          <w:sz w:val="22"/>
+          <w:szCs w:val="24"/>
+        </w:rPr>
+      </w:pPr>
+    </w:p>
+    <w:p>
+      <w:pPr>
+        <w:rPr>
+          <w:bCs/>
+          <w:color w:val="4472C4" w:themeColor="accent5"/>
+          <w:sz w:val="22"/>
+          <w:szCs w:val="24"/>
+        </w:rPr>
+      </w:pPr>
+    </w:p>
+    <w:p>
+      <w:pPr>
+        <w:rPr>
+          <w:bCs/>
+          <w:color w:val="4472C4" w:themeColor="accent5"/>
+          <w:sz w:val="22"/>
+          <w:szCs w:val="24"/>
+        </w:rPr>
+      </w:pPr>
+    </w:p>
+    <w:p>
+      <w:pPr>
+        <w:rPr>
+          <w:rFonts w:hint="eastAsia"/>
+          <w:bCs/>
+          <w:color w:val="4472C4" w:themeColor="accent5"/>
+          <w:sz w:val="22"/>
+          <w:szCs w:val="24"/>
+        </w:rPr>
+      </w:pPr>
+    </w:p>
+    <w:p>
+      <w:pPr>
+        <w:rPr>
           <w:bCs/>
           <w:color w:val="4472C4" w:themeColor="accent5"/>
           <w:sz w:val="22"/>
@@ -3135,6 +3145,7 @@
           <w:sz w:val="24"/>
           <w:szCs w:val="24"/>
         </w:rPr>
+        <w:lastRenderedPageBreak/>
         <w:t>추진 일정 및 개발 방법</w:t>
       </w:r>
     </w:p>
@@ -3210,9 +3221,225 @@
     <w:p>
       <w:pPr>
         <w:pStyle w:val="a3"/>
-        <w:ind w:leftChars="0" w:left="400"/>
-        <w:rPr>
-          <w:bCs/>
+        <w:numPr>
+          <w:ilvl w:val="1"/>
+          <w:numId w:val="2"/>
+        </w:numPr>
+        <w:ind w:leftChars="0"/>
+        <w:rPr>
+          <w:color w:val="4472C4" w:themeColor="accent5"/>
+          <w:sz w:val="22"/>
+          <w:szCs w:val="24"/>
+        </w:rPr>
+      </w:pPr>
+      <w:r>
+        <w:rPr>
+          <w:color w:val="4472C4" w:themeColor="accent5"/>
+          <w:sz w:val="22"/>
+          <w:szCs w:val="24"/>
+        </w:rPr>
+        <w:t xml:space="preserve">(9/14 ~ 9/16) - </w:t>
+      </w:r>
+      <w:r>
+        <w:rPr>
+          <w:color w:val="4472C4" w:themeColor="accent5"/>
+          <w:sz w:val="22"/>
+          <w:szCs w:val="24"/>
+        </w:rPr>
+        <w:t>Argument passing</w:t>
+      </w:r>
+    </w:p>
+    <w:p>
+      <w:pPr>
+        <w:pStyle w:val="a3"/>
+        <w:numPr>
+          <w:ilvl w:val="1"/>
+          <w:numId w:val="2"/>
+        </w:numPr>
+        <w:ind w:leftChars="0"/>
+        <w:rPr>
+          <w:color w:val="4472C4" w:themeColor="accent5"/>
+          <w:sz w:val="22"/>
+          <w:szCs w:val="24"/>
+        </w:rPr>
+      </w:pPr>
+      <w:r>
+        <w:rPr>
+          <w:color w:val="4472C4" w:themeColor="accent5"/>
+          <w:sz w:val="22"/>
+          <w:szCs w:val="24"/>
+        </w:rPr>
+        <w:t xml:space="preserve">(9/17 ~ 9/19) - </w:t>
+      </w:r>
+      <w:r>
+        <w:rPr>
+          <w:color w:val="4472C4" w:themeColor="accent5"/>
+          <w:sz w:val="22"/>
+          <w:szCs w:val="24"/>
+        </w:rPr>
+        <w:t>User Memory Access</w:t>
+      </w:r>
+    </w:p>
+    <w:p>
+      <w:pPr>
+        <w:pStyle w:val="a3"/>
+        <w:numPr>
+          <w:ilvl w:val="1"/>
+          <w:numId w:val="2"/>
+        </w:numPr>
+        <w:ind w:leftChars="0"/>
+        <w:rPr>
+          <w:b/>
+          <w:color w:val="4472C4" w:themeColor="accent5"/>
+          <w:sz w:val="22"/>
+          <w:szCs w:val="24"/>
+        </w:rPr>
+      </w:pPr>
+      <w:r>
+        <w:rPr>
+          <w:color w:val="4472C4" w:themeColor="accent5"/>
+          <w:sz w:val="22"/>
+          <w:szCs w:val="24"/>
+        </w:rPr>
+        <w:t xml:space="preserve">(9/20 ~ 9/21) - </w:t>
+      </w:r>
+      <w:r>
+        <w:rPr>
+          <w:color w:val="4472C4" w:themeColor="accent5"/>
+          <w:sz w:val="22"/>
+          <w:szCs w:val="24"/>
+        </w:rPr>
+        <w:t>File Descriptor</w:t>
+      </w:r>
+    </w:p>
+    <w:p>
+      <w:pPr>
+        <w:pStyle w:val="a3"/>
+        <w:numPr>
+          <w:ilvl w:val="1"/>
+          <w:numId w:val="2"/>
+        </w:numPr>
+        <w:ind w:leftChars="0"/>
+        <w:rPr>
+          <w:color w:val="4472C4" w:themeColor="accent5"/>
+          <w:sz w:val="22"/>
+          <w:szCs w:val="24"/>
+        </w:rPr>
+      </w:pPr>
+      <w:r>
+        <w:rPr>
+          <w:color w:val="4472C4" w:themeColor="accent5"/>
+          <w:sz w:val="22"/>
+          <w:szCs w:val="24"/>
+        </w:rPr>
+        <w:t xml:space="preserve">(9/21 ~ 9/22) - </w:t>
+      </w:r>
+      <w:r>
+        <w:rPr>
+          <w:rFonts w:hint="eastAsia"/>
+          <w:color w:val="4472C4" w:themeColor="accent5"/>
+          <w:sz w:val="22"/>
+          <w:szCs w:val="24"/>
+        </w:rPr>
+        <w:t>S</w:t>
+      </w:r>
+      <w:r>
+        <w:rPr>
+          <w:color w:val="4472C4" w:themeColor="accent5"/>
+          <w:sz w:val="22"/>
+          <w:szCs w:val="24"/>
+        </w:rPr>
+        <w:t>ystem Call</w:t>
+      </w:r>
+    </w:p>
+    <w:p>
+      <w:pPr>
+        <w:pStyle w:val="a3"/>
+        <w:numPr>
+          <w:ilvl w:val="1"/>
+          <w:numId w:val="2"/>
+        </w:numPr>
+        <w:ind w:leftChars="0"/>
+        <w:rPr>
+          <w:color w:val="4472C4" w:themeColor="accent5"/>
+          <w:sz w:val="22"/>
+          <w:szCs w:val="24"/>
+        </w:rPr>
+      </w:pPr>
+      <w:r>
+        <w:rPr>
+          <w:color w:val="4472C4" w:themeColor="accent5"/>
+          <w:sz w:val="22"/>
+          <w:szCs w:val="24"/>
+        </w:rPr>
+        <w:t xml:space="preserve">(9/27 ~ 9/28) - </w:t>
+      </w:r>
+      <w:r>
+        <w:rPr>
+          <w:rFonts w:hint="eastAsia"/>
+          <w:color w:val="4472C4" w:themeColor="accent5"/>
+          <w:sz w:val="22"/>
+          <w:szCs w:val="24"/>
+        </w:rPr>
+        <w:t>S</w:t>
+      </w:r>
+      <w:r>
+        <w:rPr>
+          <w:color w:val="4472C4" w:themeColor="accent5"/>
+          <w:sz w:val="22"/>
+          <w:szCs w:val="24"/>
+        </w:rPr>
+        <w:t>ynchronization in File System</w:t>
+      </w:r>
+    </w:p>
+    <w:p>
+      <w:pPr>
+        <w:pStyle w:val="a3"/>
+        <w:numPr>
+          <w:ilvl w:val="1"/>
+          <w:numId w:val="2"/>
+        </w:numPr>
+        <w:ind w:leftChars="0"/>
+        <w:rPr>
+          <w:rFonts w:hint="eastAsia"/>
+          <w:color w:val="4472C4" w:themeColor="accent5"/>
+          <w:sz w:val="22"/>
+          <w:szCs w:val="24"/>
+        </w:rPr>
+      </w:pPr>
+      <w:r>
+        <w:rPr>
+          <w:rFonts w:hint="eastAsia"/>
+          <w:color w:val="4472C4" w:themeColor="accent5"/>
+          <w:sz w:val="22"/>
+          <w:szCs w:val="24"/>
+        </w:rPr>
+        <w:t>(</w:t>
+      </w:r>
+      <w:r>
+        <w:rPr>
+          <w:color w:val="4472C4" w:themeColor="accent5"/>
+          <w:sz w:val="22"/>
+          <w:szCs w:val="24"/>
+        </w:rPr>
+        <w:t xml:space="preserve">9/29 ~ 10/4) – </w:t>
+      </w:r>
+      <w:r>
+        <w:rPr>
+          <w:rFonts w:hint="eastAsia"/>
+          <w:color w:val="4472C4" w:themeColor="accent5"/>
+          <w:sz w:val="22"/>
+          <w:szCs w:val="24"/>
+        </w:rPr>
+        <w:t>코드 및 보고서 검토</w:t>
+      </w:r>
+    </w:p>
+    <w:p>
+      <w:pPr>
+        <w:rPr>
+          <w:rFonts w:hint="eastAsia"/>
+          <w:b/>
+          <w:color w:val="4472C4" w:themeColor="accent5"/>
           <w:sz w:val="22"/>
           <w:szCs w:val="24"/>
         </w:rPr>
@@ -3389,6 +3616,84 @@
     <w:p>
       <w:pPr>
         <w:pStyle w:val="a3"/>
+        <w:ind w:leftChars="0" w:left="400"/>
+        <w:rPr>
+          <w:bCs/>
+          <w:sz w:val="22"/>
+          <w:szCs w:val="24"/>
+        </w:rPr>
+      </w:pPr>
+    </w:p>
+    <w:p>
+      <w:pPr>
+        <w:pStyle w:val="a3"/>
+        <w:ind w:leftChars="0" w:left="400"/>
+        <w:rPr>
+          <w:bCs/>
+          <w:sz w:val="22"/>
+          <w:szCs w:val="24"/>
+        </w:rPr>
+      </w:pPr>
+    </w:p>
+    <w:p>
+      <w:pPr>
+        <w:pStyle w:val="a3"/>
+        <w:ind w:leftChars="0" w:left="400"/>
+        <w:rPr>
+          <w:bCs/>
+          <w:sz w:val="22"/>
+          <w:szCs w:val="24"/>
+        </w:rPr>
+      </w:pPr>
+    </w:p>
+    <w:p>
+      <w:pPr>
+        <w:pStyle w:val="a3"/>
+        <w:ind w:leftChars="0" w:left="400"/>
+        <w:rPr>
+          <w:bCs/>
+          <w:sz w:val="22"/>
+          <w:szCs w:val="24"/>
+        </w:rPr>
+      </w:pPr>
+    </w:p>
+    <w:p>
+      <w:pPr>
+        <w:pStyle w:val="a3"/>
+        <w:ind w:leftChars="0" w:left="400"/>
+        <w:rPr>
+          <w:bCs/>
+          <w:sz w:val="22"/>
+          <w:szCs w:val="24"/>
+        </w:rPr>
+      </w:pPr>
+    </w:p>
+    <w:p>
+      <w:pPr>
+        <w:pStyle w:val="a3"/>
+        <w:ind w:leftChars="0" w:left="400"/>
+        <w:rPr>
+          <w:bCs/>
+          <w:sz w:val="22"/>
+          <w:szCs w:val="24"/>
+        </w:rPr>
+      </w:pPr>
+    </w:p>
+    <w:p>
+      <w:pPr>
+        <w:pStyle w:val="a3"/>
+        <w:ind w:leftChars="0" w:left="400"/>
+        <w:rPr>
+          <w:rFonts w:hint="eastAsia"/>
+          <w:bCs/>
+          <w:sz w:val="22"/>
+          <w:szCs w:val="24"/>
+        </w:rPr>
+      </w:pPr>
+    </w:p>
+    <w:p>
+      <w:pPr>
+        <w:pStyle w:val="a3"/>
         <w:numPr>
           <w:ilvl w:val="0"/>
           <w:numId w:val="1"/>
@@ -3407,6 +3712,7 @@
           <w:sz w:val="24"/>
           <w:szCs w:val="24"/>
         </w:rPr>
+        <w:lastRenderedPageBreak/>
         <w:t>연구 결과</w:t>
       </w:r>
     </w:p>
@@ -3586,6 +3892,8 @@
         </w:rPr>
         <w:t>User Memory Access</w:t>
       </w:r>
+      <w:bookmarkStart w:id="1" w:name="_GoBack"/>
+      <w:bookmarkEnd w:id="1"/>
     </w:p>
     <w:p>
       <w:pPr>
@@ -3824,18 +4132,7 @@
           <w:sz w:val="22"/>
           <w:szCs w:val="24"/>
         </w:rPr>
-        <w:t>(구현 내용, 알</w:t>
-      </w:r>
-      <w:r>
-        <w:rPr>
-          <w:rFonts w:hint="eastAsia"/>
-          <w:b/>
-          <w:color w:val="4472C4" w:themeColor="accent5"/>
-          <w:sz w:val="22"/>
-          <w:szCs w:val="24"/>
-        </w:rPr>
-        <w:lastRenderedPageBreak/>
-        <w:t xml:space="preserve">고리즘 등을 </w:t>
+        <w:t xml:space="preserve">(구현 내용, 알고리즘 등을 </w:t>
       </w:r>
       <w:r>
         <w:rPr>
@@ -4098,6 +4395,7 @@
           <w:sz w:val="22"/>
           <w:szCs w:val="24"/>
         </w:rPr>
+        <w:lastRenderedPageBreak/>
         <w:t>File Descriptor</w:t>
       </w:r>
     </w:p>
@@ -4469,7 +4767,7 @@
 </file>
 
 <file path=word/endnotes.xml><?xml version="1.0" encoding="utf-8"?>
-<w:endnotes xmlns:wpc="http://schemas.microsoft.com/office/word/2010/wordprocessingCanvas" xmlns:cx="http://schemas.microsoft.com/office/drawing/2014/chartex" xmlns:mc="http://schemas.openxmlformats.org/markup-compatibility/2006" xmlns:o="urn:schemas-microsoft-com:office:office" xmlns:r="http://schemas.openxmlformats.org/officeDocument/2006/relationships" xmlns:m="http://schemas.openxmlformats.org/officeDocument/2006/math" xmlns:v="urn:schemas-microsoft-com:vml" xmlns:wp14="http://schemas.microsoft.com/office/word/2010/wordprocessingDrawing" xmlns:wp="http://schemas.openxmlformats.org/drawingml/2006/wordprocessingDrawing" xmlns:w10="urn:schemas-microsoft-com:office:word" xmlns:w="http://schemas.openxmlformats.org/wordprocessingml/2006/main" xmlns:w14="http://schemas.microsoft.com/office/word/2010/wordml" xmlns:w15="http://schemas.microsoft.com/office/word/2012/wordml" xmlns:w16se="http://schemas.microsoft.com/office/word/2015/wordml/symex" xmlns:wpg="http://schemas.microsoft.com/office/word/2010/wordprocessingGroup" xmlns:wpi="http://schemas.microsoft.com/office/word/2010/wordprocessingInk" xmlns:wne="http://schemas.microsoft.com/office/word/2006/wordml" xmlns:wps="http://schemas.microsoft.com/office/word/2010/wordprocessingShape" mc:Ignorable="w14 w15 w16se wp14">
+<w:endnotes xmlns:wpc="http://schemas.microsoft.com/office/word/2010/wordprocessingCanvas" xmlns:cx="http://schemas.microsoft.com/office/drawing/2014/chartex" xmlns:cx1="http://schemas.microsoft.com/office/drawing/2015/9/8/chartex" xmlns:cx2="http://schemas.microsoft.com/office/drawing/2015/10/21/chartex" xmlns:cx3="http://schemas.microsoft.com/office/drawing/2016/5/9/chartex" xmlns:cx4="http://schemas.microsoft.com/office/drawing/2016/5/10/chartex" xmlns:cx5="http://schemas.microsoft.com/office/drawing/2016/5/11/chartex" xmlns:cx6="http://schemas.microsoft.com/office/drawing/2016/5/12/chartex" xmlns:cx7="http://schemas.microsoft.com/office/drawing/2016/5/13/chartex" xmlns:cx8="http://schemas.microsoft.com/office/drawing/2016/5/14/chartex" xmlns:mc="http://schemas.openxmlformats.org/markup-compatibility/2006" xmlns:aink="http://schemas.microsoft.com/office/drawing/2016/ink" xmlns:am3d="http://schemas.microsoft.com/office/drawing/2017/model3d" xmlns:o="urn:schemas-microsoft-com:office:office" xmlns:r="http://schemas.openxmlformats.org/officeDocument/2006/relationships" xmlns:m="http://schemas.openxmlformats.org/officeDocument/2006/math" xmlns:v="urn:schemas-microsoft-com:vml" xmlns:wp14="http://schemas.microsoft.com/office/word/2010/wordprocessingDrawing" xmlns:wp="http://schemas.openxmlformats.org/drawingml/2006/wordprocessingDrawing" xmlns:w10="urn:schemas-microsoft-com:office:word" xmlns:w="http://schemas.openxmlformats.org/wordprocessingml/2006/main" xmlns:w14="http://schemas.microsoft.com/office/word/2010/wordml" xmlns:w15="http://schemas.microsoft.com/office/word/2012/wordml" xmlns:w16cid="http://schemas.microsoft.com/office/word/2016/wordml/cid" xmlns:w16se="http://schemas.microsoft.com/office/word/2015/wordml/symex" xmlns:wpg="http://schemas.microsoft.com/office/word/2010/wordprocessingGroup" xmlns:wpi="http://schemas.microsoft.com/office/word/2010/wordprocessingInk" xmlns:wne="http://schemas.microsoft.com/office/word/2006/wordml" xmlns:wps="http://schemas.microsoft.com/office/word/2010/wordprocessingShape" mc:Ignorable="w14 w15 w16se w16cid wp14">
   <w:endnote w:type="separator" w:id="-1">
     <w:p>
       <w:pPr>
@@ -4494,7 +4792,7 @@
 </file>
 
 <file path=word/footnotes.xml><?xml version="1.0" encoding="utf-8"?>
-<w:footnotes xmlns:wpc="http://schemas.microsoft.com/office/word/2010/wordprocessingCanvas" xmlns:cx="http://schemas.microsoft.com/office/drawing/2014/chartex" xmlns:mc="http://schemas.openxmlformats.org/markup-compatibility/2006" xmlns:o="urn:schemas-microsoft-com:office:office" xmlns:r="http://schemas.openxmlformats.org/officeDocument/2006/relationships" xmlns:m="http://schemas.openxmlformats.org/officeDocument/2006/math" xmlns:v="urn:schemas-microsoft-com:vml" xmlns:wp14="http://schemas.microsoft.com/office/word/2010/wordprocessingDrawing" xmlns:wp="http://schemas.openxmlformats.org/drawingml/2006/wordprocessingDrawing" xmlns:w10="urn:schemas-microsoft-com:office:word" xmlns:w="http://schemas.openxmlformats.org/wordprocessingml/2006/main" xmlns:w14="http://schemas.microsoft.com/office/word/2010/wordml" xmlns:w15="http://schemas.microsoft.com/office/word/2012/wordml" xmlns:w16se="http://schemas.microsoft.com/office/word/2015/wordml/symex" xmlns:wpg="http://schemas.microsoft.com/office/word/2010/wordprocessingGroup" xmlns:wpi="http://schemas.microsoft.com/office/word/2010/wordprocessingInk" xmlns:wne="http://schemas.microsoft.com/office/word/2006/wordml" xmlns:wps="http://schemas.microsoft.com/office/word/2010/wordprocessingShape" mc:Ignorable="w14 w15 w16se wp14">
+<w:footnotes xmlns:wpc="http://schemas.microsoft.com/office/word/2010/wordprocessingCanvas" xmlns:cx="http://schemas.microsoft.com/office/drawing/2014/chartex" xmlns:cx1="http://schemas.microsoft.com/office/drawing/2015/9/8/chartex" xmlns:cx2="http://schemas.microsoft.com/office/drawing/2015/10/21/chartex" xmlns:cx3="http://schemas.microsoft.com/office/drawing/2016/5/9/chartex" xmlns:cx4="http://schemas.microsoft.com/office/drawing/2016/5/10/chartex" xmlns:cx5="http://schemas.microsoft.com/office/drawing/2016/5/11/chartex" xmlns:cx6="http://schemas.microsoft.com/office/drawing/2016/5/12/chartex" xmlns:cx7="http://schemas.microsoft.com/office/drawing/2016/5/13/chartex" xmlns:cx8="http://schemas.microsoft.com/office/drawing/2016/5/14/chartex" xmlns:mc="http://schemas.openxmlformats.org/markup-compatibility/2006" xmlns:aink="http://schemas.microsoft.com/office/drawing/2016/ink" xmlns:am3d="http://schemas.microsoft.com/office/drawing/2017/model3d" xmlns:o="urn:schemas-microsoft-com:office:office" xmlns:r="http://schemas.openxmlformats.org/officeDocument/2006/relationships" xmlns:m="http://schemas.openxmlformats.org/officeDocument/2006/math" xmlns:v="urn:schemas-microsoft-com:vml" xmlns:wp14="http://schemas.microsoft.com/office/word/2010/wordprocessingDrawing" xmlns:wp="http://schemas.openxmlformats.org/drawingml/2006/wordprocessingDrawing" xmlns:w10="urn:schemas-microsoft-com:office:word" xmlns:w="http://schemas.openxmlformats.org/wordprocessingml/2006/main" xmlns:w14="http://schemas.microsoft.com/office/word/2010/wordml" xmlns:w15="http://schemas.microsoft.com/office/word/2012/wordml" xmlns:w16cid="http://schemas.microsoft.com/office/word/2016/wordml/cid" xmlns:w16se="http://schemas.microsoft.com/office/word/2015/wordml/symex" xmlns:wpg="http://schemas.microsoft.com/office/word/2010/wordprocessingGroup" xmlns:wpi="http://schemas.microsoft.com/office/word/2010/wordprocessingInk" xmlns:wne="http://schemas.microsoft.com/office/word/2006/wordml" xmlns:wps="http://schemas.microsoft.com/office/word/2010/wordprocessingShape" mc:Ignorable="w14 w15 w16se w16cid wp14">
   <w:footnote w:type="separator" w:id="-1">
     <w:p>
       <w:pPr>
@@ -4519,7 +4817,7 @@
 </file>
 
 <file path=word/numbering.xml><?xml version="1.0" encoding="utf-8"?>
-<w:numbering xmlns:wpc="http://schemas.microsoft.com/office/word/2010/wordprocessingCanvas" xmlns:cx="http://schemas.microsoft.com/office/drawing/2014/chartex" xmlns:mc="http://schemas.openxmlformats.org/markup-compatibility/2006" xmlns:o="urn:schemas-microsoft-com:office:office" xmlns:r="http://schemas.openxmlformats.org/officeDocument/2006/relationships" xmlns:m="http://schemas.openxmlformats.org/officeDocument/2006/math" xmlns:v="urn:schemas-microsoft-com:vml" xmlns:wp14="http://schemas.microsoft.com/office/word/2010/wordprocessingDrawing" xmlns:wp="http://schemas.openxmlformats.org/drawingml/2006/wordprocessingDrawing" xmlns:w10="urn:schemas-microsoft-com:office:word" xmlns:w="http://schemas.openxmlformats.org/wordprocessingml/2006/main" xmlns:w14="http://schemas.microsoft.com/office/word/2010/wordml" xmlns:w15="http://schemas.microsoft.com/office/word/2012/wordml" xmlns:w16se="http://schemas.microsoft.com/office/word/2015/wordml/symex" xmlns:wpg="http://schemas.microsoft.com/office/word/2010/wordprocessingGroup" xmlns:wpi="http://schemas.microsoft.com/office/word/2010/wordprocessingInk" xmlns:wne="http://schemas.microsoft.com/office/word/2006/wordml" xmlns:wps="http://schemas.microsoft.com/office/word/2010/wordprocessingShape" mc:Ignorable="w14 w15 w16se wp14">
+<w:numbering xmlns:wpc="http://schemas.microsoft.com/office/word/2010/wordprocessingCanvas" xmlns:cx="http://schemas.microsoft.com/office/drawing/2014/chartex" xmlns:cx1="http://schemas.microsoft.com/office/drawing/2015/9/8/chartex" xmlns:cx2="http://schemas.microsoft.com/office/drawing/2015/10/21/chartex" xmlns:cx3="http://schemas.microsoft.com/office/drawing/2016/5/9/chartex" xmlns:cx4="http://schemas.microsoft.com/office/drawing/2016/5/10/chartex" xmlns:cx5="http://schemas.microsoft.com/office/drawing/2016/5/11/chartex" xmlns:cx6="http://schemas.microsoft.com/office/drawing/2016/5/12/chartex" xmlns:cx7="http://schemas.microsoft.com/office/drawing/2016/5/13/chartex" xmlns:cx8="http://schemas.microsoft.com/office/drawing/2016/5/14/chartex" xmlns:mc="http://schemas.openxmlformats.org/markup-compatibility/2006" xmlns:aink="http://schemas.microsoft.com/office/drawing/2016/ink" xmlns:am3d="http://schemas.microsoft.com/office/drawing/2017/model3d" xmlns:o="urn:schemas-microsoft-com:office:office" xmlns:r="http://schemas.openxmlformats.org/officeDocument/2006/relationships" xmlns:m="http://schemas.openxmlformats.org/officeDocument/2006/math" xmlns:v="urn:schemas-microsoft-com:vml" xmlns:wp14="http://schemas.microsoft.com/office/word/2010/wordprocessingDrawing" xmlns:wp="http://schemas.openxmlformats.org/drawingml/2006/wordprocessingDrawing" xmlns:w10="urn:schemas-microsoft-com:office:word" xmlns:w="http://schemas.openxmlformats.org/wordprocessingml/2006/main" xmlns:w14="http://schemas.microsoft.com/office/word/2010/wordml" xmlns:w15="http://schemas.microsoft.com/office/word/2012/wordml" xmlns:w16cid="http://schemas.microsoft.com/office/word/2016/wordml/cid" xmlns:w16se="http://schemas.microsoft.com/office/word/2015/wordml/symex" xmlns:wpg="http://schemas.microsoft.com/office/word/2010/wordprocessingGroup" xmlns:wpi="http://schemas.microsoft.com/office/word/2010/wordprocessingInk" xmlns:wne="http://schemas.microsoft.com/office/word/2006/wordml" xmlns:wps="http://schemas.microsoft.com/office/word/2010/wordprocessingShape" mc:Ignorable="w14 w15 w16se w16cid wp14">
   <w:abstractNum w:abstractNumId="0" w15:restartNumberingAfterBreak="0">
     <w:nsid w:val="07627A52"/>
     <w:multiLevelType w:val="hybridMultilevel"/>
@@ -5448,7 +5746,7 @@
 </file>
 
 <file path=word/styles.xml><?xml version="1.0" encoding="utf-8"?>
-<w:styles xmlns:mc="http://schemas.openxmlformats.org/markup-compatibility/2006" xmlns:r="http://schemas.openxmlformats.org/officeDocument/2006/relationships" xmlns:w="http://schemas.openxmlformats.org/wordprocessingml/2006/main" xmlns:w14="http://schemas.microsoft.com/office/word/2010/wordml" xmlns:w15="http://schemas.microsoft.com/office/word/2012/wordml" xmlns:w16se="http://schemas.microsoft.com/office/word/2015/wordml/symex" mc:Ignorable="w14 w15 w16se">
+<w:styles xmlns:mc="http://schemas.openxmlformats.org/markup-compatibility/2006" xmlns:r="http://schemas.openxmlformats.org/officeDocument/2006/relationships" xmlns:w="http://schemas.openxmlformats.org/wordprocessingml/2006/main" xmlns:w14="http://schemas.microsoft.com/office/word/2010/wordml" xmlns:w15="http://schemas.microsoft.com/office/word/2012/wordml" xmlns:w16cid="http://schemas.microsoft.com/office/word/2016/wordml/cid" xmlns:w16se="http://schemas.microsoft.com/office/word/2015/wordml/symex" mc:Ignorable="w14 w15 w16se w16cid">
   <w:docDefaults>
     <w:rPrDefault>
       <w:rPr>
@@ -5465,7 +5763,7 @@
       </w:pPr>
     </w:pPrDefault>
   </w:docDefaults>
-  <w:latentStyles w:defLockedState="0" w:defUIPriority="99" w:defSemiHidden="0" w:defUnhideWhenUsed="0" w:defQFormat="0" w:count="371">
+  <w:latentStyles w:defLockedState="0" w:defUIPriority="99" w:defSemiHidden="0" w:defUnhideWhenUsed="0" w:defQFormat="0" w:count="375">
     <w:lsdException w:name="Normal" w:uiPriority="0" w:qFormat="1"/>
     <w:lsdException w:name="heading 1" w:uiPriority="9" w:qFormat="1"/>
     <w:lsdException w:name="heading 2" w:semiHidden="1" w:uiPriority="9" w:unhideWhenUsed="1" w:qFormat="1"/>
@@ -5571,7 +5869,6 @@
     <w:lsdException w:name="HTML Sample" w:semiHidden="1" w:unhideWhenUsed="1"/>
     <w:lsdException w:name="HTML Typewriter" w:semiHidden="1" w:unhideWhenUsed="1"/>
     <w:lsdException w:name="HTML Variable" w:semiHidden="1" w:unhideWhenUsed="1"/>
-    <w:lsdException w:name="Normal Table" w:semiHidden="1" w:unhideWhenUsed="1"/>
     <w:lsdException w:name="annotation subject" w:semiHidden="1" w:unhideWhenUsed="1"/>
     <w:lsdException w:name="No List" w:semiHidden="1" w:unhideWhenUsed="1"/>
     <w:lsdException w:name="Outline List 1" w:semiHidden="1" w:unhideWhenUsed="1"/>
@@ -5615,10 +5912,8 @@
     <w:lsdException w:name="Table Elegant" w:semiHidden="1" w:unhideWhenUsed="1"/>
     <w:lsdException w:name="Table Professional" w:semiHidden="1" w:unhideWhenUsed="1"/>
     <w:lsdException w:name="Table Subtle 1" w:semiHidden="1" w:unhideWhenUsed="1"/>
-    <w:lsdException w:name="Table Subtle 2" w:semiHidden="1" w:unhideWhenUsed="1"/>
     <w:lsdException w:name="Table Web 1" w:semiHidden="1" w:unhideWhenUsed="1"/>
     <w:lsdException w:name="Table Web 2" w:semiHidden="1" w:unhideWhenUsed="1"/>
-    <w:lsdException w:name="Table Web 3" w:semiHidden="1" w:unhideWhenUsed="1"/>
     <w:lsdException w:name="Balloon Text" w:semiHidden="1" w:unhideWhenUsed="1"/>
     <w:lsdException w:name="Table Grid" w:uiPriority="39"/>
     <w:lsdException w:name="Table Theme" w:semiHidden="1" w:unhideWhenUsed="1"/>
@@ -5837,6 +6132,10 @@
     <w:lsdException w:name="List Table 5 Dark Accent 6" w:uiPriority="50"/>
     <w:lsdException w:name="List Table 6 Colorful Accent 6" w:uiPriority="51"/>
     <w:lsdException w:name="List Table 7 Colorful Accent 6" w:uiPriority="52"/>
+    <w:lsdException w:name="Mention" w:semiHidden="1" w:unhideWhenUsed="1"/>
+    <w:lsdException w:name="Smart Hyperlink" w:semiHidden="1" w:unhideWhenUsed="1"/>
+    <w:lsdException w:name="Hashtag" w:semiHidden="1" w:unhideWhenUsed="1"/>
+    <w:lsdException w:name="Unresolved Mention" w:semiHidden="1" w:unhideWhenUsed="1"/>
   </w:latentStyles>
   <w:style w:type="paragraph" w:default="1" w:styleId="a">
     <w:name w:val="Normal"/>

--- a/3학년 2학기/운영체제/과제 1/document.docx
+++ b/3학년 2학기/운영체제/과제 1/document.docx
@@ -1,6 +1,6 @@
 
 <file path=word/document.xml><?xml version="1.0" encoding="utf-8"?>
-<w:document xmlns:wpc="http://schemas.microsoft.com/office/word/2010/wordprocessingCanvas" xmlns:cx="http://schemas.microsoft.com/office/drawing/2014/chartex" xmlns:cx1="http://schemas.microsoft.com/office/drawing/2015/9/8/chartex" xmlns:cx2="http://schemas.microsoft.com/office/drawing/2015/10/21/chartex" xmlns:cx3="http://schemas.microsoft.com/office/drawing/2016/5/9/chartex" xmlns:cx4="http://schemas.microsoft.com/office/drawing/2016/5/10/chartex" xmlns:cx5="http://schemas.microsoft.com/office/drawing/2016/5/11/chartex" xmlns:cx6="http://schemas.microsoft.com/office/drawing/2016/5/12/chartex" xmlns:cx7="http://schemas.microsoft.com/office/drawing/2016/5/13/chartex" xmlns:cx8="http://schemas.microsoft.com/office/drawing/2016/5/14/chartex" xmlns:mc="http://schemas.openxmlformats.org/markup-compatibility/2006" xmlns:aink="http://schemas.microsoft.com/office/drawing/2016/ink" xmlns:am3d="http://schemas.microsoft.com/office/drawing/2017/model3d" xmlns:o="urn:schemas-microsoft-com:office:office" xmlns:r="http://schemas.openxmlformats.org/officeDocument/2006/relationships" xmlns:m="http://schemas.openxmlformats.org/officeDocument/2006/math" xmlns:v="urn:schemas-microsoft-com:vml" xmlns:wp14="http://schemas.microsoft.com/office/word/2010/wordprocessingDrawing" xmlns:wp="http://schemas.openxmlformats.org/drawingml/2006/wordprocessingDrawing" xmlns:w10="urn:schemas-microsoft-com:office:word" xmlns:w="http://schemas.openxmlformats.org/wordprocessingml/2006/main" xmlns:w14="http://schemas.microsoft.com/office/word/2010/wordml" xmlns:w15="http://schemas.microsoft.com/office/word/2012/wordml" xmlns:w16cid="http://schemas.microsoft.com/office/word/2016/wordml/cid" xmlns:w16se="http://schemas.microsoft.com/office/word/2015/wordml/symex" xmlns:wpg="http://schemas.microsoft.com/office/word/2010/wordprocessingGroup" xmlns:wpi="http://schemas.microsoft.com/office/word/2010/wordprocessingInk" xmlns:wne="http://schemas.microsoft.com/office/word/2006/wordml" xmlns:wps="http://schemas.microsoft.com/office/word/2010/wordprocessingShape" mc:Ignorable="w14 w15 w16se w16cid wp14">
+<w:document xmlns:wpc="http://schemas.microsoft.com/office/word/2010/wordprocessingCanvas" xmlns:cx="http://schemas.microsoft.com/office/drawing/2014/chartex" xmlns:mc="http://schemas.openxmlformats.org/markup-compatibility/2006" xmlns:o="urn:schemas-microsoft-com:office:office" xmlns:r="http://schemas.openxmlformats.org/officeDocument/2006/relationships" xmlns:m="http://schemas.openxmlformats.org/officeDocument/2006/math" xmlns:v="urn:schemas-microsoft-com:vml" xmlns:wp14="http://schemas.microsoft.com/office/word/2010/wordprocessingDrawing" xmlns:wp="http://schemas.openxmlformats.org/drawingml/2006/wordprocessingDrawing" xmlns:w10="urn:schemas-microsoft-com:office:word" xmlns:w="http://schemas.openxmlformats.org/wordprocessingml/2006/main" xmlns:w14="http://schemas.microsoft.com/office/word/2010/wordml" xmlns:w15="http://schemas.microsoft.com/office/word/2012/wordml" xmlns:w16se="http://schemas.microsoft.com/office/word/2015/wordml/symex" xmlns:wpg="http://schemas.microsoft.com/office/word/2010/wordprocessingGroup" xmlns:wpi="http://schemas.microsoft.com/office/word/2010/wordprocessingInk" xmlns:wne="http://schemas.microsoft.com/office/word/2006/wordml" xmlns:wps="http://schemas.microsoft.com/office/word/2010/wordprocessingShape" mc:Ignorable="w14 w15 w16se wp14">
   <w:body>
     <w:p>
       <w:pPr>
@@ -3106,7 +3106,6 @@
     <w:p>
       <w:pPr>
         <w:rPr>
-          <w:rFonts w:hint="eastAsia"/>
           <w:bCs/>
           <w:color w:val="4472C4" w:themeColor="accent5"/>
           <w:sz w:val="22"/>
@@ -3401,7 +3400,6 @@
         </w:numPr>
         <w:ind w:leftChars="0"/>
         <w:rPr>
-          <w:rFonts w:hint="eastAsia"/>
           <w:color w:val="4472C4" w:themeColor="accent5"/>
           <w:sz w:val="22"/>
           <w:szCs w:val="24"/>
@@ -3437,7 +3435,6 @@
     <w:p>
       <w:pPr>
         <w:rPr>
-          <w:rFonts w:hint="eastAsia"/>
           <w:b/>
           <w:color w:val="4472C4" w:themeColor="accent5"/>
           <w:sz w:val="22"/>
@@ -3527,27 +3524,4269 @@
     <w:p>
       <w:pPr>
         <w:pStyle w:val="a3"/>
+        <w:rPr>
+          <w:b/>
+          <w:color w:val="000000" w:themeColor="text1"/>
+          <w:sz w:val="22"/>
+          <w:szCs w:val="24"/>
+        </w:rPr>
+      </w:pPr>
+      <w:r>
+        <w:rPr>
+          <w:b/>
+          <w:color w:val="000000" w:themeColor="text1"/>
+          <w:sz w:val="22"/>
+          <w:szCs w:val="24"/>
+        </w:rPr>
+        <w:t>1. Argument Passing</w:t>
+      </w:r>
+    </w:p>
+    <w:p>
+      <w:pPr>
+        <w:pStyle w:val="a3"/>
+        <w:rPr>
+          <w:color w:val="000000" w:themeColor="text1"/>
+          <w:sz w:val="22"/>
+          <w:szCs w:val="24"/>
+        </w:rPr>
+      </w:pPr>
+      <w:r>
+        <w:rPr>
+          <w:color w:val="000000" w:themeColor="text1"/>
+          <w:sz w:val="22"/>
+          <w:szCs w:val="24"/>
+        </w:rPr>
+        <w:t>수정해야 하는 소스코드</w:t>
+      </w:r>
+    </w:p>
+    <w:p>
+      <w:pPr>
+        <w:pStyle w:val="a3"/>
+        <w:rPr>
+          <w:color w:val="000000" w:themeColor="text1"/>
+          <w:sz w:val="22"/>
+          <w:szCs w:val="24"/>
+        </w:rPr>
+      </w:pPr>
+      <w:r>
+        <w:rPr>
+          <w:color w:val="000000" w:themeColor="text1"/>
+          <w:sz w:val="22"/>
+          <w:szCs w:val="24"/>
+        </w:rPr>
+        <w:t xml:space="preserve">- </w:t>
+      </w:r>
+      <w:r>
+        <w:rPr>
+          <w:color w:val="000000" w:themeColor="text1"/>
+          <w:sz w:val="22"/>
+          <w:szCs w:val="24"/>
+        </w:rPr>
+        <w:t xml:space="preserve">userprog/process.c  </w:t>
+      </w:r>
+    </w:p>
+    <w:p>
+      <w:pPr>
+        <w:pStyle w:val="a3"/>
+        <w:rPr>
+          <w:color w:val="000000" w:themeColor="text1"/>
+          <w:sz w:val="22"/>
+          <w:szCs w:val="24"/>
+        </w:rPr>
+      </w:pPr>
+    </w:p>
+    <w:p>
+      <w:pPr>
+        <w:pStyle w:val="a3"/>
+        <w:rPr>
+          <w:color w:val="000000" w:themeColor="text1"/>
+          <w:sz w:val="22"/>
+          <w:szCs w:val="24"/>
+        </w:rPr>
+      </w:pPr>
+      <w:r>
+        <w:rPr>
+          <w:color w:val="000000" w:themeColor="text1"/>
+          <w:sz w:val="22"/>
+          <w:szCs w:val="24"/>
+        </w:rPr>
+        <w:t>수정하거나 추가해야 하는 자료구조</w:t>
+      </w:r>
+    </w:p>
+    <w:p>
+      <w:pPr>
+        <w:pStyle w:val="a3"/>
+        <w:rPr>
+          <w:color w:val="000000" w:themeColor="text1"/>
+          <w:sz w:val="22"/>
+          <w:szCs w:val="24"/>
+        </w:rPr>
+      </w:pPr>
+      <w:r>
+        <w:rPr>
+          <w:color w:val="000000" w:themeColor="text1"/>
+          <w:sz w:val="22"/>
+          <w:szCs w:val="24"/>
+        </w:rPr>
+        <w:t xml:space="preserve">- </w:t>
+      </w:r>
+      <w:r>
+        <w:rPr>
+          <w:color w:val="000000" w:themeColor="text1"/>
+          <w:sz w:val="22"/>
+          <w:szCs w:val="24"/>
+        </w:rPr>
+        <w:t xml:space="preserve">자료구조를 새로 추가할 필요는 없으나, 유저 스택 조작을 위해 struct intr_frame 내부의 </w:t>
+      </w:r>
+      <w:r>
+        <w:rPr>
+          <w:color w:val="000000" w:themeColor="text1"/>
+          <w:sz w:val="22"/>
+          <w:szCs w:val="24"/>
+        </w:rPr>
+        <w:t>esp</w:t>
+      </w:r>
+      <w:r>
+        <w:rPr>
+          <w:color w:val="000000" w:themeColor="text1"/>
+          <w:sz w:val="22"/>
+          <w:szCs w:val="24"/>
+        </w:rPr>
+        <w:t>를 직접 조작해야 한다</w:t>
+      </w:r>
+      <w:r>
+        <w:rPr>
+          <w:color w:val="000000" w:themeColor="text1"/>
+          <w:sz w:val="22"/>
+          <w:szCs w:val="24"/>
+        </w:rPr>
+        <w:t>.</w:t>
+      </w:r>
+    </w:p>
+    <w:p>
+      <w:pPr>
+        <w:pStyle w:val="a3"/>
+        <w:rPr>
+          <w:color w:val="000000" w:themeColor="text1"/>
+          <w:sz w:val="22"/>
+          <w:szCs w:val="24"/>
+        </w:rPr>
+      </w:pPr>
+    </w:p>
+    <w:p>
+      <w:pPr>
+        <w:pStyle w:val="a3"/>
+        <w:rPr>
+          <w:color w:val="000000" w:themeColor="text1"/>
+          <w:sz w:val="22"/>
+          <w:szCs w:val="24"/>
+        </w:rPr>
+      </w:pPr>
+      <w:r>
+        <w:rPr>
+          <w:color w:val="000000" w:themeColor="text1"/>
+          <w:sz w:val="22"/>
+          <w:szCs w:val="24"/>
+        </w:rPr>
+        <w:t>수정하거나 추가해야 하는 함수</w:t>
+      </w:r>
+    </w:p>
+    <w:p>
+      <w:pPr>
+        <w:pStyle w:val="a3"/>
+        <w:rPr>
+          <w:color w:val="000000" w:themeColor="text1"/>
+          <w:sz w:val="22"/>
+          <w:szCs w:val="24"/>
+        </w:rPr>
+      </w:pPr>
+      <w:r>
+        <w:rPr>
+          <w:color w:val="000000" w:themeColor="text1"/>
+          <w:sz w:val="22"/>
+          <w:szCs w:val="24"/>
+        </w:rPr>
+        <w:t xml:space="preserve">- </w:t>
+      </w:r>
+      <w:r>
+        <w:rPr>
+          <w:color w:val="000000" w:themeColor="text1"/>
+          <w:sz w:val="22"/>
+          <w:szCs w:val="24"/>
+        </w:rPr>
+        <w:t>process_execute()</w:t>
+      </w:r>
+      <w:r>
+        <w:rPr>
+          <w:color w:val="000000" w:themeColor="text1"/>
+          <w:sz w:val="22"/>
+          <w:szCs w:val="24"/>
+        </w:rPr>
+        <w:t xml:space="preserve"> </w:t>
+      </w:r>
+      <w:r>
+        <w:rPr>
+          <w:color w:val="000000" w:themeColor="text1"/>
+          <w:sz w:val="22"/>
+          <w:szCs w:val="24"/>
+        </w:rPr>
+        <w:t xml:space="preserve">: 전달받은 전체 문자열에서 첫 번째 단어(실행 파일 이름)만 추출하여 스레드를 생성하도록 파싱 로직을 수정한다.  </w:t>
+      </w:r>
+    </w:p>
+    <w:p>
+      <w:pPr>
+        <w:pStyle w:val="a3"/>
+        <w:rPr>
+          <w:color w:val="000000" w:themeColor="text1"/>
+          <w:sz w:val="22"/>
+          <w:szCs w:val="24"/>
+        </w:rPr>
+      </w:pPr>
+      <w:r>
+        <w:rPr>
+          <w:color w:val="000000" w:themeColor="text1"/>
+          <w:sz w:val="22"/>
+          <w:szCs w:val="24"/>
+        </w:rPr>
+        <w:t xml:space="preserve">- </w:t>
+      </w:r>
+      <w:r>
+        <w:rPr>
+          <w:color w:val="000000" w:themeColor="text1"/>
+          <w:sz w:val="22"/>
+          <w:szCs w:val="24"/>
+        </w:rPr>
+        <w:t>load()</w:t>
+      </w:r>
+      <w:r>
+        <w:rPr>
+          <w:color w:val="000000" w:themeColor="text1"/>
+          <w:sz w:val="22"/>
+          <w:szCs w:val="24"/>
+        </w:rPr>
+        <w:t xml:space="preserve"> : </w:t>
+      </w:r>
+      <w:r>
+        <w:rPr>
+          <w:color w:val="000000" w:themeColor="text1"/>
+          <w:sz w:val="22"/>
+          <w:szCs w:val="24"/>
+        </w:rPr>
+        <w:t>전체 인자 문자열을 공백 기준으로 파싱</w:t>
+      </w:r>
+      <w:r>
+        <w:rPr>
+          <w:rFonts w:hint="eastAsia"/>
+          <w:color w:val="000000" w:themeColor="text1"/>
+          <w:sz w:val="22"/>
+          <w:szCs w:val="24"/>
+        </w:rPr>
+        <w:t>한다.</w:t>
+      </w:r>
+      <w:r>
+        <w:rPr>
+          <w:color w:val="000000" w:themeColor="text1"/>
+          <w:sz w:val="22"/>
+          <w:szCs w:val="24"/>
+        </w:rPr>
+        <w:t xml:space="preserve"> </w:t>
+      </w:r>
+    </w:p>
+    <w:p>
+      <w:pPr>
+        <w:pStyle w:val="a3"/>
+        <w:rPr>
+          <w:color w:val="000000" w:themeColor="text1"/>
+          <w:sz w:val="22"/>
+          <w:szCs w:val="24"/>
+        </w:rPr>
+      </w:pPr>
+    </w:p>
+    <w:p>
+      <w:pPr>
+        <w:pStyle w:val="a3"/>
+        <w:rPr>
+          <w:color w:val="000000" w:themeColor="text1"/>
+          <w:sz w:val="22"/>
+          <w:szCs w:val="24"/>
+        </w:rPr>
+      </w:pPr>
+      <w:r>
+        <w:rPr>
+          <w:color w:val="000000" w:themeColor="text1"/>
+          <w:sz w:val="22"/>
+          <w:szCs w:val="24"/>
+        </w:rPr>
+        <w:t>- argument_stack() (</w:t>
+      </w:r>
+      <w:r>
+        <w:rPr>
+          <w:rFonts w:hint="eastAsia"/>
+          <w:color w:val="000000" w:themeColor="text1"/>
+          <w:sz w:val="22"/>
+          <w:szCs w:val="24"/>
+        </w:rPr>
+        <w:t>추가)</w:t>
+      </w:r>
+      <w:r>
+        <w:rPr>
+          <w:color w:val="000000" w:themeColor="text1"/>
+          <w:sz w:val="22"/>
+          <w:szCs w:val="24"/>
+        </w:rPr>
+        <w:t xml:space="preserve"> : </w:t>
+      </w:r>
+      <w:r>
+        <w:rPr>
+          <w:color w:val="000000" w:themeColor="text1"/>
+          <w:sz w:val="22"/>
+          <w:szCs w:val="24"/>
+        </w:rPr>
+        <w:t xml:space="preserve">80x86 호출 규약에 맞추어 유저 스택에 주소와 데이터를 순차적으로 Push 하는 로직을 추가한다.  </w:t>
+      </w:r>
+    </w:p>
+    <w:p>
+      <w:pPr>
+        <w:pStyle w:val="a3"/>
+        <w:rPr>
+          <w:color w:val="000000" w:themeColor="text1"/>
+          <w:sz w:val="22"/>
+          <w:szCs w:val="24"/>
+        </w:rPr>
+      </w:pPr>
+    </w:p>
+    <w:p>
+      <w:pPr>
+        <w:pStyle w:val="a3"/>
+        <w:rPr>
+          <w:b/>
+          <w:color w:val="000000" w:themeColor="text1"/>
+          <w:sz w:val="22"/>
+          <w:szCs w:val="24"/>
+        </w:rPr>
+      </w:pPr>
+      <w:r>
+        <w:rPr>
+          <w:b/>
+          <w:color w:val="000000" w:themeColor="text1"/>
+          <w:sz w:val="22"/>
+          <w:szCs w:val="24"/>
+        </w:rPr>
+        <w:t>2. User Memory Access</w:t>
+      </w:r>
+    </w:p>
+    <w:p>
+      <w:pPr>
+        <w:pStyle w:val="a3"/>
+        <w:rPr>
+          <w:color w:val="000000" w:themeColor="text1"/>
+          <w:sz w:val="22"/>
+          <w:szCs w:val="24"/>
+        </w:rPr>
+      </w:pPr>
+      <w:r>
+        <w:rPr>
+          <w:color w:val="000000" w:themeColor="text1"/>
+          <w:sz w:val="22"/>
+          <w:szCs w:val="24"/>
+        </w:rPr>
+        <w:t>수정해야 하는 소스코드</w:t>
+      </w:r>
+    </w:p>
+    <w:p>
+      <w:pPr>
+        <w:pStyle w:val="a3"/>
+        <w:rPr>
+          <w:color w:val="000000" w:themeColor="text1"/>
+          <w:sz w:val="22"/>
+          <w:szCs w:val="24"/>
+        </w:rPr>
+      </w:pPr>
+      <w:r>
+        <w:rPr>
+          <w:color w:val="000000" w:themeColor="text1"/>
+          <w:sz w:val="22"/>
+          <w:szCs w:val="24"/>
+        </w:rPr>
+        <w:t xml:space="preserve">- </w:t>
+      </w:r>
+      <w:r>
+        <w:rPr>
+          <w:color w:val="000000" w:themeColor="text1"/>
+          <w:sz w:val="22"/>
+          <w:szCs w:val="24"/>
+        </w:rPr>
+        <w:t xml:space="preserve">userprog/syscall.c, userprog/exception.c  </w:t>
+      </w:r>
+    </w:p>
+    <w:p>
+      <w:pPr>
+        <w:pStyle w:val="a3"/>
+        <w:rPr>
+          <w:color w:val="000000" w:themeColor="text1"/>
+          <w:sz w:val="22"/>
+          <w:szCs w:val="24"/>
+        </w:rPr>
+      </w:pPr>
+    </w:p>
+    <w:p>
+      <w:pPr>
+        <w:pStyle w:val="a3"/>
+        <w:rPr>
+          <w:color w:val="000000" w:themeColor="text1"/>
+          <w:sz w:val="22"/>
+          <w:szCs w:val="24"/>
+        </w:rPr>
+      </w:pPr>
+      <w:r>
+        <w:rPr>
+          <w:color w:val="000000" w:themeColor="text1"/>
+          <w:sz w:val="22"/>
+          <w:szCs w:val="24"/>
+        </w:rPr>
+        <w:t>수정하거나 추가해야 하는 자료구조</w:t>
+      </w:r>
+    </w:p>
+    <w:p>
+      <w:pPr>
+        <w:pStyle w:val="a3"/>
+        <w:rPr>
+          <w:color w:val="000000" w:themeColor="text1"/>
+          <w:sz w:val="22"/>
+          <w:szCs w:val="24"/>
+        </w:rPr>
+      </w:pPr>
+      <w:r>
+        <w:rPr>
+          <w:color w:val="000000" w:themeColor="text1"/>
+          <w:sz w:val="22"/>
+          <w:szCs w:val="24"/>
+        </w:rPr>
+        <w:t xml:space="preserve">- </w:t>
+      </w:r>
+      <w:r>
+        <w:rPr>
+          <w:color w:val="000000" w:themeColor="text1"/>
+          <w:sz w:val="22"/>
+          <w:szCs w:val="24"/>
+        </w:rPr>
+        <w:t xml:space="preserve">별도로 추가하는 자료구조는 없으며, 기존 프로세스의 페이지 디렉토리 테이블을 활용한다.  </w:t>
+      </w:r>
+    </w:p>
+    <w:p>
+      <w:pPr>
+        <w:pStyle w:val="a3"/>
+        <w:rPr>
+          <w:color w:val="000000" w:themeColor="text1"/>
+          <w:sz w:val="22"/>
+          <w:szCs w:val="24"/>
+        </w:rPr>
+      </w:pPr>
+    </w:p>
+    <w:p>
+      <w:pPr>
+        <w:pStyle w:val="a3"/>
+        <w:rPr>
+          <w:color w:val="000000" w:themeColor="text1"/>
+          <w:sz w:val="22"/>
+          <w:szCs w:val="24"/>
+        </w:rPr>
+      </w:pPr>
+      <w:r>
+        <w:rPr>
+          <w:color w:val="000000" w:themeColor="text1"/>
+          <w:sz w:val="22"/>
+          <w:szCs w:val="24"/>
+        </w:rPr>
+        <w:t>수정하거나 추가해야 하는 함수</w:t>
+      </w:r>
+    </w:p>
+    <w:p>
+      <w:pPr>
+        <w:pStyle w:val="a3"/>
+        <w:rPr>
+          <w:color w:val="000000" w:themeColor="text1"/>
+          <w:sz w:val="22"/>
+          <w:szCs w:val="24"/>
+        </w:rPr>
+      </w:pPr>
+      <w:r>
+        <w:rPr>
+          <w:color w:val="000000" w:themeColor="text1"/>
+          <w:sz w:val="22"/>
+          <w:szCs w:val="24"/>
+        </w:rPr>
+        <w:t xml:space="preserve">- </w:t>
+      </w:r>
+      <w:r>
+        <w:rPr>
+          <w:color w:val="000000" w:themeColor="text1"/>
+          <w:sz w:val="22"/>
+          <w:szCs w:val="24"/>
+        </w:rPr>
+        <w:t xml:space="preserve">check_address() (사용자 정의 함수 추가): 전달받은 포인터가 PHYS_BASE 아래의 유저 영역인지(is_user_vaddr()), 그리고 할당된 물리 메모리가 존재하는지(pagedir_get_page()) 검사하는 함수를 새롭게 작성한다.  </w:t>
+      </w:r>
+    </w:p>
+    <w:p>
+      <w:pPr>
+        <w:pStyle w:val="a3"/>
+        <w:rPr>
+          <w:color w:val="000000" w:themeColor="text1"/>
+          <w:sz w:val="22"/>
+          <w:szCs w:val="24"/>
+        </w:rPr>
+      </w:pPr>
+      <w:r>
+        <w:rPr>
+          <w:color w:val="000000" w:themeColor="text1"/>
+          <w:sz w:val="22"/>
+          <w:szCs w:val="24"/>
+        </w:rPr>
+        <w:t xml:space="preserve">- </w:t>
+      </w:r>
+      <w:r>
+        <w:rPr>
+          <w:color w:val="000000" w:themeColor="text1"/>
+          <w:sz w:val="22"/>
+          <w:szCs w:val="24"/>
+        </w:rPr>
+        <w:t xml:space="preserve">syscall_handler(): 시스템 콜 인자로 포인터가 전달될 때마다, 위에서 만든 검사 함수를 호출하여 유효성을 판별하도록 수정한다.  </w:t>
+      </w:r>
+    </w:p>
+    <w:p>
+      <w:pPr>
+        <w:pStyle w:val="a3"/>
+        <w:rPr>
+          <w:color w:val="000000" w:themeColor="text1"/>
+          <w:sz w:val="22"/>
+          <w:szCs w:val="24"/>
+        </w:rPr>
+      </w:pPr>
+      <w:r>
+        <w:rPr>
+          <w:color w:val="000000" w:themeColor="text1"/>
+          <w:sz w:val="22"/>
+          <w:szCs w:val="24"/>
+        </w:rPr>
+        <w:t xml:space="preserve">- </w:t>
+      </w:r>
+      <w:r>
+        <w:rPr>
+          <w:color w:val="000000" w:themeColor="text1"/>
+          <w:sz w:val="22"/>
+          <w:szCs w:val="24"/>
+        </w:rPr>
+        <w:t xml:space="preserve">page_fault(): 유효하지 않은 메모리 접근으로 인해 페이지 폴트가 발생했을 때, 커널 패닉을 막고 해당 프로세스만 종료(exit(-1))하도록 예외 처리 로직을 수정한다.  </w:t>
+      </w:r>
+    </w:p>
+    <w:p>
+      <w:pPr>
+        <w:pStyle w:val="a3"/>
+        <w:rPr>
+          <w:color w:val="000000" w:themeColor="text1"/>
+          <w:sz w:val="22"/>
+          <w:szCs w:val="24"/>
+        </w:rPr>
+      </w:pPr>
+    </w:p>
+    <w:p>
+      <w:pPr>
+        <w:pStyle w:val="a3"/>
+        <w:rPr>
+          <w:b/>
+          <w:color w:val="000000" w:themeColor="text1"/>
+          <w:sz w:val="22"/>
+          <w:szCs w:val="24"/>
+        </w:rPr>
+      </w:pPr>
+      <w:r>
+        <w:rPr>
+          <w:b/>
+          <w:color w:val="000000" w:themeColor="text1"/>
+          <w:sz w:val="22"/>
+          <w:szCs w:val="24"/>
+        </w:rPr>
+        <w:t>3. File Descriptor</w:t>
+      </w:r>
+    </w:p>
+    <w:p>
+      <w:pPr>
+        <w:pStyle w:val="a3"/>
+        <w:rPr>
+          <w:color w:val="000000" w:themeColor="text1"/>
+          <w:sz w:val="22"/>
+          <w:szCs w:val="24"/>
+        </w:rPr>
+      </w:pPr>
+    </w:p>
+    <w:p>
+      <w:pPr>
+        <w:pStyle w:val="a3"/>
+        <w:rPr>
+          <w:color w:val="000000" w:themeColor="text1"/>
+          <w:sz w:val="22"/>
+          <w:szCs w:val="24"/>
+        </w:rPr>
+      </w:pPr>
+      <w:r>
+        <w:rPr>
+          <w:color w:val="000000" w:themeColor="text1"/>
+          <w:sz w:val="22"/>
+          <w:szCs w:val="24"/>
+        </w:rPr>
+        <w:t>수정해야 하는 소스코드</w:t>
+      </w:r>
+    </w:p>
+    <w:p>
+      <w:pPr>
+        <w:pStyle w:val="a3"/>
+        <w:rPr>
+          <w:color w:val="000000" w:themeColor="text1"/>
+          <w:sz w:val="22"/>
+          <w:szCs w:val="24"/>
+        </w:rPr>
+      </w:pPr>
+      <w:r>
+        <w:rPr>
+          <w:color w:val="000000" w:themeColor="text1"/>
+          <w:sz w:val="22"/>
+          <w:szCs w:val="24"/>
+        </w:rPr>
+        <w:t xml:space="preserve">- </w:t>
+      </w:r>
+      <w:r>
+        <w:rPr>
+          <w:color w:val="000000" w:themeColor="text1"/>
+          <w:sz w:val="22"/>
+          <w:szCs w:val="24"/>
+        </w:rPr>
+        <w:t>threads/thread.h, threads/thread.c, userprog/process.c</w:t>
+      </w:r>
+    </w:p>
+    <w:p>
+      <w:pPr>
+        <w:pStyle w:val="a3"/>
+        <w:rPr>
+          <w:color w:val="000000" w:themeColor="text1"/>
+          <w:sz w:val="22"/>
+          <w:szCs w:val="24"/>
+        </w:rPr>
+      </w:pPr>
+    </w:p>
+    <w:p>
+      <w:pPr>
+        <w:pStyle w:val="a3"/>
+        <w:rPr>
+          <w:color w:val="000000" w:themeColor="text1"/>
+          <w:sz w:val="22"/>
+          <w:szCs w:val="24"/>
+        </w:rPr>
+      </w:pPr>
+      <w:r>
+        <w:rPr>
+          <w:color w:val="000000" w:themeColor="text1"/>
+          <w:sz w:val="22"/>
+          <w:szCs w:val="24"/>
+        </w:rPr>
+        <w:t>수정하거나 추가해야 하는 자료구조</w:t>
+      </w:r>
+    </w:p>
+    <w:p>
+      <w:pPr>
+        <w:pStyle w:val="a3"/>
+        <w:rPr>
+          <w:color w:val="000000" w:themeColor="text1"/>
+          <w:sz w:val="22"/>
+          <w:szCs w:val="24"/>
+        </w:rPr>
+      </w:pPr>
+      <w:r>
+        <w:rPr>
+          <w:color w:val="000000" w:themeColor="text1"/>
+          <w:sz w:val="22"/>
+          <w:szCs w:val="24"/>
+        </w:rPr>
+        <w:t xml:space="preserve">- </w:t>
+      </w:r>
+      <w:r>
+        <w:rPr>
+          <w:color w:val="000000" w:themeColor="text1"/>
+          <w:sz w:val="22"/>
+          <w:szCs w:val="24"/>
+        </w:rPr>
+        <w:t>struct thread (수정): 스레드 제어 블록 구조체 내부에 열린 파일 객체(struct file *)들을 관리할 파일 디스크립터 테이블(정적 배열)과, 다음에 할당할 FD 번호를 기억하는 정수형 변수를 추가한다.</w:t>
+      </w:r>
+    </w:p>
+    <w:p>
+      <w:pPr>
+        <w:pStyle w:val="a3"/>
+        <w:rPr>
+          <w:color w:val="000000" w:themeColor="text1"/>
+          <w:sz w:val="22"/>
+          <w:szCs w:val="24"/>
+        </w:rPr>
+      </w:pPr>
+    </w:p>
+    <w:p>
+      <w:pPr>
+        <w:pStyle w:val="a3"/>
+        <w:rPr>
+          <w:color w:val="000000" w:themeColor="text1"/>
+          <w:sz w:val="22"/>
+          <w:szCs w:val="24"/>
+        </w:rPr>
+      </w:pPr>
+      <w:r>
+        <w:rPr>
+          <w:color w:val="000000" w:themeColor="text1"/>
+          <w:sz w:val="22"/>
+          <w:szCs w:val="24"/>
+        </w:rPr>
+        <w:t>수정하거나 추가해야 하는 함수</w:t>
+      </w:r>
+    </w:p>
+    <w:p>
+      <w:pPr>
+        <w:pStyle w:val="a3"/>
+        <w:rPr>
+          <w:color w:val="000000" w:themeColor="text1"/>
+          <w:sz w:val="22"/>
+          <w:szCs w:val="24"/>
+        </w:rPr>
+      </w:pPr>
+      <w:r>
+        <w:rPr>
+          <w:color w:val="000000" w:themeColor="text1"/>
+          <w:sz w:val="22"/>
+          <w:szCs w:val="24"/>
+        </w:rPr>
+        <w:t xml:space="preserve">- </w:t>
+      </w:r>
+      <w:r>
+        <w:rPr>
+          <w:color w:val="000000" w:themeColor="text1"/>
+          <w:sz w:val="22"/>
+          <w:szCs w:val="24"/>
+        </w:rPr>
+        <w:t>init_thread() (또는</w:t>
+      </w:r>
+      <w:r>
+        <w:rPr>
+          <w:color w:val="000000" w:themeColor="text1"/>
+          <w:sz w:val="22"/>
+          <w:szCs w:val="24"/>
+        </w:rPr>
+        <w:t xml:space="preserve"> thread_create())</w:t>
+      </w:r>
+    </w:p>
+    <w:p>
+      <w:pPr>
+        <w:pStyle w:val="a3"/>
+        <w:rPr>
+          <w:color w:val="000000" w:themeColor="text1"/>
+          <w:sz w:val="22"/>
+          <w:szCs w:val="24"/>
+        </w:rPr>
+      </w:pPr>
+      <w:r>
+        <w:rPr>
+          <w:color w:val="000000" w:themeColor="text1"/>
+          <w:sz w:val="22"/>
+          <w:szCs w:val="24"/>
+        </w:rPr>
+        <w:t>프로세스가 생성될 때 파일 디스크립터 배열을 초기화하는 로직을 추가한다.</w:t>
+      </w:r>
+    </w:p>
+    <w:p>
+      <w:pPr>
+        <w:pStyle w:val="a3"/>
+        <w:rPr>
+          <w:color w:val="000000" w:themeColor="text1"/>
+          <w:sz w:val="22"/>
+          <w:szCs w:val="24"/>
+        </w:rPr>
+      </w:pPr>
+      <w:r>
+        <w:rPr>
+          <w:color w:val="000000" w:themeColor="text1"/>
+          <w:sz w:val="22"/>
+          <w:szCs w:val="24"/>
+        </w:rPr>
+        <w:t xml:space="preserve">- </w:t>
+      </w:r>
+      <w:r>
+        <w:rPr>
+          <w:color w:val="000000" w:themeColor="text1"/>
+          <w:sz w:val="22"/>
+          <w:szCs w:val="24"/>
+        </w:rPr>
+        <w:t>process_exit(): 프로세스가 종료될 때 메모리 누수를 막기 위해, 배열을 순회하며 아직 열려있는 모든 파일(struct file *)을 file_close()로 닫</w:t>
+      </w:r>
+      <w:r>
+        <w:rPr>
+          <w:rFonts w:hint="eastAsia"/>
+          <w:color w:val="000000" w:themeColor="text1"/>
+          <w:sz w:val="22"/>
+          <w:szCs w:val="24"/>
+        </w:rPr>
+        <w:t>아주는</w:t>
+      </w:r>
+      <w:r>
+        <w:rPr>
+          <w:color w:val="000000" w:themeColor="text1"/>
+          <w:sz w:val="22"/>
+          <w:szCs w:val="24"/>
+        </w:rPr>
+        <w:t xml:space="preserve"> 로직을 추가한다.  </w:t>
+      </w:r>
+    </w:p>
+    <w:p>
+      <w:pPr>
+        <w:pStyle w:val="a3"/>
+        <w:rPr>
+          <w:color w:val="000000" w:themeColor="text1"/>
+          <w:sz w:val="22"/>
+          <w:szCs w:val="24"/>
+        </w:rPr>
+      </w:pPr>
+    </w:p>
+    <w:p>
+      <w:pPr>
+        <w:pStyle w:val="a3"/>
+        <w:rPr>
+          <w:b/>
+          <w:color w:val="000000" w:themeColor="text1"/>
+          <w:sz w:val="22"/>
+          <w:szCs w:val="24"/>
+        </w:rPr>
+      </w:pPr>
+      <w:r>
+        <w:rPr>
+          <w:b/>
+          <w:color w:val="000000" w:themeColor="text1"/>
+          <w:sz w:val="22"/>
+          <w:szCs w:val="24"/>
+        </w:rPr>
+        <w:t>4. System Calls</w:t>
+      </w:r>
+    </w:p>
+    <w:p>
+      <w:pPr>
+        <w:pStyle w:val="a3"/>
+        <w:rPr>
+          <w:color w:val="000000" w:themeColor="text1"/>
+          <w:sz w:val="22"/>
+          <w:szCs w:val="24"/>
+        </w:rPr>
+      </w:pPr>
+      <w:r>
+        <w:rPr>
+          <w:color w:val="000000" w:themeColor="text1"/>
+          <w:sz w:val="22"/>
+          <w:szCs w:val="24"/>
+        </w:rPr>
+        <w:t>수정해야 하는 소스코드</w:t>
+      </w:r>
+    </w:p>
+    <w:p>
+      <w:pPr>
+        <w:pStyle w:val="a3"/>
+        <w:rPr>
+          <w:color w:val="000000" w:themeColor="text1"/>
+          <w:sz w:val="22"/>
+          <w:szCs w:val="24"/>
+        </w:rPr>
+      </w:pPr>
+      <w:r>
+        <w:rPr>
+          <w:rFonts w:hint="eastAsia"/>
+          <w:color w:val="000000" w:themeColor="text1"/>
+          <w:sz w:val="22"/>
+          <w:szCs w:val="24"/>
+        </w:rPr>
+        <w:t>-</w:t>
+      </w:r>
+      <w:r>
+        <w:rPr>
+          <w:color w:val="000000" w:themeColor="text1"/>
+          <w:sz w:val="22"/>
+          <w:szCs w:val="24"/>
+        </w:rPr>
+        <w:t xml:space="preserve"> </w:t>
+      </w:r>
+      <w:r>
+        <w:rPr>
+          <w:color w:val="000000" w:themeColor="text1"/>
+          <w:sz w:val="22"/>
+          <w:szCs w:val="24"/>
+        </w:rPr>
+        <w:t xml:space="preserve">userprog/syscall.h, userprog/syscall.c  lib/syscall-nr.h, lib/user/syscall.h, lib/user/syscall.c (사용자 정의 시스템 콜 2종 추가를 위해 수정)  </w:t>
+      </w:r>
+    </w:p>
+    <w:p>
+      <w:pPr>
+        <w:pStyle w:val="a3"/>
+        <w:rPr>
+          <w:color w:val="000000" w:themeColor="text1"/>
+          <w:sz w:val="22"/>
+          <w:szCs w:val="24"/>
+        </w:rPr>
+      </w:pPr>
+    </w:p>
+    <w:p>
+      <w:pPr>
+        <w:pStyle w:val="a3"/>
+        <w:rPr>
+          <w:color w:val="000000" w:themeColor="text1"/>
+          <w:sz w:val="22"/>
+          <w:szCs w:val="24"/>
+        </w:rPr>
+      </w:pPr>
+      <w:r>
+        <w:rPr>
+          <w:color w:val="000000" w:themeColor="text1"/>
+          <w:sz w:val="22"/>
+          <w:szCs w:val="24"/>
+        </w:rPr>
+        <w:t>수정하거나 추가해야 하는 자료구조</w:t>
+      </w:r>
+    </w:p>
+    <w:p>
+      <w:pPr>
+        <w:pStyle w:val="a3"/>
+        <w:rPr>
+          <w:color w:val="000000" w:themeColor="text1"/>
+          <w:sz w:val="22"/>
+          <w:szCs w:val="24"/>
+        </w:rPr>
+      </w:pPr>
+      <w:r>
+        <w:rPr>
+          <w:rFonts w:hint="eastAsia"/>
+          <w:color w:val="000000" w:themeColor="text1"/>
+          <w:sz w:val="22"/>
+          <w:szCs w:val="24"/>
+        </w:rPr>
+        <w:t>-</w:t>
+      </w:r>
+      <w:r>
+        <w:rPr>
+          <w:color w:val="000000" w:themeColor="text1"/>
+          <w:sz w:val="22"/>
+          <w:szCs w:val="24"/>
+        </w:rPr>
+        <w:t xml:space="preserve"> </w:t>
+      </w:r>
+      <w:r>
+        <w:rPr>
+          <w:color w:val="000000" w:themeColor="text1"/>
+          <w:sz w:val="22"/>
+          <w:szCs w:val="24"/>
+        </w:rPr>
+        <w:t>struct intr_frame (활용): 인터럽트 프레임의 esp를 통해 시스템 콜 번호와 인자들을 읽어오고, eax 멤</w:t>
+      </w:r>
+      <w:r>
+        <w:rPr>
+          <w:rFonts w:hint="eastAsia"/>
+          <w:color w:val="000000" w:themeColor="text1"/>
+          <w:sz w:val="22"/>
+          <w:szCs w:val="24"/>
+        </w:rPr>
+        <w:t>버에</w:t>
+      </w:r>
+      <w:r>
+        <w:rPr>
+          <w:color w:val="000000" w:themeColor="text1"/>
+          <w:sz w:val="22"/>
+          <w:szCs w:val="24"/>
+        </w:rPr>
+        <w:t xml:space="preserve"> 시스템 콜의 최종 반환값을 저장하도록 제어한다.  </w:t>
+      </w:r>
+    </w:p>
+    <w:p>
+      <w:pPr>
+        <w:pStyle w:val="a3"/>
+        <w:rPr>
+          <w:color w:val="000000" w:themeColor="text1"/>
+          <w:sz w:val="22"/>
+          <w:szCs w:val="24"/>
+        </w:rPr>
+      </w:pPr>
+    </w:p>
+    <w:p>
+      <w:pPr>
+        <w:pStyle w:val="a3"/>
+        <w:rPr>
+          <w:color w:val="000000" w:themeColor="text1"/>
+          <w:sz w:val="22"/>
+          <w:szCs w:val="24"/>
+        </w:rPr>
+      </w:pPr>
+      <w:r>
+        <w:rPr>
+          <w:color w:val="000000" w:themeColor="text1"/>
+          <w:sz w:val="22"/>
+          <w:szCs w:val="24"/>
+        </w:rPr>
+        <w:t>수정하거나 추가해야 하는 함수</w:t>
+      </w:r>
+    </w:p>
+    <w:p>
+      <w:pPr>
+        <w:pStyle w:val="a3"/>
+        <w:rPr>
+          <w:color w:val="000000" w:themeColor="text1"/>
+          <w:sz w:val="22"/>
+          <w:szCs w:val="24"/>
+        </w:rPr>
+      </w:pPr>
+      <w:r>
+        <w:rPr>
+          <w:color w:val="000000" w:themeColor="text1"/>
+          <w:sz w:val="22"/>
+          <w:szCs w:val="24"/>
+        </w:rPr>
+        <w:t xml:space="preserve">- </w:t>
+      </w:r>
+      <w:r>
+        <w:rPr>
+          <w:color w:val="000000" w:themeColor="text1"/>
+          <w:sz w:val="22"/>
+          <w:szCs w:val="24"/>
+        </w:rPr>
+        <w:t xml:space="preserve">syscall_handler(): esp가 가리키는 시스템 콜 번호를 읽어, 각 번호에 맞는 기능으로 분기하는 switch-case 문을 추가한다.  </w:t>
+      </w:r>
+    </w:p>
+    <w:p>
+      <w:pPr>
+        <w:pStyle w:val="a3"/>
+        <w:rPr>
+          <w:color w:val="000000" w:themeColor="text1"/>
+          <w:sz w:val="22"/>
+          <w:szCs w:val="24"/>
+        </w:rPr>
+      </w:pPr>
+      <w:r>
+        <w:rPr>
+          <w:color w:val="000000" w:themeColor="text1"/>
+          <w:sz w:val="22"/>
+          <w:szCs w:val="24"/>
+        </w:rPr>
+        <w:t xml:space="preserve">시스템 콜 구현 함수 (추가): 분기된 명령을 실제로 수행할 halt, exit, exec, wait, </w:t>
+      </w:r>
+      <w:r>
+        <w:rPr>
+          <w:color w:val="000000" w:themeColor="text1"/>
+          <w:sz w:val="22"/>
+          <w:szCs w:val="24"/>
+        </w:rPr>
+        <w:lastRenderedPageBreak/>
+        <w:t xml:space="preserve">create, remove, open, close, filesize, read, write, seek, tell, fibonacci, max_of_four_int 함수들을 syscall.c 내에 새롭게 작성한다.  </w:t>
+      </w:r>
+    </w:p>
+    <w:p>
+      <w:pPr>
+        <w:pStyle w:val="a3"/>
+        <w:rPr>
+          <w:color w:val="000000" w:themeColor="text1"/>
+          <w:sz w:val="22"/>
+          <w:szCs w:val="24"/>
+        </w:rPr>
+      </w:pPr>
+    </w:p>
+    <w:p>
+      <w:pPr>
+        <w:pStyle w:val="a3"/>
+        <w:rPr>
+          <w:b/>
+          <w:color w:val="000000" w:themeColor="text1"/>
+          <w:sz w:val="22"/>
+          <w:szCs w:val="24"/>
+        </w:rPr>
+      </w:pPr>
+      <w:r>
+        <w:rPr>
+          <w:b/>
+          <w:color w:val="000000" w:themeColor="text1"/>
+          <w:sz w:val="22"/>
+          <w:szCs w:val="24"/>
+        </w:rPr>
+        <w:t>5. Synchronization in Filesystem</w:t>
+      </w:r>
+    </w:p>
+    <w:p>
+      <w:pPr>
+        <w:pStyle w:val="a3"/>
+        <w:rPr>
+          <w:color w:val="000000" w:themeColor="text1"/>
+          <w:sz w:val="22"/>
+          <w:szCs w:val="24"/>
+        </w:rPr>
+      </w:pPr>
+      <w:r>
+        <w:rPr>
+          <w:color w:val="000000" w:themeColor="text1"/>
+          <w:sz w:val="22"/>
+          <w:szCs w:val="24"/>
+        </w:rPr>
+        <w:t>수정해야 하는 소스코드</w:t>
+      </w:r>
+    </w:p>
+    <w:p>
+      <w:pPr>
+        <w:pStyle w:val="a3"/>
+        <w:rPr>
+          <w:color w:val="000000" w:themeColor="text1"/>
+          <w:sz w:val="22"/>
+          <w:szCs w:val="24"/>
+        </w:rPr>
+      </w:pPr>
+      <w:r>
+        <w:rPr>
+          <w:rFonts w:hint="eastAsia"/>
+          <w:color w:val="000000" w:themeColor="text1"/>
+          <w:sz w:val="22"/>
+          <w:szCs w:val="24"/>
+        </w:rPr>
+        <w:t>-</w:t>
+      </w:r>
+      <w:r>
+        <w:rPr>
+          <w:color w:val="000000" w:themeColor="text1"/>
+          <w:sz w:val="22"/>
+          <w:szCs w:val="24"/>
+        </w:rPr>
+        <w:t xml:space="preserve"> </w:t>
+      </w:r>
+      <w:r>
+        <w:rPr>
+          <w:color w:val="000000" w:themeColor="text1"/>
+          <w:sz w:val="22"/>
+          <w:szCs w:val="24"/>
+        </w:rPr>
+        <w:t xml:space="preserve">userprog/syscall.c  </w:t>
+      </w:r>
+    </w:p>
+    <w:p>
+      <w:pPr>
+        <w:pStyle w:val="a3"/>
+        <w:rPr>
+          <w:color w:val="000000" w:themeColor="text1"/>
+          <w:sz w:val="22"/>
+          <w:szCs w:val="24"/>
+        </w:rPr>
+      </w:pPr>
+    </w:p>
+    <w:p>
+      <w:pPr>
+        <w:pStyle w:val="a3"/>
+        <w:rPr>
+          <w:color w:val="000000" w:themeColor="text1"/>
+          <w:sz w:val="22"/>
+          <w:szCs w:val="24"/>
+        </w:rPr>
+      </w:pPr>
+      <w:r>
+        <w:rPr>
+          <w:color w:val="000000" w:themeColor="text1"/>
+          <w:sz w:val="22"/>
+          <w:szCs w:val="24"/>
+        </w:rPr>
+        <w:t>수정하거나 추가해야 하는 자료구조</w:t>
+      </w:r>
+    </w:p>
+    <w:p>
+      <w:pPr>
+        <w:pStyle w:val="a3"/>
+        <w:rPr>
+          <w:color w:val="000000" w:themeColor="text1"/>
+          <w:sz w:val="22"/>
+          <w:szCs w:val="24"/>
+        </w:rPr>
+      </w:pPr>
+      <w:r>
+        <w:rPr>
+          <w:rFonts w:hint="eastAsia"/>
+          <w:color w:val="000000" w:themeColor="text1"/>
+          <w:sz w:val="22"/>
+          <w:szCs w:val="24"/>
+        </w:rPr>
+        <w:t>-</w:t>
+      </w:r>
+      <w:r>
+        <w:rPr>
+          <w:color w:val="000000" w:themeColor="text1"/>
+          <w:sz w:val="22"/>
+          <w:szCs w:val="24"/>
+        </w:rPr>
+        <w:t xml:space="preserve"> </w:t>
+      </w:r>
+      <w:r>
+        <w:rPr>
+          <w:color w:val="000000" w:themeColor="text1"/>
+          <w:sz w:val="22"/>
+          <w:szCs w:val="24"/>
+        </w:rPr>
+        <w:t xml:space="preserve">struct lock (또는 struct semaphore): 파일 시스템 I/O 작업 중 발생할 수 있는 경쟁 상태를 방지하기 위해 전역 변수로 선언하여 추가한다.  </w:t>
+      </w:r>
+    </w:p>
+    <w:p>
+      <w:pPr>
+        <w:pStyle w:val="a3"/>
+        <w:rPr>
+          <w:color w:val="000000" w:themeColor="text1"/>
+          <w:sz w:val="22"/>
+          <w:szCs w:val="24"/>
+        </w:rPr>
+      </w:pPr>
+    </w:p>
+    <w:p>
+      <w:pPr>
+        <w:pStyle w:val="a3"/>
+        <w:rPr>
+          <w:color w:val="000000" w:themeColor="text1"/>
+          <w:sz w:val="22"/>
+          <w:szCs w:val="24"/>
+        </w:rPr>
+      </w:pPr>
+      <w:r>
+        <w:rPr>
+          <w:color w:val="000000" w:themeColor="text1"/>
+          <w:sz w:val="22"/>
+          <w:szCs w:val="24"/>
+        </w:rPr>
+        <w:t>수정하거나 추가해야 하는 함수</w:t>
+      </w:r>
+    </w:p>
+    <w:p>
+      <w:pPr>
+        <w:pStyle w:val="a3"/>
+        <w:rPr>
+          <w:color w:val="000000" w:themeColor="text1"/>
+          <w:sz w:val="22"/>
+          <w:szCs w:val="24"/>
+        </w:rPr>
+      </w:pPr>
+      <w:r>
+        <w:rPr>
+          <w:color w:val="000000" w:themeColor="text1"/>
+          <w:sz w:val="22"/>
+          <w:szCs w:val="24"/>
+        </w:rPr>
+        <w:t xml:space="preserve">- </w:t>
+      </w:r>
+      <w:r>
+        <w:rPr>
+          <w:color w:val="000000" w:themeColor="text1"/>
+          <w:sz w:val="22"/>
+          <w:szCs w:val="24"/>
+        </w:rPr>
+        <w:t xml:space="preserve">syscall_init(): 시스템 콜 초기화 과정에서 lock_init()(또는 sema_init())을 호출하여 동기화 객체를 초기화하는 코드를 추가한다.  </w:t>
+      </w:r>
+    </w:p>
+    <w:p>
+      <w:pPr>
+        <w:pStyle w:val="a3"/>
+        <w:rPr>
+          <w:color w:val="000000" w:themeColor="text1"/>
+          <w:sz w:val="22"/>
+          <w:szCs w:val="24"/>
+        </w:rPr>
+      </w:pPr>
+      <w:r>
+        <w:rPr>
+          <w:color w:val="000000" w:themeColor="text1"/>
+          <w:sz w:val="22"/>
+          <w:szCs w:val="24"/>
+        </w:rPr>
+        <w:t>파일 입출력 관련 시스템 콜 함수들: read, write, open, close 등 커널 내부의 filesys_ 및 file_ 계열 함수를 호출하는 부분(임계 구역)의 앞뒤로 lock_acquire()와 lock_release()를 감싸주어 상호 배제를 보장하도록 수정한다.</w:t>
+      </w:r>
+    </w:p>
+    <w:p>
+      <w:pPr>
+        <w:pStyle w:val="a3"/>
+        <w:rPr>
+          <w:bCs/>
+          <w:color w:val="000000" w:themeColor="text1"/>
+          <w:sz w:val="22"/>
+          <w:szCs w:val="24"/>
+        </w:rPr>
+      </w:pPr>
+    </w:p>
+    <w:p>
+      <w:pPr>
+        <w:pStyle w:val="a3"/>
+        <w:ind w:leftChars="0" w:left="400"/>
+        <w:rPr>
+          <w:bCs/>
+          <w:sz w:val="22"/>
+          <w:szCs w:val="24"/>
+        </w:rPr>
+      </w:pPr>
+    </w:p>
+    <w:p>
+      <w:pPr>
+        <w:pStyle w:val="a3"/>
+        <w:ind w:leftChars="0" w:left="400"/>
+        <w:rPr>
+          <w:bCs/>
+          <w:sz w:val="22"/>
+          <w:szCs w:val="24"/>
+        </w:rPr>
+      </w:pPr>
+    </w:p>
+    <w:p>
+      <w:pPr>
+        <w:pStyle w:val="a3"/>
+        <w:ind w:leftChars="0" w:left="400"/>
+        <w:rPr>
+          <w:bCs/>
+          <w:sz w:val="22"/>
+          <w:szCs w:val="24"/>
+        </w:rPr>
+      </w:pPr>
+    </w:p>
+    <w:p>
+      <w:pPr>
+        <w:pStyle w:val="a3"/>
+        <w:ind w:leftChars="0" w:left="400"/>
+        <w:rPr>
+          <w:bCs/>
+          <w:sz w:val="22"/>
+          <w:szCs w:val="24"/>
+        </w:rPr>
+      </w:pPr>
+    </w:p>
+    <w:p>
+      <w:pPr>
+        <w:pStyle w:val="a3"/>
+        <w:ind w:leftChars="0" w:left="400"/>
+        <w:rPr>
+          <w:bCs/>
+          <w:sz w:val="22"/>
+          <w:szCs w:val="24"/>
+        </w:rPr>
+      </w:pPr>
+    </w:p>
+    <w:p>
+      <w:pPr>
+        <w:pStyle w:val="a3"/>
+        <w:ind w:leftChars="0" w:left="400"/>
+        <w:rPr>
+          <w:bCs/>
+          <w:sz w:val="22"/>
+          <w:szCs w:val="24"/>
+        </w:rPr>
+      </w:pPr>
+    </w:p>
+    <w:p>
+      <w:pPr>
+        <w:pStyle w:val="a3"/>
+        <w:ind w:leftChars="0" w:left="400"/>
+        <w:rPr>
+          <w:bCs/>
+          <w:sz w:val="22"/>
+          <w:szCs w:val="24"/>
+        </w:rPr>
+      </w:pPr>
+    </w:p>
+    <w:p>
+      <w:pPr>
+        <w:pStyle w:val="a3"/>
+        <w:ind w:leftChars="0" w:left="400"/>
+        <w:rPr>
+          <w:bCs/>
+          <w:sz w:val="22"/>
+          <w:szCs w:val="24"/>
+        </w:rPr>
+      </w:pPr>
+    </w:p>
+    <w:p>
+      <w:pPr>
+        <w:pStyle w:val="a3"/>
+        <w:numPr>
+          <w:ilvl w:val="0"/>
+          <w:numId w:val="1"/>
+        </w:numPr>
+        <w:ind w:leftChars="0"/>
+        <w:rPr>
+          <w:b/>
+          <w:sz w:val="24"/>
+          <w:szCs w:val="24"/>
+        </w:rPr>
+      </w:pPr>
+      <w:r>
+        <w:rPr>
+          <w:rFonts w:hint="eastAsia"/>
+          <w:b/>
+          <w:sz w:val="24"/>
+          <w:szCs w:val="24"/>
+        </w:rPr>
+        <w:t>연구 결과</w:t>
+      </w:r>
+    </w:p>
+    <w:p>
+      <w:pPr>
+        <w:pStyle w:val="a3"/>
+        <w:numPr>
+          <w:ilvl w:val="1"/>
+          <w:numId w:val="1"/>
+        </w:numPr>
+        <w:ind w:leftChars="0"/>
+        <w:rPr>
+          <w:b/>
+          <w:sz w:val="22"/>
+          <w:szCs w:val="24"/>
+        </w:rPr>
+      </w:pPr>
+      <w:r>
+        <w:rPr>
+          <w:b/>
+          <w:sz w:val="22"/>
+          <w:szCs w:val="24"/>
+        </w:rPr>
+        <w:t>Flow Chart</w:t>
+      </w:r>
+    </w:p>
+    <w:p>
+      <w:pPr>
+        <w:pStyle w:val="a3"/>
+        <w:numPr>
+          <w:ilvl w:val="0"/>
+          <w:numId w:val="2"/>
+        </w:numPr>
+        <w:ind w:left="1160"/>
+        <w:rPr>
+          <w:b/>
+          <w:color w:val="4472C4" w:themeColor="accent5"/>
+          <w:sz w:val="22"/>
+          <w:szCs w:val="24"/>
+        </w:rPr>
+      </w:pPr>
+      <w:r>
+        <w:rPr>
+          <w:rFonts w:hint="eastAsia"/>
+          <w:b/>
+          <w:color w:val="4472C4" w:themeColor="accent5"/>
+          <w:sz w:val="22"/>
+          <w:szCs w:val="24"/>
+        </w:rPr>
+        <w:t>I</w:t>
+      </w:r>
+      <w:r>
+        <w:rPr>
+          <w:b/>
+          <w:color w:val="4472C4" w:themeColor="accent5"/>
+          <w:sz w:val="22"/>
+          <w:szCs w:val="24"/>
+        </w:rPr>
+        <w:t xml:space="preserve">I. </w:t>
+      </w:r>
+      <w:r>
+        <w:rPr>
+          <w:rFonts w:hint="eastAsia"/>
+          <w:b/>
+          <w:color w:val="4472C4" w:themeColor="accent5"/>
+          <w:sz w:val="22"/>
+          <w:szCs w:val="24"/>
+        </w:rPr>
+        <w:t>B</w:t>
+      </w:r>
+      <w:r>
+        <w:rPr>
+          <w:b/>
+          <w:color w:val="4472C4" w:themeColor="accent5"/>
+          <w:sz w:val="22"/>
+          <w:szCs w:val="24"/>
+        </w:rPr>
+        <w:t xml:space="preserve">. </w:t>
+      </w:r>
+      <w:r>
+        <w:rPr>
+          <w:rFonts w:hint="eastAsia"/>
+          <w:b/>
+          <w:color w:val="4472C4" w:themeColor="accent5"/>
+          <w:sz w:val="22"/>
+          <w:szCs w:val="24"/>
+        </w:rPr>
+        <w:t>개발 내용</w:t>
+      </w:r>
+      <w:r>
+        <w:rPr>
+          <w:rFonts w:hint="eastAsia"/>
+          <w:b/>
+          <w:color w:val="4472C4" w:themeColor="accent5"/>
+          <w:sz w:val="22"/>
+          <w:szCs w:val="24"/>
+        </w:rPr>
+        <w:t>에 대한 F</w:t>
+      </w:r>
+      <w:r>
+        <w:rPr>
+          <w:b/>
+          <w:color w:val="4472C4" w:themeColor="accent5"/>
+          <w:sz w:val="22"/>
+          <w:szCs w:val="24"/>
+        </w:rPr>
+        <w:t>low Chart</w:t>
+      </w:r>
+      <w:r>
+        <w:rPr>
+          <w:rFonts w:hint="eastAsia"/>
+          <w:b/>
+          <w:color w:val="4472C4" w:themeColor="accent5"/>
+          <w:sz w:val="22"/>
+          <w:szCs w:val="24"/>
+        </w:rPr>
+        <w:t>를 작성</w:t>
+      </w:r>
+    </w:p>
+    <w:p>
+      <w:pPr>
+        <w:pStyle w:val="a3"/>
+        <w:numPr>
+          <w:ilvl w:val="0"/>
+          <w:numId w:val="6"/>
+        </w:numPr>
+        <w:ind w:left="1200"/>
+        <w:rPr>
+          <w:bCs/>
+          <w:color w:val="4472C4" w:themeColor="accent5"/>
+          <w:sz w:val="22"/>
+          <w:szCs w:val="24"/>
+        </w:rPr>
+      </w:pPr>
+      <w:r>
+        <w:rPr>
+          <w:bCs/>
+          <w:color w:val="4472C4" w:themeColor="accent5"/>
+          <w:sz w:val="22"/>
+          <w:szCs w:val="24"/>
+        </w:rPr>
+        <w:t>Argument Passing</w:t>
+      </w:r>
+    </w:p>
+    <w:p>
+      <w:pPr>
+        <w:pStyle w:val="a3"/>
+        <w:rPr>
+          <w:rFonts w:hint="eastAsia"/>
+          <w:bCs/>
+          <w:color w:val="000000" w:themeColor="text1"/>
+          <w:sz w:val="22"/>
+          <w:szCs w:val="24"/>
+        </w:rPr>
+      </w:pPr>
+      <w:r>
+        <w:rPr>
+          <w:bCs/>
+          <w:color w:val="000000" w:themeColor="text1"/>
+          <w:sz w:val="22"/>
+          <w:szCs w:val="24"/>
+        </w:rPr>
+        <w:t>1. 프로세스 생성 및 커맨드라인 분리</w:t>
+      </w:r>
+      <w:r>
+        <w:rPr>
+          <w:bCs/>
+          <w:color w:val="000000" w:themeColor="text1"/>
+          <w:sz w:val="22"/>
+          <w:szCs w:val="24"/>
+        </w:rPr>
+        <w:t xml:space="preserve"> (process_execute)</w:t>
+      </w:r>
+    </w:p>
+    <w:p>
+      <w:pPr>
+        <w:pStyle w:val="a3"/>
+        <w:rPr>
+          <w:bCs/>
+          <w:color w:val="000000" w:themeColor="text1"/>
+          <w:sz w:val="22"/>
+          <w:szCs w:val="24"/>
+        </w:rPr>
+      </w:pPr>
+      <w:r>
+        <w:rPr>
+          <w:rFonts w:hint="eastAsia"/>
+          <w:bCs/>
+          <w:color w:val="000000" w:themeColor="text1"/>
+          <w:sz w:val="22"/>
+          <w:szCs w:val="24"/>
+        </w:rPr>
+        <w:t>명령어</w:t>
+      </w:r>
+      <w:r>
+        <w:rPr>
+          <w:bCs/>
+          <w:color w:val="000000" w:themeColor="text1"/>
+          <w:sz w:val="22"/>
+          <w:szCs w:val="24"/>
+        </w:rPr>
+        <w:t xml:space="preserve"> 입력 (예: "echo x") </w:t>
+      </w:r>
+    </w:p>
+    <w:p>
+      <w:pPr>
+        <w:pStyle w:val="a3"/>
+        <w:rPr>
+          <w:bCs/>
+          <w:color w:val="000000" w:themeColor="text1"/>
+          <w:sz w:val="22"/>
+          <w:szCs w:val="24"/>
+        </w:rPr>
+      </w:pPr>
+      <w:r>
+        <w:rPr>
+          <w:bCs/>
+          <w:color w:val="000000" w:themeColor="text1"/>
+          <w:sz w:val="22"/>
+          <w:szCs w:val="24"/>
+        </w:rPr>
+        <w:t xml:space="preserve">-&gt; strlcpy()로 안전한 로컬 버퍼(prog_name)에 복사 </w:t>
+      </w:r>
+    </w:p>
+    <w:p>
+      <w:pPr>
+        <w:pStyle w:val="a3"/>
+        <w:rPr>
+          <w:bCs/>
+          <w:color w:val="000000" w:themeColor="text1"/>
+          <w:sz w:val="22"/>
+          <w:szCs w:val="24"/>
+        </w:rPr>
+      </w:pPr>
+      <w:r>
+        <w:rPr>
+          <w:bCs/>
+          <w:color w:val="000000" w:themeColor="text1"/>
+          <w:sz w:val="22"/>
+          <w:szCs w:val="24"/>
+        </w:rPr>
+        <w:t xml:space="preserve">-&gt; strtok_r()로 첫 번째 토큰 분리 (real_name = "echo") </w:t>
+      </w:r>
+    </w:p>
+    <w:p>
+      <w:pPr>
+        <w:pStyle w:val="a3"/>
+        <w:rPr>
+          <w:bCs/>
+          <w:color w:val="000000" w:themeColor="text1"/>
+          <w:sz w:val="22"/>
+          <w:szCs w:val="24"/>
+        </w:rPr>
+      </w:pPr>
+      <w:r>
+        <w:rPr>
+          <w:bCs/>
+          <w:color w:val="000000" w:themeColor="text1"/>
+          <w:sz w:val="22"/>
+          <w:szCs w:val="24"/>
+        </w:rPr>
+        <w:t>-&gt; thread_create() 호출 (스레드 이름: "echo", 전체 인자 데이터: fn_copy 전달)</w:t>
+      </w:r>
+    </w:p>
+    <w:p>
+      <w:pPr>
+        <w:pStyle w:val="a3"/>
+        <w:rPr>
+          <w:bCs/>
+          <w:color w:val="000000" w:themeColor="text1"/>
+          <w:sz w:val="22"/>
+          <w:szCs w:val="24"/>
+        </w:rPr>
+      </w:pPr>
+      <w:bookmarkStart w:id="1" w:name="_GoBack"/>
+      <w:bookmarkEnd w:id="1"/>
+    </w:p>
+    <w:p>
+      <w:pPr>
+        <w:pStyle w:val="a3"/>
+        <w:rPr>
+          <w:rFonts w:hint="eastAsia"/>
+          <w:bCs/>
+          <w:color w:val="000000" w:themeColor="text1"/>
+          <w:sz w:val="22"/>
+          <w:szCs w:val="24"/>
+        </w:rPr>
+      </w:pPr>
+      <w:r>
+        <w:rPr>
+          <w:bCs/>
+          <w:color w:val="000000" w:themeColor="text1"/>
+          <w:sz w:val="22"/>
+          <w:szCs w:val="24"/>
+        </w:rPr>
+        <w:t>2. 프로그램 적재 및 인자 파싱</w:t>
+      </w:r>
+      <w:r>
+        <w:rPr>
+          <w:bCs/>
+          <w:color w:val="000000" w:themeColor="text1"/>
+          <w:sz w:val="22"/>
+          <w:szCs w:val="24"/>
+        </w:rPr>
+        <w:t xml:space="preserve"> (load)</w:t>
+      </w:r>
+    </w:p>
+    <w:p>
+      <w:pPr>
+        <w:pStyle w:val="a3"/>
+        <w:rPr>
+          <w:bCs/>
+          <w:color w:val="000000" w:themeColor="text1"/>
+          <w:sz w:val="22"/>
+          <w:szCs w:val="24"/>
+        </w:rPr>
+      </w:pPr>
+      <w:r>
+        <w:rPr>
+          <w:rFonts w:hint="eastAsia"/>
+          <w:bCs/>
+          <w:color w:val="000000" w:themeColor="text1"/>
+          <w:sz w:val="22"/>
+          <w:szCs w:val="24"/>
+        </w:rPr>
+        <w:t>자식</w:t>
+      </w:r>
+      <w:r>
+        <w:rPr>
+          <w:bCs/>
+          <w:color w:val="000000" w:themeColor="text1"/>
+          <w:sz w:val="22"/>
+          <w:szCs w:val="24"/>
+        </w:rPr>
+        <w:t xml:space="preserve"> 스레드 시작 (start_process) </w:t>
+      </w:r>
+    </w:p>
+    <w:p>
+      <w:pPr>
+        <w:pStyle w:val="a3"/>
+        <w:rPr>
+          <w:bCs/>
+          <w:color w:val="000000" w:themeColor="text1"/>
+          <w:sz w:val="22"/>
+          <w:szCs w:val="24"/>
+        </w:rPr>
+      </w:pPr>
+      <w:r>
+        <w:rPr>
+          <w:bCs/>
+          <w:color w:val="000000" w:themeColor="text1"/>
+          <w:sz w:val="22"/>
+          <w:szCs w:val="24"/>
+        </w:rPr>
+        <w:t xml:space="preserve">-&gt; load() 호출 </w:t>
+      </w:r>
+    </w:p>
+    <w:p>
+      <w:pPr>
+        <w:pStyle w:val="a3"/>
+        <w:rPr>
+          <w:bCs/>
+          <w:color w:val="000000" w:themeColor="text1"/>
+          <w:sz w:val="22"/>
+          <w:szCs w:val="24"/>
+        </w:rPr>
+      </w:pPr>
+      <w:r>
+        <w:rPr>
+          <w:bCs/>
+          <w:color w:val="000000" w:themeColor="text1"/>
+          <w:sz w:val="22"/>
+          <w:szCs w:val="24"/>
+        </w:rPr>
+        <w:t xml:space="preserve">-&gt; strtok_r() 반복 호출로 공백 기준 인자 파싱 (argv[0]="echo", argv[1]="x", argc=2) </w:t>
+      </w:r>
+    </w:p>
+    <w:p>
+      <w:pPr>
+        <w:pStyle w:val="a3"/>
+        <w:rPr>
+          <w:bCs/>
+          <w:color w:val="000000" w:themeColor="text1"/>
+          <w:sz w:val="22"/>
+          <w:szCs w:val="24"/>
+        </w:rPr>
+      </w:pPr>
+      <w:r>
+        <w:rPr>
+          <w:bCs/>
+          <w:color w:val="000000" w:themeColor="text1"/>
+          <w:sz w:val="22"/>
+          <w:szCs w:val="24"/>
+        </w:rPr>
+        <w:t xml:space="preserve">-&gt; filesys_open(argv[0]) 호출하여 순수 실행 파일("echo") 디스크에서 오픈 </w:t>
+      </w:r>
+    </w:p>
+    <w:p>
+      <w:pPr>
+        <w:pStyle w:val="a3"/>
+        <w:rPr>
+          <w:bCs/>
+          <w:color w:val="000000" w:themeColor="text1"/>
+          <w:sz w:val="22"/>
+          <w:szCs w:val="24"/>
+        </w:rPr>
+      </w:pPr>
+      <w:r>
+        <w:rPr>
+          <w:bCs/>
+          <w:color w:val="000000" w:themeColor="text1"/>
+          <w:sz w:val="22"/>
+          <w:szCs w:val="24"/>
+        </w:rPr>
+        <w:t xml:space="preserve">-&gt; ELF 바이너리 검증 및 코드/데이터 세그먼트 가상 메모리 적재 </w:t>
+      </w:r>
+    </w:p>
+    <w:p>
+      <w:pPr>
+        <w:pStyle w:val="a3"/>
+        <w:rPr>
+          <w:bCs/>
+          <w:color w:val="000000" w:themeColor="text1"/>
+          <w:sz w:val="22"/>
+          <w:szCs w:val="24"/>
+        </w:rPr>
+      </w:pPr>
+      <w:r>
+        <w:rPr>
+          <w:bCs/>
+          <w:color w:val="000000" w:themeColor="text1"/>
+          <w:sz w:val="22"/>
+          <w:szCs w:val="24"/>
+        </w:rPr>
+        <w:t>-&gt; setup_stack() 호출하여 유저 스택 1페이지 할당 및 *esp = PHYS_BASE 초기화</w:t>
+      </w:r>
+    </w:p>
+    <w:p>
+      <w:pPr>
+        <w:pStyle w:val="a3"/>
+        <w:rPr>
+          <w:bCs/>
+          <w:color w:val="000000" w:themeColor="text1"/>
+          <w:sz w:val="22"/>
+          <w:szCs w:val="24"/>
+        </w:rPr>
+      </w:pPr>
+    </w:p>
+    <w:p>
+      <w:pPr>
+        <w:pStyle w:val="a3"/>
+        <w:rPr>
+          <w:rFonts w:hint="eastAsia"/>
+          <w:bCs/>
+          <w:color w:val="000000" w:themeColor="text1"/>
+          <w:sz w:val="22"/>
+          <w:szCs w:val="24"/>
+        </w:rPr>
+      </w:pPr>
+      <w:r>
+        <w:rPr>
+          <w:bCs/>
+          <w:color w:val="000000" w:themeColor="text1"/>
+          <w:sz w:val="22"/>
+          <w:szCs w:val="24"/>
+        </w:rPr>
+        <w:t>3. 80x86 호출 규약에 따른 유저 스택 구축</w:t>
+      </w:r>
+      <w:r>
+        <w:rPr>
+          <w:bCs/>
+          <w:color w:val="000000" w:themeColor="text1"/>
+          <w:sz w:val="22"/>
+          <w:szCs w:val="24"/>
+        </w:rPr>
+        <w:t xml:space="preserve"> (argument_stack)</w:t>
+      </w:r>
+    </w:p>
+    <w:p>
+      <w:pPr>
+        <w:pStyle w:val="a3"/>
+        <w:rPr>
+          <w:bCs/>
+          <w:color w:val="000000" w:themeColor="text1"/>
+          <w:sz w:val="22"/>
+          <w:szCs w:val="24"/>
+        </w:rPr>
+      </w:pPr>
+      <w:r>
+        <w:rPr>
+          <w:bCs/>
+          <w:color w:val="000000" w:themeColor="text1"/>
+          <w:sz w:val="22"/>
+          <w:szCs w:val="24"/>
+        </w:rPr>
+        <w:t xml:space="preserve">*esp = PHYS_BASE (0xc0000000) </w:t>
+      </w:r>
+    </w:p>
+    <w:p>
+      <w:pPr>
+        <w:pStyle w:val="a3"/>
+        <w:rPr>
+          <w:bCs/>
+          <w:color w:val="000000" w:themeColor="text1"/>
+          <w:sz w:val="22"/>
+          <w:szCs w:val="24"/>
+        </w:rPr>
+      </w:pPr>
+      <w:r>
+        <w:rPr>
+          <w:bCs/>
+          <w:color w:val="000000" w:themeColor="text1"/>
+          <w:sz w:val="22"/>
+          <w:szCs w:val="24"/>
+        </w:rPr>
+        <w:t xml:space="preserve">-&gt; [Step 1] 문자열 데이터 역순 푸시 (argv[1]="x" -&gt; argv[0]="echo") 및 각 스택 주소를 argv_addr[]에 기록 </w:t>
+      </w:r>
+    </w:p>
+    <w:p>
+      <w:pPr>
+        <w:pStyle w:val="a3"/>
+        <w:rPr>
+          <w:bCs/>
+          <w:color w:val="000000" w:themeColor="text1"/>
+          <w:sz w:val="22"/>
+          <w:szCs w:val="24"/>
+        </w:rPr>
+      </w:pPr>
+      <w:r>
+        <w:rPr>
+          <w:bCs/>
+          <w:color w:val="000000" w:themeColor="text1"/>
+          <w:sz w:val="22"/>
+          <w:szCs w:val="24"/>
+        </w:rPr>
+        <w:lastRenderedPageBreak/>
+        <w:t xml:space="preserve">-&gt; [Step 2] Word-alignment 적용 (4바이트 단위 주소 경계 정렬 패딩) </w:t>
+      </w:r>
+    </w:p>
+    <w:p>
+      <w:pPr>
+        <w:pStyle w:val="a3"/>
+        <w:rPr>
+          <w:bCs/>
+          <w:color w:val="000000" w:themeColor="text1"/>
+          <w:sz w:val="22"/>
+          <w:szCs w:val="24"/>
+        </w:rPr>
+      </w:pPr>
+      <w:r>
+        <w:rPr>
+          <w:bCs/>
+          <w:color w:val="000000" w:themeColor="text1"/>
+          <w:sz w:val="22"/>
+          <w:szCs w:val="24"/>
+        </w:rPr>
+        <w:t xml:space="preserve">-&gt; [Step 3] argv[argc] = NULL 푸시 (C 표준 규약에 따른 4바이트 널 센티널 삽입) </w:t>
+      </w:r>
+    </w:p>
+    <w:p>
+      <w:pPr>
+        <w:pStyle w:val="a3"/>
+        <w:rPr>
+          <w:bCs/>
+          <w:color w:val="000000" w:themeColor="text1"/>
+          <w:sz w:val="22"/>
+          <w:szCs w:val="24"/>
+        </w:rPr>
+      </w:pPr>
+      <w:r>
+        <w:rPr>
+          <w:bCs/>
+          <w:color w:val="000000" w:themeColor="text1"/>
+          <w:sz w:val="22"/>
+          <w:szCs w:val="24"/>
+        </w:rPr>
+        <w:t xml:space="preserve">-&gt; [Step 4] 각 인자 문자열의 스택 주소 역순 푸시 (argv_addr[1] -&gt; argv_addr[0]) </w:t>
+      </w:r>
+    </w:p>
+    <w:p>
+      <w:pPr>
+        <w:pStyle w:val="a3"/>
+        <w:rPr>
+          <w:bCs/>
+          <w:color w:val="000000" w:themeColor="text1"/>
+          <w:sz w:val="22"/>
+          <w:szCs w:val="24"/>
+        </w:rPr>
+      </w:pPr>
+      <w:r>
+        <w:rPr>
+          <w:bCs/>
+          <w:color w:val="000000" w:themeColor="text1"/>
+          <w:sz w:val="22"/>
+          <w:szCs w:val="24"/>
+        </w:rPr>
+        <w:t xml:space="preserve">-&gt; [Step 5] 유저용 argv 시작 주소 푸시 (현재 *esp 위치인 &amp;argv[0]를 4바이트로 푸시) </w:t>
+      </w:r>
+    </w:p>
+    <w:p>
+      <w:pPr>
+        <w:pStyle w:val="a3"/>
+        <w:rPr>
+          <w:bCs/>
+          <w:color w:val="000000" w:themeColor="text1"/>
+          <w:sz w:val="22"/>
+          <w:szCs w:val="24"/>
+        </w:rPr>
+      </w:pPr>
+      <w:r>
+        <w:rPr>
+          <w:bCs/>
+          <w:color w:val="000000" w:themeColor="text1"/>
+          <w:sz w:val="22"/>
+          <w:szCs w:val="24"/>
+        </w:rPr>
+        <w:t xml:space="preserve">-&gt; [Step 6] argc 푸시 (인자 개수 2를 4바이트 정수로 푸시) </w:t>
+      </w:r>
+    </w:p>
+    <w:p>
+      <w:pPr>
+        <w:pStyle w:val="a3"/>
+        <w:rPr>
+          <w:bCs/>
+          <w:color w:val="000000" w:themeColor="text1"/>
+          <w:sz w:val="22"/>
+          <w:szCs w:val="24"/>
+        </w:rPr>
+      </w:pPr>
+      <w:r>
+        <w:rPr>
+          <w:bCs/>
+          <w:color w:val="000000" w:themeColor="text1"/>
+          <w:sz w:val="22"/>
+          <w:szCs w:val="24"/>
+        </w:rPr>
+        <w:t>-&gt; [Step 7] Fake Return Address 푸시 (가짜 반환 주소 0을 최상단에 4바이트 푸시)</w:t>
+      </w:r>
+    </w:p>
+    <w:p>
+      <w:pPr>
+        <w:pStyle w:val="a3"/>
+        <w:rPr>
+          <w:bCs/>
+          <w:color w:val="000000" w:themeColor="text1"/>
+          <w:sz w:val="22"/>
+          <w:szCs w:val="24"/>
+        </w:rPr>
+      </w:pPr>
+    </w:p>
+    <w:p>
+      <w:pPr>
+        <w:pStyle w:val="a3"/>
+        <w:rPr>
+          <w:rFonts w:hint="eastAsia"/>
+          <w:bCs/>
+          <w:color w:val="000000" w:themeColor="text1"/>
+          <w:sz w:val="22"/>
+          <w:szCs w:val="24"/>
+        </w:rPr>
+      </w:pPr>
+      <w:r>
+        <w:rPr>
+          <w:bCs/>
+          <w:color w:val="000000" w:themeColor="text1"/>
+          <w:sz w:val="22"/>
+          <w:szCs w:val="24"/>
+        </w:rPr>
+        <w:t>4. 컨텍스트 전환 및 유저 프로그램 시작</w:t>
+      </w:r>
+    </w:p>
+    <w:p>
+      <w:pPr>
+        <w:pStyle w:val="a3"/>
+        <w:rPr>
+          <w:bCs/>
+          <w:color w:val="000000" w:themeColor="text1"/>
+          <w:sz w:val="22"/>
+          <w:szCs w:val="24"/>
+        </w:rPr>
+      </w:pPr>
+      <w:r>
+        <w:rPr>
+          <w:rFonts w:hint="eastAsia"/>
+          <w:bCs/>
+          <w:color w:val="000000" w:themeColor="text1"/>
+          <w:sz w:val="22"/>
+          <w:szCs w:val="24"/>
+        </w:rPr>
+        <w:t>인터럽트</w:t>
+      </w:r>
+      <w:r>
+        <w:rPr>
+          <w:bCs/>
+          <w:color w:val="000000" w:themeColor="text1"/>
+          <w:sz w:val="22"/>
+          <w:szCs w:val="24"/>
+        </w:rPr>
+        <w:t xml:space="preserve"> 프레임 eip에 실행 진입점 설정 (*eip = ehdr.e_entry) </w:t>
+      </w:r>
+    </w:p>
+    <w:p>
+      <w:pPr>
+        <w:pStyle w:val="a3"/>
+        <w:rPr>
+          <w:bCs/>
+          <w:color w:val="000000" w:themeColor="text1"/>
+          <w:sz w:val="22"/>
+          <w:szCs w:val="24"/>
+        </w:rPr>
+      </w:pPr>
+      <w:r>
+        <w:rPr>
+          <w:bCs/>
+          <w:color w:val="000000" w:themeColor="text1"/>
+          <w:sz w:val="22"/>
+          <w:szCs w:val="24"/>
+        </w:rPr>
+        <w:t xml:space="preserve">-&gt; intr_exit 어셈블리 실행 (CPU 하드웨어 레지스터에 유저 esp, eip 등 복원) </w:t>
+      </w:r>
+    </w:p>
+    <w:p>
+      <w:pPr>
+        <w:pStyle w:val="a3"/>
+        <w:rPr>
+          <w:bCs/>
+          <w:color w:val="000000" w:themeColor="text1"/>
+          <w:sz w:val="22"/>
+          <w:szCs w:val="24"/>
+        </w:rPr>
+      </w:pPr>
+      <w:r>
+        <w:rPr>
+          <w:bCs/>
+          <w:color w:val="000000" w:themeColor="text1"/>
+          <w:sz w:val="22"/>
+          <w:szCs w:val="24"/>
+        </w:rPr>
+        <w:t xml:space="preserve">-&gt; CPU가 유저 모드(Ring 3)로 전환 </w:t>
+      </w:r>
+    </w:p>
+    <w:p>
+      <w:pPr>
+        <w:pStyle w:val="a3"/>
+        <w:rPr>
+          <w:bCs/>
+          <w:color w:val="000000" w:themeColor="text1"/>
+          <w:sz w:val="22"/>
+          <w:szCs w:val="24"/>
+        </w:rPr>
+      </w:pPr>
+      <w:r>
+        <w:rPr>
+          <w:bCs/>
+          <w:color w:val="000000" w:themeColor="text1"/>
+          <w:sz w:val="22"/>
+          <w:szCs w:val="24"/>
+        </w:rPr>
+        <w:t>-&gt; 유저 프로그램의 main(argc, argv) 함수 실행 시작</w:t>
+      </w:r>
+    </w:p>
+    <w:p>
+      <w:pPr>
+        <w:pStyle w:val="a3"/>
+        <w:rPr>
+          <w:bCs/>
+          <w:color w:val="4472C4" w:themeColor="accent5"/>
+          <w:sz w:val="22"/>
+          <w:szCs w:val="24"/>
+        </w:rPr>
+      </w:pPr>
+    </w:p>
+    <w:p>
+      <w:pPr>
+        <w:pStyle w:val="a3"/>
+        <w:rPr>
+          <w:rFonts w:hint="eastAsia"/>
+          <w:bCs/>
+          <w:color w:val="4472C4" w:themeColor="accent5"/>
+          <w:sz w:val="22"/>
+          <w:szCs w:val="24"/>
+        </w:rPr>
+      </w:pPr>
+    </w:p>
+    <w:p>
+      <w:pPr>
+        <w:pStyle w:val="a3"/>
+        <w:numPr>
+          <w:ilvl w:val="0"/>
+          <w:numId w:val="6"/>
+        </w:numPr>
+        <w:ind w:left="1200"/>
+        <w:rPr>
+          <w:bCs/>
+          <w:color w:val="4472C4" w:themeColor="accent5"/>
+          <w:sz w:val="22"/>
+          <w:szCs w:val="24"/>
+        </w:rPr>
+      </w:pPr>
+      <w:r>
+        <w:rPr>
+          <w:bCs/>
+          <w:color w:val="4472C4" w:themeColor="accent5"/>
+          <w:sz w:val="22"/>
+          <w:szCs w:val="24"/>
+        </w:rPr>
+        <w:t>User Memory Access</w:t>
+      </w:r>
+    </w:p>
+    <w:p>
+      <w:pPr>
+        <w:pStyle w:val="a3"/>
+        <w:ind w:leftChars="600" w:left="1200"/>
+        <w:rPr>
+          <w:bCs/>
+          <w:color w:val="4472C4" w:themeColor="accent5"/>
+          <w:sz w:val="22"/>
+          <w:szCs w:val="24"/>
+        </w:rPr>
+      </w:pPr>
+    </w:p>
+    <w:p>
+      <w:pPr>
+        <w:pStyle w:val="a3"/>
+        <w:numPr>
+          <w:ilvl w:val="0"/>
+          <w:numId w:val="6"/>
+        </w:numPr>
+        <w:ind w:left="1200"/>
+        <w:rPr>
+          <w:bCs/>
+          <w:color w:val="4472C4" w:themeColor="accent5"/>
+          <w:sz w:val="22"/>
+          <w:szCs w:val="24"/>
+        </w:rPr>
+      </w:pPr>
+      <w:r>
+        <w:rPr>
+          <w:bCs/>
+          <w:color w:val="4472C4" w:themeColor="accent5"/>
+          <w:sz w:val="22"/>
+          <w:szCs w:val="24"/>
+        </w:rPr>
+        <w:t>File Descriptor</w:t>
+      </w:r>
+    </w:p>
+    <w:p>
+      <w:pPr>
+        <w:pStyle w:val="a3"/>
+        <w:rPr>
+          <w:bCs/>
+          <w:color w:val="4472C4" w:themeColor="accent5"/>
+          <w:sz w:val="22"/>
+          <w:szCs w:val="24"/>
+        </w:rPr>
+      </w:pPr>
+    </w:p>
+    <w:p>
+      <w:pPr>
+        <w:pStyle w:val="a3"/>
+        <w:numPr>
+          <w:ilvl w:val="0"/>
+          <w:numId w:val="6"/>
+        </w:numPr>
+        <w:ind w:left="1200"/>
+        <w:rPr>
+          <w:bCs/>
+          <w:color w:val="4472C4" w:themeColor="accent5"/>
+          <w:sz w:val="22"/>
+          <w:szCs w:val="24"/>
+        </w:rPr>
+      </w:pPr>
+      <w:r>
+        <w:rPr>
+          <w:bCs/>
+          <w:color w:val="4472C4" w:themeColor="accent5"/>
+          <w:sz w:val="22"/>
+          <w:szCs w:val="24"/>
+        </w:rPr>
+        <w:t>System Calls</w:t>
+      </w:r>
+    </w:p>
+    <w:p>
+      <w:pPr>
+        <w:pStyle w:val="a3"/>
+        <w:ind w:leftChars="600" w:left="1200"/>
+        <w:rPr>
+          <w:bCs/>
+          <w:color w:val="4472C4" w:themeColor="accent5"/>
+          <w:sz w:val="22"/>
+          <w:szCs w:val="24"/>
+        </w:rPr>
+      </w:pPr>
+    </w:p>
+    <w:p>
+      <w:pPr>
+        <w:pStyle w:val="a3"/>
+        <w:numPr>
+          <w:ilvl w:val="0"/>
+          <w:numId w:val="6"/>
+        </w:numPr>
+        <w:ind w:left="1200"/>
+        <w:rPr>
+          <w:bCs/>
+          <w:color w:val="4472C4" w:themeColor="accent5"/>
+          <w:sz w:val="22"/>
+          <w:szCs w:val="24"/>
+        </w:rPr>
+      </w:pPr>
+      <w:r>
+        <w:rPr>
+          <w:bCs/>
+          <w:color w:val="4472C4" w:themeColor="accent5"/>
+          <w:sz w:val="22"/>
+          <w:szCs w:val="24"/>
+        </w:rPr>
+        <w:t>Synchronization in Filesystem</w:t>
+      </w:r>
+    </w:p>
+    <w:p>
+      <w:pPr>
+        <w:pStyle w:val="a3"/>
+        <w:ind w:leftChars="0"/>
+        <w:rPr>
+          <w:bCs/>
+          <w:sz w:val="22"/>
+          <w:szCs w:val="24"/>
+        </w:rPr>
+      </w:pPr>
+    </w:p>
+    <w:p>
+      <w:pPr>
+        <w:pStyle w:val="a3"/>
+        <w:ind w:leftChars="0" w:left="400"/>
+        <w:rPr>
+          <w:bCs/>
+          <w:sz w:val="22"/>
+          <w:szCs w:val="24"/>
+        </w:rPr>
+      </w:pPr>
+    </w:p>
+    <w:p>
+      <w:pPr>
+        <w:pStyle w:val="a3"/>
+        <w:numPr>
+          <w:ilvl w:val="1"/>
+          <w:numId w:val="1"/>
+        </w:numPr>
+        <w:ind w:leftChars="0"/>
+        <w:rPr>
+          <w:b/>
+          <w:sz w:val="22"/>
+          <w:szCs w:val="24"/>
+        </w:rPr>
+      </w:pPr>
+      <w:r>
+        <w:rPr>
+          <w:rFonts w:hint="eastAsia"/>
+          <w:b/>
+          <w:sz w:val="22"/>
+          <w:szCs w:val="24"/>
+        </w:rPr>
+        <w:t>제작 내용</w:t>
+      </w:r>
+    </w:p>
+    <w:p>
+      <w:pPr>
+        <w:pStyle w:val="a3"/>
+        <w:numPr>
+          <w:ilvl w:val="0"/>
+          <w:numId w:val="2"/>
+        </w:numPr>
+        <w:ind w:left="1160"/>
+        <w:rPr>
+          <w:b/>
+          <w:color w:val="4472C4" w:themeColor="accent5"/>
+          <w:sz w:val="22"/>
+          <w:szCs w:val="24"/>
+        </w:rPr>
+      </w:pPr>
+      <w:r>
+        <w:rPr>
+          <w:rFonts w:hint="eastAsia"/>
+          <w:b/>
+          <w:color w:val="4472C4" w:themeColor="accent5"/>
+          <w:sz w:val="22"/>
+          <w:szCs w:val="24"/>
+        </w:rPr>
+        <w:t>I</w:t>
+      </w:r>
+      <w:r>
+        <w:rPr>
+          <w:b/>
+          <w:color w:val="4472C4" w:themeColor="accent5"/>
+          <w:sz w:val="22"/>
+          <w:szCs w:val="24"/>
+        </w:rPr>
+        <w:t xml:space="preserve">I. </w:t>
+      </w:r>
+      <w:r>
+        <w:rPr>
+          <w:rFonts w:hint="eastAsia"/>
+          <w:b/>
+          <w:color w:val="4472C4" w:themeColor="accent5"/>
+          <w:sz w:val="22"/>
+          <w:szCs w:val="24"/>
+        </w:rPr>
+        <w:t>B</w:t>
+      </w:r>
+      <w:r>
+        <w:rPr>
+          <w:b/>
+          <w:color w:val="4472C4" w:themeColor="accent5"/>
+          <w:sz w:val="22"/>
+          <w:szCs w:val="24"/>
+        </w:rPr>
+        <w:t xml:space="preserve">. </w:t>
+      </w:r>
+      <w:r>
+        <w:rPr>
+          <w:rFonts w:hint="eastAsia"/>
+          <w:b/>
+          <w:color w:val="4472C4" w:themeColor="accent5"/>
+          <w:sz w:val="22"/>
+          <w:szCs w:val="24"/>
+        </w:rPr>
+        <w:t>개발 내용</w:t>
+      </w:r>
+      <w:r>
+        <w:rPr>
+          <w:rFonts w:hint="eastAsia"/>
+          <w:b/>
+          <w:color w:val="4472C4" w:themeColor="accent5"/>
+          <w:sz w:val="22"/>
+          <w:szCs w:val="24"/>
+        </w:rPr>
+        <w:t xml:space="preserve">의 실질적인 구현에 대해 코드 관점에서 작성. </w:t>
+      </w:r>
+      <w:r>
+        <w:rPr>
+          <w:rFonts w:hint="eastAsia"/>
+          <w:b/>
+          <w:color w:val="4472C4" w:themeColor="accent5"/>
+          <w:sz w:val="22"/>
+          <w:szCs w:val="24"/>
+        </w:rPr>
+        <w:t xml:space="preserve">(구현 내용, 알고리즘 등을 </w:t>
+      </w:r>
+      <w:r>
+        <w:rPr>
+          <w:rFonts w:hint="eastAsia"/>
+          <w:b/>
+          <w:i/>
+          <w:iCs/>
+          <w:color w:val="4472C4" w:themeColor="accent5"/>
+          <w:sz w:val="22"/>
+          <w:szCs w:val="24"/>
+          <w:u w:val="single"/>
+        </w:rPr>
+        <w:t>명확히</w:t>
+      </w:r>
+      <w:r>
+        <w:rPr>
+          <w:rFonts w:hint="eastAsia"/>
+          <w:b/>
+          <w:color w:val="4472C4" w:themeColor="accent5"/>
+          <w:sz w:val="22"/>
+          <w:szCs w:val="24"/>
+        </w:rPr>
+        <w:t xml:space="preserve"> 서술할 것)</w:t>
+      </w:r>
+    </w:p>
+    <w:p>
+      <w:pPr>
+        <w:pStyle w:val="a3"/>
+        <w:numPr>
+          <w:ilvl w:val="0"/>
+          <w:numId w:val="2"/>
+        </w:numPr>
+        <w:ind w:left="1160"/>
+        <w:rPr>
+          <w:b/>
+          <w:color w:val="4472C4" w:themeColor="accent5"/>
+          <w:sz w:val="22"/>
+          <w:szCs w:val="24"/>
+        </w:rPr>
+      </w:pPr>
+      <w:r>
+        <w:rPr>
+          <w:rFonts w:hint="eastAsia"/>
+          <w:b/>
+          <w:color w:val="4472C4" w:themeColor="accent5"/>
+          <w:sz w:val="22"/>
+          <w:szCs w:val="24"/>
+        </w:rPr>
+        <w:t>구현에 있어 P</w:t>
+      </w:r>
+      <w:r>
+        <w:rPr>
+          <w:b/>
+          <w:color w:val="4472C4" w:themeColor="accent5"/>
+          <w:sz w:val="22"/>
+          <w:szCs w:val="24"/>
+        </w:rPr>
+        <w:t>intos</w:t>
+      </w:r>
+      <w:r>
+        <w:rPr>
+          <w:rFonts w:hint="eastAsia"/>
+          <w:b/>
+          <w:color w:val="4472C4" w:themeColor="accent5"/>
+          <w:sz w:val="22"/>
+          <w:szCs w:val="24"/>
+        </w:rPr>
+        <w:t xml:space="preserve">에 내장된 라이브러리나 자체 제작한 함수를 </w:t>
+      </w:r>
+      <w:r>
+        <w:rPr>
+          <w:rFonts w:hint="eastAsia"/>
+          <w:b/>
+          <w:color w:val="4472C4" w:themeColor="accent5"/>
+          <w:sz w:val="22"/>
+          <w:szCs w:val="24"/>
+          <w:u w:val="single"/>
+        </w:rPr>
+        <w:t>사용한 경우</w:t>
+      </w:r>
+      <w:r>
+        <w:rPr>
+          <w:rFonts w:hint="eastAsia"/>
+          <w:b/>
+          <w:color w:val="4472C4" w:themeColor="accent5"/>
+          <w:sz w:val="22"/>
+          <w:szCs w:val="24"/>
+        </w:rPr>
+        <w:t xml:space="preserve"> 이에 대해서도 설명.</w:t>
+      </w:r>
+    </w:p>
+    <w:p>
+      <w:pPr>
+        <w:pStyle w:val="a3"/>
+        <w:numPr>
+          <w:ilvl w:val="0"/>
+          <w:numId w:val="2"/>
+        </w:numPr>
+        <w:ind w:left="1160"/>
+        <w:rPr>
+          <w:b/>
+          <w:color w:val="4472C4" w:themeColor="accent5"/>
+          <w:sz w:val="22"/>
+          <w:szCs w:val="24"/>
+        </w:rPr>
+      </w:pPr>
+      <w:r>
+        <w:rPr>
+          <w:rFonts w:hint="eastAsia"/>
+          <w:b/>
+          <w:color w:val="4472C4" w:themeColor="accent5"/>
+          <w:sz w:val="22"/>
+          <w:szCs w:val="24"/>
+        </w:rPr>
+        <w:t>개발상 발생한 문제나 이슈</w:t>
+      </w:r>
+      <w:r>
+        <w:rPr>
+          <w:rFonts w:hint="eastAsia"/>
+          <w:b/>
+          <w:color w:val="4472C4" w:themeColor="accent5"/>
+          <w:sz w:val="22"/>
+          <w:szCs w:val="24"/>
+        </w:rPr>
+        <w:t xml:space="preserve">가 </w:t>
+      </w:r>
+      <w:r>
+        <w:rPr>
+          <w:rFonts w:hint="eastAsia"/>
+          <w:b/>
+          <w:color w:val="4472C4" w:themeColor="accent5"/>
+          <w:sz w:val="22"/>
+          <w:szCs w:val="24"/>
+          <w:u w:val="single"/>
+        </w:rPr>
+        <w:t>있으면</w:t>
+      </w:r>
+      <w:r>
+        <w:rPr>
+          <w:rFonts w:hint="eastAsia"/>
+          <w:b/>
+          <w:color w:val="4472C4" w:themeColor="accent5"/>
+          <w:sz w:val="22"/>
+          <w:szCs w:val="24"/>
+        </w:rPr>
+        <w:t xml:space="preserve"> 이를 간략히 설명하고 </w:t>
+      </w:r>
+      <w:r>
+        <w:rPr>
+          <w:rFonts w:hint="eastAsia"/>
+          <w:b/>
+          <w:color w:val="4472C4" w:themeColor="accent5"/>
+          <w:sz w:val="22"/>
+          <w:szCs w:val="24"/>
+        </w:rPr>
+        <w:t>해결책에 대해 설명</w:t>
+      </w:r>
+      <w:r>
+        <w:rPr>
+          <w:b/>
+          <w:color w:val="4472C4" w:themeColor="accent5"/>
+          <w:sz w:val="22"/>
+          <w:szCs w:val="24"/>
+        </w:rPr>
+        <w:t>.</w:t>
+      </w:r>
+    </w:p>
+    <w:p>
+      <w:pPr>
+        <w:rPr>
+          <w:b/>
+          <w:color w:val="4472C4" w:themeColor="accent5"/>
+          <w:sz w:val="22"/>
+          <w:szCs w:val="24"/>
+        </w:rPr>
+      </w:pPr>
+    </w:p>
+    <w:p>
+      <w:pPr>
+        <w:rPr>
+          <w:b/>
+          <w:color w:val="4472C4" w:themeColor="accent5"/>
+          <w:sz w:val="22"/>
+          <w:szCs w:val="24"/>
+        </w:rPr>
+      </w:pPr>
+    </w:p>
+    <w:p>
+      <w:pPr>
+        <w:rPr>
+          <w:rFonts w:hint="eastAsia"/>
+          <w:b/>
+          <w:color w:val="4472C4" w:themeColor="accent5"/>
+          <w:sz w:val="22"/>
+          <w:szCs w:val="24"/>
+        </w:rPr>
+      </w:pPr>
+    </w:p>
+    <w:p>
+      <w:pPr>
+        <w:pStyle w:val="a3"/>
+        <w:numPr>
+          <w:ilvl w:val="0"/>
+          <w:numId w:val="9"/>
+        </w:numPr>
+        <w:ind w:leftChars="580" w:left="1520"/>
+        <w:rPr>
+          <w:bCs/>
+          <w:color w:val="4472C4" w:themeColor="accent5"/>
+          <w:sz w:val="22"/>
+          <w:szCs w:val="24"/>
+        </w:rPr>
+      </w:pPr>
+      <w:r>
+        <w:rPr>
+          <w:bCs/>
+          <w:color w:val="4472C4" w:themeColor="accent5"/>
+          <w:sz w:val="22"/>
+          <w:szCs w:val="24"/>
+        </w:rPr>
+        <w:t>Argument Passing</w:t>
+      </w:r>
+    </w:p>
+    <w:p>
+      <w:pPr>
+        <w:pStyle w:val="a3"/>
+        <w:rPr>
+          <w:b/>
+          <w:bCs/>
+          <w:color w:val="000000" w:themeColor="text1"/>
+          <w:sz w:val="22"/>
+          <w:szCs w:val="24"/>
+        </w:rPr>
+      </w:pPr>
+      <w:r>
+        <w:rPr>
+          <w:b/>
+          <w:bCs/>
+          <w:color w:val="000000" w:themeColor="text1"/>
+          <w:sz w:val="22"/>
+          <w:szCs w:val="24"/>
+        </w:rPr>
+        <w:t>1. Argument Passing 개발 내용 및 실질적 구현</w:t>
+      </w:r>
+    </w:p>
+    <w:p>
+      <w:pPr>
+        <w:pStyle w:val="a3"/>
+        <w:rPr>
+          <w:b/>
+          <w:bCs/>
+          <w:color w:val="000000" w:themeColor="text1"/>
+          <w:sz w:val="22"/>
+          <w:szCs w:val="24"/>
+        </w:rPr>
+      </w:pPr>
+      <w:r>
+        <w:rPr>
+          <w:b/>
+          <w:bCs/>
+          <w:color w:val="000000" w:themeColor="text1"/>
+          <w:sz w:val="22"/>
+          <w:szCs w:val="24"/>
+        </w:rPr>
+        <w:t>[구현 내용 및 알고리즘]</w:t>
+      </w:r>
+    </w:p>
+    <w:p>
+      <w:pPr>
+        <w:pStyle w:val="a3"/>
+        <w:rPr>
+          <w:bCs/>
+          <w:color w:val="000000" w:themeColor="text1"/>
+          <w:sz w:val="22"/>
+          <w:szCs w:val="24"/>
+        </w:rPr>
+      </w:pPr>
+      <w:r>
+        <w:rPr>
+          <w:bCs/>
+          <w:color w:val="000000" w:themeColor="text1"/>
+          <w:sz w:val="22"/>
+          <w:szCs w:val="24"/>
+        </w:rPr>
+        <w:t>Argument Passing의 핵심 목표는 사용자가 입력한 명령어 문자열을 공백 기준으로 토큰화하여 순수 실행 파일을 열고</w:t>
+      </w:r>
+      <w:r>
+        <w:rPr>
+          <w:bCs/>
+          <w:color w:val="000000" w:themeColor="text1"/>
+          <w:sz w:val="22"/>
+          <w:szCs w:val="24"/>
+        </w:rPr>
+        <w:t xml:space="preserve">, 80x86 </w:t>
+      </w:r>
+      <w:r>
+        <w:rPr>
+          <w:bCs/>
+          <w:color w:val="000000" w:themeColor="text1"/>
+          <w:sz w:val="22"/>
+          <w:szCs w:val="24"/>
+        </w:rPr>
+        <w:t>함수 호출 규약에 맞게 사용자 프로그램의 가상 메모리 스택에 인자 데이터를 올바른 순서와 구조로 배치하는 것이다.</w:t>
+      </w:r>
+    </w:p>
+    <w:p>
+      <w:pPr>
+        <w:pStyle w:val="a3"/>
+        <w:rPr>
+          <w:bCs/>
+          <w:color w:val="000000" w:themeColor="text1"/>
+          <w:sz w:val="22"/>
+          <w:szCs w:val="24"/>
+        </w:rPr>
+      </w:pPr>
+    </w:p>
+    <w:p>
+      <w:pPr>
+        <w:pStyle w:val="a3"/>
+        <w:rPr>
+          <w:b/>
+          <w:bCs/>
+          <w:color w:val="000000" w:themeColor="text1"/>
+          <w:sz w:val="22"/>
+          <w:szCs w:val="24"/>
+        </w:rPr>
+      </w:pPr>
+      <w:r>
+        <w:rPr>
+          <w:b/>
+          <w:bCs/>
+          <w:color w:val="000000" w:themeColor="text1"/>
+          <w:sz w:val="22"/>
+          <w:szCs w:val="24"/>
+        </w:rPr>
+        <w:t>1) process_execute(): 스레드 이름 분리 및 생성</w:t>
+      </w:r>
+    </w:p>
+    <w:p>
+      <w:pPr>
+        <w:pStyle w:val="a3"/>
+        <w:rPr>
+          <w:bCs/>
+          <w:color w:val="000000" w:themeColor="text1"/>
+          <w:sz w:val="22"/>
+          <w:szCs w:val="24"/>
+        </w:rPr>
+      </w:pPr>
+      <w:r>
+        <w:rPr>
+          <w:bCs/>
+          <w:color w:val="000000" w:themeColor="text1"/>
+          <w:sz w:val="22"/>
+          <w:szCs w:val="24"/>
+        </w:rPr>
+        <w:t>새로운 프로세스를 생성할 때 전체 명령어 문자열에서 순수 실행 파일명만 추출하여 스레드 이름으로 등록한다.</w:t>
+      </w:r>
+    </w:p>
+    <w:p>
+      <w:pPr>
+        <w:pStyle w:val="a3"/>
+        <w:rPr>
+          <w:bCs/>
+          <w:color w:val="000000" w:themeColor="text1"/>
+          <w:sz w:val="22"/>
+          <w:szCs w:val="24"/>
+        </w:rPr>
+      </w:pPr>
+      <w:r>
+        <w:rPr>
+          <w:rFonts w:hint="eastAsia"/>
+          <w:bCs/>
+          <w:color w:val="000000" w:themeColor="text1"/>
+          <w:sz w:val="22"/>
+          <w:szCs w:val="24"/>
+        </w:rPr>
+        <w:t>알고리즘</w:t>
+      </w:r>
+      <w:r>
+        <w:rPr>
+          <w:bCs/>
+          <w:color w:val="000000" w:themeColor="text1"/>
+          <w:sz w:val="22"/>
+          <w:szCs w:val="24"/>
+        </w:rPr>
+        <w:t>:</w:t>
+      </w:r>
+    </w:p>
+    <w:p>
+      <w:pPr>
+        <w:pStyle w:val="a3"/>
+        <w:rPr>
+          <w:bCs/>
+          <w:color w:val="000000" w:themeColor="text1"/>
+          <w:sz w:val="22"/>
+          <w:szCs w:val="24"/>
+        </w:rPr>
+      </w:pPr>
+      <w:r>
+        <w:rPr>
+          <w:rFonts w:hint="eastAsia"/>
+          <w:bCs/>
+          <w:color w:val="000000" w:themeColor="text1"/>
+          <w:sz w:val="22"/>
+          <w:szCs w:val="24"/>
+        </w:rPr>
+        <w:t>-</w:t>
+      </w:r>
+      <w:r>
+        <w:rPr>
+          <w:bCs/>
+          <w:color w:val="000000" w:themeColor="text1"/>
+          <w:sz w:val="22"/>
+          <w:szCs w:val="24"/>
+        </w:rPr>
+        <w:t xml:space="preserve"> </w:t>
+      </w:r>
+      <w:r>
+        <w:rPr>
+          <w:rFonts w:hint="eastAsia"/>
+          <w:bCs/>
+          <w:color w:val="000000" w:themeColor="text1"/>
+          <w:sz w:val="22"/>
+          <w:szCs w:val="24"/>
+        </w:rPr>
+        <w:t>원본</w:t>
+      </w:r>
+      <w:r>
+        <w:rPr>
+          <w:bCs/>
+          <w:color w:val="000000" w:themeColor="text1"/>
+          <w:sz w:val="22"/>
+          <w:szCs w:val="24"/>
+        </w:rPr>
+        <w:t xml:space="preserve"> 문자열의 불변성을 보장하기 위해 strlcpy()를 사용하여 로컬 버퍼 prog_name[64]에 커맨드라인 문자열을 안전하게 복사한다.</w:t>
+      </w:r>
+    </w:p>
+    <w:p>
+      <w:pPr>
+        <w:pStyle w:val="a3"/>
+        <w:rPr>
+          <w:bCs/>
+          <w:color w:val="000000" w:themeColor="text1"/>
+          <w:sz w:val="22"/>
+          <w:szCs w:val="24"/>
+        </w:rPr>
+      </w:pPr>
+      <w:r>
+        <w:rPr>
+          <w:bCs/>
+          <w:color w:val="000000" w:themeColor="text1"/>
+          <w:sz w:val="22"/>
+          <w:szCs w:val="24"/>
+        </w:rPr>
+        <w:t xml:space="preserve">- </w:t>
+      </w:r>
+      <w:r>
+        <w:rPr>
+          <w:bCs/>
+          <w:color w:val="000000" w:themeColor="text1"/>
+          <w:sz w:val="22"/>
+          <w:szCs w:val="24"/>
+        </w:rPr>
+        <w:t xml:space="preserve">strtok_r()을 호출하여 첫 번째 공백 이전의 첫 번째 토큰만 분리하여 real_name </w:t>
+      </w:r>
+      <w:r>
+        <w:rPr>
+          <w:bCs/>
+          <w:color w:val="000000" w:themeColor="text1"/>
+          <w:sz w:val="22"/>
+          <w:szCs w:val="24"/>
+        </w:rPr>
+        <w:lastRenderedPageBreak/>
+        <w:t>포인터를 얻는다.</w:t>
+      </w:r>
+    </w:p>
+    <w:p>
+      <w:pPr>
+        <w:pStyle w:val="a3"/>
+        <w:rPr>
+          <w:bCs/>
+          <w:color w:val="000000" w:themeColor="text1"/>
+          <w:sz w:val="22"/>
+          <w:szCs w:val="24"/>
+        </w:rPr>
+      </w:pPr>
+      <w:r>
+        <w:rPr>
+          <w:bCs/>
+          <w:color w:val="000000" w:themeColor="text1"/>
+          <w:sz w:val="22"/>
+          <w:szCs w:val="24"/>
+        </w:rPr>
+        <w:t xml:space="preserve">- </w:t>
+      </w:r>
+      <w:r>
+        <w:rPr>
+          <w:bCs/>
+          <w:color w:val="000000" w:themeColor="text1"/>
+          <w:sz w:val="22"/>
+          <w:szCs w:val="24"/>
+        </w:rPr>
+        <w:t>thread_create(real_name, PRI_DEFAULT, start_process, fn_copy)를 호출하여 스레드 이름에는 real_name만 등록하고, 자식 스레드에게 전달되는 메모리 페이지에는 전체 명령어 문자열을 온전히 넘긴다.</w:t>
+      </w:r>
+    </w:p>
+    <w:p>
+      <w:pPr>
+        <w:pStyle w:val="a3"/>
+        <w:rPr>
+          <w:bCs/>
+          <w:color w:val="000000" w:themeColor="text1"/>
+          <w:sz w:val="22"/>
+          <w:szCs w:val="24"/>
+        </w:rPr>
+      </w:pPr>
+    </w:p>
+    <w:p>
+      <w:pPr>
+        <w:pStyle w:val="a3"/>
+        <w:rPr>
+          <w:bCs/>
+          <w:color w:val="000000" w:themeColor="text1"/>
+          <w:sz w:val="22"/>
+          <w:szCs w:val="24"/>
+        </w:rPr>
+      </w:pPr>
+    </w:p>
+    <w:p>
+      <w:pPr>
+        <w:pStyle w:val="a3"/>
+        <w:rPr>
+          <w:bCs/>
+          <w:color w:val="000000" w:themeColor="text1"/>
+          <w:sz w:val="22"/>
+          <w:szCs w:val="24"/>
+        </w:rPr>
+      </w:pPr>
+    </w:p>
+    <w:p>
+      <w:pPr>
+        <w:pStyle w:val="a3"/>
+        <w:rPr>
+          <w:rFonts w:hint="eastAsia"/>
+          <w:bCs/>
+          <w:color w:val="000000" w:themeColor="text1"/>
+          <w:sz w:val="22"/>
+          <w:szCs w:val="24"/>
+        </w:rPr>
+      </w:pPr>
+    </w:p>
+    <w:p>
+      <w:pPr>
+        <w:pStyle w:val="a3"/>
+        <w:rPr>
+          <w:b/>
+          <w:bCs/>
+          <w:color w:val="000000" w:themeColor="text1"/>
+          <w:sz w:val="22"/>
+          <w:szCs w:val="24"/>
+        </w:rPr>
+      </w:pPr>
+      <w:r>
+        <w:rPr>
+          <w:b/>
+          <w:bCs/>
+          <w:color w:val="000000" w:themeColor="text1"/>
+          <w:sz w:val="22"/>
+          <w:szCs w:val="24"/>
+        </w:rPr>
+        <w:t>2) load(): 명령어 토큰화 및 실행 파일 오픈</w:t>
+      </w:r>
+    </w:p>
+    <w:p>
+      <w:pPr>
+        <w:pStyle w:val="a3"/>
+        <w:rPr>
+          <w:bCs/>
+          <w:color w:val="000000" w:themeColor="text1"/>
+          <w:sz w:val="22"/>
+          <w:szCs w:val="24"/>
+        </w:rPr>
+      </w:pPr>
+      <w:r>
+        <w:rPr>
+          <w:bCs/>
+          <w:color w:val="000000" w:themeColor="text1"/>
+          <w:sz w:val="22"/>
+          <w:szCs w:val="24"/>
+        </w:rPr>
+        <w:t>실행 파일을 메모리에 적재하기 전, 인자들을 분리하고 실행 바이너리를 오픈한다.</w:t>
+      </w:r>
+    </w:p>
+    <w:p>
+      <w:pPr>
+        <w:pStyle w:val="a3"/>
+        <w:rPr>
+          <w:bCs/>
+          <w:color w:val="000000" w:themeColor="text1"/>
+          <w:sz w:val="22"/>
+          <w:szCs w:val="24"/>
+        </w:rPr>
+      </w:pPr>
+      <w:r>
+        <w:rPr>
+          <w:rFonts w:hint="eastAsia"/>
+          <w:bCs/>
+          <w:color w:val="000000" w:themeColor="text1"/>
+          <w:sz w:val="22"/>
+          <w:szCs w:val="24"/>
+        </w:rPr>
+        <w:t>알고리즘</w:t>
+      </w:r>
+      <w:r>
+        <w:rPr>
+          <w:bCs/>
+          <w:color w:val="000000" w:themeColor="text1"/>
+          <w:sz w:val="22"/>
+          <w:szCs w:val="24"/>
+        </w:rPr>
+        <w:t>:</w:t>
+      </w:r>
+    </w:p>
+    <w:p>
+      <w:pPr>
+        <w:pStyle w:val="a3"/>
+        <w:rPr>
+          <w:bCs/>
+          <w:color w:val="000000" w:themeColor="text1"/>
+          <w:sz w:val="22"/>
+          <w:szCs w:val="24"/>
+        </w:rPr>
+      </w:pPr>
+      <w:r>
+        <w:rPr>
+          <w:rFonts w:hint="eastAsia"/>
+          <w:bCs/>
+          <w:color w:val="000000" w:themeColor="text1"/>
+          <w:sz w:val="22"/>
+          <w:szCs w:val="24"/>
+        </w:rPr>
+        <w:t>-</w:t>
+      </w:r>
+      <w:r>
+        <w:rPr>
+          <w:bCs/>
+          <w:color w:val="000000" w:themeColor="text1"/>
+          <w:sz w:val="22"/>
+          <w:szCs w:val="24"/>
+        </w:rPr>
+        <w:t xml:space="preserve"> </w:t>
+      </w:r>
+      <w:r>
+        <w:rPr>
+          <w:rFonts w:hint="eastAsia"/>
+          <w:bCs/>
+          <w:color w:val="000000" w:themeColor="text1"/>
+          <w:sz w:val="22"/>
+          <w:szCs w:val="24"/>
+        </w:rPr>
+        <w:t>최대</w:t>
+      </w:r>
+      <w:r>
+        <w:rPr>
+          <w:bCs/>
+          <w:color w:val="000000" w:themeColor="text1"/>
+          <w:sz w:val="22"/>
+          <w:szCs w:val="24"/>
+        </w:rPr>
+        <w:t xml:space="preserve"> 128개의 인자를 저장할 수 있는 포인터 배열 char *argv[128]과 인자 개수 카운터 int argc = 0을 선언한다.</w:t>
+      </w:r>
+    </w:p>
+    <w:p>
+      <w:pPr>
+        <w:pStyle w:val="a3"/>
+        <w:rPr>
+          <w:bCs/>
+          <w:color w:val="000000" w:themeColor="text1"/>
+          <w:sz w:val="22"/>
+          <w:szCs w:val="24"/>
+        </w:rPr>
+      </w:pPr>
+      <w:r>
+        <w:rPr>
+          <w:bCs/>
+          <w:color w:val="000000" w:themeColor="text1"/>
+          <w:sz w:val="22"/>
+          <w:szCs w:val="24"/>
+        </w:rPr>
+        <w:t xml:space="preserve">- </w:t>
+      </w:r>
+      <w:r>
+        <w:rPr>
+          <w:bCs/>
+          <w:color w:val="000000" w:themeColor="text1"/>
+          <w:sz w:val="22"/>
+          <w:szCs w:val="24"/>
+        </w:rPr>
+        <w:t>strtok_r()을 반복 호출하여 공백(" ")을 구분자로 하여 문자열을 끝까지 파싱하고, 각 토큰의 주소를 argv[argc++]에 순차적으로 저장한다.</w:t>
+      </w:r>
+    </w:p>
+    <w:p>
+      <w:pPr>
+        <w:pStyle w:val="a3"/>
+        <w:rPr>
+          <w:bCs/>
+          <w:color w:val="000000" w:themeColor="text1"/>
+          <w:sz w:val="22"/>
+          <w:szCs w:val="24"/>
+        </w:rPr>
+      </w:pPr>
+      <w:r>
+        <w:rPr>
+          <w:rFonts w:hint="eastAsia"/>
+          <w:bCs/>
+          <w:color w:val="000000" w:themeColor="text1"/>
+          <w:sz w:val="22"/>
+          <w:szCs w:val="24"/>
+        </w:rPr>
+        <w:t>-</w:t>
+      </w:r>
+      <w:r>
+        <w:rPr>
+          <w:bCs/>
+          <w:color w:val="000000" w:themeColor="text1"/>
+          <w:sz w:val="22"/>
+          <w:szCs w:val="24"/>
+        </w:rPr>
+        <w:t xml:space="preserve"> argv[0]</w:t>
+      </w:r>
+      <w:r>
+        <w:rPr>
+          <w:bCs/>
+          <w:color w:val="000000" w:themeColor="text1"/>
+          <w:sz w:val="22"/>
+          <w:szCs w:val="24"/>
+        </w:rPr>
+        <w:t xml:space="preserve"> </w:t>
+      </w:r>
+      <w:r>
+        <w:rPr>
+          <w:bCs/>
+          <w:color w:val="000000" w:themeColor="text1"/>
+          <w:sz w:val="22"/>
+          <w:szCs w:val="24"/>
+        </w:rPr>
+        <w:t>을 filesys_open(argv[0])에 전달하여 디스크에서 실행 파일을 정상적으로 연다.</w:t>
+      </w:r>
+    </w:p>
+    <w:p>
+      <w:pPr>
+        <w:pStyle w:val="a3"/>
+        <w:rPr>
+          <w:bCs/>
+          <w:color w:val="000000" w:themeColor="text1"/>
+          <w:sz w:val="22"/>
+          <w:szCs w:val="24"/>
+        </w:rPr>
+      </w:pPr>
+      <w:r>
+        <w:rPr>
+          <w:bCs/>
+          <w:color w:val="000000" w:themeColor="text1"/>
+          <w:sz w:val="22"/>
+          <w:szCs w:val="24"/>
+        </w:rPr>
+        <w:t xml:space="preserve">- </w:t>
+      </w:r>
+      <w:r>
+        <w:rPr>
+          <w:bCs/>
+          <w:color w:val="000000" w:themeColor="text1"/>
+          <w:sz w:val="22"/>
+          <w:szCs w:val="24"/>
+        </w:rPr>
+        <w:t xml:space="preserve">ELF 세그먼트 로딩 및 setup_stack(esp) 호출로 1페이지의 스택 공간이 할당되면, </w:t>
+      </w:r>
+      <w:r>
+        <w:rPr>
+          <w:rFonts w:hint="eastAsia"/>
+          <w:bCs/>
+          <w:color w:val="000000" w:themeColor="text1"/>
+          <w:sz w:val="22"/>
+          <w:szCs w:val="24"/>
+        </w:rPr>
+        <w:t xml:space="preserve">새로 추가된 </w:t>
+      </w:r>
+      <w:r>
+        <w:rPr>
+          <w:bCs/>
+          <w:color w:val="000000" w:themeColor="text1"/>
+          <w:sz w:val="22"/>
+          <w:szCs w:val="24"/>
+        </w:rPr>
+        <w:t>함수인 argument_stack(argv, argc, esp)를 호출하여 스택 프레임을 구성한다.</w:t>
+      </w:r>
+    </w:p>
+    <w:p>
+      <w:pPr>
+        <w:pStyle w:val="a3"/>
+        <w:rPr>
+          <w:bCs/>
+          <w:color w:val="000000" w:themeColor="text1"/>
+          <w:sz w:val="22"/>
+          <w:szCs w:val="24"/>
+        </w:rPr>
+      </w:pPr>
+    </w:p>
+    <w:p>
+      <w:pPr>
+        <w:pStyle w:val="a3"/>
+        <w:rPr>
+          <w:b/>
+          <w:bCs/>
+          <w:color w:val="000000" w:themeColor="text1"/>
+          <w:sz w:val="22"/>
+          <w:szCs w:val="24"/>
+        </w:rPr>
+      </w:pPr>
+      <w:r>
+        <w:rPr>
+          <w:b/>
+          <w:bCs/>
+          <w:color w:val="000000" w:themeColor="text1"/>
+          <w:sz w:val="22"/>
+          <w:szCs w:val="24"/>
+        </w:rPr>
+        <w:t>3) argument_stack(): 80x86 규약에 따른 유저 스택 프레임 구축</w:t>
+      </w:r>
+    </w:p>
+    <w:p>
+      <w:pPr>
+        <w:pStyle w:val="a3"/>
+        <w:rPr>
+          <w:bCs/>
+          <w:color w:val="000000" w:themeColor="text1"/>
+          <w:sz w:val="22"/>
+          <w:szCs w:val="24"/>
+        </w:rPr>
+      </w:pPr>
+      <w:r>
+        <w:rPr>
+          <w:bCs/>
+          <w:color w:val="000000" w:themeColor="text1"/>
+          <w:sz w:val="22"/>
+          <w:szCs w:val="24"/>
+        </w:rPr>
+        <w:t>파싱된 인자들을 80x86 아키텍처 규약에 맞추어 유저 스택에 배치한다.</w:t>
+      </w:r>
+    </w:p>
+    <w:p>
+      <w:pPr>
+        <w:pStyle w:val="a3"/>
+        <w:rPr>
+          <w:bCs/>
+          <w:color w:val="000000" w:themeColor="text1"/>
+          <w:sz w:val="22"/>
+          <w:szCs w:val="24"/>
+        </w:rPr>
+      </w:pPr>
+      <w:r>
+        <w:rPr>
+          <w:rFonts w:hint="eastAsia"/>
+          <w:bCs/>
+          <w:color w:val="000000" w:themeColor="text1"/>
+          <w:sz w:val="22"/>
+          <w:szCs w:val="24"/>
+        </w:rPr>
+        <w:t>알고리즘</w:t>
+      </w:r>
+      <w:r>
+        <w:rPr>
+          <w:bCs/>
+          <w:color w:val="000000" w:themeColor="text1"/>
+          <w:sz w:val="22"/>
+          <w:szCs w:val="24"/>
+        </w:rPr>
+        <w:t xml:space="preserve"> : </w:t>
+      </w:r>
+    </w:p>
+    <w:p>
+      <w:pPr>
+        <w:pStyle w:val="a3"/>
+        <w:rPr>
+          <w:bCs/>
+          <w:color w:val="000000" w:themeColor="text1"/>
+          <w:sz w:val="22"/>
+          <w:szCs w:val="24"/>
+        </w:rPr>
+      </w:pPr>
+      <w:r>
+        <w:rPr>
+          <w:rFonts w:hint="eastAsia"/>
+          <w:bCs/>
+          <w:color w:val="000000" w:themeColor="text1"/>
+          <w:sz w:val="22"/>
+          <w:szCs w:val="24"/>
+        </w:rPr>
+        <w:t>-</w:t>
+      </w:r>
+      <w:r>
+        <w:rPr>
+          <w:bCs/>
+          <w:color w:val="000000" w:themeColor="text1"/>
+          <w:sz w:val="22"/>
+          <w:szCs w:val="24"/>
+        </w:rPr>
+        <w:t xml:space="preserve"> </w:t>
+      </w:r>
+      <w:r>
+        <w:rPr>
+          <w:rFonts w:hint="eastAsia"/>
+          <w:bCs/>
+          <w:color w:val="000000" w:themeColor="text1"/>
+          <w:sz w:val="22"/>
+          <w:szCs w:val="24"/>
+        </w:rPr>
+        <w:t>문자열</w:t>
+      </w:r>
+      <w:r>
+        <w:rPr>
+          <w:bCs/>
+          <w:color w:val="000000" w:themeColor="text1"/>
+          <w:sz w:val="22"/>
+          <w:szCs w:val="24"/>
+        </w:rPr>
+        <w:t xml:space="preserve"> 데이터 역순 푸시: argv[argc - 1]부터 argv[0]까지 역순으로 문자열 길이</w:t>
+      </w:r>
+      <w:r>
+        <w:rPr>
+          <w:bCs/>
+          <w:color w:val="000000" w:themeColor="text1"/>
+          <w:sz w:val="22"/>
+          <w:szCs w:val="24"/>
+        </w:rPr>
+        <w:lastRenderedPageBreak/>
+        <w:t>만큼 스택 포인터(*esp)를 감소시키고 memcpy()로 복사한다. 각 문자열이 복사된 스택 상의 시작 주소를 argv_addr[i] 배열에 기록해 둔다.</w:t>
+      </w:r>
+    </w:p>
+    <w:p>
+      <w:pPr>
+        <w:pStyle w:val="a3"/>
+        <w:rPr>
+          <w:bCs/>
+          <w:color w:val="000000" w:themeColor="text1"/>
+          <w:sz w:val="22"/>
+          <w:szCs w:val="24"/>
+        </w:rPr>
+      </w:pPr>
+      <w:r>
+        <w:rPr>
+          <w:bCs/>
+          <w:color w:val="000000" w:themeColor="text1"/>
+          <w:sz w:val="22"/>
+          <w:szCs w:val="24"/>
+        </w:rPr>
+        <w:t xml:space="preserve">- </w:t>
+      </w:r>
+      <w:r>
+        <w:rPr>
+          <w:bCs/>
+          <w:color w:val="000000" w:themeColor="text1"/>
+          <w:sz w:val="22"/>
+          <w:szCs w:val="24"/>
+        </w:rPr>
+        <w:t>4바이트 정렬: 가변 길이의 문자열들이 들어가면서 깨진 스택 포인터의 4바이트 정렬을 맞추기 위해 (uintptr_t)*esp % 4 크기만큼 스택 포인터를 감소시키고 memset()으로 0(패딩)을 채운다.</w:t>
+      </w:r>
+    </w:p>
+    <w:p>
+      <w:pPr>
+        <w:pStyle w:val="a3"/>
+        <w:rPr>
+          <w:bCs/>
+          <w:color w:val="000000" w:themeColor="text1"/>
+          <w:sz w:val="22"/>
+          <w:szCs w:val="24"/>
+        </w:rPr>
+      </w:pPr>
+      <w:r>
+        <w:rPr>
+          <w:bCs/>
+          <w:color w:val="000000" w:themeColor="text1"/>
+          <w:sz w:val="22"/>
+          <w:szCs w:val="24"/>
+        </w:rPr>
+        <w:t>- argv[argc] = NULL</w:t>
+      </w:r>
+      <w:r>
+        <w:rPr>
+          <w:bCs/>
+          <w:color w:val="000000" w:themeColor="text1"/>
+          <w:sz w:val="22"/>
+          <w:szCs w:val="24"/>
+        </w:rPr>
+        <w:t xml:space="preserve"> 푸시: C 표준 규약에 따라 인자 목록의 끝을 표시하는 널 포인터를 푸시한다.</w:t>
+      </w:r>
+    </w:p>
+    <w:p>
+      <w:pPr>
+        <w:pStyle w:val="a3"/>
+        <w:rPr>
+          <w:bCs/>
+          <w:color w:val="000000" w:themeColor="text1"/>
+          <w:sz w:val="22"/>
+          <w:szCs w:val="24"/>
+        </w:rPr>
+      </w:pPr>
+      <w:r>
+        <w:rPr>
+          <w:rFonts w:hint="eastAsia"/>
+          <w:bCs/>
+          <w:color w:val="000000" w:themeColor="text1"/>
+          <w:sz w:val="22"/>
+          <w:szCs w:val="24"/>
+        </w:rPr>
+        <w:t>-</w:t>
+      </w:r>
+      <w:r>
+        <w:rPr>
+          <w:bCs/>
+          <w:color w:val="000000" w:themeColor="text1"/>
+          <w:sz w:val="22"/>
+          <w:szCs w:val="24"/>
+        </w:rPr>
+        <w:t xml:space="preserve"> </w:t>
+      </w:r>
+      <w:r>
+        <w:rPr>
+          <w:rFonts w:hint="eastAsia"/>
+          <w:bCs/>
+          <w:color w:val="000000" w:themeColor="text1"/>
+          <w:sz w:val="22"/>
+          <w:szCs w:val="24"/>
+        </w:rPr>
+        <w:t>각</w:t>
+      </w:r>
+      <w:r>
+        <w:rPr>
+          <w:bCs/>
+          <w:color w:val="000000" w:themeColor="text1"/>
+          <w:sz w:val="22"/>
+          <w:szCs w:val="24"/>
+        </w:rPr>
+        <w:t xml:space="preserve"> 인자 문자열의 주소 역순 푸시: 1단계에서 기억해 둔 argv_addr[argc - 1]부터 argv_addr[0]까지의 4바이트 포인터 주소를 스택에 순차적으로 푸시한다.</w:t>
+      </w:r>
+    </w:p>
+    <w:p>
+      <w:pPr>
+        <w:pStyle w:val="a3"/>
+        <w:rPr>
+          <w:bCs/>
+          <w:color w:val="000000" w:themeColor="text1"/>
+          <w:sz w:val="22"/>
+          <w:szCs w:val="24"/>
+        </w:rPr>
+      </w:pPr>
+      <w:r>
+        <w:rPr>
+          <w:bCs/>
+          <w:color w:val="000000" w:themeColor="text1"/>
+          <w:sz w:val="22"/>
+          <w:szCs w:val="24"/>
+        </w:rPr>
+        <w:t xml:space="preserve">- </w:t>
+      </w:r>
+      <w:r>
+        <w:rPr>
+          <w:bCs/>
+          <w:color w:val="000000" w:themeColor="text1"/>
+          <w:sz w:val="22"/>
+          <w:szCs w:val="24"/>
+        </w:rPr>
+        <w:t>argv의 시작 주소 푸시: 현재 스택 포인터 위치(char **)를 4바이트 크기로 푸시한다.</w:t>
+      </w:r>
+    </w:p>
+    <w:p>
+      <w:pPr>
+        <w:pStyle w:val="a3"/>
+        <w:rPr>
+          <w:bCs/>
+          <w:color w:val="000000" w:themeColor="text1"/>
+          <w:sz w:val="22"/>
+          <w:szCs w:val="24"/>
+        </w:rPr>
+      </w:pPr>
+      <w:r>
+        <w:rPr>
+          <w:bCs/>
+          <w:color w:val="000000" w:themeColor="text1"/>
+          <w:sz w:val="22"/>
+          <w:szCs w:val="24"/>
+        </w:rPr>
+        <w:t xml:space="preserve">- </w:t>
+      </w:r>
+      <w:r>
+        <w:rPr>
+          <w:bCs/>
+          <w:color w:val="000000" w:themeColor="text1"/>
+          <w:sz w:val="22"/>
+          <w:szCs w:val="24"/>
+        </w:rPr>
+        <w:t>argc 푸시: 인자의 총 개수인 argc를 4바이트 정수로 푸시한다.</w:t>
+      </w:r>
+    </w:p>
+    <w:p>
+      <w:pPr>
+        <w:pStyle w:val="a3"/>
+        <w:rPr>
+          <w:bCs/>
+          <w:color w:val="000000" w:themeColor="text1"/>
+          <w:sz w:val="22"/>
+          <w:szCs w:val="24"/>
+        </w:rPr>
+      </w:pPr>
+      <w:r>
+        <w:rPr>
+          <w:bCs/>
+          <w:color w:val="000000" w:themeColor="text1"/>
+          <w:sz w:val="22"/>
+          <w:szCs w:val="24"/>
+        </w:rPr>
+        <w:t xml:space="preserve">- </w:t>
+      </w:r>
+      <w:r>
+        <w:rPr>
+          <w:bCs/>
+          <w:color w:val="000000" w:themeColor="text1"/>
+          <w:sz w:val="22"/>
+          <w:szCs w:val="24"/>
+        </w:rPr>
+        <w:t>Fake Return Address 푸시: main() 함수가 호출 규약에 따라 정상 함수 프레임으로 인식하도록 가짜 반환 주소(0) 4바이트를 최상단에 푸시한다.</w:t>
+      </w:r>
+    </w:p>
+    <w:p>
+      <w:pPr>
+        <w:pStyle w:val="a3"/>
+        <w:rPr>
+          <w:bCs/>
+          <w:color w:val="000000" w:themeColor="text1"/>
+          <w:sz w:val="22"/>
+          <w:szCs w:val="24"/>
+        </w:rPr>
+      </w:pPr>
+    </w:p>
+    <w:p>
+      <w:pPr>
+        <w:pStyle w:val="a3"/>
+        <w:rPr>
+          <w:b/>
+          <w:bCs/>
+          <w:color w:val="000000" w:themeColor="text1"/>
+          <w:sz w:val="22"/>
+          <w:szCs w:val="24"/>
+        </w:rPr>
+      </w:pPr>
+      <w:r>
+        <w:rPr>
+          <w:b/>
+          <w:bCs/>
+          <w:color w:val="000000" w:themeColor="text1"/>
+          <w:sz w:val="22"/>
+          <w:szCs w:val="24"/>
+        </w:rPr>
+        <w:t>2. 사용된 라이브러리 및 자체 제작 함수 설명</w:t>
+      </w:r>
+    </w:p>
+    <w:p>
+      <w:pPr>
+        <w:pStyle w:val="a3"/>
+        <w:rPr>
+          <w:b/>
+          <w:bCs/>
+          <w:color w:val="000000" w:themeColor="text1"/>
+          <w:sz w:val="22"/>
+          <w:szCs w:val="24"/>
+        </w:rPr>
+      </w:pPr>
+      <w:r>
+        <w:rPr>
+          <w:b/>
+          <w:bCs/>
+          <w:color w:val="000000" w:themeColor="text1"/>
+          <w:sz w:val="22"/>
+          <w:szCs w:val="24"/>
+        </w:rPr>
+        <w:t>[Pintos 내장 라이브러리]</w:t>
+      </w:r>
+    </w:p>
+    <w:p>
+      <w:pPr>
+        <w:pStyle w:val="a3"/>
+        <w:rPr>
+          <w:bCs/>
+          <w:color w:val="000000" w:themeColor="text1"/>
+          <w:sz w:val="22"/>
+          <w:szCs w:val="24"/>
+        </w:rPr>
+      </w:pPr>
+      <w:r>
+        <w:rPr>
+          <w:bCs/>
+          <w:color w:val="000000" w:themeColor="text1"/>
+          <w:sz w:val="22"/>
+          <w:szCs w:val="24"/>
+        </w:rPr>
+        <w:t>strtok_r() (lib/string.c):</w:t>
+      </w:r>
+    </w:p>
+    <w:p>
+      <w:pPr>
+        <w:pStyle w:val="a3"/>
+        <w:rPr>
+          <w:bCs/>
+          <w:color w:val="000000" w:themeColor="text1"/>
+          <w:sz w:val="22"/>
+          <w:szCs w:val="24"/>
+        </w:rPr>
+      </w:pPr>
+      <w:r>
+        <w:rPr>
+          <w:bCs/>
+          <w:color w:val="000000" w:themeColor="text1"/>
+          <w:sz w:val="22"/>
+          <w:szCs w:val="24"/>
+        </w:rPr>
+        <w:t>strtok의</w:t>
+      </w:r>
+      <w:r>
+        <w:rPr>
+          <w:bCs/>
+          <w:color w:val="000000" w:themeColor="text1"/>
+          <w:sz w:val="22"/>
+          <w:szCs w:val="24"/>
+        </w:rPr>
+        <w:t xml:space="preserve"> reentrant</w:t>
+      </w:r>
+      <w:r>
+        <w:rPr>
+          <w:bCs/>
+          <w:color w:val="000000" w:themeColor="text1"/>
+          <w:sz w:val="22"/>
+          <w:szCs w:val="24"/>
+        </w:rPr>
+        <w:t>버전이다. 일반 strtok은 내부 정적 변수를 사용하여 멀티스레드 환경에서 문맥이 오염될 수 있으나, strtok_r은 세 번째 매개변수인 save_ptr를 통해 호출 스레드의 로컬 상태를 유지하므로 스레드 안전성을 보장한다.</w:t>
+      </w:r>
+    </w:p>
+    <w:p>
+      <w:pPr>
+        <w:pStyle w:val="a3"/>
+        <w:rPr>
+          <w:bCs/>
+          <w:color w:val="000000" w:themeColor="text1"/>
+          <w:sz w:val="22"/>
+          <w:szCs w:val="24"/>
+        </w:rPr>
+      </w:pPr>
+      <w:r>
+        <w:rPr>
+          <w:bCs/>
+          <w:color w:val="000000" w:themeColor="text1"/>
+          <w:sz w:val="22"/>
+          <w:szCs w:val="24"/>
+        </w:rPr>
+        <w:t>strlcpy() (lib/string.c):</w:t>
+      </w:r>
+    </w:p>
+    <w:p>
+      <w:pPr>
+        <w:pStyle w:val="a3"/>
+        <w:rPr>
+          <w:bCs/>
+          <w:color w:val="000000" w:themeColor="text1"/>
+          <w:sz w:val="22"/>
+          <w:szCs w:val="24"/>
+        </w:rPr>
+      </w:pPr>
+      <w:r>
+        <w:rPr>
+          <w:rFonts w:hint="eastAsia"/>
+          <w:bCs/>
+          <w:color w:val="000000" w:themeColor="text1"/>
+          <w:sz w:val="22"/>
+          <w:szCs w:val="24"/>
+        </w:rPr>
+        <w:t>버퍼</w:t>
+      </w:r>
+      <w:r>
+        <w:rPr>
+          <w:bCs/>
+          <w:color w:val="000000" w:themeColor="text1"/>
+          <w:sz w:val="22"/>
+          <w:szCs w:val="24"/>
+        </w:rPr>
+        <w:t xml:space="preserve"> 오버플로우 취약점을 방지하는 문자열 복사 함수이다. 목적지 버퍼 크기를</w:t>
+      </w:r>
+      <w:r>
+        <w:rPr>
+          <w:bCs/>
+          <w:color w:val="000000" w:themeColor="text1"/>
+          <w:sz w:val="22"/>
+          <w:szCs w:val="24"/>
+        </w:rPr>
+        <w:t xml:space="preserve"> </w:t>
+      </w:r>
+      <w:r>
+        <w:rPr>
+          <w:bCs/>
+          <w:color w:val="000000" w:themeColor="text1"/>
+          <w:sz w:val="22"/>
+          <w:szCs w:val="24"/>
+        </w:rPr>
+        <w:t>준수하며 항상 마지막 바이트에</w:t>
+      </w:r>
+      <w:r>
+        <w:rPr>
+          <w:bCs/>
+          <w:color w:val="000000" w:themeColor="text1"/>
+          <w:sz w:val="22"/>
+          <w:szCs w:val="24"/>
+        </w:rPr>
+        <w:t xml:space="preserve"> \0</w:t>
+      </w:r>
+      <w:r>
+        <w:rPr>
+          <w:bCs/>
+          <w:color w:val="000000" w:themeColor="text1"/>
+          <w:sz w:val="22"/>
+          <w:szCs w:val="24"/>
+        </w:rPr>
+        <w:t>을 보장한다.</w:t>
+      </w:r>
+    </w:p>
+    <w:p>
+      <w:pPr>
+        <w:pStyle w:val="a3"/>
+        <w:rPr>
+          <w:bCs/>
+          <w:color w:val="000000" w:themeColor="text1"/>
+          <w:sz w:val="22"/>
+          <w:szCs w:val="24"/>
+        </w:rPr>
+      </w:pPr>
+      <w:r>
+        <w:rPr>
+          <w:bCs/>
+          <w:color w:val="000000" w:themeColor="text1"/>
+          <w:sz w:val="22"/>
+          <w:szCs w:val="24"/>
+        </w:rPr>
+        <w:t>hex_dump() (lib/stdio.c):</w:t>
+      </w:r>
+    </w:p>
+    <w:p>
+      <w:pPr>
+        <w:pStyle w:val="a3"/>
+        <w:rPr>
+          <w:bCs/>
+          <w:color w:val="000000" w:themeColor="text1"/>
+          <w:sz w:val="22"/>
+          <w:szCs w:val="24"/>
+        </w:rPr>
+      </w:pPr>
+      <w:r>
+        <w:rPr>
+          <w:rFonts w:hint="eastAsia"/>
+          <w:bCs/>
+          <w:color w:val="000000" w:themeColor="text1"/>
+          <w:sz w:val="22"/>
+          <w:szCs w:val="24"/>
+        </w:rPr>
+        <w:t>지정한</w:t>
+      </w:r>
+      <w:r>
+        <w:rPr>
+          <w:bCs/>
+          <w:color w:val="000000" w:themeColor="text1"/>
+          <w:sz w:val="22"/>
+          <w:szCs w:val="24"/>
+        </w:rPr>
+        <w:t xml:space="preserve"> 메모리 주소 영역을 16진수 및 아스키 문자로 출력하는 함수이다. PHYS_BASE - *esp 크기만큼 스택을 덤프하여 매뉴얼의 스택 레이아웃과 일치하</w:t>
+      </w:r>
+      <w:r>
+        <w:rPr>
+          <w:bCs/>
+          <w:color w:val="000000" w:themeColor="text1"/>
+          <w:sz w:val="22"/>
+          <w:szCs w:val="24"/>
+        </w:rPr>
+        <w:lastRenderedPageBreak/>
+        <w:t>는지 시각적으로 검증하는 디버깅 용도로 활용했다.</w:t>
+      </w:r>
+    </w:p>
+    <w:p>
+      <w:pPr>
+        <w:pStyle w:val="a3"/>
+        <w:rPr>
+          <w:bCs/>
+          <w:color w:val="000000" w:themeColor="text1"/>
+          <w:sz w:val="22"/>
+          <w:szCs w:val="24"/>
+        </w:rPr>
+      </w:pPr>
+      <w:r>
+        <w:rPr>
+          <w:bCs/>
+          <w:color w:val="000000" w:themeColor="text1"/>
+          <w:sz w:val="22"/>
+          <w:szCs w:val="24"/>
+        </w:rPr>
+        <w:t>memcpy(), memset() (lib/string.c):</w:t>
+      </w:r>
+    </w:p>
+    <w:p>
+      <w:pPr>
+        <w:pStyle w:val="a3"/>
+        <w:rPr>
+          <w:bCs/>
+          <w:color w:val="000000" w:themeColor="text1"/>
+          <w:sz w:val="22"/>
+          <w:szCs w:val="24"/>
+        </w:rPr>
+      </w:pPr>
+      <w:r>
+        <w:rPr>
+          <w:rFonts w:hint="eastAsia"/>
+          <w:bCs/>
+          <w:color w:val="000000" w:themeColor="text1"/>
+          <w:sz w:val="22"/>
+          <w:szCs w:val="24"/>
+        </w:rPr>
+        <w:t>유저</w:t>
+      </w:r>
+      <w:r>
+        <w:rPr>
+          <w:bCs/>
+          <w:color w:val="000000" w:themeColor="text1"/>
+          <w:sz w:val="22"/>
+          <w:szCs w:val="24"/>
+        </w:rPr>
+        <w:t xml:space="preserve"> 스택 공간에 문자열 바이트를 복사하고, 정렬 패딩을 0으로 채우는 데 사용했다.</w:t>
+      </w:r>
+    </w:p>
+    <w:p>
+      <w:pPr>
+        <w:pStyle w:val="a3"/>
+        <w:rPr>
+          <w:bCs/>
+          <w:color w:val="000000" w:themeColor="text1"/>
+          <w:sz w:val="22"/>
+          <w:szCs w:val="24"/>
+        </w:rPr>
+      </w:pPr>
+    </w:p>
+    <w:p>
+      <w:pPr>
+        <w:pStyle w:val="a3"/>
+        <w:rPr>
+          <w:b/>
+          <w:bCs/>
+          <w:color w:val="000000" w:themeColor="text1"/>
+          <w:sz w:val="22"/>
+          <w:szCs w:val="24"/>
+        </w:rPr>
+      </w:pPr>
+      <w:r>
+        <w:rPr>
+          <w:b/>
+          <w:bCs/>
+          <w:color w:val="000000" w:themeColor="text1"/>
+          <w:sz w:val="22"/>
+          <w:szCs w:val="24"/>
+        </w:rPr>
+        <w:t>[자체 제작 함수]</w:t>
+      </w:r>
+    </w:p>
+    <w:p>
+      <w:pPr>
+        <w:pStyle w:val="a3"/>
+        <w:rPr>
+          <w:bCs/>
+          <w:color w:val="000000" w:themeColor="text1"/>
+          <w:sz w:val="22"/>
+          <w:szCs w:val="24"/>
+        </w:rPr>
+      </w:pPr>
+      <w:r>
+        <w:rPr>
+          <w:bCs/>
+          <w:color w:val="000000" w:themeColor="text1"/>
+          <w:sz w:val="22"/>
+          <w:szCs w:val="24"/>
+        </w:rPr>
+        <w:t>static void argument_stack (char</w:t>
+      </w:r>
+      <w:r>
+        <w:rPr>
+          <w:bCs/>
+          <w:color w:val="000000" w:themeColor="text1"/>
+          <w:sz w:val="22"/>
+          <w:szCs w:val="24"/>
+        </w:rPr>
+        <w:t xml:space="preserve"> **argv, int argc, void **esp):</w:t>
+      </w:r>
+    </w:p>
+    <w:p>
+      <w:pPr>
+        <w:pStyle w:val="a3"/>
+        <w:rPr>
+          <w:rFonts w:hint="eastAsia"/>
+          <w:bCs/>
+          <w:color w:val="000000" w:themeColor="text1"/>
+          <w:sz w:val="22"/>
+          <w:szCs w:val="24"/>
+        </w:rPr>
+      </w:pPr>
+      <w:r>
+        <w:rPr>
+          <w:bCs/>
+          <w:color w:val="000000" w:themeColor="text1"/>
+          <w:sz w:val="22"/>
+          <w:szCs w:val="24"/>
+        </w:rPr>
+        <w:t xml:space="preserve">process.c에 </w:t>
+      </w:r>
+      <w:r>
+        <w:rPr>
+          <w:rFonts w:hint="eastAsia"/>
+          <w:bCs/>
+          <w:color w:val="000000" w:themeColor="text1"/>
+          <w:sz w:val="22"/>
+          <w:szCs w:val="24"/>
+        </w:rPr>
+        <w:t>새롭게</w:t>
+      </w:r>
+      <w:r>
+        <w:rPr>
+          <w:bCs/>
+          <w:color w:val="000000" w:themeColor="text1"/>
+          <w:sz w:val="22"/>
+          <w:szCs w:val="24"/>
+        </w:rPr>
+        <w:t xml:space="preserve"> </w:t>
+      </w:r>
+      <w:r>
+        <w:rPr>
+          <w:rFonts w:hint="eastAsia"/>
+          <w:bCs/>
+          <w:color w:val="000000" w:themeColor="text1"/>
+          <w:sz w:val="22"/>
+          <w:szCs w:val="24"/>
+        </w:rPr>
+        <w:t>추가</w:t>
+      </w:r>
+      <w:r>
+        <w:rPr>
+          <w:bCs/>
+          <w:color w:val="000000" w:themeColor="text1"/>
+          <w:sz w:val="22"/>
+          <w:szCs w:val="24"/>
+        </w:rPr>
+        <w:t>된 헬퍼 함수이다. load() 함수가 비대해지는 것을 방지하고 메모리 적재</w:t>
+      </w:r>
+      <w:r>
+        <w:rPr>
+          <w:bCs/>
+          <w:color w:val="000000" w:themeColor="text1"/>
+          <w:sz w:val="22"/>
+          <w:szCs w:val="24"/>
+        </w:rPr>
+        <w:t xml:space="preserve"> </w:t>
+      </w:r>
+      <w:r>
+        <w:rPr>
+          <w:bCs/>
+          <w:color w:val="000000" w:themeColor="text1"/>
+          <w:sz w:val="22"/>
+          <w:szCs w:val="24"/>
+        </w:rPr>
+        <w:t>스택 인자 배치</w:t>
+      </w:r>
+      <w:r>
+        <w:rPr>
+          <w:rFonts w:hint="eastAsia"/>
+          <w:bCs/>
+          <w:color w:val="000000" w:themeColor="text1"/>
+          <w:sz w:val="22"/>
+          <w:szCs w:val="24"/>
+        </w:rPr>
+        <w:t>를 기능적으로 분리</w:t>
+      </w:r>
+      <w:r>
+        <w:rPr>
+          <w:bCs/>
+          <w:color w:val="000000" w:themeColor="text1"/>
+          <w:sz w:val="22"/>
+          <w:szCs w:val="24"/>
+        </w:rPr>
+        <w:t>하기 위해 모듈화하여 구현했다. 전달받은 argv 포인터 배열과 argc를 기반으로 유저 스택의 7단계 구조화를 완결한다.</w:t>
+      </w:r>
+    </w:p>
+    <w:p>
+      <w:pPr>
+        <w:pStyle w:val="a3"/>
+        <w:rPr>
+          <w:rFonts w:hint="eastAsia"/>
+          <w:bCs/>
+          <w:color w:val="4472C4" w:themeColor="accent5"/>
+          <w:sz w:val="22"/>
+          <w:szCs w:val="24"/>
+        </w:rPr>
+      </w:pPr>
+    </w:p>
+    <w:p>
+      <w:pPr>
+        <w:pStyle w:val="a3"/>
+        <w:numPr>
+          <w:ilvl w:val="0"/>
+          <w:numId w:val="9"/>
+        </w:numPr>
+        <w:ind w:leftChars="580" w:left="1520"/>
+        <w:rPr>
+          <w:bCs/>
+          <w:color w:val="4472C4" w:themeColor="accent5"/>
+          <w:sz w:val="22"/>
+          <w:szCs w:val="24"/>
+        </w:rPr>
+      </w:pPr>
+      <w:r>
+        <w:rPr>
+          <w:bCs/>
+          <w:color w:val="4472C4" w:themeColor="accent5"/>
+          <w:sz w:val="22"/>
+          <w:szCs w:val="24"/>
+        </w:rPr>
+        <w:t>User Memory Access</w:t>
+      </w:r>
+    </w:p>
+    <w:p>
+      <w:pPr>
+        <w:pStyle w:val="a3"/>
+        <w:ind w:leftChars="600" w:left="1200"/>
+        <w:rPr>
+          <w:bCs/>
+          <w:color w:val="4472C4" w:themeColor="accent5"/>
+          <w:sz w:val="22"/>
+          <w:szCs w:val="24"/>
+        </w:rPr>
+      </w:pPr>
+    </w:p>
+    <w:p>
+      <w:pPr>
+        <w:pStyle w:val="a3"/>
+        <w:numPr>
+          <w:ilvl w:val="0"/>
+          <w:numId w:val="9"/>
+        </w:numPr>
+        <w:ind w:leftChars="580" w:left="1520"/>
+        <w:rPr>
+          <w:bCs/>
+          <w:color w:val="4472C4" w:themeColor="accent5"/>
+          <w:sz w:val="22"/>
+          <w:szCs w:val="24"/>
+        </w:rPr>
+      </w:pPr>
+      <w:r>
+        <w:rPr>
+          <w:bCs/>
+          <w:color w:val="4472C4" w:themeColor="accent5"/>
+          <w:sz w:val="22"/>
+          <w:szCs w:val="24"/>
+        </w:rPr>
+        <w:t>File Descriptor</w:t>
+      </w:r>
+    </w:p>
+    <w:p>
+      <w:pPr>
+        <w:pStyle w:val="a3"/>
+        <w:ind w:leftChars="600" w:left="1200"/>
+        <w:rPr>
+          <w:bCs/>
+          <w:color w:val="4472C4" w:themeColor="accent5"/>
+          <w:sz w:val="22"/>
+          <w:szCs w:val="24"/>
+        </w:rPr>
+      </w:pPr>
+    </w:p>
+    <w:p>
+      <w:pPr>
+        <w:pStyle w:val="a3"/>
+        <w:numPr>
+          <w:ilvl w:val="0"/>
+          <w:numId w:val="9"/>
+        </w:numPr>
+        <w:ind w:leftChars="580" w:left="1520"/>
+        <w:rPr>
+          <w:bCs/>
+          <w:color w:val="4472C4" w:themeColor="accent5"/>
+          <w:sz w:val="22"/>
+          <w:szCs w:val="24"/>
+        </w:rPr>
+      </w:pPr>
+      <w:r>
+        <w:rPr>
+          <w:bCs/>
+          <w:color w:val="4472C4" w:themeColor="accent5"/>
+          <w:sz w:val="22"/>
+          <w:szCs w:val="24"/>
+        </w:rPr>
+        <w:t>System Calls</w:t>
+      </w:r>
+    </w:p>
+    <w:p>
+      <w:pPr>
+        <w:pStyle w:val="a3"/>
         <w:numPr>
           <w:ilvl w:val="2"/>
           <w:numId w:val="2"/>
         </w:numPr>
         <w:ind w:leftChars="0"/>
         <w:rPr>
-          <w:b/>
-          <w:color w:val="4472C4" w:themeColor="accent5"/>
-          <w:sz w:val="22"/>
-          <w:szCs w:val="24"/>
-        </w:rPr>
-      </w:pPr>
-      <w:r>
-        <w:rPr>
-          <w:rFonts w:hint="eastAsia"/>
-          <w:b/>
-          <w:color w:val="4472C4" w:themeColor="accent5"/>
-          <w:sz w:val="22"/>
-          <w:szCs w:val="24"/>
-        </w:rPr>
-        <w:t>수정해야 하는 소스코드</w:t>
+          <w:bCs/>
+          <w:color w:val="4472C4" w:themeColor="accent5"/>
+          <w:sz w:val="22"/>
+          <w:szCs w:val="24"/>
+        </w:rPr>
+      </w:pPr>
+      <w:r>
+        <w:rPr>
+          <w:rFonts w:hint="eastAsia"/>
+          <w:b/>
+          <w:color w:val="4472C4" w:themeColor="accent5"/>
+          <w:sz w:val="22"/>
+          <w:szCs w:val="24"/>
+        </w:rPr>
+        <w:t>이번 프로젝트에서 개발한 시스템 콜을 구현 관점에서 상세히 서술.</w:t>
+      </w:r>
+    </w:p>
+    <w:p>
+      <w:pPr>
+        <w:pStyle w:val="a3"/>
+        <w:ind w:leftChars="760" w:left="1520"/>
+        <w:rPr>
+          <w:bCs/>
+          <w:color w:val="4472C4" w:themeColor="accent5"/>
+          <w:sz w:val="22"/>
+          <w:szCs w:val="24"/>
+        </w:rPr>
+      </w:pPr>
+    </w:p>
+    <w:p>
+      <w:pPr>
+        <w:pStyle w:val="a3"/>
+        <w:numPr>
+          <w:ilvl w:val="0"/>
+          <w:numId w:val="9"/>
+        </w:numPr>
+        <w:ind w:leftChars="580" w:left="1520"/>
+        <w:rPr>
+          <w:bCs/>
+          <w:color w:val="4472C4" w:themeColor="accent5"/>
+          <w:sz w:val="22"/>
+          <w:szCs w:val="24"/>
+        </w:rPr>
+      </w:pPr>
+      <w:r>
+        <w:rPr>
+          <w:bCs/>
+          <w:color w:val="4472C4" w:themeColor="accent5"/>
+          <w:sz w:val="22"/>
+          <w:szCs w:val="24"/>
+        </w:rPr>
+        <w:t>Synchronization in Filesystem</w:t>
+      </w:r>
+    </w:p>
+    <w:p>
+      <w:pPr>
+        <w:pStyle w:val="a3"/>
+        <w:ind w:leftChars="760" w:left="1520"/>
+        <w:rPr>
+          <w:bCs/>
+          <w:color w:val="4472C4" w:themeColor="accent5"/>
+          <w:sz w:val="22"/>
+          <w:szCs w:val="24"/>
+        </w:rPr>
+      </w:pPr>
+    </w:p>
+    <w:p>
+      <w:pPr>
+        <w:pStyle w:val="a3"/>
+        <w:numPr>
+          <w:ilvl w:val="0"/>
+          <w:numId w:val="9"/>
+        </w:numPr>
+        <w:ind w:leftChars="580" w:left="1520"/>
+        <w:rPr>
+          <w:bCs/>
+          <w:color w:val="4472C4" w:themeColor="accent5"/>
+          <w:sz w:val="22"/>
+          <w:szCs w:val="24"/>
+        </w:rPr>
+      </w:pPr>
+      <w:r>
+        <w:rPr>
+          <w:rFonts w:hint="eastAsia"/>
+          <w:bCs/>
+          <w:color w:val="4472C4" w:themeColor="accent5"/>
+          <w:sz w:val="22"/>
+          <w:szCs w:val="24"/>
+        </w:rPr>
+        <w:t>A</w:t>
+      </w:r>
+      <w:r>
+        <w:rPr>
+          <w:bCs/>
+          <w:color w:val="4472C4" w:themeColor="accent5"/>
+          <w:sz w:val="22"/>
+          <w:szCs w:val="24"/>
+        </w:rPr>
+        <w:t>dditional System calls</w:t>
       </w:r>
     </w:p>
     <w:p>
@@ -3559,1002 +7798,6 @@
         </w:numPr>
         <w:ind w:leftChars="0"/>
         <w:rPr>
-          <w:b/>
-          <w:color w:val="4472C4" w:themeColor="accent5"/>
-          <w:sz w:val="22"/>
-          <w:szCs w:val="24"/>
-        </w:rPr>
-      </w:pPr>
-      <w:r>
-        <w:rPr>
-          <w:rFonts w:hint="eastAsia"/>
-          <w:b/>
-          <w:color w:val="4472C4" w:themeColor="accent5"/>
-          <w:sz w:val="22"/>
-          <w:szCs w:val="24"/>
-        </w:rPr>
-        <w:t>수정하거나 추가해야 하는 자료구조</w:t>
-      </w:r>
-    </w:p>
-    <w:p>
-      <w:pPr>
-        <w:pStyle w:val="a3"/>
-        <w:numPr>
-          <w:ilvl w:val="2"/>
-          <w:numId w:val="2"/>
-        </w:numPr>
-        <w:ind w:leftChars="0"/>
-        <w:rPr>
-          <w:b/>
-          <w:color w:val="4472C4" w:themeColor="accent5"/>
-          <w:sz w:val="22"/>
-          <w:szCs w:val="24"/>
-        </w:rPr>
-      </w:pPr>
-      <w:r>
-        <w:rPr>
-          <w:rFonts w:hint="eastAsia"/>
-          <w:b/>
-          <w:color w:val="4472C4" w:themeColor="accent5"/>
-          <w:sz w:val="22"/>
-          <w:szCs w:val="24"/>
-        </w:rPr>
-        <w:t>수정하거나 추가해야 하는 함수</w:t>
-      </w:r>
-    </w:p>
-    <w:p>
-      <w:pPr>
-        <w:pStyle w:val="a3"/>
-        <w:ind w:leftChars="0" w:left="400"/>
-        <w:rPr>
-          <w:bCs/>
-          <w:sz w:val="22"/>
-          <w:szCs w:val="24"/>
-        </w:rPr>
-      </w:pPr>
-    </w:p>
-    <w:p>
-      <w:pPr>
-        <w:pStyle w:val="a3"/>
-        <w:ind w:leftChars="0" w:left="400"/>
-        <w:rPr>
-          <w:bCs/>
-          <w:sz w:val="22"/>
-          <w:szCs w:val="24"/>
-        </w:rPr>
-      </w:pPr>
-    </w:p>
-    <w:p>
-      <w:pPr>
-        <w:pStyle w:val="a3"/>
-        <w:ind w:leftChars="0" w:left="400"/>
-        <w:rPr>
-          <w:bCs/>
-          <w:sz w:val="22"/>
-          <w:szCs w:val="24"/>
-        </w:rPr>
-      </w:pPr>
-    </w:p>
-    <w:p>
-      <w:pPr>
-        <w:pStyle w:val="a3"/>
-        <w:ind w:leftChars="0" w:left="400"/>
-        <w:rPr>
-          <w:bCs/>
-          <w:sz w:val="22"/>
-          <w:szCs w:val="24"/>
-        </w:rPr>
-      </w:pPr>
-    </w:p>
-    <w:p>
-      <w:pPr>
-        <w:pStyle w:val="a3"/>
-        <w:ind w:leftChars="0" w:left="400"/>
-        <w:rPr>
-          <w:bCs/>
-          <w:sz w:val="22"/>
-          <w:szCs w:val="24"/>
-        </w:rPr>
-      </w:pPr>
-    </w:p>
-    <w:p>
-      <w:pPr>
-        <w:pStyle w:val="a3"/>
-        <w:ind w:leftChars="0" w:left="400"/>
-        <w:rPr>
-          <w:bCs/>
-          <w:sz w:val="22"/>
-          <w:szCs w:val="24"/>
-        </w:rPr>
-      </w:pPr>
-    </w:p>
-    <w:p>
-      <w:pPr>
-        <w:pStyle w:val="a3"/>
-        <w:ind w:leftChars="0" w:left="400"/>
-        <w:rPr>
-          <w:bCs/>
-          <w:sz w:val="22"/>
-          <w:szCs w:val="24"/>
-        </w:rPr>
-      </w:pPr>
-    </w:p>
-    <w:p>
-      <w:pPr>
-        <w:pStyle w:val="a3"/>
-        <w:ind w:leftChars="0" w:left="400"/>
-        <w:rPr>
-          <w:rFonts w:hint="eastAsia"/>
-          <w:bCs/>
-          <w:sz w:val="22"/>
-          <w:szCs w:val="24"/>
-        </w:rPr>
-      </w:pPr>
-    </w:p>
-    <w:p>
-      <w:pPr>
-        <w:pStyle w:val="a3"/>
-        <w:numPr>
-          <w:ilvl w:val="0"/>
-          <w:numId w:val="1"/>
-        </w:numPr>
-        <w:ind w:leftChars="0"/>
-        <w:rPr>
-          <w:b/>
-          <w:sz w:val="24"/>
-          <w:szCs w:val="24"/>
-        </w:rPr>
-      </w:pPr>
-      <w:r>
-        <w:rPr>
-          <w:rFonts w:hint="eastAsia"/>
-          <w:b/>
-          <w:sz w:val="24"/>
-          <w:szCs w:val="24"/>
-        </w:rPr>
-        <w:lastRenderedPageBreak/>
-        <w:t>연구 결과</w:t>
-      </w:r>
-    </w:p>
-    <w:p>
-      <w:pPr>
-        <w:pStyle w:val="a3"/>
-        <w:numPr>
-          <w:ilvl w:val="1"/>
-          <w:numId w:val="1"/>
-        </w:numPr>
-        <w:ind w:leftChars="0"/>
-        <w:rPr>
-          <w:b/>
-          <w:sz w:val="22"/>
-          <w:szCs w:val="24"/>
-        </w:rPr>
-      </w:pPr>
-      <w:r>
-        <w:rPr>
-          <w:b/>
-          <w:sz w:val="22"/>
-          <w:szCs w:val="24"/>
-        </w:rPr>
-        <w:t>Flow Chart</w:t>
-      </w:r>
-    </w:p>
-    <w:p>
-      <w:pPr>
-        <w:pStyle w:val="a3"/>
-        <w:numPr>
-          <w:ilvl w:val="0"/>
-          <w:numId w:val="2"/>
-        </w:numPr>
-        <w:ind w:left="1160"/>
-        <w:rPr>
-          <w:b/>
-          <w:color w:val="4472C4" w:themeColor="accent5"/>
-          <w:sz w:val="22"/>
-          <w:szCs w:val="24"/>
-        </w:rPr>
-      </w:pPr>
-      <w:r>
-        <w:rPr>
-          <w:rFonts w:hint="eastAsia"/>
-          <w:b/>
-          <w:color w:val="4472C4" w:themeColor="accent5"/>
-          <w:sz w:val="22"/>
-          <w:szCs w:val="24"/>
-        </w:rPr>
-        <w:t>I</w:t>
-      </w:r>
-      <w:r>
-        <w:rPr>
-          <w:b/>
-          <w:color w:val="4472C4" w:themeColor="accent5"/>
-          <w:sz w:val="22"/>
-          <w:szCs w:val="24"/>
-        </w:rPr>
-        <w:t xml:space="preserve">I. </w:t>
-      </w:r>
-      <w:r>
-        <w:rPr>
-          <w:rFonts w:hint="eastAsia"/>
-          <w:b/>
-          <w:color w:val="4472C4" w:themeColor="accent5"/>
-          <w:sz w:val="22"/>
-          <w:szCs w:val="24"/>
-        </w:rPr>
-        <w:t>B</w:t>
-      </w:r>
-      <w:r>
-        <w:rPr>
-          <w:b/>
-          <w:color w:val="4472C4" w:themeColor="accent5"/>
-          <w:sz w:val="22"/>
-          <w:szCs w:val="24"/>
-        </w:rPr>
-        <w:t xml:space="preserve">. </w:t>
-      </w:r>
-      <w:r>
-        <w:rPr>
-          <w:rFonts w:hint="eastAsia"/>
-          <w:b/>
-          <w:color w:val="4472C4" w:themeColor="accent5"/>
-          <w:sz w:val="22"/>
-          <w:szCs w:val="24"/>
-        </w:rPr>
-        <w:t>개발 내용</w:t>
-      </w:r>
-      <w:r>
-        <w:rPr>
-          <w:rFonts w:hint="eastAsia"/>
-          <w:b/>
-          <w:color w:val="4472C4" w:themeColor="accent5"/>
-          <w:sz w:val="22"/>
-          <w:szCs w:val="24"/>
-        </w:rPr>
-        <w:t>에 대한 F</w:t>
-      </w:r>
-      <w:r>
-        <w:rPr>
-          <w:b/>
-          <w:color w:val="4472C4" w:themeColor="accent5"/>
-          <w:sz w:val="22"/>
-          <w:szCs w:val="24"/>
-        </w:rPr>
-        <w:t>low Chart</w:t>
-      </w:r>
-      <w:r>
-        <w:rPr>
-          <w:rFonts w:hint="eastAsia"/>
-          <w:b/>
-          <w:color w:val="4472C4" w:themeColor="accent5"/>
-          <w:sz w:val="22"/>
-          <w:szCs w:val="24"/>
-        </w:rPr>
-        <w:t>를 작성</w:t>
-      </w:r>
-    </w:p>
-    <w:p>
-      <w:pPr>
-        <w:pStyle w:val="a3"/>
-        <w:numPr>
-          <w:ilvl w:val="0"/>
-          <w:numId w:val="6"/>
-        </w:numPr>
-        <w:ind w:left="1200"/>
-        <w:rPr>
-          <w:bCs/>
-          <w:color w:val="4472C4" w:themeColor="accent5"/>
-          <w:sz w:val="22"/>
-          <w:szCs w:val="24"/>
-        </w:rPr>
-      </w:pPr>
-      <w:r>
-        <w:rPr>
-          <w:bCs/>
-          <w:color w:val="4472C4" w:themeColor="accent5"/>
-          <w:sz w:val="22"/>
-          <w:szCs w:val="24"/>
-        </w:rPr>
-        <w:t>Argument Passing</w:t>
-      </w:r>
-    </w:p>
-    <w:p>
-      <w:pPr>
-        <w:pStyle w:val="a3"/>
-        <w:rPr>
-          <w:bCs/>
-          <w:color w:val="4472C4" w:themeColor="accent5"/>
-          <w:sz w:val="22"/>
-          <w:szCs w:val="24"/>
-        </w:rPr>
-      </w:pPr>
-    </w:p>
-    <w:p>
-      <w:pPr>
-        <w:pStyle w:val="a3"/>
-        <w:numPr>
-          <w:ilvl w:val="0"/>
-          <w:numId w:val="6"/>
-        </w:numPr>
-        <w:ind w:left="1200"/>
-        <w:rPr>
-          <w:bCs/>
-          <w:color w:val="4472C4" w:themeColor="accent5"/>
-          <w:sz w:val="22"/>
-          <w:szCs w:val="24"/>
-        </w:rPr>
-      </w:pPr>
-      <w:r>
-        <w:rPr>
-          <w:bCs/>
-          <w:color w:val="4472C4" w:themeColor="accent5"/>
-          <w:sz w:val="22"/>
-          <w:szCs w:val="24"/>
-        </w:rPr>
-        <w:t>User Memory Access</w:t>
-      </w:r>
-      <w:bookmarkStart w:id="1" w:name="_GoBack"/>
-      <w:bookmarkEnd w:id="1"/>
-    </w:p>
-    <w:p>
-      <w:pPr>
-        <w:pStyle w:val="a3"/>
-        <w:ind w:leftChars="600" w:left="1200"/>
-        <w:rPr>
-          <w:bCs/>
-          <w:color w:val="4472C4" w:themeColor="accent5"/>
-          <w:sz w:val="22"/>
-          <w:szCs w:val="24"/>
-        </w:rPr>
-      </w:pPr>
-    </w:p>
-    <w:p>
-      <w:pPr>
-        <w:pStyle w:val="a3"/>
-        <w:numPr>
-          <w:ilvl w:val="0"/>
-          <w:numId w:val="6"/>
-        </w:numPr>
-        <w:ind w:left="1200"/>
-        <w:rPr>
-          <w:bCs/>
-          <w:color w:val="4472C4" w:themeColor="accent5"/>
-          <w:sz w:val="22"/>
-          <w:szCs w:val="24"/>
-        </w:rPr>
-      </w:pPr>
-      <w:r>
-        <w:rPr>
-          <w:bCs/>
-          <w:color w:val="4472C4" w:themeColor="accent5"/>
-          <w:sz w:val="22"/>
-          <w:szCs w:val="24"/>
-        </w:rPr>
-        <w:t>File Descriptor</w:t>
-      </w:r>
-    </w:p>
-    <w:p>
-      <w:pPr>
-        <w:pStyle w:val="a3"/>
-        <w:rPr>
-          <w:bCs/>
-          <w:color w:val="4472C4" w:themeColor="accent5"/>
-          <w:sz w:val="22"/>
-          <w:szCs w:val="24"/>
-        </w:rPr>
-      </w:pPr>
-    </w:p>
-    <w:p>
-      <w:pPr>
-        <w:pStyle w:val="a3"/>
-        <w:numPr>
-          <w:ilvl w:val="0"/>
-          <w:numId w:val="6"/>
-        </w:numPr>
-        <w:ind w:left="1200"/>
-        <w:rPr>
-          <w:bCs/>
-          <w:color w:val="4472C4" w:themeColor="accent5"/>
-          <w:sz w:val="22"/>
-          <w:szCs w:val="24"/>
-        </w:rPr>
-      </w:pPr>
-      <w:r>
-        <w:rPr>
-          <w:bCs/>
-          <w:color w:val="4472C4" w:themeColor="accent5"/>
-          <w:sz w:val="22"/>
-          <w:szCs w:val="24"/>
-        </w:rPr>
-        <w:t>System Calls</w:t>
-      </w:r>
-    </w:p>
-    <w:p>
-      <w:pPr>
-        <w:pStyle w:val="a3"/>
-        <w:ind w:leftChars="600" w:left="1200"/>
-        <w:rPr>
-          <w:bCs/>
-          <w:color w:val="4472C4" w:themeColor="accent5"/>
-          <w:sz w:val="22"/>
-          <w:szCs w:val="24"/>
-        </w:rPr>
-      </w:pPr>
-    </w:p>
-    <w:p>
-      <w:pPr>
-        <w:pStyle w:val="a3"/>
-        <w:numPr>
-          <w:ilvl w:val="0"/>
-          <w:numId w:val="6"/>
-        </w:numPr>
-        <w:ind w:left="1200"/>
-        <w:rPr>
-          <w:bCs/>
-          <w:color w:val="4472C4" w:themeColor="accent5"/>
-          <w:sz w:val="22"/>
-          <w:szCs w:val="24"/>
-        </w:rPr>
-      </w:pPr>
-      <w:r>
-        <w:rPr>
-          <w:bCs/>
-          <w:color w:val="4472C4" w:themeColor="accent5"/>
-          <w:sz w:val="22"/>
-          <w:szCs w:val="24"/>
-        </w:rPr>
-        <w:t>Synchronization in Filesystem</w:t>
-      </w:r>
-    </w:p>
-    <w:p>
-      <w:pPr>
-        <w:pStyle w:val="a3"/>
-        <w:ind w:leftChars="0"/>
-        <w:rPr>
-          <w:bCs/>
-          <w:sz w:val="22"/>
-          <w:szCs w:val="24"/>
-        </w:rPr>
-      </w:pPr>
-    </w:p>
-    <w:p>
-      <w:pPr>
-        <w:pStyle w:val="a3"/>
-        <w:ind w:leftChars="0" w:left="400"/>
-        <w:rPr>
-          <w:bCs/>
-          <w:sz w:val="22"/>
-          <w:szCs w:val="24"/>
-        </w:rPr>
-      </w:pPr>
-    </w:p>
-    <w:p>
-      <w:pPr>
-        <w:pStyle w:val="a3"/>
-        <w:numPr>
-          <w:ilvl w:val="1"/>
-          <w:numId w:val="1"/>
-        </w:numPr>
-        <w:ind w:leftChars="0"/>
-        <w:rPr>
-          <w:b/>
-          <w:sz w:val="22"/>
-          <w:szCs w:val="24"/>
-        </w:rPr>
-      </w:pPr>
-      <w:r>
-        <w:rPr>
-          <w:rFonts w:hint="eastAsia"/>
-          <w:b/>
-          <w:sz w:val="22"/>
-          <w:szCs w:val="24"/>
-        </w:rPr>
-        <w:t>제작 내용</w:t>
-      </w:r>
-    </w:p>
-    <w:p>
-      <w:pPr>
-        <w:pStyle w:val="a3"/>
-        <w:numPr>
-          <w:ilvl w:val="0"/>
-          <w:numId w:val="2"/>
-        </w:numPr>
-        <w:ind w:left="1160"/>
-        <w:rPr>
-          <w:b/>
-          <w:color w:val="4472C4" w:themeColor="accent5"/>
-          <w:sz w:val="22"/>
-          <w:szCs w:val="24"/>
-        </w:rPr>
-      </w:pPr>
-      <w:r>
-        <w:rPr>
-          <w:rFonts w:hint="eastAsia"/>
-          <w:b/>
-          <w:color w:val="4472C4" w:themeColor="accent5"/>
-          <w:sz w:val="22"/>
-          <w:szCs w:val="24"/>
-        </w:rPr>
-        <w:t>I</w:t>
-      </w:r>
-      <w:r>
-        <w:rPr>
-          <w:b/>
-          <w:color w:val="4472C4" w:themeColor="accent5"/>
-          <w:sz w:val="22"/>
-          <w:szCs w:val="24"/>
-        </w:rPr>
-        <w:t xml:space="preserve">I. </w:t>
-      </w:r>
-      <w:r>
-        <w:rPr>
-          <w:rFonts w:hint="eastAsia"/>
-          <w:b/>
-          <w:color w:val="4472C4" w:themeColor="accent5"/>
-          <w:sz w:val="22"/>
-          <w:szCs w:val="24"/>
-        </w:rPr>
-        <w:t>B</w:t>
-      </w:r>
-      <w:r>
-        <w:rPr>
-          <w:b/>
-          <w:color w:val="4472C4" w:themeColor="accent5"/>
-          <w:sz w:val="22"/>
-          <w:szCs w:val="24"/>
-        </w:rPr>
-        <w:t xml:space="preserve">. </w:t>
-      </w:r>
-      <w:r>
-        <w:rPr>
-          <w:rFonts w:hint="eastAsia"/>
-          <w:b/>
-          <w:color w:val="4472C4" w:themeColor="accent5"/>
-          <w:sz w:val="22"/>
-          <w:szCs w:val="24"/>
-        </w:rPr>
-        <w:t>개발 내용</w:t>
-      </w:r>
-      <w:r>
-        <w:rPr>
-          <w:rFonts w:hint="eastAsia"/>
-          <w:b/>
-          <w:color w:val="4472C4" w:themeColor="accent5"/>
-          <w:sz w:val="22"/>
-          <w:szCs w:val="24"/>
-        </w:rPr>
-        <w:t xml:space="preserve">의 실질적인 구현에 대해 코드 관점에서 작성. </w:t>
-      </w:r>
-      <w:r>
-        <w:rPr>
-          <w:rFonts w:hint="eastAsia"/>
-          <w:b/>
-          <w:color w:val="4472C4" w:themeColor="accent5"/>
-          <w:sz w:val="22"/>
-          <w:szCs w:val="24"/>
-        </w:rPr>
-        <w:t xml:space="preserve">(구현 내용, 알고리즘 등을 </w:t>
-      </w:r>
-      <w:r>
-        <w:rPr>
-          <w:rFonts w:hint="eastAsia"/>
-          <w:b/>
-          <w:i/>
-          <w:iCs/>
-          <w:color w:val="4472C4" w:themeColor="accent5"/>
-          <w:sz w:val="22"/>
-          <w:szCs w:val="24"/>
-          <w:u w:val="single"/>
-        </w:rPr>
-        <w:t>명확히</w:t>
-      </w:r>
-      <w:r>
-        <w:rPr>
-          <w:rFonts w:hint="eastAsia"/>
-          <w:b/>
-          <w:color w:val="4472C4" w:themeColor="accent5"/>
-          <w:sz w:val="22"/>
-          <w:szCs w:val="24"/>
-        </w:rPr>
-        <w:t xml:space="preserve"> 서술할 것)</w:t>
-      </w:r>
-    </w:p>
-    <w:p>
-      <w:pPr>
-        <w:pStyle w:val="a3"/>
-        <w:numPr>
-          <w:ilvl w:val="0"/>
-          <w:numId w:val="2"/>
-        </w:numPr>
-        <w:ind w:left="1160"/>
-        <w:rPr>
-          <w:b/>
-          <w:color w:val="4472C4" w:themeColor="accent5"/>
-          <w:sz w:val="22"/>
-          <w:szCs w:val="24"/>
-        </w:rPr>
-      </w:pPr>
-      <w:r>
-        <w:rPr>
-          <w:rFonts w:hint="eastAsia"/>
-          <w:b/>
-          <w:color w:val="4472C4" w:themeColor="accent5"/>
-          <w:sz w:val="22"/>
-          <w:szCs w:val="24"/>
-        </w:rPr>
-        <w:t>구현에 있어 P</w:t>
-      </w:r>
-      <w:r>
-        <w:rPr>
-          <w:b/>
-          <w:color w:val="4472C4" w:themeColor="accent5"/>
-          <w:sz w:val="22"/>
-          <w:szCs w:val="24"/>
-        </w:rPr>
-        <w:t>intos</w:t>
-      </w:r>
-      <w:r>
-        <w:rPr>
-          <w:rFonts w:hint="eastAsia"/>
-          <w:b/>
-          <w:color w:val="4472C4" w:themeColor="accent5"/>
-          <w:sz w:val="22"/>
-          <w:szCs w:val="24"/>
-        </w:rPr>
-        <w:t xml:space="preserve">에 내장된 라이브러리나 자체 제작한 함수를 </w:t>
-      </w:r>
-      <w:r>
-        <w:rPr>
-          <w:rFonts w:hint="eastAsia"/>
-          <w:b/>
-          <w:color w:val="4472C4" w:themeColor="accent5"/>
-          <w:sz w:val="22"/>
-          <w:szCs w:val="24"/>
-          <w:u w:val="single"/>
-        </w:rPr>
-        <w:t>사용한 경우</w:t>
-      </w:r>
-      <w:r>
-        <w:rPr>
-          <w:rFonts w:hint="eastAsia"/>
-          <w:b/>
-          <w:color w:val="4472C4" w:themeColor="accent5"/>
-          <w:sz w:val="22"/>
-          <w:szCs w:val="24"/>
-        </w:rPr>
-        <w:t xml:space="preserve"> 이에 대해서도 설명.</w:t>
-      </w:r>
-    </w:p>
-    <w:p>
-      <w:pPr>
-        <w:pStyle w:val="a3"/>
-        <w:numPr>
-          <w:ilvl w:val="0"/>
-          <w:numId w:val="2"/>
-        </w:numPr>
-        <w:ind w:left="1160"/>
-        <w:rPr>
-          <w:b/>
-          <w:color w:val="4472C4" w:themeColor="accent5"/>
-          <w:sz w:val="22"/>
-          <w:szCs w:val="24"/>
-        </w:rPr>
-      </w:pPr>
-      <w:r>
-        <w:rPr>
-          <w:rFonts w:hint="eastAsia"/>
-          <w:b/>
-          <w:color w:val="4472C4" w:themeColor="accent5"/>
-          <w:sz w:val="22"/>
-          <w:szCs w:val="24"/>
-        </w:rPr>
-        <w:t>개발상 발생한 문제나 이슈</w:t>
-      </w:r>
-      <w:r>
-        <w:rPr>
-          <w:rFonts w:hint="eastAsia"/>
-          <w:b/>
-          <w:color w:val="4472C4" w:themeColor="accent5"/>
-          <w:sz w:val="22"/>
-          <w:szCs w:val="24"/>
-        </w:rPr>
-        <w:t xml:space="preserve">가 </w:t>
-      </w:r>
-      <w:r>
-        <w:rPr>
-          <w:rFonts w:hint="eastAsia"/>
-          <w:b/>
-          <w:color w:val="4472C4" w:themeColor="accent5"/>
-          <w:sz w:val="22"/>
-          <w:szCs w:val="24"/>
-          <w:u w:val="single"/>
-        </w:rPr>
-        <w:t>있으면</w:t>
-      </w:r>
-      <w:r>
-        <w:rPr>
-          <w:rFonts w:hint="eastAsia"/>
-          <w:b/>
-          <w:color w:val="4472C4" w:themeColor="accent5"/>
-          <w:sz w:val="22"/>
-          <w:szCs w:val="24"/>
-        </w:rPr>
-        <w:t xml:space="preserve"> 이를 간략히 설명하고 </w:t>
-      </w:r>
-      <w:r>
-        <w:rPr>
-          <w:rFonts w:hint="eastAsia"/>
-          <w:b/>
-          <w:color w:val="4472C4" w:themeColor="accent5"/>
-          <w:sz w:val="22"/>
-          <w:szCs w:val="24"/>
-        </w:rPr>
-        <w:t>해결책에 대해 설명</w:t>
-      </w:r>
-      <w:r>
-        <w:rPr>
-          <w:b/>
-          <w:color w:val="4472C4" w:themeColor="accent5"/>
-          <w:sz w:val="22"/>
-          <w:szCs w:val="24"/>
-        </w:rPr>
-        <w:t>.</w:t>
-      </w:r>
-    </w:p>
-    <w:p>
-      <w:pPr>
-        <w:pStyle w:val="a3"/>
-        <w:numPr>
-          <w:ilvl w:val="0"/>
-          <w:numId w:val="9"/>
-        </w:numPr>
-        <w:ind w:leftChars="580" w:left="1520"/>
-        <w:rPr>
-          <w:bCs/>
-          <w:color w:val="4472C4" w:themeColor="accent5"/>
-          <w:sz w:val="22"/>
-          <w:szCs w:val="24"/>
-        </w:rPr>
-      </w:pPr>
-      <w:r>
-        <w:rPr>
-          <w:bCs/>
-          <w:color w:val="4472C4" w:themeColor="accent5"/>
-          <w:sz w:val="22"/>
-          <w:szCs w:val="24"/>
-        </w:rPr>
-        <w:t>Argument Passing</w:t>
-      </w:r>
-    </w:p>
-    <w:p>
-      <w:pPr>
-        <w:pStyle w:val="a3"/>
-        <w:rPr>
-          <w:bCs/>
-          <w:color w:val="4472C4" w:themeColor="accent5"/>
-          <w:sz w:val="22"/>
-          <w:szCs w:val="24"/>
-        </w:rPr>
-      </w:pPr>
-    </w:p>
-    <w:p>
-      <w:pPr>
-        <w:pStyle w:val="a3"/>
-        <w:numPr>
-          <w:ilvl w:val="0"/>
-          <w:numId w:val="9"/>
-        </w:numPr>
-        <w:ind w:leftChars="580" w:left="1520"/>
-        <w:rPr>
-          <w:bCs/>
-          <w:color w:val="4472C4" w:themeColor="accent5"/>
-          <w:sz w:val="22"/>
-          <w:szCs w:val="24"/>
-        </w:rPr>
-      </w:pPr>
-      <w:r>
-        <w:rPr>
-          <w:bCs/>
-          <w:color w:val="4472C4" w:themeColor="accent5"/>
-          <w:sz w:val="22"/>
-          <w:szCs w:val="24"/>
-        </w:rPr>
-        <w:t>User Memory Access</w:t>
-      </w:r>
-    </w:p>
-    <w:p>
-      <w:pPr>
-        <w:pStyle w:val="a3"/>
-        <w:ind w:leftChars="600" w:left="1200"/>
-        <w:rPr>
-          <w:bCs/>
-          <w:color w:val="4472C4" w:themeColor="accent5"/>
-          <w:sz w:val="22"/>
-          <w:szCs w:val="24"/>
-        </w:rPr>
-      </w:pPr>
-    </w:p>
-    <w:p>
-      <w:pPr>
-        <w:pStyle w:val="a3"/>
-        <w:numPr>
-          <w:ilvl w:val="0"/>
-          <w:numId w:val="9"/>
-        </w:numPr>
-        <w:ind w:leftChars="580" w:left="1520"/>
-        <w:rPr>
-          <w:bCs/>
-          <w:color w:val="4472C4" w:themeColor="accent5"/>
-          <w:sz w:val="22"/>
-          <w:szCs w:val="24"/>
-        </w:rPr>
-      </w:pPr>
-      <w:r>
-        <w:rPr>
-          <w:bCs/>
-          <w:color w:val="4472C4" w:themeColor="accent5"/>
-          <w:sz w:val="22"/>
-          <w:szCs w:val="24"/>
-        </w:rPr>
-        <w:lastRenderedPageBreak/>
-        <w:t>File Descriptor</w:t>
-      </w:r>
-    </w:p>
-    <w:p>
-      <w:pPr>
-        <w:pStyle w:val="a3"/>
-        <w:ind w:leftChars="600" w:left="1200"/>
-        <w:rPr>
-          <w:bCs/>
-          <w:color w:val="4472C4" w:themeColor="accent5"/>
-          <w:sz w:val="22"/>
-          <w:szCs w:val="24"/>
-        </w:rPr>
-      </w:pPr>
-    </w:p>
-    <w:p>
-      <w:pPr>
-        <w:pStyle w:val="a3"/>
-        <w:numPr>
-          <w:ilvl w:val="0"/>
-          <w:numId w:val="9"/>
-        </w:numPr>
-        <w:ind w:leftChars="580" w:left="1520"/>
-        <w:rPr>
-          <w:bCs/>
-          <w:color w:val="4472C4" w:themeColor="accent5"/>
-          <w:sz w:val="22"/>
-          <w:szCs w:val="24"/>
-        </w:rPr>
-      </w:pPr>
-      <w:r>
-        <w:rPr>
-          <w:bCs/>
-          <w:color w:val="4472C4" w:themeColor="accent5"/>
-          <w:sz w:val="22"/>
-          <w:szCs w:val="24"/>
-        </w:rPr>
-        <w:t>System Calls</w:t>
-      </w:r>
-    </w:p>
-    <w:p>
-      <w:pPr>
-        <w:pStyle w:val="a3"/>
-        <w:numPr>
-          <w:ilvl w:val="2"/>
-          <w:numId w:val="2"/>
-        </w:numPr>
-        <w:ind w:leftChars="0"/>
-        <w:rPr>
-          <w:bCs/>
-          <w:color w:val="4472C4" w:themeColor="accent5"/>
-          <w:sz w:val="22"/>
-          <w:szCs w:val="24"/>
-        </w:rPr>
-      </w:pPr>
-      <w:r>
-        <w:rPr>
-          <w:rFonts w:hint="eastAsia"/>
-          <w:b/>
-          <w:color w:val="4472C4" w:themeColor="accent5"/>
-          <w:sz w:val="22"/>
-          <w:szCs w:val="24"/>
-        </w:rPr>
-        <w:t>이번 프로젝트에서 개발한 시스템 콜을 구현 관점에서 상세히 서술.</w:t>
-      </w:r>
-    </w:p>
-    <w:p>
-      <w:pPr>
-        <w:pStyle w:val="a3"/>
-        <w:ind w:leftChars="760" w:left="1520"/>
-        <w:rPr>
-          <w:bCs/>
-          <w:color w:val="4472C4" w:themeColor="accent5"/>
-          <w:sz w:val="22"/>
-          <w:szCs w:val="24"/>
-        </w:rPr>
-      </w:pPr>
-    </w:p>
-    <w:p>
-      <w:pPr>
-        <w:pStyle w:val="a3"/>
-        <w:numPr>
-          <w:ilvl w:val="0"/>
-          <w:numId w:val="9"/>
-        </w:numPr>
-        <w:ind w:leftChars="580" w:left="1520"/>
-        <w:rPr>
-          <w:bCs/>
-          <w:color w:val="4472C4" w:themeColor="accent5"/>
-          <w:sz w:val="22"/>
-          <w:szCs w:val="24"/>
-        </w:rPr>
-      </w:pPr>
-      <w:r>
-        <w:rPr>
-          <w:bCs/>
-          <w:color w:val="4472C4" w:themeColor="accent5"/>
-          <w:sz w:val="22"/>
-          <w:szCs w:val="24"/>
-        </w:rPr>
-        <w:t>Synchronization in Filesystem</w:t>
-      </w:r>
-    </w:p>
-    <w:p>
-      <w:pPr>
-        <w:pStyle w:val="a3"/>
-        <w:ind w:leftChars="760" w:left="1520"/>
-        <w:rPr>
-          <w:bCs/>
-          <w:color w:val="4472C4" w:themeColor="accent5"/>
-          <w:sz w:val="22"/>
-          <w:szCs w:val="24"/>
-        </w:rPr>
-      </w:pPr>
-    </w:p>
-    <w:p>
-      <w:pPr>
-        <w:pStyle w:val="a3"/>
-        <w:numPr>
-          <w:ilvl w:val="0"/>
-          <w:numId w:val="9"/>
-        </w:numPr>
-        <w:ind w:leftChars="580" w:left="1520"/>
-        <w:rPr>
-          <w:bCs/>
-          <w:color w:val="4472C4" w:themeColor="accent5"/>
-          <w:sz w:val="22"/>
-          <w:szCs w:val="24"/>
-        </w:rPr>
-      </w:pPr>
-      <w:r>
-        <w:rPr>
-          <w:rFonts w:hint="eastAsia"/>
-          <w:bCs/>
-          <w:color w:val="4472C4" w:themeColor="accent5"/>
-          <w:sz w:val="22"/>
-          <w:szCs w:val="24"/>
-        </w:rPr>
-        <w:t>A</w:t>
-      </w:r>
-      <w:r>
-        <w:rPr>
-          <w:bCs/>
-          <w:color w:val="4472C4" w:themeColor="accent5"/>
-          <w:sz w:val="22"/>
-          <w:szCs w:val="24"/>
-        </w:rPr>
-        <w:t>dditional System calls</w:t>
-      </w:r>
-    </w:p>
-    <w:p>
-      <w:pPr>
-        <w:pStyle w:val="a3"/>
-        <w:numPr>
-          <w:ilvl w:val="2"/>
-          <w:numId w:val="2"/>
-        </w:numPr>
-        <w:ind w:leftChars="0"/>
-        <w:rPr>
           <w:bCs/>
           <w:color w:val="4472C4" w:themeColor="accent5"/>
           <w:sz w:val="22"/>
@@ -4620,6 +7863,43 @@
         </w:rPr>
         <w:t>성한 코드에 대해 서술</w:t>
       </w:r>
+    </w:p>
+    <w:p>
+      <w:pPr>
+        <w:pStyle w:val="a3"/>
+        <w:ind w:leftChars="0" w:left="1640"/>
+        <w:rPr>
+          <w:bCs/>
+          <w:color w:val="4472C4" w:themeColor="accent5"/>
+          <w:sz w:val="22"/>
+          <w:szCs w:val="24"/>
+        </w:rPr>
+      </w:pPr>
+    </w:p>
+    <w:p>
+      <w:pPr>
+        <w:pStyle w:val="a3"/>
+        <w:ind w:leftChars="0" w:left="1640"/>
+        <w:rPr>
+          <w:bCs/>
+          <w:color w:val="4472C4" w:themeColor="accent5"/>
+          <w:sz w:val="22"/>
+          <w:szCs w:val="24"/>
+        </w:rPr>
+      </w:pPr>
+    </w:p>
+    <w:p>
+      <w:pPr>
+        <w:pStyle w:val="a3"/>
+        <w:ind w:leftChars="0" w:left="1640"/>
+        <w:rPr>
+          <w:rFonts w:hint="eastAsia"/>
+          <w:bCs/>
+          <w:color w:val="4472C4" w:themeColor="accent5"/>
+          <w:sz w:val="22"/>
+          <w:szCs w:val="24"/>
+        </w:rPr>
+      </w:pPr>
     </w:p>
     <w:p>
       <w:pPr>
@@ -4767,7 +8047,7 @@
 </file>
 
 <file path=word/endnotes.xml><?xml version="1.0" encoding="utf-8"?>
-<w:endnotes xmlns:wpc="http://schemas.microsoft.com/office/word/2010/wordprocessingCanvas" xmlns:cx="http://schemas.microsoft.com/office/drawing/2014/chartex" xmlns:cx1="http://schemas.microsoft.com/office/drawing/2015/9/8/chartex" xmlns:cx2="http://schemas.microsoft.com/office/drawing/2015/10/21/chartex" xmlns:cx3="http://schemas.microsoft.com/office/drawing/2016/5/9/chartex" xmlns:cx4="http://schemas.microsoft.com/office/drawing/2016/5/10/chartex" xmlns:cx5="http://schemas.microsoft.com/office/drawing/2016/5/11/chartex" xmlns:cx6="http://schemas.microsoft.com/office/drawing/2016/5/12/chartex" xmlns:cx7="http://schemas.microsoft.com/office/drawing/2016/5/13/chartex" xmlns:cx8="http://schemas.microsoft.com/office/drawing/2016/5/14/chartex" xmlns:mc="http://schemas.openxmlformats.org/markup-compatibility/2006" xmlns:aink="http://schemas.microsoft.com/office/drawing/2016/ink" xmlns:am3d="http://schemas.microsoft.com/office/drawing/2017/model3d" xmlns:o="urn:schemas-microsoft-com:office:office" xmlns:r="http://schemas.openxmlformats.org/officeDocument/2006/relationships" xmlns:m="http://schemas.openxmlformats.org/officeDocument/2006/math" xmlns:v="urn:schemas-microsoft-com:vml" xmlns:wp14="http://schemas.microsoft.com/office/word/2010/wordprocessingDrawing" xmlns:wp="http://schemas.openxmlformats.org/drawingml/2006/wordprocessingDrawing" xmlns:w10="urn:schemas-microsoft-com:office:word" xmlns:w="http://schemas.openxmlformats.org/wordprocessingml/2006/main" xmlns:w14="http://schemas.microsoft.com/office/word/2010/wordml" xmlns:w15="http://schemas.microsoft.com/office/word/2012/wordml" xmlns:w16cid="http://schemas.microsoft.com/office/word/2016/wordml/cid" xmlns:w16se="http://schemas.microsoft.com/office/word/2015/wordml/symex" xmlns:wpg="http://schemas.microsoft.com/office/word/2010/wordprocessingGroup" xmlns:wpi="http://schemas.microsoft.com/office/word/2010/wordprocessingInk" xmlns:wne="http://schemas.microsoft.com/office/word/2006/wordml" xmlns:wps="http://schemas.microsoft.com/office/word/2010/wordprocessingShape" mc:Ignorable="w14 w15 w16se w16cid wp14">
+<w:endnotes xmlns:wpc="http://schemas.microsoft.com/office/word/2010/wordprocessingCanvas" xmlns:cx="http://schemas.microsoft.com/office/drawing/2014/chartex" xmlns:mc="http://schemas.openxmlformats.org/markup-compatibility/2006" xmlns:o="urn:schemas-microsoft-com:office:office" xmlns:r="http://schemas.openxmlformats.org/officeDocument/2006/relationships" xmlns:m="http://schemas.openxmlformats.org/officeDocument/2006/math" xmlns:v="urn:schemas-microsoft-com:vml" xmlns:wp14="http://schemas.microsoft.com/office/word/2010/wordprocessingDrawing" xmlns:wp="http://schemas.openxmlformats.org/drawingml/2006/wordprocessingDrawing" xmlns:w10="urn:schemas-microsoft-com:office:word" xmlns:w="http://schemas.openxmlformats.org/wordprocessingml/2006/main" xmlns:w14="http://schemas.microsoft.com/office/word/2010/wordml" xmlns:w15="http://schemas.microsoft.com/office/word/2012/wordml" xmlns:w16se="http://schemas.microsoft.com/office/word/2015/wordml/symex" xmlns:wpg="http://schemas.microsoft.com/office/word/2010/wordprocessingGroup" xmlns:wpi="http://schemas.microsoft.com/office/word/2010/wordprocessingInk" xmlns:wne="http://schemas.microsoft.com/office/word/2006/wordml" xmlns:wps="http://schemas.microsoft.com/office/word/2010/wordprocessingShape" mc:Ignorable="w14 w15 w16se wp14">
   <w:endnote w:type="separator" w:id="-1">
     <w:p>
       <w:pPr>
@@ -4792,7 +8072,7 @@
 </file>
 
 <file path=word/footnotes.xml><?xml version="1.0" encoding="utf-8"?>
-<w:footnotes xmlns:wpc="http://schemas.microsoft.com/office/word/2010/wordprocessingCanvas" xmlns:cx="http://schemas.microsoft.com/office/drawing/2014/chartex" xmlns:cx1="http://schemas.microsoft.com/office/drawing/2015/9/8/chartex" xmlns:cx2="http://schemas.microsoft.com/office/drawing/2015/10/21/chartex" xmlns:cx3="http://schemas.microsoft.com/office/drawing/2016/5/9/chartex" xmlns:cx4="http://schemas.microsoft.com/office/drawing/2016/5/10/chartex" xmlns:cx5="http://schemas.microsoft.com/office/drawing/2016/5/11/chartex" xmlns:cx6="http://schemas.microsoft.com/office/drawing/2016/5/12/chartex" xmlns:cx7="http://schemas.microsoft.com/office/drawing/2016/5/13/chartex" xmlns:cx8="http://schemas.microsoft.com/office/drawing/2016/5/14/chartex" xmlns:mc="http://schemas.openxmlformats.org/markup-compatibility/2006" xmlns:aink="http://schemas.microsoft.com/office/drawing/2016/ink" xmlns:am3d="http://schemas.microsoft.com/office/drawing/2017/model3d" xmlns:o="urn:schemas-microsoft-com:office:office" xmlns:r="http://schemas.openxmlformats.org/officeDocument/2006/relationships" xmlns:m="http://schemas.openxmlformats.org/officeDocument/2006/math" xmlns:v="urn:schemas-microsoft-com:vml" xmlns:wp14="http://schemas.microsoft.com/office/word/2010/wordprocessingDrawing" xmlns:wp="http://schemas.openxmlformats.org/drawingml/2006/wordprocessingDrawing" xmlns:w10="urn:schemas-microsoft-com:office:word" xmlns:w="http://schemas.openxmlformats.org/wordprocessingml/2006/main" xmlns:w14="http://schemas.microsoft.com/office/word/2010/wordml" xmlns:w15="http://schemas.microsoft.com/office/word/2012/wordml" xmlns:w16cid="http://schemas.microsoft.com/office/word/2016/wordml/cid" xmlns:w16se="http://schemas.microsoft.com/office/word/2015/wordml/symex" xmlns:wpg="http://schemas.microsoft.com/office/word/2010/wordprocessingGroup" xmlns:wpi="http://schemas.microsoft.com/office/word/2010/wordprocessingInk" xmlns:wne="http://schemas.microsoft.com/office/word/2006/wordml" xmlns:wps="http://schemas.microsoft.com/office/word/2010/wordprocessingShape" mc:Ignorable="w14 w15 w16se w16cid wp14">
+<w:footnotes xmlns:wpc="http://schemas.microsoft.com/office/word/2010/wordprocessingCanvas" xmlns:cx="http://schemas.microsoft.com/office/drawing/2014/chartex" xmlns:mc="http://schemas.openxmlformats.org/markup-compatibility/2006" xmlns:o="urn:schemas-microsoft-com:office:office" xmlns:r="http://schemas.openxmlformats.org/officeDocument/2006/relationships" xmlns:m="http://schemas.openxmlformats.org/officeDocument/2006/math" xmlns:v="urn:schemas-microsoft-com:vml" xmlns:wp14="http://schemas.microsoft.com/office/word/2010/wordprocessingDrawing" xmlns:wp="http://schemas.openxmlformats.org/drawingml/2006/wordprocessingDrawing" xmlns:w10="urn:schemas-microsoft-com:office:word" xmlns:w="http://schemas.openxmlformats.org/wordprocessingml/2006/main" xmlns:w14="http://schemas.microsoft.com/office/word/2010/wordml" xmlns:w15="http://schemas.microsoft.com/office/word/2012/wordml" xmlns:w16se="http://schemas.microsoft.com/office/word/2015/wordml/symex" xmlns:wpg="http://schemas.microsoft.com/office/word/2010/wordprocessingGroup" xmlns:wpi="http://schemas.microsoft.com/office/word/2010/wordprocessingInk" xmlns:wne="http://schemas.microsoft.com/office/word/2006/wordml" xmlns:wps="http://schemas.microsoft.com/office/word/2010/wordprocessingShape" mc:Ignorable="w14 w15 w16se wp14">
   <w:footnote w:type="separator" w:id="-1">
     <w:p>
       <w:pPr>
@@ -4817,7 +8097,7 @@
 </file>
 
 <file path=word/numbering.xml><?xml version="1.0" encoding="utf-8"?>
-<w:numbering xmlns:wpc="http://schemas.microsoft.com/office/word/2010/wordprocessingCanvas" xmlns:cx="http://schemas.microsoft.com/office/drawing/2014/chartex" xmlns:cx1="http://schemas.microsoft.com/office/drawing/2015/9/8/chartex" xmlns:cx2="http://schemas.microsoft.com/office/drawing/2015/10/21/chartex" xmlns:cx3="http://schemas.microsoft.com/office/drawing/2016/5/9/chartex" xmlns:cx4="http://schemas.microsoft.com/office/drawing/2016/5/10/chartex" xmlns:cx5="http://schemas.microsoft.com/office/drawing/2016/5/11/chartex" xmlns:cx6="http://schemas.microsoft.com/office/drawing/2016/5/12/chartex" xmlns:cx7="http://schemas.microsoft.com/office/drawing/2016/5/13/chartex" xmlns:cx8="http://schemas.microsoft.com/office/drawing/2016/5/14/chartex" xmlns:mc="http://schemas.openxmlformats.org/markup-compatibility/2006" xmlns:aink="http://schemas.microsoft.com/office/drawing/2016/ink" xmlns:am3d="http://schemas.microsoft.com/office/drawing/2017/model3d" xmlns:o="urn:schemas-microsoft-com:office:office" xmlns:r="http://schemas.openxmlformats.org/officeDocument/2006/relationships" xmlns:m="http://schemas.openxmlformats.org/officeDocument/2006/math" xmlns:v="urn:schemas-microsoft-com:vml" xmlns:wp14="http://schemas.microsoft.com/office/word/2010/wordprocessingDrawing" xmlns:wp="http://schemas.openxmlformats.org/drawingml/2006/wordprocessingDrawing" xmlns:w10="urn:schemas-microsoft-com:office:word" xmlns:w="http://schemas.openxmlformats.org/wordprocessingml/2006/main" xmlns:w14="http://schemas.microsoft.com/office/word/2010/wordml" xmlns:w15="http://schemas.microsoft.com/office/word/2012/wordml" xmlns:w16cid="http://schemas.microsoft.com/office/word/2016/wordml/cid" xmlns:w16se="http://schemas.microsoft.com/office/word/2015/wordml/symex" xmlns:wpg="http://schemas.microsoft.com/office/word/2010/wordprocessingGroup" xmlns:wpi="http://schemas.microsoft.com/office/word/2010/wordprocessingInk" xmlns:wne="http://schemas.microsoft.com/office/word/2006/wordml" xmlns:wps="http://schemas.microsoft.com/office/word/2010/wordprocessingShape" mc:Ignorable="w14 w15 w16se w16cid wp14">
+<w:numbering xmlns:wpc="http://schemas.microsoft.com/office/word/2010/wordprocessingCanvas" xmlns:cx="http://schemas.microsoft.com/office/drawing/2014/chartex" xmlns:mc="http://schemas.openxmlformats.org/markup-compatibility/2006" xmlns:o="urn:schemas-microsoft-com:office:office" xmlns:r="http://schemas.openxmlformats.org/officeDocument/2006/relationships" xmlns:m="http://schemas.openxmlformats.org/officeDocument/2006/math" xmlns:v="urn:schemas-microsoft-com:vml" xmlns:wp14="http://schemas.microsoft.com/office/word/2010/wordprocessingDrawing" xmlns:wp="http://schemas.openxmlformats.org/drawingml/2006/wordprocessingDrawing" xmlns:w10="urn:schemas-microsoft-com:office:word" xmlns:w="http://schemas.openxmlformats.org/wordprocessingml/2006/main" xmlns:w14="http://schemas.microsoft.com/office/word/2010/wordml" xmlns:w15="http://schemas.microsoft.com/office/word/2012/wordml" xmlns:w16se="http://schemas.microsoft.com/office/word/2015/wordml/symex" xmlns:wpg="http://schemas.microsoft.com/office/word/2010/wordprocessingGroup" xmlns:wpi="http://schemas.microsoft.com/office/word/2010/wordprocessingInk" xmlns:wne="http://schemas.microsoft.com/office/word/2006/wordml" xmlns:wps="http://schemas.microsoft.com/office/word/2010/wordprocessingShape" mc:Ignorable="w14 w15 w16se wp14">
   <w:abstractNum w:abstractNumId="0" w15:restartNumberingAfterBreak="0">
     <w:nsid w:val="07627A52"/>
     <w:multiLevelType w:val="hybridMultilevel"/>
@@ -5746,7 +9026,7 @@
 </file>
 
 <file path=word/styles.xml><?xml version="1.0" encoding="utf-8"?>
-<w:styles xmlns:mc="http://schemas.openxmlformats.org/markup-compatibility/2006" xmlns:r="http://schemas.openxmlformats.org/officeDocument/2006/relationships" xmlns:w="http://schemas.openxmlformats.org/wordprocessingml/2006/main" xmlns:w14="http://schemas.microsoft.com/office/word/2010/wordml" xmlns:w15="http://schemas.microsoft.com/office/word/2012/wordml" xmlns:w16cid="http://schemas.microsoft.com/office/word/2016/wordml/cid" xmlns:w16se="http://schemas.microsoft.com/office/word/2015/wordml/symex" mc:Ignorable="w14 w15 w16se w16cid">
+<w:styles xmlns:mc="http://schemas.openxmlformats.org/markup-compatibility/2006" xmlns:r="http://schemas.openxmlformats.org/officeDocument/2006/relationships" xmlns:w="http://schemas.openxmlformats.org/wordprocessingml/2006/main" xmlns:w14="http://schemas.microsoft.com/office/word/2010/wordml" xmlns:w15="http://schemas.microsoft.com/office/word/2012/wordml" xmlns:w16se="http://schemas.microsoft.com/office/word/2015/wordml/symex" mc:Ignorable="w14 w15 w16se">
   <w:docDefaults>
     <w:rPrDefault>
       <w:rPr>
@@ -5763,7 +9043,7 @@
       </w:pPr>
     </w:pPrDefault>
   </w:docDefaults>
-  <w:latentStyles w:defLockedState="0" w:defUIPriority="99" w:defSemiHidden="0" w:defUnhideWhenUsed="0" w:defQFormat="0" w:count="375">
+  <w:latentStyles w:defLockedState="0" w:defUIPriority="99" w:defSemiHidden="0" w:defUnhideWhenUsed="0" w:defQFormat="0" w:count="371">
     <w:lsdException w:name="Normal" w:uiPriority="0" w:qFormat="1"/>
     <w:lsdException w:name="heading 1" w:uiPriority="9" w:qFormat="1"/>
     <w:lsdException w:name="heading 2" w:semiHidden="1" w:uiPriority="9" w:unhideWhenUsed="1" w:qFormat="1"/>
@@ -5869,6 +9149,7 @@
     <w:lsdException w:name="HTML Sample" w:semiHidden="1" w:unhideWhenUsed="1"/>
     <w:lsdException w:name="HTML Typewriter" w:semiHidden="1" w:unhideWhenUsed="1"/>
     <w:lsdException w:name="HTML Variable" w:semiHidden="1" w:unhideWhenUsed="1"/>
+    <w:lsdException w:name="Normal Table" w:semiHidden="1" w:unhideWhenUsed="1"/>
     <w:lsdException w:name="annotation subject" w:semiHidden="1" w:unhideWhenUsed="1"/>
     <w:lsdException w:name="No List" w:semiHidden="1" w:unhideWhenUsed="1"/>
     <w:lsdException w:name="Outline List 1" w:semiHidden="1" w:unhideWhenUsed="1"/>
@@ -5912,8 +9193,10 @@
     <w:lsdException w:name="Table Elegant" w:semiHidden="1" w:unhideWhenUsed="1"/>
     <w:lsdException w:name="Table Professional" w:semiHidden="1" w:unhideWhenUsed="1"/>
     <w:lsdException w:name="Table Subtle 1" w:semiHidden="1" w:unhideWhenUsed="1"/>
+    <w:lsdException w:name="Table Subtle 2" w:semiHidden="1" w:unhideWhenUsed="1"/>
     <w:lsdException w:name="Table Web 1" w:semiHidden="1" w:unhideWhenUsed="1"/>
     <w:lsdException w:name="Table Web 2" w:semiHidden="1" w:unhideWhenUsed="1"/>
+    <w:lsdException w:name="Table Web 3" w:semiHidden="1" w:unhideWhenUsed="1"/>
     <w:lsdException w:name="Balloon Text" w:semiHidden="1" w:unhideWhenUsed="1"/>
     <w:lsdException w:name="Table Grid" w:uiPriority="39"/>
     <w:lsdException w:name="Table Theme" w:semiHidden="1" w:unhideWhenUsed="1"/>
@@ -6132,10 +9415,6 @@
     <w:lsdException w:name="List Table 5 Dark Accent 6" w:uiPriority="50"/>
     <w:lsdException w:name="List Table 6 Colorful Accent 6" w:uiPriority="51"/>
     <w:lsdException w:name="List Table 7 Colorful Accent 6" w:uiPriority="52"/>
-    <w:lsdException w:name="Mention" w:semiHidden="1" w:unhideWhenUsed="1"/>
-    <w:lsdException w:name="Smart Hyperlink" w:semiHidden="1" w:unhideWhenUsed="1"/>
-    <w:lsdException w:name="Hashtag" w:semiHidden="1" w:unhideWhenUsed="1"/>
-    <w:lsdException w:name="Unresolved Mention" w:semiHidden="1" w:unhideWhenUsed="1"/>
   </w:latentStyles>
   <w:style w:type="paragraph" w:default="1" w:styleId="a">
     <w:name w:val="Normal"/>

--- a/3학년 2학기/운영체제/과제 1/document.docx
+++ b/3학년 2학기/운영체제/과제 1/document.docx
@@ -4020,11 +4020,28 @@
       </w:r>
       <w:r>
         <w:rPr>
-          <w:color w:val="000000" w:themeColor="text1"/>
-          <w:sz w:val="22"/>
-          <w:szCs w:val="24"/>
-        </w:rPr>
-        <w:t xml:space="preserve">check_address() (사용자 정의 함수 추가): 전달받은 포인터가 PHYS_BASE 아래의 유저 영역인지(is_user_vaddr()), 그리고 할당된 물리 메모리가 존재하는지(pagedir_get_page()) 검사하는 함수를 새롭게 작성한다.  </w:t>
+          <w:rFonts w:hint="eastAsia"/>
+          <w:color w:val="000000" w:themeColor="text1"/>
+          <w:sz w:val="22"/>
+          <w:szCs w:val="24"/>
+        </w:rPr>
+        <w:t>i</w:t>
+      </w:r>
+      <w:r>
+        <w:rPr>
+          <w:color w:val="000000" w:themeColor="text1"/>
+          <w:sz w:val="22"/>
+          <w:szCs w:val="24"/>
+        </w:rPr>
+        <w:t>s_valid_address</w:t>
+      </w:r>
+      <w:r>
+        <w:rPr>
+          <w:color w:val="000000" w:themeColor="text1"/>
+          <w:sz w:val="22"/>
+          <w:szCs w:val="24"/>
+        </w:rPr>
+        <w:t xml:space="preserve">() (추가): 전달받은 포인터가 PHYS_BASE 아래의 유저 영역인지(is_user_vaddr()), 그리고 할당된 물리 메모리가 존재하는지(pagedir_get_page()) 검사하는 함수를 새롭게 작성한다.  </w:t>
       </w:r>
     </w:p>
     <w:p>
@@ -5070,7 +5087,6 @@
       <w:pPr>
         <w:pStyle w:val="a3"/>
         <w:rPr>
-          <w:rFonts w:hint="eastAsia"/>
           <w:bCs/>
           <w:color w:val="000000" w:themeColor="text1"/>
           <w:sz w:val="22"/>
@@ -5196,14 +5212,11 @@
           <w:szCs w:val="24"/>
         </w:rPr>
       </w:pPr>
-      <w:bookmarkStart w:id="1" w:name="_GoBack"/>
-      <w:bookmarkEnd w:id="1"/>
-    </w:p>
-    <w:p>
-      <w:pPr>
-        <w:pStyle w:val="a3"/>
-        <w:rPr>
-          <w:rFonts w:hint="eastAsia"/>
+    </w:p>
+    <w:p>
+      <w:pPr>
+        <w:pStyle w:val="a3"/>
+        <w:rPr>
           <w:bCs/>
           <w:color w:val="000000" w:themeColor="text1"/>
           <w:sz w:val="22"/>
@@ -5374,7 +5387,6 @@
       <w:pPr>
         <w:pStyle w:val="a3"/>
         <w:rPr>
-          <w:rFonts w:hint="eastAsia"/>
           <w:bCs/>
           <w:color w:val="000000" w:themeColor="text1"/>
           <w:sz w:val="22"/>
@@ -5576,7 +5588,6 @@
       <w:pPr>
         <w:pStyle w:val="a3"/>
         <w:rPr>
-          <w:rFonts w:hint="eastAsia"/>
           <w:bCs/>
           <w:color w:val="000000" w:themeColor="text1"/>
           <w:sz w:val="22"/>
@@ -5682,6 +5693,94 @@
         </w:rPr>
         <w:t>-&gt; 유저 프로그램의 main(argc, argv) 함수 실행 시작</w:t>
       </w:r>
+    </w:p>
+    <w:p>
+      <w:pPr>
+        <w:pStyle w:val="a3"/>
+        <w:rPr>
+          <w:bCs/>
+          <w:color w:val="4472C4" w:themeColor="accent5"/>
+          <w:sz w:val="22"/>
+          <w:szCs w:val="24"/>
+        </w:rPr>
+      </w:pPr>
+    </w:p>
+    <w:p>
+      <w:pPr>
+        <w:pStyle w:val="a3"/>
+        <w:rPr>
+          <w:bCs/>
+          <w:color w:val="4472C4" w:themeColor="accent5"/>
+          <w:sz w:val="22"/>
+          <w:szCs w:val="24"/>
+        </w:rPr>
+      </w:pPr>
+    </w:p>
+    <w:p>
+      <w:pPr>
+        <w:pStyle w:val="a3"/>
+        <w:rPr>
+          <w:bCs/>
+          <w:color w:val="4472C4" w:themeColor="accent5"/>
+          <w:sz w:val="22"/>
+          <w:szCs w:val="24"/>
+        </w:rPr>
+      </w:pPr>
+    </w:p>
+    <w:p>
+      <w:pPr>
+        <w:pStyle w:val="a3"/>
+        <w:rPr>
+          <w:bCs/>
+          <w:color w:val="4472C4" w:themeColor="accent5"/>
+          <w:sz w:val="22"/>
+          <w:szCs w:val="24"/>
+        </w:rPr>
+      </w:pPr>
+    </w:p>
+    <w:p>
+      <w:pPr>
+        <w:pStyle w:val="a3"/>
+        <w:rPr>
+          <w:bCs/>
+          <w:color w:val="4472C4" w:themeColor="accent5"/>
+          <w:sz w:val="22"/>
+          <w:szCs w:val="24"/>
+        </w:rPr>
+      </w:pPr>
+    </w:p>
+    <w:p>
+      <w:pPr>
+        <w:pStyle w:val="a3"/>
+        <w:rPr>
+          <w:bCs/>
+          <w:color w:val="4472C4" w:themeColor="accent5"/>
+          <w:sz w:val="22"/>
+          <w:szCs w:val="24"/>
+        </w:rPr>
+      </w:pPr>
+    </w:p>
+    <w:p>
+      <w:pPr>
+        <w:pStyle w:val="a3"/>
+        <w:rPr>
+          <w:bCs/>
+          <w:color w:val="4472C4" w:themeColor="accent5"/>
+          <w:sz w:val="22"/>
+          <w:szCs w:val="24"/>
+        </w:rPr>
+      </w:pPr>
+    </w:p>
+    <w:p>
+      <w:pPr>
+        <w:pStyle w:val="a3"/>
+        <w:rPr>
+          <w:bCs/>
+          <w:color w:val="4472C4" w:themeColor="accent5"/>
+          <w:sz w:val="22"/>
+          <w:szCs w:val="24"/>
+        </w:rPr>
+      </w:pPr>
     </w:p>
     <w:p>
       <w:pPr>
@@ -5728,6 +5827,7 @@
           <w:sz w:val="22"/>
           <w:szCs w:val="24"/>
         </w:rPr>
+        <w:lastRenderedPageBreak/>
         <w:t>User Memory Access</w:t>
       </w:r>
     </w:p>
@@ -5736,6 +5836,810 @@
         <w:pStyle w:val="a3"/>
         <w:ind w:leftChars="600" w:left="1200"/>
         <w:rPr>
+          <w:rFonts w:hint="eastAsia"/>
+          <w:bCs/>
+          <w:color w:val="000000" w:themeColor="text1"/>
+          <w:sz w:val="22"/>
+          <w:szCs w:val="24"/>
+        </w:rPr>
+      </w:pPr>
+      <w:r>
+        <w:rPr>
+          <w:bCs/>
+          <w:color w:val="000000" w:themeColor="text1"/>
+          <w:sz w:val="22"/>
+          <w:szCs w:val="24"/>
+        </w:rPr>
+        <w:t>1. 시스템 콜 호출 시 포인터 유효성 검증 흐름</w:t>
+      </w:r>
+    </w:p>
+    <w:p>
+      <w:pPr>
+        <w:pStyle w:val="a3"/>
+        <w:ind w:leftChars="600" w:left="1200"/>
+        <w:rPr>
+          <w:bCs/>
+          <w:color w:val="000000" w:themeColor="text1"/>
+          <w:sz w:val="22"/>
+          <w:szCs w:val="24"/>
+        </w:rPr>
+      </w:pPr>
+      <w:r>
+        <w:rPr>
+          <w:rFonts w:hint="eastAsia"/>
+          <w:bCs/>
+          <w:color w:val="000000" w:themeColor="text1"/>
+          <w:sz w:val="22"/>
+          <w:szCs w:val="24"/>
+        </w:rPr>
+        <w:t>유저</w:t>
+      </w:r>
+      <w:r>
+        <w:rPr>
+          <w:bCs/>
+          <w:color w:val="000000" w:themeColor="text1"/>
+          <w:sz w:val="22"/>
+          <w:szCs w:val="24"/>
+        </w:rPr>
+        <w:t xml:space="preserve"> 프로그램에서 시스템 콜 호출</w:t>
+      </w:r>
+    </w:p>
+    <w:p>
+      <w:pPr>
+        <w:pStyle w:val="a3"/>
+        <w:ind w:leftChars="600" w:left="1200"/>
+        <w:rPr>
+          <w:rFonts w:hint="eastAsia"/>
+          <w:bCs/>
+          <w:color w:val="000000" w:themeColor="text1"/>
+          <w:sz w:val="22"/>
+          <w:szCs w:val="24"/>
+        </w:rPr>
+      </w:pPr>
+      <w:r>
+        <w:rPr>
+          <w:rFonts w:hint="eastAsia"/>
+          <w:bCs/>
+          <w:color w:val="000000" w:themeColor="text1"/>
+          <w:sz w:val="22"/>
+          <w:szCs w:val="24"/>
+        </w:rPr>
+        <w:t>-</w:t>
+      </w:r>
+      <w:r>
+        <w:rPr>
+          <w:bCs/>
+          <w:color w:val="000000" w:themeColor="text1"/>
+          <w:sz w:val="22"/>
+          <w:szCs w:val="24"/>
+        </w:rPr>
+        <w:t xml:space="preserve">&gt; </w:t>
+      </w:r>
+      <w:r>
+        <w:rPr>
+          <w:rFonts w:hint="eastAsia"/>
+          <w:bCs/>
+          <w:color w:val="000000" w:themeColor="text1"/>
+          <w:sz w:val="22"/>
+          <w:szCs w:val="24"/>
+        </w:rPr>
+        <w:t xml:space="preserve">유저 </w:t>
+      </w:r>
+      <w:r>
+        <w:rPr>
+          <w:rFonts w:hint="eastAsia"/>
+          <w:bCs/>
+          <w:color w:val="000000" w:themeColor="text1"/>
+          <w:sz w:val="22"/>
+          <w:szCs w:val="24"/>
+        </w:rPr>
+        <w:t>스택에 시스템 콜 번호와 매개변수 넣기</w:t>
+      </w:r>
+    </w:p>
+    <w:p>
+      <w:pPr>
+        <w:pStyle w:val="a3"/>
+        <w:ind w:leftChars="600" w:left="1200"/>
+        <w:rPr>
+          <w:bCs/>
+          <w:color w:val="000000" w:themeColor="text1"/>
+          <w:sz w:val="22"/>
+          <w:szCs w:val="24"/>
+        </w:rPr>
+      </w:pPr>
+      <w:r>
+        <w:rPr>
+          <w:bCs/>
+          <w:color w:val="000000" w:themeColor="text1"/>
+          <w:sz w:val="22"/>
+          <w:szCs w:val="24"/>
+        </w:rPr>
+        <w:t xml:space="preserve">-&gt; </w:t>
+      </w:r>
+      <w:r>
+        <w:rPr>
+          <w:bCs/>
+          <w:color w:val="000000" w:themeColor="text1"/>
+          <w:sz w:val="22"/>
+          <w:szCs w:val="24"/>
+        </w:rPr>
+        <w:t>int $0x30 소프트웨어 인터럽트 발생</w:t>
+      </w:r>
+    </w:p>
+    <w:p>
+      <w:pPr>
+        <w:pStyle w:val="a3"/>
+        <w:ind w:leftChars="600" w:left="1200"/>
+        <w:rPr>
+          <w:bCs/>
+          <w:color w:val="000000" w:themeColor="text1"/>
+          <w:sz w:val="22"/>
+          <w:szCs w:val="24"/>
+        </w:rPr>
+      </w:pPr>
+      <w:r>
+        <w:rPr>
+          <w:rFonts w:hint="eastAsia"/>
+          <w:bCs/>
+          <w:color w:val="000000" w:themeColor="text1"/>
+          <w:sz w:val="22"/>
+          <w:szCs w:val="24"/>
+        </w:rPr>
+        <w:t>-</w:t>
+      </w:r>
+      <w:r>
+        <w:rPr>
+          <w:bCs/>
+          <w:color w:val="000000" w:themeColor="text1"/>
+          <w:sz w:val="22"/>
+          <w:szCs w:val="24"/>
+        </w:rPr>
+        <w:t xml:space="preserve">&gt; </w:t>
+      </w:r>
+      <w:r>
+        <w:rPr>
+          <w:bCs/>
+          <w:color w:val="000000" w:themeColor="text1"/>
+          <w:sz w:val="22"/>
+          <w:szCs w:val="24"/>
+        </w:rPr>
+        <w:t>interrupt</w:t>
+      </w:r>
+      <w:r>
+        <w:rPr>
+          <w:rFonts w:hint="eastAsia"/>
+          <w:bCs/>
+          <w:color w:val="000000" w:themeColor="text1"/>
+          <w:sz w:val="22"/>
+          <w:szCs w:val="24"/>
+        </w:rPr>
+        <w:t>를 위해</w:t>
+      </w:r>
+      <w:r>
+        <w:rPr>
+          <w:bCs/>
+          <w:color w:val="000000" w:themeColor="text1"/>
+          <w:sz w:val="22"/>
+          <w:szCs w:val="24"/>
+        </w:rPr>
+        <w:t xml:space="preserve"> </w:t>
+      </w:r>
+      <w:r>
+        <w:rPr>
+          <w:rFonts w:hint="eastAsia"/>
+          <w:bCs/>
+          <w:color w:val="000000" w:themeColor="text1"/>
+          <w:sz w:val="22"/>
+          <w:szCs w:val="24"/>
+        </w:rPr>
+        <w:t>s</w:t>
+      </w:r>
+      <w:r>
+        <w:rPr>
+          <w:bCs/>
+          <w:color w:val="000000" w:themeColor="text1"/>
+          <w:sz w:val="22"/>
+          <w:szCs w:val="24"/>
+        </w:rPr>
+        <w:t xml:space="preserve">et </w:t>
+      </w:r>
+      <w:r>
+        <w:rPr>
+          <w:rFonts w:hint="eastAsia"/>
+          <w:bCs/>
+          <w:color w:val="000000" w:themeColor="text1"/>
+          <w:sz w:val="22"/>
+          <w:szCs w:val="24"/>
+        </w:rPr>
+        <w:t>커널 스택</w:t>
+      </w:r>
+    </w:p>
+    <w:p>
+      <w:pPr>
+        <w:pStyle w:val="a3"/>
+        <w:ind w:leftChars="600" w:left="1200"/>
+        <w:rPr>
+          <w:rFonts w:hint="eastAsia"/>
+          <w:bCs/>
+          <w:color w:val="000000" w:themeColor="text1"/>
+          <w:sz w:val="22"/>
+          <w:szCs w:val="24"/>
+        </w:rPr>
+      </w:pPr>
+      <w:r>
+        <w:rPr>
+          <w:rFonts w:hint="eastAsia"/>
+          <w:bCs/>
+          <w:color w:val="000000" w:themeColor="text1"/>
+          <w:sz w:val="22"/>
+          <w:szCs w:val="24"/>
+        </w:rPr>
+        <w:t>-</w:t>
+      </w:r>
+      <w:r>
+        <w:rPr>
+          <w:bCs/>
+          <w:color w:val="000000" w:themeColor="text1"/>
+          <w:sz w:val="22"/>
+          <w:szCs w:val="24"/>
+        </w:rPr>
+        <w:t xml:space="preserve">&gt; </w:t>
+      </w:r>
+      <w:r>
+        <w:rPr>
+          <w:rFonts w:hint="eastAsia"/>
+          <w:bCs/>
+          <w:color w:val="000000" w:themeColor="text1"/>
+          <w:sz w:val="22"/>
+          <w:szCs w:val="24"/>
+        </w:rPr>
+        <w:t>인터럽트 핸들러 호출</w:t>
+      </w:r>
+    </w:p>
+    <w:p>
+      <w:pPr>
+        <w:pStyle w:val="a3"/>
+        <w:ind w:leftChars="600" w:left="1200"/>
+        <w:rPr>
+          <w:bCs/>
+          <w:color w:val="000000" w:themeColor="text1"/>
+          <w:sz w:val="22"/>
+          <w:szCs w:val="24"/>
+        </w:rPr>
+      </w:pPr>
+      <w:r>
+        <w:rPr>
+          <w:bCs/>
+          <w:color w:val="000000" w:themeColor="text1"/>
+          <w:sz w:val="22"/>
+          <w:szCs w:val="24"/>
+        </w:rPr>
+        <w:t xml:space="preserve">-&gt; </w:t>
+      </w:r>
+      <w:r>
+        <w:rPr>
+          <w:rFonts w:hint="eastAsia"/>
+          <w:bCs/>
+          <w:color w:val="000000" w:themeColor="text1"/>
+          <w:sz w:val="22"/>
+          <w:szCs w:val="24"/>
+        </w:rPr>
+        <w:t>시스템콜 핸들러 호출</w:t>
+      </w:r>
+    </w:p>
+    <w:p>
+      <w:pPr>
+        <w:pStyle w:val="a3"/>
+        <w:ind w:leftChars="600" w:left="1200"/>
+        <w:rPr>
+          <w:bCs/>
+          <w:color w:val="000000" w:themeColor="text1"/>
+          <w:sz w:val="22"/>
+          <w:szCs w:val="24"/>
+        </w:rPr>
+      </w:pPr>
+      <w:r>
+        <w:rPr>
+          <w:bCs/>
+          <w:color w:val="000000" w:themeColor="text1"/>
+          <w:sz w:val="22"/>
+          <w:szCs w:val="24"/>
+        </w:rPr>
+        <w:t xml:space="preserve">-&gt; [1단계 </w:t>
+      </w:r>
+      <w:r>
+        <w:rPr>
+          <w:bCs/>
+          <w:color w:val="000000" w:themeColor="text1"/>
+          <w:sz w:val="22"/>
+          <w:szCs w:val="24"/>
+        </w:rPr>
+        <w:t>검</w:t>
+      </w:r>
+      <w:r>
+        <w:rPr>
+          <w:rFonts w:hint="eastAsia"/>
+          <w:bCs/>
+          <w:color w:val="000000" w:themeColor="text1"/>
+          <w:sz w:val="22"/>
+          <w:szCs w:val="24"/>
+        </w:rPr>
+        <w:t>사</w:t>
+      </w:r>
+      <w:r>
+        <w:rPr>
+          <w:bCs/>
+          <w:color w:val="000000" w:themeColor="text1"/>
+          <w:sz w:val="22"/>
+          <w:szCs w:val="24"/>
+        </w:rPr>
+        <w:t>] 유저 스택 포인터 자체의 안전성 검사 (is_valid_address(f-&gt;esp) 호출)</w:t>
+      </w:r>
+    </w:p>
+    <w:p>
+      <w:pPr>
+        <w:pStyle w:val="a3"/>
+        <w:ind w:leftChars="600" w:left="1200"/>
+        <w:rPr>
+          <w:bCs/>
+          <w:color w:val="000000" w:themeColor="text1"/>
+          <w:sz w:val="22"/>
+          <w:szCs w:val="24"/>
+        </w:rPr>
+      </w:pPr>
+      <w:r>
+        <w:rPr>
+          <w:bCs/>
+          <w:color w:val="000000" w:themeColor="text1"/>
+          <w:sz w:val="22"/>
+          <w:szCs w:val="24"/>
+        </w:rPr>
+        <w:t>-&gt; [is_valid_address 세부 검사</w:t>
+      </w:r>
+      <w:r>
+        <w:rPr>
+          <w:bCs/>
+          <w:color w:val="000000" w:themeColor="text1"/>
+          <w:sz w:val="22"/>
+          <w:szCs w:val="24"/>
+        </w:rPr>
+        <w:t>]</w:t>
+      </w:r>
+    </w:p>
+    <w:p>
+      <w:pPr>
+        <w:pStyle w:val="a3"/>
+        <w:ind w:leftChars="600" w:left="1200"/>
+        <w:rPr>
+          <w:bCs/>
+          <w:color w:val="000000" w:themeColor="text1"/>
+          <w:sz w:val="22"/>
+          <w:szCs w:val="24"/>
+        </w:rPr>
+      </w:pPr>
+      <w:r>
+        <w:rPr>
+          <w:bCs/>
+          <w:color w:val="000000" w:themeColor="text1"/>
+          <w:sz w:val="22"/>
+          <w:szCs w:val="24"/>
+        </w:rPr>
+        <w:tab/>
+        <w:t xml:space="preserve">- </w:t>
+      </w:r>
+      <w:r>
+        <w:rPr>
+          <w:bCs/>
+          <w:color w:val="000000" w:themeColor="text1"/>
+          <w:sz w:val="22"/>
+          <w:szCs w:val="24"/>
+        </w:rPr>
+        <w:t>조건 1: NULL 포인터 검사</w:t>
+      </w:r>
+    </w:p>
+    <w:p>
+      <w:pPr>
+        <w:pStyle w:val="a3"/>
+        <w:ind w:leftChars="600" w:left="1200"/>
+        <w:rPr>
+          <w:bCs/>
+          <w:color w:val="000000" w:themeColor="text1"/>
+          <w:sz w:val="22"/>
+          <w:szCs w:val="24"/>
+        </w:rPr>
+      </w:pPr>
+      <w:r>
+        <w:rPr>
+          <w:bCs/>
+          <w:color w:val="000000" w:themeColor="text1"/>
+          <w:sz w:val="22"/>
+          <w:szCs w:val="24"/>
+        </w:rPr>
+        <w:tab/>
+        <w:t xml:space="preserve">- </w:t>
+      </w:r>
+      <w:r>
+        <w:rPr>
+          <w:bCs/>
+          <w:color w:val="000000" w:themeColor="text1"/>
+          <w:sz w:val="22"/>
+          <w:szCs w:val="24"/>
+        </w:rPr>
+        <w:t xml:space="preserve">조건 2: 커널 메모리 영역 침범 검사 </w:t>
+      </w:r>
+    </w:p>
+    <w:p>
+      <w:pPr>
+        <w:pStyle w:val="a3"/>
+        <w:ind w:leftChars="600" w:left="1200"/>
+        <w:rPr>
+          <w:bCs/>
+          <w:color w:val="000000" w:themeColor="text1"/>
+          <w:sz w:val="22"/>
+          <w:szCs w:val="24"/>
+        </w:rPr>
+      </w:pPr>
+      <w:r>
+        <w:rPr>
+          <w:bCs/>
+          <w:color w:val="000000" w:themeColor="text1"/>
+          <w:sz w:val="22"/>
+          <w:szCs w:val="24"/>
+        </w:rPr>
+        <w:tab/>
+        <w:t xml:space="preserve">- </w:t>
+      </w:r>
+      <w:r>
+        <w:rPr>
+          <w:bCs/>
+          <w:color w:val="000000" w:themeColor="text1"/>
+          <w:sz w:val="22"/>
+          <w:szCs w:val="24"/>
+        </w:rPr>
+        <w:t>조건 3: 미매핑 가상 주소 검사</w:t>
+      </w:r>
+    </w:p>
+    <w:p>
+      <w:pPr>
+        <w:pStyle w:val="a3"/>
+        <w:ind w:leftChars="600" w:left="1200"/>
+        <w:rPr>
+          <w:bCs/>
+          <w:color w:val="000000" w:themeColor="text1"/>
+          <w:sz w:val="22"/>
+          <w:szCs w:val="24"/>
+        </w:rPr>
+      </w:pPr>
+      <w:r>
+        <w:rPr>
+          <w:bCs/>
+          <w:color w:val="000000" w:themeColor="text1"/>
+          <w:sz w:val="22"/>
+          <w:szCs w:val="24"/>
+        </w:rPr>
+        <w:t>-&gt; [검사 결과 분기</w:t>
+      </w:r>
+      <w:r>
+        <w:rPr>
+          <w:bCs/>
+          <w:color w:val="000000" w:themeColor="text1"/>
+          <w:sz w:val="22"/>
+          <w:szCs w:val="24"/>
+        </w:rPr>
+        <w:t>]</w:t>
+      </w:r>
+    </w:p>
+    <w:p>
+      <w:pPr>
+        <w:pStyle w:val="a3"/>
+        <w:ind w:leftChars="600" w:left="1200"/>
+        <w:rPr>
+          <w:bCs/>
+          <w:color w:val="000000" w:themeColor="text1"/>
+          <w:sz w:val="22"/>
+          <w:szCs w:val="24"/>
+        </w:rPr>
+      </w:pPr>
+      <w:r>
+        <w:rPr>
+          <w:bCs/>
+          <w:color w:val="000000" w:themeColor="text1"/>
+          <w:sz w:val="22"/>
+          <w:szCs w:val="24"/>
+        </w:rPr>
+        <w:tab/>
+        <w:t xml:space="preserve">- </w:t>
+      </w:r>
+      <w:r>
+        <w:rPr>
+          <w:bCs/>
+          <w:color w:val="000000" w:themeColor="text1"/>
+          <w:sz w:val="22"/>
+          <w:szCs w:val="24"/>
+        </w:rPr>
+        <w:t>비정상 주소인 경우 -&gt; 커널 패닉 방지를 위해 즉시 exit(-1) 호출 -&gt; "프로세스명: exit(-1)" 출력 후 스레드 종료</w:t>
+      </w:r>
+    </w:p>
+    <w:p>
+      <w:pPr>
+        <w:pStyle w:val="a3"/>
+        <w:ind w:leftChars="600" w:left="1200"/>
+        <w:rPr>
+          <w:bCs/>
+          <w:color w:val="000000" w:themeColor="text1"/>
+          <w:sz w:val="22"/>
+          <w:szCs w:val="24"/>
+        </w:rPr>
+      </w:pPr>
+      <w:r>
+        <w:rPr>
+          <w:bCs/>
+          <w:color w:val="000000" w:themeColor="text1"/>
+          <w:sz w:val="22"/>
+          <w:szCs w:val="24"/>
+        </w:rPr>
+        <w:tab/>
+        <w:t xml:space="preserve">- </w:t>
+      </w:r>
+      <w:r>
+        <w:rPr>
+          <w:bCs/>
+          <w:color w:val="000000" w:themeColor="text1"/>
+          <w:sz w:val="22"/>
+          <w:szCs w:val="24"/>
+        </w:rPr>
+        <w:t>정상 주소인 경우 -&gt; 시스템 콜 번호(*(int *)f-&gt;esp) 및 추가 인자 주소들을 안전하게 읽어와 작업 수행</w:t>
+      </w:r>
+    </w:p>
+    <w:p>
+      <w:pPr>
+        <w:pStyle w:val="a3"/>
+        <w:ind w:leftChars="600" w:left="1200"/>
+        <w:rPr>
+          <w:rFonts w:hint="eastAsia"/>
+          <w:bCs/>
+          <w:color w:val="000000" w:themeColor="text1"/>
+          <w:sz w:val="22"/>
+          <w:szCs w:val="24"/>
+        </w:rPr>
+      </w:pPr>
+    </w:p>
+    <w:p>
+      <w:pPr>
+        <w:pStyle w:val="a3"/>
+        <w:ind w:leftChars="600" w:left="1200"/>
+        <w:rPr>
+          <w:rFonts w:hint="eastAsia"/>
+          <w:bCs/>
+          <w:color w:val="000000" w:themeColor="text1"/>
+          <w:sz w:val="22"/>
+          <w:szCs w:val="24"/>
+        </w:rPr>
+      </w:pPr>
+      <w:r>
+        <w:rPr>
+          <w:bCs/>
+          <w:color w:val="000000" w:themeColor="text1"/>
+          <w:sz w:val="22"/>
+          <w:szCs w:val="24"/>
+        </w:rPr>
+        <w:t>2. 유저 코드 실행 중 잘못된 메모리 접근 시 방어 흐름</w:t>
+      </w:r>
+      <w:r>
+        <w:rPr>
+          <w:bCs/>
+          <w:color w:val="000000" w:themeColor="text1"/>
+          <w:sz w:val="22"/>
+          <w:szCs w:val="24"/>
+        </w:rPr>
+        <w:t xml:space="preserve"> (page_fault)</w:t>
+      </w:r>
+    </w:p>
+    <w:p>
+      <w:pPr>
+        <w:pStyle w:val="a3"/>
+        <w:ind w:leftChars="600" w:left="1200"/>
+        <w:rPr>
+          <w:bCs/>
+          <w:color w:val="000000" w:themeColor="text1"/>
+          <w:sz w:val="22"/>
+          <w:szCs w:val="24"/>
+        </w:rPr>
+      </w:pPr>
+      <w:r>
+        <w:rPr>
+          <w:rFonts w:hint="eastAsia"/>
+          <w:bCs/>
+          <w:color w:val="000000" w:themeColor="text1"/>
+          <w:sz w:val="22"/>
+          <w:szCs w:val="24"/>
+        </w:rPr>
+        <w:t>유저</w:t>
+      </w:r>
+      <w:r>
+        <w:rPr>
+          <w:bCs/>
+          <w:color w:val="000000" w:themeColor="text1"/>
+          <w:sz w:val="22"/>
+          <w:szCs w:val="24"/>
+        </w:rPr>
+        <w:t xml:space="preserve"> 프로그램이 실행 도중 잘못된 메모리 직접 참조 (예: NULL 역참조, 읽기 전용 영역 쓰기 등)</w:t>
+      </w:r>
+    </w:p>
+    <w:p>
+      <w:pPr>
+        <w:pStyle w:val="a3"/>
+        <w:ind w:leftChars="600" w:left="1200"/>
+        <w:rPr>
+          <w:bCs/>
+          <w:color w:val="000000" w:themeColor="text1"/>
+          <w:sz w:val="22"/>
+          <w:szCs w:val="24"/>
+        </w:rPr>
+      </w:pPr>
+      <w:r>
+        <w:rPr>
+          <w:bCs/>
+          <w:color w:val="000000" w:themeColor="text1"/>
+          <w:sz w:val="22"/>
+          <w:szCs w:val="24"/>
+        </w:rPr>
+        <w:t>-&gt; 인터럽트 14번(Page Fault Exception) 발생</w:t>
+      </w:r>
+    </w:p>
+    <w:p>
+      <w:pPr>
+        <w:pStyle w:val="a3"/>
+        <w:ind w:leftChars="600" w:left="1200"/>
+        <w:rPr>
+          <w:bCs/>
+          <w:color w:val="000000" w:themeColor="text1"/>
+          <w:sz w:val="22"/>
+          <w:szCs w:val="24"/>
+        </w:rPr>
+      </w:pPr>
+      <w:r>
+        <w:rPr>
+          <w:bCs/>
+          <w:color w:val="000000" w:themeColor="text1"/>
+          <w:sz w:val="22"/>
+          <w:szCs w:val="24"/>
+        </w:rPr>
+        <w:t>-&gt; exception.c의 page_fault(f) 예외 핸들러 진입</w:t>
+      </w:r>
+    </w:p>
+    <w:p>
+      <w:pPr>
+        <w:pStyle w:val="a3"/>
+        <w:ind w:leftChars="600" w:left="1200"/>
+        <w:rPr>
+          <w:bCs/>
+          <w:color w:val="000000" w:themeColor="text1"/>
+          <w:sz w:val="22"/>
+          <w:szCs w:val="24"/>
+        </w:rPr>
+      </w:pPr>
+      <w:r>
+        <w:rPr>
+          <w:bCs/>
+          <w:color w:val="000000" w:themeColor="text1"/>
+          <w:sz w:val="22"/>
+          <w:szCs w:val="24"/>
+        </w:rPr>
+        <w:lastRenderedPageBreak/>
+        <w:t>-&gt; 에러 코드 검사를 통해 예외 발생 컨텍스트 확인</w:t>
+      </w:r>
+    </w:p>
+    <w:p>
+      <w:pPr>
+        <w:pStyle w:val="a3"/>
+        <w:ind w:leftChars="600" w:left="1200"/>
+        <w:rPr>
+          <w:bCs/>
+          <w:color w:val="000000" w:themeColor="text1"/>
+          <w:sz w:val="22"/>
+          <w:szCs w:val="24"/>
+        </w:rPr>
+      </w:pPr>
+      <w:r>
+        <w:rPr>
+          <w:bCs/>
+          <w:color w:val="000000" w:themeColor="text1"/>
+          <w:sz w:val="22"/>
+          <w:szCs w:val="24"/>
+        </w:rPr>
+        <w:t>-&gt; [컨텍스트 분기</w:t>
+      </w:r>
+      <w:r>
+        <w:rPr>
+          <w:bCs/>
+          <w:color w:val="000000" w:themeColor="text1"/>
+          <w:sz w:val="22"/>
+          <w:szCs w:val="24"/>
+        </w:rPr>
+        <w:t>]</w:t>
+      </w:r>
+    </w:p>
+    <w:p>
+      <w:pPr>
+        <w:pStyle w:val="a3"/>
+        <w:ind w:leftChars="600" w:left="1200"/>
+        <w:rPr>
+          <w:bCs/>
+          <w:color w:val="000000" w:themeColor="text1"/>
+          <w:sz w:val="22"/>
+          <w:szCs w:val="24"/>
+        </w:rPr>
+      </w:pPr>
+      <w:r>
+        <w:rPr>
+          <w:bCs/>
+          <w:color w:val="000000" w:themeColor="text1"/>
+          <w:sz w:val="22"/>
+          <w:szCs w:val="24"/>
+        </w:rPr>
+        <w:tab/>
+        <w:t xml:space="preserve">- </w:t>
+      </w:r>
+      <w:r>
+        <w:rPr>
+          <w:bCs/>
+          <w:color w:val="000000" w:themeColor="text1"/>
+          <w:sz w:val="22"/>
+          <w:szCs w:val="24"/>
+        </w:rPr>
+        <w:t>user == true (유저 영역 결함) -&gt; 커널 메시지 및 덤프 생략 -&gt; 즉시 exit(-1) 호출 -&gt; "프로세스명: exit(-1)" 출력 후 프로세스 안전 종료</w:t>
+      </w:r>
+    </w:p>
+    <w:p>
+      <w:pPr>
+        <w:pStyle w:val="a3"/>
+        <w:ind w:leftChars="600" w:left="1200"/>
+        <w:rPr>
+          <w:bCs/>
+          <w:color w:val="000000" w:themeColor="text1"/>
+          <w:sz w:val="22"/>
+          <w:szCs w:val="24"/>
+        </w:rPr>
+      </w:pPr>
+      <w:r>
+        <w:rPr>
+          <w:bCs/>
+          <w:color w:val="000000" w:themeColor="text1"/>
+          <w:sz w:val="22"/>
+          <w:szCs w:val="24"/>
+        </w:rPr>
+        <w:tab/>
+        <w:t xml:space="preserve">- </w:t>
+      </w:r>
+      <w:r>
+        <w:rPr>
+          <w:bCs/>
+          <w:color w:val="000000" w:themeColor="text1"/>
+          <w:sz w:val="22"/>
+          <w:szCs w:val="24"/>
+        </w:rPr>
+        <w:t>user == false (커널 내부 결함) -&gt; 커널 버그로 판단 -&gt; printf로 Page Fault 에러 출력 후 kill(f) 및 커널 패닉 처리</w:t>
+      </w:r>
+    </w:p>
+    <w:p>
+      <w:pPr>
+        <w:pStyle w:val="a3"/>
+        <w:ind w:leftChars="600" w:left="1200"/>
+        <w:rPr>
+          <w:bCs/>
+          <w:color w:val="4472C4" w:themeColor="accent5"/>
+          <w:sz w:val="22"/>
+          <w:szCs w:val="24"/>
+        </w:rPr>
+      </w:pPr>
+    </w:p>
+    <w:p>
+      <w:pPr>
+        <w:pStyle w:val="a3"/>
+        <w:ind w:leftChars="600" w:left="1200"/>
+        <w:rPr>
+          <w:rFonts w:hint="eastAsia"/>
           <w:bCs/>
           <w:color w:val="4472C4" w:themeColor="accent5"/>
           <w:sz w:val="22"/>
@@ -6159,7 +7063,6 @@
     <w:p>
       <w:pPr>
         <w:rPr>
-          <w:rFonts w:hint="eastAsia"/>
           <w:b/>
           <w:color w:val="4472C4" w:themeColor="accent5"/>
           <w:sz w:val="22"/>
@@ -6189,6 +7092,7 @@
           <w:sz w:val="22"/>
           <w:szCs w:val="24"/>
         </w:rPr>
+        <w:lastRenderedPageBreak/>
         <w:t>Argument Passing</w:t>
       </w:r>
     </w:p>
@@ -6432,17 +7336,202 @@
           <w:sz w:val="22"/>
           <w:szCs w:val="24"/>
         </w:rPr>
-        <w:t xml:space="preserve">strtok_r()을 호출하여 첫 번째 공백 이전의 첫 번째 토큰만 분리하여 real_name </w:t>
-      </w:r>
-      <w:r>
-        <w:rPr>
+        <w:t>strtok_r()을 호출하여 첫 번째 공백 이전의 첫 번째 토큰만 분리하여 real_name 포인터를 얻는다.</w:t>
+      </w:r>
+    </w:p>
+    <w:p>
+      <w:pPr>
+        <w:pStyle w:val="a3"/>
+        <w:rPr>
+          <w:bCs/>
+          <w:color w:val="000000" w:themeColor="text1"/>
+          <w:sz w:val="22"/>
+          <w:szCs w:val="24"/>
+        </w:rPr>
+      </w:pPr>
+      <w:r>
+        <w:rPr>
+          <w:bCs/>
+          <w:color w:val="000000" w:themeColor="text1"/>
+          <w:sz w:val="22"/>
+          <w:szCs w:val="24"/>
+        </w:rPr>
+        <w:t xml:space="preserve">- </w:t>
+      </w:r>
+      <w:r>
+        <w:rPr>
+          <w:bCs/>
+          <w:color w:val="000000" w:themeColor="text1"/>
+          <w:sz w:val="22"/>
+          <w:szCs w:val="24"/>
+        </w:rPr>
+        <w:t>thread_create(real_name, PRI_DEFAULT, start_process, fn_copy)를 호출하여 스레드 이름에는 real_name만 등록하고, 자식 스레드에게 전달되는 메모리 페이지에는 전체 명령어 문자열을 온전히 넘긴다.</w:t>
+      </w:r>
+    </w:p>
+    <w:p>
+      <w:pPr>
+        <w:pStyle w:val="a3"/>
+        <w:rPr>
+          <w:bCs/>
+          <w:color w:val="000000" w:themeColor="text1"/>
+          <w:sz w:val="22"/>
+          <w:szCs w:val="24"/>
+        </w:rPr>
+      </w:pPr>
+    </w:p>
+    <w:p>
+      <w:pPr>
+        <w:pStyle w:val="a3"/>
+        <w:rPr>
+          <w:bCs/>
+          <w:color w:val="000000" w:themeColor="text1"/>
+          <w:sz w:val="22"/>
+          <w:szCs w:val="24"/>
+        </w:rPr>
+      </w:pPr>
+    </w:p>
+    <w:p>
+      <w:pPr>
+        <w:pStyle w:val="a3"/>
+        <w:rPr>
+          <w:bCs/>
+          <w:color w:val="000000" w:themeColor="text1"/>
+          <w:sz w:val="22"/>
+          <w:szCs w:val="24"/>
+        </w:rPr>
+      </w:pPr>
+    </w:p>
+    <w:p>
+      <w:pPr>
+        <w:pStyle w:val="a3"/>
+        <w:rPr>
+          <w:bCs/>
+          <w:color w:val="000000" w:themeColor="text1"/>
+          <w:sz w:val="22"/>
+          <w:szCs w:val="24"/>
+        </w:rPr>
+      </w:pPr>
+    </w:p>
+    <w:p>
+      <w:pPr>
+        <w:pStyle w:val="a3"/>
+        <w:rPr>
+          <w:b/>
+          <w:bCs/>
+          <w:color w:val="000000" w:themeColor="text1"/>
+          <w:sz w:val="22"/>
+          <w:szCs w:val="24"/>
+        </w:rPr>
+      </w:pPr>
+      <w:r>
+        <w:rPr>
+          <w:b/>
+          <w:bCs/>
+          <w:color w:val="000000" w:themeColor="text1"/>
+          <w:sz w:val="22"/>
+          <w:szCs w:val="24"/>
+        </w:rPr>
+        <w:t>2) load(): 명령어 토큰화 및 실행 파일 오픈</w:t>
+      </w:r>
+    </w:p>
+    <w:p>
+      <w:pPr>
+        <w:pStyle w:val="a3"/>
+        <w:rPr>
+          <w:bCs/>
+          <w:color w:val="000000" w:themeColor="text1"/>
+          <w:sz w:val="22"/>
+          <w:szCs w:val="24"/>
+        </w:rPr>
+      </w:pPr>
+      <w:r>
+        <w:rPr>
+          <w:bCs/>
+          <w:color w:val="000000" w:themeColor="text1"/>
+          <w:sz w:val="22"/>
+          <w:szCs w:val="24"/>
+        </w:rPr>
+        <w:t>실행 파일을 메모리에 적재하기 전, 인자들을 분리하고 실행 바이너리를 오픈한다.</w:t>
+      </w:r>
+    </w:p>
+    <w:p>
+      <w:pPr>
+        <w:pStyle w:val="a3"/>
+        <w:rPr>
+          <w:bCs/>
+          <w:color w:val="000000" w:themeColor="text1"/>
+          <w:sz w:val="22"/>
+          <w:szCs w:val="24"/>
+        </w:rPr>
+      </w:pPr>
+      <w:r>
+        <w:rPr>
+          <w:rFonts w:hint="eastAsia"/>
           <w:bCs/>
           <w:color w:val="000000" w:themeColor="text1"/>
           <w:sz w:val="22"/>
           <w:szCs w:val="24"/>
         </w:rPr>
         <w:lastRenderedPageBreak/>
-        <w:t>포인터를 얻는다.</w:t>
+        <w:t>알고리즘</w:t>
+      </w:r>
+      <w:r>
+        <w:rPr>
+          <w:bCs/>
+          <w:color w:val="000000" w:themeColor="text1"/>
+          <w:sz w:val="22"/>
+          <w:szCs w:val="24"/>
+        </w:rPr>
+        <w:t>:</w:t>
+      </w:r>
+    </w:p>
+    <w:p>
+      <w:pPr>
+        <w:pStyle w:val="a3"/>
+        <w:rPr>
+          <w:bCs/>
+          <w:color w:val="000000" w:themeColor="text1"/>
+          <w:sz w:val="22"/>
+          <w:szCs w:val="24"/>
+        </w:rPr>
+      </w:pPr>
+      <w:r>
+        <w:rPr>
+          <w:rFonts w:hint="eastAsia"/>
+          <w:bCs/>
+          <w:color w:val="000000" w:themeColor="text1"/>
+          <w:sz w:val="22"/>
+          <w:szCs w:val="24"/>
+        </w:rPr>
+        <w:t>-</w:t>
+      </w:r>
+      <w:r>
+        <w:rPr>
+          <w:bCs/>
+          <w:color w:val="000000" w:themeColor="text1"/>
+          <w:sz w:val="22"/>
+          <w:szCs w:val="24"/>
+        </w:rPr>
+        <w:t xml:space="preserve"> </w:t>
+      </w:r>
+      <w:r>
+        <w:rPr>
+          <w:rFonts w:hint="eastAsia"/>
+          <w:bCs/>
+          <w:color w:val="000000" w:themeColor="text1"/>
+          <w:sz w:val="22"/>
+          <w:szCs w:val="24"/>
+        </w:rPr>
+        <w:t>최대</w:t>
+      </w:r>
+      <w:r>
+        <w:rPr>
+          <w:bCs/>
+          <w:color w:val="000000" w:themeColor="text1"/>
+          <w:sz w:val="22"/>
+          <w:szCs w:val="24"/>
+        </w:rPr>
+        <w:t xml:space="preserve"> 128개의 인자를 저장할 수 있는 포인터 배열 char *argv[128]과 인자 개수 카운터 int argc = 0을 선언한다.</w:t>
       </w:r>
     </w:p>
     <w:p>
@@ -6471,94 +7560,156 @@
           <w:sz w:val="22"/>
           <w:szCs w:val="24"/>
         </w:rPr>
-        <w:t>thread_create(real_name, PRI_DEFAULT, start_process, fn_copy)를 호출하여 스레드 이름에는 real_name만 등록하고, 자식 스레드에게 전달되는 메모리 페이지에는 전체 명령어 문자열을 온전히 넘긴다.</w:t>
-      </w:r>
-    </w:p>
-    <w:p>
-      <w:pPr>
-        <w:pStyle w:val="a3"/>
-        <w:rPr>
-          <w:bCs/>
-          <w:color w:val="000000" w:themeColor="text1"/>
-          <w:sz w:val="22"/>
-          <w:szCs w:val="24"/>
-        </w:rPr>
-      </w:pPr>
-    </w:p>
-    <w:p>
-      <w:pPr>
-        <w:pStyle w:val="a3"/>
-        <w:rPr>
-          <w:bCs/>
-          <w:color w:val="000000" w:themeColor="text1"/>
-          <w:sz w:val="22"/>
-          <w:szCs w:val="24"/>
-        </w:rPr>
-      </w:pPr>
-    </w:p>
-    <w:p>
-      <w:pPr>
-        <w:pStyle w:val="a3"/>
-        <w:rPr>
-          <w:bCs/>
-          <w:color w:val="000000" w:themeColor="text1"/>
-          <w:sz w:val="22"/>
-          <w:szCs w:val="24"/>
-        </w:rPr>
-      </w:pPr>
-    </w:p>
-    <w:p>
-      <w:pPr>
-        <w:pStyle w:val="a3"/>
-        <w:rPr>
-          <w:rFonts w:hint="eastAsia"/>
-          <w:bCs/>
-          <w:color w:val="000000" w:themeColor="text1"/>
-          <w:sz w:val="22"/>
-          <w:szCs w:val="24"/>
-        </w:rPr>
-      </w:pPr>
-    </w:p>
-    <w:p>
-      <w:pPr>
-        <w:pStyle w:val="a3"/>
-        <w:rPr>
-          <w:b/>
-          <w:bCs/>
-          <w:color w:val="000000" w:themeColor="text1"/>
-          <w:sz w:val="22"/>
-          <w:szCs w:val="24"/>
-        </w:rPr>
-      </w:pPr>
-      <w:r>
-        <w:rPr>
-          <w:b/>
-          <w:bCs/>
-          <w:color w:val="000000" w:themeColor="text1"/>
-          <w:sz w:val="22"/>
-          <w:szCs w:val="24"/>
-        </w:rPr>
-        <w:t>2) load(): 명령어 토큰화 및 실행 파일 오픈</w:t>
-      </w:r>
-    </w:p>
-    <w:p>
-      <w:pPr>
-        <w:pStyle w:val="a3"/>
-        <w:rPr>
-          <w:bCs/>
-          <w:color w:val="000000" w:themeColor="text1"/>
-          <w:sz w:val="22"/>
-          <w:szCs w:val="24"/>
-        </w:rPr>
-      </w:pPr>
-      <w:r>
-        <w:rPr>
-          <w:bCs/>
-          <w:color w:val="000000" w:themeColor="text1"/>
-          <w:sz w:val="22"/>
-          <w:szCs w:val="24"/>
-        </w:rPr>
-        <w:t>실행 파일을 메모리에 적재하기 전, 인자들을 분리하고 실행 바이너리를 오픈한다.</w:t>
+        <w:t>strtok_r()을 반복 호출하여 공백(" ")을 구분자로 하여 문자열을 끝까지 파싱하고, 각 토큰의 주소를 argv[argc++]에 순차적으로 저장한다.</w:t>
+      </w:r>
+    </w:p>
+    <w:p>
+      <w:pPr>
+        <w:pStyle w:val="a3"/>
+        <w:rPr>
+          <w:bCs/>
+          <w:color w:val="000000" w:themeColor="text1"/>
+          <w:sz w:val="22"/>
+          <w:szCs w:val="24"/>
+        </w:rPr>
+      </w:pPr>
+      <w:r>
+        <w:rPr>
+          <w:rFonts w:hint="eastAsia"/>
+          <w:bCs/>
+          <w:color w:val="000000" w:themeColor="text1"/>
+          <w:sz w:val="22"/>
+          <w:szCs w:val="24"/>
+        </w:rPr>
+        <w:t>-</w:t>
+      </w:r>
+      <w:r>
+        <w:rPr>
+          <w:bCs/>
+          <w:color w:val="000000" w:themeColor="text1"/>
+          <w:sz w:val="22"/>
+          <w:szCs w:val="24"/>
+        </w:rPr>
+        <w:t xml:space="preserve"> argv[0]</w:t>
+      </w:r>
+      <w:r>
+        <w:rPr>
+          <w:bCs/>
+          <w:color w:val="000000" w:themeColor="text1"/>
+          <w:sz w:val="22"/>
+          <w:szCs w:val="24"/>
+        </w:rPr>
+        <w:t xml:space="preserve"> </w:t>
+      </w:r>
+      <w:r>
+        <w:rPr>
+          <w:bCs/>
+          <w:color w:val="000000" w:themeColor="text1"/>
+          <w:sz w:val="22"/>
+          <w:szCs w:val="24"/>
+        </w:rPr>
+        <w:t>을 filesys_open(argv[0])에 전달하여 디스크에서 실행 파일을 정상적으로 연다.</w:t>
+      </w:r>
+    </w:p>
+    <w:p>
+      <w:pPr>
+        <w:pStyle w:val="a3"/>
+        <w:rPr>
+          <w:bCs/>
+          <w:color w:val="000000" w:themeColor="text1"/>
+          <w:sz w:val="22"/>
+          <w:szCs w:val="24"/>
+        </w:rPr>
+      </w:pPr>
+      <w:r>
+        <w:rPr>
+          <w:bCs/>
+          <w:color w:val="000000" w:themeColor="text1"/>
+          <w:sz w:val="22"/>
+          <w:szCs w:val="24"/>
+        </w:rPr>
+        <w:t xml:space="preserve">- </w:t>
+      </w:r>
+      <w:r>
+        <w:rPr>
+          <w:bCs/>
+          <w:color w:val="000000" w:themeColor="text1"/>
+          <w:sz w:val="22"/>
+          <w:szCs w:val="24"/>
+        </w:rPr>
+        <w:t xml:space="preserve">ELF 세그먼트 로딩 및 setup_stack(esp) 호출로 1페이지의 스택 공간이 할당되면, </w:t>
+      </w:r>
+      <w:r>
+        <w:rPr>
+          <w:rFonts w:hint="eastAsia"/>
+          <w:bCs/>
+          <w:color w:val="000000" w:themeColor="text1"/>
+          <w:sz w:val="22"/>
+          <w:szCs w:val="24"/>
+        </w:rPr>
+        <w:t xml:space="preserve">새로 추가된 </w:t>
+      </w:r>
+      <w:r>
+        <w:rPr>
+          <w:bCs/>
+          <w:color w:val="000000" w:themeColor="text1"/>
+          <w:sz w:val="22"/>
+          <w:szCs w:val="24"/>
+        </w:rPr>
+        <w:t>함수인 argument_stack(argv, argc, esp)를 호출하여 스택 프레임을 구성한다.</w:t>
+      </w:r>
+    </w:p>
+    <w:p>
+      <w:pPr>
+        <w:pStyle w:val="a3"/>
+        <w:rPr>
+          <w:bCs/>
+          <w:color w:val="000000" w:themeColor="text1"/>
+          <w:sz w:val="22"/>
+          <w:szCs w:val="24"/>
+        </w:rPr>
+      </w:pPr>
+    </w:p>
+    <w:p>
+      <w:pPr>
+        <w:pStyle w:val="a3"/>
+        <w:rPr>
+          <w:b/>
+          <w:bCs/>
+          <w:color w:val="000000" w:themeColor="text1"/>
+          <w:sz w:val="22"/>
+          <w:szCs w:val="24"/>
+        </w:rPr>
+      </w:pPr>
+      <w:r>
+        <w:rPr>
+          <w:b/>
+          <w:bCs/>
+          <w:color w:val="000000" w:themeColor="text1"/>
+          <w:sz w:val="22"/>
+          <w:szCs w:val="24"/>
+        </w:rPr>
+        <w:t>3) argument_stack(): 80x86 규약에 따른 유저 스택 프레임 구축</w:t>
+      </w:r>
+    </w:p>
+    <w:p>
+      <w:pPr>
+        <w:pStyle w:val="a3"/>
+        <w:rPr>
+          <w:bCs/>
+          <w:color w:val="000000" w:themeColor="text1"/>
+          <w:sz w:val="22"/>
+          <w:szCs w:val="24"/>
+        </w:rPr>
+      </w:pPr>
+      <w:r>
+        <w:rPr>
+          <w:bCs/>
+          <w:color w:val="000000" w:themeColor="text1"/>
+          <w:sz w:val="22"/>
+          <w:szCs w:val="24"/>
+        </w:rPr>
+        <w:t>파싱된 인자들을 80x86 아키텍처 규약에 맞추어 유저 스택에 배치한다.</w:t>
       </w:r>
     </w:p>
     <w:p>
@@ -6588,7 +7739,7 @@
           <w:sz w:val="22"/>
           <w:szCs w:val="24"/>
         </w:rPr>
-        <w:t>:</w:t>
+        <w:t xml:space="preserve"> : </w:t>
       </w:r>
     </w:p>
     <w:p>
@@ -6628,16 +7779,16 @@
           <w:sz w:val="22"/>
           <w:szCs w:val="24"/>
         </w:rPr>
-        <w:t>최대</w:t>
-      </w:r>
-      <w:r>
-        <w:rPr>
-          <w:bCs/>
-          <w:color w:val="000000" w:themeColor="text1"/>
-          <w:sz w:val="22"/>
-          <w:szCs w:val="24"/>
-        </w:rPr>
-        <w:t xml:space="preserve"> 128개의 인자를 저장할 수 있는 포인터 배열 char *argv[128]과 인자 개수 카운터 int argc = 0을 선언한다.</w:t>
+        <w:t>문자열</w:t>
+      </w:r>
+      <w:r>
+        <w:rPr>
+          <w:bCs/>
+          <w:color w:val="000000" w:themeColor="text1"/>
+          <w:sz w:val="22"/>
+          <w:szCs w:val="24"/>
+        </w:rPr>
+        <w:t xml:space="preserve"> 데이터 역순 푸시: argv[argc - 1]부터 argv[0]까지 역순으로 문자열 길이만큼 스택 포인터(*esp)를 감소시키고 memcpy()로 복사한다. 각 문자열이 복사된 스택 상의 시작 주소를 argv_addr[i] 배열에 기록해 둔다.</w:t>
       </w:r>
     </w:p>
     <w:p>
@@ -6666,7 +7817,36 @@
           <w:sz w:val="22"/>
           <w:szCs w:val="24"/>
         </w:rPr>
-        <w:t>strtok_r()을 반복 호출하여 공백(" ")을 구분자로 하여 문자열을 끝까지 파싱하고, 각 토큰의 주소를 argv[argc++]에 순차적으로 저장한다.</w:t>
+        <w:t>4바이트 정렬: 가변 길이의 문자열들이 들어가면서 깨진 스택 포인터의 4바이트 정렬을 맞추기 위해 (uintptr_t)*esp % 4 크기만큼 스택 포인터를 감소시키고 memset()으로 0(패딩)을 채운다.</w:t>
+      </w:r>
+    </w:p>
+    <w:p>
+      <w:pPr>
+        <w:pStyle w:val="a3"/>
+        <w:rPr>
+          <w:bCs/>
+          <w:color w:val="000000" w:themeColor="text1"/>
+          <w:sz w:val="22"/>
+          <w:szCs w:val="24"/>
+        </w:rPr>
+      </w:pPr>
+      <w:r>
+        <w:rPr>
+          <w:bCs/>
+          <w:color w:val="000000" w:themeColor="text1"/>
+          <w:sz w:val="22"/>
+          <w:szCs w:val="24"/>
+        </w:rPr>
+        <w:t>- argv[argc] = NULL</w:t>
+      </w:r>
+      <w:r>
+        <w:rPr>
+          <w:bCs/>
+          <w:color w:val="000000" w:themeColor="text1"/>
+          <w:sz w:val="22"/>
+          <w:szCs w:val="24"/>
+        </w:rPr>
+        <w:t xml:space="preserve"> 푸시: C 표준 규약에 따라 인자 목록의 끝을 표시하는 널 포인터를 푸시한다.</w:t>
       </w:r>
     </w:p>
     <w:p>
@@ -6696,25 +7876,26 @@
           <w:sz w:val="22"/>
           <w:szCs w:val="24"/>
         </w:rPr>
-        <w:t xml:space="preserve"> argv[0]</w:t>
-      </w:r>
-      <w:r>
-        <w:rPr>
-          <w:bCs/>
-          <w:color w:val="000000" w:themeColor="text1"/>
-          <w:sz w:val="22"/>
-          <w:szCs w:val="24"/>
-        </w:rPr>
         <w:t xml:space="preserve"> </w:t>
       </w:r>
       <w:r>
         <w:rPr>
-          <w:bCs/>
-          <w:color w:val="000000" w:themeColor="text1"/>
-          <w:sz w:val="22"/>
-          <w:szCs w:val="24"/>
-        </w:rPr>
-        <w:t>을 filesys_open(argv[0])에 전달하여 디스크에서 실행 파일을 정상적으로 연다.</w:t>
+          <w:rFonts w:hint="eastAsia"/>
+          <w:bCs/>
+          <w:color w:val="000000" w:themeColor="text1"/>
+          <w:sz w:val="22"/>
+          <w:szCs w:val="24"/>
+        </w:rPr>
+        <w:t>각</w:t>
+      </w:r>
+      <w:r>
+        <w:rPr>
+          <w:bCs/>
+          <w:color w:val="000000" w:themeColor="text1"/>
+          <w:sz w:val="22"/>
+          <w:szCs w:val="24"/>
+        </w:rPr>
+        <w:t xml:space="preserve"> 인자 문자열의 주소 역순 푸시: 1단계에서 기억해 둔 argv_addr[argc - 1]부터 argv_addr[0]까지의 4바이트 포인터 주소를 스택에 순차적으로 푸시한다.</w:t>
       </w:r>
     </w:p>
     <w:p>
@@ -6743,130 +7924,229 @@
           <w:sz w:val="22"/>
           <w:szCs w:val="24"/>
         </w:rPr>
-        <w:t xml:space="preserve">ELF 세그먼트 로딩 및 setup_stack(esp) 호출로 1페이지의 스택 공간이 할당되면, </w:t>
-      </w:r>
-      <w:r>
-        <w:rPr>
-          <w:rFonts w:hint="eastAsia"/>
-          <w:bCs/>
-          <w:color w:val="000000" w:themeColor="text1"/>
-          <w:sz w:val="22"/>
-          <w:szCs w:val="24"/>
-        </w:rPr>
-        <w:t xml:space="preserve">새로 추가된 </w:t>
-      </w:r>
-      <w:r>
-        <w:rPr>
-          <w:bCs/>
-          <w:color w:val="000000" w:themeColor="text1"/>
-          <w:sz w:val="22"/>
-          <w:szCs w:val="24"/>
-        </w:rPr>
-        <w:t>함수인 argument_stack(argv, argc, esp)를 호출하여 스택 프레임을 구성한다.</w:t>
-      </w:r>
-    </w:p>
-    <w:p>
-      <w:pPr>
-        <w:pStyle w:val="a3"/>
-        <w:rPr>
-          <w:bCs/>
-          <w:color w:val="000000" w:themeColor="text1"/>
-          <w:sz w:val="22"/>
-          <w:szCs w:val="24"/>
-        </w:rPr>
-      </w:pPr>
-    </w:p>
-    <w:p>
-      <w:pPr>
-        <w:pStyle w:val="a3"/>
-        <w:rPr>
-          <w:b/>
-          <w:bCs/>
-          <w:color w:val="000000" w:themeColor="text1"/>
-          <w:sz w:val="22"/>
-          <w:szCs w:val="24"/>
-        </w:rPr>
-      </w:pPr>
-      <w:r>
-        <w:rPr>
-          <w:b/>
-          <w:bCs/>
-          <w:color w:val="000000" w:themeColor="text1"/>
-          <w:sz w:val="22"/>
-          <w:szCs w:val="24"/>
-        </w:rPr>
-        <w:t>3) argument_stack(): 80x86 규약에 따른 유저 스택 프레임 구축</w:t>
-      </w:r>
-    </w:p>
-    <w:p>
-      <w:pPr>
-        <w:pStyle w:val="a3"/>
-        <w:rPr>
-          <w:bCs/>
-          <w:color w:val="000000" w:themeColor="text1"/>
-          <w:sz w:val="22"/>
-          <w:szCs w:val="24"/>
-        </w:rPr>
-      </w:pPr>
-      <w:r>
-        <w:rPr>
-          <w:bCs/>
-          <w:color w:val="000000" w:themeColor="text1"/>
-          <w:sz w:val="22"/>
-          <w:szCs w:val="24"/>
-        </w:rPr>
-        <w:t>파싱된 인자들을 80x86 아키텍처 규약에 맞추어 유저 스택에 배치한다.</w:t>
-      </w:r>
-    </w:p>
-    <w:p>
-      <w:pPr>
-        <w:pStyle w:val="a3"/>
-        <w:rPr>
-          <w:bCs/>
-          <w:color w:val="000000" w:themeColor="text1"/>
-          <w:sz w:val="22"/>
-          <w:szCs w:val="24"/>
-        </w:rPr>
-      </w:pPr>
-      <w:r>
-        <w:rPr>
-          <w:rFonts w:hint="eastAsia"/>
-          <w:bCs/>
-          <w:color w:val="000000" w:themeColor="text1"/>
-          <w:sz w:val="22"/>
-          <w:szCs w:val="24"/>
-        </w:rPr>
-        <w:t>알고리즘</w:t>
-      </w:r>
-      <w:r>
-        <w:rPr>
-          <w:bCs/>
-          <w:color w:val="000000" w:themeColor="text1"/>
-          <w:sz w:val="22"/>
-          <w:szCs w:val="24"/>
-        </w:rPr>
-        <w:t xml:space="preserve"> : </w:t>
-      </w:r>
-    </w:p>
-    <w:p>
-      <w:pPr>
-        <w:pStyle w:val="a3"/>
-        <w:rPr>
-          <w:bCs/>
-          <w:color w:val="000000" w:themeColor="text1"/>
-          <w:sz w:val="22"/>
-          <w:szCs w:val="24"/>
-        </w:rPr>
-      </w:pPr>
-      <w:r>
-        <w:rPr>
-          <w:rFonts w:hint="eastAsia"/>
-          <w:bCs/>
-          <w:color w:val="000000" w:themeColor="text1"/>
-          <w:sz w:val="22"/>
-          <w:szCs w:val="24"/>
-        </w:rPr>
-        <w:t>-</w:t>
+        <w:t>argv의 시작 주소 푸시: 현재 스택 포인터 위치(char **)를 4바이트 크기로 푸시한다.</w:t>
+      </w:r>
+    </w:p>
+    <w:p>
+      <w:pPr>
+        <w:pStyle w:val="a3"/>
+        <w:rPr>
+          <w:bCs/>
+          <w:color w:val="000000" w:themeColor="text1"/>
+          <w:sz w:val="22"/>
+          <w:szCs w:val="24"/>
+        </w:rPr>
+      </w:pPr>
+      <w:r>
+        <w:rPr>
+          <w:bCs/>
+          <w:color w:val="000000" w:themeColor="text1"/>
+          <w:sz w:val="22"/>
+          <w:szCs w:val="24"/>
+        </w:rPr>
+        <w:t xml:space="preserve">- </w:t>
+      </w:r>
+      <w:r>
+        <w:rPr>
+          <w:bCs/>
+          <w:color w:val="000000" w:themeColor="text1"/>
+          <w:sz w:val="22"/>
+          <w:szCs w:val="24"/>
+        </w:rPr>
+        <w:t>argc 푸시: 인자의 총 개수인 argc를 4바이트 정수로 푸시한다.</w:t>
+      </w:r>
+    </w:p>
+    <w:p>
+      <w:pPr>
+        <w:pStyle w:val="a3"/>
+        <w:rPr>
+          <w:bCs/>
+          <w:color w:val="000000" w:themeColor="text1"/>
+          <w:sz w:val="22"/>
+          <w:szCs w:val="24"/>
+        </w:rPr>
+      </w:pPr>
+      <w:r>
+        <w:rPr>
+          <w:bCs/>
+          <w:color w:val="000000" w:themeColor="text1"/>
+          <w:sz w:val="22"/>
+          <w:szCs w:val="24"/>
+        </w:rPr>
+        <w:lastRenderedPageBreak/>
+        <w:t xml:space="preserve">- </w:t>
+      </w:r>
+      <w:r>
+        <w:rPr>
+          <w:bCs/>
+          <w:color w:val="000000" w:themeColor="text1"/>
+          <w:sz w:val="22"/>
+          <w:szCs w:val="24"/>
+        </w:rPr>
+        <w:t>Fake Return Address 푸시: main() 함수가 호출 규약에 따라 정상 함수 프레임으로 인식하도록 가짜 반환 주소(0) 4바이트를 최상단에 푸시한다.</w:t>
+      </w:r>
+    </w:p>
+    <w:p>
+      <w:pPr>
+        <w:pStyle w:val="a3"/>
+        <w:rPr>
+          <w:bCs/>
+          <w:color w:val="000000" w:themeColor="text1"/>
+          <w:sz w:val="22"/>
+          <w:szCs w:val="24"/>
+        </w:rPr>
+      </w:pPr>
+    </w:p>
+    <w:p>
+      <w:pPr>
+        <w:pStyle w:val="a3"/>
+        <w:rPr>
+          <w:b/>
+          <w:bCs/>
+          <w:color w:val="000000" w:themeColor="text1"/>
+          <w:sz w:val="22"/>
+          <w:szCs w:val="24"/>
+        </w:rPr>
+      </w:pPr>
+      <w:r>
+        <w:rPr>
+          <w:b/>
+          <w:bCs/>
+          <w:color w:val="000000" w:themeColor="text1"/>
+          <w:sz w:val="22"/>
+          <w:szCs w:val="24"/>
+        </w:rPr>
+        <w:t>2. 사용된 라이브러리 및 자체 제작 함수 설명</w:t>
+      </w:r>
+    </w:p>
+    <w:p>
+      <w:pPr>
+        <w:pStyle w:val="a3"/>
+        <w:rPr>
+          <w:b/>
+          <w:bCs/>
+          <w:color w:val="000000" w:themeColor="text1"/>
+          <w:sz w:val="22"/>
+          <w:szCs w:val="24"/>
+        </w:rPr>
+      </w:pPr>
+      <w:r>
+        <w:rPr>
+          <w:b/>
+          <w:bCs/>
+          <w:color w:val="000000" w:themeColor="text1"/>
+          <w:sz w:val="22"/>
+          <w:szCs w:val="24"/>
+        </w:rPr>
+        <w:t>[Pintos 내장 라이브러리]</w:t>
+      </w:r>
+    </w:p>
+    <w:p>
+      <w:pPr>
+        <w:pStyle w:val="a3"/>
+        <w:rPr>
+          <w:bCs/>
+          <w:color w:val="000000" w:themeColor="text1"/>
+          <w:sz w:val="22"/>
+          <w:szCs w:val="24"/>
+        </w:rPr>
+      </w:pPr>
+      <w:r>
+        <w:rPr>
+          <w:bCs/>
+          <w:color w:val="000000" w:themeColor="text1"/>
+          <w:sz w:val="22"/>
+          <w:szCs w:val="24"/>
+        </w:rPr>
+        <w:t>strtok_r() (lib/string.c):</w:t>
+      </w:r>
+    </w:p>
+    <w:p>
+      <w:pPr>
+        <w:pStyle w:val="a3"/>
+        <w:rPr>
+          <w:bCs/>
+          <w:color w:val="000000" w:themeColor="text1"/>
+          <w:sz w:val="22"/>
+          <w:szCs w:val="24"/>
+        </w:rPr>
+      </w:pPr>
+      <w:r>
+        <w:rPr>
+          <w:bCs/>
+          <w:color w:val="000000" w:themeColor="text1"/>
+          <w:sz w:val="22"/>
+          <w:szCs w:val="24"/>
+        </w:rPr>
+        <w:t>strtok의</w:t>
+      </w:r>
+      <w:r>
+        <w:rPr>
+          <w:bCs/>
+          <w:color w:val="000000" w:themeColor="text1"/>
+          <w:sz w:val="22"/>
+          <w:szCs w:val="24"/>
+        </w:rPr>
+        <w:t xml:space="preserve"> reentrant</w:t>
+      </w:r>
+      <w:r>
+        <w:rPr>
+          <w:bCs/>
+          <w:color w:val="000000" w:themeColor="text1"/>
+          <w:sz w:val="22"/>
+          <w:szCs w:val="24"/>
+        </w:rPr>
+        <w:t>버전이다. 일반 strtok은 내부 정적 변수를 사용하여 멀티스레드 환경에서 문맥이 오염될 수 있으나, strtok_r은 세 번째 매개변수인 save_ptr를 통해 호출 스레드의 로컬 상태를 유지하므로 스레드 안전성을 보장한다.</w:t>
+      </w:r>
+    </w:p>
+    <w:p>
+      <w:pPr>
+        <w:pStyle w:val="a3"/>
+        <w:rPr>
+          <w:bCs/>
+          <w:color w:val="000000" w:themeColor="text1"/>
+          <w:sz w:val="22"/>
+          <w:szCs w:val="24"/>
+        </w:rPr>
+      </w:pPr>
+      <w:r>
+        <w:rPr>
+          <w:bCs/>
+          <w:color w:val="000000" w:themeColor="text1"/>
+          <w:sz w:val="22"/>
+          <w:szCs w:val="24"/>
+        </w:rPr>
+        <w:t>strlcpy() (lib/string.c):</w:t>
+      </w:r>
+    </w:p>
+    <w:p>
+      <w:pPr>
+        <w:pStyle w:val="a3"/>
+        <w:rPr>
+          <w:bCs/>
+          <w:color w:val="000000" w:themeColor="text1"/>
+          <w:sz w:val="22"/>
+          <w:szCs w:val="24"/>
+        </w:rPr>
+      </w:pPr>
+      <w:r>
+        <w:rPr>
+          <w:rFonts w:hint="eastAsia"/>
+          <w:bCs/>
+          <w:color w:val="000000" w:themeColor="text1"/>
+          <w:sz w:val="22"/>
+          <w:szCs w:val="24"/>
+        </w:rPr>
+        <w:t>버퍼</w:t>
+      </w:r>
+      <w:r>
+        <w:rPr>
+          <w:bCs/>
+          <w:color w:val="000000" w:themeColor="text1"/>
+          <w:sz w:val="22"/>
+          <w:szCs w:val="24"/>
+        </w:rPr>
+        <w:t xml:space="preserve"> 오버플로우 취약점을 방지하는 문자열 복사 함수이다. 목적지 버퍼 크기를</w:t>
       </w:r>
       <w:r>
         <w:rPr>
@@ -6879,111 +8159,222 @@
       </w:r>
       <w:r>
         <w:rPr>
-          <w:rFonts w:hint="eastAsia"/>
-          <w:bCs/>
-          <w:color w:val="000000" w:themeColor="text1"/>
-          <w:sz w:val="22"/>
-          <w:szCs w:val="24"/>
-        </w:rPr>
-        <w:t>문자열</w:t>
-      </w:r>
-      <w:r>
-        <w:rPr>
-          <w:bCs/>
-          <w:color w:val="000000" w:themeColor="text1"/>
-          <w:sz w:val="22"/>
-          <w:szCs w:val="24"/>
-        </w:rPr>
-        <w:t xml:space="preserve"> 데이터 역순 푸시: argv[argc - 1]부터 argv[0]까지 역순으로 문자열 길이</w:t>
-      </w:r>
-      <w:r>
-        <w:rPr>
-          <w:bCs/>
-          <w:color w:val="000000" w:themeColor="text1"/>
-          <w:sz w:val="22"/>
-          <w:szCs w:val="24"/>
-        </w:rPr>
-        <w:lastRenderedPageBreak/>
-        <w:t>만큼 스택 포인터(*esp)를 감소시키고 memcpy()로 복사한다. 각 문자열이 복사된 스택 상의 시작 주소를 argv_addr[i] 배열에 기록해 둔다.</w:t>
-      </w:r>
-    </w:p>
-    <w:p>
-      <w:pPr>
-        <w:pStyle w:val="a3"/>
-        <w:rPr>
-          <w:bCs/>
-          <w:color w:val="000000" w:themeColor="text1"/>
-          <w:sz w:val="22"/>
-          <w:szCs w:val="24"/>
-        </w:rPr>
-      </w:pPr>
-      <w:r>
-        <w:rPr>
-          <w:bCs/>
-          <w:color w:val="000000" w:themeColor="text1"/>
-          <w:sz w:val="22"/>
-          <w:szCs w:val="24"/>
-        </w:rPr>
-        <w:t xml:space="preserve">- </w:t>
-      </w:r>
-      <w:r>
-        <w:rPr>
-          <w:bCs/>
-          <w:color w:val="000000" w:themeColor="text1"/>
-          <w:sz w:val="22"/>
-          <w:szCs w:val="24"/>
-        </w:rPr>
-        <w:t>4바이트 정렬: 가변 길이의 문자열들이 들어가면서 깨진 스택 포인터의 4바이트 정렬을 맞추기 위해 (uintptr_t)*esp % 4 크기만큼 스택 포인터를 감소시키고 memset()으로 0(패딩)을 채운다.</w:t>
-      </w:r>
-    </w:p>
-    <w:p>
-      <w:pPr>
-        <w:pStyle w:val="a3"/>
-        <w:rPr>
-          <w:bCs/>
-          <w:color w:val="000000" w:themeColor="text1"/>
-          <w:sz w:val="22"/>
-          <w:szCs w:val="24"/>
-        </w:rPr>
-      </w:pPr>
-      <w:r>
-        <w:rPr>
-          <w:bCs/>
-          <w:color w:val="000000" w:themeColor="text1"/>
-          <w:sz w:val="22"/>
-          <w:szCs w:val="24"/>
-        </w:rPr>
-        <w:t>- argv[argc] = NULL</w:t>
-      </w:r>
-      <w:r>
-        <w:rPr>
-          <w:bCs/>
-          <w:color w:val="000000" w:themeColor="text1"/>
-          <w:sz w:val="22"/>
-          <w:szCs w:val="24"/>
-        </w:rPr>
-        <w:t xml:space="preserve"> 푸시: C 표준 규약에 따라 인자 목록의 끝을 표시하는 널 포인터를 푸시한다.</w:t>
-      </w:r>
-    </w:p>
-    <w:p>
-      <w:pPr>
-        <w:pStyle w:val="a3"/>
-        <w:rPr>
-          <w:bCs/>
-          <w:color w:val="000000" w:themeColor="text1"/>
-          <w:sz w:val="22"/>
-          <w:szCs w:val="24"/>
-        </w:rPr>
-      </w:pPr>
-      <w:r>
-        <w:rPr>
-          <w:rFonts w:hint="eastAsia"/>
-          <w:bCs/>
-          <w:color w:val="000000" w:themeColor="text1"/>
-          <w:sz w:val="22"/>
-          <w:szCs w:val="24"/>
-        </w:rPr>
-        <w:t>-</w:t>
+          <w:bCs/>
+          <w:color w:val="000000" w:themeColor="text1"/>
+          <w:sz w:val="22"/>
+          <w:szCs w:val="24"/>
+        </w:rPr>
+        <w:t>준수하며 항상 마지막 바이트에</w:t>
+      </w:r>
+      <w:r>
+        <w:rPr>
+          <w:bCs/>
+          <w:color w:val="000000" w:themeColor="text1"/>
+          <w:sz w:val="22"/>
+          <w:szCs w:val="24"/>
+        </w:rPr>
+        <w:t xml:space="preserve"> \0</w:t>
+      </w:r>
+      <w:r>
+        <w:rPr>
+          <w:bCs/>
+          <w:color w:val="000000" w:themeColor="text1"/>
+          <w:sz w:val="22"/>
+          <w:szCs w:val="24"/>
+        </w:rPr>
+        <w:t>을 보장한다.</w:t>
+      </w:r>
+    </w:p>
+    <w:p>
+      <w:pPr>
+        <w:pStyle w:val="a3"/>
+        <w:rPr>
+          <w:bCs/>
+          <w:color w:val="000000" w:themeColor="text1"/>
+          <w:sz w:val="22"/>
+          <w:szCs w:val="24"/>
+        </w:rPr>
+      </w:pPr>
+      <w:r>
+        <w:rPr>
+          <w:bCs/>
+          <w:color w:val="000000" w:themeColor="text1"/>
+          <w:sz w:val="22"/>
+          <w:szCs w:val="24"/>
+        </w:rPr>
+        <w:t>hex_dump() (lib/stdio.c):</w:t>
+      </w:r>
+    </w:p>
+    <w:p>
+      <w:pPr>
+        <w:pStyle w:val="a3"/>
+        <w:rPr>
+          <w:bCs/>
+          <w:color w:val="000000" w:themeColor="text1"/>
+          <w:sz w:val="22"/>
+          <w:szCs w:val="24"/>
+        </w:rPr>
+      </w:pPr>
+      <w:r>
+        <w:rPr>
+          <w:rFonts w:hint="eastAsia"/>
+          <w:bCs/>
+          <w:color w:val="000000" w:themeColor="text1"/>
+          <w:sz w:val="22"/>
+          <w:szCs w:val="24"/>
+        </w:rPr>
+        <w:t>지정한</w:t>
+      </w:r>
+      <w:r>
+        <w:rPr>
+          <w:bCs/>
+          <w:color w:val="000000" w:themeColor="text1"/>
+          <w:sz w:val="22"/>
+          <w:szCs w:val="24"/>
+        </w:rPr>
+        <w:t xml:space="preserve"> 메모리 주소 영역을 16진수 및 아스키 문자로 출력하는 함수이다. PHYS_BASE - *esp 크기만큼 스택을 덤프하여 매뉴얼의 스택 레이아웃과 일치하는지 시각적으로 검증하는 디버깅 용도로 활용했다.</w:t>
+      </w:r>
+    </w:p>
+    <w:p>
+      <w:pPr>
+        <w:pStyle w:val="a3"/>
+        <w:rPr>
+          <w:bCs/>
+          <w:color w:val="000000" w:themeColor="text1"/>
+          <w:sz w:val="22"/>
+          <w:szCs w:val="24"/>
+        </w:rPr>
+      </w:pPr>
+      <w:r>
+        <w:rPr>
+          <w:bCs/>
+          <w:color w:val="000000" w:themeColor="text1"/>
+          <w:sz w:val="22"/>
+          <w:szCs w:val="24"/>
+        </w:rPr>
+        <w:t>memcpy(), memset() (lib/string.c):</w:t>
+      </w:r>
+    </w:p>
+    <w:p>
+      <w:pPr>
+        <w:pStyle w:val="a3"/>
+        <w:rPr>
+          <w:bCs/>
+          <w:color w:val="000000" w:themeColor="text1"/>
+          <w:sz w:val="22"/>
+          <w:szCs w:val="24"/>
+        </w:rPr>
+      </w:pPr>
+      <w:r>
+        <w:rPr>
+          <w:rFonts w:hint="eastAsia"/>
+          <w:bCs/>
+          <w:color w:val="000000" w:themeColor="text1"/>
+          <w:sz w:val="22"/>
+          <w:szCs w:val="24"/>
+        </w:rPr>
+        <w:t>유저</w:t>
+      </w:r>
+      <w:r>
+        <w:rPr>
+          <w:bCs/>
+          <w:color w:val="000000" w:themeColor="text1"/>
+          <w:sz w:val="22"/>
+          <w:szCs w:val="24"/>
+        </w:rPr>
+        <w:t xml:space="preserve"> 스택 공간에 문자열 바이트를 복사하고, 정렬 패딩을 0으로 채우는 데 사용했다.</w:t>
+      </w:r>
+    </w:p>
+    <w:p>
+      <w:pPr>
+        <w:pStyle w:val="a3"/>
+        <w:rPr>
+          <w:bCs/>
+          <w:color w:val="000000" w:themeColor="text1"/>
+          <w:sz w:val="22"/>
+          <w:szCs w:val="24"/>
+        </w:rPr>
+      </w:pPr>
+    </w:p>
+    <w:p>
+      <w:pPr>
+        <w:pStyle w:val="a3"/>
+        <w:rPr>
+          <w:b/>
+          <w:bCs/>
+          <w:color w:val="000000" w:themeColor="text1"/>
+          <w:sz w:val="22"/>
+          <w:szCs w:val="24"/>
+        </w:rPr>
+      </w:pPr>
+      <w:r>
+        <w:rPr>
+          <w:b/>
+          <w:bCs/>
+          <w:color w:val="000000" w:themeColor="text1"/>
+          <w:sz w:val="22"/>
+          <w:szCs w:val="24"/>
+        </w:rPr>
+        <w:t>[자체 제작 함수]</w:t>
+      </w:r>
+    </w:p>
+    <w:p>
+      <w:pPr>
+        <w:pStyle w:val="a3"/>
+        <w:rPr>
+          <w:bCs/>
+          <w:color w:val="000000" w:themeColor="text1"/>
+          <w:sz w:val="22"/>
+          <w:szCs w:val="24"/>
+        </w:rPr>
+      </w:pPr>
+      <w:r>
+        <w:rPr>
+          <w:bCs/>
+          <w:color w:val="000000" w:themeColor="text1"/>
+          <w:sz w:val="22"/>
+          <w:szCs w:val="24"/>
+        </w:rPr>
+        <w:t>static void argument_stack (char</w:t>
+      </w:r>
+      <w:r>
+        <w:rPr>
+          <w:bCs/>
+          <w:color w:val="000000" w:themeColor="text1"/>
+          <w:sz w:val="22"/>
+          <w:szCs w:val="24"/>
+        </w:rPr>
+        <w:t xml:space="preserve"> **argv, int argc, void **esp):</w:t>
+      </w:r>
+    </w:p>
+    <w:p>
+      <w:pPr>
+        <w:pStyle w:val="a3"/>
+        <w:rPr>
+          <w:bCs/>
+          <w:color w:val="000000" w:themeColor="text1"/>
+          <w:sz w:val="22"/>
+          <w:szCs w:val="24"/>
+        </w:rPr>
+      </w:pPr>
+      <w:r>
+        <w:rPr>
+          <w:bCs/>
+          <w:color w:val="000000" w:themeColor="text1"/>
+          <w:sz w:val="22"/>
+          <w:szCs w:val="24"/>
+        </w:rPr>
+        <w:t xml:space="preserve">process.c에 </w:t>
+      </w:r>
+      <w:r>
+        <w:rPr>
+          <w:rFonts w:hint="eastAsia"/>
+          <w:bCs/>
+          <w:color w:val="000000" w:themeColor="text1"/>
+          <w:sz w:val="22"/>
+          <w:szCs w:val="24"/>
+        </w:rPr>
+        <w:t>새롭게</w:t>
       </w:r>
       <w:r>
         <w:rPr>
@@ -7002,266 +8393,16 @@
           <w:sz w:val="22"/>
           <w:szCs w:val="24"/>
         </w:rPr>
-        <w:t>각</w:t>
-      </w:r>
-      <w:r>
-        <w:rPr>
-          <w:bCs/>
-          <w:color w:val="000000" w:themeColor="text1"/>
-          <w:sz w:val="22"/>
-          <w:szCs w:val="24"/>
-        </w:rPr>
-        <w:t xml:space="preserve"> 인자 문자열의 주소 역순 푸시: 1단계에서 기억해 둔 argv_addr[argc - 1]부터 argv_addr[0]까지의 4바이트 포인터 주소를 스택에 순차적으로 푸시한다.</w:t>
-      </w:r>
-    </w:p>
-    <w:p>
-      <w:pPr>
-        <w:pStyle w:val="a3"/>
-        <w:rPr>
-          <w:bCs/>
-          <w:color w:val="000000" w:themeColor="text1"/>
-          <w:sz w:val="22"/>
-          <w:szCs w:val="24"/>
-        </w:rPr>
-      </w:pPr>
-      <w:r>
-        <w:rPr>
-          <w:bCs/>
-          <w:color w:val="000000" w:themeColor="text1"/>
-          <w:sz w:val="22"/>
-          <w:szCs w:val="24"/>
-        </w:rPr>
-        <w:t xml:space="preserve">- </w:t>
-      </w:r>
-      <w:r>
-        <w:rPr>
-          <w:bCs/>
-          <w:color w:val="000000" w:themeColor="text1"/>
-          <w:sz w:val="22"/>
-          <w:szCs w:val="24"/>
-        </w:rPr>
-        <w:t>argv의 시작 주소 푸시: 현재 스택 포인터 위치(char **)를 4바이트 크기로 푸시한다.</w:t>
-      </w:r>
-    </w:p>
-    <w:p>
-      <w:pPr>
-        <w:pStyle w:val="a3"/>
-        <w:rPr>
-          <w:bCs/>
-          <w:color w:val="000000" w:themeColor="text1"/>
-          <w:sz w:val="22"/>
-          <w:szCs w:val="24"/>
-        </w:rPr>
-      </w:pPr>
-      <w:r>
-        <w:rPr>
-          <w:bCs/>
-          <w:color w:val="000000" w:themeColor="text1"/>
-          <w:sz w:val="22"/>
-          <w:szCs w:val="24"/>
-        </w:rPr>
-        <w:t xml:space="preserve">- </w:t>
-      </w:r>
-      <w:r>
-        <w:rPr>
-          <w:bCs/>
-          <w:color w:val="000000" w:themeColor="text1"/>
-          <w:sz w:val="22"/>
-          <w:szCs w:val="24"/>
-        </w:rPr>
-        <w:t>argc 푸시: 인자의 총 개수인 argc를 4바이트 정수로 푸시한다.</w:t>
-      </w:r>
-    </w:p>
-    <w:p>
-      <w:pPr>
-        <w:pStyle w:val="a3"/>
-        <w:rPr>
-          <w:bCs/>
-          <w:color w:val="000000" w:themeColor="text1"/>
-          <w:sz w:val="22"/>
-          <w:szCs w:val="24"/>
-        </w:rPr>
-      </w:pPr>
-      <w:r>
-        <w:rPr>
-          <w:bCs/>
-          <w:color w:val="000000" w:themeColor="text1"/>
-          <w:sz w:val="22"/>
-          <w:szCs w:val="24"/>
-        </w:rPr>
-        <w:t xml:space="preserve">- </w:t>
-      </w:r>
-      <w:r>
-        <w:rPr>
-          <w:bCs/>
-          <w:color w:val="000000" w:themeColor="text1"/>
-          <w:sz w:val="22"/>
-          <w:szCs w:val="24"/>
-        </w:rPr>
-        <w:t>Fake Return Address 푸시: main() 함수가 호출 규약에 따라 정상 함수 프레임으로 인식하도록 가짜 반환 주소(0) 4바이트를 최상단에 푸시한다.</w:t>
-      </w:r>
-    </w:p>
-    <w:p>
-      <w:pPr>
-        <w:pStyle w:val="a3"/>
-        <w:rPr>
-          <w:bCs/>
-          <w:color w:val="000000" w:themeColor="text1"/>
-          <w:sz w:val="22"/>
-          <w:szCs w:val="24"/>
-        </w:rPr>
-      </w:pPr>
-    </w:p>
-    <w:p>
-      <w:pPr>
-        <w:pStyle w:val="a3"/>
-        <w:rPr>
-          <w:b/>
-          <w:bCs/>
-          <w:color w:val="000000" w:themeColor="text1"/>
-          <w:sz w:val="22"/>
-          <w:szCs w:val="24"/>
-        </w:rPr>
-      </w:pPr>
-      <w:r>
-        <w:rPr>
-          <w:b/>
-          <w:bCs/>
-          <w:color w:val="000000" w:themeColor="text1"/>
-          <w:sz w:val="22"/>
-          <w:szCs w:val="24"/>
-        </w:rPr>
-        <w:t>2. 사용된 라이브러리 및 자체 제작 함수 설명</w:t>
-      </w:r>
-    </w:p>
-    <w:p>
-      <w:pPr>
-        <w:pStyle w:val="a3"/>
-        <w:rPr>
-          <w:b/>
-          <w:bCs/>
-          <w:color w:val="000000" w:themeColor="text1"/>
-          <w:sz w:val="22"/>
-          <w:szCs w:val="24"/>
-        </w:rPr>
-      </w:pPr>
-      <w:r>
-        <w:rPr>
-          <w:b/>
-          <w:bCs/>
-          <w:color w:val="000000" w:themeColor="text1"/>
-          <w:sz w:val="22"/>
-          <w:szCs w:val="24"/>
-        </w:rPr>
-        <w:t>[Pintos 내장 라이브러리]</w:t>
-      </w:r>
-    </w:p>
-    <w:p>
-      <w:pPr>
-        <w:pStyle w:val="a3"/>
-        <w:rPr>
-          <w:bCs/>
-          <w:color w:val="000000" w:themeColor="text1"/>
-          <w:sz w:val="22"/>
-          <w:szCs w:val="24"/>
-        </w:rPr>
-      </w:pPr>
-      <w:r>
-        <w:rPr>
-          <w:bCs/>
-          <w:color w:val="000000" w:themeColor="text1"/>
-          <w:sz w:val="22"/>
-          <w:szCs w:val="24"/>
-        </w:rPr>
-        <w:t>strtok_r() (lib/string.c):</w:t>
-      </w:r>
-    </w:p>
-    <w:p>
-      <w:pPr>
-        <w:pStyle w:val="a3"/>
-        <w:rPr>
-          <w:bCs/>
-          <w:color w:val="000000" w:themeColor="text1"/>
-          <w:sz w:val="22"/>
-          <w:szCs w:val="24"/>
-        </w:rPr>
-      </w:pPr>
-      <w:r>
-        <w:rPr>
-          <w:bCs/>
-          <w:color w:val="000000" w:themeColor="text1"/>
-          <w:sz w:val="22"/>
-          <w:szCs w:val="24"/>
-        </w:rPr>
-        <w:t>strtok의</w:t>
-      </w:r>
-      <w:r>
-        <w:rPr>
-          <w:bCs/>
-          <w:color w:val="000000" w:themeColor="text1"/>
-          <w:sz w:val="22"/>
-          <w:szCs w:val="24"/>
-        </w:rPr>
-        <w:t xml:space="preserve"> reentrant</w:t>
-      </w:r>
-      <w:r>
-        <w:rPr>
-          <w:bCs/>
-          <w:color w:val="000000" w:themeColor="text1"/>
-          <w:sz w:val="22"/>
-          <w:szCs w:val="24"/>
-        </w:rPr>
-        <w:t>버전이다. 일반 strtok은 내부 정적 변수를 사용하여 멀티스레드 환경에서 문맥이 오염될 수 있으나, strtok_r은 세 번째 매개변수인 save_ptr를 통해 호출 스레드의 로컬 상태를 유지하므로 스레드 안전성을 보장한다.</w:t>
-      </w:r>
-    </w:p>
-    <w:p>
-      <w:pPr>
-        <w:pStyle w:val="a3"/>
-        <w:rPr>
-          <w:bCs/>
-          <w:color w:val="000000" w:themeColor="text1"/>
-          <w:sz w:val="22"/>
-          <w:szCs w:val="24"/>
-        </w:rPr>
-      </w:pPr>
-      <w:r>
-        <w:rPr>
-          <w:bCs/>
-          <w:color w:val="000000" w:themeColor="text1"/>
-          <w:sz w:val="22"/>
-          <w:szCs w:val="24"/>
-        </w:rPr>
-        <w:t>strlcpy() (lib/string.c):</w:t>
-      </w:r>
-    </w:p>
-    <w:p>
-      <w:pPr>
-        <w:pStyle w:val="a3"/>
-        <w:rPr>
-          <w:bCs/>
-          <w:color w:val="000000" w:themeColor="text1"/>
-          <w:sz w:val="22"/>
-          <w:szCs w:val="24"/>
-        </w:rPr>
-      </w:pPr>
-      <w:r>
-        <w:rPr>
-          <w:rFonts w:hint="eastAsia"/>
-          <w:bCs/>
-          <w:color w:val="000000" w:themeColor="text1"/>
-          <w:sz w:val="22"/>
-          <w:szCs w:val="24"/>
-        </w:rPr>
-        <w:t>버퍼</w:t>
-      </w:r>
-      <w:r>
-        <w:rPr>
-          <w:bCs/>
-          <w:color w:val="000000" w:themeColor="text1"/>
-          <w:sz w:val="22"/>
-          <w:szCs w:val="24"/>
-        </w:rPr>
-        <w:t xml:space="preserve"> 오버플로우 취약점을 방지하는 문자열 복사 함수이다. 목적지 버퍼 크기를</w:t>
+        <w:t>추가</w:t>
+      </w:r>
+      <w:r>
+        <w:rPr>
+          <w:bCs/>
+          <w:color w:val="000000" w:themeColor="text1"/>
+          <w:sz w:val="22"/>
+          <w:szCs w:val="24"/>
+        </w:rPr>
+        <w:t>된 헬퍼 함수이다. load() 함수가 비대해지는 것을 방지하고 메모리 적재</w:t>
       </w:r>
       <w:r>
         <w:rPr>
@@ -7279,273 +8420,6 @@
           <w:sz w:val="22"/>
           <w:szCs w:val="24"/>
         </w:rPr>
-        <w:t>준수하며 항상 마지막 바이트에</w:t>
-      </w:r>
-      <w:r>
-        <w:rPr>
-          <w:bCs/>
-          <w:color w:val="000000" w:themeColor="text1"/>
-          <w:sz w:val="22"/>
-          <w:szCs w:val="24"/>
-        </w:rPr>
-        <w:t xml:space="preserve"> \0</w:t>
-      </w:r>
-      <w:r>
-        <w:rPr>
-          <w:bCs/>
-          <w:color w:val="000000" w:themeColor="text1"/>
-          <w:sz w:val="22"/>
-          <w:szCs w:val="24"/>
-        </w:rPr>
-        <w:t>을 보장한다.</w:t>
-      </w:r>
-    </w:p>
-    <w:p>
-      <w:pPr>
-        <w:pStyle w:val="a3"/>
-        <w:rPr>
-          <w:bCs/>
-          <w:color w:val="000000" w:themeColor="text1"/>
-          <w:sz w:val="22"/>
-          <w:szCs w:val="24"/>
-        </w:rPr>
-      </w:pPr>
-      <w:r>
-        <w:rPr>
-          <w:bCs/>
-          <w:color w:val="000000" w:themeColor="text1"/>
-          <w:sz w:val="22"/>
-          <w:szCs w:val="24"/>
-        </w:rPr>
-        <w:t>hex_dump() (lib/stdio.c):</w:t>
-      </w:r>
-    </w:p>
-    <w:p>
-      <w:pPr>
-        <w:pStyle w:val="a3"/>
-        <w:rPr>
-          <w:bCs/>
-          <w:color w:val="000000" w:themeColor="text1"/>
-          <w:sz w:val="22"/>
-          <w:szCs w:val="24"/>
-        </w:rPr>
-      </w:pPr>
-      <w:r>
-        <w:rPr>
-          <w:rFonts w:hint="eastAsia"/>
-          <w:bCs/>
-          <w:color w:val="000000" w:themeColor="text1"/>
-          <w:sz w:val="22"/>
-          <w:szCs w:val="24"/>
-        </w:rPr>
-        <w:t>지정한</w:t>
-      </w:r>
-      <w:r>
-        <w:rPr>
-          <w:bCs/>
-          <w:color w:val="000000" w:themeColor="text1"/>
-          <w:sz w:val="22"/>
-          <w:szCs w:val="24"/>
-        </w:rPr>
-        <w:t xml:space="preserve"> 메모리 주소 영역을 16진수 및 아스키 문자로 출력하는 함수이다. PHYS_BASE - *esp 크기만큼 스택을 덤프하여 매뉴얼의 스택 레이아웃과 일치하</w:t>
-      </w:r>
-      <w:r>
-        <w:rPr>
-          <w:bCs/>
-          <w:color w:val="000000" w:themeColor="text1"/>
-          <w:sz w:val="22"/>
-          <w:szCs w:val="24"/>
-        </w:rPr>
-        <w:lastRenderedPageBreak/>
-        <w:t>는지 시각적으로 검증하는 디버깅 용도로 활용했다.</w:t>
-      </w:r>
-    </w:p>
-    <w:p>
-      <w:pPr>
-        <w:pStyle w:val="a3"/>
-        <w:rPr>
-          <w:bCs/>
-          <w:color w:val="000000" w:themeColor="text1"/>
-          <w:sz w:val="22"/>
-          <w:szCs w:val="24"/>
-        </w:rPr>
-      </w:pPr>
-      <w:r>
-        <w:rPr>
-          <w:bCs/>
-          <w:color w:val="000000" w:themeColor="text1"/>
-          <w:sz w:val="22"/>
-          <w:szCs w:val="24"/>
-        </w:rPr>
-        <w:t>memcpy(), memset() (lib/string.c):</w:t>
-      </w:r>
-    </w:p>
-    <w:p>
-      <w:pPr>
-        <w:pStyle w:val="a3"/>
-        <w:rPr>
-          <w:bCs/>
-          <w:color w:val="000000" w:themeColor="text1"/>
-          <w:sz w:val="22"/>
-          <w:szCs w:val="24"/>
-        </w:rPr>
-      </w:pPr>
-      <w:r>
-        <w:rPr>
-          <w:rFonts w:hint="eastAsia"/>
-          <w:bCs/>
-          <w:color w:val="000000" w:themeColor="text1"/>
-          <w:sz w:val="22"/>
-          <w:szCs w:val="24"/>
-        </w:rPr>
-        <w:t>유저</w:t>
-      </w:r>
-      <w:r>
-        <w:rPr>
-          <w:bCs/>
-          <w:color w:val="000000" w:themeColor="text1"/>
-          <w:sz w:val="22"/>
-          <w:szCs w:val="24"/>
-        </w:rPr>
-        <w:t xml:space="preserve"> 스택 공간에 문자열 바이트를 복사하고, 정렬 패딩을 0으로 채우는 데 사용했다.</w:t>
-      </w:r>
-    </w:p>
-    <w:p>
-      <w:pPr>
-        <w:pStyle w:val="a3"/>
-        <w:rPr>
-          <w:bCs/>
-          <w:color w:val="000000" w:themeColor="text1"/>
-          <w:sz w:val="22"/>
-          <w:szCs w:val="24"/>
-        </w:rPr>
-      </w:pPr>
-    </w:p>
-    <w:p>
-      <w:pPr>
-        <w:pStyle w:val="a3"/>
-        <w:rPr>
-          <w:b/>
-          <w:bCs/>
-          <w:color w:val="000000" w:themeColor="text1"/>
-          <w:sz w:val="22"/>
-          <w:szCs w:val="24"/>
-        </w:rPr>
-      </w:pPr>
-      <w:r>
-        <w:rPr>
-          <w:b/>
-          <w:bCs/>
-          <w:color w:val="000000" w:themeColor="text1"/>
-          <w:sz w:val="22"/>
-          <w:szCs w:val="24"/>
-        </w:rPr>
-        <w:t>[자체 제작 함수]</w:t>
-      </w:r>
-    </w:p>
-    <w:p>
-      <w:pPr>
-        <w:pStyle w:val="a3"/>
-        <w:rPr>
-          <w:bCs/>
-          <w:color w:val="000000" w:themeColor="text1"/>
-          <w:sz w:val="22"/>
-          <w:szCs w:val="24"/>
-        </w:rPr>
-      </w:pPr>
-      <w:r>
-        <w:rPr>
-          <w:bCs/>
-          <w:color w:val="000000" w:themeColor="text1"/>
-          <w:sz w:val="22"/>
-          <w:szCs w:val="24"/>
-        </w:rPr>
-        <w:t>static void argument_stack (char</w:t>
-      </w:r>
-      <w:r>
-        <w:rPr>
-          <w:bCs/>
-          <w:color w:val="000000" w:themeColor="text1"/>
-          <w:sz w:val="22"/>
-          <w:szCs w:val="24"/>
-        </w:rPr>
-        <w:t xml:space="preserve"> **argv, int argc, void **esp):</w:t>
-      </w:r>
-    </w:p>
-    <w:p>
-      <w:pPr>
-        <w:pStyle w:val="a3"/>
-        <w:rPr>
-          <w:rFonts w:hint="eastAsia"/>
-          <w:bCs/>
-          <w:color w:val="000000" w:themeColor="text1"/>
-          <w:sz w:val="22"/>
-          <w:szCs w:val="24"/>
-        </w:rPr>
-      </w:pPr>
-      <w:r>
-        <w:rPr>
-          <w:bCs/>
-          <w:color w:val="000000" w:themeColor="text1"/>
-          <w:sz w:val="22"/>
-          <w:szCs w:val="24"/>
-        </w:rPr>
-        <w:t xml:space="preserve">process.c에 </w:t>
-      </w:r>
-      <w:r>
-        <w:rPr>
-          <w:rFonts w:hint="eastAsia"/>
-          <w:bCs/>
-          <w:color w:val="000000" w:themeColor="text1"/>
-          <w:sz w:val="22"/>
-          <w:szCs w:val="24"/>
-        </w:rPr>
-        <w:t>새롭게</w:t>
-      </w:r>
-      <w:r>
-        <w:rPr>
-          <w:bCs/>
-          <w:color w:val="000000" w:themeColor="text1"/>
-          <w:sz w:val="22"/>
-          <w:szCs w:val="24"/>
-        </w:rPr>
-        <w:t xml:space="preserve"> </w:t>
-      </w:r>
-      <w:r>
-        <w:rPr>
-          <w:rFonts w:hint="eastAsia"/>
-          <w:bCs/>
-          <w:color w:val="000000" w:themeColor="text1"/>
-          <w:sz w:val="22"/>
-          <w:szCs w:val="24"/>
-        </w:rPr>
-        <w:t>추가</w:t>
-      </w:r>
-      <w:r>
-        <w:rPr>
-          <w:bCs/>
-          <w:color w:val="000000" w:themeColor="text1"/>
-          <w:sz w:val="22"/>
-          <w:szCs w:val="24"/>
-        </w:rPr>
-        <w:t>된 헬퍼 함수이다. load() 함수가 비대해지는 것을 방지하고 메모리 적재</w:t>
-      </w:r>
-      <w:r>
-        <w:rPr>
-          <w:bCs/>
-          <w:color w:val="000000" w:themeColor="text1"/>
-          <w:sz w:val="22"/>
-          <w:szCs w:val="24"/>
-        </w:rPr>
-        <w:t xml:space="preserve"> </w:t>
-      </w:r>
-      <w:r>
-        <w:rPr>
-          <w:bCs/>
-          <w:color w:val="000000" w:themeColor="text1"/>
-          <w:sz w:val="22"/>
-          <w:szCs w:val="24"/>
-        </w:rPr>
         <w:t>스택 인자 배치</w:t>
       </w:r>
       <w:r>
@@ -7572,7 +8446,6 @@
       <w:pPr>
         <w:pStyle w:val="a3"/>
         <w:rPr>
-          <w:rFonts w:hint="eastAsia"/>
           <w:bCs/>
           <w:color w:val="4472C4" w:themeColor="accent5"/>
           <w:sz w:val="22"/>
@@ -7602,6 +8475,7 @@
           <w:sz w:val="22"/>
           <w:szCs w:val="24"/>
         </w:rPr>
+        <w:lastRenderedPageBreak/>
         <w:t>User Memory Access</w:t>
       </w:r>
     </w:p>
@@ -7610,6 +8484,1575 @@
         <w:pStyle w:val="a3"/>
         <w:ind w:leftChars="600" w:left="1200"/>
         <w:rPr>
+          <w:b/>
+          <w:bCs/>
+          <w:color w:val="000000" w:themeColor="text1"/>
+          <w:sz w:val="22"/>
+          <w:szCs w:val="24"/>
+        </w:rPr>
+      </w:pPr>
+      <w:r>
+        <w:rPr>
+          <w:b/>
+          <w:bCs/>
+          <w:color w:val="000000" w:themeColor="text1"/>
+          <w:sz w:val="22"/>
+          <w:szCs w:val="24"/>
+        </w:rPr>
+        <w:t>1. 구현 내용 및 알고리즘</w:t>
+      </w:r>
+    </w:p>
+    <w:p>
+      <w:pPr>
+        <w:pStyle w:val="a3"/>
+        <w:ind w:leftChars="600" w:left="1200"/>
+        <w:rPr>
+          <w:bCs/>
+          <w:color w:val="000000" w:themeColor="text1"/>
+          <w:sz w:val="22"/>
+          <w:szCs w:val="24"/>
+        </w:rPr>
+      </w:pPr>
+      <w:r>
+        <w:rPr>
+          <w:rFonts w:hint="eastAsia"/>
+          <w:bCs/>
+          <w:color w:val="000000" w:themeColor="text1"/>
+          <w:sz w:val="22"/>
+          <w:szCs w:val="24"/>
+        </w:rPr>
+        <w:t>유저</w:t>
+      </w:r>
+      <w:r>
+        <w:rPr>
+          <w:bCs/>
+          <w:color w:val="000000" w:themeColor="text1"/>
+          <w:sz w:val="22"/>
+          <w:szCs w:val="24"/>
+        </w:rPr>
+        <w:t xml:space="preserve"> 프로그램은 커널 모드에 비해 낮은 특권 레벨에서 동작하므로, 시스템 콜 호출이나 일반 코드 실행 시 커널 메모리 영역을 침범하거나 유효하지 않은 주소(NULL, 미매핑 주소)에 접근하지 못하도록 격리해야 한다. 만약 커널이 유저가 전달한 불량 포인터를 검증 없이 역참조하면 운영체제 전체가 충돌을 일으키므로, 이를 원천 차단하는 방어 로직을 구현했다.</w:t>
+      </w:r>
+    </w:p>
+    <w:p>
+      <w:pPr>
+        <w:pStyle w:val="a3"/>
+        <w:ind w:leftChars="600" w:left="1200"/>
+        <w:rPr>
+          <w:bCs/>
+          <w:color w:val="000000" w:themeColor="text1"/>
+          <w:sz w:val="22"/>
+          <w:szCs w:val="24"/>
+        </w:rPr>
+      </w:pPr>
+    </w:p>
+    <w:p>
+      <w:pPr>
+        <w:pStyle w:val="a3"/>
+        <w:ind w:leftChars="600" w:left="1200"/>
+        <w:rPr>
+          <w:b/>
+          <w:bCs/>
+          <w:color w:val="000000" w:themeColor="text1"/>
+          <w:sz w:val="22"/>
+          <w:szCs w:val="24"/>
+        </w:rPr>
+      </w:pPr>
+      <w:r>
+        <w:rPr>
+          <w:b/>
+          <w:bCs/>
+          <w:color w:val="000000" w:themeColor="text1"/>
+          <w:sz w:val="22"/>
+          <w:szCs w:val="24"/>
+        </w:rPr>
+        <w:t>1) 포인터 유효성 검증 함수 구현 (is_valid_address())</w:t>
+      </w:r>
+    </w:p>
+    <w:p>
+      <w:pPr>
+        <w:pStyle w:val="a3"/>
+        <w:ind w:leftChars="600" w:left="1200"/>
+        <w:rPr>
+          <w:bCs/>
+          <w:color w:val="000000" w:themeColor="text1"/>
+          <w:sz w:val="22"/>
+          <w:szCs w:val="24"/>
+        </w:rPr>
+      </w:pPr>
+      <w:r>
+        <w:rPr>
+          <w:bCs/>
+          <w:color w:val="000000" w:themeColor="text1"/>
+          <w:sz w:val="22"/>
+          <w:szCs w:val="24"/>
+        </w:rPr>
+        <w:t>유저가 전달한 메모리 주소 포인터가 유효한 유저 가상 주소 공간에 속해 있으며, 실제 물리 메모리에 매핑되어 있는지 3단계로 검증한다.</w:t>
+      </w:r>
+    </w:p>
+    <w:p>
+      <w:pPr>
+        <w:pStyle w:val="a3"/>
+        <w:ind w:leftChars="600" w:left="1200"/>
+        <w:rPr>
+          <w:bCs/>
+          <w:color w:val="000000" w:themeColor="text1"/>
+          <w:sz w:val="22"/>
+          <w:szCs w:val="24"/>
+        </w:rPr>
+      </w:pPr>
+    </w:p>
+    <w:p>
+      <w:pPr>
+        <w:pStyle w:val="a3"/>
+        <w:ind w:leftChars="600" w:left="1200"/>
+        <w:rPr>
+          <w:b/>
+          <w:bCs/>
+          <w:color w:val="000000" w:themeColor="text1"/>
+          <w:sz w:val="22"/>
+          <w:szCs w:val="24"/>
+        </w:rPr>
+      </w:pPr>
+      <w:r>
+        <w:rPr>
+          <w:rFonts w:hint="eastAsia"/>
+          <w:b/>
+          <w:bCs/>
+          <w:color w:val="000000" w:themeColor="text1"/>
+          <w:sz w:val="22"/>
+          <w:szCs w:val="24"/>
+        </w:rPr>
+        <w:t>알고리즘</w:t>
+      </w:r>
+      <w:r>
+        <w:rPr>
+          <w:b/>
+          <w:bCs/>
+          <w:color w:val="000000" w:themeColor="text1"/>
+          <w:sz w:val="22"/>
+          <w:szCs w:val="24"/>
+        </w:rPr>
+        <w:t>:</w:t>
+      </w:r>
+    </w:p>
+    <w:p>
+      <w:pPr>
+        <w:pStyle w:val="a3"/>
+        <w:ind w:leftChars="600" w:left="1200"/>
+        <w:rPr>
+          <w:bCs/>
+          <w:color w:val="000000" w:themeColor="text1"/>
+          <w:sz w:val="22"/>
+          <w:szCs w:val="24"/>
+        </w:rPr>
+      </w:pPr>
+      <w:r>
+        <w:rPr>
+          <w:bCs/>
+          <w:color w:val="000000" w:themeColor="text1"/>
+          <w:sz w:val="22"/>
+          <w:szCs w:val="24"/>
+        </w:rPr>
+        <w:t xml:space="preserve">- </w:t>
+      </w:r>
+      <w:r>
+        <w:rPr>
+          <w:bCs/>
+          <w:color w:val="000000" w:themeColor="text1"/>
+          <w:sz w:val="22"/>
+          <w:szCs w:val="24"/>
+        </w:rPr>
+        <w:t>NULL 포인터 검증: 주소 값이 0x00000000인 널 포인터를 즉시 식별한다.</w:t>
+      </w:r>
+    </w:p>
+    <w:p>
+      <w:pPr>
+        <w:pStyle w:val="a3"/>
+        <w:ind w:leftChars="600" w:left="1200"/>
+        <w:rPr>
+          <w:bCs/>
+          <w:color w:val="000000" w:themeColor="text1"/>
+          <w:sz w:val="22"/>
+          <w:szCs w:val="24"/>
+        </w:rPr>
+      </w:pPr>
+      <w:r>
+        <w:rPr>
+          <w:bCs/>
+          <w:color w:val="000000" w:themeColor="text1"/>
+          <w:sz w:val="22"/>
+          <w:szCs w:val="24"/>
+        </w:rPr>
+        <w:t xml:space="preserve">- </w:t>
+      </w:r>
+      <w:r>
+        <w:rPr>
+          <w:rFonts w:hint="eastAsia"/>
+          <w:bCs/>
+          <w:color w:val="000000" w:themeColor="text1"/>
+          <w:sz w:val="22"/>
+          <w:szCs w:val="24"/>
+        </w:rPr>
+        <w:t>커널</w:t>
+      </w:r>
+      <w:r>
+        <w:rPr>
+          <w:bCs/>
+          <w:color w:val="000000" w:themeColor="text1"/>
+          <w:sz w:val="22"/>
+          <w:szCs w:val="24"/>
+        </w:rPr>
+        <w:t xml:space="preserve"> 영역 침범: 주소가 유저 가상 주소 상한선인 PHYS_BASE (0xc0000000) 이상인지 확인하여, 유저 프로그램이 커널 메모리에 접근하려는 시도를 차단한다.</w:t>
+      </w:r>
+    </w:p>
+    <w:p>
+      <w:pPr>
+        <w:pStyle w:val="a3"/>
+        <w:ind w:leftChars="600" w:left="1200"/>
+        <w:rPr>
+          <w:bCs/>
+          <w:color w:val="000000" w:themeColor="text1"/>
+          <w:sz w:val="22"/>
+          <w:szCs w:val="24"/>
+        </w:rPr>
+      </w:pPr>
+      <w:r>
+        <w:rPr>
+          <w:bCs/>
+          <w:color w:val="000000" w:themeColor="text1"/>
+          <w:sz w:val="22"/>
+          <w:szCs w:val="24"/>
+        </w:rPr>
+        <w:t xml:space="preserve">- </w:t>
+      </w:r>
+      <w:r>
+        <w:rPr>
+          <w:rFonts w:hint="eastAsia"/>
+          <w:bCs/>
+          <w:color w:val="000000" w:themeColor="text1"/>
+          <w:sz w:val="22"/>
+          <w:szCs w:val="24"/>
+        </w:rPr>
+        <w:t>물리</w:t>
+      </w:r>
+      <w:r>
+        <w:rPr>
+          <w:bCs/>
+          <w:color w:val="000000" w:themeColor="text1"/>
+          <w:sz w:val="22"/>
+          <w:szCs w:val="24"/>
+        </w:rPr>
+        <w:t xml:space="preserve"> 메모리 매핑: 가상 주소 자체는 PHYS_BASE 미만일지라도 현재 프로세스의 페이지 디렉토리에 물리 프레임이 할당·매핑되지 않은 비어있는 페이지 주소인지 확인한다.</w:t>
+      </w:r>
+    </w:p>
+    <w:p>
+      <w:pPr>
+        <w:pStyle w:val="a3"/>
+        <w:ind w:leftChars="600" w:left="1200"/>
+        <w:rPr>
+          <w:bCs/>
+          <w:color w:val="000000" w:themeColor="text1"/>
+          <w:sz w:val="22"/>
+          <w:szCs w:val="24"/>
+        </w:rPr>
+      </w:pPr>
+      <w:r>
+        <w:rPr>
+          <w:rFonts w:hint="eastAsia"/>
+          <w:bCs/>
+          <w:color w:val="000000" w:themeColor="text1"/>
+          <w:sz w:val="22"/>
+          <w:szCs w:val="24"/>
+        </w:rPr>
+        <w:t>-</w:t>
+      </w:r>
+      <w:r>
+        <w:rPr>
+          <w:bCs/>
+          <w:color w:val="000000" w:themeColor="text1"/>
+          <w:sz w:val="22"/>
+          <w:szCs w:val="24"/>
+        </w:rPr>
+        <w:t xml:space="preserve"> </w:t>
+      </w:r>
+      <w:r>
+        <w:rPr>
+          <w:rFonts w:hint="eastAsia"/>
+          <w:bCs/>
+          <w:color w:val="000000" w:themeColor="text1"/>
+          <w:sz w:val="22"/>
+          <w:szCs w:val="24"/>
+        </w:rPr>
+        <w:t>비정상</w:t>
+      </w:r>
+      <w:r>
+        <w:rPr>
+          <w:bCs/>
+          <w:color w:val="000000" w:themeColor="text1"/>
+          <w:sz w:val="22"/>
+          <w:szCs w:val="24"/>
+        </w:rPr>
+        <w:t xml:space="preserve"> 주소 처리: 위 세 가지 조건 중 하나라도 만족하면 커널이 죽지 않도록 방어하기 위해 즉시 exit(-1)을 호출하여 해당 유저 프로세스를 안전하게 강제 종료한다.</w:t>
+      </w:r>
+    </w:p>
+    <w:p>
+      <w:pPr>
+        <w:pStyle w:val="a3"/>
+        <w:ind w:leftChars="600" w:left="1200"/>
+        <w:rPr>
+          <w:bCs/>
+          <w:color w:val="000000" w:themeColor="text1"/>
+          <w:sz w:val="22"/>
+          <w:szCs w:val="24"/>
+        </w:rPr>
+      </w:pPr>
+    </w:p>
+    <w:p>
+      <w:pPr>
+        <w:pStyle w:val="a3"/>
+        <w:ind w:leftChars="600" w:left="1200"/>
+        <w:rPr>
+          <w:bCs/>
+          <w:color w:val="000000" w:themeColor="text1"/>
+          <w:sz w:val="22"/>
+          <w:szCs w:val="24"/>
+        </w:rPr>
+      </w:pPr>
+    </w:p>
+    <w:p>
+      <w:pPr>
+        <w:pStyle w:val="a3"/>
+        <w:ind w:leftChars="600" w:left="1200"/>
+        <w:rPr>
+          <w:bCs/>
+          <w:color w:val="000000" w:themeColor="text1"/>
+          <w:sz w:val="22"/>
+          <w:szCs w:val="24"/>
+        </w:rPr>
+      </w:pPr>
+    </w:p>
+    <w:p>
+      <w:pPr>
+        <w:pStyle w:val="a3"/>
+        <w:ind w:leftChars="600" w:left="1200"/>
+        <w:rPr>
+          <w:rFonts w:hint="eastAsia"/>
+          <w:bCs/>
+          <w:color w:val="000000" w:themeColor="text1"/>
+          <w:sz w:val="22"/>
+          <w:szCs w:val="24"/>
+        </w:rPr>
+      </w:pPr>
+    </w:p>
+    <w:p>
+      <w:pPr>
+        <w:pStyle w:val="a3"/>
+        <w:ind w:leftChars="600" w:left="1200"/>
+        <w:rPr>
+          <w:b/>
+          <w:bCs/>
+          <w:color w:val="000000" w:themeColor="text1"/>
+          <w:sz w:val="22"/>
+          <w:szCs w:val="24"/>
+        </w:rPr>
+      </w:pPr>
+      <w:r>
+        <w:rPr>
+          <w:b/>
+          <w:bCs/>
+          <w:color w:val="000000" w:themeColor="text1"/>
+          <w:sz w:val="22"/>
+          <w:szCs w:val="24"/>
+        </w:rPr>
+        <w:lastRenderedPageBreak/>
+        <w:t>2) 시스템 콜 핸들러에서의 스택 및 인자 검문 (syscall_handler())</w:t>
+      </w:r>
+    </w:p>
+    <w:p>
+      <w:pPr>
+        <w:pStyle w:val="a3"/>
+        <w:ind w:leftChars="600" w:left="1200"/>
+        <w:rPr>
+          <w:bCs/>
+          <w:color w:val="000000" w:themeColor="text1"/>
+          <w:sz w:val="22"/>
+          <w:szCs w:val="24"/>
+        </w:rPr>
+      </w:pPr>
+      <w:r>
+        <w:rPr>
+          <w:bCs/>
+          <w:color w:val="000000" w:themeColor="text1"/>
+          <w:sz w:val="22"/>
+          <w:szCs w:val="24"/>
+        </w:rPr>
+        <w:t>유저가 시스템 콜(int $0x30)을 요청했을 때, 유저 스택 포인터와 전달된 인자들의 위치가 안전한지 검사한 뒤 시스템 콜 번호를 추출한다.</w:t>
+      </w:r>
+    </w:p>
+    <w:p>
+      <w:pPr>
+        <w:pStyle w:val="a3"/>
+        <w:ind w:leftChars="600" w:left="1200"/>
+        <w:rPr>
+          <w:b/>
+          <w:bCs/>
+          <w:color w:val="000000" w:themeColor="text1"/>
+          <w:sz w:val="22"/>
+          <w:szCs w:val="24"/>
+        </w:rPr>
+      </w:pPr>
+      <w:r>
+        <w:rPr>
+          <w:rFonts w:hint="eastAsia"/>
+          <w:b/>
+          <w:bCs/>
+          <w:color w:val="000000" w:themeColor="text1"/>
+          <w:sz w:val="22"/>
+          <w:szCs w:val="24"/>
+        </w:rPr>
+        <w:t>알고리즘</w:t>
+      </w:r>
+      <w:r>
+        <w:rPr>
+          <w:b/>
+          <w:bCs/>
+          <w:color w:val="000000" w:themeColor="text1"/>
+          <w:sz w:val="22"/>
+          <w:szCs w:val="24"/>
+        </w:rPr>
+        <w:t>:</w:t>
+      </w:r>
+    </w:p>
+    <w:p>
+      <w:pPr>
+        <w:pStyle w:val="a3"/>
+        <w:ind w:leftChars="600" w:left="1200"/>
+        <w:rPr>
+          <w:bCs/>
+          <w:color w:val="000000" w:themeColor="text1"/>
+          <w:sz w:val="22"/>
+          <w:szCs w:val="24"/>
+        </w:rPr>
+      </w:pPr>
+      <w:r>
+        <w:rPr>
+          <w:rFonts w:hint="eastAsia"/>
+          <w:bCs/>
+          <w:color w:val="000000" w:themeColor="text1"/>
+          <w:sz w:val="22"/>
+          <w:szCs w:val="24"/>
+        </w:rPr>
+        <w:t>-</w:t>
+      </w:r>
+      <w:r>
+        <w:rPr>
+          <w:bCs/>
+          <w:color w:val="000000" w:themeColor="text1"/>
+          <w:sz w:val="22"/>
+          <w:szCs w:val="24"/>
+        </w:rPr>
+        <w:t xml:space="preserve"> </w:t>
+      </w:r>
+      <w:r>
+        <w:rPr>
+          <w:rFonts w:hint="eastAsia"/>
+          <w:bCs/>
+          <w:color w:val="000000" w:themeColor="text1"/>
+          <w:sz w:val="22"/>
+          <w:szCs w:val="24"/>
+        </w:rPr>
+        <w:t>시스템</w:t>
+      </w:r>
+      <w:r>
+        <w:rPr>
+          <w:bCs/>
+          <w:color w:val="000000" w:themeColor="text1"/>
+          <w:sz w:val="22"/>
+          <w:szCs w:val="24"/>
+        </w:rPr>
+        <w:t xml:space="preserve"> 콜 번호를 읽기 전에 먼저 is_valid_address(f-&gt;esp)를 호출하여, 호출자의 스택 포인터 자체가 조작되거나 파괴되지 않았는지 검증한다</w:t>
+      </w:r>
+      <w:r>
+        <w:rPr>
+          <w:bCs/>
+          <w:color w:val="000000" w:themeColor="text1"/>
+          <w:sz w:val="22"/>
+          <w:szCs w:val="24"/>
+        </w:rPr>
+        <w:t>.</w:t>
+      </w:r>
+    </w:p>
+    <w:p>
+      <w:pPr>
+        <w:pStyle w:val="a3"/>
+        <w:ind w:leftChars="600" w:left="1200"/>
+        <w:rPr>
+          <w:bCs/>
+          <w:color w:val="000000" w:themeColor="text1"/>
+          <w:sz w:val="22"/>
+          <w:szCs w:val="24"/>
+        </w:rPr>
+      </w:pPr>
+      <w:r>
+        <w:rPr>
+          <w:rFonts w:hint="eastAsia"/>
+          <w:bCs/>
+          <w:color w:val="000000" w:themeColor="text1"/>
+          <w:sz w:val="22"/>
+          <w:szCs w:val="24"/>
+        </w:rPr>
+        <w:t>-</w:t>
+      </w:r>
+      <w:r>
+        <w:rPr>
+          <w:bCs/>
+          <w:color w:val="000000" w:themeColor="text1"/>
+          <w:sz w:val="22"/>
+          <w:szCs w:val="24"/>
+        </w:rPr>
+        <w:t xml:space="preserve"> </w:t>
+      </w:r>
+      <w:r>
+        <w:rPr>
+          <w:rFonts w:hint="eastAsia"/>
+          <w:bCs/>
+          <w:color w:val="000000" w:themeColor="text1"/>
+          <w:sz w:val="22"/>
+          <w:szCs w:val="24"/>
+        </w:rPr>
+        <w:t>스택</w:t>
+      </w:r>
+      <w:r>
+        <w:rPr>
+          <w:bCs/>
+          <w:color w:val="000000" w:themeColor="text1"/>
+          <w:sz w:val="22"/>
+          <w:szCs w:val="24"/>
+        </w:rPr>
+        <w:t xml:space="preserve"> 포인터가 안전함이 확인되면 시스템 콜 번호를 추출하여 switch-case 문으로 분기한다.</w:t>
+      </w:r>
+    </w:p>
+    <w:p>
+      <w:pPr>
+        <w:pStyle w:val="a3"/>
+        <w:ind w:leftChars="600" w:left="1200"/>
+        <w:rPr>
+          <w:rFonts w:hint="eastAsia"/>
+          <w:bCs/>
+          <w:color w:val="000000" w:themeColor="text1"/>
+          <w:sz w:val="22"/>
+          <w:szCs w:val="24"/>
+        </w:rPr>
+      </w:pPr>
+      <w:r>
+        <w:rPr>
+          <w:rFonts w:hint="eastAsia"/>
+          <w:bCs/>
+          <w:color w:val="000000" w:themeColor="text1"/>
+          <w:sz w:val="22"/>
+          <w:szCs w:val="24"/>
+        </w:rPr>
+        <w:t>-</w:t>
+      </w:r>
+      <w:r>
+        <w:rPr>
+          <w:bCs/>
+          <w:color w:val="000000" w:themeColor="text1"/>
+          <w:sz w:val="22"/>
+          <w:szCs w:val="24"/>
+        </w:rPr>
+        <w:t xml:space="preserve"> </w:t>
+      </w:r>
+      <w:r>
+        <w:rPr>
+          <w:rFonts w:hint="eastAsia"/>
+          <w:bCs/>
+          <w:color w:val="000000" w:themeColor="text1"/>
+          <w:sz w:val="22"/>
+          <w:szCs w:val="24"/>
+        </w:rPr>
+        <w:t>개별</w:t>
+      </w:r>
+      <w:r>
+        <w:rPr>
+          <w:bCs/>
+          <w:color w:val="000000" w:themeColor="text1"/>
+          <w:sz w:val="22"/>
+          <w:szCs w:val="24"/>
+        </w:rPr>
+        <w:t xml:space="preserve"> 시스템 콜 처리 시, 스택에 놓인 인자 위치(예: f-&gt;esp + 1) 역시 is_valid_address()를 통해 연속적으로 검증한 후 실제 인자 값을 역참조하여 함수에 전달한다</w:t>
+      </w:r>
+      <w:r>
+        <w:rPr>
+          <w:bCs/>
+          <w:color w:val="000000" w:themeColor="text1"/>
+          <w:sz w:val="22"/>
+          <w:szCs w:val="24"/>
+        </w:rPr>
+        <w:t>.</w:t>
+      </w:r>
+      <w:r>
+        <w:rPr>
+          <w:bCs/>
+          <w:color w:val="000000" w:themeColor="text1"/>
+          <w:sz w:val="22"/>
+          <w:szCs w:val="24"/>
+        </w:rPr>
+        <w:t xml:space="preserve"> (</w:t>
+      </w:r>
+      <w:r>
+        <w:rPr>
+          <w:rFonts w:hint="eastAsia"/>
+          <w:bCs/>
+          <w:color w:val="000000" w:themeColor="text1"/>
+          <w:sz w:val="22"/>
+          <w:szCs w:val="24"/>
+        </w:rPr>
+        <w:t>유저 메모리 제일 높은 주소에 esp를 두고 반환하는 경우,</w:t>
+      </w:r>
+      <w:r>
+        <w:rPr>
+          <w:bCs/>
+          <w:color w:val="000000" w:themeColor="text1"/>
+          <w:sz w:val="22"/>
+          <w:szCs w:val="24"/>
+        </w:rPr>
+        <w:t xml:space="preserve"> esp</w:t>
+      </w:r>
+      <w:r>
+        <w:rPr>
+          <w:rFonts w:hint="eastAsia"/>
+          <w:bCs/>
+          <w:color w:val="000000" w:themeColor="text1"/>
+          <w:sz w:val="22"/>
+          <w:szCs w:val="24"/>
+        </w:rPr>
+        <w:t xml:space="preserve">는 유저 공간이라 안잡히지만 </w:t>
+      </w:r>
+      <w:r>
+        <w:rPr>
+          <w:bCs/>
+          <w:color w:val="000000" w:themeColor="text1"/>
+          <w:sz w:val="22"/>
+          <w:szCs w:val="24"/>
+        </w:rPr>
+        <w:t>esp+4</w:t>
+      </w:r>
+      <w:r>
+        <w:rPr>
+          <w:rFonts w:hint="eastAsia"/>
+          <w:bCs/>
+          <w:color w:val="000000" w:themeColor="text1"/>
+          <w:sz w:val="22"/>
+          <w:szCs w:val="24"/>
+        </w:rPr>
+        <w:t>는 커널 공간임.</w:t>
+      </w:r>
+      <w:r>
+        <w:rPr>
+          <w:bCs/>
+          <w:color w:val="000000" w:themeColor="text1"/>
+          <w:sz w:val="22"/>
+          <w:szCs w:val="24"/>
+        </w:rPr>
+        <w:t xml:space="preserve"> </w:t>
+      </w:r>
+      <w:r>
+        <w:rPr>
+          <w:rFonts w:hint="eastAsia"/>
+          <w:bCs/>
+          <w:color w:val="000000" w:themeColor="text1"/>
+          <w:sz w:val="22"/>
+          <w:szCs w:val="24"/>
+        </w:rPr>
+        <w:t>이 경우를 처리)</w:t>
+      </w:r>
+      <w:bookmarkStart w:id="1" w:name="_GoBack"/>
+      <w:bookmarkEnd w:id="1"/>
+    </w:p>
+    <w:p>
+      <w:pPr>
+        <w:pStyle w:val="a3"/>
+        <w:ind w:leftChars="600" w:left="1200"/>
+        <w:rPr>
+          <w:bCs/>
+          <w:color w:val="000000" w:themeColor="text1"/>
+          <w:sz w:val="22"/>
+          <w:szCs w:val="24"/>
+        </w:rPr>
+      </w:pPr>
+    </w:p>
+    <w:p>
+      <w:pPr>
+        <w:pStyle w:val="a3"/>
+        <w:ind w:leftChars="600" w:left="1200"/>
+        <w:rPr>
+          <w:b/>
+          <w:bCs/>
+          <w:color w:val="000000" w:themeColor="text1"/>
+          <w:sz w:val="22"/>
+          <w:szCs w:val="24"/>
+        </w:rPr>
+      </w:pPr>
+      <w:r>
+        <w:rPr>
+          <w:b/>
+          <w:bCs/>
+          <w:color w:val="000000" w:themeColor="text1"/>
+          <w:sz w:val="22"/>
+          <w:szCs w:val="24"/>
+        </w:rPr>
+        <w:t>3) 유저 레벨 Page Fault 예외 핸들러 수정 (exception.c)</w:t>
+      </w:r>
+    </w:p>
+    <w:p>
+      <w:pPr>
+        <w:pStyle w:val="a3"/>
+        <w:ind w:leftChars="600" w:left="1200"/>
+        <w:rPr>
+          <w:bCs/>
+          <w:color w:val="000000" w:themeColor="text1"/>
+          <w:sz w:val="22"/>
+          <w:szCs w:val="24"/>
+        </w:rPr>
+      </w:pPr>
+      <w:r>
+        <w:rPr>
+          <w:bCs/>
+          <w:color w:val="000000" w:themeColor="text1"/>
+          <w:sz w:val="22"/>
+          <w:szCs w:val="24"/>
+        </w:rPr>
+        <w:t>시스템 콜 내부가 아닌 유저 프로그램 자체 코드 실행 중 잘못된 메모리 역참조가 발생했을 때, 커널 오류 메시지 출력을 방지하고 표준 프로세스 종료 규격을 준수하도록 처리한다.</w:t>
+      </w:r>
+    </w:p>
+    <w:p>
+      <w:pPr>
+        <w:pStyle w:val="a3"/>
+        <w:ind w:leftChars="600" w:left="1200"/>
+        <w:rPr>
+          <w:bCs/>
+          <w:color w:val="000000" w:themeColor="text1"/>
+          <w:sz w:val="22"/>
+          <w:szCs w:val="24"/>
+        </w:rPr>
+      </w:pPr>
+    </w:p>
+    <w:p>
+      <w:pPr>
+        <w:pStyle w:val="a3"/>
+        <w:ind w:leftChars="600" w:left="1200"/>
+        <w:rPr>
+          <w:b/>
+          <w:bCs/>
+          <w:color w:val="000000" w:themeColor="text1"/>
+          <w:sz w:val="22"/>
+          <w:szCs w:val="24"/>
+        </w:rPr>
+      </w:pPr>
+      <w:r>
+        <w:rPr>
+          <w:rFonts w:hint="eastAsia"/>
+          <w:b/>
+          <w:bCs/>
+          <w:color w:val="000000" w:themeColor="text1"/>
+          <w:sz w:val="22"/>
+          <w:szCs w:val="24"/>
+        </w:rPr>
+        <w:t>알고리즘</w:t>
+      </w:r>
+      <w:r>
+        <w:rPr>
+          <w:b/>
+          <w:bCs/>
+          <w:color w:val="000000" w:themeColor="text1"/>
+          <w:sz w:val="22"/>
+          <w:szCs w:val="24"/>
+        </w:rPr>
+        <w:t>:</w:t>
+      </w:r>
+    </w:p>
+    <w:p>
+      <w:pPr>
+        <w:pStyle w:val="a3"/>
+        <w:ind w:leftChars="600" w:left="1200"/>
+        <w:rPr>
+          <w:bCs/>
+          <w:color w:val="000000" w:themeColor="text1"/>
+          <w:sz w:val="22"/>
+          <w:szCs w:val="24"/>
+        </w:rPr>
+      </w:pPr>
+      <w:r>
+        <w:rPr>
+          <w:bCs/>
+          <w:color w:val="000000" w:themeColor="text1"/>
+          <w:sz w:val="22"/>
+          <w:szCs w:val="24"/>
+        </w:rPr>
+        <w:t xml:space="preserve">- </w:t>
+      </w:r>
+      <w:r>
+        <w:rPr>
+          <w:bCs/>
+          <w:color w:val="000000" w:themeColor="text1"/>
+          <w:sz w:val="22"/>
+          <w:szCs w:val="24"/>
+        </w:rPr>
+        <w:t>CPU 하드웨어가 잘못된 메모리 접근을 감지하고 인터럽트 14번을 트리거하면 page_fault() 핸들러가 실행된다.</w:t>
+      </w:r>
+    </w:p>
+    <w:p>
+      <w:pPr>
+        <w:pStyle w:val="a3"/>
+        <w:ind w:leftChars="600" w:left="1200"/>
+        <w:rPr>
+          <w:bCs/>
+          <w:color w:val="000000" w:themeColor="text1"/>
+          <w:sz w:val="22"/>
+          <w:szCs w:val="24"/>
+        </w:rPr>
+      </w:pPr>
+      <w:r>
+        <w:rPr>
+          <w:bCs/>
+          <w:color w:val="000000" w:themeColor="text1"/>
+          <w:sz w:val="22"/>
+          <w:szCs w:val="24"/>
+        </w:rPr>
+        <w:t xml:space="preserve">- </w:t>
+      </w:r>
+      <w:r>
+        <w:rPr>
+          <w:rFonts w:hint="eastAsia"/>
+          <w:bCs/>
+          <w:color w:val="000000" w:themeColor="text1"/>
+          <w:sz w:val="22"/>
+          <w:szCs w:val="24"/>
+        </w:rPr>
+        <w:t>인터럽트</w:t>
+      </w:r>
+      <w:r>
+        <w:rPr>
+          <w:bCs/>
+          <w:color w:val="000000" w:themeColor="text1"/>
+          <w:sz w:val="22"/>
+          <w:szCs w:val="24"/>
+        </w:rPr>
+        <w:t xml:space="preserve"> 프레임의 에러 코드 플래그를 검사하여 결함이 발생한 컨텍스트가 유저 모드인지 확인한다.</w:t>
+      </w:r>
+    </w:p>
+    <w:p>
+      <w:pPr>
+        <w:pStyle w:val="a3"/>
+        <w:ind w:leftChars="600" w:left="1200"/>
+        <w:rPr>
+          <w:bCs/>
+          <w:color w:val="000000" w:themeColor="text1"/>
+          <w:sz w:val="22"/>
+          <w:szCs w:val="24"/>
+        </w:rPr>
+      </w:pPr>
+      <w:r>
+        <w:rPr>
+          <w:bCs/>
+          <w:color w:val="000000" w:themeColor="text1"/>
+          <w:sz w:val="22"/>
+          <w:szCs w:val="24"/>
+        </w:rPr>
+        <w:t xml:space="preserve">- </w:t>
+      </w:r>
+      <w:r>
+        <w:rPr>
+          <w:bCs/>
+          <w:color w:val="000000" w:themeColor="text1"/>
+          <w:sz w:val="22"/>
+          <w:szCs w:val="24"/>
+        </w:rPr>
+        <w:t>user == true인 경우 커널 메시지(printf) 및 레지스터 덤프를 생략하고 즉시 exit(-1)을 호출하여 프로세스를 종료한다. 이를 통해 bad-read, bad-write, bad-jump 등의 테스트에서 요구하는 프로세스명: exit(-1) 규격을 정확히 충족하도록 한다.</w:t>
+      </w:r>
+    </w:p>
+    <w:p>
+      <w:pPr>
+        <w:pStyle w:val="a3"/>
+        <w:ind w:leftChars="600" w:left="1200"/>
+        <w:rPr>
+          <w:bCs/>
+          <w:color w:val="000000" w:themeColor="text1"/>
+          <w:sz w:val="22"/>
+          <w:szCs w:val="24"/>
+        </w:rPr>
+      </w:pPr>
+    </w:p>
+    <w:p>
+      <w:pPr>
+        <w:pStyle w:val="a3"/>
+        <w:ind w:leftChars="600" w:left="1200"/>
+        <w:rPr>
+          <w:bCs/>
+          <w:color w:val="000000" w:themeColor="text1"/>
+          <w:sz w:val="22"/>
+          <w:szCs w:val="24"/>
+        </w:rPr>
+      </w:pPr>
+    </w:p>
+    <w:p>
+      <w:pPr>
+        <w:pStyle w:val="a3"/>
+        <w:ind w:leftChars="600" w:left="1200"/>
+        <w:rPr>
+          <w:b/>
+          <w:bCs/>
+          <w:color w:val="000000" w:themeColor="text1"/>
+          <w:sz w:val="22"/>
+          <w:szCs w:val="24"/>
+        </w:rPr>
+      </w:pPr>
+      <w:r>
+        <w:rPr>
+          <w:b/>
+          <w:bCs/>
+          <w:color w:val="000000" w:themeColor="text1"/>
+          <w:sz w:val="22"/>
+          <w:szCs w:val="24"/>
+        </w:rPr>
+        <w:t>4) 스레드 종료 상태 확장 및 종료 함수 구현 (thread.h, syscall.c)</w:t>
+      </w:r>
+    </w:p>
+    <w:p>
+      <w:pPr>
+        <w:pStyle w:val="a3"/>
+        <w:ind w:leftChars="600" w:left="1200"/>
+        <w:rPr>
+          <w:bCs/>
+          <w:color w:val="000000" w:themeColor="text1"/>
+          <w:sz w:val="22"/>
+          <w:szCs w:val="24"/>
+        </w:rPr>
+      </w:pPr>
+      <w:r>
+        <w:rPr>
+          <w:rFonts w:hint="eastAsia"/>
+          <w:bCs/>
+          <w:color w:val="000000" w:themeColor="text1"/>
+          <w:sz w:val="22"/>
+          <w:szCs w:val="24"/>
+        </w:rPr>
+        <w:t>-</w:t>
+      </w:r>
+      <w:r>
+        <w:rPr>
+          <w:bCs/>
+          <w:color w:val="000000" w:themeColor="text1"/>
+          <w:sz w:val="22"/>
+          <w:szCs w:val="24"/>
+        </w:rPr>
+        <w:t xml:space="preserve"> </w:t>
+      </w:r>
+      <w:r>
+        <w:rPr>
+          <w:rFonts w:hint="eastAsia"/>
+          <w:bCs/>
+          <w:color w:val="000000" w:themeColor="text1"/>
+          <w:sz w:val="22"/>
+          <w:szCs w:val="24"/>
+        </w:rPr>
+        <w:t>구조체</w:t>
+      </w:r>
+      <w:r>
+        <w:rPr>
+          <w:bCs/>
+          <w:color w:val="000000" w:themeColor="text1"/>
+          <w:sz w:val="22"/>
+          <w:szCs w:val="24"/>
+        </w:rPr>
+        <w:t xml:space="preserve"> 확장: struct thread에 int exit_status; 멤버 변수를 추가하여 프로세스가 종료될 때의 반환 상태 코드를 보관할 수 있도록 설계했다.</w:t>
+      </w:r>
+    </w:p>
+    <w:p>
+      <w:pPr>
+        <w:pStyle w:val="a3"/>
+        <w:ind w:leftChars="600" w:left="1200"/>
+        <w:rPr>
+          <w:bCs/>
+          <w:color w:val="000000" w:themeColor="text1"/>
+          <w:sz w:val="22"/>
+          <w:szCs w:val="24"/>
+        </w:rPr>
+      </w:pPr>
+      <w:r>
+        <w:rPr>
+          <w:bCs/>
+          <w:color w:val="000000" w:themeColor="text1"/>
+          <w:sz w:val="22"/>
+          <w:szCs w:val="24"/>
+        </w:rPr>
+        <w:t xml:space="preserve">- </w:t>
+      </w:r>
+      <w:r>
+        <w:rPr>
+          <w:bCs/>
+          <w:color w:val="000000" w:themeColor="text1"/>
+          <w:sz w:val="22"/>
+          <w:szCs w:val="24"/>
+        </w:rPr>
+        <w:t>exit(int status) 구현: 현재 스레드의 exit_status에 전달받은 상태 값을 저장하고, 공식 종료 포맷인 printf("%s: exit(%d)\n", cur-&gt;name, status);를 출력한 뒤 thread_exit()을 호출하여 스레드 자원을 회수한다.</w:t>
+      </w:r>
+    </w:p>
+    <w:p>
+      <w:pPr>
+        <w:pStyle w:val="a3"/>
+        <w:ind w:leftChars="600" w:left="1200"/>
+        <w:rPr>
+          <w:bCs/>
+          <w:color w:val="000000" w:themeColor="text1"/>
+          <w:sz w:val="22"/>
+          <w:szCs w:val="24"/>
+        </w:rPr>
+      </w:pPr>
+      <w:r>
+        <w:rPr>
+          <w:bCs/>
+          <w:color w:val="000000" w:themeColor="text1"/>
+          <w:sz w:val="22"/>
+          <w:szCs w:val="24"/>
+        </w:rPr>
+        <w:t xml:space="preserve">- </w:t>
+      </w:r>
+      <w:r>
+        <w:rPr>
+          <w:bCs/>
+          <w:color w:val="000000" w:themeColor="text1"/>
+          <w:sz w:val="22"/>
+          <w:szCs w:val="24"/>
+        </w:rPr>
+        <w:t>halt() 구현: devices/shutdown.h의 shutdown_power_off()를 호출하여 Pintos 커널을 안전하게 종료하도록 구현했다.</w:t>
+      </w:r>
+    </w:p>
+    <w:p>
+      <w:pPr>
+        <w:pStyle w:val="a3"/>
+        <w:ind w:leftChars="600" w:left="1200"/>
+        <w:rPr>
+          <w:bCs/>
+          <w:color w:val="000000" w:themeColor="text1"/>
+          <w:sz w:val="22"/>
+          <w:szCs w:val="24"/>
+        </w:rPr>
+      </w:pPr>
+    </w:p>
+    <w:p>
+      <w:pPr>
+        <w:pStyle w:val="a3"/>
+        <w:ind w:leftChars="600" w:left="1200"/>
+        <w:rPr>
+          <w:b/>
+          <w:bCs/>
+          <w:color w:val="000000" w:themeColor="text1"/>
+          <w:sz w:val="22"/>
+          <w:szCs w:val="24"/>
+        </w:rPr>
+      </w:pPr>
+      <w:r>
+        <w:rPr>
+          <w:b/>
+          <w:bCs/>
+          <w:color w:val="000000" w:themeColor="text1"/>
+          <w:sz w:val="22"/>
+          <w:szCs w:val="24"/>
+        </w:rPr>
+        <w:t>2. 내장 라이브러리 및 자체 제작 함수 설명</w:t>
+      </w:r>
+    </w:p>
+    <w:p>
+      <w:pPr>
+        <w:pStyle w:val="a3"/>
+        <w:ind w:leftChars="600" w:left="1200"/>
+        <w:rPr>
+          <w:b/>
+          <w:bCs/>
+          <w:color w:val="000000" w:themeColor="text1"/>
+          <w:sz w:val="22"/>
+          <w:szCs w:val="24"/>
+        </w:rPr>
+      </w:pPr>
+      <w:r>
+        <w:rPr>
+          <w:b/>
+          <w:bCs/>
+          <w:color w:val="000000" w:themeColor="text1"/>
+          <w:sz w:val="22"/>
+          <w:szCs w:val="24"/>
+        </w:rPr>
+        <w:t>[Pintos 내장 라이브러리 및 매크로]</w:t>
+      </w:r>
+    </w:p>
+    <w:p>
+      <w:pPr>
+        <w:pStyle w:val="a3"/>
+        <w:ind w:leftChars="600" w:left="1200"/>
+        <w:rPr>
+          <w:bCs/>
+          <w:color w:val="000000" w:themeColor="text1"/>
+          <w:sz w:val="22"/>
+          <w:szCs w:val="24"/>
+        </w:rPr>
+      </w:pPr>
+      <w:r>
+        <w:rPr>
+          <w:bCs/>
+          <w:color w:val="000000" w:themeColor="text1"/>
+          <w:sz w:val="22"/>
+          <w:szCs w:val="24"/>
+        </w:rPr>
+        <w:t xml:space="preserve">- </w:t>
+      </w:r>
+      <w:r>
+        <w:rPr>
+          <w:bCs/>
+          <w:color w:val="000000" w:themeColor="text1"/>
+          <w:sz w:val="22"/>
+          <w:szCs w:val="24"/>
+        </w:rPr>
+        <w:t>is_user_vaddr(const void *vaddr) (threads/vaddr.h):</w:t>
+      </w:r>
+    </w:p>
+    <w:p>
+      <w:pPr>
+        <w:pStyle w:val="a3"/>
+        <w:ind w:leftChars="600" w:left="1200"/>
+        <w:rPr>
+          <w:bCs/>
+          <w:color w:val="000000" w:themeColor="text1"/>
+          <w:sz w:val="22"/>
+          <w:szCs w:val="24"/>
+        </w:rPr>
+      </w:pPr>
+      <w:r>
+        <w:rPr>
+          <w:rFonts w:hint="eastAsia"/>
+          <w:bCs/>
+          <w:color w:val="000000" w:themeColor="text1"/>
+          <w:sz w:val="22"/>
+          <w:szCs w:val="24"/>
+        </w:rPr>
+        <w:t>전달받은</w:t>
+      </w:r>
+      <w:r>
+        <w:rPr>
+          <w:bCs/>
+          <w:color w:val="000000" w:themeColor="text1"/>
+          <w:sz w:val="22"/>
+          <w:szCs w:val="24"/>
+        </w:rPr>
+        <w:t xml:space="preserve"> 가상 주소가 유저 가상 메모리 상한인 PHYS_BASE (0xc0000000) 미만인지 비교하는 매크로 함수이다. 커널 가상 주소 영역으로의 불법 접근을 판별하는 1차 경계 검사에 사용했다.</w:t>
+      </w:r>
+    </w:p>
+    <w:p>
+      <w:pPr>
+        <w:pStyle w:val="a3"/>
+        <w:ind w:leftChars="600" w:left="1200"/>
+        <w:rPr>
+          <w:bCs/>
+          <w:color w:val="000000" w:themeColor="text1"/>
+          <w:sz w:val="22"/>
+          <w:szCs w:val="24"/>
+        </w:rPr>
+      </w:pPr>
+    </w:p>
+    <w:p>
+      <w:pPr>
+        <w:pStyle w:val="a3"/>
+        <w:ind w:leftChars="600" w:left="1200"/>
+        <w:rPr>
+          <w:bCs/>
+          <w:color w:val="000000" w:themeColor="text1"/>
+          <w:sz w:val="22"/>
+          <w:szCs w:val="24"/>
+        </w:rPr>
+      </w:pPr>
+      <w:r>
+        <w:rPr>
+          <w:bCs/>
+          <w:color w:val="000000" w:themeColor="text1"/>
+          <w:sz w:val="22"/>
+          <w:szCs w:val="24"/>
+        </w:rPr>
+        <w:t xml:space="preserve">- </w:t>
+      </w:r>
+      <w:r>
+        <w:rPr>
+          <w:bCs/>
+          <w:color w:val="000000" w:themeColor="text1"/>
+          <w:sz w:val="22"/>
+          <w:szCs w:val="24"/>
+        </w:rPr>
+        <w:t>pagedir_get_page(uint32_t *pd, const void *upage) (userprog/pagedir.c):</w:t>
+      </w:r>
+    </w:p>
+    <w:p>
+      <w:pPr>
+        <w:pStyle w:val="a3"/>
+        <w:ind w:leftChars="600" w:left="1200"/>
+        <w:rPr>
+          <w:bCs/>
+          <w:color w:val="000000" w:themeColor="text1"/>
+          <w:sz w:val="22"/>
+          <w:szCs w:val="24"/>
+        </w:rPr>
+      </w:pPr>
+      <w:r>
+        <w:rPr>
+          <w:rFonts w:hint="eastAsia"/>
+          <w:bCs/>
+          <w:color w:val="000000" w:themeColor="text1"/>
+          <w:sz w:val="22"/>
+          <w:szCs w:val="24"/>
+        </w:rPr>
+        <w:t>현재</w:t>
+      </w:r>
+      <w:r>
+        <w:rPr>
+          <w:bCs/>
+          <w:color w:val="000000" w:themeColor="text1"/>
+          <w:sz w:val="22"/>
+          <w:szCs w:val="24"/>
+        </w:rPr>
+        <w:t xml:space="preserve"> 프로세스의 2단계 페이지 테이블(Page Directory)을 조회하여 주어진 유저 가상 주소에 실제 물리 메모리 프레임이 매핑되어 있는지 확인하는 함수이다. 매핑되지 않은 주소일 경우 NULL을 반환하므로 허위 가상 주소를 식별하는 데 사용했다.</w:t>
+      </w:r>
+    </w:p>
+    <w:p>
+      <w:pPr>
+        <w:pStyle w:val="a3"/>
+        <w:ind w:leftChars="600" w:left="1200"/>
+        <w:rPr>
+          <w:bCs/>
+          <w:color w:val="000000" w:themeColor="text1"/>
+          <w:sz w:val="22"/>
+          <w:szCs w:val="24"/>
+        </w:rPr>
+      </w:pPr>
+    </w:p>
+    <w:p>
+      <w:pPr>
+        <w:pStyle w:val="a3"/>
+        <w:ind w:leftChars="600" w:left="1200"/>
+        <w:rPr>
+          <w:bCs/>
+          <w:color w:val="000000" w:themeColor="text1"/>
+          <w:sz w:val="22"/>
+          <w:szCs w:val="24"/>
+        </w:rPr>
+      </w:pPr>
+      <w:r>
+        <w:rPr>
+          <w:bCs/>
+          <w:color w:val="000000" w:themeColor="text1"/>
+          <w:sz w:val="22"/>
+          <w:szCs w:val="24"/>
+        </w:rPr>
+        <w:t xml:space="preserve">- </w:t>
+      </w:r>
+      <w:r>
+        <w:rPr>
+          <w:bCs/>
+          <w:color w:val="000000" w:themeColor="text1"/>
+          <w:sz w:val="22"/>
+          <w:szCs w:val="24"/>
+        </w:rPr>
+        <w:t>thread_current() (threads/thread.h):</w:t>
+      </w:r>
+    </w:p>
+    <w:p>
+      <w:pPr>
+        <w:pStyle w:val="a3"/>
+        <w:ind w:leftChars="600" w:left="1200"/>
+        <w:rPr>
+          <w:bCs/>
+          <w:color w:val="000000" w:themeColor="text1"/>
+          <w:sz w:val="22"/>
+          <w:szCs w:val="24"/>
+        </w:rPr>
+      </w:pPr>
+      <w:r>
+        <w:rPr>
+          <w:rFonts w:hint="eastAsia"/>
+          <w:bCs/>
+          <w:color w:val="000000" w:themeColor="text1"/>
+          <w:sz w:val="22"/>
+          <w:szCs w:val="24"/>
+        </w:rPr>
+        <w:t>현재</w:t>
+      </w:r>
+      <w:r>
+        <w:rPr>
+          <w:bCs/>
+          <w:color w:val="000000" w:themeColor="text1"/>
+          <w:sz w:val="22"/>
+          <w:szCs w:val="24"/>
+        </w:rPr>
+        <w:t xml:space="preserve"> CPU를 점유하고 있는 실행 스레드의 구조체 포인터를 반환하는 함수이다. 현재 프로세스의 페이지 디렉토리(thread_current()-&gt;pagedir)와 스레드 이</w:t>
+      </w:r>
+      <w:r>
+        <w:rPr>
+          <w:bCs/>
+          <w:color w:val="000000" w:themeColor="text1"/>
+          <w:sz w:val="22"/>
+          <w:szCs w:val="24"/>
+        </w:rPr>
+        <w:lastRenderedPageBreak/>
+        <w:t>름(cur-&gt;name)에 접근하기 위해 사용했다.</w:t>
+      </w:r>
+    </w:p>
+    <w:p>
+      <w:pPr>
+        <w:pStyle w:val="a3"/>
+        <w:ind w:leftChars="600" w:left="1200"/>
+        <w:rPr>
+          <w:bCs/>
+          <w:color w:val="000000" w:themeColor="text1"/>
+          <w:sz w:val="22"/>
+          <w:szCs w:val="24"/>
+        </w:rPr>
+      </w:pPr>
+    </w:p>
+    <w:p>
+      <w:pPr>
+        <w:pStyle w:val="a3"/>
+        <w:ind w:leftChars="600" w:left="1200"/>
+        <w:rPr>
+          <w:bCs/>
+          <w:color w:val="000000" w:themeColor="text1"/>
+          <w:sz w:val="22"/>
+          <w:szCs w:val="24"/>
+        </w:rPr>
+      </w:pPr>
+      <w:r>
+        <w:rPr>
+          <w:bCs/>
+          <w:color w:val="000000" w:themeColor="text1"/>
+          <w:sz w:val="22"/>
+          <w:szCs w:val="24"/>
+        </w:rPr>
+        <w:t xml:space="preserve">- </w:t>
+      </w:r>
+      <w:r>
+        <w:rPr>
+          <w:bCs/>
+          <w:color w:val="000000" w:themeColor="text1"/>
+          <w:sz w:val="22"/>
+          <w:szCs w:val="24"/>
+        </w:rPr>
+        <w:t>shutdown_power_off() (devices/shutdown.h):</w:t>
+      </w:r>
+    </w:p>
+    <w:p>
+      <w:pPr>
+        <w:pStyle w:val="a3"/>
+        <w:ind w:leftChars="600" w:left="1200"/>
+        <w:rPr>
+          <w:bCs/>
+          <w:color w:val="000000" w:themeColor="text1"/>
+          <w:sz w:val="22"/>
+          <w:szCs w:val="24"/>
+        </w:rPr>
+      </w:pPr>
+      <w:r>
+        <w:rPr>
+          <w:bCs/>
+          <w:color w:val="000000" w:themeColor="text1"/>
+          <w:sz w:val="22"/>
+          <w:szCs w:val="24"/>
+        </w:rPr>
+        <w:t>ACPI 전원 제어를 통해 컴퓨터(QEMU/Bochs 시뮬레이터)의 전원을 끄는 커널 함수이다. halt() 시스템 콜 구현에 활용했다.</w:t>
+      </w:r>
+    </w:p>
+    <w:p>
+      <w:pPr>
+        <w:pStyle w:val="a3"/>
+        <w:ind w:leftChars="600" w:left="1200"/>
+        <w:rPr>
+          <w:bCs/>
+          <w:color w:val="4472C4" w:themeColor="accent5"/>
+          <w:sz w:val="22"/>
+          <w:szCs w:val="24"/>
+        </w:rPr>
+      </w:pPr>
+    </w:p>
+    <w:p>
+      <w:pPr>
+        <w:pStyle w:val="a3"/>
+        <w:ind w:leftChars="600" w:left="1200"/>
+        <w:rPr>
+          <w:bCs/>
+          <w:color w:val="4472C4" w:themeColor="accent5"/>
+          <w:sz w:val="22"/>
+          <w:szCs w:val="24"/>
+        </w:rPr>
+      </w:pPr>
+    </w:p>
+    <w:p>
+      <w:pPr>
+        <w:pStyle w:val="a3"/>
+        <w:ind w:leftChars="600" w:left="1200"/>
+        <w:rPr>
+          <w:bCs/>
+          <w:color w:val="4472C4" w:themeColor="accent5"/>
+          <w:sz w:val="22"/>
+          <w:szCs w:val="24"/>
+        </w:rPr>
+      </w:pPr>
+    </w:p>
+    <w:p>
+      <w:pPr>
+        <w:pStyle w:val="a3"/>
+        <w:ind w:leftChars="600" w:left="1200"/>
+        <w:rPr>
+          <w:bCs/>
+          <w:color w:val="4472C4" w:themeColor="accent5"/>
+          <w:sz w:val="22"/>
+          <w:szCs w:val="24"/>
+        </w:rPr>
+      </w:pPr>
+    </w:p>
+    <w:p>
+      <w:pPr>
+        <w:pStyle w:val="a3"/>
+        <w:ind w:leftChars="600" w:left="1200"/>
+        <w:rPr>
+          <w:bCs/>
+          <w:color w:val="4472C4" w:themeColor="accent5"/>
+          <w:sz w:val="22"/>
+          <w:szCs w:val="24"/>
+        </w:rPr>
+      </w:pPr>
+    </w:p>
+    <w:p>
+      <w:pPr>
+        <w:pStyle w:val="a3"/>
+        <w:ind w:leftChars="600" w:left="1200"/>
+        <w:rPr>
+          <w:bCs/>
+          <w:color w:val="4472C4" w:themeColor="accent5"/>
+          <w:sz w:val="22"/>
+          <w:szCs w:val="24"/>
+        </w:rPr>
+      </w:pPr>
+    </w:p>
+    <w:p>
+      <w:pPr>
+        <w:pStyle w:val="a3"/>
+        <w:ind w:leftChars="600" w:left="1200"/>
+        <w:rPr>
+          <w:bCs/>
+          <w:color w:val="4472C4" w:themeColor="accent5"/>
+          <w:sz w:val="22"/>
+          <w:szCs w:val="24"/>
+        </w:rPr>
+      </w:pPr>
+    </w:p>
+    <w:p>
+      <w:pPr>
+        <w:pStyle w:val="a3"/>
+        <w:ind w:leftChars="600" w:left="1200"/>
+        <w:rPr>
+          <w:bCs/>
+          <w:color w:val="4472C4" w:themeColor="accent5"/>
+          <w:sz w:val="22"/>
+          <w:szCs w:val="24"/>
+        </w:rPr>
+      </w:pPr>
+    </w:p>
+    <w:p>
+      <w:pPr>
+        <w:pStyle w:val="a3"/>
+        <w:ind w:leftChars="600" w:left="1200"/>
+        <w:rPr>
+          <w:bCs/>
+          <w:color w:val="4472C4" w:themeColor="accent5"/>
+          <w:sz w:val="22"/>
+          <w:szCs w:val="24"/>
+        </w:rPr>
+      </w:pPr>
+    </w:p>
+    <w:p>
+      <w:pPr>
+        <w:pStyle w:val="a3"/>
+        <w:ind w:leftChars="600" w:left="1200"/>
+        <w:rPr>
+          <w:bCs/>
+          <w:color w:val="4472C4" w:themeColor="accent5"/>
+          <w:sz w:val="22"/>
+          <w:szCs w:val="24"/>
+        </w:rPr>
+      </w:pPr>
+    </w:p>
+    <w:p>
+      <w:pPr>
+        <w:pStyle w:val="a3"/>
+        <w:ind w:leftChars="600" w:left="1200"/>
+        <w:rPr>
+          <w:bCs/>
+          <w:color w:val="4472C4" w:themeColor="accent5"/>
+          <w:sz w:val="22"/>
+          <w:szCs w:val="24"/>
+        </w:rPr>
+      </w:pPr>
+    </w:p>
+    <w:p>
+      <w:pPr>
+        <w:pStyle w:val="a3"/>
+        <w:ind w:leftChars="600" w:left="1200"/>
+        <w:rPr>
+          <w:bCs/>
+          <w:color w:val="4472C4" w:themeColor="accent5"/>
+          <w:sz w:val="22"/>
+          <w:szCs w:val="24"/>
+        </w:rPr>
+      </w:pPr>
+    </w:p>
+    <w:p>
+      <w:pPr>
+        <w:pStyle w:val="a3"/>
+        <w:ind w:leftChars="600" w:left="1200"/>
+        <w:rPr>
+          <w:bCs/>
+          <w:color w:val="4472C4" w:themeColor="accent5"/>
+          <w:sz w:val="22"/>
+          <w:szCs w:val="24"/>
+        </w:rPr>
+      </w:pPr>
+    </w:p>
+    <w:p>
+      <w:pPr>
+        <w:pStyle w:val="a3"/>
+        <w:ind w:leftChars="600" w:left="1200"/>
+        <w:rPr>
+          <w:bCs/>
+          <w:color w:val="4472C4" w:themeColor="accent5"/>
+          <w:sz w:val="22"/>
+          <w:szCs w:val="24"/>
+        </w:rPr>
+      </w:pPr>
+    </w:p>
+    <w:p>
+      <w:pPr>
+        <w:pStyle w:val="a3"/>
+        <w:ind w:leftChars="600" w:left="1200"/>
+        <w:rPr>
+          <w:bCs/>
+          <w:color w:val="4472C4" w:themeColor="accent5"/>
+          <w:sz w:val="22"/>
+          <w:szCs w:val="24"/>
+        </w:rPr>
+      </w:pPr>
+    </w:p>
+    <w:p>
+      <w:pPr>
+        <w:pStyle w:val="a3"/>
+        <w:ind w:leftChars="600" w:left="1200"/>
+        <w:rPr>
+          <w:rFonts w:hint="eastAsia"/>
           <w:bCs/>
           <w:color w:val="4472C4" w:themeColor="accent5"/>
           <w:sz w:val="22"/>
@@ -7702,6 +10145,7 @@
           <w:sz w:val="22"/>
           <w:szCs w:val="24"/>
         </w:rPr>
+        <w:lastRenderedPageBreak/>
         <w:t>이번 프로젝트에서 개발한 시스템 콜을 구현 관점에서 상세히 서술.</w:t>
       </w:r>
     </w:p>
@@ -7893,7 +10337,6 @@
         <w:pStyle w:val="a3"/>
         <w:ind w:leftChars="0" w:left="1640"/>
         <w:rPr>
-          <w:rFonts w:hint="eastAsia"/>
           <w:bCs/>
           <w:color w:val="4472C4" w:themeColor="accent5"/>
           <w:sz w:val="22"/>

--- a/3학년 2학기/운영체제/과제 1/document.docx
+++ b/3학년 2학기/운영체제/과제 1/document.docx
@@ -5797,7 +5797,6 @@
       <w:pPr>
         <w:pStyle w:val="a3"/>
         <w:rPr>
-          <w:rFonts w:hint="eastAsia"/>
           <w:bCs/>
           <w:color w:val="4472C4" w:themeColor="accent5"/>
           <w:sz w:val="22"/>
@@ -5836,7 +5835,6 @@
         <w:pStyle w:val="a3"/>
         <w:ind w:leftChars="600" w:left="1200"/>
         <w:rPr>
-          <w:rFonts w:hint="eastAsia"/>
           <w:bCs/>
           <w:color w:val="000000" w:themeColor="text1"/>
           <w:sz w:val="22"/>
@@ -5889,7 +5887,6 @@
         <w:pStyle w:val="a3"/>
         <w:ind w:leftChars="600" w:left="1200"/>
         <w:rPr>
-          <w:rFonts w:hint="eastAsia"/>
           <w:bCs/>
           <w:color w:val="000000" w:themeColor="text1"/>
           <w:sz w:val="22"/>
@@ -6059,7 +6056,6 @@
         <w:pStyle w:val="a3"/>
         <w:ind w:leftChars="600" w:left="1200"/>
         <w:rPr>
-          <w:rFonts w:hint="eastAsia"/>
           <w:bCs/>
           <w:color w:val="000000" w:themeColor="text1"/>
           <w:sz w:val="22"/>
@@ -6396,7 +6392,6 @@
         <w:pStyle w:val="a3"/>
         <w:ind w:leftChars="600" w:left="1200"/>
         <w:rPr>
-          <w:rFonts w:hint="eastAsia"/>
           <w:bCs/>
           <w:color w:val="000000" w:themeColor="text1"/>
           <w:sz w:val="22"/>
@@ -6409,7 +6404,6 @@
         <w:pStyle w:val="a3"/>
         <w:ind w:leftChars="600" w:left="1200"/>
         <w:rPr>
-          <w:rFonts w:hint="eastAsia"/>
           <w:bCs/>
           <w:color w:val="000000" w:themeColor="text1"/>
           <w:sz w:val="22"/>
@@ -6639,7 +6633,6 @@
         <w:pStyle w:val="a3"/>
         <w:ind w:leftChars="600" w:left="1200"/>
         <w:rPr>
-          <w:rFonts w:hint="eastAsia"/>
           <w:bCs/>
           <w:color w:val="4472C4" w:themeColor="accent5"/>
           <w:sz w:val="22"/>
@@ -7073,6 +7066,5033 @@
     <w:p>
       <w:pPr>
         <w:pStyle w:val="a3"/>
+        <w:rPr>
+          <w:b/>
+          <w:bCs/>
+          <w:color w:val="000000" w:themeColor="text1"/>
+          <w:sz w:val="22"/>
+          <w:szCs w:val="24"/>
+        </w:rPr>
+      </w:pPr>
+      <w:r>
+        <w:rPr>
+          <w:b/>
+          <w:bCs/>
+          <w:color w:val="000000" w:themeColor="text1"/>
+          <w:sz w:val="22"/>
+          <w:szCs w:val="24"/>
+        </w:rPr>
+        <w:lastRenderedPageBreak/>
+        <w:t>1. Argument Passing 개발 내용 및 실질적 구현</w:t>
+      </w:r>
+    </w:p>
+    <w:p>
+      <w:pPr>
+        <w:pStyle w:val="a3"/>
+        <w:rPr>
+          <w:b/>
+          <w:bCs/>
+          <w:color w:val="000000" w:themeColor="text1"/>
+          <w:sz w:val="22"/>
+          <w:szCs w:val="24"/>
+        </w:rPr>
+      </w:pPr>
+      <w:r>
+        <w:rPr>
+          <w:b/>
+          <w:bCs/>
+          <w:color w:val="000000" w:themeColor="text1"/>
+          <w:sz w:val="22"/>
+          <w:szCs w:val="24"/>
+        </w:rPr>
+        <w:t xml:space="preserve">1) </w:t>
+      </w:r>
+      <w:r>
+        <w:rPr>
+          <w:b/>
+          <w:bCs/>
+          <w:color w:val="000000" w:themeColor="text1"/>
+          <w:sz w:val="22"/>
+          <w:szCs w:val="24"/>
+        </w:rPr>
+        <w:t>구현 내용 및 알고리즘</w:t>
+      </w:r>
+    </w:p>
+    <w:p>
+      <w:pPr>
+        <w:pStyle w:val="a3"/>
+        <w:rPr>
+          <w:bCs/>
+          <w:color w:val="000000" w:themeColor="text1"/>
+          <w:sz w:val="22"/>
+          <w:szCs w:val="24"/>
+        </w:rPr>
+      </w:pPr>
+      <w:r>
+        <w:rPr>
+          <w:bCs/>
+          <w:color w:val="000000" w:themeColor="text1"/>
+          <w:sz w:val="22"/>
+          <w:szCs w:val="24"/>
+        </w:rPr>
+        <w:t>Argument Passing의 핵심 목표는 사용자가 입력한 명령어 문자열을 공백 기준으로 토큰화하여 순수 실행 파일을 열고</w:t>
+      </w:r>
+      <w:r>
+        <w:rPr>
+          <w:bCs/>
+          <w:color w:val="000000" w:themeColor="text1"/>
+          <w:sz w:val="22"/>
+          <w:szCs w:val="24"/>
+        </w:rPr>
+        <w:t xml:space="preserve">, 80x86 </w:t>
+      </w:r>
+      <w:r>
+        <w:rPr>
+          <w:bCs/>
+          <w:color w:val="000000" w:themeColor="text1"/>
+          <w:sz w:val="22"/>
+          <w:szCs w:val="24"/>
+        </w:rPr>
+        <w:t>함수 호출 규약에 맞게 사용자 프로그램의 가상 메모리 스택에 인자 데이터를 올바른 순서와 구조로 배치하는 것이다.</w:t>
+      </w:r>
+    </w:p>
+    <w:p>
+      <w:pPr>
+        <w:pStyle w:val="a3"/>
+        <w:rPr>
+          <w:bCs/>
+          <w:color w:val="000000" w:themeColor="text1"/>
+          <w:sz w:val="22"/>
+          <w:szCs w:val="24"/>
+        </w:rPr>
+      </w:pPr>
+    </w:p>
+    <w:p>
+      <w:pPr>
+        <w:pStyle w:val="a3"/>
+        <w:rPr>
+          <w:b/>
+          <w:bCs/>
+          <w:color w:val="000000" w:themeColor="text1"/>
+          <w:sz w:val="22"/>
+          <w:szCs w:val="24"/>
+        </w:rPr>
+      </w:pPr>
+      <w:r>
+        <w:rPr>
+          <w:b/>
+          <w:bCs/>
+          <w:color w:val="000000" w:themeColor="text1"/>
+          <w:sz w:val="22"/>
+          <w:szCs w:val="24"/>
+        </w:rPr>
+        <w:t>(</w:t>
+      </w:r>
+      <w:r>
+        <w:rPr>
+          <w:b/>
+          <w:bCs/>
+          <w:color w:val="000000" w:themeColor="text1"/>
+          <w:sz w:val="22"/>
+          <w:szCs w:val="24"/>
+        </w:rPr>
+        <w:t>1) process_execute(): 스레드 이름 분리 및 생성</w:t>
+      </w:r>
+    </w:p>
+    <w:p>
+      <w:pPr>
+        <w:pStyle w:val="a3"/>
+        <w:rPr>
+          <w:bCs/>
+          <w:color w:val="000000" w:themeColor="text1"/>
+          <w:sz w:val="22"/>
+          <w:szCs w:val="24"/>
+        </w:rPr>
+      </w:pPr>
+      <w:r>
+        <w:rPr>
+          <w:bCs/>
+          <w:color w:val="000000" w:themeColor="text1"/>
+          <w:sz w:val="22"/>
+          <w:szCs w:val="24"/>
+        </w:rPr>
+        <w:t>새로운 프로세스를 생성할 때 전체 명령어 문자열에서 순수 실행 파일명만 추출하여 스레드 이름으로 등록한다.</w:t>
+      </w:r>
+    </w:p>
+    <w:p>
+      <w:pPr>
+        <w:pStyle w:val="a3"/>
+        <w:rPr>
+          <w:b/>
+          <w:bCs/>
+          <w:color w:val="000000" w:themeColor="text1"/>
+          <w:sz w:val="22"/>
+          <w:szCs w:val="24"/>
+        </w:rPr>
+      </w:pPr>
+      <w:r>
+        <w:rPr>
+          <w:rFonts w:hint="eastAsia"/>
+          <w:b/>
+          <w:bCs/>
+          <w:color w:val="000000" w:themeColor="text1"/>
+          <w:sz w:val="22"/>
+          <w:szCs w:val="24"/>
+        </w:rPr>
+        <w:t>알고리즘</w:t>
+      </w:r>
+      <w:r>
+        <w:rPr>
+          <w:b/>
+          <w:bCs/>
+          <w:color w:val="000000" w:themeColor="text1"/>
+          <w:sz w:val="22"/>
+          <w:szCs w:val="24"/>
+        </w:rPr>
+        <w:t>:</w:t>
+      </w:r>
+    </w:p>
+    <w:p>
+      <w:pPr>
+        <w:pStyle w:val="a3"/>
+        <w:rPr>
+          <w:bCs/>
+          <w:color w:val="000000" w:themeColor="text1"/>
+          <w:sz w:val="22"/>
+          <w:szCs w:val="24"/>
+        </w:rPr>
+      </w:pPr>
+      <w:r>
+        <w:rPr>
+          <w:rFonts w:hint="eastAsia"/>
+          <w:bCs/>
+          <w:color w:val="000000" w:themeColor="text1"/>
+          <w:sz w:val="22"/>
+          <w:szCs w:val="24"/>
+        </w:rPr>
+        <w:t>-</w:t>
+      </w:r>
+      <w:r>
+        <w:rPr>
+          <w:bCs/>
+          <w:color w:val="000000" w:themeColor="text1"/>
+          <w:sz w:val="22"/>
+          <w:szCs w:val="24"/>
+        </w:rPr>
+        <w:t xml:space="preserve"> </w:t>
+      </w:r>
+      <w:r>
+        <w:rPr>
+          <w:rFonts w:hint="eastAsia"/>
+          <w:bCs/>
+          <w:color w:val="000000" w:themeColor="text1"/>
+          <w:sz w:val="22"/>
+          <w:szCs w:val="24"/>
+        </w:rPr>
+        <w:t>원본</w:t>
+      </w:r>
+      <w:r>
+        <w:rPr>
+          <w:bCs/>
+          <w:color w:val="000000" w:themeColor="text1"/>
+          <w:sz w:val="22"/>
+          <w:szCs w:val="24"/>
+        </w:rPr>
+        <w:t xml:space="preserve"> 문자열의 불변성을 보장하기 위해 strlcpy()를 사용하여 로컬 버퍼 prog_name[64]에 커맨드라인 문자열을 안전하게 복사한다.</w:t>
+      </w:r>
+    </w:p>
+    <w:p>
+      <w:pPr>
+        <w:pStyle w:val="a3"/>
+        <w:rPr>
+          <w:bCs/>
+          <w:color w:val="000000" w:themeColor="text1"/>
+          <w:sz w:val="22"/>
+          <w:szCs w:val="24"/>
+        </w:rPr>
+      </w:pPr>
+      <w:r>
+        <w:rPr>
+          <w:bCs/>
+          <w:color w:val="000000" w:themeColor="text1"/>
+          <w:sz w:val="22"/>
+          <w:szCs w:val="24"/>
+        </w:rPr>
+        <w:t xml:space="preserve">- </w:t>
+      </w:r>
+      <w:r>
+        <w:rPr>
+          <w:bCs/>
+          <w:color w:val="000000" w:themeColor="text1"/>
+          <w:sz w:val="22"/>
+          <w:szCs w:val="24"/>
+        </w:rPr>
+        <w:t>strtok_r()을 호출하여 첫 번째 공백 이전의 첫 번째 토큰만 분리하여 real_name 포인터를 얻는다.</w:t>
+      </w:r>
+    </w:p>
+    <w:p>
+      <w:pPr>
+        <w:pStyle w:val="a3"/>
+        <w:rPr>
+          <w:bCs/>
+          <w:color w:val="000000" w:themeColor="text1"/>
+          <w:sz w:val="22"/>
+          <w:szCs w:val="24"/>
+        </w:rPr>
+      </w:pPr>
+      <w:r>
+        <w:rPr>
+          <w:bCs/>
+          <w:color w:val="000000" w:themeColor="text1"/>
+          <w:sz w:val="22"/>
+          <w:szCs w:val="24"/>
+        </w:rPr>
+        <w:t xml:space="preserve">- </w:t>
+      </w:r>
+      <w:r>
+        <w:rPr>
+          <w:bCs/>
+          <w:color w:val="000000" w:themeColor="text1"/>
+          <w:sz w:val="22"/>
+          <w:szCs w:val="24"/>
+        </w:rPr>
+        <w:t>thread_create(real_name, PRI_DEFAULT, start_process, fn_copy)를 호출하여 스레드 이름에는 real_name만 등록하고, 자식 스레드에게 전달되는 메모리 페이지에는 전체 명령어 문자열을 온전히 넘긴다.</w:t>
+      </w:r>
+    </w:p>
+    <w:p>
+      <w:pPr>
+        <w:pStyle w:val="a3"/>
+        <w:rPr>
+          <w:bCs/>
+          <w:color w:val="000000" w:themeColor="text1"/>
+          <w:sz w:val="22"/>
+          <w:szCs w:val="24"/>
+        </w:rPr>
+      </w:pPr>
+    </w:p>
+    <w:p>
+      <w:pPr>
+        <w:pStyle w:val="a3"/>
+        <w:rPr>
+          <w:bCs/>
+          <w:color w:val="000000" w:themeColor="text1"/>
+          <w:sz w:val="22"/>
+          <w:szCs w:val="24"/>
+        </w:rPr>
+      </w:pPr>
+    </w:p>
+    <w:p>
+      <w:pPr>
+        <w:pStyle w:val="a3"/>
+        <w:rPr>
+          <w:bCs/>
+          <w:color w:val="000000" w:themeColor="text1"/>
+          <w:sz w:val="22"/>
+          <w:szCs w:val="24"/>
+        </w:rPr>
+      </w:pPr>
+    </w:p>
+    <w:p>
+      <w:pPr>
+        <w:pStyle w:val="a3"/>
+        <w:rPr>
+          <w:bCs/>
+          <w:color w:val="000000" w:themeColor="text1"/>
+          <w:sz w:val="22"/>
+          <w:szCs w:val="24"/>
+        </w:rPr>
+      </w:pPr>
+    </w:p>
+    <w:p>
+      <w:pPr>
+        <w:pStyle w:val="a3"/>
+        <w:rPr>
+          <w:bCs/>
+          <w:color w:val="000000" w:themeColor="text1"/>
+          <w:sz w:val="22"/>
+          <w:szCs w:val="24"/>
+        </w:rPr>
+      </w:pPr>
+    </w:p>
+    <w:p>
+      <w:pPr>
+        <w:pStyle w:val="a3"/>
+        <w:rPr>
+          <w:bCs/>
+          <w:color w:val="000000" w:themeColor="text1"/>
+          <w:sz w:val="22"/>
+          <w:szCs w:val="24"/>
+        </w:rPr>
+      </w:pPr>
+    </w:p>
+    <w:p>
+      <w:pPr>
+        <w:pStyle w:val="a3"/>
+        <w:rPr>
+          <w:rFonts w:hint="eastAsia"/>
+          <w:bCs/>
+          <w:color w:val="000000" w:themeColor="text1"/>
+          <w:sz w:val="22"/>
+          <w:szCs w:val="24"/>
+        </w:rPr>
+      </w:pPr>
+    </w:p>
+    <w:p>
+      <w:pPr>
+        <w:pStyle w:val="a3"/>
+        <w:rPr>
+          <w:bCs/>
+          <w:color w:val="000000" w:themeColor="text1"/>
+          <w:sz w:val="22"/>
+          <w:szCs w:val="24"/>
+        </w:rPr>
+      </w:pPr>
+    </w:p>
+    <w:p>
+      <w:pPr>
+        <w:pStyle w:val="a3"/>
+        <w:rPr>
+          <w:b/>
+          <w:bCs/>
+          <w:color w:val="000000" w:themeColor="text1"/>
+          <w:sz w:val="22"/>
+          <w:szCs w:val="24"/>
+        </w:rPr>
+      </w:pPr>
+      <w:r>
+        <w:rPr>
+          <w:b/>
+          <w:bCs/>
+          <w:color w:val="000000" w:themeColor="text1"/>
+          <w:sz w:val="22"/>
+          <w:szCs w:val="24"/>
+        </w:rPr>
+        <w:lastRenderedPageBreak/>
+        <w:t>(</w:t>
+      </w:r>
+      <w:r>
+        <w:rPr>
+          <w:b/>
+          <w:bCs/>
+          <w:color w:val="000000" w:themeColor="text1"/>
+          <w:sz w:val="22"/>
+          <w:szCs w:val="24"/>
+        </w:rPr>
+        <w:t>2) load(): 명령어 토큰화 및 실행 파일 오픈</w:t>
+      </w:r>
+    </w:p>
+    <w:p>
+      <w:pPr>
+        <w:pStyle w:val="a3"/>
+        <w:rPr>
+          <w:bCs/>
+          <w:color w:val="000000" w:themeColor="text1"/>
+          <w:sz w:val="22"/>
+          <w:szCs w:val="24"/>
+        </w:rPr>
+      </w:pPr>
+      <w:r>
+        <w:rPr>
+          <w:bCs/>
+          <w:color w:val="000000" w:themeColor="text1"/>
+          <w:sz w:val="22"/>
+          <w:szCs w:val="24"/>
+        </w:rPr>
+        <w:t>실행 파일을 메모리에 적재하기 전, 인자들을 분리하고 실행 바이너리를 오픈한다.</w:t>
+      </w:r>
+    </w:p>
+    <w:p>
+      <w:pPr>
+        <w:pStyle w:val="a3"/>
+        <w:rPr>
+          <w:b/>
+          <w:bCs/>
+          <w:color w:val="000000" w:themeColor="text1"/>
+          <w:sz w:val="22"/>
+          <w:szCs w:val="24"/>
+        </w:rPr>
+      </w:pPr>
+      <w:r>
+        <w:rPr>
+          <w:rFonts w:hint="eastAsia"/>
+          <w:b/>
+          <w:bCs/>
+          <w:color w:val="000000" w:themeColor="text1"/>
+          <w:sz w:val="22"/>
+          <w:szCs w:val="24"/>
+        </w:rPr>
+        <w:t>알고리즘</w:t>
+      </w:r>
+      <w:r>
+        <w:rPr>
+          <w:b/>
+          <w:bCs/>
+          <w:color w:val="000000" w:themeColor="text1"/>
+          <w:sz w:val="22"/>
+          <w:szCs w:val="24"/>
+        </w:rPr>
+        <w:t>:</w:t>
+      </w:r>
+    </w:p>
+    <w:p>
+      <w:pPr>
+        <w:pStyle w:val="a3"/>
+        <w:rPr>
+          <w:bCs/>
+          <w:color w:val="000000" w:themeColor="text1"/>
+          <w:sz w:val="22"/>
+          <w:szCs w:val="24"/>
+        </w:rPr>
+      </w:pPr>
+      <w:r>
+        <w:rPr>
+          <w:rFonts w:hint="eastAsia"/>
+          <w:bCs/>
+          <w:color w:val="000000" w:themeColor="text1"/>
+          <w:sz w:val="22"/>
+          <w:szCs w:val="24"/>
+        </w:rPr>
+        <w:t>-</w:t>
+      </w:r>
+      <w:r>
+        <w:rPr>
+          <w:bCs/>
+          <w:color w:val="000000" w:themeColor="text1"/>
+          <w:sz w:val="22"/>
+          <w:szCs w:val="24"/>
+        </w:rPr>
+        <w:t xml:space="preserve"> </w:t>
+      </w:r>
+      <w:r>
+        <w:rPr>
+          <w:rFonts w:hint="eastAsia"/>
+          <w:bCs/>
+          <w:color w:val="000000" w:themeColor="text1"/>
+          <w:sz w:val="22"/>
+          <w:szCs w:val="24"/>
+        </w:rPr>
+        <w:t>최대</w:t>
+      </w:r>
+      <w:r>
+        <w:rPr>
+          <w:bCs/>
+          <w:color w:val="000000" w:themeColor="text1"/>
+          <w:sz w:val="22"/>
+          <w:szCs w:val="24"/>
+        </w:rPr>
+        <w:t xml:space="preserve"> 128개의 인자를 저장할 수 있는 포인터 배열 char *argv[128]과 인자 개수 카운터 int argc = 0을 선언한다.</w:t>
+      </w:r>
+    </w:p>
+    <w:p>
+      <w:pPr>
+        <w:pStyle w:val="a3"/>
+        <w:rPr>
+          <w:bCs/>
+          <w:color w:val="000000" w:themeColor="text1"/>
+          <w:sz w:val="22"/>
+          <w:szCs w:val="24"/>
+        </w:rPr>
+      </w:pPr>
+      <w:r>
+        <w:rPr>
+          <w:bCs/>
+          <w:color w:val="000000" w:themeColor="text1"/>
+          <w:sz w:val="22"/>
+          <w:szCs w:val="24"/>
+        </w:rPr>
+        <w:t xml:space="preserve">- </w:t>
+      </w:r>
+      <w:r>
+        <w:rPr>
+          <w:bCs/>
+          <w:color w:val="000000" w:themeColor="text1"/>
+          <w:sz w:val="22"/>
+          <w:szCs w:val="24"/>
+        </w:rPr>
+        <w:t>strtok_r()을 반복 호출하여 공백(" ")을 구분자로 하여 문자열을 끝까지 파싱하고, 각 토큰의 주소를 argv[argc++]에 순차적으로 저장한다.</w:t>
+      </w:r>
+    </w:p>
+    <w:p>
+      <w:pPr>
+        <w:pStyle w:val="a3"/>
+        <w:rPr>
+          <w:bCs/>
+          <w:color w:val="000000" w:themeColor="text1"/>
+          <w:sz w:val="22"/>
+          <w:szCs w:val="24"/>
+        </w:rPr>
+      </w:pPr>
+      <w:r>
+        <w:rPr>
+          <w:rFonts w:hint="eastAsia"/>
+          <w:bCs/>
+          <w:color w:val="000000" w:themeColor="text1"/>
+          <w:sz w:val="22"/>
+          <w:szCs w:val="24"/>
+        </w:rPr>
+        <w:t>-</w:t>
+      </w:r>
+      <w:r>
+        <w:rPr>
+          <w:bCs/>
+          <w:color w:val="000000" w:themeColor="text1"/>
+          <w:sz w:val="22"/>
+          <w:szCs w:val="24"/>
+        </w:rPr>
+        <w:t xml:space="preserve"> argv[0]</w:t>
+      </w:r>
+      <w:r>
+        <w:rPr>
+          <w:bCs/>
+          <w:color w:val="000000" w:themeColor="text1"/>
+          <w:sz w:val="22"/>
+          <w:szCs w:val="24"/>
+        </w:rPr>
+        <w:t xml:space="preserve"> </w:t>
+      </w:r>
+      <w:r>
+        <w:rPr>
+          <w:bCs/>
+          <w:color w:val="000000" w:themeColor="text1"/>
+          <w:sz w:val="22"/>
+          <w:szCs w:val="24"/>
+        </w:rPr>
+        <w:t>을 filesys_open(argv[0])에 전달하여 디스크에서 실행 파일을 정상적으로 연다.</w:t>
+      </w:r>
+    </w:p>
+    <w:p>
+      <w:pPr>
+        <w:pStyle w:val="a3"/>
+        <w:rPr>
+          <w:bCs/>
+          <w:color w:val="000000" w:themeColor="text1"/>
+          <w:sz w:val="22"/>
+          <w:szCs w:val="24"/>
+        </w:rPr>
+      </w:pPr>
+      <w:r>
+        <w:rPr>
+          <w:bCs/>
+          <w:color w:val="000000" w:themeColor="text1"/>
+          <w:sz w:val="22"/>
+          <w:szCs w:val="24"/>
+        </w:rPr>
+        <w:t xml:space="preserve">- </w:t>
+      </w:r>
+      <w:r>
+        <w:rPr>
+          <w:bCs/>
+          <w:color w:val="000000" w:themeColor="text1"/>
+          <w:sz w:val="22"/>
+          <w:szCs w:val="24"/>
+        </w:rPr>
+        <w:t xml:space="preserve">ELF 세그먼트 로딩 및 setup_stack(esp) 호출로 1페이지의 스택 공간이 할당되면, </w:t>
+      </w:r>
+      <w:r>
+        <w:rPr>
+          <w:rFonts w:hint="eastAsia"/>
+          <w:bCs/>
+          <w:color w:val="000000" w:themeColor="text1"/>
+          <w:sz w:val="22"/>
+          <w:szCs w:val="24"/>
+        </w:rPr>
+        <w:t xml:space="preserve">새로 추가된 </w:t>
+      </w:r>
+      <w:r>
+        <w:rPr>
+          <w:bCs/>
+          <w:color w:val="000000" w:themeColor="text1"/>
+          <w:sz w:val="22"/>
+          <w:szCs w:val="24"/>
+        </w:rPr>
+        <w:t>함수인 argument_stack(argv, argc, esp)를 호출하여 스택 프레임을 구성한다.</w:t>
+      </w:r>
+    </w:p>
+    <w:p>
+      <w:pPr>
+        <w:pStyle w:val="a3"/>
+        <w:rPr>
+          <w:bCs/>
+          <w:color w:val="000000" w:themeColor="text1"/>
+          <w:sz w:val="22"/>
+          <w:szCs w:val="24"/>
+        </w:rPr>
+      </w:pPr>
+    </w:p>
+    <w:p>
+      <w:pPr>
+        <w:pStyle w:val="a3"/>
+        <w:rPr>
+          <w:b/>
+          <w:bCs/>
+          <w:color w:val="000000" w:themeColor="text1"/>
+          <w:sz w:val="22"/>
+          <w:szCs w:val="24"/>
+        </w:rPr>
+      </w:pPr>
+      <w:r>
+        <w:rPr>
+          <w:b/>
+          <w:bCs/>
+          <w:color w:val="000000" w:themeColor="text1"/>
+          <w:sz w:val="22"/>
+          <w:szCs w:val="24"/>
+        </w:rPr>
+        <w:t>(</w:t>
+      </w:r>
+      <w:r>
+        <w:rPr>
+          <w:b/>
+          <w:bCs/>
+          <w:color w:val="000000" w:themeColor="text1"/>
+          <w:sz w:val="22"/>
+          <w:szCs w:val="24"/>
+        </w:rPr>
+        <w:t>3) argument_stack(): 80x86 규약에 따른 유저 스택 프레임 구축</w:t>
+      </w:r>
+    </w:p>
+    <w:p>
+      <w:pPr>
+        <w:pStyle w:val="a3"/>
+        <w:rPr>
+          <w:bCs/>
+          <w:color w:val="000000" w:themeColor="text1"/>
+          <w:sz w:val="22"/>
+          <w:szCs w:val="24"/>
+        </w:rPr>
+      </w:pPr>
+      <w:r>
+        <w:rPr>
+          <w:bCs/>
+          <w:color w:val="000000" w:themeColor="text1"/>
+          <w:sz w:val="22"/>
+          <w:szCs w:val="24"/>
+        </w:rPr>
+        <w:t>파싱된 인자들을 80x86 아키텍처 규약에 맞추어 유저 스택에 배치한다.</w:t>
+      </w:r>
+    </w:p>
+    <w:p>
+      <w:pPr>
+        <w:pStyle w:val="a3"/>
+        <w:rPr>
+          <w:b/>
+          <w:bCs/>
+          <w:color w:val="000000" w:themeColor="text1"/>
+          <w:sz w:val="22"/>
+          <w:szCs w:val="24"/>
+        </w:rPr>
+      </w:pPr>
+      <w:r>
+        <w:rPr>
+          <w:rFonts w:hint="eastAsia"/>
+          <w:b/>
+          <w:bCs/>
+          <w:color w:val="000000" w:themeColor="text1"/>
+          <w:sz w:val="22"/>
+          <w:szCs w:val="24"/>
+        </w:rPr>
+        <w:t>알고리즘</w:t>
+      </w:r>
+      <w:r>
+        <w:rPr>
+          <w:b/>
+          <w:bCs/>
+          <w:color w:val="000000" w:themeColor="text1"/>
+          <w:sz w:val="22"/>
+          <w:szCs w:val="24"/>
+        </w:rPr>
+        <w:t xml:space="preserve"> : </w:t>
+      </w:r>
+    </w:p>
+    <w:p>
+      <w:pPr>
+        <w:pStyle w:val="a3"/>
+        <w:rPr>
+          <w:bCs/>
+          <w:color w:val="000000" w:themeColor="text1"/>
+          <w:sz w:val="22"/>
+          <w:szCs w:val="24"/>
+        </w:rPr>
+      </w:pPr>
+      <w:r>
+        <w:rPr>
+          <w:rFonts w:hint="eastAsia"/>
+          <w:bCs/>
+          <w:color w:val="000000" w:themeColor="text1"/>
+          <w:sz w:val="22"/>
+          <w:szCs w:val="24"/>
+        </w:rPr>
+        <w:t>-</w:t>
+      </w:r>
+      <w:r>
+        <w:rPr>
+          <w:bCs/>
+          <w:color w:val="000000" w:themeColor="text1"/>
+          <w:sz w:val="22"/>
+          <w:szCs w:val="24"/>
+        </w:rPr>
+        <w:t xml:space="preserve"> </w:t>
+      </w:r>
+      <w:r>
+        <w:rPr>
+          <w:rFonts w:hint="eastAsia"/>
+          <w:bCs/>
+          <w:color w:val="000000" w:themeColor="text1"/>
+          <w:sz w:val="22"/>
+          <w:szCs w:val="24"/>
+        </w:rPr>
+        <w:t>문자열</w:t>
+      </w:r>
+      <w:r>
+        <w:rPr>
+          <w:bCs/>
+          <w:color w:val="000000" w:themeColor="text1"/>
+          <w:sz w:val="22"/>
+          <w:szCs w:val="24"/>
+        </w:rPr>
+        <w:t xml:space="preserve"> 데이터 역순 푸시: argv[argc - 1]부터 argv[0]까지 역순으로 문자열 길이만큼 스택 포인터(*esp)를 감소시키고 memcpy()로 복사한다. 각 문자열이 복사된 스택 상의 시작 주소를 argv_addr[i] 배열에 기록해 둔다.</w:t>
+      </w:r>
+    </w:p>
+    <w:p>
+      <w:pPr>
+        <w:pStyle w:val="a3"/>
+        <w:rPr>
+          <w:bCs/>
+          <w:color w:val="000000" w:themeColor="text1"/>
+          <w:sz w:val="22"/>
+          <w:szCs w:val="24"/>
+        </w:rPr>
+      </w:pPr>
+      <w:r>
+        <w:rPr>
+          <w:bCs/>
+          <w:color w:val="000000" w:themeColor="text1"/>
+          <w:sz w:val="22"/>
+          <w:szCs w:val="24"/>
+        </w:rPr>
+        <w:t xml:space="preserve">- </w:t>
+      </w:r>
+      <w:r>
+        <w:rPr>
+          <w:bCs/>
+          <w:color w:val="000000" w:themeColor="text1"/>
+          <w:sz w:val="22"/>
+          <w:szCs w:val="24"/>
+        </w:rPr>
+        <w:t>4바이트 정렬: 가변 길이의 문자열들이 들어가면서 깨진 스택 포인터의 4바이트 정렬을 맞추기 위해 (uintptr_t)*esp % 4 크기만큼 스택 포인터를 감소시키고 memset()으로 0(패딩)을 채운다.</w:t>
+      </w:r>
+    </w:p>
+    <w:p>
+      <w:pPr>
+        <w:pStyle w:val="a3"/>
+        <w:rPr>
+          <w:bCs/>
+          <w:color w:val="000000" w:themeColor="text1"/>
+          <w:sz w:val="22"/>
+          <w:szCs w:val="24"/>
+        </w:rPr>
+      </w:pPr>
+      <w:r>
+        <w:rPr>
+          <w:bCs/>
+          <w:color w:val="000000" w:themeColor="text1"/>
+          <w:sz w:val="22"/>
+          <w:szCs w:val="24"/>
+        </w:rPr>
+        <w:t>- argv[argc] = NULL</w:t>
+      </w:r>
+      <w:r>
+        <w:rPr>
+          <w:bCs/>
+          <w:color w:val="000000" w:themeColor="text1"/>
+          <w:sz w:val="22"/>
+          <w:szCs w:val="24"/>
+        </w:rPr>
+        <w:t xml:space="preserve"> 푸시: C 표준 규약에 따라 인자 목록의 끝을 표시하는 널 포인터를 푸시한다.</w:t>
+      </w:r>
+    </w:p>
+    <w:p>
+      <w:pPr>
+        <w:pStyle w:val="a3"/>
+        <w:rPr>
+          <w:bCs/>
+          <w:color w:val="000000" w:themeColor="text1"/>
+          <w:sz w:val="22"/>
+          <w:szCs w:val="24"/>
+        </w:rPr>
+      </w:pPr>
+      <w:r>
+        <w:rPr>
+          <w:rFonts w:hint="eastAsia"/>
+          <w:bCs/>
+          <w:color w:val="000000" w:themeColor="text1"/>
+          <w:sz w:val="22"/>
+          <w:szCs w:val="24"/>
+        </w:rPr>
+        <w:t>-</w:t>
+      </w:r>
+      <w:r>
+        <w:rPr>
+          <w:bCs/>
+          <w:color w:val="000000" w:themeColor="text1"/>
+          <w:sz w:val="22"/>
+          <w:szCs w:val="24"/>
+        </w:rPr>
+        <w:t xml:space="preserve"> </w:t>
+      </w:r>
+      <w:r>
+        <w:rPr>
+          <w:rFonts w:hint="eastAsia"/>
+          <w:bCs/>
+          <w:color w:val="000000" w:themeColor="text1"/>
+          <w:sz w:val="22"/>
+          <w:szCs w:val="24"/>
+        </w:rPr>
+        <w:t>각</w:t>
+      </w:r>
+      <w:r>
+        <w:rPr>
+          <w:bCs/>
+          <w:color w:val="000000" w:themeColor="text1"/>
+          <w:sz w:val="22"/>
+          <w:szCs w:val="24"/>
+        </w:rPr>
+        <w:t xml:space="preserve"> 인자 문자열의 주소 역순 푸시: 1단계에서 기억해 둔 argv_addr[argc - 1]부터 argv_addr[0]까지의 4바이트 포인터 주소를 스택에 순차적으로 푸시한다.</w:t>
+      </w:r>
+    </w:p>
+    <w:p>
+      <w:pPr>
+        <w:pStyle w:val="a3"/>
+        <w:rPr>
+          <w:bCs/>
+          <w:color w:val="000000" w:themeColor="text1"/>
+          <w:sz w:val="22"/>
+          <w:szCs w:val="24"/>
+        </w:rPr>
+      </w:pPr>
+      <w:r>
+        <w:rPr>
+          <w:bCs/>
+          <w:color w:val="000000" w:themeColor="text1"/>
+          <w:sz w:val="22"/>
+          <w:szCs w:val="24"/>
+        </w:rPr>
+        <w:lastRenderedPageBreak/>
+        <w:t xml:space="preserve">- </w:t>
+      </w:r>
+      <w:r>
+        <w:rPr>
+          <w:bCs/>
+          <w:color w:val="000000" w:themeColor="text1"/>
+          <w:sz w:val="22"/>
+          <w:szCs w:val="24"/>
+        </w:rPr>
+        <w:t>argv의 시작 주소 푸시: 현재 스택 포인터 위치(char **)를 4바이트 크기로 푸시한다.</w:t>
+      </w:r>
+    </w:p>
+    <w:p>
+      <w:pPr>
+        <w:pStyle w:val="a3"/>
+        <w:rPr>
+          <w:bCs/>
+          <w:color w:val="000000" w:themeColor="text1"/>
+          <w:sz w:val="22"/>
+          <w:szCs w:val="24"/>
+        </w:rPr>
+      </w:pPr>
+      <w:r>
+        <w:rPr>
+          <w:bCs/>
+          <w:color w:val="000000" w:themeColor="text1"/>
+          <w:sz w:val="22"/>
+          <w:szCs w:val="24"/>
+        </w:rPr>
+        <w:t xml:space="preserve">- </w:t>
+      </w:r>
+      <w:r>
+        <w:rPr>
+          <w:bCs/>
+          <w:color w:val="000000" w:themeColor="text1"/>
+          <w:sz w:val="22"/>
+          <w:szCs w:val="24"/>
+        </w:rPr>
+        <w:t>argc 푸시: 인자의 총 개수인 argc를 4바이트 정수로 푸시한다.</w:t>
+      </w:r>
+    </w:p>
+    <w:p>
+      <w:pPr>
+        <w:pStyle w:val="a3"/>
+        <w:rPr>
+          <w:bCs/>
+          <w:color w:val="000000" w:themeColor="text1"/>
+          <w:sz w:val="22"/>
+          <w:szCs w:val="24"/>
+        </w:rPr>
+      </w:pPr>
+      <w:r>
+        <w:rPr>
+          <w:bCs/>
+          <w:color w:val="000000" w:themeColor="text1"/>
+          <w:sz w:val="22"/>
+          <w:szCs w:val="24"/>
+        </w:rPr>
+        <w:t xml:space="preserve">- </w:t>
+      </w:r>
+      <w:r>
+        <w:rPr>
+          <w:bCs/>
+          <w:color w:val="000000" w:themeColor="text1"/>
+          <w:sz w:val="22"/>
+          <w:szCs w:val="24"/>
+        </w:rPr>
+        <w:t>Fake Return Address 푸시: main() 함수가 호출 규약에 따라 정상 함수 프레임으로 인식하도록 가짜 반환 주소(0) 4바이트를 최상단에 푸시한다.</w:t>
+      </w:r>
+    </w:p>
+    <w:p>
+      <w:pPr>
+        <w:pStyle w:val="a3"/>
+        <w:rPr>
+          <w:bCs/>
+          <w:color w:val="000000" w:themeColor="text1"/>
+          <w:sz w:val="22"/>
+          <w:szCs w:val="24"/>
+        </w:rPr>
+      </w:pPr>
+    </w:p>
+    <w:p>
+      <w:pPr>
+        <w:pStyle w:val="a3"/>
+        <w:rPr>
+          <w:b/>
+          <w:bCs/>
+          <w:color w:val="000000" w:themeColor="text1"/>
+          <w:sz w:val="22"/>
+          <w:szCs w:val="24"/>
+        </w:rPr>
+      </w:pPr>
+      <w:r>
+        <w:rPr>
+          <w:b/>
+          <w:bCs/>
+          <w:color w:val="000000" w:themeColor="text1"/>
+          <w:sz w:val="22"/>
+          <w:szCs w:val="24"/>
+        </w:rPr>
+        <w:t>2</w:t>
+      </w:r>
+      <w:r>
+        <w:rPr>
+          <w:b/>
+          <w:bCs/>
+          <w:color w:val="000000" w:themeColor="text1"/>
+          <w:sz w:val="22"/>
+          <w:szCs w:val="24"/>
+        </w:rPr>
+        <w:t>)</w:t>
+      </w:r>
+      <w:r>
+        <w:rPr>
+          <w:b/>
+          <w:bCs/>
+          <w:color w:val="000000" w:themeColor="text1"/>
+          <w:sz w:val="22"/>
+          <w:szCs w:val="24"/>
+        </w:rPr>
+        <w:t xml:space="preserve"> 사용된 라이브러리 및 자체 제작 함수 설명</w:t>
+      </w:r>
+    </w:p>
+    <w:p>
+      <w:pPr>
+        <w:pStyle w:val="a3"/>
+        <w:rPr>
+          <w:b/>
+          <w:bCs/>
+          <w:color w:val="000000" w:themeColor="text1"/>
+          <w:sz w:val="22"/>
+          <w:szCs w:val="24"/>
+        </w:rPr>
+      </w:pPr>
+      <w:r>
+        <w:rPr>
+          <w:b/>
+          <w:bCs/>
+          <w:color w:val="000000" w:themeColor="text1"/>
+          <w:sz w:val="22"/>
+          <w:szCs w:val="24"/>
+        </w:rPr>
+        <w:t xml:space="preserve">(1) </w:t>
+      </w:r>
+      <w:r>
+        <w:rPr>
+          <w:b/>
+          <w:bCs/>
+          <w:color w:val="000000" w:themeColor="text1"/>
+          <w:sz w:val="22"/>
+          <w:szCs w:val="24"/>
+        </w:rPr>
+        <w:t>Pintos 내장 라이브러리</w:t>
+      </w:r>
+    </w:p>
+    <w:p>
+      <w:pPr>
+        <w:pStyle w:val="a3"/>
+        <w:rPr>
+          <w:bCs/>
+          <w:color w:val="000000" w:themeColor="text1"/>
+          <w:sz w:val="22"/>
+          <w:szCs w:val="24"/>
+        </w:rPr>
+      </w:pPr>
+      <w:r>
+        <w:rPr>
+          <w:bCs/>
+          <w:color w:val="000000" w:themeColor="text1"/>
+          <w:sz w:val="22"/>
+          <w:szCs w:val="24"/>
+        </w:rPr>
+        <w:t>strtok_r() (lib/string.c):</w:t>
+      </w:r>
+    </w:p>
+    <w:p>
+      <w:pPr>
+        <w:pStyle w:val="a3"/>
+        <w:rPr>
+          <w:bCs/>
+          <w:color w:val="000000" w:themeColor="text1"/>
+          <w:sz w:val="22"/>
+          <w:szCs w:val="24"/>
+        </w:rPr>
+      </w:pPr>
+      <w:r>
+        <w:rPr>
+          <w:bCs/>
+          <w:color w:val="000000" w:themeColor="text1"/>
+          <w:sz w:val="22"/>
+          <w:szCs w:val="24"/>
+        </w:rPr>
+        <w:t>strtok의</w:t>
+      </w:r>
+      <w:r>
+        <w:rPr>
+          <w:bCs/>
+          <w:color w:val="000000" w:themeColor="text1"/>
+          <w:sz w:val="22"/>
+          <w:szCs w:val="24"/>
+        </w:rPr>
+        <w:t xml:space="preserve"> reentrant</w:t>
+      </w:r>
+      <w:r>
+        <w:rPr>
+          <w:bCs/>
+          <w:color w:val="000000" w:themeColor="text1"/>
+          <w:sz w:val="22"/>
+          <w:szCs w:val="24"/>
+        </w:rPr>
+        <w:t>버전이다. 일반 strtok은 내부 정적 변수를 사용하여 멀티스레드 환경에서 문맥이 오염될 수 있으나, strtok_r은 세 번째 매개변수인 save_ptr를 통해 호출 스레드의 로컬 상태를 유지하므로 스레드 안전성을 보장한다.</w:t>
+      </w:r>
+    </w:p>
+    <w:p>
+      <w:pPr>
+        <w:pStyle w:val="a3"/>
+        <w:rPr>
+          <w:bCs/>
+          <w:color w:val="000000" w:themeColor="text1"/>
+          <w:sz w:val="22"/>
+          <w:szCs w:val="24"/>
+        </w:rPr>
+      </w:pPr>
+      <w:r>
+        <w:rPr>
+          <w:bCs/>
+          <w:color w:val="000000" w:themeColor="text1"/>
+          <w:sz w:val="22"/>
+          <w:szCs w:val="24"/>
+        </w:rPr>
+        <w:t>strlcpy() (lib/string.c):</w:t>
+      </w:r>
+    </w:p>
+    <w:p>
+      <w:pPr>
+        <w:pStyle w:val="a3"/>
+        <w:rPr>
+          <w:bCs/>
+          <w:color w:val="000000" w:themeColor="text1"/>
+          <w:sz w:val="22"/>
+          <w:szCs w:val="24"/>
+        </w:rPr>
+      </w:pPr>
+      <w:r>
+        <w:rPr>
+          <w:rFonts w:hint="eastAsia"/>
+          <w:bCs/>
+          <w:color w:val="000000" w:themeColor="text1"/>
+          <w:sz w:val="22"/>
+          <w:szCs w:val="24"/>
+        </w:rPr>
+        <w:t>버퍼</w:t>
+      </w:r>
+      <w:r>
+        <w:rPr>
+          <w:bCs/>
+          <w:color w:val="000000" w:themeColor="text1"/>
+          <w:sz w:val="22"/>
+          <w:szCs w:val="24"/>
+        </w:rPr>
+        <w:t xml:space="preserve"> 오버플로우 취약점을 방지하는 문자열 복사 함수이다. 목적지 버퍼 크기를</w:t>
+      </w:r>
+      <w:r>
+        <w:rPr>
+          <w:bCs/>
+          <w:color w:val="000000" w:themeColor="text1"/>
+          <w:sz w:val="22"/>
+          <w:szCs w:val="24"/>
+        </w:rPr>
+        <w:t xml:space="preserve"> </w:t>
+      </w:r>
+      <w:r>
+        <w:rPr>
+          <w:bCs/>
+          <w:color w:val="000000" w:themeColor="text1"/>
+          <w:sz w:val="22"/>
+          <w:szCs w:val="24"/>
+        </w:rPr>
+        <w:t>준수하며 항상 마지막 바이트에</w:t>
+      </w:r>
+      <w:r>
+        <w:rPr>
+          <w:bCs/>
+          <w:color w:val="000000" w:themeColor="text1"/>
+          <w:sz w:val="22"/>
+          <w:szCs w:val="24"/>
+        </w:rPr>
+        <w:t xml:space="preserve"> \0</w:t>
+      </w:r>
+      <w:r>
+        <w:rPr>
+          <w:bCs/>
+          <w:color w:val="000000" w:themeColor="text1"/>
+          <w:sz w:val="22"/>
+          <w:szCs w:val="24"/>
+        </w:rPr>
+        <w:t>을 보장한다.</w:t>
+      </w:r>
+    </w:p>
+    <w:p>
+      <w:pPr>
+        <w:pStyle w:val="a3"/>
+        <w:rPr>
+          <w:bCs/>
+          <w:color w:val="000000" w:themeColor="text1"/>
+          <w:sz w:val="22"/>
+          <w:szCs w:val="24"/>
+        </w:rPr>
+      </w:pPr>
+      <w:r>
+        <w:rPr>
+          <w:bCs/>
+          <w:color w:val="000000" w:themeColor="text1"/>
+          <w:sz w:val="22"/>
+          <w:szCs w:val="24"/>
+        </w:rPr>
+        <w:t>hex_dump() (lib/stdio.c):</w:t>
+      </w:r>
+    </w:p>
+    <w:p>
+      <w:pPr>
+        <w:pStyle w:val="a3"/>
+        <w:rPr>
+          <w:bCs/>
+          <w:color w:val="000000" w:themeColor="text1"/>
+          <w:sz w:val="22"/>
+          <w:szCs w:val="24"/>
+        </w:rPr>
+      </w:pPr>
+      <w:r>
+        <w:rPr>
+          <w:rFonts w:hint="eastAsia"/>
+          <w:bCs/>
+          <w:color w:val="000000" w:themeColor="text1"/>
+          <w:sz w:val="22"/>
+          <w:szCs w:val="24"/>
+        </w:rPr>
+        <w:t>지정한</w:t>
+      </w:r>
+      <w:r>
+        <w:rPr>
+          <w:bCs/>
+          <w:color w:val="000000" w:themeColor="text1"/>
+          <w:sz w:val="22"/>
+          <w:szCs w:val="24"/>
+        </w:rPr>
+        <w:t xml:space="preserve"> 메모리 주소 영역을 16진수 및 아스키 문자로 출력하는 함수이다. PHYS_BASE - *esp 크기만큼 스택을 덤프하여 매뉴얼의 스택 레이아웃과 일치하는지 시각적으로 검증하는 디버깅 용도로 활용했다.</w:t>
+      </w:r>
+    </w:p>
+    <w:p>
+      <w:pPr>
+        <w:pStyle w:val="a3"/>
+        <w:rPr>
+          <w:bCs/>
+          <w:color w:val="000000" w:themeColor="text1"/>
+          <w:sz w:val="22"/>
+          <w:szCs w:val="24"/>
+        </w:rPr>
+      </w:pPr>
+      <w:r>
+        <w:rPr>
+          <w:bCs/>
+          <w:color w:val="000000" w:themeColor="text1"/>
+          <w:sz w:val="22"/>
+          <w:szCs w:val="24"/>
+        </w:rPr>
+        <w:t>memcpy(), memset() (lib/string.c):</w:t>
+      </w:r>
+    </w:p>
+    <w:p>
+      <w:pPr>
+        <w:pStyle w:val="a3"/>
+        <w:rPr>
+          <w:bCs/>
+          <w:color w:val="000000" w:themeColor="text1"/>
+          <w:sz w:val="22"/>
+          <w:szCs w:val="24"/>
+        </w:rPr>
+      </w:pPr>
+      <w:r>
+        <w:rPr>
+          <w:rFonts w:hint="eastAsia"/>
+          <w:bCs/>
+          <w:color w:val="000000" w:themeColor="text1"/>
+          <w:sz w:val="22"/>
+          <w:szCs w:val="24"/>
+        </w:rPr>
+        <w:t>유저</w:t>
+      </w:r>
+      <w:r>
+        <w:rPr>
+          <w:bCs/>
+          <w:color w:val="000000" w:themeColor="text1"/>
+          <w:sz w:val="22"/>
+          <w:szCs w:val="24"/>
+        </w:rPr>
+        <w:t xml:space="preserve"> 스택 공간에 문자열 바이트를 복사하고, 정렬 패딩을 0으로 채우는 데 사용했다.</w:t>
+      </w:r>
+    </w:p>
+    <w:p>
+      <w:pPr>
+        <w:pStyle w:val="a3"/>
+        <w:rPr>
+          <w:bCs/>
+          <w:color w:val="000000" w:themeColor="text1"/>
+          <w:sz w:val="22"/>
+          <w:szCs w:val="24"/>
+        </w:rPr>
+      </w:pPr>
+    </w:p>
+    <w:p>
+      <w:pPr>
+        <w:pStyle w:val="a3"/>
+        <w:rPr>
+          <w:bCs/>
+          <w:color w:val="000000" w:themeColor="text1"/>
+          <w:sz w:val="22"/>
+          <w:szCs w:val="24"/>
+        </w:rPr>
+      </w:pPr>
+    </w:p>
+    <w:p>
+      <w:pPr>
+        <w:pStyle w:val="a3"/>
+        <w:rPr>
+          <w:bCs/>
+          <w:color w:val="000000" w:themeColor="text1"/>
+          <w:sz w:val="22"/>
+          <w:szCs w:val="24"/>
+        </w:rPr>
+      </w:pPr>
+    </w:p>
+    <w:p>
+      <w:pPr>
+        <w:pStyle w:val="a3"/>
+        <w:rPr>
+          <w:rFonts w:hint="eastAsia"/>
+          <w:bCs/>
+          <w:color w:val="000000" w:themeColor="text1"/>
+          <w:sz w:val="22"/>
+          <w:szCs w:val="24"/>
+        </w:rPr>
+      </w:pPr>
+    </w:p>
+    <w:p>
+      <w:pPr>
+        <w:pStyle w:val="a3"/>
+        <w:rPr>
+          <w:b/>
+          <w:bCs/>
+          <w:color w:val="000000" w:themeColor="text1"/>
+          <w:sz w:val="22"/>
+          <w:szCs w:val="24"/>
+        </w:rPr>
+      </w:pPr>
+      <w:r>
+        <w:rPr>
+          <w:b/>
+          <w:bCs/>
+          <w:color w:val="000000" w:themeColor="text1"/>
+          <w:sz w:val="22"/>
+          <w:szCs w:val="24"/>
+        </w:rPr>
+        <w:lastRenderedPageBreak/>
+        <w:t xml:space="preserve">(2) </w:t>
+      </w:r>
+      <w:r>
+        <w:rPr>
+          <w:b/>
+          <w:bCs/>
+          <w:color w:val="000000" w:themeColor="text1"/>
+          <w:sz w:val="22"/>
+          <w:szCs w:val="24"/>
+        </w:rPr>
+        <w:t>자체 제작 함수</w:t>
+      </w:r>
+    </w:p>
+    <w:p>
+      <w:pPr>
+        <w:pStyle w:val="a3"/>
+        <w:rPr>
+          <w:bCs/>
+          <w:color w:val="000000" w:themeColor="text1"/>
+          <w:sz w:val="22"/>
+          <w:szCs w:val="24"/>
+        </w:rPr>
+      </w:pPr>
+      <w:r>
+        <w:rPr>
+          <w:bCs/>
+          <w:color w:val="000000" w:themeColor="text1"/>
+          <w:sz w:val="22"/>
+          <w:szCs w:val="24"/>
+        </w:rPr>
+        <w:t>static void argument_stack (char</w:t>
+      </w:r>
+      <w:r>
+        <w:rPr>
+          <w:bCs/>
+          <w:color w:val="000000" w:themeColor="text1"/>
+          <w:sz w:val="22"/>
+          <w:szCs w:val="24"/>
+        </w:rPr>
+        <w:t xml:space="preserve"> **argv, int argc, void **esp):</w:t>
+      </w:r>
+    </w:p>
+    <w:p>
+      <w:pPr>
+        <w:pStyle w:val="a3"/>
+        <w:rPr>
+          <w:bCs/>
+          <w:color w:val="000000" w:themeColor="text1"/>
+          <w:sz w:val="22"/>
+          <w:szCs w:val="24"/>
+        </w:rPr>
+      </w:pPr>
+      <w:r>
+        <w:rPr>
+          <w:bCs/>
+          <w:color w:val="000000" w:themeColor="text1"/>
+          <w:sz w:val="22"/>
+          <w:szCs w:val="24"/>
+        </w:rPr>
+        <w:t xml:space="preserve">process.c에 </w:t>
+      </w:r>
+      <w:r>
+        <w:rPr>
+          <w:rFonts w:hint="eastAsia"/>
+          <w:bCs/>
+          <w:color w:val="000000" w:themeColor="text1"/>
+          <w:sz w:val="22"/>
+          <w:szCs w:val="24"/>
+        </w:rPr>
+        <w:t>새롭게</w:t>
+      </w:r>
+      <w:r>
+        <w:rPr>
+          <w:bCs/>
+          <w:color w:val="000000" w:themeColor="text1"/>
+          <w:sz w:val="22"/>
+          <w:szCs w:val="24"/>
+        </w:rPr>
+        <w:t xml:space="preserve"> </w:t>
+      </w:r>
+      <w:r>
+        <w:rPr>
+          <w:rFonts w:hint="eastAsia"/>
+          <w:bCs/>
+          <w:color w:val="000000" w:themeColor="text1"/>
+          <w:sz w:val="22"/>
+          <w:szCs w:val="24"/>
+        </w:rPr>
+        <w:t>추가</w:t>
+      </w:r>
+      <w:r>
+        <w:rPr>
+          <w:bCs/>
+          <w:color w:val="000000" w:themeColor="text1"/>
+          <w:sz w:val="22"/>
+          <w:szCs w:val="24"/>
+        </w:rPr>
+        <w:t>된 헬퍼 함수이다. load() 함수가 비대해지는 것을 방지하고 메모리 적재</w:t>
+      </w:r>
+      <w:r>
+        <w:rPr>
+          <w:bCs/>
+          <w:color w:val="000000" w:themeColor="text1"/>
+          <w:sz w:val="22"/>
+          <w:szCs w:val="24"/>
+        </w:rPr>
+        <w:t xml:space="preserve"> </w:t>
+      </w:r>
+      <w:r>
+        <w:rPr>
+          <w:bCs/>
+          <w:color w:val="000000" w:themeColor="text1"/>
+          <w:sz w:val="22"/>
+          <w:szCs w:val="24"/>
+        </w:rPr>
+        <w:t>스택 인자 배치</w:t>
+      </w:r>
+      <w:r>
+        <w:rPr>
+          <w:rFonts w:hint="eastAsia"/>
+          <w:bCs/>
+          <w:color w:val="000000" w:themeColor="text1"/>
+          <w:sz w:val="22"/>
+          <w:szCs w:val="24"/>
+        </w:rPr>
+        <w:t>를 기능적으로 분리</w:t>
+      </w:r>
+      <w:r>
+        <w:rPr>
+          <w:bCs/>
+          <w:color w:val="000000" w:themeColor="text1"/>
+          <w:sz w:val="22"/>
+          <w:szCs w:val="24"/>
+        </w:rPr>
+        <w:t>하기 위해 모듈화하여 구현했다. 전달받은 argv 포인터 배열과 argc를 기반으로 유저 스택의 7단계 구조화를 완결한다.</w:t>
+      </w:r>
+    </w:p>
+    <w:p>
+      <w:pPr>
+        <w:pStyle w:val="a3"/>
+        <w:rPr>
+          <w:bCs/>
+          <w:color w:val="4472C4" w:themeColor="accent5"/>
+          <w:sz w:val="22"/>
+          <w:szCs w:val="24"/>
+        </w:rPr>
+      </w:pPr>
+    </w:p>
+    <w:p>
+      <w:pPr>
+        <w:pStyle w:val="a3"/>
+        <w:rPr>
+          <w:bCs/>
+          <w:color w:val="4472C4" w:themeColor="accent5"/>
+          <w:sz w:val="22"/>
+          <w:szCs w:val="24"/>
+        </w:rPr>
+      </w:pPr>
+    </w:p>
+    <w:p>
+      <w:pPr>
+        <w:pStyle w:val="a3"/>
+        <w:rPr>
+          <w:bCs/>
+          <w:color w:val="4472C4" w:themeColor="accent5"/>
+          <w:sz w:val="22"/>
+          <w:szCs w:val="24"/>
+        </w:rPr>
+      </w:pPr>
+    </w:p>
+    <w:p>
+      <w:pPr>
+        <w:pStyle w:val="a3"/>
+        <w:rPr>
+          <w:bCs/>
+          <w:color w:val="4472C4" w:themeColor="accent5"/>
+          <w:sz w:val="22"/>
+          <w:szCs w:val="24"/>
+        </w:rPr>
+      </w:pPr>
+    </w:p>
+    <w:p>
+      <w:pPr>
+        <w:pStyle w:val="a3"/>
+        <w:rPr>
+          <w:bCs/>
+          <w:color w:val="4472C4" w:themeColor="accent5"/>
+          <w:sz w:val="22"/>
+          <w:szCs w:val="24"/>
+        </w:rPr>
+      </w:pPr>
+    </w:p>
+    <w:p>
+      <w:pPr>
+        <w:pStyle w:val="a3"/>
+        <w:rPr>
+          <w:bCs/>
+          <w:color w:val="4472C4" w:themeColor="accent5"/>
+          <w:sz w:val="22"/>
+          <w:szCs w:val="24"/>
+        </w:rPr>
+      </w:pPr>
+    </w:p>
+    <w:p>
+      <w:pPr>
+        <w:pStyle w:val="a3"/>
+        <w:rPr>
+          <w:bCs/>
+          <w:color w:val="4472C4" w:themeColor="accent5"/>
+          <w:sz w:val="22"/>
+          <w:szCs w:val="24"/>
+        </w:rPr>
+      </w:pPr>
+    </w:p>
+    <w:p>
+      <w:pPr>
+        <w:pStyle w:val="a3"/>
+        <w:rPr>
+          <w:bCs/>
+          <w:color w:val="4472C4" w:themeColor="accent5"/>
+          <w:sz w:val="22"/>
+          <w:szCs w:val="24"/>
+        </w:rPr>
+      </w:pPr>
+    </w:p>
+    <w:p>
+      <w:pPr>
+        <w:pStyle w:val="a3"/>
+        <w:rPr>
+          <w:bCs/>
+          <w:color w:val="4472C4" w:themeColor="accent5"/>
+          <w:sz w:val="22"/>
+          <w:szCs w:val="24"/>
+        </w:rPr>
+      </w:pPr>
+    </w:p>
+    <w:p>
+      <w:pPr>
+        <w:pStyle w:val="a3"/>
+        <w:rPr>
+          <w:bCs/>
+          <w:color w:val="4472C4" w:themeColor="accent5"/>
+          <w:sz w:val="22"/>
+          <w:szCs w:val="24"/>
+        </w:rPr>
+      </w:pPr>
+    </w:p>
+    <w:p>
+      <w:pPr>
+        <w:pStyle w:val="a3"/>
+        <w:rPr>
+          <w:bCs/>
+          <w:color w:val="4472C4" w:themeColor="accent5"/>
+          <w:sz w:val="22"/>
+          <w:szCs w:val="24"/>
+        </w:rPr>
+      </w:pPr>
+    </w:p>
+    <w:p>
+      <w:pPr>
+        <w:pStyle w:val="a3"/>
+        <w:rPr>
+          <w:bCs/>
+          <w:color w:val="4472C4" w:themeColor="accent5"/>
+          <w:sz w:val="22"/>
+          <w:szCs w:val="24"/>
+        </w:rPr>
+      </w:pPr>
+    </w:p>
+    <w:p>
+      <w:pPr>
+        <w:pStyle w:val="a3"/>
+        <w:rPr>
+          <w:bCs/>
+          <w:color w:val="4472C4" w:themeColor="accent5"/>
+          <w:sz w:val="22"/>
+          <w:szCs w:val="24"/>
+        </w:rPr>
+      </w:pPr>
+    </w:p>
+    <w:p>
+      <w:pPr>
+        <w:pStyle w:val="a3"/>
+        <w:rPr>
+          <w:bCs/>
+          <w:color w:val="4472C4" w:themeColor="accent5"/>
+          <w:sz w:val="22"/>
+          <w:szCs w:val="24"/>
+        </w:rPr>
+      </w:pPr>
+    </w:p>
+    <w:p>
+      <w:pPr>
+        <w:pStyle w:val="a3"/>
+        <w:rPr>
+          <w:bCs/>
+          <w:color w:val="4472C4" w:themeColor="accent5"/>
+          <w:sz w:val="22"/>
+          <w:szCs w:val="24"/>
+        </w:rPr>
+      </w:pPr>
+    </w:p>
+    <w:p>
+      <w:pPr>
+        <w:pStyle w:val="a3"/>
+        <w:rPr>
+          <w:bCs/>
+          <w:color w:val="4472C4" w:themeColor="accent5"/>
+          <w:sz w:val="22"/>
+          <w:szCs w:val="24"/>
+        </w:rPr>
+      </w:pPr>
+    </w:p>
+    <w:p>
+      <w:pPr>
+        <w:pStyle w:val="a3"/>
+        <w:rPr>
+          <w:bCs/>
+          <w:color w:val="4472C4" w:themeColor="accent5"/>
+          <w:sz w:val="22"/>
+          <w:szCs w:val="24"/>
+        </w:rPr>
+      </w:pPr>
+    </w:p>
+    <w:p>
+      <w:pPr>
+        <w:pStyle w:val="a3"/>
+        <w:rPr>
+          <w:bCs/>
+          <w:color w:val="4472C4" w:themeColor="accent5"/>
+          <w:sz w:val="22"/>
+          <w:szCs w:val="24"/>
+        </w:rPr>
+      </w:pPr>
+    </w:p>
+    <w:p>
+      <w:pPr>
+        <w:pStyle w:val="a3"/>
+        <w:rPr>
+          <w:rFonts w:hint="eastAsia"/>
+          <w:bCs/>
+          <w:color w:val="4472C4" w:themeColor="accent5"/>
+          <w:sz w:val="22"/>
+          <w:szCs w:val="24"/>
+        </w:rPr>
+      </w:pPr>
+    </w:p>
+    <w:p>
+      <w:pPr>
+        <w:pStyle w:val="a3"/>
+        <w:ind w:leftChars="560" w:left="1120"/>
+        <w:rPr>
+          <w:rFonts w:hint="eastAsia"/>
+          <w:b/>
+          <w:bCs/>
+          <w:color w:val="000000" w:themeColor="text1"/>
+          <w:sz w:val="22"/>
+          <w:szCs w:val="24"/>
+        </w:rPr>
+      </w:pPr>
+      <w:r>
+        <w:rPr>
+          <w:b/>
+          <w:bCs/>
+          <w:color w:val="000000" w:themeColor="text1"/>
+          <w:sz w:val="22"/>
+          <w:szCs w:val="24"/>
+        </w:rPr>
+        <w:lastRenderedPageBreak/>
+        <w:t>2</w:t>
+      </w:r>
+      <w:r>
+        <w:rPr>
+          <w:b/>
+          <w:bCs/>
+          <w:color w:val="000000" w:themeColor="text1"/>
+          <w:sz w:val="22"/>
+          <w:szCs w:val="24"/>
+        </w:rPr>
+        <w:t xml:space="preserve">. </w:t>
+      </w:r>
+      <w:r>
+        <w:rPr>
+          <w:rFonts w:hint="eastAsia"/>
+          <w:b/>
+          <w:bCs/>
+          <w:color w:val="000000" w:themeColor="text1"/>
+          <w:sz w:val="22"/>
+          <w:szCs w:val="24"/>
+        </w:rPr>
+        <w:t>U</w:t>
+      </w:r>
+      <w:r>
+        <w:rPr>
+          <w:b/>
+          <w:bCs/>
+          <w:color w:val="000000" w:themeColor="text1"/>
+          <w:sz w:val="22"/>
+          <w:szCs w:val="24"/>
+        </w:rPr>
+        <w:t xml:space="preserve">ser Memory </w:t>
+      </w:r>
+      <w:r>
+        <w:rPr>
+          <w:b/>
+          <w:bCs/>
+          <w:color w:val="000000" w:themeColor="text1"/>
+          <w:sz w:val="22"/>
+          <w:szCs w:val="24"/>
+        </w:rPr>
+        <w:t>개발 내용 및 실질적 구현</w:t>
+      </w:r>
+    </w:p>
+    <w:p>
+      <w:pPr>
+        <w:pStyle w:val="a3"/>
+        <w:ind w:leftChars="600" w:left="1200"/>
+        <w:rPr>
+          <w:b/>
+          <w:bCs/>
+          <w:color w:val="000000" w:themeColor="text1"/>
+          <w:sz w:val="22"/>
+          <w:szCs w:val="24"/>
+        </w:rPr>
+      </w:pPr>
+      <w:r>
+        <w:rPr>
+          <w:b/>
+          <w:bCs/>
+          <w:color w:val="000000" w:themeColor="text1"/>
+          <w:sz w:val="22"/>
+          <w:szCs w:val="24"/>
+        </w:rPr>
+        <w:t xml:space="preserve">1) </w:t>
+      </w:r>
+      <w:r>
+        <w:rPr>
+          <w:b/>
+          <w:bCs/>
+          <w:color w:val="000000" w:themeColor="text1"/>
+          <w:sz w:val="22"/>
+          <w:szCs w:val="24"/>
+        </w:rPr>
+        <w:t>구현 내용 및 알고리즘</w:t>
+      </w:r>
+    </w:p>
+    <w:p>
+      <w:pPr>
+        <w:pStyle w:val="a3"/>
+        <w:ind w:leftChars="600" w:left="1200"/>
+        <w:rPr>
+          <w:bCs/>
+          <w:color w:val="000000" w:themeColor="text1"/>
+          <w:sz w:val="22"/>
+          <w:szCs w:val="24"/>
+        </w:rPr>
+      </w:pPr>
+      <w:r>
+        <w:rPr>
+          <w:rFonts w:hint="eastAsia"/>
+          <w:bCs/>
+          <w:color w:val="000000" w:themeColor="text1"/>
+          <w:sz w:val="22"/>
+          <w:szCs w:val="24"/>
+        </w:rPr>
+        <w:t>유저</w:t>
+      </w:r>
+      <w:r>
+        <w:rPr>
+          <w:bCs/>
+          <w:color w:val="000000" w:themeColor="text1"/>
+          <w:sz w:val="22"/>
+          <w:szCs w:val="24"/>
+        </w:rPr>
+        <w:t xml:space="preserve"> 프로그램은 커널 모드에 비해 낮은 특권 레벨에서 동작하므로, 시스템 콜 호출이나 일반 코드 실행 시 커널 메모리 영역을 침범하거나 유효하지 않은 주소(NULL, 미매핑 주소)에 접근하지 못하도록 격리해야 한다. 만약 커널이 유저가 전달한 불량 포인터를 검증 없이 역참조하면 운영체제 전체가 충돌을 일으키므로, 이를 원천 차단하는 방어 로직을 구현했다.</w:t>
+      </w:r>
+    </w:p>
+    <w:p>
+      <w:pPr>
+        <w:pStyle w:val="a3"/>
+        <w:ind w:leftChars="600" w:left="1200"/>
+        <w:rPr>
+          <w:bCs/>
+          <w:color w:val="000000" w:themeColor="text1"/>
+          <w:sz w:val="22"/>
+          <w:szCs w:val="24"/>
+        </w:rPr>
+      </w:pPr>
+    </w:p>
+    <w:p>
+      <w:pPr>
+        <w:pStyle w:val="a3"/>
+        <w:ind w:leftChars="600" w:left="1200"/>
+        <w:rPr>
+          <w:b/>
+          <w:bCs/>
+          <w:color w:val="000000" w:themeColor="text1"/>
+          <w:sz w:val="22"/>
+          <w:szCs w:val="24"/>
+        </w:rPr>
+      </w:pPr>
+      <w:r>
+        <w:rPr>
+          <w:b/>
+          <w:bCs/>
+          <w:color w:val="000000" w:themeColor="text1"/>
+          <w:sz w:val="22"/>
+          <w:szCs w:val="24"/>
+        </w:rPr>
+        <w:t>(</w:t>
+      </w:r>
+      <w:r>
+        <w:rPr>
+          <w:b/>
+          <w:bCs/>
+          <w:color w:val="000000" w:themeColor="text1"/>
+          <w:sz w:val="22"/>
+          <w:szCs w:val="24"/>
+        </w:rPr>
+        <w:t>1) 포인터 유효성 검증 함수 구현 (is_valid_address())</w:t>
+      </w:r>
+    </w:p>
+    <w:p>
+      <w:pPr>
+        <w:pStyle w:val="a3"/>
+        <w:ind w:leftChars="600" w:left="1200"/>
+        <w:rPr>
+          <w:bCs/>
+          <w:color w:val="000000" w:themeColor="text1"/>
+          <w:sz w:val="22"/>
+          <w:szCs w:val="24"/>
+        </w:rPr>
+      </w:pPr>
+      <w:r>
+        <w:rPr>
+          <w:bCs/>
+          <w:color w:val="000000" w:themeColor="text1"/>
+          <w:sz w:val="22"/>
+          <w:szCs w:val="24"/>
+        </w:rPr>
+        <w:t>유저가 전달한 메모리 주소 포인터가 유효한 유저 가상 주소 공간에 속해 있으며, 실제 물리 메모리에 매핑되어 있는지 3단계로 검증한다.</w:t>
+      </w:r>
+    </w:p>
+    <w:p>
+      <w:pPr>
+        <w:pStyle w:val="a3"/>
+        <w:ind w:leftChars="600" w:left="1200"/>
+        <w:rPr>
+          <w:bCs/>
+          <w:color w:val="000000" w:themeColor="text1"/>
+          <w:sz w:val="22"/>
+          <w:szCs w:val="24"/>
+        </w:rPr>
+      </w:pPr>
+    </w:p>
+    <w:p>
+      <w:pPr>
+        <w:pStyle w:val="a3"/>
+        <w:ind w:leftChars="600" w:left="1200"/>
+        <w:rPr>
+          <w:b/>
+          <w:bCs/>
+          <w:color w:val="000000" w:themeColor="text1"/>
+          <w:sz w:val="22"/>
+          <w:szCs w:val="24"/>
+        </w:rPr>
+      </w:pPr>
+      <w:r>
+        <w:rPr>
+          <w:rFonts w:hint="eastAsia"/>
+          <w:b/>
+          <w:bCs/>
+          <w:color w:val="000000" w:themeColor="text1"/>
+          <w:sz w:val="22"/>
+          <w:szCs w:val="24"/>
+        </w:rPr>
+        <w:t>알고리즘</w:t>
+      </w:r>
+      <w:r>
+        <w:rPr>
+          <w:b/>
+          <w:bCs/>
+          <w:color w:val="000000" w:themeColor="text1"/>
+          <w:sz w:val="22"/>
+          <w:szCs w:val="24"/>
+        </w:rPr>
+        <w:t>:</w:t>
+      </w:r>
+    </w:p>
+    <w:p>
+      <w:pPr>
+        <w:pStyle w:val="a3"/>
+        <w:ind w:leftChars="600" w:left="1200"/>
+        <w:rPr>
+          <w:bCs/>
+          <w:color w:val="000000" w:themeColor="text1"/>
+          <w:sz w:val="22"/>
+          <w:szCs w:val="24"/>
+        </w:rPr>
+      </w:pPr>
+      <w:r>
+        <w:rPr>
+          <w:bCs/>
+          <w:color w:val="000000" w:themeColor="text1"/>
+          <w:sz w:val="22"/>
+          <w:szCs w:val="24"/>
+        </w:rPr>
+        <w:t xml:space="preserve">- </w:t>
+      </w:r>
+      <w:r>
+        <w:rPr>
+          <w:bCs/>
+          <w:color w:val="000000" w:themeColor="text1"/>
+          <w:sz w:val="22"/>
+          <w:szCs w:val="24"/>
+        </w:rPr>
+        <w:t>NULL 포인터 검증: 주소 값이 0x00000000인 널 포인터를 즉시 식별한다.</w:t>
+      </w:r>
+    </w:p>
+    <w:p>
+      <w:pPr>
+        <w:pStyle w:val="a3"/>
+        <w:ind w:leftChars="600" w:left="1200"/>
+        <w:rPr>
+          <w:bCs/>
+          <w:color w:val="000000" w:themeColor="text1"/>
+          <w:sz w:val="22"/>
+          <w:szCs w:val="24"/>
+        </w:rPr>
+      </w:pPr>
+      <w:r>
+        <w:rPr>
+          <w:bCs/>
+          <w:color w:val="000000" w:themeColor="text1"/>
+          <w:sz w:val="22"/>
+          <w:szCs w:val="24"/>
+        </w:rPr>
+        <w:t xml:space="preserve">- </w:t>
+      </w:r>
+      <w:r>
+        <w:rPr>
+          <w:rFonts w:hint="eastAsia"/>
+          <w:bCs/>
+          <w:color w:val="000000" w:themeColor="text1"/>
+          <w:sz w:val="22"/>
+          <w:szCs w:val="24"/>
+        </w:rPr>
+        <w:t>커널</w:t>
+      </w:r>
+      <w:r>
+        <w:rPr>
+          <w:bCs/>
+          <w:color w:val="000000" w:themeColor="text1"/>
+          <w:sz w:val="22"/>
+          <w:szCs w:val="24"/>
+        </w:rPr>
+        <w:t xml:space="preserve"> 영역 침범: 주소가 유저 가상 주소 상한선인 PHYS_BASE (0xc0000000) 이상인지 확인하여, 유저 프로그램이 커널 메모리에 접근하려는 시도를 차단한다.</w:t>
+      </w:r>
+    </w:p>
+    <w:p>
+      <w:pPr>
+        <w:pStyle w:val="a3"/>
+        <w:ind w:leftChars="600" w:left="1200"/>
+        <w:rPr>
+          <w:bCs/>
+          <w:color w:val="000000" w:themeColor="text1"/>
+          <w:sz w:val="22"/>
+          <w:szCs w:val="24"/>
+        </w:rPr>
+      </w:pPr>
+      <w:r>
+        <w:rPr>
+          <w:bCs/>
+          <w:color w:val="000000" w:themeColor="text1"/>
+          <w:sz w:val="22"/>
+          <w:szCs w:val="24"/>
+        </w:rPr>
+        <w:t xml:space="preserve">- </w:t>
+      </w:r>
+      <w:r>
+        <w:rPr>
+          <w:rFonts w:hint="eastAsia"/>
+          <w:bCs/>
+          <w:color w:val="000000" w:themeColor="text1"/>
+          <w:sz w:val="22"/>
+          <w:szCs w:val="24"/>
+        </w:rPr>
+        <w:t>물리</w:t>
+      </w:r>
+      <w:r>
+        <w:rPr>
+          <w:bCs/>
+          <w:color w:val="000000" w:themeColor="text1"/>
+          <w:sz w:val="22"/>
+          <w:szCs w:val="24"/>
+        </w:rPr>
+        <w:t xml:space="preserve"> 메모리 매핑: 가상 주소 자체는 PHYS_BASE 미만일지라도 현재 프로세스의 페이지 디렉토리에 물리 프레임이 할당·매핑되지 않은 비어있는 페이지 주소인지 확인한다.</w:t>
+      </w:r>
+    </w:p>
+    <w:p>
+      <w:pPr>
+        <w:pStyle w:val="a3"/>
+        <w:ind w:leftChars="600" w:left="1200"/>
+        <w:rPr>
+          <w:bCs/>
+          <w:color w:val="000000" w:themeColor="text1"/>
+          <w:sz w:val="22"/>
+          <w:szCs w:val="24"/>
+        </w:rPr>
+      </w:pPr>
+      <w:r>
+        <w:rPr>
+          <w:rFonts w:hint="eastAsia"/>
+          <w:bCs/>
+          <w:color w:val="000000" w:themeColor="text1"/>
+          <w:sz w:val="22"/>
+          <w:szCs w:val="24"/>
+        </w:rPr>
+        <w:t>-</w:t>
+      </w:r>
+      <w:r>
+        <w:rPr>
+          <w:bCs/>
+          <w:color w:val="000000" w:themeColor="text1"/>
+          <w:sz w:val="22"/>
+          <w:szCs w:val="24"/>
+        </w:rPr>
+        <w:t xml:space="preserve"> </w:t>
+      </w:r>
+      <w:r>
+        <w:rPr>
+          <w:rFonts w:hint="eastAsia"/>
+          <w:bCs/>
+          <w:color w:val="000000" w:themeColor="text1"/>
+          <w:sz w:val="22"/>
+          <w:szCs w:val="24"/>
+        </w:rPr>
+        <w:t>비정상</w:t>
+      </w:r>
+      <w:r>
+        <w:rPr>
+          <w:bCs/>
+          <w:color w:val="000000" w:themeColor="text1"/>
+          <w:sz w:val="22"/>
+          <w:szCs w:val="24"/>
+        </w:rPr>
+        <w:t xml:space="preserve"> 주소 처리: 위 세 가지 조건 중 하나라도 만족하면 커널이 죽지 않도록 방어하기 위해 즉시 exit(-1)을 호출하여 해당 유저 프로세스를 안전하게 강제 종료한다.</w:t>
+      </w:r>
+    </w:p>
+    <w:p>
+      <w:pPr>
+        <w:pStyle w:val="a3"/>
+        <w:ind w:leftChars="600" w:left="1200"/>
+        <w:rPr>
+          <w:bCs/>
+          <w:color w:val="000000" w:themeColor="text1"/>
+          <w:sz w:val="22"/>
+          <w:szCs w:val="24"/>
+        </w:rPr>
+      </w:pPr>
+    </w:p>
+    <w:p>
+      <w:pPr>
+        <w:pStyle w:val="a3"/>
+        <w:ind w:leftChars="600" w:left="1200"/>
+        <w:rPr>
+          <w:bCs/>
+          <w:color w:val="000000" w:themeColor="text1"/>
+          <w:sz w:val="22"/>
+          <w:szCs w:val="24"/>
+        </w:rPr>
+      </w:pPr>
+    </w:p>
+    <w:p>
+      <w:pPr>
+        <w:pStyle w:val="a3"/>
+        <w:ind w:leftChars="600" w:left="1200"/>
+        <w:rPr>
+          <w:bCs/>
+          <w:color w:val="000000" w:themeColor="text1"/>
+          <w:sz w:val="22"/>
+          <w:szCs w:val="24"/>
+        </w:rPr>
+      </w:pPr>
+    </w:p>
+    <w:p>
+      <w:pPr>
+        <w:pStyle w:val="a3"/>
+        <w:ind w:leftChars="600" w:left="1200"/>
+        <w:rPr>
+          <w:bCs/>
+          <w:color w:val="000000" w:themeColor="text1"/>
+          <w:sz w:val="22"/>
+          <w:szCs w:val="24"/>
+        </w:rPr>
+      </w:pPr>
+    </w:p>
+    <w:p>
+      <w:pPr>
+        <w:pStyle w:val="a3"/>
+        <w:ind w:leftChars="600" w:left="1200"/>
+        <w:rPr>
+          <w:b/>
+          <w:bCs/>
+          <w:color w:val="000000" w:themeColor="text1"/>
+          <w:sz w:val="22"/>
+          <w:szCs w:val="24"/>
+        </w:rPr>
+      </w:pPr>
+      <w:r>
+        <w:rPr>
+          <w:b/>
+          <w:bCs/>
+          <w:color w:val="000000" w:themeColor="text1"/>
+          <w:sz w:val="22"/>
+          <w:szCs w:val="24"/>
+        </w:rPr>
+        <w:lastRenderedPageBreak/>
+        <w:t>(</w:t>
+      </w:r>
+      <w:r>
+        <w:rPr>
+          <w:b/>
+          <w:bCs/>
+          <w:color w:val="000000" w:themeColor="text1"/>
+          <w:sz w:val="22"/>
+          <w:szCs w:val="24"/>
+        </w:rPr>
+        <w:t>2) 시스템 콜 핸들러에서의 스택 및 인자 검문 (syscall_handler())</w:t>
+      </w:r>
+    </w:p>
+    <w:p>
+      <w:pPr>
+        <w:pStyle w:val="a3"/>
+        <w:ind w:leftChars="600" w:left="1200"/>
+        <w:rPr>
+          <w:bCs/>
+          <w:color w:val="000000" w:themeColor="text1"/>
+          <w:sz w:val="22"/>
+          <w:szCs w:val="24"/>
+        </w:rPr>
+      </w:pPr>
+      <w:r>
+        <w:rPr>
+          <w:bCs/>
+          <w:color w:val="000000" w:themeColor="text1"/>
+          <w:sz w:val="22"/>
+          <w:szCs w:val="24"/>
+        </w:rPr>
+        <w:t>유저가 시스템 콜(int $0x30)을 요청했을 때, 유저 스택 포인터와 전달된 인자들의 위치가 안전한지 검사한 뒤 시스템 콜 번호를 추출한다.</w:t>
+      </w:r>
+    </w:p>
+    <w:p>
+      <w:pPr>
+        <w:pStyle w:val="a3"/>
+        <w:ind w:leftChars="600" w:left="1200"/>
+        <w:rPr>
+          <w:b/>
+          <w:bCs/>
+          <w:color w:val="000000" w:themeColor="text1"/>
+          <w:sz w:val="22"/>
+          <w:szCs w:val="24"/>
+        </w:rPr>
+      </w:pPr>
+      <w:r>
+        <w:rPr>
+          <w:rFonts w:hint="eastAsia"/>
+          <w:b/>
+          <w:bCs/>
+          <w:color w:val="000000" w:themeColor="text1"/>
+          <w:sz w:val="22"/>
+          <w:szCs w:val="24"/>
+        </w:rPr>
+        <w:t>알고리즘</w:t>
+      </w:r>
+      <w:r>
+        <w:rPr>
+          <w:b/>
+          <w:bCs/>
+          <w:color w:val="000000" w:themeColor="text1"/>
+          <w:sz w:val="22"/>
+          <w:szCs w:val="24"/>
+        </w:rPr>
+        <w:t>:</w:t>
+      </w:r>
+    </w:p>
+    <w:p>
+      <w:pPr>
+        <w:pStyle w:val="a3"/>
+        <w:ind w:leftChars="600" w:left="1200"/>
+        <w:rPr>
+          <w:bCs/>
+          <w:color w:val="000000" w:themeColor="text1"/>
+          <w:sz w:val="22"/>
+          <w:szCs w:val="24"/>
+        </w:rPr>
+      </w:pPr>
+      <w:r>
+        <w:rPr>
+          <w:rFonts w:hint="eastAsia"/>
+          <w:bCs/>
+          <w:color w:val="000000" w:themeColor="text1"/>
+          <w:sz w:val="22"/>
+          <w:szCs w:val="24"/>
+        </w:rPr>
+        <w:t>-</w:t>
+      </w:r>
+      <w:r>
+        <w:rPr>
+          <w:bCs/>
+          <w:color w:val="000000" w:themeColor="text1"/>
+          <w:sz w:val="22"/>
+          <w:szCs w:val="24"/>
+        </w:rPr>
+        <w:t xml:space="preserve"> </w:t>
+      </w:r>
+      <w:r>
+        <w:rPr>
+          <w:rFonts w:hint="eastAsia"/>
+          <w:bCs/>
+          <w:color w:val="000000" w:themeColor="text1"/>
+          <w:sz w:val="22"/>
+          <w:szCs w:val="24"/>
+        </w:rPr>
+        <w:t>시스템</w:t>
+      </w:r>
+      <w:r>
+        <w:rPr>
+          <w:bCs/>
+          <w:color w:val="000000" w:themeColor="text1"/>
+          <w:sz w:val="22"/>
+          <w:szCs w:val="24"/>
+        </w:rPr>
+        <w:t xml:space="preserve"> 콜 번호를 읽기 전에 먼저 is_valid_address(f-&gt;esp)를 호출하여, 호출자의 스택 포인터 자체가 조작되거나 파괴되지 않았는지 검증한다</w:t>
+      </w:r>
+      <w:r>
+        <w:rPr>
+          <w:bCs/>
+          <w:color w:val="000000" w:themeColor="text1"/>
+          <w:sz w:val="22"/>
+          <w:szCs w:val="24"/>
+        </w:rPr>
+        <w:t>.</w:t>
+      </w:r>
+    </w:p>
+    <w:p>
+      <w:pPr>
+        <w:pStyle w:val="a3"/>
+        <w:ind w:leftChars="600" w:left="1200"/>
+        <w:rPr>
+          <w:bCs/>
+          <w:color w:val="000000" w:themeColor="text1"/>
+          <w:sz w:val="22"/>
+          <w:szCs w:val="24"/>
+        </w:rPr>
+      </w:pPr>
+      <w:r>
+        <w:rPr>
+          <w:rFonts w:hint="eastAsia"/>
+          <w:bCs/>
+          <w:color w:val="000000" w:themeColor="text1"/>
+          <w:sz w:val="22"/>
+          <w:szCs w:val="24"/>
+        </w:rPr>
+        <w:t>-</w:t>
+      </w:r>
+      <w:r>
+        <w:rPr>
+          <w:bCs/>
+          <w:color w:val="000000" w:themeColor="text1"/>
+          <w:sz w:val="22"/>
+          <w:szCs w:val="24"/>
+        </w:rPr>
+        <w:t xml:space="preserve"> </w:t>
+      </w:r>
+      <w:r>
+        <w:rPr>
+          <w:rFonts w:hint="eastAsia"/>
+          <w:bCs/>
+          <w:color w:val="000000" w:themeColor="text1"/>
+          <w:sz w:val="22"/>
+          <w:szCs w:val="24"/>
+        </w:rPr>
+        <w:t>스택</w:t>
+      </w:r>
+      <w:r>
+        <w:rPr>
+          <w:bCs/>
+          <w:color w:val="000000" w:themeColor="text1"/>
+          <w:sz w:val="22"/>
+          <w:szCs w:val="24"/>
+        </w:rPr>
+        <w:t xml:space="preserve"> 포인터가 안전함이 확인되면 시스템 콜 번호를 추출하여 switch-case 문으로 분기한다.</w:t>
+      </w:r>
+    </w:p>
+    <w:p>
+      <w:pPr>
+        <w:pStyle w:val="a3"/>
+        <w:ind w:leftChars="600" w:left="1200"/>
+        <w:rPr>
+          <w:bCs/>
+          <w:color w:val="000000" w:themeColor="text1"/>
+          <w:sz w:val="22"/>
+          <w:szCs w:val="24"/>
+        </w:rPr>
+      </w:pPr>
+      <w:r>
+        <w:rPr>
+          <w:rFonts w:hint="eastAsia"/>
+          <w:bCs/>
+          <w:color w:val="000000" w:themeColor="text1"/>
+          <w:sz w:val="22"/>
+          <w:szCs w:val="24"/>
+        </w:rPr>
+        <w:t>-</w:t>
+      </w:r>
+      <w:r>
+        <w:rPr>
+          <w:bCs/>
+          <w:color w:val="000000" w:themeColor="text1"/>
+          <w:sz w:val="22"/>
+          <w:szCs w:val="24"/>
+        </w:rPr>
+        <w:t xml:space="preserve"> </w:t>
+      </w:r>
+      <w:r>
+        <w:rPr>
+          <w:rFonts w:hint="eastAsia"/>
+          <w:bCs/>
+          <w:color w:val="000000" w:themeColor="text1"/>
+          <w:sz w:val="22"/>
+          <w:szCs w:val="24"/>
+        </w:rPr>
+        <w:t>개별</w:t>
+      </w:r>
+      <w:r>
+        <w:rPr>
+          <w:bCs/>
+          <w:color w:val="000000" w:themeColor="text1"/>
+          <w:sz w:val="22"/>
+          <w:szCs w:val="24"/>
+        </w:rPr>
+        <w:t xml:space="preserve"> 시스템 콜 처리 시, 스택에 놓인 인자 위치(예: f-&gt;esp + 1) 역시 is_valid_address()를 통해 연속적으로 검증한 후 실제 인자 값을 역참조하여 함수에 전달한다</w:t>
+      </w:r>
+      <w:r>
+        <w:rPr>
+          <w:bCs/>
+          <w:color w:val="000000" w:themeColor="text1"/>
+          <w:sz w:val="22"/>
+          <w:szCs w:val="24"/>
+        </w:rPr>
+        <w:t>.</w:t>
+      </w:r>
+      <w:r>
+        <w:rPr>
+          <w:bCs/>
+          <w:color w:val="000000" w:themeColor="text1"/>
+          <w:sz w:val="22"/>
+          <w:szCs w:val="24"/>
+        </w:rPr>
+        <w:t xml:space="preserve"> (</w:t>
+      </w:r>
+      <w:r>
+        <w:rPr>
+          <w:rFonts w:hint="eastAsia"/>
+          <w:bCs/>
+          <w:color w:val="000000" w:themeColor="text1"/>
+          <w:sz w:val="22"/>
+          <w:szCs w:val="24"/>
+        </w:rPr>
+        <w:t>유저 메모리 제일 높은 주소에 esp를 두고 반환하는 경우,</w:t>
+      </w:r>
+      <w:r>
+        <w:rPr>
+          <w:bCs/>
+          <w:color w:val="000000" w:themeColor="text1"/>
+          <w:sz w:val="22"/>
+          <w:szCs w:val="24"/>
+        </w:rPr>
+        <w:t xml:space="preserve"> esp</w:t>
+      </w:r>
+      <w:r>
+        <w:rPr>
+          <w:rFonts w:hint="eastAsia"/>
+          <w:bCs/>
+          <w:color w:val="000000" w:themeColor="text1"/>
+          <w:sz w:val="22"/>
+          <w:szCs w:val="24"/>
+        </w:rPr>
+        <w:t xml:space="preserve">는 유저 공간이라 안잡히지만 </w:t>
+      </w:r>
+      <w:r>
+        <w:rPr>
+          <w:bCs/>
+          <w:color w:val="000000" w:themeColor="text1"/>
+          <w:sz w:val="22"/>
+          <w:szCs w:val="24"/>
+        </w:rPr>
+        <w:t>esp+4</w:t>
+      </w:r>
+      <w:r>
+        <w:rPr>
+          <w:rFonts w:hint="eastAsia"/>
+          <w:bCs/>
+          <w:color w:val="000000" w:themeColor="text1"/>
+          <w:sz w:val="22"/>
+          <w:szCs w:val="24"/>
+        </w:rPr>
+        <w:t>는 커널 공간임.</w:t>
+      </w:r>
+      <w:r>
+        <w:rPr>
+          <w:bCs/>
+          <w:color w:val="000000" w:themeColor="text1"/>
+          <w:sz w:val="22"/>
+          <w:szCs w:val="24"/>
+        </w:rPr>
+        <w:t xml:space="preserve"> </w:t>
+      </w:r>
+      <w:r>
+        <w:rPr>
+          <w:rFonts w:hint="eastAsia"/>
+          <w:bCs/>
+          <w:color w:val="000000" w:themeColor="text1"/>
+          <w:sz w:val="22"/>
+          <w:szCs w:val="24"/>
+        </w:rPr>
+        <w:t>이 경우를 처리)</w:t>
+      </w:r>
+    </w:p>
+    <w:p>
+      <w:pPr>
+        <w:pStyle w:val="a3"/>
+        <w:ind w:leftChars="600" w:left="1200"/>
+        <w:rPr>
+          <w:bCs/>
+          <w:color w:val="000000" w:themeColor="text1"/>
+          <w:sz w:val="22"/>
+          <w:szCs w:val="24"/>
+        </w:rPr>
+      </w:pPr>
+    </w:p>
+    <w:p>
+      <w:pPr>
+        <w:pStyle w:val="a3"/>
+        <w:ind w:leftChars="600" w:left="1200"/>
+        <w:rPr>
+          <w:b/>
+          <w:bCs/>
+          <w:color w:val="000000" w:themeColor="text1"/>
+          <w:sz w:val="22"/>
+          <w:szCs w:val="24"/>
+        </w:rPr>
+      </w:pPr>
+      <w:r>
+        <w:rPr>
+          <w:b/>
+          <w:bCs/>
+          <w:color w:val="000000" w:themeColor="text1"/>
+          <w:sz w:val="22"/>
+          <w:szCs w:val="24"/>
+        </w:rPr>
+        <w:t>(</w:t>
+      </w:r>
+      <w:r>
+        <w:rPr>
+          <w:b/>
+          <w:bCs/>
+          <w:color w:val="000000" w:themeColor="text1"/>
+          <w:sz w:val="22"/>
+          <w:szCs w:val="24"/>
+        </w:rPr>
+        <w:t>3) 유저 레벨 Page Fault 예외 핸들러 수정 (exception.c)</w:t>
+      </w:r>
+    </w:p>
+    <w:p>
+      <w:pPr>
+        <w:pStyle w:val="a3"/>
+        <w:ind w:leftChars="600" w:left="1200"/>
+        <w:rPr>
+          <w:bCs/>
+          <w:color w:val="000000" w:themeColor="text1"/>
+          <w:sz w:val="22"/>
+          <w:szCs w:val="24"/>
+        </w:rPr>
+      </w:pPr>
+      <w:r>
+        <w:rPr>
+          <w:bCs/>
+          <w:color w:val="000000" w:themeColor="text1"/>
+          <w:sz w:val="22"/>
+          <w:szCs w:val="24"/>
+        </w:rPr>
+        <w:t>시스템 콜 내부가 아닌 유저 프로그램 자체 코드 실행 중 잘못된 메모리 역참조가 발생했을 때, 커널 오류 메시지 출력을 방지하고 표준 프로세스 종료 규격을 준수하도록 처리한다.</w:t>
+      </w:r>
+    </w:p>
+    <w:p>
+      <w:pPr>
+        <w:pStyle w:val="a3"/>
+        <w:ind w:leftChars="600" w:left="1200"/>
+        <w:rPr>
+          <w:bCs/>
+          <w:color w:val="000000" w:themeColor="text1"/>
+          <w:sz w:val="22"/>
+          <w:szCs w:val="24"/>
+        </w:rPr>
+      </w:pPr>
+    </w:p>
+    <w:p>
+      <w:pPr>
+        <w:pStyle w:val="a3"/>
+        <w:ind w:leftChars="600" w:left="1200"/>
+        <w:rPr>
+          <w:b/>
+          <w:bCs/>
+          <w:color w:val="000000" w:themeColor="text1"/>
+          <w:sz w:val="22"/>
+          <w:szCs w:val="24"/>
+        </w:rPr>
+      </w:pPr>
+      <w:r>
+        <w:rPr>
+          <w:rFonts w:hint="eastAsia"/>
+          <w:b/>
+          <w:bCs/>
+          <w:color w:val="000000" w:themeColor="text1"/>
+          <w:sz w:val="22"/>
+          <w:szCs w:val="24"/>
+        </w:rPr>
+        <w:t>알고리즘</w:t>
+      </w:r>
+      <w:r>
+        <w:rPr>
+          <w:b/>
+          <w:bCs/>
+          <w:color w:val="000000" w:themeColor="text1"/>
+          <w:sz w:val="22"/>
+          <w:szCs w:val="24"/>
+        </w:rPr>
+        <w:t>:</w:t>
+      </w:r>
+    </w:p>
+    <w:p>
+      <w:pPr>
+        <w:pStyle w:val="a3"/>
+        <w:ind w:leftChars="600" w:left="1200"/>
+        <w:rPr>
+          <w:bCs/>
+          <w:color w:val="000000" w:themeColor="text1"/>
+          <w:sz w:val="22"/>
+          <w:szCs w:val="24"/>
+        </w:rPr>
+      </w:pPr>
+      <w:r>
+        <w:rPr>
+          <w:bCs/>
+          <w:color w:val="000000" w:themeColor="text1"/>
+          <w:sz w:val="22"/>
+          <w:szCs w:val="24"/>
+        </w:rPr>
+        <w:t xml:space="preserve">- </w:t>
+      </w:r>
+      <w:r>
+        <w:rPr>
+          <w:bCs/>
+          <w:color w:val="000000" w:themeColor="text1"/>
+          <w:sz w:val="22"/>
+          <w:szCs w:val="24"/>
+        </w:rPr>
+        <w:t>CPU 하드웨어가 잘못된 메모리 접근을 감지하고 인터럽트 14번을 트리거하면 page_fault() 핸들러가 실행된다.</w:t>
+      </w:r>
+    </w:p>
+    <w:p>
+      <w:pPr>
+        <w:pStyle w:val="a3"/>
+        <w:ind w:leftChars="600" w:left="1200"/>
+        <w:rPr>
+          <w:bCs/>
+          <w:color w:val="000000" w:themeColor="text1"/>
+          <w:sz w:val="22"/>
+          <w:szCs w:val="24"/>
+        </w:rPr>
+      </w:pPr>
+      <w:r>
+        <w:rPr>
+          <w:bCs/>
+          <w:color w:val="000000" w:themeColor="text1"/>
+          <w:sz w:val="22"/>
+          <w:szCs w:val="24"/>
+        </w:rPr>
+        <w:t xml:space="preserve">- </w:t>
+      </w:r>
+      <w:r>
+        <w:rPr>
+          <w:rFonts w:hint="eastAsia"/>
+          <w:bCs/>
+          <w:color w:val="000000" w:themeColor="text1"/>
+          <w:sz w:val="22"/>
+          <w:szCs w:val="24"/>
+        </w:rPr>
+        <w:t>인터럽트</w:t>
+      </w:r>
+      <w:r>
+        <w:rPr>
+          <w:bCs/>
+          <w:color w:val="000000" w:themeColor="text1"/>
+          <w:sz w:val="22"/>
+          <w:szCs w:val="24"/>
+        </w:rPr>
+        <w:t xml:space="preserve"> 프레임의 에러 코드 플래그를 검사하여 결함이 발생한 컨텍스트가 유저 모드인지 확인한다.</w:t>
+      </w:r>
+    </w:p>
+    <w:p>
+      <w:pPr>
+        <w:pStyle w:val="a3"/>
+        <w:ind w:leftChars="600" w:left="1200"/>
+        <w:rPr>
+          <w:rFonts w:hint="eastAsia"/>
+          <w:bCs/>
+          <w:color w:val="000000" w:themeColor="text1"/>
+          <w:sz w:val="22"/>
+          <w:szCs w:val="24"/>
+        </w:rPr>
+      </w:pPr>
+      <w:r>
+        <w:rPr>
+          <w:bCs/>
+          <w:color w:val="000000" w:themeColor="text1"/>
+          <w:sz w:val="22"/>
+          <w:szCs w:val="24"/>
+        </w:rPr>
+        <w:t xml:space="preserve">- </w:t>
+      </w:r>
+      <w:r>
+        <w:rPr>
+          <w:bCs/>
+          <w:color w:val="000000" w:themeColor="text1"/>
+          <w:sz w:val="22"/>
+          <w:szCs w:val="24"/>
+        </w:rPr>
+        <w:t>user == true인 경우 커널 메시지(printf) 및 레지스터 덤프를 생략하고 즉시 exit(-1)을 호출하여 프로세스를 종료한다. 이를 통해 bad-read, bad-write, bad-jump 등의 테스트에서 요구하는 프로세스명: exit(-1) 규격을 정확히 충족하도록 한다.</w:t>
+      </w:r>
+    </w:p>
+    <w:p>
+      <w:pPr>
+        <w:pStyle w:val="a3"/>
+        <w:ind w:leftChars="600" w:left="1200"/>
+        <w:rPr>
+          <w:b/>
+          <w:bCs/>
+          <w:color w:val="000000" w:themeColor="text1"/>
+          <w:sz w:val="22"/>
+          <w:szCs w:val="24"/>
+        </w:rPr>
+      </w:pPr>
+      <w:r>
+        <w:rPr>
+          <w:b/>
+          <w:bCs/>
+          <w:color w:val="000000" w:themeColor="text1"/>
+          <w:sz w:val="22"/>
+          <w:szCs w:val="24"/>
+        </w:rPr>
+        <w:lastRenderedPageBreak/>
+        <w:t>(</w:t>
+      </w:r>
+      <w:r>
+        <w:rPr>
+          <w:b/>
+          <w:bCs/>
+          <w:color w:val="000000" w:themeColor="text1"/>
+          <w:sz w:val="22"/>
+          <w:szCs w:val="24"/>
+        </w:rPr>
+        <w:t>4) 스레드 종료 상태 확장 및 종료 함수 구현 (thread.h, syscall.c)</w:t>
+      </w:r>
+    </w:p>
+    <w:p>
+      <w:pPr>
+        <w:pStyle w:val="a3"/>
+        <w:ind w:leftChars="600" w:left="1200"/>
+        <w:rPr>
+          <w:bCs/>
+          <w:color w:val="000000" w:themeColor="text1"/>
+          <w:sz w:val="22"/>
+          <w:szCs w:val="24"/>
+        </w:rPr>
+      </w:pPr>
+      <w:r>
+        <w:rPr>
+          <w:rFonts w:hint="eastAsia"/>
+          <w:bCs/>
+          <w:color w:val="000000" w:themeColor="text1"/>
+          <w:sz w:val="22"/>
+          <w:szCs w:val="24"/>
+        </w:rPr>
+        <w:t>-</w:t>
+      </w:r>
+      <w:r>
+        <w:rPr>
+          <w:bCs/>
+          <w:color w:val="000000" w:themeColor="text1"/>
+          <w:sz w:val="22"/>
+          <w:szCs w:val="24"/>
+        </w:rPr>
+        <w:t xml:space="preserve"> </w:t>
+      </w:r>
+      <w:r>
+        <w:rPr>
+          <w:rFonts w:hint="eastAsia"/>
+          <w:bCs/>
+          <w:color w:val="000000" w:themeColor="text1"/>
+          <w:sz w:val="22"/>
+          <w:szCs w:val="24"/>
+        </w:rPr>
+        <w:t>구조체</w:t>
+      </w:r>
+      <w:r>
+        <w:rPr>
+          <w:bCs/>
+          <w:color w:val="000000" w:themeColor="text1"/>
+          <w:sz w:val="22"/>
+          <w:szCs w:val="24"/>
+        </w:rPr>
+        <w:t xml:space="preserve"> 확장: struct thread에 int exit_status; 멤버 변수를 추가하여 프로세스가 종료될 때의 반환 상태 코드를 보관할 수 있도록 설계했다.</w:t>
+      </w:r>
+    </w:p>
+    <w:p>
+      <w:pPr>
+        <w:pStyle w:val="a3"/>
+        <w:ind w:leftChars="600" w:left="1200"/>
+        <w:rPr>
+          <w:bCs/>
+          <w:color w:val="000000" w:themeColor="text1"/>
+          <w:sz w:val="22"/>
+          <w:szCs w:val="24"/>
+        </w:rPr>
+      </w:pPr>
+      <w:r>
+        <w:rPr>
+          <w:bCs/>
+          <w:color w:val="000000" w:themeColor="text1"/>
+          <w:sz w:val="22"/>
+          <w:szCs w:val="24"/>
+        </w:rPr>
+        <w:t xml:space="preserve">- </w:t>
+      </w:r>
+      <w:r>
+        <w:rPr>
+          <w:bCs/>
+          <w:color w:val="000000" w:themeColor="text1"/>
+          <w:sz w:val="22"/>
+          <w:szCs w:val="24"/>
+        </w:rPr>
+        <w:t>exit(int status) 구현: 현재 스레드의 exit_status에 전달받은 상태 값을 저장하고, 공식 종료 포맷인 printf("%s: exit(%d)\n", cur-&gt;name, status);를 출력한 뒤 thread_exit()을 호출하여 스레드 자원을 회수한다.</w:t>
+      </w:r>
+    </w:p>
+    <w:p>
+      <w:pPr>
+        <w:pStyle w:val="a3"/>
+        <w:ind w:leftChars="600" w:left="1200"/>
+        <w:rPr>
+          <w:bCs/>
+          <w:color w:val="000000" w:themeColor="text1"/>
+          <w:sz w:val="22"/>
+          <w:szCs w:val="24"/>
+        </w:rPr>
+      </w:pPr>
+      <w:r>
+        <w:rPr>
+          <w:bCs/>
+          <w:color w:val="000000" w:themeColor="text1"/>
+          <w:sz w:val="22"/>
+          <w:szCs w:val="24"/>
+        </w:rPr>
+        <w:t xml:space="preserve">- </w:t>
+      </w:r>
+      <w:r>
+        <w:rPr>
+          <w:bCs/>
+          <w:color w:val="000000" w:themeColor="text1"/>
+          <w:sz w:val="22"/>
+          <w:szCs w:val="24"/>
+        </w:rPr>
+        <w:t>halt() 구현: devices/shutdown.h의 shutdown_power_off()를 호출하여 Pintos 커널을 안전하게 종료하도록 구현했다.</w:t>
+      </w:r>
+    </w:p>
+    <w:p>
+      <w:pPr>
+        <w:pStyle w:val="a3"/>
+        <w:ind w:leftChars="600" w:left="1200"/>
+        <w:rPr>
+          <w:bCs/>
+          <w:color w:val="000000" w:themeColor="text1"/>
+          <w:sz w:val="22"/>
+          <w:szCs w:val="24"/>
+        </w:rPr>
+      </w:pPr>
+    </w:p>
+    <w:p>
+      <w:pPr>
+        <w:pStyle w:val="a3"/>
+        <w:ind w:leftChars="600" w:left="1200"/>
+        <w:rPr>
+          <w:b/>
+          <w:bCs/>
+          <w:color w:val="000000" w:themeColor="text1"/>
+          <w:sz w:val="22"/>
+          <w:szCs w:val="24"/>
+        </w:rPr>
+      </w:pPr>
+      <w:r>
+        <w:rPr>
+          <w:b/>
+          <w:bCs/>
+          <w:color w:val="000000" w:themeColor="text1"/>
+          <w:sz w:val="22"/>
+          <w:szCs w:val="24"/>
+        </w:rPr>
+        <w:t>2</w:t>
+      </w:r>
+      <w:r>
+        <w:rPr>
+          <w:b/>
+          <w:bCs/>
+          <w:color w:val="000000" w:themeColor="text1"/>
+          <w:sz w:val="22"/>
+          <w:szCs w:val="24"/>
+        </w:rPr>
+        <w:t>)</w:t>
+      </w:r>
+      <w:r>
+        <w:rPr>
+          <w:b/>
+          <w:bCs/>
+          <w:color w:val="000000" w:themeColor="text1"/>
+          <w:sz w:val="22"/>
+          <w:szCs w:val="24"/>
+        </w:rPr>
+        <w:t xml:space="preserve"> 내장 라이브러리 및 자체 제작 함수 설명</w:t>
+      </w:r>
+    </w:p>
+    <w:p>
+      <w:pPr>
+        <w:pStyle w:val="a3"/>
+        <w:ind w:leftChars="600" w:left="1200"/>
+        <w:rPr>
+          <w:b/>
+          <w:bCs/>
+          <w:color w:val="000000" w:themeColor="text1"/>
+          <w:sz w:val="22"/>
+          <w:szCs w:val="24"/>
+        </w:rPr>
+      </w:pPr>
+      <w:r>
+        <w:rPr>
+          <w:b/>
+          <w:bCs/>
+          <w:color w:val="000000" w:themeColor="text1"/>
+          <w:sz w:val="22"/>
+          <w:szCs w:val="24"/>
+        </w:rPr>
+        <w:t xml:space="preserve">(1) </w:t>
+      </w:r>
+      <w:r>
+        <w:rPr>
+          <w:b/>
+          <w:bCs/>
+          <w:color w:val="000000" w:themeColor="text1"/>
+          <w:sz w:val="22"/>
+          <w:szCs w:val="24"/>
+        </w:rPr>
+        <w:t>Pintos 내장 라이브러리 및 매크로</w:t>
+      </w:r>
+    </w:p>
+    <w:p>
+      <w:pPr>
+        <w:pStyle w:val="a3"/>
+        <w:ind w:leftChars="600" w:left="1200"/>
+        <w:rPr>
+          <w:bCs/>
+          <w:color w:val="000000" w:themeColor="text1"/>
+          <w:sz w:val="22"/>
+          <w:szCs w:val="24"/>
+        </w:rPr>
+      </w:pPr>
+      <w:r>
+        <w:rPr>
+          <w:bCs/>
+          <w:color w:val="000000" w:themeColor="text1"/>
+          <w:sz w:val="22"/>
+          <w:szCs w:val="24"/>
+        </w:rPr>
+        <w:t xml:space="preserve">- </w:t>
+      </w:r>
+      <w:r>
+        <w:rPr>
+          <w:bCs/>
+          <w:color w:val="000000" w:themeColor="text1"/>
+          <w:sz w:val="22"/>
+          <w:szCs w:val="24"/>
+        </w:rPr>
+        <w:t>is_user_vaddr(const void *vaddr) (threads/vaddr.h):</w:t>
+      </w:r>
+    </w:p>
+    <w:p>
+      <w:pPr>
+        <w:pStyle w:val="a3"/>
+        <w:ind w:leftChars="600" w:left="1200"/>
+        <w:rPr>
+          <w:bCs/>
+          <w:color w:val="000000" w:themeColor="text1"/>
+          <w:sz w:val="22"/>
+          <w:szCs w:val="24"/>
+        </w:rPr>
+      </w:pPr>
+      <w:r>
+        <w:rPr>
+          <w:rFonts w:hint="eastAsia"/>
+          <w:bCs/>
+          <w:color w:val="000000" w:themeColor="text1"/>
+          <w:sz w:val="22"/>
+          <w:szCs w:val="24"/>
+        </w:rPr>
+        <w:t>전달받은</w:t>
+      </w:r>
+      <w:r>
+        <w:rPr>
+          <w:bCs/>
+          <w:color w:val="000000" w:themeColor="text1"/>
+          <w:sz w:val="22"/>
+          <w:szCs w:val="24"/>
+        </w:rPr>
+        <w:t xml:space="preserve"> 가상 주소가 유저 가상 메모리 상한인 PHYS_BASE (0xc0000000) 미만인지 비교하는 매크로 함수이다. 커널 가상 주소 영역으로의 불법 접근을 판별하는 1차 경계 검사에 사용했다.</w:t>
+      </w:r>
+    </w:p>
+    <w:p>
+      <w:pPr>
+        <w:pStyle w:val="a3"/>
+        <w:ind w:leftChars="600" w:left="1200"/>
+        <w:rPr>
+          <w:bCs/>
+          <w:color w:val="000000" w:themeColor="text1"/>
+          <w:sz w:val="22"/>
+          <w:szCs w:val="24"/>
+        </w:rPr>
+      </w:pPr>
+    </w:p>
+    <w:p>
+      <w:pPr>
+        <w:pStyle w:val="a3"/>
+        <w:ind w:leftChars="600" w:left="1200"/>
+        <w:rPr>
+          <w:bCs/>
+          <w:color w:val="000000" w:themeColor="text1"/>
+          <w:sz w:val="22"/>
+          <w:szCs w:val="24"/>
+        </w:rPr>
+      </w:pPr>
+      <w:r>
+        <w:rPr>
+          <w:bCs/>
+          <w:color w:val="000000" w:themeColor="text1"/>
+          <w:sz w:val="22"/>
+          <w:szCs w:val="24"/>
+        </w:rPr>
+        <w:t xml:space="preserve">- </w:t>
+      </w:r>
+      <w:r>
+        <w:rPr>
+          <w:bCs/>
+          <w:color w:val="000000" w:themeColor="text1"/>
+          <w:sz w:val="22"/>
+          <w:szCs w:val="24"/>
+        </w:rPr>
+        <w:t>pagedir_get_page(uint32_t *pd, const void *upage) (userprog/pagedir.c):</w:t>
+      </w:r>
+    </w:p>
+    <w:p>
+      <w:pPr>
+        <w:pStyle w:val="a3"/>
+        <w:ind w:leftChars="600" w:left="1200"/>
+        <w:rPr>
+          <w:bCs/>
+          <w:color w:val="000000" w:themeColor="text1"/>
+          <w:sz w:val="22"/>
+          <w:szCs w:val="24"/>
+        </w:rPr>
+      </w:pPr>
+      <w:r>
+        <w:rPr>
+          <w:rFonts w:hint="eastAsia"/>
+          <w:bCs/>
+          <w:color w:val="000000" w:themeColor="text1"/>
+          <w:sz w:val="22"/>
+          <w:szCs w:val="24"/>
+        </w:rPr>
+        <w:t>현재</w:t>
+      </w:r>
+      <w:r>
+        <w:rPr>
+          <w:bCs/>
+          <w:color w:val="000000" w:themeColor="text1"/>
+          <w:sz w:val="22"/>
+          <w:szCs w:val="24"/>
+        </w:rPr>
+        <w:t xml:space="preserve"> 프로세스의 2단계 페이지 테이블(Page Directory)을 조회하여 주어진 유저 가상 주소에 실제 물리 메모리 프레임이 매핑되어 있는지 확인하는 함수이다. 매핑되지 않은 주소일 경우 NULL을 반환하므로 허위 가상 주소를 식별하는 데 사용했다.</w:t>
+      </w:r>
+    </w:p>
+    <w:p>
+      <w:pPr>
+        <w:pStyle w:val="a3"/>
+        <w:ind w:leftChars="600" w:left="1200"/>
+        <w:rPr>
+          <w:bCs/>
+          <w:color w:val="000000" w:themeColor="text1"/>
+          <w:sz w:val="22"/>
+          <w:szCs w:val="24"/>
+        </w:rPr>
+      </w:pPr>
+    </w:p>
+    <w:p>
+      <w:pPr>
+        <w:pStyle w:val="a3"/>
+        <w:ind w:leftChars="600" w:left="1200"/>
+        <w:rPr>
+          <w:bCs/>
+          <w:color w:val="000000" w:themeColor="text1"/>
+          <w:sz w:val="22"/>
+          <w:szCs w:val="24"/>
+        </w:rPr>
+      </w:pPr>
+      <w:r>
+        <w:rPr>
+          <w:bCs/>
+          <w:color w:val="000000" w:themeColor="text1"/>
+          <w:sz w:val="22"/>
+          <w:szCs w:val="24"/>
+        </w:rPr>
+        <w:t xml:space="preserve">- </w:t>
+      </w:r>
+      <w:r>
+        <w:rPr>
+          <w:bCs/>
+          <w:color w:val="000000" w:themeColor="text1"/>
+          <w:sz w:val="22"/>
+          <w:szCs w:val="24"/>
+        </w:rPr>
+        <w:t>thread_current() (threads/thread.h):</w:t>
+      </w:r>
+    </w:p>
+    <w:p>
+      <w:pPr>
+        <w:pStyle w:val="a3"/>
+        <w:ind w:leftChars="600" w:left="1200"/>
+        <w:rPr>
+          <w:bCs/>
+          <w:color w:val="000000" w:themeColor="text1"/>
+          <w:sz w:val="22"/>
+          <w:szCs w:val="24"/>
+        </w:rPr>
+      </w:pPr>
+      <w:r>
+        <w:rPr>
+          <w:rFonts w:hint="eastAsia"/>
+          <w:bCs/>
+          <w:color w:val="000000" w:themeColor="text1"/>
+          <w:sz w:val="22"/>
+          <w:szCs w:val="24"/>
+        </w:rPr>
+        <w:t>현재</w:t>
+      </w:r>
+      <w:r>
+        <w:rPr>
+          <w:bCs/>
+          <w:color w:val="000000" w:themeColor="text1"/>
+          <w:sz w:val="22"/>
+          <w:szCs w:val="24"/>
+        </w:rPr>
+        <w:t xml:space="preserve"> CPU를 점유하고 있는 실행 스레드의 구조체 포인터를 반환하는 함수이다. 현재 프로세스의 페이지 디렉토리(thread_current()-&gt;pagedir)와 스레드 이름(cur-&gt;name)에 접근하기 위해 사용했다.</w:t>
+      </w:r>
+    </w:p>
+    <w:p>
+      <w:pPr>
+        <w:pStyle w:val="a3"/>
+        <w:ind w:leftChars="600" w:left="1200"/>
+        <w:rPr>
+          <w:bCs/>
+          <w:color w:val="000000" w:themeColor="text1"/>
+          <w:sz w:val="22"/>
+          <w:szCs w:val="24"/>
+        </w:rPr>
+      </w:pPr>
+    </w:p>
+    <w:p>
+      <w:pPr>
+        <w:pStyle w:val="a3"/>
+        <w:ind w:leftChars="600" w:left="1200"/>
+        <w:rPr>
+          <w:bCs/>
+          <w:color w:val="000000" w:themeColor="text1"/>
+          <w:sz w:val="22"/>
+          <w:szCs w:val="24"/>
+        </w:rPr>
+      </w:pPr>
+      <w:r>
+        <w:rPr>
+          <w:bCs/>
+          <w:color w:val="000000" w:themeColor="text1"/>
+          <w:sz w:val="22"/>
+          <w:szCs w:val="24"/>
+        </w:rPr>
+        <w:lastRenderedPageBreak/>
+        <w:t xml:space="preserve">- </w:t>
+      </w:r>
+      <w:r>
+        <w:rPr>
+          <w:bCs/>
+          <w:color w:val="000000" w:themeColor="text1"/>
+          <w:sz w:val="22"/>
+          <w:szCs w:val="24"/>
+        </w:rPr>
+        <w:t>shutdown_power_off() (devices/shutdown.h):</w:t>
+      </w:r>
+    </w:p>
+    <w:p>
+      <w:pPr>
+        <w:pStyle w:val="a3"/>
+        <w:ind w:leftChars="600" w:left="1200"/>
+        <w:rPr>
+          <w:bCs/>
+          <w:color w:val="000000" w:themeColor="text1"/>
+          <w:sz w:val="22"/>
+          <w:szCs w:val="24"/>
+        </w:rPr>
+      </w:pPr>
+      <w:r>
+        <w:rPr>
+          <w:bCs/>
+          <w:color w:val="000000" w:themeColor="text1"/>
+          <w:sz w:val="22"/>
+          <w:szCs w:val="24"/>
+        </w:rPr>
+        <w:t>ACPI 전원 제어를 통해 컴퓨터(QEMU/Bochs 시뮬레이터)의 전원을 끄는 커널 함수이다. halt() 시스템 콜 구현에 활용했다.</w:t>
+      </w:r>
+    </w:p>
+    <w:p>
+      <w:pPr>
+        <w:pStyle w:val="a3"/>
+        <w:ind w:leftChars="600" w:left="1200"/>
+        <w:rPr>
+          <w:bCs/>
+          <w:color w:val="4472C4" w:themeColor="accent5"/>
+          <w:sz w:val="22"/>
+          <w:szCs w:val="24"/>
+        </w:rPr>
+      </w:pPr>
+    </w:p>
+    <w:p>
+      <w:pPr>
+        <w:pStyle w:val="a3"/>
+        <w:ind w:leftChars="600" w:left="1200"/>
+        <w:rPr>
+          <w:bCs/>
+          <w:color w:val="4472C4" w:themeColor="accent5"/>
+          <w:sz w:val="22"/>
+          <w:szCs w:val="24"/>
+        </w:rPr>
+      </w:pPr>
+    </w:p>
+    <w:p>
+      <w:pPr>
+        <w:pStyle w:val="a3"/>
+        <w:ind w:leftChars="600" w:left="1200"/>
+        <w:rPr>
+          <w:bCs/>
+          <w:color w:val="4472C4" w:themeColor="accent5"/>
+          <w:sz w:val="22"/>
+          <w:szCs w:val="24"/>
+        </w:rPr>
+      </w:pPr>
+    </w:p>
+    <w:p>
+      <w:pPr>
+        <w:pStyle w:val="a3"/>
+        <w:ind w:leftChars="600" w:left="1200"/>
+        <w:rPr>
+          <w:bCs/>
+          <w:color w:val="4472C4" w:themeColor="accent5"/>
+          <w:sz w:val="22"/>
+          <w:szCs w:val="24"/>
+        </w:rPr>
+      </w:pPr>
+    </w:p>
+    <w:p>
+      <w:pPr>
+        <w:pStyle w:val="a3"/>
+        <w:ind w:leftChars="600" w:left="1200"/>
+        <w:rPr>
+          <w:bCs/>
+          <w:color w:val="4472C4" w:themeColor="accent5"/>
+          <w:sz w:val="22"/>
+          <w:szCs w:val="24"/>
+        </w:rPr>
+      </w:pPr>
+    </w:p>
+    <w:p>
+      <w:pPr>
+        <w:pStyle w:val="a3"/>
+        <w:ind w:leftChars="600" w:left="1200"/>
+        <w:rPr>
+          <w:bCs/>
+          <w:color w:val="4472C4" w:themeColor="accent5"/>
+          <w:sz w:val="22"/>
+          <w:szCs w:val="24"/>
+        </w:rPr>
+      </w:pPr>
+    </w:p>
+    <w:p>
+      <w:pPr>
+        <w:pStyle w:val="a3"/>
+        <w:ind w:leftChars="600" w:left="1200"/>
+        <w:rPr>
+          <w:bCs/>
+          <w:color w:val="4472C4" w:themeColor="accent5"/>
+          <w:sz w:val="22"/>
+          <w:szCs w:val="24"/>
+        </w:rPr>
+      </w:pPr>
+    </w:p>
+    <w:p>
+      <w:pPr>
+        <w:pStyle w:val="a3"/>
+        <w:ind w:leftChars="600" w:left="1200"/>
+        <w:rPr>
+          <w:bCs/>
+          <w:color w:val="4472C4" w:themeColor="accent5"/>
+          <w:sz w:val="22"/>
+          <w:szCs w:val="24"/>
+        </w:rPr>
+      </w:pPr>
+    </w:p>
+    <w:p>
+      <w:pPr>
+        <w:pStyle w:val="a3"/>
+        <w:ind w:leftChars="600" w:left="1200"/>
+        <w:rPr>
+          <w:bCs/>
+          <w:color w:val="4472C4" w:themeColor="accent5"/>
+          <w:sz w:val="22"/>
+          <w:szCs w:val="24"/>
+        </w:rPr>
+      </w:pPr>
+    </w:p>
+    <w:p>
+      <w:pPr>
+        <w:pStyle w:val="a3"/>
+        <w:ind w:leftChars="600" w:left="1200"/>
+        <w:rPr>
+          <w:bCs/>
+          <w:color w:val="4472C4" w:themeColor="accent5"/>
+          <w:sz w:val="22"/>
+          <w:szCs w:val="24"/>
+        </w:rPr>
+      </w:pPr>
+    </w:p>
+    <w:p>
+      <w:pPr>
+        <w:pStyle w:val="a3"/>
+        <w:ind w:leftChars="600" w:left="1200"/>
+        <w:rPr>
+          <w:bCs/>
+          <w:color w:val="4472C4" w:themeColor="accent5"/>
+          <w:sz w:val="22"/>
+          <w:szCs w:val="24"/>
+        </w:rPr>
+      </w:pPr>
+    </w:p>
+    <w:p>
+      <w:pPr>
+        <w:pStyle w:val="a3"/>
+        <w:ind w:leftChars="600" w:left="1200"/>
+        <w:rPr>
+          <w:bCs/>
+          <w:color w:val="4472C4" w:themeColor="accent5"/>
+          <w:sz w:val="22"/>
+          <w:szCs w:val="24"/>
+        </w:rPr>
+      </w:pPr>
+    </w:p>
+    <w:p>
+      <w:pPr>
+        <w:pStyle w:val="a3"/>
+        <w:ind w:leftChars="600" w:left="1200"/>
+        <w:rPr>
+          <w:bCs/>
+          <w:color w:val="4472C4" w:themeColor="accent5"/>
+          <w:sz w:val="22"/>
+          <w:szCs w:val="24"/>
+        </w:rPr>
+      </w:pPr>
+    </w:p>
+    <w:p>
+      <w:pPr>
+        <w:pStyle w:val="a3"/>
+        <w:ind w:leftChars="600" w:left="1200"/>
+        <w:rPr>
+          <w:bCs/>
+          <w:color w:val="4472C4" w:themeColor="accent5"/>
+          <w:sz w:val="22"/>
+          <w:szCs w:val="24"/>
+        </w:rPr>
+      </w:pPr>
+    </w:p>
+    <w:p>
+      <w:pPr>
+        <w:pStyle w:val="a3"/>
+        <w:ind w:leftChars="600" w:left="1200"/>
+        <w:rPr>
+          <w:bCs/>
+          <w:color w:val="4472C4" w:themeColor="accent5"/>
+          <w:sz w:val="22"/>
+          <w:szCs w:val="24"/>
+        </w:rPr>
+      </w:pPr>
+    </w:p>
+    <w:p>
+      <w:pPr>
+        <w:pStyle w:val="a3"/>
+        <w:ind w:leftChars="600" w:left="1200"/>
+        <w:rPr>
+          <w:bCs/>
+          <w:color w:val="4472C4" w:themeColor="accent5"/>
+          <w:sz w:val="22"/>
+          <w:szCs w:val="24"/>
+        </w:rPr>
+      </w:pPr>
+    </w:p>
+    <w:p>
+      <w:pPr>
+        <w:pStyle w:val="a3"/>
+        <w:ind w:leftChars="600" w:left="1200"/>
+        <w:rPr>
+          <w:bCs/>
+          <w:color w:val="4472C4" w:themeColor="accent5"/>
+          <w:sz w:val="22"/>
+          <w:szCs w:val="24"/>
+        </w:rPr>
+      </w:pPr>
+    </w:p>
+    <w:p>
+      <w:pPr>
+        <w:pStyle w:val="a3"/>
+        <w:ind w:leftChars="600" w:left="1200"/>
+        <w:rPr>
+          <w:bCs/>
+          <w:color w:val="4472C4" w:themeColor="accent5"/>
+          <w:sz w:val="22"/>
+          <w:szCs w:val="24"/>
+        </w:rPr>
+      </w:pPr>
+    </w:p>
+    <w:p>
+      <w:pPr>
+        <w:pStyle w:val="a3"/>
+        <w:ind w:leftChars="600" w:left="1200"/>
+        <w:rPr>
+          <w:bCs/>
+          <w:color w:val="4472C4" w:themeColor="accent5"/>
+          <w:sz w:val="22"/>
+          <w:szCs w:val="24"/>
+        </w:rPr>
+      </w:pPr>
+    </w:p>
+    <w:p>
+      <w:pPr>
+        <w:pStyle w:val="a3"/>
+        <w:ind w:leftChars="600" w:left="1200"/>
+        <w:rPr>
+          <w:bCs/>
+          <w:color w:val="4472C4" w:themeColor="accent5"/>
+          <w:sz w:val="22"/>
+          <w:szCs w:val="24"/>
+        </w:rPr>
+      </w:pPr>
+    </w:p>
+    <w:p>
+      <w:pPr>
+        <w:pStyle w:val="a3"/>
+        <w:ind w:leftChars="600" w:left="1200"/>
+        <w:rPr>
+          <w:bCs/>
+          <w:color w:val="4472C4" w:themeColor="accent5"/>
+          <w:sz w:val="22"/>
+          <w:szCs w:val="24"/>
+        </w:rPr>
+      </w:pPr>
+    </w:p>
+    <w:p>
+      <w:pPr>
+        <w:pStyle w:val="a3"/>
+        <w:ind w:leftChars="560" w:left="1120"/>
+        <w:rPr>
+          <w:rFonts w:hint="eastAsia"/>
+          <w:b/>
+          <w:bCs/>
+          <w:color w:val="000000" w:themeColor="text1"/>
+          <w:sz w:val="22"/>
+          <w:szCs w:val="24"/>
+        </w:rPr>
+      </w:pPr>
+      <w:r>
+        <w:rPr>
+          <w:b/>
+          <w:bCs/>
+          <w:color w:val="000000" w:themeColor="text1"/>
+          <w:sz w:val="22"/>
+          <w:szCs w:val="24"/>
+        </w:rPr>
+        <w:lastRenderedPageBreak/>
+        <w:t>3. File descriptor</w:t>
+      </w:r>
+      <w:r>
+        <w:rPr>
+          <w:b/>
+          <w:bCs/>
+          <w:color w:val="000000" w:themeColor="text1"/>
+          <w:sz w:val="22"/>
+          <w:szCs w:val="24"/>
+        </w:rPr>
+        <w:t xml:space="preserve"> </w:t>
+      </w:r>
+      <w:r>
+        <w:rPr>
+          <w:b/>
+          <w:bCs/>
+          <w:color w:val="000000" w:themeColor="text1"/>
+          <w:sz w:val="22"/>
+          <w:szCs w:val="24"/>
+        </w:rPr>
+        <w:t>개발 내용 및 실질적 구현</w:t>
+      </w:r>
+    </w:p>
+    <w:p>
+      <w:pPr>
+        <w:pStyle w:val="a3"/>
+        <w:ind w:leftChars="600" w:left="1200"/>
+        <w:rPr>
+          <w:rFonts w:hint="eastAsia"/>
+          <w:bCs/>
+          <w:color w:val="4472C4" w:themeColor="accent5"/>
+          <w:sz w:val="22"/>
+          <w:szCs w:val="24"/>
+        </w:rPr>
+      </w:pPr>
+    </w:p>
+    <w:p>
+      <w:pPr>
+        <w:pStyle w:val="a3"/>
+        <w:ind w:leftChars="600" w:left="1200"/>
+        <w:rPr>
+          <w:b/>
+          <w:bCs/>
+          <w:color w:val="000000" w:themeColor="text1"/>
+          <w:sz w:val="22"/>
+          <w:szCs w:val="24"/>
+        </w:rPr>
+      </w:pPr>
+      <w:r>
+        <w:rPr>
+          <w:rFonts w:hint="eastAsia"/>
+          <w:b/>
+          <w:bCs/>
+          <w:color w:val="000000" w:themeColor="text1"/>
+          <w:sz w:val="22"/>
+          <w:szCs w:val="24"/>
+        </w:rPr>
+        <w:t>1</w:t>
+      </w:r>
+      <w:r>
+        <w:rPr>
+          <w:b/>
+          <w:bCs/>
+          <w:color w:val="000000" w:themeColor="text1"/>
+          <w:sz w:val="22"/>
+          <w:szCs w:val="24"/>
+        </w:rPr>
+        <w:t>)</w:t>
+      </w:r>
+      <w:r>
+        <w:rPr>
+          <w:b/>
+          <w:bCs/>
+          <w:color w:val="000000" w:themeColor="text1"/>
+          <w:sz w:val="22"/>
+          <w:szCs w:val="24"/>
+        </w:rPr>
+        <w:t xml:space="preserve"> </w:t>
+      </w:r>
+      <w:r>
+        <w:rPr>
+          <w:rFonts w:hint="eastAsia"/>
+          <w:b/>
+          <w:bCs/>
+          <w:color w:val="000000" w:themeColor="text1"/>
+          <w:sz w:val="22"/>
+          <w:szCs w:val="24"/>
+        </w:rPr>
+        <w:t>구현</w:t>
+      </w:r>
+      <w:r>
+        <w:rPr>
+          <w:b/>
+          <w:bCs/>
+          <w:color w:val="000000" w:themeColor="text1"/>
+          <w:sz w:val="22"/>
+          <w:szCs w:val="24"/>
+        </w:rPr>
+        <w:t xml:space="preserve"> 내용 및 알고리즘</w:t>
+      </w:r>
+    </w:p>
+    <w:p>
+      <w:pPr>
+        <w:pStyle w:val="a3"/>
+        <w:ind w:leftChars="600" w:left="1200"/>
+        <w:rPr>
+          <w:bCs/>
+          <w:color w:val="000000" w:themeColor="text1"/>
+          <w:sz w:val="22"/>
+          <w:szCs w:val="24"/>
+        </w:rPr>
+      </w:pPr>
+      <w:r>
+        <w:rPr>
+          <w:bCs/>
+          <w:color w:val="000000" w:themeColor="text1"/>
+          <w:sz w:val="22"/>
+          <w:szCs w:val="24"/>
+        </w:rPr>
+        <w:t>Descriptor의 핵심 목표는 프로세스가 독립적인 파일 식별 체계를 가질 수 있도록 커널 영역에 프로세스별 파일 디스크립터 테이블을 구축하고, 정수형 식별자를 통해 표준 입출력과 실제 열린 파일 객체를 연결</w:t>
+      </w:r>
+      <w:r>
+        <w:rPr>
+          <w:rFonts w:hint="eastAsia"/>
+          <w:bCs/>
+          <w:color w:val="000000" w:themeColor="text1"/>
+          <w:sz w:val="22"/>
+          <w:szCs w:val="24"/>
+        </w:rPr>
+        <w:t>,</w:t>
+      </w:r>
+      <w:r>
+        <w:rPr>
+          <w:bCs/>
+          <w:color w:val="000000" w:themeColor="text1"/>
+          <w:sz w:val="22"/>
+          <w:szCs w:val="24"/>
+        </w:rPr>
+        <w:t xml:space="preserve"> </w:t>
+      </w:r>
+      <w:r>
+        <w:rPr>
+          <w:bCs/>
+          <w:color w:val="000000" w:themeColor="text1"/>
+          <w:sz w:val="22"/>
+          <w:szCs w:val="24"/>
+        </w:rPr>
+        <w:t xml:space="preserve">관리하는 것이다. 아울러 파일이 닫히거나 프로세스가 종료될 때, FD 테이블을 통해 연결된 커널 </w:t>
+      </w:r>
+      <w:r>
+        <w:rPr>
+          <w:rFonts w:hint="eastAsia"/>
+          <w:bCs/>
+          <w:color w:val="000000" w:themeColor="text1"/>
+          <w:sz w:val="22"/>
+          <w:szCs w:val="24"/>
+        </w:rPr>
+        <w:t>파일</w:t>
+      </w:r>
+      <w:r>
+        <w:rPr>
+          <w:bCs/>
+          <w:color w:val="000000" w:themeColor="text1"/>
+          <w:sz w:val="22"/>
+          <w:szCs w:val="24"/>
+        </w:rPr>
+        <w:t xml:space="preserve"> 자원이 누수 없이 안전하게 회수되도록 생명주기 관리 메커니즘을 구현했다.</w:t>
+      </w:r>
+    </w:p>
+    <w:p>
+      <w:pPr>
+        <w:pStyle w:val="a3"/>
+        <w:ind w:leftChars="600" w:left="1200"/>
+        <w:rPr>
+          <w:bCs/>
+          <w:color w:val="000000" w:themeColor="text1"/>
+          <w:sz w:val="22"/>
+          <w:szCs w:val="24"/>
+        </w:rPr>
+      </w:pPr>
+    </w:p>
+    <w:p>
+      <w:pPr>
+        <w:pStyle w:val="a3"/>
+        <w:ind w:leftChars="600" w:left="1200"/>
+        <w:rPr>
+          <w:b/>
+          <w:bCs/>
+          <w:color w:val="000000" w:themeColor="text1"/>
+          <w:sz w:val="22"/>
+          <w:szCs w:val="24"/>
+        </w:rPr>
+      </w:pPr>
+      <w:r>
+        <w:rPr>
+          <w:rFonts w:hint="eastAsia"/>
+          <w:b/>
+          <w:bCs/>
+          <w:color w:val="000000" w:themeColor="text1"/>
+          <w:sz w:val="22"/>
+          <w:szCs w:val="24"/>
+        </w:rPr>
+        <w:t>(</w:t>
+      </w:r>
+      <w:r>
+        <w:rPr>
+          <w:b/>
+          <w:bCs/>
+          <w:color w:val="000000" w:themeColor="text1"/>
+          <w:sz w:val="22"/>
+          <w:szCs w:val="24"/>
+        </w:rPr>
+        <w:t xml:space="preserve">1) </w:t>
+      </w:r>
+      <w:r>
+        <w:rPr>
+          <w:rFonts w:hint="eastAsia"/>
+          <w:b/>
+          <w:bCs/>
+          <w:color w:val="000000" w:themeColor="text1"/>
+          <w:sz w:val="22"/>
+          <w:szCs w:val="24"/>
+        </w:rPr>
+        <w:t>프로세스</w:t>
+      </w:r>
+      <w:r>
+        <w:rPr>
+          <w:b/>
+          <w:bCs/>
+          <w:color w:val="000000" w:themeColor="text1"/>
+          <w:sz w:val="22"/>
+          <w:szCs w:val="24"/>
+        </w:rPr>
+        <w:t xml:space="preserve"> 제어 블록 내 FD 테이블 확장 및 초기화 (thread.h, thread.c) </w:t>
+      </w:r>
+    </w:p>
+    <w:p>
+      <w:pPr>
+        <w:pStyle w:val="a3"/>
+        <w:ind w:leftChars="600" w:left="1200"/>
+        <w:rPr>
+          <w:bCs/>
+          <w:color w:val="000000" w:themeColor="text1"/>
+          <w:sz w:val="22"/>
+          <w:szCs w:val="24"/>
+        </w:rPr>
+      </w:pPr>
+      <w:r>
+        <w:rPr>
+          <w:bCs/>
+          <w:color w:val="000000" w:themeColor="text1"/>
+          <w:sz w:val="22"/>
+          <w:szCs w:val="24"/>
+        </w:rPr>
+        <w:t xml:space="preserve">프로세스마다 독립적으로 열린 파일들을 식별하고 관리할 수 있도록 스레드 제어 블록에 고유한 테이블 자료구조를 추가하고 프로세스 생성 시점에 초기화한다. </w:t>
+      </w:r>
+    </w:p>
+    <w:p>
+      <w:pPr>
+        <w:pStyle w:val="a3"/>
+        <w:ind w:leftChars="600" w:left="1200"/>
+        <w:rPr>
+          <w:b/>
+          <w:bCs/>
+          <w:color w:val="000000" w:themeColor="text1"/>
+          <w:sz w:val="22"/>
+          <w:szCs w:val="24"/>
+        </w:rPr>
+      </w:pPr>
+      <w:r>
+        <w:rPr>
+          <w:b/>
+          <w:bCs/>
+          <w:color w:val="000000" w:themeColor="text1"/>
+          <w:sz w:val="22"/>
+          <w:szCs w:val="24"/>
+        </w:rPr>
+        <w:t>알고리즘:</w:t>
+      </w:r>
+    </w:p>
+    <w:p>
+      <w:pPr>
+        <w:pStyle w:val="a3"/>
+        <w:ind w:leftChars="600" w:left="1200"/>
+        <w:rPr>
+          <w:bCs/>
+          <w:color w:val="000000" w:themeColor="text1"/>
+          <w:sz w:val="22"/>
+          <w:szCs w:val="24"/>
+        </w:rPr>
+      </w:pPr>
+      <w:r>
+        <w:rPr>
+          <w:rFonts w:hint="eastAsia"/>
+          <w:bCs/>
+          <w:color w:val="000000" w:themeColor="text1"/>
+          <w:sz w:val="22"/>
+          <w:szCs w:val="24"/>
+        </w:rPr>
+        <w:t>-</w:t>
+      </w:r>
+      <w:r>
+        <w:rPr>
+          <w:bCs/>
+          <w:color w:val="000000" w:themeColor="text1"/>
+          <w:sz w:val="22"/>
+          <w:szCs w:val="24"/>
+        </w:rPr>
+        <w:t xml:space="preserve"> </w:t>
+      </w:r>
+      <w:r>
+        <w:rPr>
+          <w:rFonts w:hint="eastAsia"/>
+          <w:bCs/>
+          <w:color w:val="000000" w:themeColor="text1"/>
+          <w:sz w:val="22"/>
+          <w:szCs w:val="24"/>
+        </w:rPr>
+        <w:t>구조체</w:t>
+      </w:r>
+      <w:r>
+        <w:rPr>
+          <w:bCs/>
+          <w:color w:val="000000" w:themeColor="text1"/>
+          <w:sz w:val="22"/>
+          <w:szCs w:val="24"/>
+        </w:rPr>
+        <w:t xml:space="preserve"> 확장: threads/thread.h의 struct thread 내부에 최대 128개의 열린 파일 객체를 보관할 수 있는 정적 포인터 배열</w:t>
+      </w:r>
+      <w:r>
+        <w:rPr>
+          <w:bCs/>
+          <w:color w:val="000000" w:themeColor="text1"/>
+          <w:sz w:val="22"/>
+          <w:szCs w:val="24"/>
+        </w:rPr>
+        <w:t xml:space="preserve"> struct file *fd_table[128]</w:t>
+      </w:r>
+      <w:r>
+        <w:rPr>
+          <w:bCs/>
+          <w:color w:val="000000" w:themeColor="text1"/>
+          <w:sz w:val="22"/>
+          <w:szCs w:val="24"/>
+        </w:rPr>
+        <w:t>과 다음에 할당할 번호를 기억하는</w:t>
+      </w:r>
+      <w:r>
+        <w:rPr>
+          <w:bCs/>
+          <w:color w:val="000000" w:themeColor="text1"/>
+          <w:sz w:val="22"/>
+          <w:szCs w:val="24"/>
+        </w:rPr>
+        <w:t xml:space="preserve"> int next_fd</w:t>
+      </w:r>
+      <w:r>
+        <w:rPr>
+          <w:bCs/>
+          <w:color w:val="000000" w:themeColor="text1"/>
+          <w:sz w:val="22"/>
+          <w:szCs w:val="24"/>
+        </w:rPr>
+        <w:t xml:space="preserve"> 변수를 추가했다. 컴파일 에러를 방지하기 위해 파일 상단에 struct file</w:t>
+      </w:r>
+      <w:r>
+        <w:rPr>
+          <w:rFonts w:hint="eastAsia"/>
+          <w:bCs/>
+          <w:color w:val="000000" w:themeColor="text1"/>
+          <w:sz w:val="22"/>
+          <w:szCs w:val="24"/>
+        </w:rPr>
+        <w:t>을 선언했다</w:t>
+      </w:r>
+      <w:r>
+        <w:rPr>
+          <w:bCs/>
+          <w:color w:val="000000" w:themeColor="text1"/>
+          <w:sz w:val="22"/>
+          <w:szCs w:val="24"/>
+        </w:rPr>
+        <w:t>.</w:t>
+      </w:r>
+    </w:p>
+    <w:p>
+      <w:pPr>
+        <w:pStyle w:val="a3"/>
+        <w:ind w:leftChars="600" w:left="1200"/>
+        <w:rPr>
+          <w:bCs/>
+          <w:color w:val="000000" w:themeColor="text1"/>
+          <w:sz w:val="22"/>
+          <w:szCs w:val="24"/>
+        </w:rPr>
+      </w:pPr>
+      <w:r>
+        <w:rPr>
+          <w:rFonts w:hint="eastAsia"/>
+          <w:bCs/>
+          <w:color w:val="000000" w:themeColor="text1"/>
+          <w:sz w:val="22"/>
+          <w:szCs w:val="24"/>
+        </w:rPr>
+        <w:t>-</w:t>
+      </w:r>
+      <w:r>
+        <w:rPr>
+          <w:bCs/>
+          <w:color w:val="000000" w:themeColor="text1"/>
+          <w:sz w:val="22"/>
+          <w:szCs w:val="24"/>
+        </w:rPr>
+        <w:t xml:space="preserve"> </w:t>
+      </w:r>
+      <w:r>
+        <w:rPr>
+          <w:rFonts w:hint="eastAsia"/>
+          <w:bCs/>
+          <w:color w:val="000000" w:themeColor="text1"/>
+          <w:sz w:val="22"/>
+          <w:szCs w:val="24"/>
+        </w:rPr>
+        <w:t>테이블</w:t>
+      </w:r>
+      <w:r>
+        <w:rPr>
+          <w:bCs/>
+          <w:color w:val="000000" w:themeColor="text1"/>
+          <w:sz w:val="22"/>
+          <w:szCs w:val="24"/>
+        </w:rPr>
+        <w:t xml:space="preserve"> 초기화: threads/thread.c의 init_thread() 함수에서 프로세스가 생성될 때 next_fd를 2로 설정하고, fd_table의 0번부터 127번 인덱스를 모두 NULL로 초기화한다.</w:t>
+      </w:r>
+    </w:p>
+    <w:p>
+      <w:pPr>
+        <w:pStyle w:val="a3"/>
+        <w:ind w:leftChars="600" w:left="1200"/>
+        <w:rPr>
+          <w:bCs/>
+          <w:color w:val="000000" w:themeColor="text1"/>
+          <w:sz w:val="22"/>
+          <w:szCs w:val="24"/>
+        </w:rPr>
+      </w:pPr>
+      <w:r>
+        <w:rPr>
+          <w:bCs/>
+          <w:color w:val="000000" w:themeColor="text1"/>
+          <w:sz w:val="22"/>
+          <w:szCs w:val="24"/>
+        </w:rPr>
+        <w:t xml:space="preserve">- </w:t>
+      </w:r>
+      <w:r>
+        <w:rPr>
+          <w:bCs/>
+          <w:color w:val="000000" w:themeColor="text1"/>
+          <w:sz w:val="22"/>
+          <w:szCs w:val="24"/>
+        </w:rPr>
+        <w:t>0번과 1번 표준 스트림 예약: 핀토스 규격상 0번은 키보드 입력, 1번은 콘솔 화면 출력전용으로 예약되어 있으므로 일반 디스크 파일은 2번부터 순차적으로 발급되도록 제어한다.</w:t>
+      </w:r>
+    </w:p>
+    <w:p>
+      <w:pPr>
+        <w:pStyle w:val="a3"/>
+        <w:ind w:leftChars="600" w:left="1200"/>
+        <w:rPr>
+          <w:bCs/>
+          <w:color w:val="000000" w:themeColor="text1"/>
+          <w:sz w:val="22"/>
+          <w:szCs w:val="24"/>
+        </w:rPr>
+      </w:pPr>
+    </w:p>
+    <w:p>
+      <w:pPr>
+        <w:pStyle w:val="a3"/>
+        <w:ind w:leftChars="600" w:left="1200"/>
+        <w:rPr>
+          <w:bCs/>
+          <w:color w:val="000000" w:themeColor="text1"/>
+          <w:sz w:val="22"/>
+          <w:szCs w:val="24"/>
+        </w:rPr>
+      </w:pPr>
+    </w:p>
+    <w:p>
+      <w:pPr>
+        <w:pStyle w:val="a3"/>
+        <w:ind w:leftChars="600" w:left="1200"/>
+        <w:rPr>
+          <w:bCs/>
+          <w:color w:val="000000" w:themeColor="text1"/>
+          <w:sz w:val="22"/>
+          <w:szCs w:val="24"/>
+        </w:rPr>
+      </w:pPr>
+    </w:p>
+    <w:p>
+      <w:pPr>
+        <w:pStyle w:val="a3"/>
+        <w:ind w:leftChars="600" w:left="1200"/>
+        <w:rPr>
+          <w:b/>
+          <w:bCs/>
+          <w:color w:val="000000" w:themeColor="text1"/>
+          <w:sz w:val="22"/>
+          <w:szCs w:val="24"/>
+        </w:rPr>
+      </w:pPr>
+      <w:r>
+        <w:rPr>
+          <w:b/>
+          <w:bCs/>
+          <w:color w:val="000000" w:themeColor="text1"/>
+          <w:sz w:val="22"/>
+          <w:szCs w:val="24"/>
+        </w:rPr>
+        <w:lastRenderedPageBreak/>
+        <w:t xml:space="preserve">(2) </w:t>
+      </w:r>
+      <w:r>
+        <w:rPr>
+          <w:rFonts w:hint="eastAsia"/>
+          <w:b/>
+          <w:bCs/>
+          <w:color w:val="000000" w:themeColor="text1"/>
+          <w:sz w:val="22"/>
+          <w:szCs w:val="24"/>
+        </w:rPr>
+        <w:t>파일</w:t>
+      </w:r>
+      <w:r>
+        <w:rPr>
+          <w:b/>
+          <w:bCs/>
+          <w:color w:val="000000" w:themeColor="text1"/>
+          <w:sz w:val="22"/>
+          <w:szCs w:val="24"/>
+        </w:rPr>
+        <w:t xml:space="preserve"> 디스크립터 탐색 및 발급 메커니즘 </w:t>
+      </w:r>
+    </w:p>
+    <w:p>
+      <w:pPr>
+        <w:pStyle w:val="a3"/>
+        <w:ind w:leftChars="600" w:left="1200"/>
+        <w:rPr>
+          <w:bCs/>
+          <w:color w:val="000000" w:themeColor="text1"/>
+          <w:sz w:val="22"/>
+          <w:szCs w:val="24"/>
+        </w:rPr>
+      </w:pPr>
+      <w:r>
+        <w:rPr>
+          <w:bCs/>
+          <w:color w:val="000000" w:themeColor="text1"/>
+          <w:sz w:val="22"/>
+          <w:szCs w:val="24"/>
+        </w:rPr>
+        <w:t xml:space="preserve">프로세스가 파일을 열 때 비어 있는 슬롯을 찾아 고유한 정수 FD 번호를 부여하고 파일 객체와 매핑한다. </w:t>
+      </w:r>
+    </w:p>
+    <w:p>
+      <w:pPr>
+        <w:pStyle w:val="a3"/>
+        <w:ind w:leftChars="600" w:left="1200"/>
+        <w:rPr>
+          <w:b/>
+          <w:bCs/>
+          <w:color w:val="000000" w:themeColor="text1"/>
+          <w:sz w:val="22"/>
+          <w:szCs w:val="24"/>
+        </w:rPr>
+      </w:pPr>
+      <w:r>
+        <w:rPr>
+          <w:b/>
+          <w:bCs/>
+          <w:color w:val="000000" w:themeColor="text1"/>
+          <w:sz w:val="22"/>
+          <w:szCs w:val="24"/>
+        </w:rPr>
+        <w:t>알고리즘:</w:t>
+      </w:r>
+    </w:p>
+    <w:p>
+      <w:pPr>
+        <w:pStyle w:val="a3"/>
+        <w:ind w:leftChars="600" w:left="1200"/>
+        <w:rPr>
+          <w:bCs/>
+          <w:color w:val="000000" w:themeColor="text1"/>
+          <w:sz w:val="22"/>
+          <w:szCs w:val="24"/>
+        </w:rPr>
+      </w:pPr>
+      <w:r>
+        <w:rPr>
+          <w:rFonts w:hint="eastAsia"/>
+          <w:bCs/>
+          <w:color w:val="000000" w:themeColor="text1"/>
+          <w:sz w:val="22"/>
+          <w:szCs w:val="24"/>
+        </w:rPr>
+        <w:t>-</w:t>
+      </w:r>
+      <w:r>
+        <w:rPr>
+          <w:bCs/>
+          <w:color w:val="000000" w:themeColor="text1"/>
+          <w:sz w:val="22"/>
+          <w:szCs w:val="24"/>
+        </w:rPr>
+        <w:t xml:space="preserve"> </w:t>
+      </w:r>
+      <w:r>
+        <w:rPr>
+          <w:rFonts w:hint="eastAsia"/>
+          <w:bCs/>
+          <w:color w:val="000000" w:themeColor="text1"/>
+          <w:sz w:val="22"/>
+          <w:szCs w:val="24"/>
+        </w:rPr>
+        <w:t>빈</w:t>
+      </w:r>
+      <w:r>
+        <w:rPr>
+          <w:bCs/>
+          <w:color w:val="000000" w:themeColor="text1"/>
+          <w:sz w:val="22"/>
+          <w:szCs w:val="24"/>
+        </w:rPr>
+        <w:t xml:space="preserve"> 슬롯 탐색: 현재 프로세스의 next_fd 번호부터 127번까지 fd_table[i] == NULL인 슬롯을 순회하며 탐색한다. 만약 끝까지 빈자리가 없으면 2번부터 next_fd - 1까지 순환 탐색을 수행한다.</w:t>
+      </w:r>
+    </w:p>
+    <w:p>
+      <w:pPr>
+        <w:pStyle w:val="a3"/>
+        <w:ind w:leftChars="600" w:left="1200"/>
+        <w:rPr>
+          <w:bCs/>
+          <w:color w:val="000000" w:themeColor="text1"/>
+          <w:sz w:val="22"/>
+          <w:szCs w:val="24"/>
+        </w:rPr>
+      </w:pPr>
+      <w:r>
+        <w:rPr>
+          <w:rFonts w:hint="eastAsia"/>
+          <w:bCs/>
+          <w:color w:val="000000" w:themeColor="text1"/>
+          <w:sz w:val="22"/>
+          <w:szCs w:val="24"/>
+        </w:rPr>
+        <w:t>-</w:t>
+      </w:r>
+      <w:r>
+        <w:rPr>
+          <w:bCs/>
+          <w:color w:val="000000" w:themeColor="text1"/>
+          <w:sz w:val="22"/>
+          <w:szCs w:val="24"/>
+        </w:rPr>
+        <w:t xml:space="preserve"> </w:t>
+      </w:r>
+      <w:r>
+        <w:rPr>
+          <w:rFonts w:hint="eastAsia"/>
+          <w:bCs/>
+          <w:color w:val="000000" w:themeColor="text1"/>
+          <w:sz w:val="22"/>
+          <w:szCs w:val="24"/>
+        </w:rPr>
+        <w:t>테이블</w:t>
+      </w:r>
+      <w:r>
+        <w:rPr>
+          <w:bCs/>
+          <w:color w:val="000000" w:themeColor="text1"/>
+          <w:sz w:val="22"/>
+          <w:szCs w:val="24"/>
+        </w:rPr>
+        <w:t xml:space="preserve"> 포화 방어: 128개 슬롯이 모두 가득 차 빈자리가 없으면, 메모리 누수를 막기 위해 방금 디스크에서 로드된 파일 객체를 즉시 file_close()로 닫고 </w:t>
+      </w:r>
+      <w:r>
+        <w:rPr>
+          <w:bCs/>
+          <w:color w:val="000000" w:themeColor="text1"/>
+          <w:sz w:val="22"/>
+          <w:szCs w:val="24"/>
+        </w:rPr>
+        <w:t>-1</w:t>
+      </w:r>
+      <w:r>
+        <w:rPr>
+          <w:rFonts w:hint="eastAsia"/>
+          <w:bCs/>
+          <w:color w:val="000000" w:themeColor="text1"/>
+          <w:sz w:val="22"/>
+          <w:szCs w:val="24"/>
+        </w:rPr>
+        <w:t>을</w:t>
+      </w:r>
+      <w:r>
+        <w:rPr>
+          <w:bCs/>
+          <w:color w:val="000000" w:themeColor="text1"/>
+          <w:sz w:val="22"/>
+          <w:szCs w:val="24"/>
+        </w:rPr>
+        <w:t xml:space="preserve"> 반환한다.</w:t>
+      </w:r>
+    </w:p>
+    <w:p>
+      <w:pPr>
+        <w:pStyle w:val="a3"/>
+        <w:ind w:leftChars="600" w:left="1200"/>
+        <w:rPr>
+          <w:bCs/>
+          <w:color w:val="000000" w:themeColor="text1"/>
+          <w:sz w:val="22"/>
+          <w:szCs w:val="24"/>
+        </w:rPr>
+      </w:pPr>
+      <w:r>
+        <w:rPr>
+          <w:rFonts w:hint="eastAsia"/>
+          <w:bCs/>
+          <w:color w:val="000000" w:themeColor="text1"/>
+          <w:sz w:val="22"/>
+          <w:szCs w:val="24"/>
+        </w:rPr>
+        <w:t>-</w:t>
+      </w:r>
+      <w:r>
+        <w:rPr>
+          <w:bCs/>
+          <w:color w:val="000000" w:themeColor="text1"/>
+          <w:sz w:val="22"/>
+          <w:szCs w:val="24"/>
+        </w:rPr>
+        <w:t xml:space="preserve"> </w:t>
+      </w:r>
+      <w:r>
+        <w:rPr>
+          <w:rFonts w:hint="eastAsia"/>
+          <w:bCs/>
+          <w:color w:val="000000" w:themeColor="text1"/>
+          <w:sz w:val="22"/>
+          <w:szCs w:val="24"/>
+        </w:rPr>
+        <w:t>매핑</w:t>
+      </w:r>
+      <w:r>
+        <w:rPr>
+          <w:bCs/>
+          <w:color w:val="000000" w:themeColor="text1"/>
+          <w:sz w:val="22"/>
+          <w:szCs w:val="24"/>
+        </w:rPr>
+        <w:t xml:space="preserve"> 및 발급: 찾은 빈 슬롯에 파일 객체 포인터를 등록(cur-&gt;fd_table[fd] = f)하고, next_fd를 fd + 1로 갱신(128 이상 도달 시 2로 순환)한 뒤 최종 정수 FD 번호를 반환한다. 이를 통해 프로세스마다 2번부터 독립적인 FD 네임스페이스를 부여받는다.</w:t>
+      </w:r>
+    </w:p>
+    <w:p>
+      <w:pPr>
+        <w:pStyle w:val="a3"/>
+        <w:ind w:leftChars="600" w:left="1200"/>
+        <w:rPr>
+          <w:bCs/>
+          <w:color w:val="000000" w:themeColor="text1"/>
+          <w:sz w:val="22"/>
+          <w:szCs w:val="24"/>
+        </w:rPr>
+      </w:pPr>
+    </w:p>
+    <w:p>
+      <w:pPr>
+        <w:pStyle w:val="a3"/>
+        <w:ind w:leftChars="600" w:left="1200"/>
+        <w:rPr>
+          <w:b/>
+          <w:bCs/>
+          <w:color w:val="000000" w:themeColor="text1"/>
+          <w:sz w:val="22"/>
+          <w:szCs w:val="24"/>
+        </w:rPr>
+      </w:pPr>
+      <w:r>
+        <w:rPr>
+          <w:b/>
+          <w:bCs/>
+          <w:color w:val="000000" w:themeColor="text1"/>
+          <w:sz w:val="22"/>
+          <w:szCs w:val="24"/>
+        </w:rPr>
+        <w:t xml:space="preserve">(3) </w:t>
+      </w:r>
+      <w:r>
+        <w:rPr>
+          <w:rFonts w:hint="eastAsia"/>
+          <w:b/>
+          <w:bCs/>
+          <w:color w:val="000000" w:themeColor="text1"/>
+          <w:sz w:val="22"/>
+          <w:szCs w:val="24"/>
+        </w:rPr>
+        <w:t>파일</w:t>
+      </w:r>
+      <w:r>
+        <w:rPr>
+          <w:b/>
+          <w:bCs/>
+          <w:color w:val="000000" w:themeColor="text1"/>
+          <w:sz w:val="22"/>
+          <w:szCs w:val="24"/>
+        </w:rPr>
+        <w:t xml:space="preserve"> 디스크립터 해제 및 프로세스 종료 시 일괄 자원 회수 (close(), process_exit())</w:t>
+      </w:r>
+    </w:p>
+    <w:p>
+      <w:pPr>
+        <w:pStyle w:val="a3"/>
+        <w:ind w:leftChars="600" w:left="1200"/>
+        <w:rPr>
+          <w:bCs/>
+          <w:color w:val="000000" w:themeColor="text1"/>
+          <w:sz w:val="22"/>
+          <w:szCs w:val="24"/>
+        </w:rPr>
+      </w:pPr>
+      <w:r>
+        <w:rPr>
+          <w:bCs/>
+          <w:color w:val="000000" w:themeColor="text1"/>
+          <w:sz w:val="22"/>
+          <w:szCs w:val="24"/>
+        </w:rPr>
+        <w:t xml:space="preserve"> FD 테이블을 단순히 제거할 경우 뒤에 연결된 </w:t>
+      </w:r>
+      <w:r>
+        <w:rPr>
+          <w:bCs/>
+          <w:color w:val="000000" w:themeColor="text1"/>
+          <w:sz w:val="22"/>
+          <w:szCs w:val="24"/>
+        </w:rPr>
+        <w:t>Open File Table</w:t>
+      </w:r>
+      <w:r>
+        <w:rPr>
+          <w:bCs/>
+          <w:color w:val="000000" w:themeColor="text1"/>
+          <w:sz w:val="22"/>
+          <w:szCs w:val="24"/>
+        </w:rPr>
+        <w:t>와 i-node 자원을 영영 잃어버리는 누수가 발생하므로, 주소를 따라가</w:t>
+      </w:r>
+      <w:r>
+        <w:rPr>
+          <w:rFonts w:hint="eastAsia"/>
+          <w:bCs/>
+          <w:color w:val="000000" w:themeColor="text1"/>
+          <w:sz w:val="22"/>
+          <w:szCs w:val="24"/>
+        </w:rPr>
+        <w:t xml:space="preserve"> </w:t>
+      </w:r>
+      <w:r>
+        <w:rPr>
+          <w:bCs/>
+          <w:color w:val="000000" w:themeColor="text1"/>
+          <w:sz w:val="22"/>
+          <w:szCs w:val="24"/>
+        </w:rPr>
+        <w:t>자원을 회수한다</w:t>
+      </w:r>
+      <w:r>
+        <w:rPr>
+          <w:bCs/>
+          <w:color w:val="000000" w:themeColor="text1"/>
+          <w:sz w:val="22"/>
+          <w:szCs w:val="24"/>
+        </w:rPr>
+        <w:t>.</w:t>
+      </w:r>
+    </w:p>
+    <w:p>
+      <w:pPr>
+        <w:pStyle w:val="a3"/>
+        <w:ind w:leftChars="600" w:left="1200"/>
+        <w:rPr>
+          <w:b/>
+          <w:bCs/>
+          <w:color w:val="000000" w:themeColor="text1"/>
+          <w:sz w:val="22"/>
+          <w:szCs w:val="24"/>
+        </w:rPr>
+      </w:pPr>
+      <w:r>
+        <w:rPr>
+          <w:b/>
+          <w:bCs/>
+          <w:color w:val="000000" w:themeColor="text1"/>
+          <w:sz w:val="22"/>
+          <w:szCs w:val="24"/>
+        </w:rPr>
+        <w:t>알고리즘:</w:t>
+      </w:r>
+    </w:p>
+    <w:p>
+      <w:pPr>
+        <w:pStyle w:val="a3"/>
+        <w:ind w:leftChars="600" w:left="1200"/>
+        <w:rPr>
+          <w:bCs/>
+          <w:color w:val="000000" w:themeColor="text1"/>
+          <w:sz w:val="22"/>
+          <w:szCs w:val="24"/>
+        </w:rPr>
+      </w:pPr>
+      <w:r>
+        <w:rPr>
+          <w:rFonts w:hint="eastAsia"/>
+          <w:bCs/>
+          <w:color w:val="000000" w:themeColor="text1"/>
+          <w:sz w:val="22"/>
+          <w:szCs w:val="24"/>
+        </w:rPr>
+        <w:t>-</w:t>
+      </w:r>
+      <w:r>
+        <w:rPr>
+          <w:bCs/>
+          <w:color w:val="000000" w:themeColor="text1"/>
+          <w:sz w:val="22"/>
+          <w:szCs w:val="24"/>
+        </w:rPr>
+        <w:t xml:space="preserve"> </w:t>
+      </w:r>
+      <w:r>
+        <w:rPr>
+          <w:rFonts w:hint="eastAsia"/>
+          <w:bCs/>
+          <w:color w:val="000000" w:themeColor="text1"/>
+          <w:sz w:val="22"/>
+          <w:szCs w:val="24"/>
+        </w:rPr>
+        <w:t>개별</w:t>
+      </w:r>
+      <w:r>
+        <w:rPr>
+          <w:bCs/>
+          <w:color w:val="000000" w:themeColor="text1"/>
+          <w:sz w:val="22"/>
+          <w:szCs w:val="24"/>
+        </w:rPr>
+        <w:t xml:space="preserve"> FD 닫기</w:t>
+      </w:r>
+      <w:r>
+        <w:rPr>
+          <w:rFonts w:hint="eastAsia"/>
+          <w:bCs/>
+          <w:color w:val="000000" w:themeColor="text1"/>
+          <w:sz w:val="22"/>
+          <w:szCs w:val="24"/>
+        </w:rPr>
+        <w:t xml:space="preserve"> </w:t>
+      </w:r>
+      <w:r>
+        <w:rPr>
+          <w:bCs/>
+          <w:color w:val="000000" w:themeColor="text1"/>
+          <w:sz w:val="22"/>
+          <w:szCs w:val="24"/>
+        </w:rPr>
+        <w:t>:</w:t>
+      </w:r>
+      <w:r>
+        <w:rPr>
+          <w:rFonts w:hint="eastAsia"/>
+          <w:bCs/>
+          <w:color w:val="000000" w:themeColor="text1"/>
+          <w:sz w:val="22"/>
+          <w:szCs w:val="24"/>
+        </w:rPr>
+        <w:t xml:space="preserve"> </w:t>
+      </w:r>
+      <w:r>
+        <w:rPr>
+          <w:rFonts w:hint="eastAsia"/>
+          <w:bCs/>
+          <w:color w:val="000000" w:themeColor="text1"/>
+          <w:sz w:val="22"/>
+          <w:szCs w:val="24"/>
+        </w:rPr>
+        <w:t>닫으려는</w:t>
+      </w:r>
+      <w:r>
+        <w:rPr>
+          <w:bCs/>
+          <w:color w:val="000000" w:themeColor="text1"/>
+          <w:sz w:val="22"/>
+          <w:szCs w:val="24"/>
+        </w:rPr>
+        <w:t xml:space="preserve"> FD 번호가 표준 입출력인 0, 1번이거나 128 이상인 경우, 또는 fd_table[fd]가 이미 NULL인 비정상적인 호출은 아무 동작도 하지 않고 즉시 리턴하여 close-stdin, close-stdout, close-bad-fd, close-twice 예외를 안전하게 방어한다.</w:t>
+      </w:r>
+    </w:p>
+    <w:p>
+      <w:pPr>
+        <w:pStyle w:val="a3"/>
+        <w:ind w:leftChars="600" w:left="1200"/>
+        <w:rPr>
+          <w:bCs/>
+          <w:color w:val="000000" w:themeColor="text1"/>
+          <w:sz w:val="22"/>
+          <w:szCs w:val="24"/>
+        </w:rPr>
+      </w:pPr>
+      <w:r>
+        <w:rPr>
+          <w:rFonts w:hint="eastAsia"/>
+          <w:bCs/>
+          <w:color w:val="000000" w:themeColor="text1"/>
+          <w:sz w:val="22"/>
+          <w:szCs w:val="24"/>
+        </w:rPr>
+        <w:t>-</w:t>
+      </w:r>
+      <w:r>
+        <w:rPr>
+          <w:bCs/>
+          <w:color w:val="000000" w:themeColor="text1"/>
+          <w:sz w:val="22"/>
+          <w:szCs w:val="24"/>
+        </w:rPr>
+        <w:t xml:space="preserve"> </w:t>
+      </w:r>
+      <w:r>
+        <w:rPr>
+          <w:rFonts w:hint="eastAsia"/>
+          <w:bCs/>
+          <w:color w:val="000000" w:themeColor="text1"/>
+          <w:sz w:val="22"/>
+          <w:szCs w:val="24"/>
+        </w:rPr>
+        <w:t>유효한</w:t>
+      </w:r>
+      <w:r>
+        <w:rPr>
+          <w:bCs/>
+          <w:color w:val="000000" w:themeColor="text1"/>
+          <w:sz w:val="22"/>
+          <w:szCs w:val="24"/>
+        </w:rPr>
+        <w:t xml:space="preserve"> 파일인 경우 file_close(cur-&gt;fd_table[fd])를 호출하여 연결된 Open File Table 메모리를 해제하고 i-node 참조 카운트를 감소시킨 뒤, 해당 슬롯을 NULL로 비운다.</w:t>
+      </w:r>
+    </w:p>
+    <w:p>
+      <w:pPr>
+        <w:pStyle w:val="a3"/>
+        <w:ind w:leftChars="600" w:left="1200"/>
+        <w:rPr>
+          <w:bCs/>
+          <w:color w:val="000000" w:themeColor="text1"/>
+          <w:sz w:val="22"/>
+          <w:szCs w:val="24"/>
+        </w:rPr>
+      </w:pPr>
+      <w:r>
+        <w:rPr>
+          <w:rFonts w:hint="eastAsia"/>
+          <w:bCs/>
+          <w:color w:val="000000" w:themeColor="text1"/>
+          <w:sz w:val="22"/>
+          <w:szCs w:val="24"/>
+        </w:rPr>
+        <w:t>-</w:t>
+      </w:r>
+      <w:r>
+        <w:rPr>
+          <w:bCs/>
+          <w:color w:val="000000" w:themeColor="text1"/>
+          <w:sz w:val="22"/>
+          <w:szCs w:val="24"/>
+        </w:rPr>
+        <w:t xml:space="preserve"> </w:t>
+      </w:r>
+      <w:r>
+        <w:rPr>
+          <w:rFonts w:hint="eastAsia"/>
+          <w:bCs/>
+          <w:color w:val="000000" w:themeColor="text1"/>
+          <w:sz w:val="22"/>
+          <w:szCs w:val="24"/>
+        </w:rPr>
+        <w:t>프로세스</w:t>
+      </w:r>
+      <w:r>
+        <w:rPr>
+          <w:bCs/>
+          <w:color w:val="000000" w:themeColor="text1"/>
+          <w:sz w:val="22"/>
+          <w:szCs w:val="24"/>
+        </w:rPr>
+        <w:t xml:space="preserve"> 종료 시 일괄 회수 (process_exit()):</w:t>
+      </w:r>
+    </w:p>
+    <w:p>
+      <w:pPr>
+        <w:pStyle w:val="a3"/>
+        <w:ind w:leftChars="600" w:left="1200"/>
+        <w:rPr>
+          <w:bCs/>
+          <w:color w:val="000000" w:themeColor="text1"/>
+          <w:sz w:val="22"/>
+          <w:szCs w:val="24"/>
+        </w:rPr>
+      </w:pPr>
+      <w:r>
+        <w:rPr>
+          <w:rFonts w:hint="eastAsia"/>
+          <w:bCs/>
+          <w:color w:val="000000" w:themeColor="text1"/>
+          <w:sz w:val="22"/>
+          <w:szCs w:val="24"/>
+        </w:rPr>
+        <w:lastRenderedPageBreak/>
+        <w:t>프로세스가</w:t>
+      </w:r>
+      <w:r>
+        <w:rPr>
+          <w:bCs/>
+          <w:color w:val="000000" w:themeColor="text1"/>
+          <w:sz w:val="22"/>
+          <w:szCs w:val="24"/>
+        </w:rPr>
+        <w:t xml:space="preserve"> 종료될 때 fd_table이 통째로 사라지기 전에, 2번부터 127번 슬롯을 루프로 순회하며 열려 있는 모든 파일에 대해 file_close()를 호출하여 자원을 반납하고 슬롯을 비운다. 이를 통해 비정상 종료 시에도 파일 누수를 원천 차단한다.</w:t>
+      </w:r>
+    </w:p>
+    <w:p>
+      <w:pPr>
+        <w:pStyle w:val="a3"/>
+        <w:ind w:leftChars="600" w:left="1200"/>
+        <w:rPr>
+          <w:bCs/>
+          <w:color w:val="000000" w:themeColor="text1"/>
+          <w:sz w:val="22"/>
+          <w:szCs w:val="24"/>
+        </w:rPr>
+      </w:pPr>
+    </w:p>
+    <w:p>
+      <w:pPr>
+        <w:pStyle w:val="a3"/>
+        <w:ind w:leftChars="600" w:left="1200"/>
+        <w:rPr>
+          <w:b/>
+          <w:bCs/>
+          <w:color w:val="000000" w:themeColor="text1"/>
+          <w:sz w:val="22"/>
+          <w:szCs w:val="24"/>
+        </w:rPr>
+      </w:pPr>
+      <w:r>
+        <w:rPr>
+          <w:b/>
+          <w:bCs/>
+          <w:color w:val="000000" w:themeColor="text1"/>
+          <w:sz w:val="22"/>
+          <w:szCs w:val="24"/>
+        </w:rPr>
+        <w:t xml:space="preserve">(4) </w:t>
+      </w:r>
+      <w:r>
+        <w:rPr>
+          <w:b/>
+          <w:bCs/>
+          <w:color w:val="000000" w:themeColor="text1"/>
+          <w:sz w:val="22"/>
+          <w:szCs w:val="24"/>
+        </w:rPr>
+        <w:t xml:space="preserve">FD 기반 입출력 대상 식별 및 표준 스트림 추상화 유저 프로그램이 전달한 정수 FD 번호를 기반으로 입출력 대상을 올바르게 식별하여 </w:t>
+      </w:r>
+      <w:r>
+        <w:rPr>
+          <w:b/>
+          <w:bCs/>
+          <w:color w:val="000000" w:themeColor="text1"/>
+          <w:sz w:val="22"/>
+          <w:szCs w:val="24"/>
+        </w:rPr>
+        <w:t>분기</w:t>
+      </w:r>
+    </w:p>
+    <w:p>
+      <w:pPr>
+        <w:pStyle w:val="a3"/>
+        <w:ind w:leftChars="600" w:left="1200"/>
+        <w:rPr>
+          <w:rFonts w:hint="eastAsia"/>
+          <w:b/>
+          <w:bCs/>
+          <w:color w:val="000000" w:themeColor="text1"/>
+          <w:sz w:val="22"/>
+          <w:szCs w:val="24"/>
+        </w:rPr>
+      </w:pPr>
+    </w:p>
+    <w:p>
+      <w:pPr>
+        <w:pStyle w:val="a3"/>
+        <w:ind w:leftChars="600" w:left="1200"/>
+        <w:rPr>
+          <w:bCs/>
+          <w:color w:val="000000" w:themeColor="text1"/>
+          <w:sz w:val="22"/>
+          <w:szCs w:val="24"/>
+        </w:rPr>
+      </w:pPr>
+      <w:r>
+        <w:rPr>
+          <w:bCs/>
+          <w:color w:val="000000" w:themeColor="text1"/>
+          <w:sz w:val="22"/>
+          <w:szCs w:val="24"/>
+        </w:rPr>
+        <w:t>알고리즘:</w:t>
+      </w:r>
+    </w:p>
+    <w:p>
+      <w:pPr>
+        <w:pStyle w:val="a3"/>
+        <w:ind w:leftChars="600" w:left="1200"/>
+        <w:rPr>
+          <w:bCs/>
+          <w:color w:val="000000" w:themeColor="text1"/>
+          <w:sz w:val="22"/>
+          <w:szCs w:val="24"/>
+        </w:rPr>
+      </w:pPr>
+      <w:r>
+        <w:rPr>
+          <w:bCs/>
+          <w:color w:val="000000" w:themeColor="text1"/>
+          <w:sz w:val="22"/>
+          <w:szCs w:val="24"/>
+        </w:rPr>
+        <w:t xml:space="preserve">- </w:t>
+      </w:r>
+      <w:r>
+        <w:rPr>
+          <w:bCs/>
+          <w:color w:val="000000" w:themeColor="text1"/>
+          <w:sz w:val="22"/>
+          <w:szCs w:val="24"/>
+        </w:rPr>
+        <w:t>FD 0번: 표준 입력으로 식별하며, 화면 콘솔이나 디스크 파일이 아닌 키보드 디바이스 입력으로 연동한다.</w:t>
+      </w:r>
+    </w:p>
+    <w:p>
+      <w:pPr>
+        <w:pStyle w:val="a3"/>
+        <w:ind w:leftChars="600" w:left="1200"/>
+        <w:rPr>
+          <w:bCs/>
+          <w:color w:val="000000" w:themeColor="text1"/>
+          <w:sz w:val="22"/>
+          <w:szCs w:val="24"/>
+        </w:rPr>
+      </w:pPr>
+      <w:r>
+        <w:rPr>
+          <w:bCs/>
+          <w:color w:val="000000" w:themeColor="text1"/>
+          <w:sz w:val="22"/>
+          <w:szCs w:val="24"/>
+        </w:rPr>
+        <w:t xml:space="preserve">- </w:t>
+      </w:r>
+      <w:r>
+        <w:rPr>
+          <w:bCs/>
+          <w:color w:val="000000" w:themeColor="text1"/>
+          <w:sz w:val="22"/>
+          <w:szCs w:val="24"/>
+        </w:rPr>
+        <w:t>FD 1번: 표준 출력으로 식별하며, 디스크 파일이 아닌 화면 콘솔 버퍼 출력으로 연동한다.</w:t>
+      </w:r>
+    </w:p>
+    <w:p>
+      <w:pPr>
+        <w:pStyle w:val="a3"/>
+        <w:ind w:leftChars="600" w:left="1200"/>
+        <w:rPr>
+          <w:bCs/>
+          <w:color w:val="000000" w:themeColor="text1"/>
+          <w:sz w:val="22"/>
+          <w:szCs w:val="24"/>
+        </w:rPr>
+      </w:pPr>
+      <w:r>
+        <w:rPr>
+          <w:bCs/>
+          <w:color w:val="000000" w:themeColor="text1"/>
+          <w:sz w:val="22"/>
+          <w:szCs w:val="24"/>
+        </w:rPr>
+        <w:t xml:space="preserve">- </w:t>
+      </w:r>
+      <w:r>
+        <w:rPr>
+          <w:bCs/>
+          <w:color w:val="000000" w:themeColor="text1"/>
+          <w:sz w:val="22"/>
+          <w:szCs w:val="24"/>
+        </w:rPr>
+        <w:t>FD 2번 이상: 현재 프로세스의 fd_table[fd] 슬롯을 조회하여 유효한 디스크 파일 객체(struct file *)를 식별하고, 해당 파일에 대한 읽기/쓰기 및 메타데이터 제어를 수행할 수 있도록 연결한다.</w:t>
+      </w:r>
+    </w:p>
+    <w:p>
+      <w:pPr>
+        <w:pStyle w:val="a3"/>
+        <w:ind w:leftChars="600" w:left="1200"/>
+        <w:rPr>
+          <w:bCs/>
+          <w:color w:val="000000" w:themeColor="text1"/>
+          <w:sz w:val="22"/>
+          <w:szCs w:val="24"/>
+        </w:rPr>
+      </w:pPr>
+    </w:p>
+    <w:p>
+      <w:pPr>
+        <w:pStyle w:val="a3"/>
+        <w:ind w:leftChars="600" w:left="1200"/>
+        <w:rPr>
+          <w:rFonts w:hint="eastAsia"/>
+          <w:b/>
+          <w:bCs/>
+          <w:color w:val="000000" w:themeColor="text1"/>
+          <w:sz w:val="22"/>
+          <w:szCs w:val="24"/>
+        </w:rPr>
+      </w:pPr>
+      <w:r>
+        <w:rPr>
+          <w:b/>
+          <w:bCs/>
+          <w:color w:val="000000" w:themeColor="text1"/>
+          <w:sz w:val="22"/>
+          <w:szCs w:val="24"/>
+        </w:rPr>
+        <w:t>2</w:t>
+      </w:r>
+      <w:r>
+        <w:rPr>
+          <w:b/>
+          <w:bCs/>
+          <w:color w:val="000000" w:themeColor="text1"/>
+          <w:sz w:val="22"/>
+          <w:szCs w:val="24"/>
+        </w:rPr>
+        <w:t>)</w:t>
+      </w:r>
+      <w:r>
+        <w:rPr>
+          <w:b/>
+          <w:bCs/>
+          <w:color w:val="000000" w:themeColor="text1"/>
+          <w:sz w:val="22"/>
+          <w:szCs w:val="24"/>
+        </w:rPr>
+        <w:t xml:space="preserve"> 내장 라이브러리 및 자체 제작 함수 설명</w:t>
+      </w:r>
+    </w:p>
+    <w:p>
+      <w:pPr>
+        <w:pStyle w:val="a3"/>
+        <w:ind w:leftChars="600" w:left="1200"/>
+        <w:rPr>
+          <w:rFonts w:hint="eastAsia"/>
+          <w:b/>
+          <w:bCs/>
+          <w:color w:val="000000" w:themeColor="text1"/>
+          <w:sz w:val="22"/>
+          <w:szCs w:val="24"/>
+        </w:rPr>
+      </w:pPr>
+      <w:r>
+        <w:rPr>
+          <w:b/>
+          <w:bCs/>
+          <w:color w:val="000000" w:themeColor="text1"/>
+          <w:sz w:val="22"/>
+          <w:szCs w:val="24"/>
+        </w:rPr>
+        <w:t xml:space="preserve">(1) </w:t>
+      </w:r>
+      <w:r>
+        <w:rPr>
+          <w:b/>
+          <w:bCs/>
+          <w:color w:val="000000" w:themeColor="text1"/>
+          <w:sz w:val="22"/>
+          <w:szCs w:val="24"/>
+        </w:rPr>
+        <w:t>Pintos 내장 라이브러리 및 파일 시스템 커널</w:t>
+      </w:r>
+      <w:r>
+        <w:rPr>
+          <w:b/>
+          <w:bCs/>
+          <w:color w:val="000000" w:themeColor="text1"/>
+          <w:sz w:val="22"/>
+          <w:szCs w:val="24"/>
+        </w:rPr>
+        <w:t xml:space="preserve"> API</w:t>
+      </w:r>
+    </w:p>
+    <w:p>
+      <w:pPr>
+        <w:pStyle w:val="a3"/>
+        <w:ind w:leftChars="600" w:left="1200"/>
+        <w:rPr>
+          <w:rFonts w:hint="eastAsia"/>
+          <w:bCs/>
+          <w:color w:val="000000" w:themeColor="text1"/>
+          <w:sz w:val="22"/>
+          <w:szCs w:val="24"/>
+        </w:rPr>
+      </w:pPr>
+      <w:r>
+        <w:rPr>
+          <w:bCs/>
+          <w:color w:val="000000" w:themeColor="text1"/>
+          <w:sz w:val="22"/>
+          <w:szCs w:val="24"/>
+        </w:rPr>
+        <w:t xml:space="preserve">file_close(struct file *file) (filesys/file.c): 열린 파일 객체를 닫아 자원을 회수하는 함수이다. </w:t>
+      </w:r>
+    </w:p>
+    <w:p>
+      <w:pPr>
+        <w:pStyle w:val="a3"/>
+        <w:ind w:leftChars="600" w:left="1200"/>
+        <w:rPr>
+          <w:bCs/>
+          <w:color w:val="000000" w:themeColor="text1"/>
+          <w:sz w:val="22"/>
+          <w:szCs w:val="24"/>
+        </w:rPr>
+      </w:pPr>
+      <w:r>
+        <w:rPr>
+          <w:bCs/>
+          <w:color w:val="000000" w:themeColor="text1"/>
+          <w:sz w:val="22"/>
+          <w:szCs w:val="24"/>
+        </w:rPr>
+        <w:t>filesys_open(const char *name) (filesys/filesys.c): 디스크에서 주어진 이름의 파일을 찾아 커널 힙에 struct file을 할당하고 반환하는 함수이다.</w:t>
+      </w:r>
+    </w:p>
+    <w:p>
+      <w:pPr>
+        <w:pStyle w:val="a3"/>
+        <w:ind w:leftChars="600" w:left="1200"/>
+        <w:rPr>
+          <w:bCs/>
+          <w:color w:val="4472C4" w:themeColor="accent5"/>
+          <w:sz w:val="22"/>
+          <w:szCs w:val="24"/>
+        </w:rPr>
+      </w:pPr>
+    </w:p>
+    <w:p>
+      <w:pPr>
+        <w:pStyle w:val="a3"/>
+        <w:ind w:leftChars="600" w:left="1200"/>
+        <w:rPr>
+          <w:bCs/>
+          <w:color w:val="4472C4" w:themeColor="accent5"/>
+          <w:sz w:val="22"/>
+          <w:szCs w:val="24"/>
+        </w:rPr>
+      </w:pPr>
+    </w:p>
+    <w:p>
+      <w:pPr>
+        <w:pStyle w:val="a3"/>
+        <w:ind w:leftChars="600" w:left="1200"/>
+        <w:rPr>
+          <w:bCs/>
+          <w:color w:val="4472C4" w:themeColor="accent5"/>
+          <w:sz w:val="22"/>
+          <w:szCs w:val="24"/>
+        </w:rPr>
+      </w:pPr>
+    </w:p>
+    <w:p>
+      <w:pPr>
+        <w:pStyle w:val="a3"/>
+        <w:ind w:leftChars="600" w:left="1200"/>
+        <w:rPr>
+          <w:bCs/>
+          <w:color w:val="4472C4" w:themeColor="accent5"/>
+          <w:sz w:val="22"/>
+          <w:szCs w:val="24"/>
+        </w:rPr>
+      </w:pPr>
+    </w:p>
+    <w:p>
+      <w:pPr>
+        <w:pStyle w:val="a3"/>
+        <w:ind w:leftChars="600" w:left="1200"/>
+        <w:rPr>
+          <w:rFonts w:hint="eastAsia"/>
+          <w:bCs/>
+          <w:color w:val="4472C4" w:themeColor="accent5"/>
+          <w:sz w:val="22"/>
+          <w:szCs w:val="24"/>
+        </w:rPr>
+      </w:pPr>
+    </w:p>
+    <w:p>
+      <w:pPr>
+        <w:pStyle w:val="a3"/>
         <w:numPr>
           <w:ilvl w:val="0"/>
           <w:numId w:val="9"/>
@@ -7092,3033 +12112,6 @@
           <w:sz w:val="22"/>
           <w:szCs w:val="24"/>
         </w:rPr>
-        <w:lastRenderedPageBreak/>
-        <w:t>Argument Passing</w:t>
-      </w:r>
-    </w:p>
-    <w:p>
-      <w:pPr>
-        <w:pStyle w:val="a3"/>
-        <w:rPr>
-          <w:b/>
-          <w:bCs/>
-          <w:color w:val="000000" w:themeColor="text1"/>
-          <w:sz w:val="22"/>
-          <w:szCs w:val="24"/>
-        </w:rPr>
-      </w:pPr>
-      <w:r>
-        <w:rPr>
-          <w:b/>
-          <w:bCs/>
-          <w:color w:val="000000" w:themeColor="text1"/>
-          <w:sz w:val="22"/>
-          <w:szCs w:val="24"/>
-        </w:rPr>
-        <w:t>1. Argument Passing 개발 내용 및 실질적 구현</w:t>
-      </w:r>
-    </w:p>
-    <w:p>
-      <w:pPr>
-        <w:pStyle w:val="a3"/>
-        <w:rPr>
-          <w:b/>
-          <w:bCs/>
-          <w:color w:val="000000" w:themeColor="text1"/>
-          <w:sz w:val="22"/>
-          <w:szCs w:val="24"/>
-        </w:rPr>
-      </w:pPr>
-      <w:r>
-        <w:rPr>
-          <w:b/>
-          <w:bCs/>
-          <w:color w:val="000000" w:themeColor="text1"/>
-          <w:sz w:val="22"/>
-          <w:szCs w:val="24"/>
-        </w:rPr>
-        <w:t>[구현 내용 및 알고리즘]</w:t>
-      </w:r>
-    </w:p>
-    <w:p>
-      <w:pPr>
-        <w:pStyle w:val="a3"/>
-        <w:rPr>
-          <w:bCs/>
-          <w:color w:val="000000" w:themeColor="text1"/>
-          <w:sz w:val="22"/>
-          <w:szCs w:val="24"/>
-        </w:rPr>
-      </w:pPr>
-      <w:r>
-        <w:rPr>
-          <w:bCs/>
-          <w:color w:val="000000" w:themeColor="text1"/>
-          <w:sz w:val="22"/>
-          <w:szCs w:val="24"/>
-        </w:rPr>
-        <w:t>Argument Passing의 핵심 목표는 사용자가 입력한 명령어 문자열을 공백 기준으로 토큰화하여 순수 실행 파일을 열고</w:t>
-      </w:r>
-      <w:r>
-        <w:rPr>
-          <w:bCs/>
-          <w:color w:val="000000" w:themeColor="text1"/>
-          <w:sz w:val="22"/>
-          <w:szCs w:val="24"/>
-        </w:rPr>
-        <w:t xml:space="preserve">, 80x86 </w:t>
-      </w:r>
-      <w:r>
-        <w:rPr>
-          <w:bCs/>
-          <w:color w:val="000000" w:themeColor="text1"/>
-          <w:sz w:val="22"/>
-          <w:szCs w:val="24"/>
-        </w:rPr>
-        <w:t>함수 호출 규약에 맞게 사용자 프로그램의 가상 메모리 스택에 인자 데이터를 올바른 순서와 구조로 배치하는 것이다.</w:t>
-      </w:r>
-    </w:p>
-    <w:p>
-      <w:pPr>
-        <w:pStyle w:val="a3"/>
-        <w:rPr>
-          <w:bCs/>
-          <w:color w:val="000000" w:themeColor="text1"/>
-          <w:sz w:val="22"/>
-          <w:szCs w:val="24"/>
-        </w:rPr>
-      </w:pPr>
-    </w:p>
-    <w:p>
-      <w:pPr>
-        <w:pStyle w:val="a3"/>
-        <w:rPr>
-          <w:b/>
-          <w:bCs/>
-          <w:color w:val="000000" w:themeColor="text1"/>
-          <w:sz w:val="22"/>
-          <w:szCs w:val="24"/>
-        </w:rPr>
-      </w:pPr>
-      <w:r>
-        <w:rPr>
-          <w:b/>
-          <w:bCs/>
-          <w:color w:val="000000" w:themeColor="text1"/>
-          <w:sz w:val="22"/>
-          <w:szCs w:val="24"/>
-        </w:rPr>
-        <w:t>1) process_execute(): 스레드 이름 분리 및 생성</w:t>
-      </w:r>
-    </w:p>
-    <w:p>
-      <w:pPr>
-        <w:pStyle w:val="a3"/>
-        <w:rPr>
-          <w:bCs/>
-          <w:color w:val="000000" w:themeColor="text1"/>
-          <w:sz w:val="22"/>
-          <w:szCs w:val="24"/>
-        </w:rPr>
-      </w:pPr>
-      <w:r>
-        <w:rPr>
-          <w:bCs/>
-          <w:color w:val="000000" w:themeColor="text1"/>
-          <w:sz w:val="22"/>
-          <w:szCs w:val="24"/>
-        </w:rPr>
-        <w:t>새로운 프로세스를 생성할 때 전체 명령어 문자열에서 순수 실행 파일명만 추출하여 스레드 이름으로 등록한다.</w:t>
-      </w:r>
-    </w:p>
-    <w:p>
-      <w:pPr>
-        <w:pStyle w:val="a3"/>
-        <w:rPr>
-          <w:bCs/>
-          <w:color w:val="000000" w:themeColor="text1"/>
-          <w:sz w:val="22"/>
-          <w:szCs w:val="24"/>
-        </w:rPr>
-      </w:pPr>
-      <w:r>
-        <w:rPr>
-          <w:rFonts w:hint="eastAsia"/>
-          <w:bCs/>
-          <w:color w:val="000000" w:themeColor="text1"/>
-          <w:sz w:val="22"/>
-          <w:szCs w:val="24"/>
-        </w:rPr>
-        <w:t>알고리즘</w:t>
-      </w:r>
-      <w:r>
-        <w:rPr>
-          <w:bCs/>
-          <w:color w:val="000000" w:themeColor="text1"/>
-          <w:sz w:val="22"/>
-          <w:szCs w:val="24"/>
-        </w:rPr>
-        <w:t>:</w:t>
-      </w:r>
-    </w:p>
-    <w:p>
-      <w:pPr>
-        <w:pStyle w:val="a3"/>
-        <w:rPr>
-          <w:bCs/>
-          <w:color w:val="000000" w:themeColor="text1"/>
-          <w:sz w:val="22"/>
-          <w:szCs w:val="24"/>
-        </w:rPr>
-      </w:pPr>
-      <w:r>
-        <w:rPr>
-          <w:rFonts w:hint="eastAsia"/>
-          <w:bCs/>
-          <w:color w:val="000000" w:themeColor="text1"/>
-          <w:sz w:val="22"/>
-          <w:szCs w:val="24"/>
-        </w:rPr>
-        <w:t>-</w:t>
-      </w:r>
-      <w:r>
-        <w:rPr>
-          <w:bCs/>
-          <w:color w:val="000000" w:themeColor="text1"/>
-          <w:sz w:val="22"/>
-          <w:szCs w:val="24"/>
-        </w:rPr>
-        <w:t xml:space="preserve"> </w:t>
-      </w:r>
-      <w:r>
-        <w:rPr>
-          <w:rFonts w:hint="eastAsia"/>
-          <w:bCs/>
-          <w:color w:val="000000" w:themeColor="text1"/>
-          <w:sz w:val="22"/>
-          <w:szCs w:val="24"/>
-        </w:rPr>
-        <w:t>원본</w:t>
-      </w:r>
-      <w:r>
-        <w:rPr>
-          <w:bCs/>
-          <w:color w:val="000000" w:themeColor="text1"/>
-          <w:sz w:val="22"/>
-          <w:szCs w:val="24"/>
-        </w:rPr>
-        <w:t xml:space="preserve"> 문자열의 불변성을 보장하기 위해 strlcpy()를 사용하여 로컬 버퍼 prog_name[64]에 커맨드라인 문자열을 안전하게 복사한다.</w:t>
-      </w:r>
-    </w:p>
-    <w:p>
-      <w:pPr>
-        <w:pStyle w:val="a3"/>
-        <w:rPr>
-          <w:bCs/>
-          <w:color w:val="000000" w:themeColor="text1"/>
-          <w:sz w:val="22"/>
-          <w:szCs w:val="24"/>
-        </w:rPr>
-      </w:pPr>
-      <w:r>
-        <w:rPr>
-          <w:bCs/>
-          <w:color w:val="000000" w:themeColor="text1"/>
-          <w:sz w:val="22"/>
-          <w:szCs w:val="24"/>
-        </w:rPr>
-        <w:t xml:space="preserve">- </w:t>
-      </w:r>
-      <w:r>
-        <w:rPr>
-          <w:bCs/>
-          <w:color w:val="000000" w:themeColor="text1"/>
-          <w:sz w:val="22"/>
-          <w:szCs w:val="24"/>
-        </w:rPr>
-        <w:t>strtok_r()을 호출하여 첫 번째 공백 이전의 첫 번째 토큰만 분리하여 real_name 포인터를 얻는다.</w:t>
-      </w:r>
-    </w:p>
-    <w:p>
-      <w:pPr>
-        <w:pStyle w:val="a3"/>
-        <w:rPr>
-          <w:bCs/>
-          <w:color w:val="000000" w:themeColor="text1"/>
-          <w:sz w:val="22"/>
-          <w:szCs w:val="24"/>
-        </w:rPr>
-      </w:pPr>
-      <w:r>
-        <w:rPr>
-          <w:bCs/>
-          <w:color w:val="000000" w:themeColor="text1"/>
-          <w:sz w:val="22"/>
-          <w:szCs w:val="24"/>
-        </w:rPr>
-        <w:t xml:space="preserve">- </w:t>
-      </w:r>
-      <w:r>
-        <w:rPr>
-          <w:bCs/>
-          <w:color w:val="000000" w:themeColor="text1"/>
-          <w:sz w:val="22"/>
-          <w:szCs w:val="24"/>
-        </w:rPr>
-        <w:t>thread_create(real_name, PRI_DEFAULT, start_process, fn_copy)를 호출하여 스레드 이름에는 real_name만 등록하고, 자식 스레드에게 전달되는 메모리 페이지에는 전체 명령어 문자열을 온전히 넘긴다.</w:t>
-      </w:r>
-    </w:p>
-    <w:p>
-      <w:pPr>
-        <w:pStyle w:val="a3"/>
-        <w:rPr>
-          <w:bCs/>
-          <w:color w:val="000000" w:themeColor="text1"/>
-          <w:sz w:val="22"/>
-          <w:szCs w:val="24"/>
-        </w:rPr>
-      </w:pPr>
-    </w:p>
-    <w:p>
-      <w:pPr>
-        <w:pStyle w:val="a3"/>
-        <w:rPr>
-          <w:bCs/>
-          <w:color w:val="000000" w:themeColor="text1"/>
-          <w:sz w:val="22"/>
-          <w:szCs w:val="24"/>
-        </w:rPr>
-      </w:pPr>
-    </w:p>
-    <w:p>
-      <w:pPr>
-        <w:pStyle w:val="a3"/>
-        <w:rPr>
-          <w:bCs/>
-          <w:color w:val="000000" w:themeColor="text1"/>
-          <w:sz w:val="22"/>
-          <w:szCs w:val="24"/>
-        </w:rPr>
-      </w:pPr>
-    </w:p>
-    <w:p>
-      <w:pPr>
-        <w:pStyle w:val="a3"/>
-        <w:rPr>
-          <w:bCs/>
-          <w:color w:val="000000" w:themeColor="text1"/>
-          <w:sz w:val="22"/>
-          <w:szCs w:val="24"/>
-        </w:rPr>
-      </w:pPr>
-    </w:p>
-    <w:p>
-      <w:pPr>
-        <w:pStyle w:val="a3"/>
-        <w:rPr>
-          <w:b/>
-          <w:bCs/>
-          <w:color w:val="000000" w:themeColor="text1"/>
-          <w:sz w:val="22"/>
-          <w:szCs w:val="24"/>
-        </w:rPr>
-      </w:pPr>
-      <w:r>
-        <w:rPr>
-          <w:b/>
-          <w:bCs/>
-          <w:color w:val="000000" w:themeColor="text1"/>
-          <w:sz w:val="22"/>
-          <w:szCs w:val="24"/>
-        </w:rPr>
-        <w:t>2) load(): 명령어 토큰화 및 실행 파일 오픈</w:t>
-      </w:r>
-    </w:p>
-    <w:p>
-      <w:pPr>
-        <w:pStyle w:val="a3"/>
-        <w:rPr>
-          <w:bCs/>
-          <w:color w:val="000000" w:themeColor="text1"/>
-          <w:sz w:val="22"/>
-          <w:szCs w:val="24"/>
-        </w:rPr>
-      </w:pPr>
-      <w:r>
-        <w:rPr>
-          <w:bCs/>
-          <w:color w:val="000000" w:themeColor="text1"/>
-          <w:sz w:val="22"/>
-          <w:szCs w:val="24"/>
-        </w:rPr>
-        <w:t>실행 파일을 메모리에 적재하기 전, 인자들을 분리하고 실행 바이너리를 오픈한다.</w:t>
-      </w:r>
-    </w:p>
-    <w:p>
-      <w:pPr>
-        <w:pStyle w:val="a3"/>
-        <w:rPr>
-          <w:bCs/>
-          <w:color w:val="000000" w:themeColor="text1"/>
-          <w:sz w:val="22"/>
-          <w:szCs w:val="24"/>
-        </w:rPr>
-      </w:pPr>
-      <w:r>
-        <w:rPr>
-          <w:rFonts w:hint="eastAsia"/>
-          <w:bCs/>
-          <w:color w:val="000000" w:themeColor="text1"/>
-          <w:sz w:val="22"/>
-          <w:szCs w:val="24"/>
-        </w:rPr>
-        <w:lastRenderedPageBreak/>
-        <w:t>알고리즘</w:t>
-      </w:r>
-      <w:r>
-        <w:rPr>
-          <w:bCs/>
-          <w:color w:val="000000" w:themeColor="text1"/>
-          <w:sz w:val="22"/>
-          <w:szCs w:val="24"/>
-        </w:rPr>
-        <w:t>:</w:t>
-      </w:r>
-    </w:p>
-    <w:p>
-      <w:pPr>
-        <w:pStyle w:val="a3"/>
-        <w:rPr>
-          <w:bCs/>
-          <w:color w:val="000000" w:themeColor="text1"/>
-          <w:sz w:val="22"/>
-          <w:szCs w:val="24"/>
-        </w:rPr>
-      </w:pPr>
-      <w:r>
-        <w:rPr>
-          <w:rFonts w:hint="eastAsia"/>
-          <w:bCs/>
-          <w:color w:val="000000" w:themeColor="text1"/>
-          <w:sz w:val="22"/>
-          <w:szCs w:val="24"/>
-        </w:rPr>
-        <w:t>-</w:t>
-      </w:r>
-      <w:r>
-        <w:rPr>
-          <w:bCs/>
-          <w:color w:val="000000" w:themeColor="text1"/>
-          <w:sz w:val="22"/>
-          <w:szCs w:val="24"/>
-        </w:rPr>
-        <w:t xml:space="preserve"> </w:t>
-      </w:r>
-      <w:r>
-        <w:rPr>
-          <w:rFonts w:hint="eastAsia"/>
-          <w:bCs/>
-          <w:color w:val="000000" w:themeColor="text1"/>
-          <w:sz w:val="22"/>
-          <w:szCs w:val="24"/>
-        </w:rPr>
-        <w:t>최대</w:t>
-      </w:r>
-      <w:r>
-        <w:rPr>
-          <w:bCs/>
-          <w:color w:val="000000" w:themeColor="text1"/>
-          <w:sz w:val="22"/>
-          <w:szCs w:val="24"/>
-        </w:rPr>
-        <w:t xml:space="preserve"> 128개의 인자를 저장할 수 있는 포인터 배열 char *argv[128]과 인자 개수 카운터 int argc = 0을 선언한다.</w:t>
-      </w:r>
-    </w:p>
-    <w:p>
-      <w:pPr>
-        <w:pStyle w:val="a3"/>
-        <w:rPr>
-          <w:bCs/>
-          <w:color w:val="000000" w:themeColor="text1"/>
-          <w:sz w:val="22"/>
-          <w:szCs w:val="24"/>
-        </w:rPr>
-      </w:pPr>
-      <w:r>
-        <w:rPr>
-          <w:bCs/>
-          <w:color w:val="000000" w:themeColor="text1"/>
-          <w:sz w:val="22"/>
-          <w:szCs w:val="24"/>
-        </w:rPr>
-        <w:t xml:space="preserve">- </w:t>
-      </w:r>
-      <w:r>
-        <w:rPr>
-          <w:bCs/>
-          <w:color w:val="000000" w:themeColor="text1"/>
-          <w:sz w:val="22"/>
-          <w:szCs w:val="24"/>
-        </w:rPr>
-        <w:t>strtok_r()을 반복 호출하여 공백(" ")을 구분자로 하여 문자열을 끝까지 파싱하고, 각 토큰의 주소를 argv[argc++]에 순차적으로 저장한다.</w:t>
-      </w:r>
-    </w:p>
-    <w:p>
-      <w:pPr>
-        <w:pStyle w:val="a3"/>
-        <w:rPr>
-          <w:bCs/>
-          <w:color w:val="000000" w:themeColor="text1"/>
-          <w:sz w:val="22"/>
-          <w:szCs w:val="24"/>
-        </w:rPr>
-      </w:pPr>
-      <w:r>
-        <w:rPr>
-          <w:rFonts w:hint="eastAsia"/>
-          <w:bCs/>
-          <w:color w:val="000000" w:themeColor="text1"/>
-          <w:sz w:val="22"/>
-          <w:szCs w:val="24"/>
-        </w:rPr>
-        <w:t>-</w:t>
-      </w:r>
-      <w:r>
-        <w:rPr>
-          <w:bCs/>
-          <w:color w:val="000000" w:themeColor="text1"/>
-          <w:sz w:val="22"/>
-          <w:szCs w:val="24"/>
-        </w:rPr>
-        <w:t xml:space="preserve"> argv[0]</w:t>
-      </w:r>
-      <w:r>
-        <w:rPr>
-          <w:bCs/>
-          <w:color w:val="000000" w:themeColor="text1"/>
-          <w:sz w:val="22"/>
-          <w:szCs w:val="24"/>
-        </w:rPr>
-        <w:t xml:space="preserve"> </w:t>
-      </w:r>
-      <w:r>
-        <w:rPr>
-          <w:bCs/>
-          <w:color w:val="000000" w:themeColor="text1"/>
-          <w:sz w:val="22"/>
-          <w:szCs w:val="24"/>
-        </w:rPr>
-        <w:t>을 filesys_open(argv[0])에 전달하여 디스크에서 실행 파일을 정상적으로 연다.</w:t>
-      </w:r>
-    </w:p>
-    <w:p>
-      <w:pPr>
-        <w:pStyle w:val="a3"/>
-        <w:rPr>
-          <w:bCs/>
-          <w:color w:val="000000" w:themeColor="text1"/>
-          <w:sz w:val="22"/>
-          <w:szCs w:val="24"/>
-        </w:rPr>
-      </w:pPr>
-      <w:r>
-        <w:rPr>
-          <w:bCs/>
-          <w:color w:val="000000" w:themeColor="text1"/>
-          <w:sz w:val="22"/>
-          <w:szCs w:val="24"/>
-        </w:rPr>
-        <w:t xml:space="preserve">- </w:t>
-      </w:r>
-      <w:r>
-        <w:rPr>
-          <w:bCs/>
-          <w:color w:val="000000" w:themeColor="text1"/>
-          <w:sz w:val="22"/>
-          <w:szCs w:val="24"/>
-        </w:rPr>
-        <w:t xml:space="preserve">ELF 세그먼트 로딩 및 setup_stack(esp) 호출로 1페이지의 스택 공간이 할당되면, </w:t>
-      </w:r>
-      <w:r>
-        <w:rPr>
-          <w:rFonts w:hint="eastAsia"/>
-          <w:bCs/>
-          <w:color w:val="000000" w:themeColor="text1"/>
-          <w:sz w:val="22"/>
-          <w:szCs w:val="24"/>
-        </w:rPr>
-        <w:t xml:space="preserve">새로 추가된 </w:t>
-      </w:r>
-      <w:r>
-        <w:rPr>
-          <w:bCs/>
-          <w:color w:val="000000" w:themeColor="text1"/>
-          <w:sz w:val="22"/>
-          <w:szCs w:val="24"/>
-        </w:rPr>
-        <w:t>함수인 argument_stack(argv, argc, esp)를 호출하여 스택 프레임을 구성한다.</w:t>
-      </w:r>
-    </w:p>
-    <w:p>
-      <w:pPr>
-        <w:pStyle w:val="a3"/>
-        <w:rPr>
-          <w:bCs/>
-          <w:color w:val="000000" w:themeColor="text1"/>
-          <w:sz w:val="22"/>
-          <w:szCs w:val="24"/>
-        </w:rPr>
-      </w:pPr>
-    </w:p>
-    <w:p>
-      <w:pPr>
-        <w:pStyle w:val="a3"/>
-        <w:rPr>
-          <w:b/>
-          <w:bCs/>
-          <w:color w:val="000000" w:themeColor="text1"/>
-          <w:sz w:val="22"/>
-          <w:szCs w:val="24"/>
-        </w:rPr>
-      </w:pPr>
-      <w:r>
-        <w:rPr>
-          <w:b/>
-          <w:bCs/>
-          <w:color w:val="000000" w:themeColor="text1"/>
-          <w:sz w:val="22"/>
-          <w:szCs w:val="24"/>
-        </w:rPr>
-        <w:t>3) argument_stack(): 80x86 규약에 따른 유저 스택 프레임 구축</w:t>
-      </w:r>
-    </w:p>
-    <w:p>
-      <w:pPr>
-        <w:pStyle w:val="a3"/>
-        <w:rPr>
-          <w:bCs/>
-          <w:color w:val="000000" w:themeColor="text1"/>
-          <w:sz w:val="22"/>
-          <w:szCs w:val="24"/>
-        </w:rPr>
-      </w:pPr>
-      <w:r>
-        <w:rPr>
-          <w:bCs/>
-          <w:color w:val="000000" w:themeColor="text1"/>
-          <w:sz w:val="22"/>
-          <w:szCs w:val="24"/>
-        </w:rPr>
-        <w:t>파싱된 인자들을 80x86 아키텍처 규약에 맞추어 유저 스택에 배치한다.</w:t>
-      </w:r>
-    </w:p>
-    <w:p>
-      <w:pPr>
-        <w:pStyle w:val="a3"/>
-        <w:rPr>
-          <w:bCs/>
-          <w:color w:val="000000" w:themeColor="text1"/>
-          <w:sz w:val="22"/>
-          <w:szCs w:val="24"/>
-        </w:rPr>
-      </w:pPr>
-      <w:r>
-        <w:rPr>
-          <w:rFonts w:hint="eastAsia"/>
-          <w:bCs/>
-          <w:color w:val="000000" w:themeColor="text1"/>
-          <w:sz w:val="22"/>
-          <w:szCs w:val="24"/>
-        </w:rPr>
-        <w:t>알고리즘</w:t>
-      </w:r>
-      <w:r>
-        <w:rPr>
-          <w:bCs/>
-          <w:color w:val="000000" w:themeColor="text1"/>
-          <w:sz w:val="22"/>
-          <w:szCs w:val="24"/>
-        </w:rPr>
-        <w:t xml:space="preserve"> : </w:t>
-      </w:r>
-    </w:p>
-    <w:p>
-      <w:pPr>
-        <w:pStyle w:val="a3"/>
-        <w:rPr>
-          <w:bCs/>
-          <w:color w:val="000000" w:themeColor="text1"/>
-          <w:sz w:val="22"/>
-          <w:szCs w:val="24"/>
-        </w:rPr>
-      </w:pPr>
-      <w:r>
-        <w:rPr>
-          <w:rFonts w:hint="eastAsia"/>
-          <w:bCs/>
-          <w:color w:val="000000" w:themeColor="text1"/>
-          <w:sz w:val="22"/>
-          <w:szCs w:val="24"/>
-        </w:rPr>
-        <w:t>-</w:t>
-      </w:r>
-      <w:r>
-        <w:rPr>
-          <w:bCs/>
-          <w:color w:val="000000" w:themeColor="text1"/>
-          <w:sz w:val="22"/>
-          <w:szCs w:val="24"/>
-        </w:rPr>
-        <w:t xml:space="preserve"> </w:t>
-      </w:r>
-      <w:r>
-        <w:rPr>
-          <w:rFonts w:hint="eastAsia"/>
-          <w:bCs/>
-          <w:color w:val="000000" w:themeColor="text1"/>
-          <w:sz w:val="22"/>
-          <w:szCs w:val="24"/>
-        </w:rPr>
-        <w:t>문자열</w:t>
-      </w:r>
-      <w:r>
-        <w:rPr>
-          <w:bCs/>
-          <w:color w:val="000000" w:themeColor="text1"/>
-          <w:sz w:val="22"/>
-          <w:szCs w:val="24"/>
-        </w:rPr>
-        <w:t xml:space="preserve"> 데이터 역순 푸시: argv[argc - 1]부터 argv[0]까지 역순으로 문자열 길이만큼 스택 포인터(*esp)를 감소시키고 memcpy()로 복사한다. 각 문자열이 복사된 스택 상의 시작 주소를 argv_addr[i] 배열에 기록해 둔다.</w:t>
-      </w:r>
-    </w:p>
-    <w:p>
-      <w:pPr>
-        <w:pStyle w:val="a3"/>
-        <w:rPr>
-          <w:bCs/>
-          <w:color w:val="000000" w:themeColor="text1"/>
-          <w:sz w:val="22"/>
-          <w:szCs w:val="24"/>
-        </w:rPr>
-      </w:pPr>
-      <w:r>
-        <w:rPr>
-          <w:bCs/>
-          <w:color w:val="000000" w:themeColor="text1"/>
-          <w:sz w:val="22"/>
-          <w:szCs w:val="24"/>
-        </w:rPr>
-        <w:t xml:space="preserve">- </w:t>
-      </w:r>
-      <w:r>
-        <w:rPr>
-          <w:bCs/>
-          <w:color w:val="000000" w:themeColor="text1"/>
-          <w:sz w:val="22"/>
-          <w:szCs w:val="24"/>
-        </w:rPr>
-        <w:t>4바이트 정렬: 가변 길이의 문자열들이 들어가면서 깨진 스택 포인터의 4바이트 정렬을 맞추기 위해 (uintptr_t)*esp % 4 크기만큼 스택 포인터를 감소시키고 memset()으로 0(패딩)을 채운다.</w:t>
-      </w:r>
-    </w:p>
-    <w:p>
-      <w:pPr>
-        <w:pStyle w:val="a3"/>
-        <w:rPr>
-          <w:bCs/>
-          <w:color w:val="000000" w:themeColor="text1"/>
-          <w:sz w:val="22"/>
-          <w:szCs w:val="24"/>
-        </w:rPr>
-      </w:pPr>
-      <w:r>
-        <w:rPr>
-          <w:bCs/>
-          <w:color w:val="000000" w:themeColor="text1"/>
-          <w:sz w:val="22"/>
-          <w:szCs w:val="24"/>
-        </w:rPr>
-        <w:t>- argv[argc] = NULL</w:t>
-      </w:r>
-      <w:r>
-        <w:rPr>
-          <w:bCs/>
-          <w:color w:val="000000" w:themeColor="text1"/>
-          <w:sz w:val="22"/>
-          <w:szCs w:val="24"/>
-        </w:rPr>
-        <w:t xml:space="preserve"> 푸시: C 표준 규약에 따라 인자 목록의 끝을 표시하는 널 포인터를 푸시한다.</w:t>
-      </w:r>
-    </w:p>
-    <w:p>
-      <w:pPr>
-        <w:pStyle w:val="a3"/>
-        <w:rPr>
-          <w:bCs/>
-          <w:color w:val="000000" w:themeColor="text1"/>
-          <w:sz w:val="22"/>
-          <w:szCs w:val="24"/>
-        </w:rPr>
-      </w:pPr>
-      <w:r>
-        <w:rPr>
-          <w:rFonts w:hint="eastAsia"/>
-          <w:bCs/>
-          <w:color w:val="000000" w:themeColor="text1"/>
-          <w:sz w:val="22"/>
-          <w:szCs w:val="24"/>
-        </w:rPr>
-        <w:t>-</w:t>
-      </w:r>
-      <w:r>
-        <w:rPr>
-          <w:bCs/>
-          <w:color w:val="000000" w:themeColor="text1"/>
-          <w:sz w:val="22"/>
-          <w:szCs w:val="24"/>
-        </w:rPr>
-        <w:t xml:space="preserve"> </w:t>
-      </w:r>
-      <w:r>
-        <w:rPr>
-          <w:rFonts w:hint="eastAsia"/>
-          <w:bCs/>
-          <w:color w:val="000000" w:themeColor="text1"/>
-          <w:sz w:val="22"/>
-          <w:szCs w:val="24"/>
-        </w:rPr>
-        <w:t>각</w:t>
-      </w:r>
-      <w:r>
-        <w:rPr>
-          <w:bCs/>
-          <w:color w:val="000000" w:themeColor="text1"/>
-          <w:sz w:val="22"/>
-          <w:szCs w:val="24"/>
-        </w:rPr>
-        <w:t xml:space="preserve"> 인자 문자열의 주소 역순 푸시: 1단계에서 기억해 둔 argv_addr[argc - 1]부터 argv_addr[0]까지의 4바이트 포인터 주소를 스택에 순차적으로 푸시한다.</w:t>
-      </w:r>
-    </w:p>
-    <w:p>
-      <w:pPr>
-        <w:pStyle w:val="a3"/>
-        <w:rPr>
-          <w:bCs/>
-          <w:color w:val="000000" w:themeColor="text1"/>
-          <w:sz w:val="22"/>
-          <w:szCs w:val="24"/>
-        </w:rPr>
-      </w:pPr>
-      <w:r>
-        <w:rPr>
-          <w:bCs/>
-          <w:color w:val="000000" w:themeColor="text1"/>
-          <w:sz w:val="22"/>
-          <w:szCs w:val="24"/>
-        </w:rPr>
-        <w:t xml:space="preserve">- </w:t>
-      </w:r>
-      <w:r>
-        <w:rPr>
-          <w:bCs/>
-          <w:color w:val="000000" w:themeColor="text1"/>
-          <w:sz w:val="22"/>
-          <w:szCs w:val="24"/>
-        </w:rPr>
-        <w:t>argv의 시작 주소 푸시: 현재 스택 포인터 위치(char **)를 4바이트 크기로 푸시한다.</w:t>
-      </w:r>
-    </w:p>
-    <w:p>
-      <w:pPr>
-        <w:pStyle w:val="a3"/>
-        <w:rPr>
-          <w:bCs/>
-          <w:color w:val="000000" w:themeColor="text1"/>
-          <w:sz w:val="22"/>
-          <w:szCs w:val="24"/>
-        </w:rPr>
-      </w:pPr>
-      <w:r>
-        <w:rPr>
-          <w:bCs/>
-          <w:color w:val="000000" w:themeColor="text1"/>
-          <w:sz w:val="22"/>
-          <w:szCs w:val="24"/>
-        </w:rPr>
-        <w:t xml:space="preserve">- </w:t>
-      </w:r>
-      <w:r>
-        <w:rPr>
-          <w:bCs/>
-          <w:color w:val="000000" w:themeColor="text1"/>
-          <w:sz w:val="22"/>
-          <w:szCs w:val="24"/>
-        </w:rPr>
-        <w:t>argc 푸시: 인자의 총 개수인 argc를 4바이트 정수로 푸시한다.</w:t>
-      </w:r>
-    </w:p>
-    <w:p>
-      <w:pPr>
-        <w:pStyle w:val="a3"/>
-        <w:rPr>
-          <w:bCs/>
-          <w:color w:val="000000" w:themeColor="text1"/>
-          <w:sz w:val="22"/>
-          <w:szCs w:val="24"/>
-        </w:rPr>
-      </w:pPr>
-      <w:r>
-        <w:rPr>
-          <w:bCs/>
-          <w:color w:val="000000" w:themeColor="text1"/>
-          <w:sz w:val="22"/>
-          <w:szCs w:val="24"/>
-        </w:rPr>
-        <w:lastRenderedPageBreak/>
-        <w:t xml:space="preserve">- </w:t>
-      </w:r>
-      <w:r>
-        <w:rPr>
-          <w:bCs/>
-          <w:color w:val="000000" w:themeColor="text1"/>
-          <w:sz w:val="22"/>
-          <w:szCs w:val="24"/>
-        </w:rPr>
-        <w:t>Fake Return Address 푸시: main() 함수가 호출 규약에 따라 정상 함수 프레임으로 인식하도록 가짜 반환 주소(0) 4바이트를 최상단에 푸시한다.</w:t>
-      </w:r>
-    </w:p>
-    <w:p>
-      <w:pPr>
-        <w:pStyle w:val="a3"/>
-        <w:rPr>
-          <w:bCs/>
-          <w:color w:val="000000" w:themeColor="text1"/>
-          <w:sz w:val="22"/>
-          <w:szCs w:val="24"/>
-        </w:rPr>
-      </w:pPr>
-    </w:p>
-    <w:p>
-      <w:pPr>
-        <w:pStyle w:val="a3"/>
-        <w:rPr>
-          <w:b/>
-          <w:bCs/>
-          <w:color w:val="000000" w:themeColor="text1"/>
-          <w:sz w:val="22"/>
-          <w:szCs w:val="24"/>
-        </w:rPr>
-      </w:pPr>
-      <w:r>
-        <w:rPr>
-          <w:b/>
-          <w:bCs/>
-          <w:color w:val="000000" w:themeColor="text1"/>
-          <w:sz w:val="22"/>
-          <w:szCs w:val="24"/>
-        </w:rPr>
-        <w:t>2. 사용된 라이브러리 및 자체 제작 함수 설명</w:t>
-      </w:r>
-    </w:p>
-    <w:p>
-      <w:pPr>
-        <w:pStyle w:val="a3"/>
-        <w:rPr>
-          <w:b/>
-          <w:bCs/>
-          <w:color w:val="000000" w:themeColor="text1"/>
-          <w:sz w:val="22"/>
-          <w:szCs w:val="24"/>
-        </w:rPr>
-      </w:pPr>
-      <w:r>
-        <w:rPr>
-          <w:b/>
-          <w:bCs/>
-          <w:color w:val="000000" w:themeColor="text1"/>
-          <w:sz w:val="22"/>
-          <w:szCs w:val="24"/>
-        </w:rPr>
-        <w:t>[Pintos 내장 라이브러리]</w:t>
-      </w:r>
-    </w:p>
-    <w:p>
-      <w:pPr>
-        <w:pStyle w:val="a3"/>
-        <w:rPr>
-          <w:bCs/>
-          <w:color w:val="000000" w:themeColor="text1"/>
-          <w:sz w:val="22"/>
-          <w:szCs w:val="24"/>
-        </w:rPr>
-      </w:pPr>
-      <w:r>
-        <w:rPr>
-          <w:bCs/>
-          <w:color w:val="000000" w:themeColor="text1"/>
-          <w:sz w:val="22"/>
-          <w:szCs w:val="24"/>
-        </w:rPr>
-        <w:t>strtok_r() (lib/string.c):</w:t>
-      </w:r>
-    </w:p>
-    <w:p>
-      <w:pPr>
-        <w:pStyle w:val="a3"/>
-        <w:rPr>
-          <w:bCs/>
-          <w:color w:val="000000" w:themeColor="text1"/>
-          <w:sz w:val="22"/>
-          <w:szCs w:val="24"/>
-        </w:rPr>
-      </w:pPr>
-      <w:r>
-        <w:rPr>
-          <w:bCs/>
-          <w:color w:val="000000" w:themeColor="text1"/>
-          <w:sz w:val="22"/>
-          <w:szCs w:val="24"/>
-        </w:rPr>
-        <w:t>strtok의</w:t>
-      </w:r>
-      <w:r>
-        <w:rPr>
-          <w:bCs/>
-          <w:color w:val="000000" w:themeColor="text1"/>
-          <w:sz w:val="22"/>
-          <w:szCs w:val="24"/>
-        </w:rPr>
-        <w:t xml:space="preserve"> reentrant</w:t>
-      </w:r>
-      <w:r>
-        <w:rPr>
-          <w:bCs/>
-          <w:color w:val="000000" w:themeColor="text1"/>
-          <w:sz w:val="22"/>
-          <w:szCs w:val="24"/>
-        </w:rPr>
-        <w:t>버전이다. 일반 strtok은 내부 정적 변수를 사용하여 멀티스레드 환경에서 문맥이 오염될 수 있으나, strtok_r은 세 번째 매개변수인 save_ptr를 통해 호출 스레드의 로컬 상태를 유지하므로 스레드 안전성을 보장한다.</w:t>
-      </w:r>
-    </w:p>
-    <w:p>
-      <w:pPr>
-        <w:pStyle w:val="a3"/>
-        <w:rPr>
-          <w:bCs/>
-          <w:color w:val="000000" w:themeColor="text1"/>
-          <w:sz w:val="22"/>
-          <w:szCs w:val="24"/>
-        </w:rPr>
-      </w:pPr>
-      <w:r>
-        <w:rPr>
-          <w:bCs/>
-          <w:color w:val="000000" w:themeColor="text1"/>
-          <w:sz w:val="22"/>
-          <w:szCs w:val="24"/>
-        </w:rPr>
-        <w:t>strlcpy() (lib/string.c):</w:t>
-      </w:r>
-    </w:p>
-    <w:p>
-      <w:pPr>
-        <w:pStyle w:val="a3"/>
-        <w:rPr>
-          <w:bCs/>
-          <w:color w:val="000000" w:themeColor="text1"/>
-          <w:sz w:val="22"/>
-          <w:szCs w:val="24"/>
-        </w:rPr>
-      </w:pPr>
-      <w:r>
-        <w:rPr>
-          <w:rFonts w:hint="eastAsia"/>
-          <w:bCs/>
-          <w:color w:val="000000" w:themeColor="text1"/>
-          <w:sz w:val="22"/>
-          <w:szCs w:val="24"/>
-        </w:rPr>
-        <w:t>버퍼</w:t>
-      </w:r>
-      <w:r>
-        <w:rPr>
-          <w:bCs/>
-          <w:color w:val="000000" w:themeColor="text1"/>
-          <w:sz w:val="22"/>
-          <w:szCs w:val="24"/>
-        </w:rPr>
-        <w:t xml:space="preserve"> 오버플로우 취약점을 방지하는 문자열 복사 함수이다. 목적지 버퍼 크기를</w:t>
-      </w:r>
-      <w:r>
-        <w:rPr>
-          <w:bCs/>
-          <w:color w:val="000000" w:themeColor="text1"/>
-          <w:sz w:val="22"/>
-          <w:szCs w:val="24"/>
-        </w:rPr>
-        <w:t xml:space="preserve"> </w:t>
-      </w:r>
-      <w:r>
-        <w:rPr>
-          <w:bCs/>
-          <w:color w:val="000000" w:themeColor="text1"/>
-          <w:sz w:val="22"/>
-          <w:szCs w:val="24"/>
-        </w:rPr>
-        <w:t>준수하며 항상 마지막 바이트에</w:t>
-      </w:r>
-      <w:r>
-        <w:rPr>
-          <w:bCs/>
-          <w:color w:val="000000" w:themeColor="text1"/>
-          <w:sz w:val="22"/>
-          <w:szCs w:val="24"/>
-        </w:rPr>
-        <w:t xml:space="preserve"> \0</w:t>
-      </w:r>
-      <w:r>
-        <w:rPr>
-          <w:bCs/>
-          <w:color w:val="000000" w:themeColor="text1"/>
-          <w:sz w:val="22"/>
-          <w:szCs w:val="24"/>
-        </w:rPr>
-        <w:t>을 보장한다.</w:t>
-      </w:r>
-    </w:p>
-    <w:p>
-      <w:pPr>
-        <w:pStyle w:val="a3"/>
-        <w:rPr>
-          <w:bCs/>
-          <w:color w:val="000000" w:themeColor="text1"/>
-          <w:sz w:val="22"/>
-          <w:szCs w:val="24"/>
-        </w:rPr>
-      </w:pPr>
-      <w:r>
-        <w:rPr>
-          <w:bCs/>
-          <w:color w:val="000000" w:themeColor="text1"/>
-          <w:sz w:val="22"/>
-          <w:szCs w:val="24"/>
-        </w:rPr>
-        <w:t>hex_dump() (lib/stdio.c):</w:t>
-      </w:r>
-    </w:p>
-    <w:p>
-      <w:pPr>
-        <w:pStyle w:val="a3"/>
-        <w:rPr>
-          <w:bCs/>
-          <w:color w:val="000000" w:themeColor="text1"/>
-          <w:sz w:val="22"/>
-          <w:szCs w:val="24"/>
-        </w:rPr>
-      </w:pPr>
-      <w:r>
-        <w:rPr>
-          <w:rFonts w:hint="eastAsia"/>
-          <w:bCs/>
-          <w:color w:val="000000" w:themeColor="text1"/>
-          <w:sz w:val="22"/>
-          <w:szCs w:val="24"/>
-        </w:rPr>
-        <w:t>지정한</w:t>
-      </w:r>
-      <w:r>
-        <w:rPr>
-          <w:bCs/>
-          <w:color w:val="000000" w:themeColor="text1"/>
-          <w:sz w:val="22"/>
-          <w:szCs w:val="24"/>
-        </w:rPr>
-        <w:t xml:space="preserve"> 메모리 주소 영역을 16진수 및 아스키 문자로 출력하는 함수이다. PHYS_BASE - *esp 크기만큼 스택을 덤프하여 매뉴얼의 스택 레이아웃과 일치하는지 시각적으로 검증하는 디버깅 용도로 활용했다.</w:t>
-      </w:r>
-    </w:p>
-    <w:p>
-      <w:pPr>
-        <w:pStyle w:val="a3"/>
-        <w:rPr>
-          <w:bCs/>
-          <w:color w:val="000000" w:themeColor="text1"/>
-          <w:sz w:val="22"/>
-          <w:szCs w:val="24"/>
-        </w:rPr>
-      </w:pPr>
-      <w:r>
-        <w:rPr>
-          <w:bCs/>
-          <w:color w:val="000000" w:themeColor="text1"/>
-          <w:sz w:val="22"/>
-          <w:szCs w:val="24"/>
-        </w:rPr>
-        <w:t>memcpy(), memset() (lib/string.c):</w:t>
-      </w:r>
-    </w:p>
-    <w:p>
-      <w:pPr>
-        <w:pStyle w:val="a3"/>
-        <w:rPr>
-          <w:bCs/>
-          <w:color w:val="000000" w:themeColor="text1"/>
-          <w:sz w:val="22"/>
-          <w:szCs w:val="24"/>
-        </w:rPr>
-      </w:pPr>
-      <w:r>
-        <w:rPr>
-          <w:rFonts w:hint="eastAsia"/>
-          <w:bCs/>
-          <w:color w:val="000000" w:themeColor="text1"/>
-          <w:sz w:val="22"/>
-          <w:szCs w:val="24"/>
-        </w:rPr>
-        <w:t>유저</w:t>
-      </w:r>
-      <w:r>
-        <w:rPr>
-          <w:bCs/>
-          <w:color w:val="000000" w:themeColor="text1"/>
-          <w:sz w:val="22"/>
-          <w:szCs w:val="24"/>
-        </w:rPr>
-        <w:t xml:space="preserve"> 스택 공간에 문자열 바이트를 복사하고, 정렬 패딩을 0으로 채우는 데 사용했다.</w:t>
-      </w:r>
-    </w:p>
-    <w:p>
-      <w:pPr>
-        <w:pStyle w:val="a3"/>
-        <w:rPr>
-          <w:bCs/>
-          <w:color w:val="000000" w:themeColor="text1"/>
-          <w:sz w:val="22"/>
-          <w:szCs w:val="24"/>
-        </w:rPr>
-      </w:pPr>
-    </w:p>
-    <w:p>
-      <w:pPr>
-        <w:pStyle w:val="a3"/>
-        <w:rPr>
-          <w:b/>
-          <w:bCs/>
-          <w:color w:val="000000" w:themeColor="text1"/>
-          <w:sz w:val="22"/>
-          <w:szCs w:val="24"/>
-        </w:rPr>
-      </w:pPr>
-      <w:r>
-        <w:rPr>
-          <w:b/>
-          <w:bCs/>
-          <w:color w:val="000000" w:themeColor="text1"/>
-          <w:sz w:val="22"/>
-          <w:szCs w:val="24"/>
-        </w:rPr>
-        <w:t>[자체 제작 함수]</w:t>
-      </w:r>
-    </w:p>
-    <w:p>
-      <w:pPr>
-        <w:pStyle w:val="a3"/>
-        <w:rPr>
-          <w:bCs/>
-          <w:color w:val="000000" w:themeColor="text1"/>
-          <w:sz w:val="22"/>
-          <w:szCs w:val="24"/>
-        </w:rPr>
-      </w:pPr>
-      <w:r>
-        <w:rPr>
-          <w:bCs/>
-          <w:color w:val="000000" w:themeColor="text1"/>
-          <w:sz w:val="22"/>
-          <w:szCs w:val="24"/>
-        </w:rPr>
-        <w:t>static void argument_stack (char</w:t>
-      </w:r>
-      <w:r>
-        <w:rPr>
-          <w:bCs/>
-          <w:color w:val="000000" w:themeColor="text1"/>
-          <w:sz w:val="22"/>
-          <w:szCs w:val="24"/>
-        </w:rPr>
-        <w:t xml:space="preserve"> **argv, int argc, void **esp):</w:t>
-      </w:r>
-    </w:p>
-    <w:p>
-      <w:pPr>
-        <w:pStyle w:val="a3"/>
-        <w:rPr>
-          <w:bCs/>
-          <w:color w:val="000000" w:themeColor="text1"/>
-          <w:sz w:val="22"/>
-          <w:szCs w:val="24"/>
-        </w:rPr>
-      </w:pPr>
-      <w:r>
-        <w:rPr>
-          <w:bCs/>
-          <w:color w:val="000000" w:themeColor="text1"/>
-          <w:sz w:val="22"/>
-          <w:szCs w:val="24"/>
-        </w:rPr>
-        <w:t xml:space="preserve">process.c에 </w:t>
-      </w:r>
-      <w:r>
-        <w:rPr>
-          <w:rFonts w:hint="eastAsia"/>
-          <w:bCs/>
-          <w:color w:val="000000" w:themeColor="text1"/>
-          <w:sz w:val="22"/>
-          <w:szCs w:val="24"/>
-        </w:rPr>
-        <w:t>새롭게</w:t>
-      </w:r>
-      <w:r>
-        <w:rPr>
-          <w:bCs/>
-          <w:color w:val="000000" w:themeColor="text1"/>
-          <w:sz w:val="22"/>
-          <w:szCs w:val="24"/>
-        </w:rPr>
-        <w:t xml:space="preserve"> </w:t>
-      </w:r>
-      <w:r>
-        <w:rPr>
-          <w:rFonts w:hint="eastAsia"/>
-          <w:bCs/>
-          <w:color w:val="000000" w:themeColor="text1"/>
-          <w:sz w:val="22"/>
-          <w:szCs w:val="24"/>
-        </w:rPr>
-        <w:t>추가</w:t>
-      </w:r>
-      <w:r>
-        <w:rPr>
-          <w:bCs/>
-          <w:color w:val="000000" w:themeColor="text1"/>
-          <w:sz w:val="22"/>
-          <w:szCs w:val="24"/>
-        </w:rPr>
-        <w:t>된 헬퍼 함수이다. load() 함수가 비대해지는 것을 방지하고 메모리 적재</w:t>
-      </w:r>
-      <w:r>
-        <w:rPr>
-          <w:bCs/>
-          <w:color w:val="000000" w:themeColor="text1"/>
-          <w:sz w:val="22"/>
-          <w:szCs w:val="24"/>
-        </w:rPr>
-        <w:t xml:space="preserve"> </w:t>
-      </w:r>
-      <w:r>
-        <w:rPr>
-          <w:bCs/>
-          <w:color w:val="000000" w:themeColor="text1"/>
-          <w:sz w:val="22"/>
-          <w:szCs w:val="24"/>
-        </w:rPr>
-        <w:t>스택 인자 배치</w:t>
-      </w:r>
-      <w:r>
-        <w:rPr>
-          <w:rFonts w:hint="eastAsia"/>
-          <w:bCs/>
-          <w:color w:val="000000" w:themeColor="text1"/>
-          <w:sz w:val="22"/>
-          <w:szCs w:val="24"/>
-        </w:rPr>
-        <w:t>를 기능적으로 분리</w:t>
-      </w:r>
-      <w:r>
-        <w:rPr>
-          <w:bCs/>
-          <w:color w:val="000000" w:themeColor="text1"/>
-          <w:sz w:val="22"/>
-          <w:szCs w:val="24"/>
-        </w:rPr>
-        <w:t>하기 위해 모듈화하여 구현했다. 전달받은 argv 포인터 배열과 argc를 기반으로 유저 스택의 7단계 구조화를 완결한다.</w:t>
-      </w:r>
-    </w:p>
-    <w:p>
-      <w:pPr>
-        <w:pStyle w:val="a3"/>
-        <w:rPr>
-          <w:bCs/>
-          <w:color w:val="4472C4" w:themeColor="accent5"/>
-          <w:sz w:val="22"/>
-          <w:szCs w:val="24"/>
-        </w:rPr>
-      </w:pPr>
-    </w:p>
-    <w:p>
-      <w:pPr>
-        <w:pStyle w:val="a3"/>
-        <w:numPr>
-          <w:ilvl w:val="0"/>
-          <w:numId w:val="9"/>
-        </w:numPr>
-        <w:ind w:leftChars="580" w:left="1520"/>
-        <w:rPr>
-          <w:bCs/>
-          <w:color w:val="4472C4" w:themeColor="accent5"/>
-          <w:sz w:val="22"/>
-          <w:szCs w:val="24"/>
-        </w:rPr>
-      </w:pPr>
-      <w:r>
-        <w:rPr>
-          <w:bCs/>
-          <w:color w:val="4472C4" w:themeColor="accent5"/>
-          <w:sz w:val="22"/>
-          <w:szCs w:val="24"/>
-        </w:rPr>
-        <w:lastRenderedPageBreak/>
-        <w:t>User Memory Access</w:t>
-      </w:r>
-    </w:p>
-    <w:p>
-      <w:pPr>
-        <w:pStyle w:val="a3"/>
-        <w:ind w:leftChars="600" w:left="1200"/>
-        <w:rPr>
-          <w:b/>
-          <w:bCs/>
-          <w:color w:val="000000" w:themeColor="text1"/>
-          <w:sz w:val="22"/>
-          <w:szCs w:val="24"/>
-        </w:rPr>
-      </w:pPr>
-      <w:r>
-        <w:rPr>
-          <w:b/>
-          <w:bCs/>
-          <w:color w:val="000000" w:themeColor="text1"/>
-          <w:sz w:val="22"/>
-          <w:szCs w:val="24"/>
-        </w:rPr>
-        <w:t>1. 구현 내용 및 알고리즘</w:t>
-      </w:r>
-    </w:p>
-    <w:p>
-      <w:pPr>
-        <w:pStyle w:val="a3"/>
-        <w:ind w:leftChars="600" w:left="1200"/>
-        <w:rPr>
-          <w:bCs/>
-          <w:color w:val="000000" w:themeColor="text1"/>
-          <w:sz w:val="22"/>
-          <w:szCs w:val="24"/>
-        </w:rPr>
-      </w:pPr>
-      <w:r>
-        <w:rPr>
-          <w:rFonts w:hint="eastAsia"/>
-          <w:bCs/>
-          <w:color w:val="000000" w:themeColor="text1"/>
-          <w:sz w:val="22"/>
-          <w:szCs w:val="24"/>
-        </w:rPr>
-        <w:t>유저</w:t>
-      </w:r>
-      <w:r>
-        <w:rPr>
-          <w:bCs/>
-          <w:color w:val="000000" w:themeColor="text1"/>
-          <w:sz w:val="22"/>
-          <w:szCs w:val="24"/>
-        </w:rPr>
-        <w:t xml:space="preserve"> 프로그램은 커널 모드에 비해 낮은 특권 레벨에서 동작하므로, 시스템 콜 호출이나 일반 코드 실행 시 커널 메모리 영역을 침범하거나 유효하지 않은 주소(NULL, 미매핑 주소)에 접근하지 못하도록 격리해야 한다. 만약 커널이 유저가 전달한 불량 포인터를 검증 없이 역참조하면 운영체제 전체가 충돌을 일으키므로, 이를 원천 차단하는 방어 로직을 구현했다.</w:t>
-      </w:r>
-    </w:p>
-    <w:p>
-      <w:pPr>
-        <w:pStyle w:val="a3"/>
-        <w:ind w:leftChars="600" w:left="1200"/>
-        <w:rPr>
-          <w:bCs/>
-          <w:color w:val="000000" w:themeColor="text1"/>
-          <w:sz w:val="22"/>
-          <w:szCs w:val="24"/>
-        </w:rPr>
-      </w:pPr>
-    </w:p>
-    <w:p>
-      <w:pPr>
-        <w:pStyle w:val="a3"/>
-        <w:ind w:leftChars="600" w:left="1200"/>
-        <w:rPr>
-          <w:b/>
-          <w:bCs/>
-          <w:color w:val="000000" w:themeColor="text1"/>
-          <w:sz w:val="22"/>
-          <w:szCs w:val="24"/>
-        </w:rPr>
-      </w:pPr>
-      <w:r>
-        <w:rPr>
-          <w:b/>
-          <w:bCs/>
-          <w:color w:val="000000" w:themeColor="text1"/>
-          <w:sz w:val="22"/>
-          <w:szCs w:val="24"/>
-        </w:rPr>
-        <w:t>1) 포인터 유효성 검증 함수 구현 (is_valid_address())</w:t>
-      </w:r>
-    </w:p>
-    <w:p>
-      <w:pPr>
-        <w:pStyle w:val="a3"/>
-        <w:ind w:leftChars="600" w:left="1200"/>
-        <w:rPr>
-          <w:bCs/>
-          <w:color w:val="000000" w:themeColor="text1"/>
-          <w:sz w:val="22"/>
-          <w:szCs w:val="24"/>
-        </w:rPr>
-      </w:pPr>
-      <w:r>
-        <w:rPr>
-          <w:bCs/>
-          <w:color w:val="000000" w:themeColor="text1"/>
-          <w:sz w:val="22"/>
-          <w:szCs w:val="24"/>
-        </w:rPr>
-        <w:t>유저가 전달한 메모리 주소 포인터가 유효한 유저 가상 주소 공간에 속해 있으며, 실제 물리 메모리에 매핑되어 있는지 3단계로 검증한다.</w:t>
-      </w:r>
-    </w:p>
-    <w:p>
-      <w:pPr>
-        <w:pStyle w:val="a3"/>
-        <w:ind w:leftChars="600" w:left="1200"/>
-        <w:rPr>
-          <w:bCs/>
-          <w:color w:val="000000" w:themeColor="text1"/>
-          <w:sz w:val="22"/>
-          <w:szCs w:val="24"/>
-        </w:rPr>
-      </w:pPr>
-    </w:p>
-    <w:p>
-      <w:pPr>
-        <w:pStyle w:val="a3"/>
-        <w:ind w:leftChars="600" w:left="1200"/>
-        <w:rPr>
-          <w:b/>
-          <w:bCs/>
-          <w:color w:val="000000" w:themeColor="text1"/>
-          <w:sz w:val="22"/>
-          <w:szCs w:val="24"/>
-        </w:rPr>
-      </w:pPr>
-      <w:r>
-        <w:rPr>
-          <w:rFonts w:hint="eastAsia"/>
-          <w:b/>
-          <w:bCs/>
-          <w:color w:val="000000" w:themeColor="text1"/>
-          <w:sz w:val="22"/>
-          <w:szCs w:val="24"/>
-        </w:rPr>
-        <w:t>알고리즘</w:t>
-      </w:r>
-      <w:r>
-        <w:rPr>
-          <w:b/>
-          <w:bCs/>
-          <w:color w:val="000000" w:themeColor="text1"/>
-          <w:sz w:val="22"/>
-          <w:szCs w:val="24"/>
-        </w:rPr>
-        <w:t>:</w:t>
-      </w:r>
-    </w:p>
-    <w:p>
-      <w:pPr>
-        <w:pStyle w:val="a3"/>
-        <w:ind w:leftChars="600" w:left="1200"/>
-        <w:rPr>
-          <w:bCs/>
-          <w:color w:val="000000" w:themeColor="text1"/>
-          <w:sz w:val="22"/>
-          <w:szCs w:val="24"/>
-        </w:rPr>
-      </w:pPr>
-      <w:r>
-        <w:rPr>
-          <w:bCs/>
-          <w:color w:val="000000" w:themeColor="text1"/>
-          <w:sz w:val="22"/>
-          <w:szCs w:val="24"/>
-        </w:rPr>
-        <w:t xml:space="preserve">- </w:t>
-      </w:r>
-      <w:r>
-        <w:rPr>
-          <w:bCs/>
-          <w:color w:val="000000" w:themeColor="text1"/>
-          <w:sz w:val="22"/>
-          <w:szCs w:val="24"/>
-        </w:rPr>
-        <w:t>NULL 포인터 검증: 주소 값이 0x00000000인 널 포인터를 즉시 식별한다.</w:t>
-      </w:r>
-    </w:p>
-    <w:p>
-      <w:pPr>
-        <w:pStyle w:val="a3"/>
-        <w:ind w:leftChars="600" w:left="1200"/>
-        <w:rPr>
-          <w:bCs/>
-          <w:color w:val="000000" w:themeColor="text1"/>
-          <w:sz w:val="22"/>
-          <w:szCs w:val="24"/>
-        </w:rPr>
-      </w:pPr>
-      <w:r>
-        <w:rPr>
-          <w:bCs/>
-          <w:color w:val="000000" w:themeColor="text1"/>
-          <w:sz w:val="22"/>
-          <w:szCs w:val="24"/>
-        </w:rPr>
-        <w:t xml:space="preserve">- </w:t>
-      </w:r>
-      <w:r>
-        <w:rPr>
-          <w:rFonts w:hint="eastAsia"/>
-          <w:bCs/>
-          <w:color w:val="000000" w:themeColor="text1"/>
-          <w:sz w:val="22"/>
-          <w:szCs w:val="24"/>
-        </w:rPr>
-        <w:t>커널</w:t>
-      </w:r>
-      <w:r>
-        <w:rPr>
-          <w:bCs/>
-          <w:color w:val="000000" w:themeColor="text1"/>
-          <w:sz w:val="22"/>
-          <w:szCs w:val="24"/>
-        </w:rPr>
-        <w:t xml:space="preserve"> 영역 침범: 주소가 유저 가상 주소 상한선인 PHYS_BASE (0xc0000000) 이상인지 확인하여, 유저 프로그램이 커널 메모리에 접근하려는 시도를 차단한다.</w:t>
-      </w:r>
-    </w:p>
-    <w:p>
-      <w:pPr>
-        <w:pStyle w:val="a3"/>
-        <w:ind w:leftChars="600" w:left="1200"/>
-        <w:rPr>
-          <w:bCs/>
-          <w:color w:val="000000" w:themeColor="text1"/>
-          <w:sz w:val="22"/>
-          <w:szCs w:val="24"/>
-        </w:rPr>
-      </w:pPr>
-      <w:r>
-        <w:rPr>
-          <w:bCs/>
-          <w:color w:val="000000" w:themeColor="text1"/>
-          <w:sz w:val="22"/>
-          <w:szCs w:val="24"/>
-        </w:rPr>
-        <w:t xml:space="preserve">- </w:t>
-      </w:r>
-      <w:r>
-        <w:rPr>
-          <w:rFonts w:hint="eastAsia"/>
-          <w:bCs/>
-          <w:color w:val="000000" w:themeColor="text1"/>
-          <w:sz w:val="22"/>
-          <w:szCs w:val="24"/>
-        </w:rPr>
-        <w:t>물리</w:t>
-      </w:r>
-      <w:r>
-        <w:rPr>
-          <w:bCs/>
-          <w:color w:val="000000" w:themeColor="text1"/>
-          <w:sz w:val="22"/>
-          <w:szCs w:val="24"/>
-        </w:rPr>
-        <w:t xml:space="preserve"> 메모리 매핑: 가상 주소 자체는 PHYS_BASE 미만일지라도 현재 프로세스의 페이지 디렉토리에 물리 프레임이 할당·매핑되지 않은 비어있는 페이지 주소인지 확인한다.</w:t>
-      </w:r>
-    </w:p>
-    <w:p>
-      <w:pPr>
-        <w:pStyle w:val="a3"/>
-        <w:ind w:leftChars="600" w:left="1200"/>
-        <w:rPr>
-          <w:bCs/>
-          <w:color w:val="000000" w:themeColor="text1"/>
-          <w:sz w:val="22"/>
-          <w:szCs w:val="24"/>
-        </w:rPr>
-      </w:pPr>
-      <w:r>
-        <w:rPr>
-          <w:rFonts w:hint="eastAsia"/>
-          <w:bCs/>
-          <w:color w:val="000000" w:themeColor="text1"/>
-          <w:sz w:val="22"/>
-          <w:szCs w:val="24"/>
-        </w:rPr>
-        <w:t>-</w:t>
-      </w:r>
-      <w:r>
-        <w:rPr>
-          <w:bCs/>
-          <w:color w:val="000000" w:themeColor="text1"/>
-          <w:sz w:val="22"/>
-          <w:szCs w:val="24"/>
-        </w:rPr>
-        <w:t xml:space="preserve"> </w:t>
-      </w:r>
-      <w:r>
-        <w:rPr>
-          <w:rFonts w:hint="eastAsia"/>
-          <w:bCs/>
-          <w:color w:val="000000" w:themeColor="text1"/>
-          <w:sz w:val="22"/>
-          <w:szCs w:val="24"/>
-        </w:rPr>
-        <w:t>비정상</w:t>
-      </w:r>
-      <w:r>
-        <w:rPr>
-          <w:bCs/>
-          <w:color w:val="000000" w:themeColor="text1"/>
-          <w:sz w:val="22"/>
-          <w:szCs w:val="24"/>
-        </w:rPr>
-        <w:t xml:space="preserve"> 주소 처리: 위 세 가지 조건 중 하나라도 만족하면 커널이 죽지 않도록 방어하기 위해 즉시 exit(-1)을 호출하여 해당 유저 프로세스를 안전하게 강제 종료한다.</w:t>
-      </w:r>
-    </w:p>
-    <w:p>
-      <w:pPr>
-        <w:pStyle w:val="a3"/>
-        <w:ind w:leftChars="600" w:left="1200"/>
-        <w:rPr>
-          <w:bCs/>
-          <w:color w:val="000000" w:themeColor="text1"/>
-          <w:sz w:val="22"/>
-          <w:szCs w:val="24"/>
-        </w:rPr>
-      </w:pPr>
-    </w:p>
-    <w:p>
-      <w:pPr>
-        <w:pStyle w:val="a3"/>
-        <w:ind w:leftChars="600" w:left="1200"/>
-        <w:rPr>
-          <w:bCs/>
-          <w:color w:val="000000" w:themeColor="text1"/>
-          <w:sz w:val="22"/>
-          <w:szCs w:val="24"/>
-        </w:rPr>
-      </w:pPr>
-    </w:p>
-    <w:p>
-      <w:pPr>
-        <w:pStyle w:val="a3"/>
-        <w:ind w:leftChars="600" w:left="1200"/>
-        <w:rPr>
-          <w:bCs/>
-          <w:color w:val="000000" w:themeColor="text1"/>
-          <w:sz w:val="22"/>
-          <w:szCs w:val="24"/>
-        </w:rPr>
-      </w:pPr>
-    </w:p>
-    <w:p>
-      <w:pPr>
-        <w:pStyle w:val="a3"/>
-        <w:ind w:leftChars="600" w:left="1200"/>
-        <w:rPr>
-          <w:rFonts w:hint="eastAsia"/>
-          <w:bCs/>
-          <w:color w:val="000000" w:themeColor="text1"/>
-          <w:sz w:val="22"/>
-          <w:szCs w:val="24"/>
-        </w:rPr>
-      </w:pPr>
-    </w:p>
-    <w:p>
-      <w:pPr>
-        <w:pStyle w:val="a3"/>
-        <w:ind w:leftChars="600" w:left="1200"/>
-        <w:rPr>
-          <w:b/>
-          <w:bCs/>
-          <w:color w:val="000000" w:themeColor="text1"/>
-          <w:sz w:val="22"/>
-          <w:szCs w:val="24"/>
-        </w:rPr>
-      </w:pPr>
-      <w:r>
-        <w:rPr>
-          <w:b/>
-          <w:bCs/>
-          <w:color w:val="000000" w:themeColor="text1"/>
-          <w:sz w:val="22"/>
-          <w:szCs w:val="24"/>
-        </w:rPr>
-        <w:lastRenderedPageBreak/>
-        <w:t>2) 시스템 콜 핸들러에서의 스택 및 인자 검문 (syscall_handler())</w:t>
-      </w:r>
-    </w:p>
-    <w:p>
-      <w:pPr>
-        <w:pStyle w:val="a3"/>
-        <w:ind w:leftChars="600" w:left="1200"/>
-        <w:rPr>
-          <w:bCs/>
-          <w:color w:val="000000" w:themeColor="text1"/>
-          <w:sz w:val="22"/>
-          <w:szCs w:val="24"/>
-        </w:rPr>
-      </w:pPr>
-      <w:r>
-        <w:rPr>
-          <w:bCs/>
-          <w:color w:val="000000" w:themeColor="text1"/>
-          <w:sz w:val="22"/>
-          <w:szCs w:val="24"/>
-        </w:rPr>
-        <w:t>유저가 시스템 콜(int $0x30)을 요청했을 때, 유저 스택 포인터와 전달된 인자들의 위치가 안전한지 검사한 뒤 시스템 콜 번호를 추출한다.</w:t>
-      </w:r>
-    </w:p>
-    <w:p>
-      <w:pPr>
-        <w:pStyle w:val="a3"/>
-        <w:ind w:leftChars="600" w:left="1200"/>
-        <w:rPr>
-          <w:b/>
-          <w:bCs/>
-          <w:color w:val="000000" w:themeColor="text1"/>
-          <w:sz w:val="22"/>
-          <w:szCs w:val="24"/>
-        </w:rPr>
-      </w:pPr>
-      <w:r>
-        <w:rPr>
-          <w:rFonts w:hint="eastAsia"/>
-          <w:b/>
-          <w:bCs/>
-          <w:color w:val="000000" w:themeColor="text1"/>
-          <w:sz w:val="22"/>
-          <w:szCs w:val="24"/>
-        </w:rPr>
-        <w:t>알고리즘</w:t>
-      </w:r>
-      <w:r>
-        <w:rPr>
-          <w:b/>
-          <w:bCs/>
-          <w:color w:val="000000" w:themeColor="text1"/>
-          <w:sz w:val="22"/>
-          <w:szCs w:val="24"/>
-        </w:rPr>
-        <w:t>:</w:t>
-      </w:r>
-    </w:p>
-    <w:p>
-      <w:pPr>
-        <w:pStyle w:val="a3"/>
-        <w:ind w:leftChars="600" w:left="1200"/>
-        <w:rPr>
-          <w:bCs/>
-          <w:color w:val="000000" w:themeColor="text1"/>
-          <w:sz w:val="22"/>
-          <w:szCs w:val="24"/>
-        </w:rPr>
-      </w:pPr>
-      <w:r>
-        <w:rPr>
-          <w:rFonts w:hint="eastAsia"/>
-          <w:bCs/>
-          <w:color w:val="000000" w:themeColor="text1"/>
-          <w:sz w:val="22"/>
-          <w:szCs w:val="24"/>
-        </w:rPr>
-        <w:t>-</w:t>
-      </w:r>
-      <w:r>
-        <w:rPr>
-          <w:bCs/>
-          <w:color w:val="000000" w:themeColor="text1"/>
-          <w:sz w:val="22"/>
-          <w:szCs w:val="24"/>
-        </w:rPr>
-        <w:t xml:space="preserve"> </w:t>
-      </w:r>
-      <w:r>
-        <w:rPr>
-          <w:rFonts w:hint="eastAsia"/>
-          <w:bCs/>
-          <w:color w:val="000000" w:themeColor="text1"/>
-          <w:sz w:val="22"/>
-          <w:szCs w:val="24"/>
-        </w:rPr>
-        <w:t>시스템</w:t>
-      </w:r>
-      <w:r>
-        <w:rPr>
-          <w:bCs/>
-          <w:color w:val="000000" w:themeColor="text1"/>
-          <w:sz w:val="22"/>
-          <w:szCs w:val="24"/>
-        </w:rPr>
-        <w:t xml:space="preserve"> 콜 번호를 읽기 전에 먼저 is_valid_address(f-&gt;esp)를 호출하여, 호출자의 스택 포인터 자체가 조작되거나 파괴되지 않았는지 검증한다</w:t>
-      </w:r>
-      <w:r>
-        <w:rPr>
-          <w:bCs/>
-          <w:color w:val="000000" w:themeColor="text1"/>
-          <w:sz w:val="22"/>
-          <w:szCs w:val="24"/>
-        </w:rPr>
-        <w:t>.</w:t>
-      </w:r>
-    </w:p>
-    <w:p>
-      <w:pPr>
-        <w:pStyle w:val="a3"/>
-        <w:ind w:leftChars="600" w:left="1200"/>
-        <w:rPr>
-          <w:bCs/>
-          <w:color w:val="000000" w:themeColor="text1"/>
-          <w:sz w:val="22"/>
-          <w:szCs w:val="24"/>
-        </w:rPr>
-      </w:pPr>
-      <w:r>
-        <w:rPr>
-          <w:rFonts w:hint="eastAsia"/>
-          <w:bCs/>
-          <w:color w:val="000000" w:themeColor="text1"/>
-          <w:sz w:val="22"/>
-          <w:szCs w:val="24"/>
-        </w:rPr>
-        <w:t>-</w:t>
-      </w:r>
-      <w:r>
-        <w:rPr>
-          <w:bCs/>
-          <w:color w:val="000000" w:themeColor="text1"/>
-          <w:sz w:val="22"/>
-          <w:szCs w:val="24"/>
-        </w:rPr>
-        <w:t xml:space="preserve"> </w:t>
-      </w:r>
-      <w:r>
-        <w:rPr>
-          <w:rFonts w:hint="eastAsia"/>
-          <w:bCs/>
-          <w:color w:val="000000" w:themeColor="text1"/>
-          <w:sz w:val="22"/>
-          <w:szCs w:val="24"/>
-        </w:rPr>
-        <w:t>스택</w:t>
-      </w:r>
-      <w:r>
-        <w:rPr>
-          <w:bCs/>
-          <w:color w:val="000000" w:themeColor="text1"/>
-          <w:sz w:val="22"/>
-          <w:szCs w:val="24"/>
-        </w:rPr>
-        <w:t xml:space="preserve"> 포인터가 안전함이 확인되면 시스템 콜 번호를 추출하여 switch-case 문으로 분기한다.</w:t>
-      </w:r>
-    </w:p>
-    <w:p>
-      <w:pPr>
-        <w:pStyle w:val="a3"/>
-        <w:ind w:leftChars="600" w:left="1200"/>
-        <w:rPr>
-          <w:rFonts w:hint="eastAsia"/>
-          <w:bCs/>
-          <w:color w:val="000000" w:themeColor="text1"/>
-          <w:sz w:val="22"/>
-          <w:szCs w:val="24"/>
-        </w:rPr>
-      </w:pPr>
-      <w:r>
-        <w:rPr>
-          <w:rFonts w:hint="eastAsia"/>
-          <w:bCs/>
-          <w:color w:val="000000" w:themeColor="text1"/>
-          <w:sz w:val="22"/>
-          <w:szCs w:val="24"/>
-        </w:rPr>
-        <w:t>-</w:t>
-      </w:r>
-      <w:r>
-        <w:rPr>
-          <w:bCs/>
-          <w:color w:val="000000" w:themeColor="text1"/>
-          <w:sz w:val="22"/>
-          <w:szCs w:val="24"/>
-        </w:rPr>
-        <w:t xml:space="preserve"> </w:t>
-      </w:r>
-      <w:r>
-        <w:rPr>
-          <w:rFonts w:hint="eastAsia"/>
-          <w:bCs/>
-          <w:color w:val="000000" w:themeColor="text1"/>
-          <w:sz w:val="22"/>
-          <w:szCs w:val="24"/>
-        </w:rPr>
-        <w:t>개별</w:t>
-      </w:r>
-      <w:r>
-        <w:rPr>
-          <w:bCs/>
-          <w:color w:val="000000" w:themeColor="text1"/>
-          <w:sz w:val="22"/>
-          <w:szCs w:val="24"/>
-        </w:rPr>
-        <w:t xml:space="preserve"> 시스템 콜 처리 시, 스택에 놓인 인자 위치(예: f-&gt;esp + 1) 역시 is_valid_address()를 통해 연속적으로 검증한 후 실제 인자 값을 역참조하여 함수에 전달한다</w:t>
-      </w:r>
-      <w:r>
-        <w:rPr>
-          <w:bCs/>
-          <w:color w:val="000000" w:themeColor="text1"/>
-          <w:sz w:val="22"/>
-          <w:szCs w:val="24"/>
-        </w:rPr>
-        <w:t>.</w:t>
-      </w:r>
-      <w:r>
-        <w:rPr>
-          <w:bCs/>
-          <w:color w:val="000000" w:themeColor="text1"/>
-          <w:sz w:val="22"/>
-          <w:szCs w:val="24"/>
-        </w:rPr>
-        <w:t xml:space="preserve"> (</w:t>
-      </w:r>
-      <w:r>
-        <w:rPr>
-          <w:rFonts w:hint="eastAsia"/>
-          <w:bCs/>
-          <w:color w:val="000000" w:themeColor="text1"/>
-          <w:sz w:val="22"/>
-          <w:szCs w:val="24"/>
-        </w:rPr>
-        <w:t>유저 메모리 제일 높은 주소에 esp를 두고 반환하는 경우,</w:t>
-      </w:r>
-      <w:r>
-        <w:rPr>
-          <w:bCs/>
-          <w:color w:val="000000" w:themeColor="text1"/>
-          <w:sz w:val="22"/>
-          <w:szCs w:val="24"/>
-        </w:rPr>
-        <w:t xml:space="preserve"> esp</w:t>
-      </w:r>
-      <w:r>
-        <w:rPr>
-          <w:rFonts w:hint="eastAsia"/>
-          <w:bCs/>
-          <w:color w:val="000000" w:themeColor="text1"/>
-          <w:sz w:val="22"/>
-          <w:szCs w:val="24"/>
-        </w:rPr>
-        <w:t xml:space="preserve">는 유저 공간이라 안잡히지만 </w:t>
-      </w:r>
-      <w:r>
-        <w:rPr>
-          <w:bCs/>
-          <w:color w:val="000000" w:themeColor="text1"/>
-          <w:sz w:val="22"/>
-          <w:szCs w:val="24"/>
-        </w:rPr>
-        <w:t>esp+4</w:t>
-      </w:r>
-      <w:r>
-        <w:rPr>
-          <w:rFonts w:hint="eastAsia"/>
-          <w:bCs/>
-          <w:color w:val="000000" w:themeColor="text1"/>
-          <w:sz w:val="22"/>
-          <w:szCs w:val="24"/>
-        </w:rPr>
-        <w:t>는 커널 공간임.</w:t>
-      </w:r>
-      <w:r>
-        <w:rPr>
-          <w:bCs/>
-          <w:color w:val="000000" w:themeColor="text1"/>
-          <w:sz w:val="22"/>
-          <w:szCs w:val="24"/>
-        </w:rPr>
-        <w:t xml:space="preserve"> </w:t>
-      </w:r>
-      <w:r>
-        <w:rPr>
-          <w:rFonts w:hint="eastAsia"/>
-          <w:bCs/>
-          <w:color w:val="000000" w:themeColor="text1"/>
-          <w:sz w:val="22"/>
-          <w:szCs w:val="24"/>
-        </w:rPr>
-        <w:t>이 경우를 처리)</w:t>
-      </w:r>
-      <w:bookmarkStart w:id="1" w:name="_GoBack"/>
-      <w:bookmarkEnd w:id="1"/>
-    </w:p>
-    <w:p>
-      <w:pPr>
-        <w:pStyle w:val="a3"/>
-        <w:ind w:leftChars="600" w:left="1200"/>
-        <w:rPr>
-          <w:bCs/>
-          <w:color w:val="000000" w:themeColor="text1"/>
-          <w:sz w:val="22"/>
-          <w:szCs w:val="24"/>
-        </w:rPr>
-      </w:pPr>
-    </w:p>
-    <w:p>
-      <w:pPr>
-        <w:pStyle w:val="a3"/>
-        <w:ind w:leftChars="600" w:left="1200"/>
-        <w:rPr>
-          <w:b/>
-          <w:bCs/>
-          <w:color w:val="000000" w:themeColor="text1"/>
-          <w:sz w:val="22"/>
-          <w:szCs w:val="24"/>
-        </w:rPr>
-      </w:pPr>
-      <w:r>
-        <w:rPr>
-          <w:b/>
-          <w:bCs/>
-          <w:color w:val="000000" w:themeColor="text1"/>
-          <w:sz w:val="22"/>
-          <w:szCs w:val="24"/>
-        </w:rPr>
-        <w:t>3) 유저 레벨 Page Fault 예외 핸들러 수정 (exception.c)</w:t>
-      </w:r>
-    </w:p>
-    <w:p>
-      <w:pPr>
-        <w:pStyle w:val="a3"/>
-        <w:ind w:leftChars="600" w:left="1200"/>
-        <w:rPr>
-          <w:bCs/>
-          <w:color w:val="000000" w:themeColor="text1"/>
-          <w:sz w:val="22"/>
-          <w:szCs w:val="24"/>
-        </w:rPr>
-      </w:pPr>
-      <w:r>
-        <w:rPr>
-          <w:bCs/>
-          <w:color w:val="000000" w:themeColor="text1"/>
-          <w:sz w:val="22"/>
-          <w:szCs w:val="24"/>
-        </w:rPr>
-        <w:t>시스템 콜 내부가 아닌 유저 프로그램 자체 코드 실행 중 잘못된 메모리 역참조가 발생했을 때, 커널 오류 메시지 출력을 방지하고 표준 프로세스 종료 규격을 준수하도록 처리한다.</w:t>
-      </w:r>
-    </w:p>
-    <w:p>
-      <w:pPr>
-        <w:pStyle w:val="a3"/>
-        <w:ind w:leftChars="600" w:left="1200"/>
-        <w:rPr>
-          <w:bCs/>
-          <w:color w:val="000000" w:themeColor="text1"/>
-          <w:sz w:val="22"/>
-          <w:szCs w:val="24"/>
-        </w:rPr>
-      </w:pPr>
-    </w:p>
-    <w:p>
-      <w:pPr>
-        <w:pStyle w:val="a3"/>
-        <w:ind w:leftChars="600" w:left="1200"/>
-        <w:rPr>
-          <w:b/>
-          <w:bCs/>
-          <w:color w:val="000000" w:themeColor="text1"/>
-          <w:sz w:val="22"/>
-          <w:szCs w:val="24"/>
-        </w:rPr>
-      </w:pPr>
-      <w:r>
-        <w:rPr>
-          <w:rFonts w:hint="eastAsia"/>
-          <w:b/>
-          <w:bCs/>
-          <w:color w:val="000000" w:themeColor="text1"/>
-          <w:sz w:val="22"/>
-          <w:szCs w:val="24"/>
-        </w:rPr>
-        <w:t>알고리즘</w:t>
-      </w:r>
-      <w:r>
-        <w:rPr>
-          <w:b/>
-          <w:bCs/>
-          <w:color w:val="000000" w:themeColor="text1"/>
-          <w:sz w:val="22"/>
-          <w:szCs w:val="24"/>
-        </w:rPr>
-        <w:t>:</w:t>
-      </w:r>
-    </w:p>
-    <w:p>
-      <w:pPr>
-        <w:pStyle w:val="a3"/>
-        <w:ind w:leftChars="600" w:left="1200"/>
-        <w:rPr>
-          <w:bCs/>
-          <w:color w:val="000000" w:themeColor="text1"/>
-          <w:sz w:val="22"/>
-          <w:szCs w:val="24"/>
-        </w:rPr>
-      </w:pPr>
-      <w:r>
-        <w:rPr>
-          <w:bCs/>
-          <w:color w:val="000000" w:themeColor="text1"/>
-          <w:sz w:val="22"/>
-          <w:szCs w:val="24"/>
-        </w:rPr>
-        <w:t xml:space="preserve">- </w:t>
-      </w:r>
-      <w:r>
-        <w:rPr>
-          <w:bCs/>
-          <w:color w:val="000000" w:themeColor="text1"/>
-          <w:sz w:val="22"/>
-          <w:szCs w:val="24"/>
-        </w:rPr>
-        <w:t>CPU 하드웨어가 잘못된 메모리 접근을 감지하고 인터럽트 14번을 트리거하면 page_fault() 핸들러가 실행된다.</w:t>
-      </w:r>
-    </w:p>
-    <w:p>
-      <w:pPr>
-        <w:pStyle w:val="a3"/>
-        <w:ind w:leftChars="600" w:left="1200"/>
-        <w:rPr>
-          <w:bCs/>
-          <w:color w:val="000000" w:themeColor="text1"/>
-          <w:sz w:val="22"/>
-          <w:szCs w:val="24"/>
-        </w:rPr>
-      </w:pPr>
-      <w:r>
-        <w:rPr>
-          <w:bCs/>
-          <w:color w:val="000000" w:themeColor="text1"/>
-          <w:sz w:val="22"/>
-          <w:szCs w:val="24"/>
-        </w:rPr>
-        <w:t xml:space="preserve">- </w:t>
-      </w:r>
-      <w:r>
-        <w:rPr>
-          <w:rFonts w:hint="eastAsia"/>
-          <w:bCs/>
-          <w:color w:val="000000" w:themeColor="text1"/>
-          <w:sz w:val="22"/>
-          <w:szCs w:val="24"/>
-        </w:rPr>
-        <w:t>인터럽트</w:t>
-      </w:r>
-      <w:r>
-        <w:rPr>
-          <w:bCs/>
-          <w:color w:val="000000" w:themeColor="text1"/>
-          <w:sz w:val="22"/>
-          <w:szCs w:val="24"/>
-        </w:rPr>
-        <w:t xml:space="preserve"> 프레임의 에러 코드 플래그를 검사하여 결함이 발생한 컨텍스트가 유저 모드인지 확인한다.</w:t>
-      </w:r>
-    </w:p>
-    <w:p>
-      <w:pPr>
-        <w:pStyle w:val="a3"/>
-        <w:ind w:leftChars="600" w:left="1200"/>
-        <w:rPr>
-          <w:bCs/>
-          <w:color w:val="000000" w:themeColor="text1"/>
-          <w:sz w:val="22"/>
-          <w:szCs w:val="24"/>
-        </w:rPr>
-      </w:pPr>
-      <w:r>
-        <w:rPr>
-          <w:bCs/>
-          <w:color w:val="000000" w:themeColor="text1"/>
-          <w:sz w:val="22"/>
-          <w:szCs w:val="24"/>
-        </w:rPr>
-        <w:t xml:space="preserve">- </w:t>
-      </w:r>
-      <w:r>
-        <w:rPr>
-          <w:bCs/>
-          <w:color w:val="000000" w:themeColor="text1"/>
-          <w:sz w:val="22"/>
-          <w:szCs w:val="24"/>
-        </w:rPr>
-        <w:t>user == true인 경우 커널 메시지(printf) 및 레지스터 덤프를 생략하고 즉시 exit(-1)을 호출하여 프로세스를 종료한다. 이를 통해 bad-read, bad-write, bad-jump 등의 테스트에서 요구하는 프로세스명: exit(-1) 규격을 정확히 충족하도록 한다.</w:t>
-      </w:r>
-    </w:p>
-    <w:p>
-      <w:pPr>
-        <w:pStyle w:val="a3"/>
-        <w:ind w:leftChars="600" w:left="1200"/>
-        <w:rPr>
-          <w:bCs/>
-          <w:color w:val="000000" w:themeColor="text1"/>
-          <w:sz w:val="22"/>
-          <w:szCs w:val="24"/>
-        </w:rPr>
-      </w:pPr>
-    </w:p>
-    <w:p>
-      <w:pPr>
-        <w:pStyle w:val="a3"/>
-        <w:ind w:leftChars="600" w:left="1200"/>
-        <w:rPr>
-          <w:bCs/>
-          <w:color w:val="000000" w:themeColor="text1"/>
-          <w:sz w:val="22"/>
-          <w:szCs w:val="24"/>
-        </w:rPr>
-      </w:pPr>
-    </w:p>
-    <w:p>
-      <w:pPr>
-        <w:pStyle w:val="a3"/>
-        <w:ind w:leftChars="600" w:left="1200"/>
-        <w:rPr>
-          <w:b/>
-          <w:bCs/>
-          <w:color w:val="000000" w:themeColor="text1"/>
-          <w:sz w:val="22"/>
-          <w:szCs w:val="24"/>
-        </w:rPr>
-      </w:pPr>
-      <w:r>
-        <w:rPr>
-          <w:b/>
-          <w:bCs/>
-          <w:color w:val="000000" w:themeColor="text1"/>
-          <w:sz w:val="22"/>
-          <w:szCs w:val="24"/>
-        </w:rPr>
-        <w:t>4) 스레드 종료 상태 확장 및 종료 함수 구현 (thread.h, syscall.c)</w:t>
-      </w:r>
-    </w:p>
-    <w:p>
-      <w:pPr>
-        <w:pStyle w:val="a3"/>
-        <w:ind w:leftChars="600" w:left="1200"/>
-        <w:rPr>
-          <w:bCs/>
-          <w:color w:val="000000" w:themeColor="text1"/>
-          <w:sz w:val="22"/>
-          <w:szCs w:val="24"/>
-        </w:rPr>
-      </w:pPr>
-      <w:r>
-        <w:rPr>
-          <w:rFonts w:hint="eastAsia"/>
-          <w:bCs/>
-          <w:color w:val="000000" w:themeColor="text1"/>
-          <w:sz w:val="22"/>
-          <w:szCs w:val="24"/>
-        </w:rPr>
-        <w:t>-</w:t>
-      </w:r>
-      <w:r>
-        <w:rPr>
-          <w:bCs/>
-          <w:color w:val="000000" w:themeColor="text1"/>
-          <w:sz w:val="22"/>
-          <w:szCs w:val="24"/>
-        </w:rPr>
-        <w:t xml:space="preserve"> </w:t>
-      </w:r>
-      <w:r>
-        <w:rPr>
-          <w:rFonts w:hint="eastAsia"/>
-          <w:bCs/>
-          <w:color w:val="000000" w:themeColor="text1"/>
-          <w:sz w:val="22"/>
-          <w:szCs w:val="24"/>
-        </w:rPr>
-        <w:t>구조체</w:t>
-      </w:r>
-      <w:r>
-        <w:rPr>
-          <w:bCs/>
-          <w:color w:val="000000" w:themeColor="text1"/>
-          <w:sz w:val="22"/>
-          <w:szCs w:val="24"/>
-        </w:rPr>
-        <w:t xml:space="preserve"> 확장: struct thread에 int exit_status; 멤버 변수를 추가하여 프로세스가 종료될 때의 반환 상태 코드를 보관할 수 있도록 설계했다.</w:t>
-      </w:r>
-    </w:p>
-    <w:p>
-      <w:pPr>
-        <w:pStyle w:val="a3"/>
-        <w:ind w:leftChars="600" w:left="1200"/>
-        <w:rPr>
-          <w:bCs/>
-          <w:color w:val="000000" w:themeColor="text1"/>
-          <w:sz w:val="22"/>
-          <w:szCs w:val="24"/>
-        </w:rPr>
-      </w:pPr>
-      <w:r>
-        <w:rPr>
-          <w:bCs/>
-          <w:color w:val="000000" w:themeColor="text1"/>
-          <w:sz w:val="22"/>
-          <w:szCs w:val="24"/>
-        </w:rPr>
-        <w:t xml:space="preserve">- </w:t>
-      </w:r>
-      <w:r>
-        <w:rPr>
-          <w:bCs/>
-          <w:color w:val="000000" w:themeColor="text1"/>
-          <w:sz w:val="22"/>
-          <w:szCs w:val="24"/>
-        </w:rPr>
-        <w:t>exit(int status) 구현: 현재 스레드의 exit_status에 전달받은 상태 값을 저장하고, 공식 종료 포맷인 printf("%s: exit(%d)\n", cur-&gt;name, status);를 출력한 뒤 thread_exit()을 호출하여 스레드 자원을 회수한다.</w:t>
-      </w:r>
-    </w:p>
-    <w:p>
-      <w:pPr>
-        <w:pStyle w:val="a3"/>
-        <w:ind w:leftChars="600" w:left="1200"/>
-        <w:rPr>
-          <w:bCs/>
-          <w:color w:val="000000" w:themeColor="text1"/>
-          <w:sz w:val="22"/>
-          <w:szCs w:val="24"/>
-        </w:rPr>
-      </w:pPr>
-      <w:r>
-        <w:rPr>
-          <w:bCs/>
-          <w:color w:val="000000" w:themeColor="text1"/>
-          <w:sz w:val="22"/>
-          <w:szCs w:val="24"/>
-        </w:rPr>
-        <w:t xml:space="preserve">- </w:t>
-      </w:r>
-      <w:r>
-        <w:rPr>
-          <w:bCs/>
-          <w:color w:val="000000" w:themeColor="text1"/>
-          <w:sz w:val="22"/>
-          <w:szCs w:val="24"/>
-        </w:rPr>
-        <w:t>halt() 구현: devices/shutdown.h의 shutdown_power_off()를 호출하여 Pintos 커널을 안전하게 종료하도록 구현했다.</w:t>
-      </w:r>
-    </w:p>
-    <w:p>
-      <w:pPr>
-        <w:pStyle w:val="a3"/>
-        <w:ind w:leftChars="600" w:left="1200"/>
-        <w:rPr>
-          <w:bCs/>
-          <w:color w:val="000000" w:themeColor="text1"/>
-          <w:sz w:val="22"/>
-          <w:szCs w:val="24"/>
-        </w:rPr>
-      </w:pPr>
-    </w:p>
-    <w:p>
-      <w:pPr>
-        <w:pStyle w:val="a3"/>
-        <w:ind w:leftChars="600" w:left="1200"/>
-        <w:rPr>
-          <w:b/>
-          <w:bCs/>
-          <w:color w:val="000000" w:themeColor="text1"/>
-          <w:sz w:val="22"/>
-          <w:szCs w:val="24"/>
-        </w:rPr>
-      </w:pPr>
-      <w:r>
-        <w:rPr>
-          <w:b/>
-          <w:bCs/>
-          <w:color w:val="000000" w:themeColor="text1"/>
-          <w:sz w:val="22"/>
-          <w:szCs w:val="24"/>
-        </w:rPr>
-        <w:t>2. 내장 라이브러리 및 자체 제작 함수 설명</w:t>
-      </w:r>
-    </w:p>
-    <w:p>
-      <w:pPr>
-        <w:pStyle w:val="a3"/>
-        <w:ind w:leftChars="600" w:left="1200"/>
-        <w:rPr>
-          <w:b/>
-          <w:bCs/>
-          <w:color w:val="000000" w:themeColor="text1"/>
-          <w:sz w:val="22"/>
-          <w:szCs w:val="24"/>
-        </w:rPr>
-      </w:pPr>
-      <w:r>
-        <w:rPr>
-          <w:b/>
-          <w:bCs/>
-          <w:color w:val="000000" w:themeColor="text1"/>
-          <w:sz w:val="22"/>
-          <w:szCs w:val="24"/>
-        </w:rPr>
-        <w:t>[Pintos 내장 라이브러리 및 매크로]</w:t>
-      </w:r>
-    </w:p>
-    <w:p>
-      <w:pPr>
-        <w:pStyle w:val="a3"/>
-        <w:ind w:leftChars="600" w:left="1200"/>
-        <w:rPr>
-          <w:bCs/>
-          <w:color w:val="000000" w:themeColor="text1"/>
-          <w:sz w:val="22"/>
-          <w:szCs w:val="24"/>
-        </w:rPr>
-      </w:pPr>
-      <w:r>
-        <w:rPr>
-          <w:bCs/>
-          <w:color w:val="000000" w:themeColor="text1"/>
-          <w:sz w:val="22"/>
-          <w:szCs w:val="24"/>
-        </w:rPr>
-        <w:t xml:space="preserve">- </w:t>
-      </w:r>
-      <w:r>
-        <w:rPr>
-          <w:bCs/>
-          <w:color w:val="000000" w:themeColor="text1"/>
-          <w:sz w:val="22"/>
-          <w:szCs w:val="24"/>
-        </w:rPr>
-        <w:t>is_user_vaddr(const void *vaddr) (threads/vaddr.h):</w:t>
-      </w:r>
-    </w:p>
-    <w:p>
-      <w:pPr>
-        <w:pStyle w:val="a3"/>
-        <w:ind w:leftChars="600" w:left="1200"/>
-        <w:rPr>
-          <w:bCs/>
-          <w:color w:val="000000" w:themeColor="text1"/>
-          <w:sz w:val="22"/>
-          <w:szCs w:val="24"/>
-        </w:rPr>
-      </w:pPr>
-      <w:r>
-        <w:rPr>
-          <w:rFonts w:hint="eastAsia"/>
-          <w:bCs/>
-          <w:color w:val="000000" w:themeColor="text1"/>
-          <w:sz w:val="22"/>
-          <w:szCs w:val="24"/>
-        </w:rPr>
-        <w:t>전달받은</w:t>
-      </w:r>
-      <w:r>
-        <w:rPr>
-          <w:bCs/>
-          <w:color w:val="000000" w:themeColor="text1"/>
-          <w:sz w:val="22"/>
-          <w:szCs w:val="24"/>
-        </w:rPr>
-        <w:t xml:space="preserve"> 가상 주소가 유저 가상 메모리 상한인 PHYS_BASE (0xc0000000) 미만인지 비교하는 매크로 함수이다. 커널 가상 주소 영역으로의 불법 접근을 판별하는 1차 경계 검사에 사용했다.</w:t>
-      </w:r>
-    </w:p>
-    <w:p>
-      <w:pPr>
-        <w:pStyle w:val="a3"/>
-        <w:ind w:leftChars="600" w:left="1200"/>
-        <w:rPr>
-          <w:bCs/>
-          <w:color w:val="000000" w:themeColor="text1"/>
-          <w:sz w:val="22"/>
-          <w:szCs w:val="24"/>
-        </w:rPr>
-      </w:pPr>
-    </w:p>
-    <w:p>
-      <w:pPr>
-        <w:pStyle w:val="a3"/>
-        <w:ind w:leftChars="600" w:left="1200"/>
-        <w:rPr>
-          <w:bCs/>
-          <w:color w:val="000000" w:themeColor="text1"/>
-          <w:sz w:val="22"/>
-          <w:szCs w:val="24"/>
-        </w:rPr>
-      </w:pPr>
-      <w:r>
-        <w:rPr>
-          <w:bCs/>
-          <w:color w:val="000000" w:themeColor="text1"/>
-          <w:sz w:val="22"/>
-          <w:szCs w:val="24"/>
-        </w:rPr>
-        <w:t xml:space="preserve">- </w:t>
-      </w:r>
-      <w:r>
-        <w:rPr>
-          <w:bCs/>
-          <w:color w:val="000000" w:themeColor="text1"/>
-          <w:sz w:val="22"/>
-          <w:szCs w:val="24"/>
-        </w:rPr>
-        <w:t>pagedir_get_page(uint32_t *pd, const void *upage) (userprog/pagedir.c):</w:t>
-      </w:r>
-    </w:p>
-    <w:p>
-      <w:pPr>
-        <w:pStyle w:val="a3"/>
-        <w:ind w:leftChars="600" w:left="1200"/>
-        <w:rPr>
-          <w:bCs/>
-          <w:color w:val="000000" w:themeColor="text1"/>
-          <w:sz w:val="22"/>
-          <w:szCs w:val="24"/>
-        </w:rPr>
-      </w:pPr>
-      <w:r>
-        <w:rPr>
-          <w:rFonts w:hint="eastAsia"/>
-          <w:bCs/>
-          <w:color w:val="000000" w:themeColor="text1"/>
-          <w:sz w:val="22"/>
-          <w:szCs w:val="24"/>
-        </w:rPr>
-        <w:t>현재</w:t>
-      </w:r>
-      <w:r>
-        <w:rPr>
-          <w:bCs/>
-          <w:color w:val="000000" w:themeColor="text1"/>
-          <w:sz w:val="22"/>
-          <w:szCs w:val="24"/>
-        </w:rPr>
-        <w:t xml:space="preserve"> 프로세스의 2단계 페이지 테이블(Page Directory)을 조회하여 주어진 유저 가상 주소에 실제 물리 메모리 프레임이 매핑되어 있는지 확인하는 함수이다. 매핑되지 않은 주소일 경우 NULL을 반환하므로 허위 가상 주소를 식별하는 데 사용했다.</w:t>
-      </w:r>
-    </w:p>
-    <w:p>
-      <w:pPr>
-        <w:pStyle w:val="a3"/>
-        <w:ind w:leftChars="600" w:left="1200"/>
-        <w:rPr>
-          <w:bCs/>
-          <w:color w:val="000000" w:themeColor="text1"/>
-          <w:sz w:val="22"/>
-          <w:szCs w:val="24"/>
-        </w:rPr>
-      </w:pPr>
-    </w:p>
-    <w:p>
-      <w:pPr>
-        <w:pStyle w:val="a3"/>
-        <w:ind w:leftChars="600" w:left="1200"/>
-        <w:rPr>
-          <w:bCs/>
-          <w:color w:val="000000" w:themeColor="text1"/>
-          <w:sz w:val="22"/>
-          <w:szCs w:val="24"/>
-        </w:rPr>
-      </w:pPr>
-      <w:r>
-        <w:rPr>
-          <w:bCs/>
-          <w:color w:val="000000" w:themeColor="text1"/>
-          <w:sz w:val="22"/>
-          <w:szCs w:val="24"/>
-        </w:rPr>
-        <w:t xml:space="preserve">- </w:t>
-      </w:r>
-      <w:r>
-        <w:rPr>
-          <w:bCs/>
-          <w:color w:val="000000" w:themeColor="text1"/>
-          <w:sz w:val="22"/>
-          <w:szCs w:val="24"/>
-        </w:rPr>
-        <w:t>thread_current() (threads/thread.h):</w:t>
-      </w:r>
-    </w:p>
-    <w:p>
-      <w:pPr>
-        <w:pStyle w:val="a3"/>
-        <w:ind w:leftChars="600" w:left="1200"/>
-        <w:rPr>
-          <w:bCs/>
-          <w:color w:val="000000" w:themeColor="text1"/>
-          <w:sz w:val="22"/>
-          <w:szCs w:val="24"/>
-        </w:rPr>
-      </w:pPr>
-      <w:r>
-        <w:rPr>
-          <w:rFonts w:hint="eastAsia"/>
-          <w:bCs/>
-          <w:color w:val="000000" w:themeColor="text1"/>
-          <w:sz w:val="22"/>
-          <w:szCs w:val="24"/>
-        </w:rPr>
-        <w:t>현재</w:t>
-      </w:r>
-      <w:r>
-        <w:rPr>
-          <w:bCs/>
-          <w:color w:val="000000" w:themeColor="text1"/>
-          <w:sz w:val="22"/>
-          <w:szCs w:val="24"/>
-        </w:rPr>
-        <w:t xml:space="preserve"> CPU를 점유하고 있는 실행 스레드의 구조체 포인터를 반환하는 함수이다. 현재 프로세스의 페이지 디렉토리(thread_current()-&gt;pagedir)와 스레드 이</w:t>
-      </w:r>
-      <w:r>
-        <w:rPr>
-          <w:bCs/>
-          <w:color w:val="000000" w:themeColor="text1"/>
-          <w:sz w:val="22"/>
-          <w:szCs w:val="24"/>
-        </w:rPr>
-        <w:lastRenderedPageBreak/>
-        <w:t>름(cur-&gt;name)에 접근하기 위해 사용했다.</w:t>
-      </w:r>
-    </w:p>
-    <w:p>
-      <w:pPr>
-        <w:pStyle w:val="a3"/>
-        <w:ind w:leftChars="600" w:left="1200"/>
-        <w:rPr>
-          <w:bCs/>
-          <w:color w:val="000000" w:themeColor="text1"/>
-          <w:sz w:val="22"/>
-          <w:szCs w:val="24"/>
-        </w:rPr>
-      </w:pPr>
-    </w:p>
-    <w:p>
-      <w:pPr>
-        <w:pStyle w:val="a3"/>
-        <w:ind w:leftChars="600" w:left="1200"/>
-        <w:rPr>
-          <w:bCs/>
-          <w:color w:val="000000" w:themeColor="text1"/>
-          <w:sz w:val="22"/>
-          <w:szCs w:val="24"/>
-        </w:rPr>
-      </w:pPr>
-      <w:r>
-        <w:rPr>
-          <w:bCs/>
-          <w:color w:val="000000" w:themeColor="text1"/>
-          <w:sz w:val="22"/>
-          <w:szCs w:val="24"/>
-        </w:rPr>
-        <w:t xml:space="preserve">- </w:t>
-      </w:r>
-      <w:r>
-        <w:rPr>
-          <w:bCs/>
-          <w:color w:val="000000" w:themeColor="text1"/>
-          <w:sz w:val="22"/>
-          <w:szCs w:val="24"/>
-        </w:rPr>
-        <w:t>shutdown_power_off() (devices/shutdown.h):</w:t>
-      </w:r>
-    </w:p>
-    <w:p>
-      <w:pPr>
-        <w:pStyle w:val="a3"/>
-        <w:ind w:leftChars="600" w:left="1200"/>
-        <w:rPr>
-          <w:bCs/>
-          <w:color w:val="000000" w:themeColor="text1"/>
-          <w:sz w:val="22"/>
-          <w:szCs w:val="24"/>
-        </w:rPr>
-      </w:pPr>
-      <w:r>
-        <w:rPr>
-          <w:bCs/>
-          <w:color w:val="000000" w:themeColor="text1"/>
-          <w:sz w:val="22"/>
-          <w:szCs w:val="24"/>
-        </w:rPr>
-        <w:t>ACPI 전원 제어를 통해 컴퓨터(QEMU/Bochs 시뮬레이터)의 전원을 끄는 커널 함수이다. halt() 시스템 콜 구현에 활용했다.</w:t>
-      </w:r>
-    </w:p>
-    <w:p>
-      <w:pPr>
-        <w:pStyle w:val="a3"/>
-        <w:ind w:leftChars="600" w:left="1200"/>
-        <w:rPr>
-          <w:bCs/>
-          <w:color w:val="4472C4" w:themeColor="accent5"/>
-          <w:sz w:val="22"/>
-          <w:szCs w:val="24"/>
-        </w:rPr>
-      </w:pPr>
-    </w:p>
-    <w:p>
-      <w:pPr>
-        <w:pStyle w:val="a3"/>
-        <w:ind w:leftChars="600" w:left="1200"/>
-        <w:rPr>
-          <w:bCs/>
-          <w:color w:val="4472C4" w:themeColor="accent5"/>
-          <w:sz w:val="22"/>
-          <w:szCs w:val="24"/>
-        </w:rPr>
-      </w:pPr>
-    </w:p>
-    <w:p>
-      <w:pPr>
-        <w:pStyle w:val="a3"/>
-        <w:ind w:leftChars="600" w:left="1200"/>
-        <w:rPr>
-          <w:bCs/>
-          <w:color w:val="4472C4" w:themeColor="accent5"/>
-          <w:sz w:val="22"/>
-          <w:szCs w:val="24"/>
-        </w:rPr>
-      </w:pPr>
-    </w:p>
-    <w:p>
-      <w:pPr>
-        <w:pStyle w:val="a3"/>
-        <w:ind w:leftChars="600" w:left="1200"/>
-        <w:rPr>
-          <w:bCs/>
-          <w:color w:val="4472C4" w:themeColor="accent5"/>
-          <w:sz w:val="22"/>
-          <w:szCs w:val="24"/>
-        </w:rPr>
-      </w:pPr>
-    </w:p>
-    <w:p>
-      <w:pPr>
-        <w:pStyle w:val="a3"/>
-        <w:ind w:leftChars="600" w:left="1200"/>
-        <w:rPr>
-          <w:bCs/>
-          <w:color w:val="4472C4" w:themeColor="accent5"/>
-          <w:sz w:val="22"/>
-          <w:szCs w:val="24"/>
-        </w:rPr>
-      </w:pPr>
-    </w:p>
-    <w:p>
-      <w:pPr>
-        <w:pStyle w:val="a3"/>
-        <w:ind w:leftChars="600" w:left="1200"/>
-        <w:rPr>
-          <w:bCs/>
-          <w:color w:val="4472C4" w:themeColor="accent5"/>
-          <w:sz w:val="22"/>
-          <w:szCs w:val="24"/>
-        </w:rPr>
-      </w:pPr>
-    </w:p>
-    <w:p>
-      <w:pPr>
-        <w:pStyle w:val="a3"/>
-        <w:ind w:leftChars="600" w:left="1200"/>
-        <w:rPr>
-          <w:bCs/>
-          <w:color w:val="4472C4" w:themeColor="accent5"/>
-          <w:sz w:val="22"/>
-          <w:szCs w:val="24"/>
-        </w:rPr>
-      </w:pPr>
-    </w:p>
-    <w:p>
-      <w:pPr>
-        <w:pStyle w:val="a3"/>
-        <w:ind w:leftChars="600" w:left="1200"/>
-        <w:rPr>
-          <w:bCs/>
-          <w:color w:val="4472C4" w:themeColor="accent5"/>
-          <w:sz w:val="22"/>
-          <w:szCs w:val="24"/>
-        </w:rPr>
-      </w:pPr>
-    </w:p>
-    <w:p>
-      <w:pPr>
-        <w:pStyle w:val="a3"/>
-        <w:ind w:leftChars="600" w:left="1200"/>
-        <w:rPr>
-          <w:bCs/>
-          <w:color w:val="4472C4" w:themeColor="accent5"/>
-          <w:sz w:val="22"/>
-          <w:szCs w:val="24"/>
-        </w:rPr>
-      </w:pPr>
-    </w:p>
-    <w:p>
-      <w:pPr>
-        <w:pStyle w:val="a3"/>
-        <w:ind w:leftChars="600" w:left="1200"/>
-        <w:rPr>
-          <w:bCs/>
-          <w:color w:val="4472C4" w:themeColor="accent5"/>
-          <w:sz w:val="22"/>
-          <w:szCs w:val="24"/>
-        </w:rPr>
-      </w:pPr>
-    </w:p>
-    <w:p>
-      <w:pPr>
-        <w:pStyle w:val="a3"/>
-        <w:ind w:leftChars="600" w:left="1200"/>
-        <w:rPr>
-          <w:bCs/>
-          <w:color w:val="4472C4" w:themeColor="accent5"/>
-          <w:sz w:val="22"/>
-          <w:szCs w:val="24"/>
-        </w:rPr>
-      </w:pPr>
-    </w:p>
-    <w:p>
-      <w:pPr>
-        <w:pStyle w:val="a3"/>
-        <w:ind w:leftChars="600" w:left="1200"/>
-        <w:rPr>
-          <w:bCs/>
-          <w:color w:val="4472C4" w:themeColor="accent5"/>
-          <w:sz w:val="22"/>
-          <w:szCs w:val="24"/>
-        </w:rPr>
-      </w:pPr>
-    </w:p>
-    <w:p>
-      <w:pPr>
-        <w:pStyle w:val="a3"/>
-        <w:ind w:leftChars="600" w:left="1200"/>
-        <w:rPr>
-          <w:bCs/>
-          <w:color w:val="4472C4" w:themeColor="accent5"/>
-          <w:sz w:val="22"/>
-          <w:szCs w:val="24"/>
-        </w:rPr>
-      </w:pPr>
-    </w:p>
-    <w:p>
-      <w:pPr>
-        <w:pStyle w:val="a3"/>
-        <w:ind w:leftChars="600" w:left="1200"/>
-        <w:rPr>
-          <w:bCs/>
-          <w:color w:val="4472C4" w:themeColor="accent5"/>
-          <w:sz w:val="22"/>
-          <w:szCs w:val="24"/>
-        </w:rPr>
-      </w:pPr>
-    </w:p>
-    <w:p>
-      <w:pPr>
-        <w:pStyle w:val="a3"/>
-        <w:ind w:leftChars="600" w:left="1200"/>
-        <w:rPr>
-          <w:bCs/>
-          <w:color w:val="4472C4" w:themeColor="accent5"/>
-          <w:sz w:val="22"/>
-          <w:szCs w:val="24"/>
-        </w:rPr>
-      </w:pPr>
-    </w:p>
-    <w:p>
-      <w:pPr>
-        <w:pStyle w:val="a3"/>
-        <w:ind w:leftChars="600" w:left="1200"/>
-        <w:rPr>
-          <w:rFonts w:hint="eastAsia"/>
-          <w:bCs/>
-          <w:color w:val="4472C4" w:themeColor="accent5"/>
-          <w:sz w:val="22"/>
-          <w:szCs w:val="24"/>
-        </w:rPr>
-      </w:pPr>
-    </w:p>
-    <w:p>
-      <w:pPr>
-        <w:pStyle w:val="a3"/>
-        <w:numPr>
-          <w:ilvl w:val="0"/>
-          <w:numId w:val="9"/>
-        </w:numPr>
-        <w:ind w:leftChars="580" w:left="1520"/>
-        <w:rPr>
-          <w:bCs/>
-          <w:color w:val="4472C4" w:themeColor="accent5"/>
-          <w:sz w:val="22"/>
-          <w:szCs w:val="24"/>
-        </w:rPr>
-      </w:pPr>
-      <w:r>
-        <w:rPr>
-          <w:bCs/>
-          <w:color w:val="4472C4" w:themeColor="accent5"/>
-          <w:sz w:val="22"/>
-          <w:szCs w:val="24"/>
-        </w:rPr>
-        <w:t>File Descriptor</w:t>
-      </w:r>
-    </w:p>
-    <w:p>
-      <w:pPr>
-        <w:pStyle w:val="a3"/>
-        <w:ind w:leftChars="600" w:left="1200"/>
-        <w:rPr>
-          <w:bCs/>
-          <w:color w:val="4472C4" w:themeColor="accent5"/>
-          <w:sz w:val="22"/>
-          <w:szCs w:val="24"/>
-        </w:rPr>
-      </w:pPr>
-    </w:p>
-    <w:p>
-      <w:pPr>
-        <w:pStyle w:val="a3"/>
-        <w:numPr>
-          <w:ilvl w:val="0"/>
-          <w:numId w:val="9"/>
-        </w:numPr>
-        <w:ind w:leftChars="580" w:left="1520"/>
-        <w:rPr>
-          <w:bCs/>
-          <w:color w:val="4472C4" w:themeColor="accent5"/>
-          <w:sz w:val="22"/>
-          <w:szCs w:val="24"/>
-        </w:rPr>
-      </w:pPr>
-      <w:r>
-        <w:rPr>
-          <w:bCs/>
-          <w:color w:val="4472C4" w:themeColor="accent5"/>
-          <w:sz w:val="22"/>
-          <w:szCs w:val="24"/>
-        </w:rPr>
         <w:t>System Calls</w:t>
       </w:r>
     </w:p>
@@ -10145,8 +12138,19 @@
           <w:sz w:val="22"/>
           <w:szCs w:val="24"/>
         </w:rPr>
-        <w:lastRenderedPageBreak/>
-        <w:t>이번 프로젝트에서 개발한 시스템 콜을 구현 관점에서 상세히 서술.</w:t>
+        <w:t xml:space="preserve">이번 프로젝트에서 개발한 시스템 콜을 구현 관점에서 상세히 </w:t>
+      </w:r>
+      <w:bookmarkStart w:id="1" w:name="_GoBack"/>
+      <w:bookmarkEnd w:id="1"/>
+      <w:r>
+        <w:rPr>
+          <w:rFonts w:hint="eastAsia"/>
+          <w:b/>
+          <w:color w:val="4472C4" w:themeColor="accent5"/>
+          <w:sz w:val="22"/>
+          <w:szCs w:val="24"/>
+        </w:rPr>
+        <w:t>서술.</w:t>
       </w:r>
     </w:p>
     <w:p>
